--- a/index.docx
+++ b/index.docx
@@ -23,6 +23,14 @@
         <w:pStyle w:val="Author"/>
       </w:pPr>
       <w:r>
+        <w:t xml:space="preserve">Alexander Dunhill</w:t>
+      </w:r>
+    </w:p>
+    <w:p>
+      <w:pPr>
+        <w:pStyle w:val="Author"/>
+      </w:pPr>
+      <w:r>
         <w:t xml:space="preserve">Jennifer A. Dunne</w:t>
       </w:r>
     </w:p>
@@ -47,7 +55,7 @@
         <w:pStyle w:val="Date"/>
       </w:pPr>
       <w:r>
-        <w:t xml:space="preserve">2025-11-14</w:t>
+        <w:t xml:space="preserve">2026-01-19</w:t>
       </w:r>
     </w:p>
     <w:p>
@@ -80,7 +88,7 @@
         <w:t xml:space="preserve">(Loreau &amp; de Mazancourt, 2013)</w:t>
       </w:r>
       <w:r>
-        <w:t xml:space="preserve">. These relate to the abundance, distribution, functions, and services that biodiversity provides. Network representations of biodiversity are increasingly argued to be an asset to understanding and predicting the impacts of multiple, simultaneous stress on these core components of biodiversity</w:t>
+        <w:t xml:space="preserve">. These relate to the abundance, distribution, functions, and services that biodiversity provides. Network representations of interactions among organisms are increasingly argued to be an asset to understanding and predicting the impacts of multiple, simultaneous stress on these core components of biodiversity</w:t>
       </w:r>
       <w:r>
         <w:t xml:space="preserve"> </w:t>
@@ -89,7 +97,7 @@
         <w:t xml:space="preserve">(Simmons et al., 2021)</w:t>
       </w:r>
       <w:r>
-        <w:t xml:space="preserve">. Documenting interactions between and among species is thus one of the fundamental building blocks of community ecology and provide a powerful abstraction and platform for mathematical and statistical modelling of biodiversity to make predictions, and to mitigate and manage threats</w:t>
+        <w:t xml:space="preserve">. Documenting interactions between and among taxa is thus one of the fundamental building blocks of community ecology and provides a powerful abstraction and platform for mathematical and statistical modelling of biodiversity to make predictions, and to mitigate and manage threats</w:t>
       </w:r>
       <w:r>
         <w:t xml:space="preserve"> </w:t>
@@ -164,7 +172,7 @@
         <w:t xml:space="preserve"> </w:t>
       </w:r>
       <w:r>
-        <w:t xml:space="preserve">the biological, ecological, spatial/temporal scale) and and the way in which we construct the resulting networks (</w:t>
+        <w:t xml:space="preserve">the biological, ecological, spatial/temporal scales) and and the way in which we construct the resulting networks (</w:t>
       </w:r>
       <w:hyperlink w:anchor="sec-construct">
         <w:r>
@@ -192,7 +200,7 @@
         <w:pStyle w:val="BodyText"/>
       </w:pPr>
       <w:r>
-        <w:t xml:space="preserve">Fundamentally, we are talking about an intersection of the type of data used to construct a network and the underlying theory as to what drives the resolution and occurrence of interactions between species in those data. We still lack a clear explanation of the different assumptions and scale dependent processes that underpin network construction alongside extensive discussions about the challenges relating to data collection and observation</w:t>
+        <w:t xml:space="preserve">Fundamentally, we are talking about an intersection of the type of data used to construct a network and the underlying theory as to what drives the resolution and occurrence of interactions among species in those data. We still lack a clear explanation of the different assumptions and scale dependent processes that underpin network construction alongside extensive discussions about the challenges relating to data collection and observation</w:t>
       </w:r>
       <w:r>
         <w:t xml:space="preserve"> </w:t>
@@ -315,13 +323,13 @@
         <w:t xml:space="preserve"> </w:t>
       </w:r>
       <w:r>
-        <w:t xml:space="preserve">from which inferences can be made. For example, a network is needed to make inference specifically about the structure of communities. The structure of networks - their topology - have a long history reflecting core theory about energy flow</w:t>
-      </w:r>
-      <w:r>
-        <w:t xml:space="preserve"> </w:t>
-      </w:r>
-      <w:r>
-        <w:t xml:space="preserve">(Lindeman, 1942)</w:t>
+        <w:t xml:space="preserve">from which inferences can be made. For example, a network is needed to make inferences about the structure of communities. The structure of networks - their topology - have a long history reflecting core theory about energy flow</w:t>
+      </w:r>
+      <w:r>
+        <w:t xml:space="preserve"> </w:t>
+      </w:r>
+      <w:r>
+        <w:t xml:space="preserve">(Lindeman, 1942; Odum, 1968)</w:t>
       </w:r>
       <w:r>
         <w:t xml:space="preserve">, function</w:t>
@@ -336,13 +344,13 @@
         <w:t xml:space="preserve"> </w:t>
       </w:r>
       <w:r>
-        <w:t xml:space="preserve">and even stability</w:t>
-      </w:r>
-      <w:r>
-        <w:t xml:space="preserve"> </w:t>
-      </w:r>
-      <w:r>
-        <w:t xml:space="preserve">(Brose et al., 2006; Danet et al., 2024)</w:t>
+        <w:t xml:space="preserve">and stability</w:t>
+      </w:r>
+      <w:r>
+        <w:t xml:space="preserve"> </w:t>
+      </w:r>
+      <w:r>
+        <w:t xml:space="preserve">(Brose et al., 2006; Danet et al., 2024; MacArthur, 1955)</w:t>
       </w:r>
       <w:r>
         <w:t xml:space="preserve">. Networks are thus required as the response variable in evaluating ecological theory and statistical models of</w:t>
@@ -478,7 +486,7 @@
         <w:pStyle w:val="FirstParagraph"/>
       </w:pPr>
       <w:r>
-        <w:t xml:space="preserve">Although this may seem elementary that a node should represent a (taxonomic) species, the reality is that nodes often represents non-taxonomic units such as a trophic species (</w:t>
+        <w:t xml:space="preserve">While the convention is that nodes represent species, in practice nodes also represent other taxonomic units (e.g., sub-species, genera, families) i as well as non-taxonomic units such as a trophic species (</w:t>
       </w:r>
       <w:r>
         <w:rPr>
@@ -525,7 +533,7 @@
         <w:t xml:space="preserve">García-Callejas et al., 2023)</w:t>
       </w:r>
       <w:r>
-        <w:t xml:space="preserve">, or a segregation of species by life stages</w:t>
+        <w:t xml:space="preserve">, or a subset of a species defined by life stages</w:t>
       </w:r>
       <w:r>
         <w:t xml:space="preserve"> </w:t>
@@ -588,6 +596,9 @@
         <w:t xml:space="preserve">?). It can also affect the estimates of degree distributions and more specifically generality and vulnerability in networks (in/out degree). These metrics are central to inference about the structure and complexity of networks</w:t>
       </w:r>
       <w:r>
+        <w:t xml:space="preserve"> </w:t>
+      </w:r>
+      <w:r>
         <w:t xml:space="preserve">(Beckerman et al., 2006; Clegg et al., 2018)</w:t>
       </w:r>
       <w:r>
@@ -603,7 +614,23 @@
         <w:t xml:space="preserve"> </w:t>
       </w:r>
       <w:r>
-        <w:t xml:space="preserve">of, for example, extinction or invasions as the identity of species and the consequences of their losses can be hidden. Despite these issues, there are justifications for representing nodes as aggregated units. Most prominent relates to when the distribution of the links between aggregated nodes may be more meaningful in terms of understanding or making generalisations about the system *e.g.,* tracking species extinctions across feeding guilds</w:t>
+        <w:t xml:space="preserve">of, for example, extinction or invasions as the identity of species and the consequences of their losses can be hidden. Despite these issues, there are justifications for representing nodes as aggregated units. Most prominent relates to when the distribution of the links between aggregated nodes may be more meaningful in terms of understanding or making generalisations about the system</w:t>
+      </w:r>
+      <w:r>
+        <w:t xml:space="preserve"> </w:t>
+      </w:r>
+      <w:r>
+        <w:rPr>
+          <w:i/>
+          <w:iCs/>
+        </w:rPr>
+        <w:t xml:space="preserve">e.g.,</w:t>
+      </w:r>
+      <w:r>
+        <w:t xml:space="preserve"> </w:t>
+      </w:r>
+      <w:r>
+        <w:t xml:space="preserve">tracking species extinctions across feeding guilds</w:t>
       </w:r>
       <w:r>
         <w:t xml:space="preserve"> </w:t>
@@ -714,7 +741,7 @@
         <w:t xml:space="preserve">(Gauzens et al., 2025)</w:t>
       </w:r>
       <w:r>
-        <w:t xml:space="preserve">. There is also a myriad of ways in which the links themselves can be specified. Links between species can be treated as present or absent (</w:t>
+        <w:t xml:space="preserve">. There are also a myriad of ways in which the links themselves can be specified. Links between species can be treated as present or absent (</w:t>
       </w:r>
       <w:r>
         <w:rPr>
@@ -816,7 +843,7 @@
         <w:t xml:space="preserve"> </w:t>
       </w:r>
       <w:r>
-        <w:t xml:space="preserve">for a specific community at a given time and place. The fundamental differences between these two network representations are the spatial and temporal scale at which they are constructed, and the associated processes that are assumed to drive pattern at these scales.</w:t>
+        <w:t xml:space="preserve">for a specific community at a given time and place. The fundamental differences between these two network representations are the spatial and temporal scale at which they are constructed, and the associated processes that are assumed to drive patterns at these scales.</w:t>
       </w:r>
     </w:p>
     <w:p>
@@ -1264,7 +1291,7 @@
         <w:t xml:space="preserve"> </w:t>
       </w:r>
       <w:r>
-        <w:t xml:space="preserve">set of traits that allow it to chase, capture, and consume the resource. Interactions that are not compatible are defined as forbidden links</w:t>
+        <w:t xml:space="preserve">set of traits that allow it to acquire and consume the resource. Interactions that are not compatible are defined as forbidden links</w:t>
       </w:r>
       <w:r>
         <w:t xml:space="preserve"> </w:t>
@@ -1412,7 +1439,7 @@
         <w:t xml:space="preserve">(Blanchet et al., 2020)</w:t>
       </w:r>
       <w:r>
-        <w:t xml:space="preserve">, it is still a critical process that determines the realisation of a feeding. Knowledge on the co-occurrence of species allows us to spatially constrain a global metaweb to reflect regional metawebs</w:t>
+        <w:t xml:space="preserve">, it is still a critical process that determines the possible realisation of a feeding. Knowledge on the co-occurrence of species allows us to spatially constrain a global metaweb to reflect regional metawebs</w:t>
       </w:r>
       <w:r>
         <w:t xml:space="preserve"> </w:t>
@@ -1653,7 +1680,7 @@
         <w:t xml:space="preserve">(Banville et al., 2025; Poisot et al., 2015)</w:t>
       </w:r>
       <w:r>
-        <w:t xml:space="preserve">. Abundance data, linked to a derived metaweb delivers a foundation ruleset that can define the distribution and strength of links. Of note, however, is that such abundance constrained interactions are not necessarily contingent on there being any compatibility between species</w:t>
+        <w:t xml:space="preserve">. Abundance data (linked to a derived metaweb) delivers a foundation ruleset that can define the distribution and strength of links. Of note, however, is that such abundance constrained interactions are not necessarily contingent on there being any compatibility between species</w:t>
       </w:r>
       <w:r>
         <w:t xml:space="preserve"> </w:t>
@@ -1691,7 +1718,7 @@
         <w:t xml:space="preserve">(Stephens &amp; Krebs, 1986)</w:t>
       </w:r>
       <w:r>
-        <w:t xml:space="preserve">. Ultimately, consumer choice is underpinned by an energetic cost-benefit framework centered around profitability and defined by traits associated with finding, catching, killing, and consuming a resource</w:t>
+        <w:t xml:space="preserve">. Ultimately, consumer choice is underpinned by an energetic cost-benefit framework centered around profitability and defined by traits associated with acquisition and consumption of a resource</w:t>
       </w:r>
       <w:r>
         <w:t xml:space="preserve"> </w:t>
@@ -1742,7 +1769,16 @@
         <w:t xml:space="preserve"> </w:t>
       </w:r>
       <w:r>
-        <w:t xml:space="preserve">from a list of pairwise interactions, these methods deliver a realised web directly and as an emergent property of node behaviour. We also here make a distinction, developed below, with models like the Niche Model, where diet choice is implicit in it’s probabilistic network generating function, but it is working to replicate the</w:t>
+        <w:t xml:space="preserve">from a list of pairwise interactions, these methods deliver a realised web directly and as an emergent property of node behaviour. We also here make a distinction, developed below, with models like the Niche Model</w:t>
+      </w:r>
+      <w:r>
+        <w:t xml:space="preserve"> </w:t>
+      </w:r>
+      <w:r>
+        <w:t xml:space="preserve">(Williams &amp; Martinez, 2000)</w:t>
+      </w:r>
+      <w:r>
+        <w:t xml:space="preserve">, where diet choice is implicit in its probabilistic network generating function, but it is working to replicate the</w:t>
       </w:r>
       <w:r>
         <w:t xml:space="preserve"> </w:t>
@@ -2033,20 +2069,7 @@
         <w:t xml:space="preserve"> </w:t>
       </w:r>
       <w:r>
-        <w:t xml:space="preserve">process where insight and generalisation arises from a set of observations and relationships. Inductive reasoning as a foundation for network construction is implemented through node- and network levels. When applied at the node level, species specific networks are created and judge by their association with expected feeding interactions. When applied at the network level, networks are judged by their structural properties</w:t>
-      </w:r>
-      <w:r>
-        <w:t xml:space="preserve"> </w:t>
-      </w:r>
-      <w:r>
-        <w:rPr>
-          <w:i/>
-          <w:iCs/>
-        </w:rPr>
-        <w:t xml:space="preserve">per se</w:t>
-      </w:r>
-      <w:r>
-        <w:t xml:space="preserve">.</w:t>
+        <w:t xml:space="preserve">process where insight and generalisation arises from a set of observations and relationships. Inductive reasoning as a foundation for network construction is implemented at node and network levels. When applied at the node level, species-specific networks are created and judged by their association with expected feeding interactions. When applied at the network level, networks are judged by their structural properties.</w:t>
       </w:r>
     </w:p>
     <w:bookmarkStart w:id="32" w:name="X4e76a87b22fcfa13d438cfaa24cb26c2cd6e827"/>
@@ -2113,7 +2136,7 @@
         <w:pStyle w:val="BodyText"/>
       </w:pPr>
       <w:r>
-        <w:t xml:space="preserve">Evolutionary compatibility and co-occurrence constraints, the foundation theory for feasible networks, have been critical to the construction of</w:t>
+        <w:t xml:space="preserve">Evolutionary compatibility and co-occurrence constraints, have been critical to the construction of</w:t>
       </w:r>
       <w:r>
         <w:t xml:space="preserve"> </w:t>
@@ -2216,7 +2239,7 @@
         <w:t xml:space="preserve"> </w:t>
       </w:r>
       <w:r>
-        <w:t xml:space="preserve">based expert knowledge opinions. Typically this is done on a</w:t>
+        <w:t xml:space="preserve">based on expert knowledge opinions. Typically this is done on a</w:t>
       </w:r>
       <w:r>
         <w:t xml:space="preserve"> </w:t>
@@ -2252,7 +2275,7 @@
         <w:t xml:space="preserve"> </w:t>
       </w:r>
       <w:r>
-        <w:t xml:space="preserve">that specify a series of rules for a set of traits and interactions are deemed feasible if all conditions are met. Alternatively the body size ratio between the consumer and resource is often used</w:t>
+        <w:t xml:space="preserve">that specify a series of rules for a set of traits and interactions deemed feasible if all conditions are met. Alternatively the body size ratio between the consumer and resource is often used</w:t>
       </w:r>
       <w:r>
         <w:t xml:space="preserve"> </w:t>
@@ -2473,29 +2496,38 @@
         <w:pStyle w:val="FirstParagraph"/>
       </w:pPr>
       <w:r>
-        <w:t xml:space="preserve">Networks in this category are generated rules that create non-random networks that reflect empirical knowledge of ecological network structures and evaluated by matching predictions to this</w:t>
-      </w:r>
-      <w:r>
-        <w:t xml:space="preserve"> </w:t>
-      </w:r>
-      <w:r>
-        <w:rPr>
-          <w:i/>
-          <w:iCs/>
-        </w:rPr>
-        <w:t xml:space="preserve">expected</w:t>
-      </w:r>
-      <w:r>
-        <w:t xml:space="preserve"> </w:t>
-      </w:r>
-      <w:r>
-        <w:t xml:space="preserve">structure of the network(s). The determination of links between species is only implicitly linked to properties of the nodes. This means these networks are usually not species specific. Although these models are data input light, often requiring only species richness and an estimate of the number of expected links, they make clear assumptions regarding what the expectations are for network structure. These are some of the most commonly used network generation tools (e.g. the Niche model;</w:t>
-      </w:r>
-      <w:r>
-        <w:t xml:space="preserve"> </w:t>
-      </w:r>
-      <w:r>
-        <w:t xml:space="preserve">Williams &amp; Martinez (2008)</w:t>
+        <w:t xml:space="preserve">Networks in this category are generated using rules that create non-random networks that reflect some minimal empirical knowledge of ecological networks. These can be used in a variety of ways, for example comparing the structure of observed (realised?) networks to quantify relative deviations from the model structure. They are also used as a way to generate</w:t>
+      </w:r>
+      <w:r>
+        <w:t xml:space="preserve"> </w:t>
+      </w:r>
+      <w:r>
+        <w:t xml:space="preserve">‘realistic’</w:t>
+      </w:r>
+      <w:r>
+        <w:t xml:space="preserve"> </w:t>
+      </w:r>
+      <w:r>
+        <w:t xml:space="preserve">food web structures that are used for dynamical or other analyses The determination of links between species is only implicitly linked to properties of the nodes. This means these networks are usually not species specific. Although these models are data input light, often requiring only species richness and an estimate of the number of expected links, they make clear assumptions regarding what the expectations are for network structure. These are some of the most commonly used network generation tools (</w:t>
+      </w:r>
+      <w:r>
+        <w:rPr>
+          <w:i/>
+          <w:iCs/>
+        </w:rPr>
+        <w:t xml:space="preserve">e.g.,</w:t>
+      </w:r>
+      <w:r>
+        <w:t xml:space="preserve"> </w:t>
+      </w:r>
+      <w:r>
+        <w:t xml:space="preserve">the Niche model;</w:t>
+      </w:r>
+      <w:r>
+        <w:t xml:space="preserve"> </w:t>
+      </w:r>
+      <w:r>
+        <w:t xml:space="preserve">Williams &amp; Martinez (2000)</w:t>
       </w:r>
       <w:r>
         <w:t xml:space="preserve">). There are two sub-categories of these species agnostic networks.</w:t>
@@ -2643,7 +2675,7 @@
         <w:t xml:space="preserve"> </w:t>
       </w:r>
       <w:r>
-        <w:t xml:space="preserve">and have a strong representation in research comparing network structures along environmental gradients and delivering inference about extinctions and energy flux. They also provide the structural backbone for dynamical systems modelling to address questions about stability-structure-productivity-function relationships, secondary extinction dynamics, species invasion and climate change. There are two broad group of models in this deductive category.</w:t>
+        <w:t xml:space="preserve">and have a strong representation in research comparing network structures along environmental gradients and delivering inference about extinctions and energy flux. They also provide the structural backbone for dynamical systems modelling to address questions about stability-structure-productivity-function relationships, secondary extinction dynamics, species invasion and climate change. There are two broad groups of models in this deductive category.</w:t>
       </w:r>
     </w:p>
     <w:bookmarkStart w:id="35" w:name="species-specific-networks"/>
@@ -3200,7 +3232,7 @@
                     <w:jc w:val="center"/>
                   </w:pPr>
                   <w:r>
-                    <w:t xml:space="preserve">Eco-Evolutionary dynamics and hoe they relate to the conservation and origination of feeding strategies</w:t>
+                    <w:t xml:space="preserve">Eco-Evolutionary dynamics and how they relate to the conservation and origination of feeding strategies</w:t>
                   </w:r>
                 </w:p>
               </w:tc>
@@ -3528,7 +3560,7 @@
         <w:t xml:space="preserve">(Marjakangas et al., 2025)</w:t>
       </w:r>
       <w:r>
-        <w:t xml:space="preserve">. The implicit focus on feasibility in these examples highlights that global metawebs are linked to strong proxies for targets and mechanisms of evolutionary change. This offers a network scale for modelling ecological-evolutionary dynamics and the role that both the evolutionary history, natural selection, and phenotypic plasticity shapes the diet breadth of species.</w:t>
+        <w:t xml:space="preserve">. The implicit focus on feasibility in these examples highlights that global metawebs are linked to strong proxies for targets and mechanisms of evolutionary change. This offers a network scale for modelling ecological-evolutionary dynamics and the role that both evolutionary history, natural selection, and phenotypic plasticity shapes the diet breadth of species.</w:t>
       </w:r>
     </w:p>
     <w:bookmarkEnd w:id="39"/>
@@ -3853,7 +3885,7 @@
         <w:t xml:space="preserve"> </w:t>
       </w:r>
       <w:r>
-        <w:t xml:space="preserve">of feeding data making it conceptually more closely aligned with idea of a metaweb.</w:t>
+        <w:t xml:space="preserve">of feeding data making it conceptually more closely aligned with the idea of a metaweb.</w:t>
       </w:r>
     </w:p>
     <w:p>
@@ -4058,7 +4090,7 @@
         <w:t xml:space="preserve"> </w:t>
       </w:r>
       <w:r>
-        <w:t xml:space="preserve">of a network and thus the underling definition of the edge</w:t>
+        <w:t xml:space="preserve">of a network and thus the underlying definition of the edge</w:t>
       </w:r>
       <w:r>
         <w:t xml:space="preserve"> </w:t>
@@ -4273,7 +4305,7 @@
       </w:r>
     </w:p>
     <w:bookmarkEnd w:id="45"/>
-    <w:bookmarkStart w:id="274" w:name="references"/>
+    <w:bookmarkStart w:id="280" w:name="references"/>
     <w:p>
       <w:pPr>
         <w:pStyle w:val="Heading1"/>
@@ -4282,7 +4314,7 @@
         <w:t xml:space="preserve">References</w:t>
       </w:r>
     </w:p>
-    <w:bookmarkStart w:id="273" w:name="refs"/>
+    <w:bookmarkStart w:id="279" w:name="refs"/>
     <w:bookmarkStart w:id="47" w:name="ref-allesinaGeneralModelFood2008"/>
     <w:p>
       <w:pPr>
@@ -4705,13 +4737,13 @@
       </w:hyperlink>
     </w:p>
     <w:bookmarkEnd w:id="59"/>
-    <w:bookmarkStart w:id="60" w:name="ref-bitonInductiveLinkPrediction2024"/>
+    <w:bookmarkStart w:id="61" w:name="ref-bitonInductiveLinkPrediction2024"/>
     <w:p>
       <w:pPr>
         <w:pStyle w:val="Bibliography"/>
       </w:pPr>
       <w:r>
-        <w:t xml:space="preserve">Biton, B., Puzis, R., &amp; Pilosof, S. (2024).</w:t>
+        <w:t xml:space="preserve">Biton, B., Puzis, R., &amp; Pilosof, S. (2024, August 2).</w:t>
       </w:r>
       <w:r>
         <w:t xml:space="preserve"> </w:t>
@@ -4724,11 +4756,22 @@
         <w:t xml:space="preserve">Inductive link prediction boosts data availability and enables cross-community link prediction in ecological networks</w:t>
       </w:r>
       <w:r>
-        <w:t xml:space="preserve">. EcoEvoRxiv.</w:t>
-      </w:r>
-    </w:p>
-    <w:bookmarkEnd w:id="60"/>
-    <w:bookmarkStart w:id="62" w:name="ref-blanchetCooccurrenceNotEvidence2020"/>
+        <w:t xml:space="preserve">.</w:t>
+      </w:r>
+      <w:r>
+        <w:t xml:space="preserve"> </w:t>
+      </w:r>
+      <w:hyperlink r:id="rId60">
+        <w:r>
+          <w:rPr>
+            <w:rStyle w:val="Hyperlink"/>
+          </w:rPr>
+          <w:t xml:space="preserve">https://ecoevorxiv.org/repository/view/7492/</w:t>
+        </w:r>
+      </w:hyperlink>
+    </w:p>
+    <w:bookmarkEnd w:id="61"/>
+    <w:bookmarkStart w:id="63" w:name="ref-blanchetCooccurrenceNotEvidence2020"/>
     <w:p>
       <w:pPr>
         <w:pStyle w:val="Bibliography"/>
@@ -4765,7 +4808,7 @@
       <w:r>
         <w:t xml:space="preserve"> </w:t>
       </w:r>
-      <w:hyperlink r:id="rId61">
+      <w:hyperlink r:id="rId62">
         <w:r>
           <w:rPr>
             <w:rStyle w:val="Hyperlink"/>
@@ -4774,8 +4817,8 @@
         </w:r>
       </w:hyperlink>
     </w:p>
-    <w:bookmarkEnd w:id="62"/>
-    <w:bookmarkStart w:id="64" w:name="ref-bluthgenWhyNetworkAnalysis2010"/>
+    <w:bookmarkEnd w:id="63"/>
+    <w:bookmarkStart w:id="65" w:name="ref-bluthgenWhyNetworkAnalysis2010"/>
     <w:p>
       <w:pPr>
         <w:pStyle w:val="Bibliography"/>
@@ -4824,7 +4867,7 @@
       <w:r>
         <w:t xml:space="preserve"> </w:t>
       </w:r>
-      <w:hyperlink r:id="rId63">
+      <w:hyperlink r:id="rId64">
         <w:r>
           <w:rPr>
             <w:rStyle w:val="Hyperlink"/>
@@ -4833,8 +4876,8 @@
         </w:r>
       </w:hyperlink>
     </w:p>
-    <w:bookmarkEnd w:id="64"/>
-    <w:bookmarkStart w:id="66" w:name="X9d1f927846a542925bb5e07ec25c6794de0a124"/>
+    <w:bookmarkEnd w:id="65"/>
+    <w:bookmarkStart w:id="67" w:name="X9d1f927846a542925bb5e07ec25c6794de0a124"/>
     <w:p>
       <w:pPr>
         <w:pStyle w:val="Bibliography"/>
@@ -4904,7 +4947,7 @@
       <w:r>
         <w:t xml:space="preserve"> </w:t>
       </w:r>
-      <w:hyperlink r:id="rId65">
+      <w:hyperlink r:id="rId66">
         <w:r>
           <w:rPr>
             <w:rStyle w:val="Hyperlink"/>
@@ -4913,8 +4956,8 @@
         </w:r>
       </w:hyperlink>
     </w:p>
-    <w:bookmarkEnd w:id="66"/>
-    <w:bookmarkStart w:id="68" w:name="X0773538261821a81cd3c826b908bcd9f9b9eb23"/>
+    <w:bookmarkEnd w:id="67"/>
+    <w:bookmarkStart w:id="69" w:name="X0773538261821a81cd3c826b908bcd9f9b9eb23"/>
     <w:p>
       <w:pPr>
         <w:pStyle w:val="Bibliography"/>
@@ -4951,7 +4994,7 @@
       <w:r>
         <w:t xml:space="preserve"> </w:t>
       </w:r>
-      <w:hyperlink r:id="rId67">
+      <w:hyperlink r:id="rId68">
         <w:r>
           <w:rPr>
             <w:rStyle w:val="Hyperlink"/>
@@ -4960,8 +5003,8 @@
         </w:r>
       </w:hyperlink>
     </w:p>
-    <w:bookmarkEnd w:id="68"/>
-    <w:bookmarkStart w:id="70" w:name="X866d76638eb086a375868d385707e3e60c85c4a"/>
+    <w:bookmarkEnd w:id="69"/>
+    <w:bookmarkStart w:id="71" w:name="X866d76638eb086a375868d385707e3e60c85c4a"/>
     <w:p>
       <w:pPr>
         <w:pStyle w:val="Bibliography"/>
@@ -5010,7 +5053,7 @@
       <w:r>
         <w:t xml:space="preserve"> </w:t>
       </w:r>
-      <w:hyperlink r:id="rId69">
+      <w:hyperlink r:id="rId70">
         <w:r>
           <w:rPr>
             <w:rStyle w:val="Hyperlink"/>
@@ -5019,8 +5062,8 @@
         </w:r>
       </w:hyperlink>
     </w:p>
-    <w:bookmarkEnd w:id="70"/>
-    <w:bookmarkStart w:id="72" w:name="X539896ce86e228708f5963ceeaf0e82711f0c07"/>
+    <w:bookmarkEnd w:id="71"/>
+    <w:bookmarkStart w:id="73" w:name="X539896ce86e228708f5963ceeaf0e82711f0c07"/>
     <w:p>
       <w:pPr>
         <w:pStyle w:val="Bibliography"/>
@@ -5057,7 +5100,7 @@
       <w:r>
         <w:t xml:space="preserve"> </w:t>
       </w:r>
-      <w:hyperlink r:id="rId71">
+      <w:hyperlink r:id="rId72">
         <w:r>
           <w:rPr>
             <w:rStyle w:val="Hyperlink"/>
@@ -5066,8 +5109,8 @@
         </w:r>
       </w:hyperlink>
     </w:p>
-    <w:bookmarkEnd w:id="72"/>
-    <w:bookmarkStart w:id="74" w:name="ref-broseAllometricScalingEnhances2006"/>
+    <w:bookmarkEnd w:id="73"/>
+    <w:bookmarkStart w:id="75" w:name="ref-broseAllometricScalingEnhances2006"/>
     <w:p>
       <w:pPr>
         <w:pStyle w:val="Bibliography"/>
@@ -5104,7 +5147,7 @@
       <w:r>
         <w:t xml:space="preserve"> </w:t>
       </w:r>
-      <w:hyperlink r:id="rId73">
+      <w:hyperlink r:id="rId74">
         <w:r>
           <w:rPr>
             <w:rStyle w:val="Hyperlink"/>
@@ -5113,8 +5156,8 @@
         </w:r>
       </w:hyperlink>
     </w:p>
-    <w:bookmarkEnd w:id="74"/>
-    <w:bookmarkStart w:id="76" w:name="ref-brownMetabolicTheoryEcology2004"/>
+    <w:bookmarkEnd w:id="75"/>
+    <w:bookmarkStart w:id="77" w:name="ref-brownMetabolicTheoryEcology2004"/>
     <w:p>
       <w:pPr>
         <w:pStyle w:val="Bibliography"/>
@@ -5172,7 +5215,7 @@
       <w:r>
         <w:t xml:space="preserve"> </w:t>
       </w:r>
-      <w:hyperlink r:id="rId75">
+      <w:hyperlink r:id="rId76">
         <w:r>
           <w:rPr>
             <w:rStyle w:val="Hyperlink"/>
@@ -5181,8 +5224,8 @@
         </w:r>
       </w:hyperlink>
     </w:p>
-    <w:bookmarkEnd w:id="76"/>
-    <w:bookmarkStart w:id="78" w:name="X591894dce6a7dd087129459d3c224d8a4a26011"/>
+    <w:bookmarkEnd w:id="77"/>
+    <w:bookmarkStart w:id="79" w:name="X591894dce6a7dd087129459d3c224d8a4a26011"/>
     <w:p>
       <w:pPr>
         <w:pStyle w:val="Bibliography"/>
@@ -5228,7 +5271,7 @@
       <w:r>
         <w:t xml:space="preserve"> </w:t>
       </w:r>
-      <w:hyperlink r:id="rId77">
+      <w:hyperlink r:id="rId78">
         <w:r>
           <w:rPr>
             <w:rStyle w:val="Hyperlink"/>
@@ -5237,8 +5280,8 @@
         </w:r>
       </w:hyperlink>
     </w:p>
-    <w:bookmarkEnd w:id="78"/>
-    <w:bookmarkStart w:id="80" w:name="ref-canardEmpiricalEvaluationNeutral2014"/>
+    <w:bookmarkEnd w:id="79"/>
+    <w:bookmarkStart w:id="81" w:name="ref-canardEmpiricalEvaluationNeutral2014"/>
     <w:p>
       <w:pPr>
         <w:pStyle w:val="Bibliography"/>
@@ -5308,7 +5351,7 @@
       <w:r>
         <w:t xml:space="preserve"> </w:t>
       </w:r>
-      <w:hyperlink r:id="rId79">
+      <w:hyperlink r:id="rId80">
         <w:r>
           <w:rPr>
             <w:rStyle w:val="Hyperlink"/>
@@ -5317,8 +5360,8 @@
         </w:r>
       </w:hyperlink>
     </w:p>
-    <w:bookmarkEnd w:id="80"/>
-    <w:bookmarkStart w:id="82" w:name="X148151be55fae469550d414afe81ac309261681"/>
+    <w:bookmarkEnd w:id="81"/>
+    <w:bookmarkStart w:id="83" w:name="X148151be55fae469550d414afe81ac309261681"/>
     <w:p>
       <w:pPr>
         <w:pStyle w:val="Bibliography"/>
@@ -5376,7 +5419,7 @@
       <w:r>
         <w:t xml:space="preserve"> </w:t>
       </w:r>
-      <w:hyperlink r:id="rId81">
+      <w:hyperlink r:id="rId82">
         <w:r>
           <w:rPr>
             <w:rStyle w:val="Hyperlink"/>
@@ -5385,8 +5428,8 @@
         </w:r>
       </w:hyperlink>
     </w:p>
-    <w:bookmarkEnd w:id="82"/>
-    <w:bookmarkStart w:id="84" w:name="ref-caronTraitmatchingModelsPredict2024"/>
+    <w:bookmarkEnd w:id="83"/>
+    <w:bookmarkStart w:id="85" w:name="ref-caronTraitmatchingModelsPredict2024"/>
     <w:p>
       <w:pPr>
         <w:pStyle w:val="Bibliography"/>
@@ -5423,7 +5466,7 @@
       <w:r>
         <w:t xml:space="preserve"> </w:t>
       </w:r>
-      <w:hyperlink r:id="rId83">
+      <w:hyperlink r:id="rId84">
         <w:r>
           <w:rPr>
             <w:rStyle w:val="Hyperlink"/>
@@ -5432,8 +5475,8 @@
         </w:r>
       </w:hyperlink>
     </w:p>
-    <w:bookmarkEnd w:id="84"/>
-    <w:bookmarkStart w:id="86" w:name="ref-caronAddressingEltonianShortfall2022"/>
+    <w:bookmarkEnd w:id="85"/>
+    <w:bookmarkStart w:id="87" w:name="ref-caronAddressingEltonianShortfall2022"/>
     <w:p>
       <w:pPr>
         <w:pStyle w:val="Bibliography"/>
@@ -5482,7 +5525,7 @@
       <w:r>
         <w:t xml:space="preserve"> </w:t>
       </w:r>
-      <w:hyperlink r:id="rId85">
+      <w:hyperlink r:id="rId86">
         <w:r>
           <w:rPr>
             <w:rStyle w:val="Hyperlink"/>
@@ -5491,8 +5534,8 @@
         </w:r>
       </w:hyperlink>
     </w:p>
-    <w:bookmarkEnd w:id="86"/>
-    <w:bookmarkStart w:id="88" w:name="X5c779d5ad003a7245ae62c5694cc82a24ffb865"/>
+    <w:bookmarkEnd w:id="87"/>
+    <w:bookmarkStart w:id="89" w:name="X5c779d5ad003a7245ae62c5694cc82a24ffb865"/>
     <w:p>
       <w:pPr>
         <w:pStyle w:val="Bibliography"/>
@@ -5524,12 +5567,12 @@
         <w:t xml:space="preserve">427</w:t>
       </w:r>
       <w:r>
-        <w:t xml:space="preserve">(6977), 835–839.</w:t>
-      </w:r>
-      <w:r>
-        <w:t xml:space="preserve"> </w:t>
-      </w:r>
-      <w:hyperlink r:id="rId87">
+        <w:t xml:space="preserve">(6977, 6977), 835–839.</w:t>
+      </w:r>
+      <w:r>
+        <w:t xml:space="preserve"> </w:t>
+      </w:r>
+      <w:hyperlink r:id="rId88">
         <w:r>
           <w:rPr>
             <w:rStyle w:val="Hyperlink"/>
@@ -5538,8 +5581,8 @@
         </w:r>
       </w:hyperlink>
     </w:p>
-    <w:bookmarkEnd w:id="88"/>
-    <w:bookmarkStart w:id="90" w:name="ref-cherifEnvironmentRescueCan2024"/>
+    <w:bookmarkEnd w:id="89"/>
+    <w:bookmarkStart w:id="91" w:name="ref-cherifEnvironmentRescueCan2024"/>
     <w:p>
       <w:pPr>
         <w:pStyle w:val="Bibliography"/>
@@ -5576,7 +5619,7 @@
       <w:r>
         <w:t xml:space="preserve"> </w:t>
       </w:r>
-      <w:hyperlink r:id="rId89">
+      <w:hyperlink r:id="rId90">
         <w:r>
           <w:rPr>
             <w:rStyle w:val="Hyperlink"/>
@@ -5585,14 +5628,14 @@
         </w:r>
       </w:hyperlink>
     </w:p>
-    <w:bookmarkEnd w:id="90"/>
-    <w:bookmarkStart w:id="92" w:name="Xb1d8b6b275822be1886d160023287af73cce966"/>
+    <w:bookmarkEnd w:id="91"/>
+    <w:bookmarkStart w:id="93" w:name="Xb1d8b6b275822be1886d160023287af73cce966"/>
     <w:p>
       <w:pPr>
         <w:pStyle w:val="Bibliography"/>
       </w:pPr>
       <w:r>
-        <w:t xml:space="preserve">Cirtwill, A. R., Eklf, A., Roslin, T., Wootton, K., &amp; Gravel, D. (2019). A quantitative framework for investigating the reliability of empirical network construction.</w:t>
+        <w:t xml:space="preserve">Cirtwill, A. R., Eklӧf, A., Roslin, T., Wootton, K., &amp; Gravel, D. (2019). A quantitative framework for investigating the reliability of empirical network construction.</w:t>
       </w:r>
       <w:r>
         <w:t xml:space="preserve"> </w:t>
@@ -5623,7 +5666,7 @@
       <w:r>
         <w:t xml:space="preserve"> </w:t>
       </w:r>
-      <w:hyperlink r:id="rId91">
+      <w:hyperlink r:id="rId92">
         <w:r>
           <w:rPr>
             <w:rStyle w:val="Hyperlink"/>
@@ -5632,8 +5675,8 @@
         </w:r>
       </w:hyperlink>
     </w:p>
-    <w:bookmarkEnd w:id="92"/>
-    <w:bookmarkStart w:id="94" w:name="X1e400912f73fb757a731e54197f38b81e74f066"/>
+    <w:bookmarkEnd w:id="93"/>
+    <w:bookmarkStart w:id="95" w:name="X1e400912f73fb757a731e54197f38b81e74f066"/>
     <w:p>
       <w:pPr>
         <w:pStyle w:val="Bibliography"/>
@@ -5670,7 +5713,7 @@
       <w:r>
         <w:t xml:space="preserve"> </w:t>
       </w:r>
-      <w:hyperlink r:id="rId93">
+      <w:hyperlink r:id="rId94">
         <w:r>
           <w:rPr>
             <w:rStyle w:val="Hyperlink"/>
@@ -5679,8 +5722,8 @@
         </w:r>
       </w:hyperlink>
     </w:p>
-    <w:bookmarkEnd w:id="94"/>
-    <w:bookmarkStart w:id="95" w:name="ref-cohenCommunityFoodWebs1990"/>
+    <w:bookmarkEnd w:id="95"/>
+    <w:bookmarkStart w:id="97" w:name="ref-cohenCommunityFoodWebs1990"/>
     <w:p>
       <w:pPr>
         <w:pStyle w:val="Bibliography"/>
@@ -5764,9 +5807,20 @@
       <w:r>
         <w:t xml:space="preserve">. Springer-Verlag.</w:t>
       </w:r>
-    </w:p>
-    <w:bookmarkEnd w:id="95"/>
-    <w:bookmarkStart w:id="97" w:name="Xe3e49d362cfe4dc69cf94913d43d3c00a90a030"/>
+      <w:r>
+        <w:t xml:space="preserve"> </w:t>
+      </w:r>
+      <w:hyperlink r:id="rId96">
+        <w:r>
+          <w:rPr>
+            <w:rStyle w:val="Hyperlink"/>
+          </w:rPr>
+          <w:t xml:space="preserve">https://www.springer.com/gp/book/9783642837869</w:t>
+        </w:r>
+      </w:hyperlink>
+    </w:p>
+    <w:bookmarkEnd w:id="97"/>
+    <w:bookmarkStart w:id="99" w:name="Xe3e49d362cfe4dc69cf94913d43d3c00a90a030"/>
     <w:p>
       <w:pPr>
         <w:pStyle w:val="Bibliography"/>
@@ -5803,7 +5857,7 @@
       <w:r>
         <w:t xml:space="preserve"> </w:t>
       </w:r>
-      <w:hyperlink r:id="rId96">
+      <w:hyperlink r:id="rId98">
         <w:r>
           <w:rPr>
             <w:rStyle w:val="Hyperlink"/>
@@ -5812,8 +5866,8 @@
         </w:r>
       </w:hyperlink>
     </w:p>
-    <w:bookmarkEnd w:id="97"/>
-    <w:bookmarkStart w:id="99" w:name="Xb3b6534bc80dc64b51dd5a3b4d335b302bedbee"/>
+    <w:bookmarkEnd w:id="99"/>
+    <w:bookmarkStart w:id="101" w:name="Xb3b6534bc80dc64b51dd5a3b4d335b302bedbee"/>
     <w:p>
       <w:pPr>
         <w:pStyle w:val="Bibliography"/>
@@ -5850,7 +5904,7 @@
       <w:r>
         <w:t xml:space="preserve"> </w:t>
       </w:r>
-      <w:hyperlink r:id="rId98">
+      <w:hyperlink r:id="rId100">
         <w:r>
           <w:rPr>
             <w:rStyle w:val="Hyperlink"/>
@@ -5859,8 +5913,8 @@
         </w:r>
       </w:hyperlink>
     </w:p>
-    <w:bookmarkEnd w:id="99"/>
-    <w:bookmarkStart w:id="101" w:name="ref-dallasPredictingCrypticLinks2017"/>
+    <w:bookmarkEnd w:id="101"/>
+    <w:bookmarkStart w:id="103" w:name="ref-dallasPredictingCrypticLinks2017"/>
     <w:p>
       <w:pPr>
         <w:pStyle w:val="Bibliography"/>
@@ -5897,7 +5951,7 @@
       <w:r>
         <w:t xml:space="preserve"> </w:t>
       </w:r>
-      <w:hyperlink r:id="rId100">
+      <w:hyperlink r:id="rId102">
         <w:r>
           <w:rPr>
             <w:rStyle w:val="Hyperlink"/>
@@ -5906,14 +5960,14 @@
         </w:r>
       </w:hyperlink>
     </w:p>
-    <w:bookmarkEnd w:id="101"/>
-    <w:bookmarkStart w:id="103" w:name="ref-danetResponseDiversityMajor2024"/>
+    <w:bookmarkEnd w:id="103"/>
+    <w:bookmarkStart w:id="105" w:name="ref-danetResponseDiversityMajor2024"/>
     <w:p>
       <w:pPr>
         <w:pStyle w:val="Bibliography"/>
       </w:pPr>
       <w:r>
-        <w:t xml:space="preserve">Danet, A., Kéfi, S., Johnson, T. F., &amp; Beckerman, A. P. (2024).</w:t>
+        <w:t xml:space="preserve">Danet, A., Kéfi, S., Johnson, T. F., &amp; Beckerman, A. P. (2024, August 30).</w:t>
       </w:r>
       <w:r>
         <w:t xml:space="preserve"> </w:t>
@@ -5926,15 +5980,12 @@
         <w:t xml:space="preserve">Response diversity is a major driver of temporal stability in complex food webs</w:t>
       </w:r>
       <w:r>
-        <w:t xml:space="preserve"> </w:t>
-      </w:r>
-      <w:r>
-        <w:t xml:space="preserve">(p. 2024.08.29.610288). bioRxiv.</w:t>
-      </w:r>
-      <w:r>
-        <w:t xml:space="preserve"> </w:t>
-      </w:r>
-      <w:hyperlink r:id="rId102">
+        <w:t xml:space="preserve">.</w:t>
+      </w:r>
+      <w:r>
+        <w:t xml:space="preserve"> </w:t>
+      </w:r>
+      <w:hyperlink r:id="rId104">
         <w:r>
           <w:rPr>
             <w:rStyle w:val="Hyperlink"/>
@@ -5942,9 +5993,15 @@
           <w:t xml:space="preserve">https://doi.org/10.1101/2024.08.29.610288</w:t>
         </w:r>
       </w:hyperlink>
-    </w:p>
-    <w:bookmarkEnd w:id="103"/>
-    <w:bookmarkStart w:id="105" w:name="X22de709a0892f7df2c5e90247dcb7344c16197f"/>
+      <w:r>
+        <w:t xml:space="preserve"> </w:t>
+      </w:r>
+      <w:r>
+        <w:t xml:space="preserve">(Pre-published)</w:t>
+      </w:r>
+    </w:p>
+    <w:bookmarkEnd w:id="105"/>
+    <w:bookmarkStart w:id="107" w:name="X22de709a0892f7df2c5e90247dcb7344c16197f"/>
     <w:p>
       <w:pPr>
         <w:pStyle w:val="Bibliography"/>
@@ -5981,7 +6038,7 @@
       <w:r>
         <w:t xml:space="preserve"> </w:t>
       </w:r>
-      <w:hyperlink r:id="rId104">
+      <w:hyperlink r:id="rId106">
         <w:r>
           <w:rPr>
             <w:rStyle w:val="Hyperlink"/>
@@ -5990,8 +6047,8 @@
         </w:r>
       </w:hyperlink>
     </w:p>
-    <w:bookmarkEnd w:id="105"/>
-    <w:bookmarkStart w:id="106" w:name="X19ae0996a3277bbc8bb2a7aff1622ec0c861aa4"/>
+    <w:bookmarkEnd w:id="107"/>
+    <w:bookmarkStart w:id="109" w:name="X19ae0996a3277bbc8bb2a7aff1622ec0c861aa4"/>
     <w:p>
       <w:pPr>
         <w:pStyle w:val="Bibliography"/>
@@ -6012,9 +6069,20 @@
       <w:r>
         <w:t xml:space="preserve">.</w:t>
       </w:r>
-    </w:p>
-    <w:bookmarkEnd w:id="106"/>
-    <w:bookmarkStart w:id="108" w:name="ref-delmasSimulationsBiomassDynamics2017"/>
+      <w:r>
+        <w:t xml:space="preserve"> </w:t>
+      </w:r>
+      <w:hyperlink r:id="rId108">
+        <w:r>
+          <w:rPr>
+            <w:rStyle w:val="Hyperlink"/>
+          </w:rPr>
+          <w:t xml:space="preserve">https://ecoevorxiv.org/repository/view/8134/</w:t>
+        </w:r>
+      </w:hyperlink>
+    </w:p>
+    <w:bookmarkEnd w:id="109"/>
+    <w:bookmarkStart w:id="111" w:name="ref-delmasSimulationsBiomassDynamics2017"/>
     <w:p>
       <w:pPr>
         <w:pStyle w:val="Bibliography"/>
@@ -6051,7 +6119,7 @@
       <w:r>
         <w:t xml:space="preserve"> </w:t>
       </w:r>
-      <w:hyperlink r:id="rId107">
+      <w:hyperlink r:id="rId110">
         <w:r>
           <w:rPr>
             <w:rStyle w:val="Hyperlink"/>
@@ -6060,8 +6128,8 @@
         </w:r>
       </w:hyperlink>
     </w:p>
-    <w:bookmarkEnd w:id="108"/>
-    <w:bookmarkStart w:id="110" w:name="Xbdf894eb48feca28c76080dbbbcbceedf5db43e"/>
+    <w:bookmarkEnd w:id="111"/>
+    <w:bookmarkStart w:id="113" w:name="Xbdf894eb48feca28c76080dbbbcbceedf5db43e"/>
     <w:p>
       <w:pPr>
         <w:pStyle w:val="Bibliography"/>
@@ -6110,7 +6178,7 @@
       <w:r>
         <w:t xml:space="preserve"> </w:t>
       </w:r>
-      <w:hyperlink r:id="rId109">
+      <w:hyperlink r:id="rId112">
         <w:r>
           <w:rPr>
             <w:rStyle w:val="Hyperlink"/>
@@ -6119,8 +6187,8 @@
         </w:r>
       </w:hyperlink>
     </w:p>
-    <w:bookmarkEnd w:id="110"/>
-    <w:bookmarkStart w:id="111" w:name="ref-dormannRisePossibleFall2023"/>
+    <w:bookmarkEnd w:id="113"/>
+    <w:bookmarkStart w:id="114" w:name="ref-dormannRisePossibleFall2023"/>
     <w:p>
       <w:pPr>
         <w:pStyle w:val="Bibliography"/>
@@ -6215,8 +6283,8 @@
         <w:t xml:space="preserve">(pp. 143–159.). Tredition.</w:t>
       </w:r>
     </w:p>
-    <w:bookmarkEnd w:id="111"/>
-    <w:bookmarkStart w:id="113" w:name="X252b8e82e5b3d72ad0b35a3cf499df77ed31d0f"/>
+    <w:bookmarkEnd w:id="114"/>
+    <w:bookmarkStart w:id="116" w:name="X252b8e82e5b3d72ad0b35a3cf499df77ed31d0f"/>
     <w:p>
       <w:pPr>
         <w:pStyle w:val="Bibliography"/>
@@ -6265,7 +6333,7 @@
       <w:r>
         <w:t xml:space="preserve"> </w:t>
       </w:r>
-      <w:hyperlink r:id="rId112">
+      <w:hyperlink r:id="rId115">
         <w:r>
           <w:rPr>
             <w:rStyle w:val="Hyperlink"/>
@@ -6274,8 +6342,8 @@
         </w:r>
       </w:hyperlink>
     </w:p>
-    <w:bookmarkEnd w:id="113"/>
-    <w:bookmarkStart w:id="114" w:name="ref-dunneNetworkStructureFood2006"/>
+    <w:bookmarkEnd w:id="116"/>
+    <w:bookmarkStart w:id="117" w:name="ref-dunneNetworkStructureFood2006"/>
     <w:p>
       <w:pPr>
         <w:pStyle w:val="Bibliography"/>
@@ -6349,8 +6417,8 @@
         <w:t xml:space="preserve">(pp. 27–86). Oxford University Press.</w:t>
       </w:r>
     </w:p>
-    <w:bookmarkEnd w:id="114"/>
-    <w:bookmarkStart w:id="116" w:name="ref-eklofSecondaryExtinctionsFood2013"/>
+    <w:bookmarkEnd w:id="117"/>
+    <w:bookmarkStart w:id="119" w:name="ref-eklofSecondaryExtinctionsFood2013"/>
     <w:p>
       <w:pPr>
         <w:pStyle w:val="Bibliography"/>
@@ -6399,7 +6467,7 @@
       <w:r>
         <w:t xml:space="preserve"> </w:t>
       </w:r>
-      <w:hyperlink r:id="rId115">
+      <w:hyperlink r:id="rId118">
         <w:r>
           <w:rPr>
             <w:rStyle w:val="Hyperlink"/>
@@ -6408,8 +6476,8 @@
         </w:r>
       </w:hyperlink>
     </w:p>
-    <w:bookmarkEnd w:id="116"/>
-    <w:bookmarkStart w:id="118" w:name="ref-fortinNetworkEcologyDynamic2021"/>
+    <w:bookmarkEnd w:id="119"/>
+    <w:bookmarkStart w:id="121" w:name="ref-fortinNetworkEcologyDynamic2021"/>
     <w:p>
       <w:pPr>
         <w:pStyle w:val="Bibliography"/>
@@ -6446,7 +6514,7 @@
       <w:r>
         <w:t xml:space="preserve"> </w:t>
       </w:r>
-      <w:hyperlink r:id="rId117">
+      <w:hyperlink r:id="rId120">
         <w:r>
           <w:rPr>
             <w:rStyle w:val="Hyperlink"/>
@@ -6455,8 +6523,8 @@
         </w:r>
       </w:hyperlink>
     </w:p>
-    <w:bookmarkEnd w:id="118"/>
-    <w:bookmarkStart w:id="120" w:name="ref-frickeCollapseTerrestrialMammal2022"/>
+    <w:bookmarkEnd w:id="121"/>
+    <w:bookmarkStart w:id="123" w:name="ref-frickeCollapseTerrestrialMammal2022"/>
     <w:p>
       <w:pPr>
         <w:pStyle w:val="Bibliography"/>
@@ -6502,7 +6570,7 @@
       <w:r>
         <w:t xml:space="preserve"> </w:t>
       </w:r>
-      <w:hyperlink r:id="rId119">
+      <w:hyperlink r:id="rId122">
         <w:r>
           <w:rPr>
             <w:rStyle w:val="Hyperlink"/>
@@ -6511,8 +6579,8 @@
         </w:r>
       </w:hyperlink>
     </w:p>
-    <w:bookmarkEnd w:id="120"/>
-    <w:bookmarkStart w:id="122" w:name="X953f6871d68b12bcf0b0712b88c61950663d1f7"/>
+    <w:bookmarkEnd w:id="123"/>
+    <w:bookmarkStart w:id="125" w:name="X953f6871d68b12bcf0b0712b88c61950663d1f7"/>
     <w:p>
       <w:pPr>
         <w:pStyle w:val="Bibliography"/>
@@ -6549,7 +6617,7 @@
       <w:r>
         <w:t xml:space="preserve"> </w:t>
       </w:r>
-      <w:hyperlink r:id="rId121">
+      <w:hyperlink r:id="rId124">
         <w:r>
           <w:rPr>
             <w:rStyle w:val="Hyperlink"/>
@@ -6558,8 +6626,8 @@
         </w:r>
       </w:hyperlink>
     </w:p>
-    <w:bookmarkEnd w:id="122"/>
-    <w:bookmarkStart w:id="124" w:name="Xeaac6401b3f2ce9d74319c82605684477c83e79"/>
+    <w:bookmarkEnd w:id="125"/>
+    <w:bookmarkStart w:id="127" w:name="Xeaac6401b3f2ce9d74319c82605684477c83e79"/>
     <w:p>
       <w:pPr>
         <w:pStyle w:val="Bibliography"/>
@@ -6583,7 +6651,7 @@
       <w:r>
         <w:t xml:space="preserve"> </w:t>
       </w:r>
-      <w:hyperlink r:id="rId123">
+      <w:hyperlink r:id="rId126">
         <w:r>
           <w:rPr>
             <w:rStyle w:val="Hyperlink"/>
@@ -6592,8 +6660,8 @@
         </w:r>
       </w:hyperlink>
     </w:p>
-    <w:bookmarkEnd w:id="124"/>
-    <w:bookmarkStart w:id="126" w:name="ref-golubskiModifyingModifiersWhat2011"/>
+    <w:bookmarkEnd w:id="127"/>
+    <w:bookmarkStart w:id="129" w:name="ref-golubskiModifyingModifiersWhat2011"/>
     <w:p>
       <w:pPr>
         <w:pStyle w:val="Bibliography"/>
@@ -6630,7 +6698,7 @@
       <w:r>
         <w:t xml:space="preserve"> </w:t>
       </w:r>
-      <w:hyperlink r:id="rId125">
+      <w:hyperlink r:id="rId128">
         <w:r>
           <w:rPr>
             <w:rStyle w:val="Hyperlink"/>
@@ -6639,8 +6707,8 @@
         </w:r>
       </w:hyperlink>
     </w:p>
-    <w:bookmarkEnd w:id="126"/>
-    <w:bookmarkStart w:id="128" w:name="ref-gomezEcologicalInteractionsAre2010"/>
+    <w:bookmarkEnd w:id="129"/>
+    <w:bookmarkStart w:id="131" w:name="ref-gomezEcologicalInteractionsAre2010"/>
     <w:p>
       <w:pPr>
         <w:pStyle w:val="Bibliography"/>
@@ -6672,12 +6740,12 @@
         <w:t xml:space="preserve">465</w:t>
       </w:r>
       <w:r>
-        <w:t xml:space="preserve">(7300), 918–921.</w:t>
-      </w:r>
-      <w:r>
-        <w:t xml:space="preserve"> </w:t>
-      </w:r>
-      <w:hyperlink r:id="rId127">
+        <w:t xml:space="preserve">(7300, 7300), 918–921.</w:t>
+      </w:r>
+      <w:r>
+        <w:t xml:space="preserve"> </w:t>
+      </w:r>
+      <w:hyperlink r:id="rId130">
         <w:r>
           <w:rPr>
             <w:rStyle w:val="Hyperlink"/>
@@ -6686,8 +6754,8 @@
         </w:r>
       </w:hyperlink>
     </w:p>
-    <w:bookmarkEnd w:id="128"/>
-    <w:bookmarkStart w:id="130" w:name="ref-gravelBringingEltonGrinnell2019"/>
+    <w:bookmarkEnd w:id="131"/>
+    <w:bookmarkStart w:id="133" w:name="ref-gravelBringingEltonGrinnell2019"/>
     <w:p>
       <w:pPr>
         <w:pStyle w:val="Bibliography"/>
@@ -6748,7 +6816,7 @@
       <w:r>
         <w:t xml:space="preserve"> </w:t>
       </w:r>
-      <w:hyperlink r:id="rId129">
+      <w:hyperlink r:id="rId132">
         <w:r>
           <w:rPr>
             <w:rStyle w:val="Hyperlink"/>
@@ -6757,8 +6825,8 @@
         </w:r>
       </w:hyperlink>
     </w:p>
-    <w:bookmarkEnd w:id="130"/>
-    <w:bookmarkStart w:id="132" w:name="ref-gravelInferringFoodWeb2013"/>
+    <w:bookmarkEnd w:id="133"/>
+    <w:bookmarkStart w:id="135" w:name="ref-gravelInferringFoodWeb2013"/>
     <w:p>
       <w:pPr>
         <w:pStyle w:val="Bibliography"/>
@@ -6795,7 +6863,7 @@
       <w:r>
         <w:t xml:space="preserve"> </w:t>
       </w:r>
-      <w:hyperlink r:id="rId131">
+      <w:hyperlink r:id="rId134">
         <w:r>
           <w:rPr>
             <w:rStyle w:val="Hyperlink"/>
@@ -6804,8 +6872,8 @@
         </w:r>
       </w:hyperlink>
     </w:p>
-    <w:bookmarkEnd w:id="132"/>
-    <w:bookmarkStart w:id="134" w:name="ref-haoGlobalProjectionTerrestrial2025"/>
+    <w:bookmarkEnd w:id="135"/>
+    <w:bookmarkStart w:id="137" w:name="ref-haoGlobalProjectionTerrestrial2025"/>
     <w:p>
       <w:pPr>
         <w:pStyle w:val="Bibliography"/>
@@ -6875,7 +6943,7 @@
       <w:r>
         <w:t xml:space="preserve"> </w:t>
       </w:r>
-      <w:hyperlink r:id="rId133">
+      <w:hyperlink r:id="rId136">
         <w:r>
           <w:rPr>
             <w:rStyle w:val="Hyperlink"/>
@@ -6884,8 +6952,8 @@
         </w:r>
       </w:hyperlink>
     </w:p>
-    <w:bookmarkEnd w:id="134"/>
-    <w:bookmarkStart w:id="136" w:name="ref-higinoMismatchIUCNRange2023"/>
+    <w:bookmarkEnd w:id="137"/>
+    <w:bookmarkStart w:id="139" w:name="ref-higinoMismatchIUCNRange2023"/>
     <w:p>
       <w:pPr>
         <w:pStyle w:val="Bibliography"/>
@@ -6946,7 +7014,7 @@
       <w:r>
         <w:t xml:space="preserve"> </w:t>
       </w:r>
-      <w:hyperlink r:id="rId135">
+      <w:hyperlink r:id="rId138">
         <w:r>
           <w:rPr>
             <w:rStyle w:val="Hyperlink"/>
@@ -6955,8 +7023,8 @@
         </w:r>
       </w:hyperlink>
     </w:p>
-    <w:bookmarkEnd w:id="136"/>
-    <w:bookmarkStart w:id="138" w:name="ref-huiHowInvadeEcological2019"/>
+    <w:bookmarkEnd w:id="139"/>
+    <w:bookmarkStart w:id="141" w:name="ref-huiHowInvadeEcological2019"/>
     <w:p>
       <w:pPr>
         <w:pStyle w:val="Bibliography"/>
@@ -7014,7 +7082,7 @@
       <w:r>
         <w:t xml:space="preserve"> </w:t>
       </w:r>
-      <w:hyperlink r:id="rId137">
+      <w:hyperlink r:id="rId140">
         <w:r>
           <w:rPr>
             <w:rStyle w:val="Hyperlink"/>
@@ -7023,8 +7091,8 @@
         </w:r>
       </w:hyperlink>
     </w:p>
-    <w:bookmarkEnd w:id="138"/>
-    <w:bookmarkStart w:id="140" w:name="ref-ingsEcologicalNetworksbeyondFood2009"/>
+    <w:bookmarkEnd w:id="141"/>
+    <w:bookmarkStart w:id="143" w:name="ref-ingsEcologicalNetworksbeyondFood2009"/>
     <w:p>
       <w:pPr>
         <w:pStyle w:val="Bibliography"/>
@@ -7061,7 +7129,7 @@
       <w:r>
         <w:t xml:space="preserve"> </w:t>
       </w:r>
-      <w:hyperlink r:id="rId139">
+      <w:hyperlink r:id="rId142">
         <w:r>
           <w:rPr>
             <w:rStyle w:val="Hyperlink"/>
@@ -7070,8 +7138,8 @@
         </w:r>
       </w:hyperlink>
     </w:p>
-    <w:bookmarkEnd w:id="140"/>
-    <w:bookmarkStart w:id="142" w:name="Xf53c03f1c3fea4e4289657cbb0682f5f23e8b1d"/>
+    <w:bookmarkEnd w:id="143"/>
+    <w:bookmarkStart w:id="145" w:name="Xf53c03f1c3fea4e4289657cbb0682f5f23e8b1d"/>
     <w:p>
       <w:pPr>
         <w:pStyle w:val="Bibliography"/>
@@ -7117,7 +7185,7 @@
       <w:r>
         <w:t xml:space="preserve"> </w:t>
       </w:r>
-      <w:hyperlink r:id="rId141">
+      <w:hyperlink r:id="rId144">
         <w:r>
           <w:rPr>
             <w:rStyle w:val="Hyperlink"/>
@@ -7126,8 +7194,8 @@
         </w:r>
       </w:hyperlink>
     </w:p>
-    <w:bookmarkEnd w:id="142"/>
-    <w:bookmarkStart w:id="144" w:name="X2d6834cb08966b7d5da0c61c80079bb46b07a34"/>
+    <w:bookmarkEnd w:id="145"/>
+    <w:bookmarkStart w:id="147" w:name="X2d6834cb08966b7d5da0c61c80079bb46b07a34"/>
     <w:p>
       <w:pPr>
         <w:pStyle w:val="Bibliography"/>
@@ -7151,7 +7219,7 @@
       <w:r>
         <w:t xml:space="preserve"> </w:t>
       </w:r>
-      <w:hyperlink r:id="rId143">
+      <w:hyperlink r:id="rId146">
         <w:r>
           <w:rPr>
             <w:rStyle w:val="Hyperlink"/>
@@ -7160,8 +7228,8 @@
         </w:r>
       </w:hyperlink>
     </w:p>
-    <w:bookmarkEnd w:id="144"/>
-    <w:bookmarkStart w:id="146" w:name="X1ee5fa61c9d599972880299fb826f183e1453ca"/>
+    <w:bookmarkEnd w:id="147"/>
+    <w:bookmarkStart w:id="149" w:name="X1ee5fa61c9d599972880299fb826f183e1453ca"/>
     <w:p>
       <w:pPr>
         <w:pStyle w:val="Bibliography"/>
@@ -7198,7 +7266,7 @@
       <w:r>
         <w:t xml:space="preserve"> </w:t>
       </w:r>
-      <w:hyperlink r:id="rId145">
+      <w:hyperlink r:id="rId148">
         <w:r>
           <w:rPr>
             <w:rStyle w:val="Hyperlink"/>
@@ -7207,8 +7275,8 @@
         </w:r>
       </w:hyperlink>
     </w:p>
-    <w:bookmarkEnd w:id="146"/>
-    <w:bookmarkStart w:id="148" w:name="ref-kefiNetworkStructureFood2015"/>
+    <w:bookmarkEnd w:id="149"/>
+    <w:bookmarkStart w:id="151" w:name="ref-kefiNetworkStructureFood2015"/>
     <w:p>
       <w:pPr>
         <w:pStyle w:val="Bibliography"/>
@@ -7257,7 +7325,7 @@
       <w:r>
         <w:t xml:space="preserve"> </w:t>
       </w:r>
-      <w:hyperlink r:id="rId147">
+      <w:hyperlink r:id="rId150">
         <w:r>
           <w:rPr>
             <w:rStyle w:val="Hyperlink"/>
@@ -7266,23 +7334,14 @@
         </w:r>
       </w:hyperlink>
     </w:p>
-    <w:bookmarkEnd w:id="148"/>
-    <w:bookmarkStart w:id="150" w:name="ref-kefiMoreMealIntegrating2012"/>
+    <w:bookmarkEnd w:id="151"/>
+    <w:bookmarkStart w:id="153" w:name="ref-kefiMoreMealIntegrating2012"/>
     <w:p>
       <w:pPr>
         <w:pStyle w:val="Bibliography"/>
       </w:pPr>
       <w:r>
-        <w:t xml:space="preserve">Kéfi, S., Berlow, E. L., Wieters, E. A., Navarrete, S. A., Petchey, O. L., Wood, S. A., Boit, A., Joppa, L. N., Lafferty, K. D., Williams, R. J., Martinez, N. D., Menge, B. A., Blanchette, C. A., Iles, A. C., &amp; Brose, U. (2012). More than a meal</w:t>
-      </w:r>
-      <w:r>
-        <w:t xml:space="preserve">…</w:t>
-      </w:r>
-      <w:r>
-        <w:t xml:space="preserve"> </w:t>
-      </w:r>
-      <w:r>
-        <w:t xml:space="preserve">integrating non-feeding interactions into food webs.</w:t>
+        <w:t xml:space="preserve">Kéfi, S., Berlow, E. L., Wieters, E. A., Navarrete, S. A., Petchey, O. L., Wood, S. A., Boit, A., Joppa, L. N., Lafferty, K. D., Williams, R. J., Martinez, N. D., Menge, B. A., Blanchette, C. A., Iles, A. C., &amp; Brose, U. (2012). More than a meal… integrating non-feeding interactions into food webs.</w:t>
       </w:r>
       <w:r>
         <w:t xml:space="preserve"> </w:t>
@@ -7313,7 +7372,7 @@
       <w:r>
         <w:t xml:space="preserve"> </w:t>
       </w:r>
-      <w:hyperlink r:id="rId149">
+      <w:hyperlink r:id="rId152">
         <w:r>
           <w:rPr>
             <w:rStyle w:val="Hyperlink"/>
@@ -7322,8 +7381,8 @@
         </w:r>
       </w:hyperlink>
     </w:p>
-    <w:bookmarkEnd w:id="150"/>
-    <w:bookmarkStart w:id="152" w:name="X8b144a397bc252389b4c5724e7648e8d6646908"/>
+    <w:bookmarkEnd w:id="153"/>
+    <w:bookmarkStart w:id="155" w:name="X8b144a397bc252389b4c5724e7648e8d6646908"/>
     <w:p>
       <w:pPr>
         <w:pStyle w:val="Bibliography"/>
@@ -7381,7 +7440,7 @@
       <w:r>
         <w:t xml:space="preserve"> </w:t>
       </w:r>
-      <w:hyperlink r:id="rId151">
+      <w:hyperlink r:id="rId154">
         <w:r>
           <w:rPr>
             <w:rStyle w:val="Hyperlink"/>
@@ -7390,8 +7449,8 @@
         </w:r>
       </w:hyperlink>
     </w:p>
-    <w:bookmarkEnd w:id="152"/>
-    <w:bookmarkStart w:id="154" w:name="X5c34a2e64ad17132523b815ad511dc881809961"/>
+    <w:bookmarkEnd w:id="155"/>
+    <w:bookmarkStart w:id="157" w:name="X5c34a2e64ad17132523b815ad511dc881809961"/>
     <w:p>
       <w:pPr>
         <w:pStyle w:val="Bibliography"/>
@@ -7428,7 +7487,7 @@
       <w:r>
         <w:t xml:space="preserve"> </w:t>
       </w:r>
-      <w:hyperlink r:id="rId153">
+      <w:hyperlink r:id="rId156">
         <w:r>
           <w:rPr>
             <w:rStyle w:val="Hyperlink"/>
@@ -7437,8 +7496,8 @@
         </w:r>
       </w:hyperlink>
     </w:p>
-    <w:bookmarkEnd w:id="154"/>
-    <w:bookmarkStart w:id="156" w:name="X975e71e0f2dc8911d9ffb70ba96f8b6e5ed6a10"/>
+    <w:bookmarkEnd w:id="157"/>
+    <w:bookmarkStart w:id="159" w:name="X975e71e0f2dc8911d9ffb70ba96f8b6e5ed6a10"/>
     <w:p>
       <w:pPr>
         <w:pStyle w:val="Bibliography"/>
@@ -7475,7 +7534,7 @@
       <w:r>
         <w:t xml:space="preserve"> </w:t>
       </w:r>
-      <w:hyperlink r:id="rId155">
+      <w:hyperlink r:id="rId158">
         <w:r>
           <w:rPr>
             <w:rStyle w:val="Hyperlink"/>
@@ -7484,8 +7543,8 @@
         </w:r>
       </w:hyperlink>
     </w:p>
-    <w:bookmarkEnd w:id="156"/>
-    <w:bookmarkStart w:id="158" w:name="Xe227781537312aad81566d289906b7942bbcf13"/>
+    <w:bookmarkEnd w:id="159"/>
+    <w:bookmarkStart w:id="161" w:name="Xe227781537312aad81566d289906b7942bbcf13"/>
     <w:p>
       <w:pPr>
         <w:pStyle w:val="Bibliography"/>
@@ -7543,7 +7602,7 @@
       <w:r>
         <w:t xml:space="preserve"> </w:t>
       </w:r>
-      <w:hyperlink r:id="rId157">
+      <w:hyperlink r:id="rId160">
         <w:r>
           <w:rPr>
             <w:rStyle w:val="Hyperlink"/>
@@ -7552,8 +7611,8 @@
         </w:r>
       </w:hyperlink>
     </w:p>
-    <w:bookmarkEnd w:id="158"/>
-    <w:bookmarkStart w:id="160" w:name="ref-liuHarnessingFoodWebs2025"/>
+    <w:bookmarkEnd w:id="161"/>
+    <w:bookmarkStart w:id="163" w:name="ref-liuHarnessingFoodWebs2025"/>
     <w:p>
       <w:pPr>
         <w:pStyle w:val="Bibliography"/>
@@ -7590,7 +7649,7 @@
       <w:r>
         <w:t xml:space="preserve"> </w:t>
       </w:r>
-      <w:hyperlink r:id="rId159">
+      <w:hyperlink r:id="rId162">
         <w:r>
           <w:rPr>
             <w:rStyle w:val="Hyperlink"/>
@@ -7599,8 +7658,8 @@
         </w:r>
       </w:hyperlink>
     </w:p>
-    <w:bookmarkEnd w:id="160"/>
-    <w:bookmarkStart w:id="162" w:name="ref-llewelynPredictingPredatorPrey2023"/>
+    <w:bookmarkEnd w:id="163"/>
+    <w:bookmarkStart w:id="165" w:name="ref-llewelynPredictingPredatorPrey2023"/>
     <w:p>
       <w:pPr>
         <w:pStyle w:val="Bibliography"/>
@@ -7637,7 +7696,7 @@
       <w:r>
         <w:t xml:space="preserve"> </w:t>
       </w:r>
-      <w:hyperlink r:id="rId161">
+      <w:hyperlink r:id="rId164">
         <w:r>
           <w:rPr>
             <w:rStyle w:val="Hyperlink"/>
@@ -7646,8 +7705,8 @@
         </w:r>
       </w:hyperlink>
     </w:p>
-    <w:bookmarkEnd w:id="162"/>
-    <w:bookmarkStart w:id="164" w:name="Xd3bc60a647f9ff13377c15a84381aefaf14c1db"/>
+    <w:bookmarkEnd w:id="165"/>
+    <w:bookmarkStart w:id="167" w:name="Xd3bc60a647f9ff13377c15a84381aefaf14c1db"/>
     <w:p>
       <w:pPr>
         <w:pStyle w:val="Bibliography"/>
@@ -7684,7 +7743,7 @@
       <w:r>
         <w:t xml:space="preserve"> </w:t>
       </w:r>
-      <w:hyperlink r:id="rId163">
+      <w:hyperlink r:id="rId166">
         <w:r>
           <w:rPr>
             <w:rStyle w:val="Hyperlink"/>
@@ -7693,13 +7752,93 @@
         </w:r>
       </w:hyperlink>
     </w:p>
-    <w:bookmarkEnd w:id="164"/>
-    <w:bookmarkStart w:id="166" w:name="X451efaaea5398559a3b217bddae20c4faafad48"/>
+    <w:bookmarkEnd w:id="167"/>
+    <w:bookmarkStart w:id="169" w:name="X9a79021e0a3ad2fcbfd1508b4825e64d4c3fb03"/>
     <w:p>
       <w:pPr>
         <w:pStyle w:val="Bibliography"/>
       </w:pPr>
       <w:r>
+        <w:t xml:space="preserve">MacArthur, R. (1955). Fluctuations of</w:t>
+      </w:r>
+      <w:r>
+        <w:t xml:space="preserve"> </w:t>
+      </w:r>
+      <w:r>
+        <w:t xml:space="preserve">Animal Populations</w:t>
+      </w:r>
+      <w:r>
+        <w:t xml:space="preserve"> </w:t>
+      </w:r>
+      <w:r>
+        <w:t xml:space="preserve">and a</w:t>
+      </w:r>
+      <w:r>
+        <w:t xml:space="preserve"> </w:t>
+      </w:r>
+      <w:r>
+        <w:t xml:space="preserve">Measure</w:t>
+      </w:r>
+      <w:r>
+        <w:t xml:space="preserve"> </w:t>
+      </w:r>
+      <w:r>
+        <w:t xml:space="preserve">of</w:t>
+      </w:r>
+      <w:r>
+        <w:t xml:space="preserve"> </w:t>
+      </w:r>
+      <w:r>
+        <w:t xml:space="preserve">Community Stability</w:t>
+      </w:r>
+      <w:r>
+        <w:t xml:space="preserve">.</w:t>
+      </w:r>
+      <w:r>
+        <w:t xml:space="preserve"> </w:t>
+      </w:r>
+      <w:r>
+        <w:rPr>
+          <w:i/>
+          <w:iCs/>
+        </w:rPr>
+        <w:t xml:space="preserve">Ecology</w:t>
+      </w:r>
+      <w:r>
+        <w:t xml:space="preserve">,</w:t>
+      </w:r>
+      <w:r>
+        <w:t xml:space="preserve"> </w:t>
+      </w:r>
+      <w:r>
+        <w:rPr>
+          <w:i/>
+          <w:iCs/>
+        </w:rPr>
+        <w:t xml:space="preserve">36</w:t>
+      </w:r>
+      <w:r>
+        <w:t xml:space="preserve">(3), 533–536.</w:t>
+      </w:r>
+      <w:r>
+        <w:t xml:space="preserve"> </w:t>
+      </w:r>
+      <w:hyperlink r:id="rId168">
+        <w:r>
+          <w:rPr>
+            <w:rStyle w:val="Hyperlink"/>
+          </w:rPr>
+          <w:t xml:space="preserve">https://doi.org/10.2307/1929601</w:t>
+        </w:r>
+      </w:hyperlink>
+    </w:p>
+    <w:bookmarkEnd w:id="169"/>
+    <w:bookmarkStart w:id="171" w:name="X451efaaea5398559a3b217bddae20c4faafad48"/>
+    <w:p>
+      <w:pPr>
+        <w:pStyle w:val="Bibliography"/>
+      </w:pPr>
+      <w:r>
         <w:t xml:space="preserve">Marjakangas, E.-L., Dalsgaard, B., &amp; Ordonez, A. (2025). Fundamental</w:t>
       </w:r>
       <w:r>
@@ -7782,7 +7921,7 @@
       <w:r>
         <w:t xml:space="preserve"> </w:t>
       </w:r>
-      <w:hyperlink r:id="rId165">
+      <w:hyperlink r:id="rId170">
         <w:r>
           <w:rPr>
             <w:rStyle w:val="Hyperlink"/>
@@ -7791,8 +7930,8 @@
         </w:r>
       </w:hyperlink>
     </w:p>
-    <w:bookmarkEnd w:id="166"/>
-    <w:bookmarkStart w:id="168" w:name="ref-massolLinkingCommunityEcosystem2011"/>
+    <w:bookmarkEnd w:id="171"/>
+    <w:bookmarkStart w:id="173" w:name="ref-massolLinkingCommunityEcosystem2011"/>
     <w:p>
       <w:pPr>
         <w:pStyle w:val="Bibliography"/>
@@ -7829,7 +7968,7 @@
       <w:r>
         <w:t xml:space="preserve"> </w:t>
       </w:r>
-      <w:hyperlink r:id="rId167">
+      <w:hyperlink r:id="rId172">
         <w:r>
           <w:rPr>
             <w:rStyle w:val="Hyperlink"/>
@@ -7838,8 +7977,8 @@
         </w:r>
       </w:hyperlink>
     </w:p>
-    <w:bookmarkEnd w:id="168"/>
-    <w:bookmarkStart w:id="170" w:name="Xd6a5a92632c18906b287ec3e1da6d3202c1488a"/>
+    <w:bookmarkEnd w:id="173"/>
+    <w:bookmarkStart w:id="175" w:name="Xd6a5a92632c18906b287ec3e1da6d3202c1488a"/>
     <w:p>
       <w:pPr>
         <w:pStyle w:val="Bibliography"/>
@@ -7876,7 +8015,7 @@
       <w:r>
         <w:t xml:space="preserve"> </w:t>
       </w:r>
-      <w:hyperlink r:id="rId169">
+      <w:hyperlink r:id="rId174">
         <w:r>
           <w:rPr>
             <w:rStyle w:val="Hyperlink"/>
@@ -7885,8 +8024,8 @@
         </w:r>
       </w:hyperlink>
     </w:p>
-    <w:bookmarkEnd w:id="170"/>
-    <w:bookmarkStart w:id="172" w:name="ref-momalTreebasedInferenceSpecies2020"/>
+    <w:bookmarkEnd w:id="175"/>
+    <w:bookmarkStart w:id="177" w:name="ref-momalTreebasedInferenceSpecies2020"/>
     <w:p>
       <w:pPr>
         <w:pStyle w:val="Bibliography"/>
@@ -7923,7 +8062,7 @@
       <w:r>
         <w:t xml:space="preserve"> </w:t>
       </w:r>
-      <w:hyperlink r:id="rId171">
+      <w:hyperlink r:id="rId176">
         <w:r>
           <w:rPr>
             <w:rStyle w:val="Hyperlink"/>
@@ -7932,8 +8071,8 @@
         </w:r>
       </w:hyperlink>
     </w:p>
-    <w:bookmarkEnd w:id="172"/>
-    <w:bookmarkStart w:id="174" w:name="X9a5602d39772ae027b885bf5c9cb3d36ba71c0c"/>
+    <w:bookmarkEnd w:id="177"/>
+    <w:bookmarkStart w:id="179" w:name="X9a5602d39772ae027b885bf5c9cb3d36ba71c0c"/>
     <w:p>
       <w:pPr>
         <w:pStyle w:val="Bibliography"/>
@@ -7970,7 +8109,7 @@
       <w:r>
         <w:t xml:space="preserve"> </w:t>
       </w:r>
-      <w:hyperlink r:id="rId173">
+      <w:hyperlink r:id="rId178">
         <w:r>
           <w:rPr>
             <w:rStyle w:val="Hyperlink"/>
@@ -7979,8 +8118,8 @@
         </w:r>
       </w:hyperlink>
     </w:p>
-    <w:bookmarkEnd w:id="174"/>
-    <w:bookmarkStart w:id="176" w:name="Xb98540aa593532e6becc4c7a0dd85d3f243b54c"/>
+    <w:bookmarkEnd w:id="179"/>
+    <w:bookmarkStart w:id="181" w:name="Xb98540aa593532e6becc4c7a0dd85d3f243b54c"/>
     <w:p>
       <w:pPr>
         <w:pStyle w:val="Bibliography"/>
@@ -7999,12 +8138,12 @@
         <w:t xml:space="preserve">The scaling of trophic specialization in interaction networks across levels of organization</w:t>
       </w:r>
       <w:r>
-        <w:t xml:space="preserve">. Authorea.</w:t>
-      </w:r>
-      <w:r>
-        <w:t xml:space="preserve"> </w:t>
-      </w:r>
-      <w:hyperlink r:id="rId175">
+        <w:t xml:space="preserve">.</w:t>
+      </w:r>
+      <w:r>
+        <w:t xml:space="preserve"> </w:t>
+      </w:r>
+      <w:hyperlink r:id="rId180">
         <w:r>
           <w:rPr>
             <w:rStyle w:val="Hyperlink"/>
@@ -8013,8 +8152,8 @@
         </w:r>
       </w:hyperlink>
     </w:p>
-    <w:bookmarkEnd w:id="176"/>
-    <w:bookmarkStart w:id="177" w:name="ref-oconnorUntappedPotentialFood2025"/>
+    <w:bookmarkEnd w:id="181"/>
+    <w:bookmarkStart w:id="183" w:name="ref-oconnorUntappedPotentialFood2025"/>
     <w:p>
       <w:pPr>
         <w:pStyle w:val="Bibliography"/>
@@ -8035,14 +8174,102 @@
       <w:r>
         <w:t xml:space="preserve">.</w:t>
       </w:r>
-    </w:p>
-    <w:bookmarkEnd w:id="177"/>
-    <w:bookmarkStart w:id="179" w:name="X0c2a588d4c668aa5d8efe715af4b32a452d7f80"/>
+      <w:r>
+        <w:t xml:space="preserve"> </w:t>
+      </w:r>
+      <w:hyperlink r:id="rId182">
+        <w:r>
+          <w:rPr>
+            <w:rStyle w:val="Hyperlink"/>
+          </w:rPr>
+          <w:t xml:space="preserve">https://hal.science/hal-05331872</w:t>
+        </w:r>
+      </w:hyperlink>
+    </w:p>
+    <w:bookmarkEnd w:id="183"/>
+    <w:bookmarkStart w:id="185" w:name="ref-odumEnergyFlowEcosystems1968"/>
     <w:p>
       <w:pPr>
         <w:pStyle w:val="Bibliography"/>
       </w:pPr>
       <w:r>
+        <w:t xml:space="preserve">Odum, E. P. (1968). Energy</w:t>
+      </w:r>
+      <w:r>
+        <w:t xml:space="preserve"> </w:t>
+      </w:r>
+      <w:r>
+        <w:t xml:space="preserve">Flow</w:t>
+      </w:r>
+      <w:r>
+        <w:t xml:space="preserve"> </w:t>
+      </w:r>
+      <w:r>
+        <w:t xml:space="preserve">in</w:t>
+      </w:r>
+      <w:r>
+        <w:t xml:space="preserve"> </w:t>
+      </w:r>
+      <w:r>
+        <w:t xml:space="preserve">Ecosystems</w:t>
+      </w:r>
+      <w:r>
+        <w:t xml:space="preserve">:</w:t>
+      </w:r>
+      <w:r>
+        <w:t xml:space="preserve"> </w:t>
+      </w:r>
+      <w:r>
+        <w:t xml:space="preserve">A Historical Review</w:t>
+      </w:r>
+      <w:r>
+        <w:t xml:space="preserve">.</w:t>
+      </w:r>
+      <w:r>
+        <w:t xml:space="preserve"> </w:t>
+      </w:r>
+      <w:r>
+        <w:rPr>
+          <w:i/>
+          <w:iCs/>
+        </w:rPr>
+        <w:t xml:space="preserve">American Zoologist</w:t>
+      </w:r>
+      <w:r>
+        <w:t xml:space="preserve">,</w:t>
+      </w:r>
+      <w:r>
+        <w:t xml:space="preserve"> </w:t>
+      </w:r>
+      <w:r>
+        <w:rPr>
+          <w:i/>
+          <w:iCs/>
+        </w:rPr>
+        <w:t xml:space="preserve">8</w:t>
+      </w:r>
+      <w:r>
+        <w:t xml:space="preserve">(1), 11–18.</w:t>
+      </w:r>
+      <w:r>
+        <w:t xml:space="preserve"> </w:t>
+      </w:r>
+      <w:hyperlink r:id="rId184">
+        <w:r>
+          <w:rPr>
+            <w:rStyle w:val="Hyperlink"/>
+          </w:rPr>
+          <w:t xml:space="preserve">https://doi.org/10.1093/icb/8.1.11</w:t>
+        </w:r>
+      </w:hyperlink>
+    </w:p>
+    <w:bookmarkEnd w:id="185"/>
+    <w:bookmarkStart w:id="187" w:name="X0c2a588d4c668aa5d8efe715af4b32a452d7f80"/>
+    <w:p>
+      <w:pPr>
+        <w:pStyle w:val="Bibliography"/>
+      </w:pPr>
+      <w:r>
         <w:t xml:space="preserve">Pawar, S., Dell, A. I., &amp; Savage, V. M. (2012). Dimensionality of consumer search space drives trophic interaction strengths.</w:t>
       </w:r>
       <w:r>
@@ -8074,7 +8301,7 @@
       <w:r>
         <w:t xml:space="preserve"> </w:t>
       </w:r>
-      <w:hyperlink r:id="rId178">
+      <w:hyperlink r:id="rId186">
         <w:r>
           <w:rPr>
             <w:rStyle w:val="Hyperlink"/>
@@ -8083,8 +8310,8 @@
         </w:r>
       </w:hyperlink>
     </w:p>
-    <w:bookmarkEnd w:id="179"/>
-    <w:bookmarkStart w:id="181" w:name="ref-pecuchetNovelFeedingInteractions2020"/>
+    <w:bookmarkEnd w:id="187"/>
+    <w:bookmarkStart w:id="189" w:name="ref-pecuchetNovelFeedingInteractions2020"/>
     <w:p>
       <w:pPr>
         <w:pStyle w:val="Bibliography"/>
@@ -8133,7 +8360,7 @@
       <w:r>
         <w:t xml:space="preserve"> </w:t>
       </w:r>
-      <w:hyperlink r:id="rId180">
+      <w:hyperlink r:id="rId188">
         <w:r>
           <w:rPr>
             <w:rStyle w:val="Hyperlink"/>
@@ -8142,8 +8369,8 @@
         </w:r>
       </w:hyperlink>
     </w:p>
-    <w:bookmarkEnd w:id="181"/>
-    <w:bookmarkStart w:id="183" w:name="ref-petcheySizeForagingFood2008"/>
+    <w:bookmarkEnd w:id="189"/>
+    <w:bookmarkStart w:id="191" w:name="ref-petcheySizeForagingFood2008"/>
     <w:p>
       <w:pPr>
         <w:pStyle w:val="Bibliography"/>
@@ -8180,7 +8407,7 @@
       <w:r>
         <w:t xml:space="preserve"> </w:t>
       </w:r>
-      <w:hyperlink r:id="rId182">
+      <w:hyperlink r:id="rId190">
         <w:r>
           <w:rPr>
             <w:rStyle w:val="Hyperlink"/>
@@ -8189,8 +8416,8 @@
         </w:r>
       </w:hyperlink>
     </w:p>
-    <w:bookmarkEnd w:id="183"/>
-    <w:bookmarkStart w:id="185" w:name="ref-pichlerMachineLearningAlgorithms2020"/>
+    <w:bookmarkEnd w:id="191"/>
+    <w:bookmarkStart w:id="193" w:name="ref-pichlerMachineLearningAlgorithms2020"/>
     <w:p>
       <w:pPr>
         <w:pStyle w:val="Bibliography"/>
@@ -8227,7 +8454,7 @@
       <w:r>
         <w:t xml:space="preserve"> </w:t>
       </w:r>
-      <w:hyperlink r:id="rId184">
+      <w:hyperlink r:id="rId192">
         <w:r>
           <w:rPr>
             <w:rStyle w:val="Hyperlink"/>
@@ -8236,8 +8463,8 @@
         </w:r>
       </w:hyperlink>
     </w:p>
-    <w:bookmarkEnd w:id="185"/>
-    <w:bookmarkStart w:id="187" w:name="Xce61f9463b8a9f3b89eeb4518bbe3b5ec8b2ca7"/>
+    <w:bookmarkEnd w:id="193"/>
+    <w:bookmarkStart w:id="195" w:name="Xce61f9463b8a9f3b89eeb4518bbe3b5ec8b2ca7"/>
     <w:p>
       <w:pPr>
         <w:pStyle w:val="Bibliography"/>
@@ -8274,7 +8501,7 @@
       <w:r>
         <w:t xml:space="preserve"> </w:t>
       </w:r>
-      <w:hyperlink r:id="rId186">
+      <w:hyperlink r:id="rId194">
         <w:r>
           <w:rPr>
             <w:rStyle w:val="Hyperlink"/>
@@ -8283,8 +8510,8 @@
         </w:r>
       </w:hyperlink>
     </w:p>
-    <w:bookmarkEnd w:id="187"/>
-    <w:bookmarkStart w:id="189" w:name="X023758d2a089016cd8f0c9d2421079cf7d062ff"/>
+    <w:bookmarkEnd w:id="195"/>
+    <w:bookmarkStart w:id="197" w:name="X023758d2a089016cd8f0c9d2421079cf7d062ff"/>
     <w:p>
       <w:pPr>
         <w:pStyle w:val="Bibliography"/>
@@ -8321,7 +8548,7 @@
       <w:r>
         <w:t xml:space="preserve"> </w:t>
       </w:r>
-      <w:hyperlink r:id="rId188">
+      <w:hyperlink r:id="rId196">
         <w:r>
           <w:rPr>
             <w:rStyle w:val="Hyperlink"/>
@@ -8330,8 +8557,8 @@
         </w:r>
       </w:hyperlink>
     </w:p>
-    <w:bookmarkEnd w:id="189"/>
-    <w:bookmarkStart w:id="191" w:name="ref-poisotGlobalKnowledgeGaps2021"/>
+    <w:bookmarkEnd w:id="197"/>
+    <w:bookmarkStart w:id="199" w:name="ref-poisotGlobalKnowledgeGaps2021"/>
     <w:p>
       <w:pPr>
         <w:pStyle w:val="Bibliography"/>
@@ -8368,7 +8595,7 @@
       <w:r>
         <w:t xml:space="preserve"> </w:t>
       </w:r>
-      <w:hyperlink r:id="rId190">
+      <w:hyperlink r:id="rId198">
         <w:r>
           <w:rPr>
             <w:rStyle w:val="Hyperlink"/>
@@ -8377,8 +8604,8 @@
         </w:r>
       </w:hyperlink>
     </w:p>
-    <w:bookmarkEnd w:id="191"/>
-    <w:bookmarkStart w:id="193" w:name="Xaad5d089781464e09d30bec824bd68c468804d7"/>
+    <w:bookmarkEnd w:id="199"/>
+    <w:bookmarkStart w:id="201" w:name="Xaad5d089781464e09d30bec824bd68c468804d7"/>
     <w:p>
       <w:pPr>
         <w:pStyle w:val="Bibliography"/>
@@ -8415,7 +8642,7 @@
       <w:r>
         <w:t xml:space="preserve"> </w:t>
       </w:r>
-      <w:hyperlink r:id="rId192">
+      <w:hyperlink r:id="rId200">
         <w:r>
           <w:rPr>
             <w:rStyle w:val="Hyperlink"/>
@@ -8424,8 +8651,8 @@
         </w:r>
       </w:hyperlink>
     </w:p>
-    <w:bookmarkEnd w:id="193"/>
-    <w:bookmarkStart w:id="195" w:name="ref-poisotNetworkEmbeddingUnveils2023"/>
+    <w:bookmarkEnd w:id="201"/>
+    <w:bookmarkStart w:id="203" w:name="ref-poisotNetworkEmbeddingUnveils2023"/>
     <w:p>
       <w:pPr>
         <w:pStyle w:val="Bibliography"/>
@@ -8462,7 +8689,7 @@
       <w:r>
         <w:t xml:space="preserve"> </w:t>
       </w:r>
-      <w:hyperlink r:id="rId194">
+      <w:hyperlink r:id="rId202">
         <w:r>
           <w:rPr>
             <w:rStyle w:val="Hyperlink"/>
@@ -8471,8 +8698,8 @@
         </w:r>
       </w:hyperlink>
     </w:p>
-    <w:bookmarkEnd w:id="195"/>
-    <w:bookmarkStart w:id="197" w:name="ref-poisotSpeciesWhyEcological2015"/>
+    <w:bookmarkEnd w:id="203"/>
+    <w:bookmarkStart w:id="205" w:name="ref-poisotSpeciesWhyEcological2015"/>
     <w:p>
       <w:pPr>
         <w:pStyle w:val="Bibliography"/>
@@ -8509,7 +8736,7 @@
       <w:r>
         <w:t xml:space="preserve"> </w:t>
       </w:r>
-      <w:hyperlink r:id="rId196">
+      <w:hyperlink r:id="rId204">
         <w:r>
           <w:rPr>
             <w:rStyle w:val="Hyperlink"/>
@@ -8518,8 +8745,8 @@
         </w:r>
       </w:hyperlink>
     </w:p>
-    <w:bookmarkEnd w:id="197"/>
-    <w:bookmarkStart w:id="199" w:name="ref-poisotDescribeUnderstandPredict2016"/>
+    <w:bookmarkEnd w:id="205"/>
+    <w:bookmarkStart w:id="207" w:name="ref-poisotDescribeUnderstandPredict2016"/>
     <w:p>
       <w:pPr>
         <w:pStyle w:val="Bibliography"/>
@@ -8556,7 +8783,7 @@
       <w:r>
         <w:t xml:space="preserve"> </w:t>
       </w:r>
-      <w:hyperlink r:id="rId198">
+      <w:hyperlink r:id="rId206">
         <w:r>
           <w:rPr>
             <w:rStyle w:val="Hyperlink"/>
@@ -8565,8 +8792,8 @@
         </w:r>
       </w:hyperlink>
     </w:p>
-    <w:bookmarkEnd w:id="199"/>
-    <w:bookmarkStart w:id="201" w:name="ref-polisComplexTrophicInteractions1991"/>
+    <w:bookmarkEnd w:id="207"/>
+    <w:bookmarkStart w:id="209" w:name="ref-polisComplexTrophicInteractions1991"/>
     <w:p>
       <w:pPr>
         <w:pStyle w:val="Bibliography"/>
@@ -8645,7 +8872,7 @@
       <w:r>
         <w:t xml:space="preserve"> </w:t>
       </w:r>
-      <w:hyperlink r:id="rId200">
+      <w:hyperlink r:id="rId208">
         <w:r>
           <w:rPr>
             <w:rStyle w:val="Hyperlink"/>
@@ -8654,8 +8881,8 @@
         </w:r>
       </w:hyperlink>
     </w:p>
-    <w:bookmarkEnd w:id="201"/>
-    <w:bookmarkStart w:id="203" w:name="X8f3d1de04516835fd1376e2647a281b763af4fc"/>
+    <w:bookmarkEnd w:id="209"/>
+    <w:bookmarkStart w:id="211" w:name="X8f3d1de04516835fd1376e2647a281b763af4fc"/>
     <w:p>
       <w:pPr>
         <w:pStyle w:val="Bibliography"/>
@@ -8710,7 +8937,7 @@
       <w:r>
         <w:t xml:space="preserve"> </w:t>
       </w:r>
-      <w:hyperlink r:id="rId202">
+      <w:hyperlink r:id="rId210">
         <w:r>
           <w:rPr>
             <w:rStyle w:val="Hyperlink"/>
@@ -8719,8 +8946,8 @@
         </w:r>
       </w:hyperlink>
     </w:p>
-    <w:bookmarkEnd w:id="203"/>
-    <w:bookmarkStart w:id="205" w:name="ref-pomeranzInferringPredatorPrey2019"/>
+    <w:bookmarkEnd w:id="211"/>
+    <w:bookmarkStart w:id="213" w:name="ref-pomeranzInferringPredatorPrey2019"/>
     <w:p>
       <w:pPr>
         <w:pStyle w:val="Bibliography"/>
@@ -8757,7 +8984,7 @@
       <w:r>
         <w:t xml:space="preserve"> </w:t>
       </w:r>
-      <w:hyperlink r:id="rId204">
+      <w:hyperlink r:id="rId212">
         <w:r>
           <w:rPr>
             <w:rStyle w:val="Hyperlink"/>
@@ -8766,8 +8993,8 @@
         </w:r>
       </w:hyperlink>
     </w:p>
-    <w:bookmarkEnd w:id="205"/>
-    <w:bookmarkStart w:id="207" w:name="ref-portalierMechanicsPredatorPrey2019"/>
+    <w:bookmarkEnd w:id="213"/>
+    <w:bookmarkStart w:id="215" w:name="ref-portalierMechanicsPredatorPrey2019"/>
     <w:p>
       <w:pPr>
         <w:pStyle w:val="Bibliography"/>
@@ -8816,7 +9043,7 @@
       <w:r>
         <w:t xml:space="preserve"> </w:t>
       </w:r>
-      <w:hyperlink r:id="rId206">
+      <w:hyperlink r:id="rId214">
         <w:r>
           <w:rPr>
             <w:rStyle w:val="Hyperlink"/>
@@ -8825,8 +9052,8 @@
         </w:r>
       </w:hyperlink>
     </w:p>
-    <w:bookmarkEnd w:id="207"/>
-    <w:bookmarkStart w:id="209" w:name="ref-pringleUntanglingFoodWebs2020"/>
+    <w:bookmarkEnd w:id="215"/>
+    <w:bookmarkStart w:id="217" w:name="ref-pringleUntanglingFoodWebs2020"/>
     <w:p>
       <w:pPr>
         <w:pStyle w:val="Bibliography"/>
@@ -8904,7 +9131,7 @@
       <w:r>
         <w:t xml:space="preserve"> </w:t>
       </w:r>
-      <w:hyperlink r:id="rId208">
+      <w:hyperlink r:id="rId216">
         <w:r>
           <w:rPr>
             <w:rStyle w:val="Hyperlink"/>
@@ -8913,8 +9140,8 @@
         </w:r>
       </w:hyperlink>
     </w:p>
-    <w:bookmarkEnd w:id="209"/>
-    <w:bookmarkStart w:id="211" w:name="ref-pringleResolvingFoodWebStructure2020"/>
+    <w:bookmarkEnd w:id="217"/>
+    <w:bookmarkStart w:id="219" w:name="ref-pringleResolvingFoodWebStructure2020"/>
     <w:p>
       <w:pPr>
         <w:pStyle w:val="Bibliography"/>
@@ -8955,12 +9182,12 @@
         <w:t xml:space="preserve">51</w:t>
       </w:r>
       <w:r>
-        <w:t xml:space="preserve">(Volume 51, 2020), 55–80.</w:t>
-      </w:r>
-      <w:r>
-        <w:t xml:space="preserve"> </w:t>
-      </w:r>
-      <w:hyperlink r:id="rId210">
+        <w:t xml:space="preserve">, 55–80.</w:t>
+      </w:r>
+      <w:r>
+        <w:t xml:space="preserve"> </w:t>
+      </w:r>
+      <w:hyperlink r:id="rId218">
         <w:r>
           <w:rPr>
             <w:rStyle w:val="Hyperlink"/>
@@ -8969,8 +9196,8 @@
         </w:r>
       </w:hyperlink>
     </w:p>
-    <w:bookmarkEnd w:id="211"/>
-    <w:bookmarkStart w:id="213" w:name="ref-proulxNetworkThinkingEcology2005"/>
+    <w:bookmarkEnd w:id="219"/>
+    <w:bookmarkStart w:id="221" w:name="ref-proulxNetworkThinkingEcology2005"/>
     <w:p>
       <w:pPr>
         <w:pStyle w:val="Bibliography"/>
@@ -9007,7 +9234,7 @@
       <w:r>
         <w:t xml:space="preserve"> </w:t>
       </w:r>
-      <w:hyperlink r:id="rId212">
+      <w:hyperlink r:id="rId220">
         <w:r>
           <w:rPr>
             <w:rStyle w:val="Hyperlink"/>
@@ -9016,8 +9243,8 @@
         </w:r>
       </w:hyperlink>
     </w:p>
-    <w:bookmarkEnd w:id="213"/>
-    <w:bookmarkStart w:id="215" w:name="ref-pykeOptimalForagingTheory1984"/>
+    <w:bookmarkEnd w:id="221"/>
+    <w:bookmarkStart w:id="223" w:name="ref-pykeOptimalForagingTheory1984"/>
     <w:p>
       <w:pPr>
         <w:pStyle w:val="Bibliography"/>
@@ -9072,7 +9299,7 @@
       <w:r>
         <w:t xml:space="preserve"> </w:t>
       </w:r>
-      <w:hyperlink r:id="rId214">
+      <w:hyperlink r:id="rId222">
         <w:r>
           <w:rPr>
             <w:rStyle w:val="Hyperlink"/>
@@ -9081,14 +9308,14 @@
         </w:r>
       </w:hyperlink>
     </w:p>
-    <w:bookmarkEnd w:id="215"/>
-    <w:bookmarkStart w:id="217" w:name="X0633d93b9a269a3c9e629dc0ce0eddddf6b5976"/>
+    <w:bookmarkEnd w:id="223"/>
+    <w:bookmarkStart w:id="225" w:name="X0633d93b9a269a3c9e629dc0ce0eddddf6b5976"/>
     <w:p>
       <w:pPr>
         <w:pStyle w:val="Bibliography"/>
       </w:pPr>
       <w:r>
-        <w:t xml:space="preserve">Quintero, E., Arroyo-Correa, B., Isla, J., Rodríguez-Sánchez, F., &amp; Jordano, P. (2024).</w:t>
+        <w:t xml:space="preserve">Quintero, E., Arroyo-Correa, B., Isla, J., Rodríguez-Sánchez, F., &amp; Jordano, P. (2024, July 16).</w:t>
       </w:r>
       <w:r>
         <w:t xml:space="preserve"> </w:t>
@@ -9101,15 +9328,12 @@
         <w:t xml:space="preserve">Downscaling mutualistic networks from species to individuals reveals consistent interaction niches and roles within plant populations</w:t>
       </w:r>
       <w:r>
-        <w:t xml:space="preserve"> </w:t>
-      </w:r>
-      <w:r>
-        <w:t xml:space="preserve">(p. 2024.02.02.578595). bioRxiv.</w:t>
-      </w:r>
-      <w:r>
-        <w:t xml:space="preserve"> </w:t>
-      </w:r>
-      <w:hyperlink r:id="rId216">
+        <w:t xml:space="preserve">.</w:t>
+      </w:r>
+      <w:r>
+        <w:t xml:space="preserve"> </w:t>
+      </w:r>
+      <w:hyperlink r:id="rId224">
         <w:r>
           <w:rPr>
             <w:rStyle w:val="Hyperlink"/>
@@ -9117,15 +9341,21 @@
           <w:t xml:space="preserve">https://doi.org/10.1101/2024.02.02.578595</w:t>
         </w:r>
       </w:hyperlink>
-    </w:p>
-    <w:bookmarkEnd w:id="217"/>
-    <w:bookmarkStart w:id="219" w:name="ref-rohrModelingFoodWebs2010"/>
+      <w:r>
+        <w:t xml:space="preserve"> </w:t>
+      </w:r>
+      <w:r>
+        <w:t xml:space="preserve">(Pre-published)</w:t>
+      </w:r>
+    </w:p>
+    <w:bookmarkEnd w:id="225"/>
+    <w:bookmarkStart w:id="227" w:name="ref-rohrModelingFoodWebs2010"/>
     <w:p>
       <w:pPr>
         <w:pStyle w:val="Bibliography"/>
       </w:pPr>
       <w:r>
-        <w:t xml:space="preserve">Rohr, R. P., Scherer, H., Kehrli, P., Mazza, C., &amp; Bersier, L.-F. (2010). Modeling</w:t>
+        <w:t xml:space="preserve">Rohr, R. P., Scherer, H., Kehrli, P., Mazza, C., &amp; Bersier, L. (2010). Modeling</w:t>
       </w:r>
       <w:r>
         <w:t xml:space="preserve"> </w:t>
@@ -9174,7 +9404,7 @@
       <w:r>
         <w:t xml:space="preserve"> </w:t>
       </w:r>
-      <w:hyperlink r:id="rId218">
+      <w:hyperlink r:id="rId226">
         <w:r>
           <w:rPr>
             <w:rStyle w:val="Hyperlink"/>
@@ -9183,8 +9413,8 @@
         </w:r>
       </w:hyperlink>
     </w:p>
-    <w:bookmarkEnd w:id="219"/>
-    <w:bookmarkStart w:id="221" w:name="X0db465d2ec8683a81b001c1b3069bfe5ad58a88"/>
+    <w:bookmarkEnd w:id="227"/>
+    <w:bookmarkStart w:id="229" w:name="X0db465d2ec8683a81b001c1b3069bfe5ad58a88"/>
     <w:p>
       <w:pPr>
         <w:pStyle w:val="Bibliography"/>
@@ -9254,7 +9484,7 @@
       <w:r>
         <w:t xml:space="preserve"> </w:t>
       </w:r>
-      <w:hyperlink r:id="rId220">
+      <w:hyperlink r:id="rId228">
         <w:r>
           <w:rPr>
             <w:rStyle w:val="Hyperlink"/>
@@ -9263,8 +9493,8 @@
         </w:r>
       </w:hyperlink>
     </w:p>
-    <w:bookmarkEnd w:id="221"/>
-    <w:bookmarkStart w:id="222" w:name="Xc3fc4268009fd3331eb271d54635005ba876970"/>
+    <w:bookmarkEnd w:id="229"/>
+    <w:bookmarkStart w:id="230" w:name="Xc3fc4268009fd3331eb271d54635005ba876970"/>
     <w:p>
       <w:pPr>
         <w:pStyle w:val="Bibliography"/>
@@ -9429,8 +9659,8 @@
         <w:t xml:space="preserve">(pp. 201–226). University of Chicago Press.</w:t>
       </w:r>
     </w:p>
-    <w:bookmarkEnd w:id="222"/>
-    <w:bookmarkStart w:id="224" w:name="ref-rossbergFoodWebsExperts2006"/>
+    <w:bookmarkEnd w:id="230"/>
+    <w:bookmarkStart w:id="232" w:name="ref-rossbergFoodWebsExperts2006"/>
     <w:p>
       <w:pPr>
         <w:pStyle w:val="Bibliography"/>
@@ -9479,7 +9709,7 @@
       <w:r>
         <w:t xml:space="preserve"> </w:t>
       </w:r>
-      <w:hyperlink r:id="rId223">
+      <w:hyperlink r:id="rId231">
         <w:r>
           <w:rPr>
             <w:rStyle w:val="Hyperlink"/>
@@ -9488,8 +9718,8 @@
         </w:r>
       </w:hyperlink>
     </w:p>
-    <w:bookmarkEnd w:id="224"/>
-    <w:bookmarkStart w:id="226" w:name="ref-saberskiImpactDataResolution2024"/>
+    <w:bookmarkEnd w:id="232"/>
+    <w:bookmarkStart w:id="234" w:name="ref-saberskiImpactDataResolution2024"/>
     <w:p>
       <w:pPr>
         <w:pStyle w:val="Bibliography"/>
@@ -9526,7 +9756,7 @@
       <w:r>
         <w:t xml:space="preserve"> </w:t>
       </w:r>
-      <w:hyperlink r:id="rId225">
+      <w:hyperlink r:id="rId233">
         <w:r>
           <w:rPr>
             <w:rStyle w:val="Hyperlink"/>
@@ -9535,8 +9765,8 @@
         </w:r>
       </w:hyperlink>
     </w:p>
-    <w:bookmarkEnd w:id="226"/>
-    <w:bookmarkStart w:id="228" w:name="Xc0e0e838128ec9c06d72641567f16dac679137a"/>
+    <w:bookmarkEnd w:id="234"/>
+    <w:bookmarkStart w:id="236" w:name="Xc0e0e838128ec9c06d72641567f16dac679137a"/>
     <w:p>
       <w:pPr>
         <w:pStyle w:val="Bibliography"/>
@@ -9573,7 +9803,7 @@
       <w:r>
         <w:t xml:space="preserve"> </w:t>
       </w:r>
-      <w:hyperlink r:id="rId227">
+      <w:hyperlink r:id="rId235">
         <w:r>
           <w:rPr>
             <w:rStyle w:val="Hyperlink"/>
@@ -9582,8 +9812,8 @@
         </w:r>
       </w:hyperlink>
     </w:p>
-    <w:bookmarkEnd w:id="228"/>
-    <w:bookmarkStart w:id="230" w:name="ref-segarRoleEvolutionShaping2020"/>
+    <w:bookmarkEnd w:id="236"/>
+    <w:bookmarkStart w:id="238" w:name="ref-segarRoleEvolutionShaping2020"/>
     <w:p>
       <w:pPr>
         <w:pStyle w:val="Bibliography"/>
@@ -9653,7 +9883,7 @@
       <w:r>
         <w:t xml:space="preserve"> </w:t>
       </w:r>
-      <w:hyperlink r:id="rId229">
+      <w:hyperlink r:id="rId237">
         <w:r>
           <w:rPr>
             <w:rStyle w:val="Hyperlink"/>
@@ -9662,14 +9892,14 @@
         </w:r>
       </w:hyperlink>
     </w:p>
-    <w:bookmarkEnd w:id="230"/>
-    <w:bookmarkStart w:id="232" w:name="X0fb50f1746fa9d2b24f89ed5bfe6ae1a2f58cc2"/>
+    <w:bookmarkEnd w:id="238"/>
+    <w:bookmarkStart w:id="240" w:name="X0fb50f1746fa9d2b24f89ed5bfe6ae1a2f58cc2"/>
     <w:p>
       <w:pPr>
         <w:pStyle w:val="Bibliography"/>
       </w:pPr>
       <w:r>
-        <w:t xml:space="preserve">Shaw, J. O., Dunhill, A. M., Beckerman, A. P., Dunne, J. A., &amp; Hull, P. M. (2024).</w:t>
+        <w:t xml:space="preserve">Shaw, J. O., Dunhill, A. M., Beckerman, A. P., Dunne, J. A., &amp; Hull, P. M. (2024, January 30).</w:t>
       </w:r>
       <w:r>
         <w:t xml:space="preserve"> </w:t>
@@ -9682,15 +9912,12 @@
         <w:t xml:space="preserve">A framework for reconstructing ancient food webs using functional trait data</w:t>
       </w:r>
       <w:r>
-        <w:t xml:space="preserve"> </w:t>
-      </w:r>
-      <w:r>
-        <w:t xml:space="preserve">(p. 2024.01.30.578036). bioRxiv.</w:t>
-      </w:r>
-      <w:r>
-        <w:t xml:space="preserve"> </w:t>
-      </w:r>
-      <w:hyperlink r:id="rId231">
+        <w:t xml:space="preserve">.</w:t>
+      </w:r>
+      <w:r>
+        <w:t xml:space="preserve"> </w:t>
+      </w:r>
+      <w:hyperlink r:id="rId239">
         <w:r>
           <w:rPr>
             <w:rStyle w:val="Hyperlink"/>
@@ -9698,9 +9925,15 @@
           <w:t xml:space="preserve">https://doi.org/10.1101/2024.01.30.578036</w:t>
         </w:r>
       </w:hyperlink>
-    </w:p>
-    <w:bookmarkEnd w:id="232"/>
-    <w:bookmarkStart w:id="234" w:name="X35cc3e59baff7bf98de21ce317019a7494753b4"/>
+      <w:r>
+        <w:t xml:space="preserve"> </w:t>
+      </w:r>
+      <w:r>
+        <w:t xml:space="preserve">(Pre-published)</w:t>
+      </w:r>
+    </w:p>
+    <w:bookmarkEnd w:id="240"/>
+    <w:bookmarkStart w:id="242" w:name="X35cc3e59baff7bf98de21ce317019a7494753b4"/>
     <w:p>
       <w:pPr>
         <w:pStyle w:val="Bibliography"/>
@@ -9737,7 +9970,7 @@
       <w:r>
         <w:t xml:space="preserve"> </w:t>
       </w:r>
-      <w:hyperlink r:id="rId233">
+      <w:hyperlink r:id="rId241">
         <w:r>
           <w:rPr>
             <w:rStyle w:val="Hyperlink"/>
@@ -9746,8 +9979,8 @@
         </w:r>
       </w:hyperlink>
     </w:p>
-    <w:bookmarkEnd w:id="234"/>
-    <w:bookmarkStart w:id="236" w:name="ref-smithBehavioralResponsesMosaic2021"/>
+    <w:bookmarkEnd w:id="242"/>
+    <w:bookmarkStart w:id="244" w:name="ref-smithBehavioralResponsesMosaic2021"/>
     <w:p>
       <w:pPr>
         <w:pStyle w:val="Bibliography"/>
@@ -9784,7 +10017,7 @@
       <w:r>
         <w:t xml:space="preserve"> </w:t>
       </w:r>
-      <w:hyperlink r:id="rId235">
+      <w:hyperlink r:id="rId243">
         <w:r>
           <w:rPr>
             <w:rStyle w:val="Hyperlink"/>
@@ -9793,8 +10026,8 @@
         </w:r>
       </w:hyperlink>
     </w:p>
-    <w:bookmarkEnd w:id="236"/>
-    <w:bookmarkStart w:id="238" w:name="X03e9e0a0d566f92bb17f572b5d8593be755e14a"/>
+    <w:bookmarkEnd w:id="244"/>
+    <w:bookmarkStart w:id="246" w:name="X03e9e0a0d566f92bb17f572b5d8593be755e14a"/>
     <w:p>
       <w:pPr>
         <w:pStyle w:val="Bibliography"/>
@@ -9831,7 +10064,7 @@
       <w:r>
         <w:t xml:space="preserve"> </w:t>
       </w:r>
-      <w:hyperlink r:id="rId237">
+      <w:hyperlink r:id="rId245">
         <w:r>
           <w:rPr>
             <w:rStyle w:val="Hyperlink"/>
@@ -9840,8 +10073,8 @@
         </w:r>
       </w:hyperlink>
     </w:p>
-    <w:bookmarkEnd w:id="238"/>
-    <w:bookmarkStart w:id="240" w:name="ref-stephensForagingTheory1986"/>
+    <w:bookmarkEnd w:id="246"/>
+    <w:bookmarkStart w:id="248" w:name="ref-stephensForagingTheory1986"/>
     <w:p>
       <w:pPr>
         <w:pStyle w:val="Bibliography"/>
@@ -9882,7 +10115,7 @@
       <w:r>
         <w:t xml:space="preserve"> </w:t>
       </w:r>
-      <w:hyperlink r:id="rId239">
+      <w:hyperlink r:id="rId247">
         <w:r>
           <w:rPr>
             <w:rStyle w:val="Hyperlink"/>
@@ -9891,8 +10124,8 @@
         </w:r>
       </w:hyperlink>
     </w:p>
-    <w:bookmarkEnd w:id="240"/>
-    <w:bookmarkStart w:id="242" w:name="ref-stockLinearFilteringReveals2017"/>
+    <w:bookmarkEnd w:id="248"/>
+    <w:bookmarkStart w:id="250" w:name="ref-stockLinearFilteringReveals2017"/>
     <w:p>
       <w:pPr>
         <w:pStyle w:val="Bibliography"/>
@@ -9929,7 +10162,7 @@
       <w:r>
         <w:t xml:space="preserve"> </w:t>
       </w:r>
-      <w:hyperlink r:id="rId241">
+      <w:hyperlink r:id="rId249">
         <w:r>
           <w:rPr>
             <w:rStyle w:val="Hyperlink"/>
@@ -9938,8 +10171,8 @@
         </w:r>
       </w:hyperlink>
     </w:p>
-    <w:bookmarkEnd w:id="242"/>
-    <w:bookmarkStart w:id="244" w:name="ref-strydomFoodWebReconstruction2022"/>
+    <w:bookmarkEnd w:id="250"/>
+    <w:bookmarkStart w:id="252" w:name="ref-strydomFoodWebReconstruction2022"/>
     <w:p>
       <w:pPr>
         <w:pStyle w:val="Bibliography"/>
@@ -9976,7 +10209,7 @@
       <w:r>
         <w:t xml:space="preserve"> </w:t>
       </w:r>
-      <w:hyperlink r:id="rId243">
+      <w:hyperlink r:id="rId251">
         <w:r>
           <w:rPr>
             <w:rStyle w:val="Hyperlink"/>
@@ -9985,8 +10218,8 @@
         </w:r>
       </w:hyperlink>
     </w:p>
-    <w:bookmarkEnd w:id="244"/>
-    <w:bookmarkStart w:id="246" w:name="ref-strydomGraphEmbeddingTransfer2023"/>
+    <w:bookmarkEnd w:id="252"/>
+    <w:bookmarkStart w:id="254" w:name="ref-strydomGraphEmbeddingTransfer2023"/>
     <w:p>
       <w:pPr>
         <w:pStyle w:val="Bibliography"/>
@@ -10023,7 +10256,7 @@
       <w:r>
         <w:t xml:space="preserve"> </w:t>
       </w:r>
-      <w:hyperlink r:id="rId245">
+      <w:hyperlink r:id="rId253">
         <w:r>
           <w:rPr>
             <w:rStyle w:val="Hyperlink"/>
@@ -10032,8 +10265,8 @@
         </w:r>
       </w:hyperlink>
     </w:p>
-    <w:bookmarkEnd w:id="246"/>
-    <w:bookmarkStart w:id="248" w:name="ref-strydomRoadmapPredictingSpecies2021"/>
+    <w:bookmarkEnd w:id="254"/>
+    <w:bookmarkStart w:id="256" w:name="ref-strydomRoadmapPredictingSpecies2021"/>
     <w:p>
       <w:pPr>
         <w:pStyle w:val="Bibliography"/>
@@ -10070,7 +10303,7 @@
       <w:r>
         <w:t xml:space="preserve"> </w:t>
       </w:r>
-      <w:hyperlink r:id="rId247">
+      <w:hyperlink r:id="rId255">
         <w:r>
           <w:rPr>
             <w:rStyle w:val="Hyperlink"/>
@@ -10079,8 +10312,8 @@
         </w:r>
       </w:hyperlink>
     </w:p>
-    <w:bookmarkEnd w:id="248"/>
-    <w:bookmarkStart w:id="250" w:name="ref-terryFindingMissingLinks2020"/>
+    <w:bookmarkEnd w:id="256"/>
+    <w:bookmarkStart w:id="258" w:name="ref-terryFindingMissingLinks2020"/>
     <w:p>
       <w:pPr>
         <w:pStyle w:val="Bibliography"/>
@@ -10117,7 +10350,7 @@
       <w:r>
         <w:t xml:space="preserve"> </w:t>
       </w:r>
-      <w:hyperlink r:id="rId249">
+      <w:hyperlink r:id="rId257">
         <w:r>
           <w:rPr>
             <w:rStyle w:val="Hyperlink"/>
@@ -10126,8 +10359,8 @@
         </w:r>
       </w:hyperlink>
     </w:p>
-    <w:bookmarkEnd w:id="250"/>
-    <w:bookmarkStart w:id="252" w:name="X31a4fa003bce600ed04df56db844e85b8f7350e"/>
+    <w:bookmarkEnd w:id="258"/>
+    <w:bookmarkStart w:id="260" w:name="X31a4fa003bce600ed04df56db844e85b8f7350e"/>
     <w:p>
       <w:pPr>
         <w:pStyle w:val="Bibliography"/>
@@ -10164,7 +10397,7 @@
       <w:r>
         <w:t xml:space="preserve"> </w:t>
       </w:r>
-      <w:hyperlink r:id="rId251">
+      <w:hyperlink r:id="rId259">
         <w:r>
           <w:rPr>
             <w:rStyle w:val="Hyperlink"/>
@@ -10173,8 +10406,8 @@
         </w:r>
       </w:hyperlink>
     </w:p>
-    <w:bookmarkEnd w:id="252"/>
-    <w:bookmarkStart w:id="254" w:name="ref-vandewalleArthropodFoodWebs2023"/>
+    <w:bookmarkEnd w:id="260"/>
+    <w:bookmarkStart w:id="262" w:name="ref-vandewalleArthropodFoodWebs2023"/>
     <w:p>
       <w:pPr>
         <w:pStyle w:val="Bibliography"/>
@@ -10211,7 +10444,7 @@
       <w:r>
         <w:t xml:space="preserve"> </w:t>
       </w:r>
-      <w:hyperlink r:id="rId253">
+      <w:hyperlink r:id="rId261">
         <w:r>
           <w:rPr>
             <w:rStyle w:val="Hyperlink"/>
@@ -10220,8 +10453,8 @@
         </w:r>
       </w:hyperlink>
     </w:p>
-    <w:bookmarkEnd w:id="254"/>
-    <w:bookmarkStart w:id="256" w:name="X1d292e63e73439a812570c0b60b11c97c96b116"/>
+    <w:bookmarkEnd w:id="262"/>
+    <w:bookmarkStart w:id="264" w:name="X1d292e63e73439a812570c0b60b11c97c96b116"/>
     <w:p>
       <w:pPr>
         <w:pStyle w:val="Bibliography"/>
@@ -10258,7 +10491,7 @@
       <w:r>
         <w:t xml:space="preserve"> </w:t>
       </w:r>
-      <w:hyperlink r:id="rId255">
+      <w:hyperlink r:id="rId263">
         <w:r>
           <w:rPr>
             <w:rStyle w:val="Hyperlink"/>
@@ -10267,8 +10500,8 @@
         </w:r>
       </w:hyperlink>
     </w:p>
-    <w:bookmarkEnd w:id="256"/>
-    <w:bookmarkStart w:id="258" w:name="ref-vazquezUnitingPatternProcess2009"/>
+    <w:bookmarkEnd w:id="264"/>
+    <w:bookmarkStart w:id="266" w:name="ref-vazquezUnitingPatternProcess2009"/>
     <w:p>
       <w:pPr>
         <w:pStyle w:val="Bibliography"/>
@@ -10305,7 +10538,7 @@
       <w:r>
         <w:t xml:space="preserve"> </w:t>
       </w:r>
-      <w:hyperlink r:id="rId257">
+      <w:hyperlink r:id="rId265">
         <w:r>
           <w:rPr>
             <w:rStyle w:val="Hyperlink"/>
@@ -10314,8 +10547,8 @@
         </w:r>
       </w:hyperlink>
     </w:p>
-    <w:bookmarkEnd w:id="258"/>
-    <w:bookmarkStart w:id="260" w:name="ref-williamsSimpleRulesYield2000"/>
+    <w:bookmarkEnd w:id="266"/>
+    <w:bookmarkStart w:id="268" w:name="ref-williamsSimpleRulesYield2000"/>
     <w:p>
       <w:pPr>
         <w:pStyle w:val="Bibliography"/>
@@ -10347,12 +10580,12 @@
         <w:t xml:space="preserve">404</w:t>
       </w:r>
       <w:r>
-        <w:t xml:space="preserve">(6774), 180–183.</w:t>
-      </w:r>
-      <w:r>
-        <w:t xml:space="preserve"> </w:t>
-      </w:r>
-      <w:hyperlink r:id="rId259">
+        <w:t xml:space="preserve">(6774, 6774), 180–183.</w:t>
+      </w:r>
+      <w:r>
+        <w:t xml:space="preserve"> </w:t>
+      </w:r>
+      <w:hyperlink r:id="rId267">
         <w:r>
           <w:rPr>
             <w:rStyle w:val="Hyperlink"/>
@@ -10361,24 +10594,24 @@
         </w:r>
       </w:hyperlink>
     </w:p>
-    <w:bookmarkEnd w:id="260"/>
-    <w:bookmarkStart w:id="262" w:name="ref-williamsSuccessItsLimits2008"/>
+    <w:bookmarkEnd w:id="268"/>
+    <w:bookmarkStart w:id="270" w:name="ref-windsorUsingEcologicalNetworks2023"/>
     <w:p>
       <w:pPr>
         <w:pStyle w:val="Bibliography"/>
       </w:pPr>
       <w:r>
-        <w:t xml:space="preserve">Williams, R. J., &amp; Martinez, N. D. (2008). Success and its limits among structural models of complex food webs.</w:t>
-      </w:r>
-      <w:r>
-        <w:t xml:space="preserve"> </w:t>
-      </w:r>
-      <w:r>
-        <w:rPr>
-          <w:i/>
-          <w:iCs/>
-        </w:rPr>
-        <w:t xml:space="preserve">Journal of Animal Ecology</w:t>
+        <w:t xml:space="preserve">Windsor, F. M., van den Hoogen, J., Crowther, T. W., &amp; Evans, D. M. (2023). Using ecological networks to answer questions in global biogeography and ecology.</w:t>
+      </w:r>
+      <w:r>
+        <w:t xml:space="preserve"> </w:t>
+      </w:r>
+      <w:r>
+        <w:rPr>
+          <w:i/>
+          <w:iCs/>
+        </w:rPr>
+        <w:t xml:space="preserve">Journal of Biogeography</w:t>
       </w:r>
       <w:r>
         <w:t xml:space="preserve">,</w:t>
@@ -10391,41 +10624,41 @@
           <w:i/>
           <w:iCs/>
         </w:rPr>
-        <w:t xml:space="preserve">77</w:t>
-      </w:r>
-      <w:r>
-        <w:t xml:space="preserve">(3), 512–519.</w:t>
-      </w:r>
-      <w:r>
-        <w:t xml:space="preserve"> </w:t>
-      </w:r>
-      <w:hyperlink r:id="rId261">
-        <w:r>
-          <w:rPr>
-            <w:rStyle w:val="Hyperlink"/>
-          </w:rPr>
-          <w:t xml:space="preserve">https://doi.org/10.1111/j.1365-2656.2008.01362.x</w:t>
-        </w:r>
-      </w:hyperlink>
-    </w:p>
-    <w:bookmarkEnd w:id="262"/>
-    <w:bookmarkStart w:id="264" w:name="ref-windsorUsingEcologicalNetworks2023"/>
+        <w:t xml:space="preserve">50</w:t>
+      </w:r>
+      <w:r>
+        <w:t xml:space="preserve">(1), 57–69.</w:t>
+      </w:r>
+      <w:r>
+        <w:t xml:space="preserve"> </w:t>
+      </w:r>
+      <w:hyperlink r:id="rId269">
+        <w:r>
+          <w:rPr>
+            <w:rStyle w:val="Hyperlink"/>
+          </w:rPr>
+          <w:t xml:space="preserve">https://doi.org/10.1111/jbi.14447</w:t>
+        </w:r>
+      </w:hyperlink>
+    </w:p>
+    <w:bookmarkEnd w:id="270"/>
+    <w:bookmarkStart w:id="272" w:name="X730ccd8cf8fe163c7d3b01f9fb0e7239c294754"/>
     <w:p>
       <w:pPr>
         <w:pStyle w:val="Bibliography"/>
       </w:pPr>
       <w:r>
-        <w:t xml:space="preserve">Windsor, F. M., van den Hoogen, J., Crowther, T. W., &amp; Evans, D. M. (2023). Using ecological networks to answer questions in global biogeography and ecology.</w:t>
-      </w:r>
-      <w:r>
-        <w:t xml:space="preserve"> </w:t>
-      </w:r>
-      <w:r>
-        <w:rPr>
-          <w:i/>
-          <w:iCs/>
-        </w:rPr>
-        <w:t xml:space="preserve">Journal of Biogeography</w:t>
+        <w:t xml:space="preserve">Wooster, E. I. F., Middleton, O. S., Wallach, A. D., Ramp, D., Sanisidro, O., Harris, V. K., Rowan, J., Schowanek, S. D., Gordon, C. E., Svenning, J.-C., Davis, M., Scharlemann, J. P. W., Nimmo, D. G., Lundgren, E. J., &amp; Sandom, C. J. (2024). Australia’s recently established predators restore complexity to food webs simplified by extinction.</w:t>
+      </w:r>
+      <w:r>
+        <w:t xml:space="preserve"> </w:t>
+      </w:r>
+      <w:r>
+        <w:rPr>
+          <w:i/>
+          <w:iCs/>
+        </w:rPr>
+        <w:t xml:space="preserve">Current Biology</w:t>
       </w:r>
       <w:r>
         <w:t xml:space="preserve">,</w:t>
@@ -10438,41 +10671,41 @@
           <w:i/>
           <w:iCs/>
         </w:rPr>
-        <w:t xml:space="preserve">50</w:t>
-      </w:r>
-      <w:r>
-        <w:t xml:space="preserve">(1), 57–69.</w:t>
-      </w:r>
-      <w:r>
-        <w:t xml:space="preserve"> </w:t>
-      </w:r>
-      <w:hyperlink r:id="rId263">
-        <w:r>
-          <w:rPr>
-            <w:rStyle w:val="Hyperlink"/>
-          </w:rPr>
-          <w:t xml:space="preserve">https://doi.org/10.1111/jbi.14447</w:t>
-        </w:r>
-      </w:hyperlink>
-    </w:p>
-    <w:bookmarkEnd w:id="264"/>
-    <w:bookmarkStart w:id="266" w:name="X730ccd8cf8fe163c7d3b01f9fb0e7239c294754"/>
+        <w:t xml:space="preserve">34</w:t>
+      </w:r>
+      <w:r>
+        <w:t xml:space="preserve">(22), 5164–5172.e2.</w:t>
+      </w:r>
+      <w:r>
+        <w:t xml:space="preserve"> </w:t>
+      </w:r>
+      <w:hyperlink r:id="rId271">
+        <w:r>
+          <w:rPr>
+            <w:rStyle w:val="Hyperlink"/>
+          </w:rPr>
+          <w:t xml:space="preserve">https://doi.org/10.1016/j.cub.2024.09.049</w:t>
+        </w:r>
+      </w:hyperlink>
+    </w:p>
+    <w:bookmarkEnd w:id="272"/>
+    <w:bookmarkStart w:id="274" w:name="ref-woottonModularTheoryTrophic2023"/>
     <w:p>
       <w:pPr>
         <w:pStyle w:val="Bibliography"/>
       </w:pPr>
       <w:r>
-        <w:t xml:space="preserve">Wooster, E. I. F., Middleton, O. S., Wallach, A. D., Ramp, D., Sanisidro, O., Harris, V. K., Rowan, J., Schowanek, S. D., Gordon, C. E., Svenning, J.-C., Davis, M., Scharlemann, J. P. W., Nimmo, D. G., Lundgren, E. J., &amp; Sandom, C. J. (2024). Australia’s recently established predators restore complexity to food webs simplified by extinction.</w:t>
-      </w:r>
-      <w:r>
-        <w:t xml:space="preserve"> </w:t>
-      </w:r>
-      <w:r>
-        <w:rPr>
-          <w:i/>
-          <w:iCs/>
-        </w:rPr>
-        <w:t xml:space="preserve">Current Biology</w:t>
+        <w:t xml:space="preserve">Wootton, K. L., Curtsdotter, A., Roslin, T., Bommarco, R., &amp; Jonsson, T. (2023). Towards a modular theory of trophic interactions.</w:t>
+      </w:r>
+      <w:r>
+        <w:t xml:space="preserve"> </w:t>
+      </w:r>
+      <w:r>
+        <w:rPr>
+          <w:i/>
+          <w:iCs/>
+        </w:rPr>
+        <w:t xml:space="preserve">Functional Ecology</w:t>
       </w:r>
       <w:r>
         <w:t xml:space="preserve">,</w:t>
@@ -10485,41 +10718,50 @@
           <w:i/>
           <w:iCs/>
         </w:rPr>
-        <w:t xml:space="preserve">34</w:t>
-      </w:r>
-      <w:r>
-        <w:t xml:space="preserve">(22), 5164–5172.e2.</w:t>
-      </w:r>
-      <w:r>
-        <w:t xml:space="preserve"> </w:t>
-      </w:r>
-      <w:hyperlink r:id="rId265">
-        <w:r>
-          <w:rPr>
-            <w:rStyle w:val="Hyperlink"/>
-          </w:rPr>
-          <w:t xml:space="preserve">https://doi.org/10.1016/j.cub.2024.09.049</w:t>
-        </w:r>
-      </w:hyperlink>
-    </w:p>
-    <w:bookmarkEnd w:id="266"/>
-    <w:bookmarkStart w:id="268" w:name="ref-woottonModularTheoryTrophic2023"/>
+        <w:t xml:space="preserve">37</w:t>
+      </w:r>
+      <w:r>
+        <w:t xml:space="preserve">(1), 26–43.</w:t>
+      </w:r>
+      <w:r>
+        <w:t xml:space="preserve"> </w:t>
+      </w:r>
+      <w:hyperlink r:id="rId273">
+        <w:r>
+          <w:rPr>
+            <w:rStyle w:val="Hyperlink"/>
+          </w:rPr>
+          <w:t xml:space="preserve">https://doi.org/10.1111/1365-2435.13954</w:t>
+        </w:r>
+      </w:hyperlink>
+    </w:p>
+    <w:bookmarkEnd w:id="274"/>
+    <w:bookmarkStart w:id="276" w:name="ref-yeakelCollapseEcologicalNetwork2014"/>
     <w:p>
       <w:pPr>
         <w:pStyle w:val="Bibliography"/>
       </w:pPr>
       <w:r>
-        <w:t xml:space="preserve">Wootton, K. L., Curtsdotter, A., Roslin, T., Bommarco, R., &amp; Jonsson, T. (2023). Towards a modular theory of trophic interactions.</w:t>
-      </w:r>
-      <w:r>
-        <w:t xml:space="preserve"> </w:t>
-      </w:r>
-      <w:r>
-        <w:rPr>
-          <w:i/>
-          <w:iCs/>
-        </w:rPr>
-        <w:t xml:space="preserve">Functional Ecology</w:t>
+        <w:t xml:space="preserve">Yeakel, J. D., Pires, M. M., Rudolf, L., Dominy, N. J., Koch, P. L., Guimarães, P. R., &amp; Gross, T. (2014). Collapse of an ecological network in</w:t>
+      </w:r>
+      <w:r>
+        <w:t xml:space="preserve"> </w:t>
+      </w:r>
+      <w:r>
+        <w:t xml:space="preserve">Ancient Egypt</w:t>
+      </w:r>
+      <w:r>
+        <w:t xml:space="preserve">.</w:t>
+      </w:r>
+      <w:r>
+        <w:t xml:space="preserve"> </w:t>
+      </w:r>
+      <w:r>
+        <w:rPr>
+          <w:i/>
+          <w:iCs/>
+        </w:rPr>
+        <w:t xml:space="preserve">PNAS</w:t>
       </w:r>
       <w:r>
         <w:t xml:space="preserve">,</w:t>
@@ -10532,37 +10774,61 @@
           <w:i/>
           <w:iCs/>
         </w:rPr>
-        <w:t xml:space="preserve">37</w:t>
-      </w:r>
-      <w:r>
-        <w:t xml:space="preserve">(1), 26–43.</w:t>
-      </w:r>
-      <w:r>
-        <w:t xml:space="preserve"> </w:t>
-      </w:r>
-      <w:hyperlink r:id="rId267">
-        <w:r>
-          <w:rPr>
-            <w:rStyle w:val="Hyperlink"/>
-          </w:rPr>
-          <w:t xml:space="preserve">https://doi.org/10.1111/1365-2435.13954</w:t>
-        </w:r>
-      </w:hyperlink>
-    </w:p>
-    <w:bookmarkEnd w:id="268"/>
-    <w:bookmarkStart w:id="270" w:name="ref-yeakelCollapseEcologicalNetwork2014"/>
+        <w:t xml:space="preserve">111</w:t>
+      </w:r>
+      <w:r>
+        <w:t xml:space="preserve">(40), 14472–14477.</w:t>
+      </w:r>
+      <w:r>
+        <w:t xml:space="preserve"> </w:t>
+      </w:r>
+      <w:hyperlink r:id="rId275">
+        <w:r>
+          <w:rPr>
+            <w:rStyle w:val="Hyperlink"/>
+          </w:rPr>
+          <w:t xml:space="preserve">https://doi.org/10.1073/pnas.1408471111</w:t>
+        </w:r>
+      </w:hyperlink>
+    </w:p>
+    <w:bookmarkEnd w:id="276"/>
+    <w:bookmarkStart w:id="278" w:name="Xf1526616b81e2f92af827aa5b123838b8d56bfd"/>
     <w:p>
       <w:pPr>
         <w:pStyle w:val="Bibliography"/>
       </w:pPr>
       <w:r>
-        <w:t xml:space="preserve">Yeakel, J. D., Pires, M. M., Rudolf, L., Dominy, N. J., Koch, P. L., Guimarães, P. R., &amp; Gross, T. (2014). Collapse of an ecological network in</w:t>
-      </w:r>
-      <w:r>
-        <w:t xml:space="preserve"> </w:t>
-      </w:r>
-      <w:r>
-        <w:t xml:space="preserve">Ancient Egypt</w:t>
+        <w:t xml:space="preserve">Yodzis, P. (1982). The</w:t>
+      </w:r>
+      <w:r>
+        <w:t xml:space="preserve"> </w:t>
+      </w:r>
+      <w:r>
+        <w:t xml:space="preserve">Compartmentation</w:t>
+      </w:r>
+      <w:r>
+        <w:t xml:space="preserve"> </w:t>
+      </w:r>
+      <w:r>
+        <w:t xml:space="preserve">of</w:t>
+      </w:r>
+      <w:r>
+        <w:t xml:space="preserve"> </w:t>
+      </w:r>
+      <w:r>
+        <w:t xml:space="preserve">Real</w:t>
+      </w:r>
+      <w:r>
+        <w:t xml:space="preserve"> </w:t>
+      </w:r>
+      <w:r>
+        <w:t xml:space="preserve">and</w:t>
+      </w:r>
+      <w:r>
+        <w:t xml:space="preserve"> </w:t>
+      </w:r>
+      <w:r>
+        <w:t xml:space="preserve">Assembled Ecosystems</w:t>
       </w:r>
       <w:r>
         <w:t xml:space="preserve">.</w:t>
@@ -10575,7 +10841,7 @@
           <w:i/>
           <w:iCs/>
         </w:rPr>
-        <w:t xml:space="preserve">PNAS</w:t>
+        <w:t xml:space="preserve">The American Naturalist</w:t>
       </w:r>
       <w:r>
         <w:t xml:space="preserve">,</w:t>
@@ -10588,86 +10854,6 @@
           <w:i/>
           <w:iCs/>
         </w:rPr>
-        <w:t xml:space="preserve">111</w:t>
-      </w:r>
-      <w:r>
-        <w:t xml:space="preserve">(40), 14472–14477.</w:t>
-      </w:r>
-      <w:r>
-        <w:t xml:space="preserve"> </w:t>
-      </w:r>
-      <w:hyperlink r:id="rId269">
-        <w:r>
-          <w:rPr>
-            <w:rStyle w:val="Hyperlink"/>
-          </w:rPr>
-          <w:t xml:space="preserve">https://doi.org/10.1073/pnas.1408471111</w:t>
-        </w:r>
-      </w:hyperlink>
-    </w:p>
-    <w:bookmarkEnd w:id="270"/>
-    <w:bookmarkStart w:id="272" w:name="Xf1526616b81e2f92af827aa5b123838b8d56bfd"/>
-    <w:p>
-      <w:pPr>
-        <w:pStyle w:val="Bibliography"/>
-      </w:pPr>
-      <w:r>
-        <w:t xml:space="preserve">Yodzis, P. (1982). The</w:t>
-      </w:r>
-      <w:r>
-        <w:t xml:space="preserve"> </w:t>
-      </w:r>
-      <w:r>
-        <w:t xml:space="preserve">Compartmentation</w:t>
-      </w:r>
-      <w:r>
-        <w:t xml:space="preserve"> </w:t>
-      </w:r>
-      <w:r>
-        <w:t xml:space="preserve">of</w:t>
-      </w:r>
-      <w:r>
-        <w:t xml:space="preserve"> </w:t>
-      </w:r>
-      <w:r>
-        <w:t xml:space="preserve">Real</w:t>
-      </w:r>
-      <w:r>
-        <w:t xml:space="preserve"> </w:t>
-      </w:r>
-      <w:r>
-        <w:t xml:space="preserve">and</w:t>
-      </w:r>
-      <w:r>
-        <w:t xml:space="preserve"> </w:t>
-      </w:r>
-      <w:r>
-        <w:t xml:space="preserve">Assembled Ecosystems</w:t>
-      </w:r>
-      <w:r>
-        <w:t xml:space="preserve">.</w:t>
-      </w:r>
-      <w:r>
-        <w:t xml:space="preserve"> </w:t>
-      </w:r>
-      <w:r>
-        <w:rPr>
-          <w:i/>
-          <w:iCs/>
-        </w:rPr>
-        <w:t xml:space="preserve">The American Naturalist</w:t>
-      </w:r>
-      <w:r>
-        <w:t xml:space="preserve">,</w:t>
-      </w:r>
-      <w:r>
-        <w:t xml:space="preserve"> </w:t>
-      </w:r>
-      <w:r>
-        <w:rPr>
-          <w:i/>
-          <w:iCs/>
-        </w:rPr>
         <w:t xml:space="preserve">120</w:t>
       </w:r>
       <w:r>
@@ -10676,7 +10862,7 @@
       <w:r>
         <w:t xml:space="preserve"> </w:t>
       </w:r>
-      <w:hyperlink r:id="rId271">
+      <w:hyperlink r:id="rId277">
         <w:r>
           <w:rPr>
             <w:rStyle w:val="Hyperlink"/>
@@ -10685,9 +10871,9 @@
         </w:r>
       </w:hyperlink>
     </w:p>
-    <w:bookmarkEnd w:id="272"/>
-    <w:bookmarkEnd w:id="273"/>
-    <w:bookmarkEnd w:id="274"/>
+    <w:bookmarkEnd w:id="278"/>
+    <w:bookmarkEnd w:id="279"/>
+    <w:bookmarkEnd w:id="280"/>
     <w:sectPr>
       <w:footnotePr>
         <w:numRestart w:val="eachSect"/>

--- a/index.docx
+++ b/index.docx
@@ -71,7 +71,57 @@
         <w:pStyle w:val="Abstract"/>
       </w:pPr>
       <w:r>
-        <w:t xml:space="preserve">Ecological networks provide a powerful framework for representing and analysing biodiversity, yet their construction and interpretation embed diverse theoretical assumptions. This perspective examines how alternative food web representations encode distinct scales, processes, and conceptual boundaries. We develop a hierarchical framework linking five core processes - evolutionary compatibility, co-occurrence, abundance, diet choice, and non-trophic interactions, to the construction and inference of networks. Additionally we distinguish between the different ways in which we construct networks and demonstrate how each constrains the type and scope of ecological inference. By explicitly connecting network representation to underlying theory and data, we clarify how structural assumptions influence interpretations of biodiversity patterns, community stability, and responses to multiple stressors. We argue that progress in biodiversity and ecosystem science depends on a rigorous alignment between the conceptual foundations of network models, the processes they capture, and the ecological questions they seek to address.</w:t>
+        <w:t xml:space="preserve">Ecological networks provide a critical framework for understanding the architecture of biodiversity and predicting ecosystem responses to environmental change. However, the application of network ecology is often hindered by a lack of clarity regarding the assumptions inherent in different network representations. Here, we present a hierarchical framework that distinguishes between</w:t>
+      </w:r>
+      <w:r>
+        <w:t xml:space="preserve"> </w:t>
+      </w:r>
+      <w:r>
+        <w:t xml:space="preserve">‘metawebs’</w:t>
+      </w:r>
+      <w:r>
+        <w:t xml:space="preserve"> </w:t>
+      </w:r>
+      <w:r>
+        <w:t xml:space="preserve">(representing the fundamental feasibility of interactions) and</w:t>
+      </w:r>
+      <w:r>
+        <w:t xml:space="preserve"> </w:t>
+      </w:r>
+      <w:r>
+        <w:t xml:space="preserve">‘realised webs’</w:t>
+      </w:r>
+      <w:r>
+        <w:t xml:space="preserve"> </w:t>
+      </w:r>
+      <w:r>
+        <w:t xml:space="preserve">(representing interactions expressed in specific spatiotemporal contexts). We contrast our conceptual approach with recent data-centric reviews, focusing instead on the theoretical gradients that govern network construction. We identify five core processes that drive the transition from potential to realised interactions: evolutionary compatibility and co-occurrence, which define the feasibility of links; and abundance, diet choice, and non-trophic interactions, which determine their realisation. Furthermore, we map these processes onto a methodological spectrum of network construction, distinguishing between inductive approaches (</w:t>
+      </w:r>
+      <w:r>
+        <w:rPr>
+          <w:i/>
+          <w:iCs/>
+        </w:rPr>
+        <w:t xml:space="preserve">e.g.,</w:t>
+      </w:r>
+      <w:r>
+        <w:t xml:space="preserve"> </w:t>
+      </w:r>
+      <w:r>
+        <w:t xml:space="preserve">trait-matching and stochastic models) that infer structure from observation, and deductive approaches (</w:t>
+      </w:r>
+      <w:r>
+        <w:rPr>
+          <w:i/>
+          <w:iCs/>
+        </w:rPr>
+        <w:t xml:space="preserve">e.g.,</w:t>
+      </w:r>
+      <w:r>
+        <w:t xml:space="preserve"> </w:t>
+      </w:r>
+      <w:r>
+        <w:t xml:space="preserve">neutral and optimal foraging models) that generate structure from mechanistic first principles. By making explicit the assumptions and scale-dependent processes underpinning these different representations, this framework clarifies the scope of inference possible with each approach, ultimately facilitating more robust predictions of biodiversity dynamics in the Anthropocene.</w:t>
       </w:r>
     </w:p>
     <w:p>
@@ -79,7 +129,37 @@
         <w:pStyle w:val="FirstParagraph"/>
       </w:pPr>
       <w:r>
-        <w:t xml:space="preserve">At the heart of modern biodiversity science are a set of concepts and theories about species richness, stability, and function</w:t>
+        <w:t xml:space="preserve">At the heart of modern biodiversity science are a set of concepts and theories about species richness, stability, and function, which have been discussed since the foundational work of</w:t>
+      </w:r>
+      <w:r>
+        <w:t xml:space="preserve"> </w:t>
+      </w:r>
+      <w:r>
+        <w:t xml:space="preserve">Elton (2001)</w:t>
+      </w:r>
+      <w:r>
+        <w:t xml:space="preserve">,</w:t>
+      </w:r>
+      <w:r>
+        <w:t xml:space="preserve"> </w:t>
+      </w:r>
+      <w:r>
+        <w:t xml:space="preserve">Lindeman (1942)</w:t>
+      </w:r>
+      <w:r>
+        <w:t xml:space="preserve">, and</w:t>
+      </w:r>
+      <w:r>
+        <w:t xml:space="preserve"> </w:t>
+      </w:r>
+      <w:r>
+        <w:t xml:space="preserve">MacArthur (1955)</w:t>
+      </w:r>
+      <w:r>
+        <w:t xml:space="preserve"> </w:t>
+      </w:r>
+      <w:r>
+        <w:t xml:space="preserve">and synthesised more recently</w:t>
       </w:r>
       <w:r>
         <w:t xml:space="preserve"> </w:t>
@@ -88,16 +168,56 @@
         <w:t xml:space="preserve">(Loreau &amp; de Mazancourt, 2013)</w:t>
       </w:r>
       <w:r>
-        <w:t xml:space="preserve">. These relate to the abundance, distribution, functions, and services that biodiversity provides. Network representations of interactions among organisms are increasingly argued to be an asset to understanding and predicting the impacts of multiple, simultaneous stress on these core components of biodiversity</w:t>
-      </w:r>
-      <w:r>
-        <w:t xml:space="preserve"> </w:t>
-      </w:r>
-      <w:r>
-        <w:t xml:space="preserve">(Simmons et al., 2021)</w:t>
-      </w:r>
-      <w:r>
-        <w:t xml:space="preserve">. Documenting interactions between and among taxa is thus one of the fundamental building blocks of community ecology and provides a powerful abstraction and platform for mathematical and statistical modelling of biodiversity to make predictions, and to mitigate and manage threats</w:t>
+        <w:t xml:space="preserve">. These relate to the abundance, distribution, functions, and services that biodiversity provides. Network representations of interactions among organisms are increasingly argued to be an asset to understanding and predicting the impacts of multiple, simultaneous stress on biodiversity (</w:t>
+      </w:r>
+      <w:r>
+        <w:rPr>
+          <w:i/>
+          <w:iCs/>
+        </w:rPr>
+        <w:t xml:space="preserve">e.g.,</w:t>
+      </w:r>
+      <w:r>
+        <w:t xml:space="preserve"> </w:t>
+      </w:r>
+      <w:r>
+        <w:t xml:space="preserve">foundational studies on food web structure and robustness:</w:t>
+      </w:r>
+      <w:r>
+        <w:t xml:space="preserve"> </w:t>
+      </w:r>
+      <w:r>
+        <w:t xml:space="preserve">Cohen et al. (1990)</w:t>
+      </w:r>
+      <w:r>
+        <w:t xml:space="preserve">;</w:t>
+      </w:r>
+      <w:r>
+        <w:t xml:space="preserve"> </w:t>
+      </w:r>
+      <w:r>
+        <w:t xml:space="preserve">Martinez &amp; Dunne (1998)</w:t>
+      </w:r>
+      <w:r>
+        <w:t xml:space="preserve">;</w:t>
+      </w:r>
+      <w:r>
+        <w:t xml:space="preserve"> </w:t>
+      </w:r>
+      <w:r>
+        <w:t xml:space="preserve">Dunne et al. (2002)</w:t>
+      </w:r>
+      <w:r>
+        <w:t xml:space="preserve">; more recently:</w:t>
+      </w:r>
+      <w:r>
+        <w:t xml:space="preserve"> </w:t>
+      </w:r>
+      <w:r>
+        <w:t xml:space="preserve">Simmons et al. (2021)</w:t>
+      </w:r>
+      <w:r>
+        <w:t xml:space="preserve">). Documenting interactions between and among taxa is thus one of the fundamental building blocks of community ecology and provides a powerful abstraction and platform for mathematical and statistical modelling of biodiversity to make predictions, and to mitigate and manage threats</w:t>
       </w:r>
       <w:r>
         <w:t xml:space="preserve"> </w:t>
@@ -114,16 +234,49 @@
         <w:pStyle w:val="BodyText"/>
       </w:pPr>
       <w:r>
-        <w:t xml:space="preserve">However, there is a growing discourse around limitations to the interpretation and applied use of networks</w:t>
-      </w:r>
-      <w:r>
-        <w:t xml:space="preserve"> </w:t>
-      </w:r>
-      <w:r>
-        <w:t xml:space="preserve">(Blüthgen, 2010; Dormann, 2023)</w:t>
-      </w:r>
-      <w:r>
-        <w:t xml:space="preserve">. Against this, it is important to evaluate the value and the limitations of the various network conceptualisations of biodiversity</w:t>
+        <w:t xml:space="preserve">However, there is a growing discourse around limitations to the interpretation and applied use of networks, which have been recognised since early discussions of sampling effort and aggregation in food webs (</w:t>
+      </w:r>
+      <w:r>
+        <w:t xml:space="preserve">Cohen et al. (1990)</w:t>
+      </w:r>
+      <w:r>
+        <w:t xml:space="preserve">;</w:t>
+      </w:r>
+      <w:r>
+        <w:t xml:space="preserve"> </w:t>
+      </w:r>
+      <w:r>
+        <w:t xml:space="preserve">Polis (1991)</w:t>
+      </w:r>
+      <w:r>
+        <w:t xml:space="preserve">;</w:t>
+      </w:r>
+      <w:r>
+        <w:t xml:space="preserve"> </w:t>
+      </w:r>
+      <w:r>
+        <w:t xml:space="preserve">Martinez (1991)</w:t>
+      </w:r>
+      <w:r>
+        <w:t xml:space="preserve">; recent discussions:</w:t>
+      </w:r>
+      <w:r>
+        <w:t xml:space="preserve"> </w:t>
+      </w:r>
+      <w:r>
+        <w:t xml:space="preserve">Dormann (2023)</w:t>
+      </w:r>
+      <w:r>
+        <w:t xml:space="preserve">;</w:t>
+      </w:r>
+      <w:r>
+        <w:t xml:space="preserve"> </w:t>
+      </w:r>
+      <w:r>
+        <w:t xml:space="preserve">Blüthgen (2010)</w:t>
+      </w:r>
+      <w:r>
+        <w:t xml:space="preserve">). Against this, it is important to evaluate the value and the limitations of the various network conceptualisations of biodiversity</w:t>
       </w:r>
       <w:r>
         <w:t xml:space="preserve"> </w:t>
@@ -206,6 +359,49 @@
         <w:t xml:space="preserve"> </w:t>
       </w:r>
       <w:r>
+        <w:t xml:space="preserve">(Blüthgen &amp; Staab, 2024; Brimacombe et al., 2023, 2024; Dunne, 2006; Martinez &amp; Dunne, 1998; Moulatlet et al., 2024; Pimm, 1984; Polis, 1991; Pringle &amp; Hutchinson, 2020; Saberski et al., 2024)</w:t>
+      </w:r>
+      <w:r>
+        <w:t xml:space="preserve">. Such an understanding should deliver an acceleration in capacity to more effectively predict the impact of multiple stressors on biodiverse communities.</w:t>
+      </w:r>
+    </w:p>
+    <w:p>
+      <w:pPr>
+        <w:pStyle w:val="BodyText"/>
+      </w:pPr>
+      <w:r>
+        <w:t xml:space="preserve">In their recent work,</w:t>
+      </w:r>
+      <w:r>
+        <w:t xml:space="preserve"> </w:t>
+      </w:r>
+      <w:r>
+        <w:t xml:space="preserve">Gauzens et al. (2025)</w:t>
+      </w:r>
+      <w:r>
+        <w:t xml:space="preserve"> </w:t>
+      </w:r>
+      <w:r>
+        <w:t xml:space="preserve">showcased a 2+2 decomposition of networks around aggregated versus species level resolution of nodes and around potential and realised links among the nodes. Their review delivers valuable insight into the methodologies used to collect and manage data among the node and link differentiation. It also delivers an overview of the scale and types of questions that are associated with each category of differentiation.</w:t>
+      </w:r>
+    </w:p>
+    <w:p>
+      <w:pPr>
+        <w:pStyle w:val="BodyText"/>
+      </w:pPr>
+      <w:r>
+        <w:t xml:space="preserve">Here we provide a complementary perspective focused on concepts, models, and theory, in contrast to the data driven breakdown in</w:t>
+      </w:r>
+      <w:r>
+        <w:t xml:space="preserve"> </w:t>
+      </w:r>
+      <w:r>
+        <w:t xml:space="preserve">Gauzens et al. (2025)</w:t>
+      </w:r>
+      <w:r>
+        <w:t xml:space="preserve"> </w:t>
+      </w:r>
+      <w:r>
         <w:t xml:space="preserve">(</w:t>
       </w:r>
       <w:r>
@@ -219,10 +415,31 @@
         <w:t xml:space="preserve"> </w:t>
       </w:r>
       <w:r>
-        <w:t xml:space="preserve">Blüthgen &amp; Staab, 2024; Brimacombe et al., 2023, 2024; Moulatlet et al., 2024; Polis, 1991; Pringle &amp; Hutchinson, 2020; Saberski et al., 2024)</w:t>
-      </w:r>
-      <w:r>
-        <w:t xml:space="preserve">. Such an understanding should deliver an acceleration in capacity to more effectively predict the impact of multiple stressors on biodiverse communities.</w:t>
+        <w:t xml:space="preserve">their Tables 1 and 2). Our approach delivers a hierarchical perspective on network construction based on a gradient from feasibility, capturing the concept of metawebs and Gauzen et al’s</w:t>
+      </w:r>
+      <w:r>
+        <w:t xml:space="preserve"> </w:t>
+      </w:r>
+      <w:r>
+        <w:t xml:space="preserve">‘potential’</w:t>
+      </w:r>
+      <w:r>
+        <w:t xml:space="preserve"> </w:t>
+      </w:r>
+      <w:r>
+        <w:t xml:space="preserve">webs, through to realised webs as in Gauzens’ et al. In contrast to their 2 + 2 decomposition (their Fig 1), our perspective showcases nested ecological scales and processes that derive from shifts in the assumptions and theories embedded along this gradient. This includes classic ecological</w:t>
+      </w:r>
+      <w:r>
+        <w:t xml:space="preserve"> </w:t>
+      </w:r>
+      <w:r>
+        <w:t xml:space="preserve">‘aggregations’</w:t>
+      </w:r>
+      <w:r>
+        <w:t xml:space="preserve"> </w:t>
+      </w:r>
+      <w:r>
+        <w:t xml:space="preserve">such as functional/phylogenetic groups through to species, populations and individuals, unique perspective on how space and time intersect with node and link resolution, refined insight into which networks are derived by induction vs. deduction and a revealing of a core transition between assumptions about how links are derived based on evolutionary vs. ecological theories.</w:t>
       </w:r>
     </w:p>
     <w:p>
@@ -230,70 +447,6 @@
         <w:pStyle w:val="BodyText"/>
       </w:pPr>
       <w:r>
-        <w:t xml:space="preserve">In their recent work,</w:t>
-      </w:r>
-      <w:r>
-        <w:t xml:space="preserve"> </w:t>
-      </w:r>
-      <w:r>
-        <w:t xml:space="preserve">Gauzens et al. (2025)</w:t>
-      </w:r>
-      <w:r>
-        <w:t xml:space="preserve"> </w:t>
-      </w:r>
-      <w:r>
-        <w:t xml:space="preserve">showcased a 2+2 decomposition of networks around aggregated versus species level resolution of nodes and around potential and realised links among the nodes. Their review delivers valuable insight into the methodologies used to collect and manage data among the node and link differentiation. It also delivers an overview of the scale and types of questions that are associated with each category of differentiation.</w:t>
-      </w:r>
-    </w:p>
-    <w:p>
-      <w:pPr>
-        <w:pStyle w:val="BodyText"/>
-      </w:pPr>
-      <w:r>
-        <w:t xml:space="preserve">Here we provide a complementary perspective focused on concepts, models, and theory, in contrast to the data driven breakdown in</w:t>
-      </w:r>
-      <w:r>
-        <w:t xml:space="preserve"> </w:t>
-      </w:r>
-      <w:r>
-        <w:t xml:space="preserve">Gauzens et al. (2025)</w:t>
-      </w:r>
-      <w:r>
-        <w:t xml:space="preserve"> </w:t>
-      </w:r>
-      <w:r>
-        <w:t xml:space="preserve">(e.g. their Tables 1 and 2). Our approach delivers a hierarchical perspective on network construction based on a gradient from feasibility, capturing the concept of metawebs and Gauzen et al’s</w:t>
-      </w:r>
-      <w:r>
-        <w:t xml:space="preserve"> </w:t>
-      </w:r>
-      <w:r>
-        <w:t xml:space="preserve">‘potential’</w:t>
-      </w:r>
-      <w:r>
-        <w:t xml:space="preserve"> </w:t>
-      </w:r>
-      <w:r>
-        <w:t xml:space="preserve">webs, through to realised webs as in Gauzens’ et al. In contrast to their 2 + 2 decomposition (their Fig 1), our perspective showcases nested ecological scales and processes that derive from shifts in the assumptions and theories embedded along this gradient. This includes classic ecological</w:t>
-      </w:r>
-      <w:r>
-        <w:t xml:space="preserve"> </w:t>
-      </w:r>
-      <w:r>
-        <w:t xml:space="preserve">‘aggregations’</w:t>
-      </w:r>
-      <w:r>
-        <w:t xml:space="preserve"> </w:t>
-      </w:r>
-      <w:r>
-        <w:t xml:space="preserve">such as functional/phylogenetic groups through to species, populations and individuals, unique perspective on how space and time intersect with node and link resolution, refined insight into which networks are derived by induction vs. deduction and a revealing of a core transition between assumptions about how links are derived based on evolutionary vs. ecological theories.</w:t>
-      </w:r>
-    </w:p>
-    <w:p>
-      <w:pPr>
-        <w:pStyle w:val="BodyText"/>
-      </w:pPr>
-      <w:r>
         <w:t xml:space="preserve">In the following sections we provide a scene-setting review of nodes and edges (links) in networks before aligning various processes that determine interactions with the different network representations. Ultimately, we provide a unique perspective on the nested hierarchy of processes that govern transitions from meta-webs to realised webs. We finish with a refined and nuanced alignment of models/representations and key questions in biodiversity science in the anthropocene.</w:t>
       </w:r>
     </w:p>
@@ -311,7 +464,7 @@
         <w:pStyle w:val="FirstParagraph"/>
       </w:pPr>
       <w:r>
-        <w:t xml:space="preserve">Networks in ecology have multiple uses, representing an</w:t>
+        <w:t xml:space="preserve">Ecological networks serve multiple uses, representing an</w:t>
       </w:r>
       <w:r>
         <w:t xml:space="preserve"> </w:t>
@@ -323,7 +476,20 @@
         <w:t xml:space="preserve"> </w:t>
       </w:r>
       <w:r>
-        <w:t xml:space="preserve">from which inferences can be made. For example, a network is needed to make inferences about the structure of communities. The structure of networks - their topology - have a long history reflecting core theory about energy flow</w:t>
+        <w:t xml:space="preserve">from which inferences can be made. While many aspects of community structure can be analysed without networks (</w:t>
+      </w:r>
+      <w:r>
+        <w:rPr>
+          <w:i/>
+          <w:iCs/>
+        </w:rPr>
+        <w:t xml:space="preserve">e.g.,</w:t>
+      </w:r>
+      <w:r>
+        <w:t xml:space="preserve"> </w:t>
+      </w:r>
+      <w:r>
+        <w:t xml:space="preserve">through trait distributions or abundance patterns) networks provide a formal framework for capturing the organisation of interactions among species. The study of network structure and topology has a long history in ecology, rooted in early theory on energy flow</w:t>
       </w:r>
       <w:r>
         <w:t xml:space="preserve"> </w:t>
@@ -332,70 +498,66 @@
         <w:t xml:space="preserve">(Lindeman, 1942; Odum, 1968)</w:t>
       </w:r>
       <w:r>
-        <w:t xml:space="preserve">, function</w:t>
-      </w:r>
-      <w:r>
-        <w:t xml:space="preserve"> </w:t>
-      </w:r>
-      <w:r>
-        <w:t xml:space="preserve">(Schneider et al., 2016)</w:t>
-      </w:r>
-      <w:r>
-        <w:t xml:space="preserve"> </w:t>
-      </w:r>
-      <w:r>
-        <w:t xml:space="preserve">and stability</w:t>
-      </w:r>
-      <w:r>
-        <w:t xml:space="preserve"> </w:t>
-      </w:r>
-      <w:r>
-        <w:t xml:space="preserve">(Brose et al., 2006; Danet et al., 2024; MacArthur, 1955)</w:t>
-      </w:r>
-      <w:r>
-        <w:t xml:space="preserve">. Networks are thus required as the response variable in evaluating ecological theory and statistical models of</w:t>
-      </w:r>
-      <w:r>
-        <w:t xml:space="preserve"> </w:t>
-      </w:r>
-      <w:r>
-        <w:t xml:space="preserve">‘generative processes’</w:t>
-      </w:r>
-      <w:r>
-        <w:t xml:space="preserve"> </w:t>
-      </w:r>
-      <w:r>
-        <w:t xml:space="preserve">giving rise to such structure. Such structure is now commonly used to compare communities along environmental gradients or time</w:t>
-      </w:r>
-      <w:r>
-        <w:t xml:space="preserve"> </w:t>
-      </w:r>
-      <w:r>
-        <w:t xml:space="preserve">(Hao et al., 2025; Pecuchet et al., 2020)</w:t>
-      </w:r>
-      <w:r>
-        <w:t xml:space="preserve">. Networks and their topology are also used as a platform for evaluating</w:t>
-      </w:r>
-      <w:r>
-        <w:t xml:space="preserve"> </w:t>
-      </w:r>
-      <w:r>
-        <w:t xml:space="preserve">‘downstream’</w:t>
-      </w:r>
-      <w:r>
-        <w:t xml:space="preserve"> </w:t>
-      </w:r>
-      <w:r>
-        <w:t xml:space="preserve">responses to stressors such as evaluating patterns of secondary extinction</w:t>
-      </w:r>
-      <w:r>
-        <w:t xml:space="preserve"> </w:t>
-      </w:r>
-      <w:r>
-        <w:t xml:space="preserve">(Keyes et al., 2024; Staniczenko et al., 2010)</w:t>
-      </w:r>
-      <w:r>
-        <w:t xml:space="preserve">. Finally, they are commonly used as a platform for implementing mathematical models of community dynamics</w:t>
+        <w:t xml:space="preserve">, and later extended to questions of robustness, stability, and complexity</w:t>
+      </w:r>
+      <w:r>
+        <w:t xml:space="preserve"> </w:t>
+      </w:r>
+      <w:r>
+        <w:t xml:space="preserve">(Brose et al., 2006; Dunne et al., 2002; May, 1972; Montoya et al., 2006;</w:t>
+      </w:r>
+      <w:r>
+        <w:t xml:space="preserve"> </w:t>
+      </w:r>
+      <w:r>
+        <w:rPr>
+          <w:i/>
+          <w:iCs/>
+        </w:rPr>
+        <w:t xml:space="preserve">e.g.,</w:t>
+      </w:r>
+      <w:r>
+        <w:t xml:space="preserve"> </w:t>
+      </w:r>
+      <w:r>
+        <w:t xml:space="preserve">Pimm, 1984)</w:t>
+      </w:r>
+      <w:r>
+        <w:t xml:space="preserve">. More recent work has built on this foundation to link network structure to ecosystem functioning, persistence, and dynamical behaviour (</w:t>
+      </w:r>
+      <w:r>
+        <w:rPr>
+          <w:i/>
+          <w:iCs/>
+        </w:rPr>
+        <w:t xml:space="preserve">e.g.,</w:t>
+      </w:r>
+      <w:r>
+        <w:t xml:space="preserve"> </w:t>
+      </w:r>
+      <w:r>
+        <w:t xml:space="preserve">Schneider et al. (2016)</w:t>
+      </w:r>
+      <w:r>
+        <w:t xml:space="preserve">;</w:t>
+      </w:r>
+      <w:r>
+        <w:t xml:space="preserve"> </w:t>
+      </w:r>
+      <w:r>
+        <w:t xml:space="preserve">Danet et al. (2024)</w:t>
+      </w:r>
+      <w:r>
+        <w:t xml:space="preserve">;</w:t>
+      </w:r>
+      <w:r>
+        <w:t xml:space="preserve"> </w:t>
+      </w:r>
+      <w:r>
+        <w:t xml:space="preserve">Pilosof et al. (2017)</w:t>
+      </w:r>
+      <w:r>
+        <w:t xml:space="preserve">). Networks are therefore commonly treated as response variables in tests of ecological theory and statistical models of the generative processes that give rise to observed structure, and are widely used to compare communities across environmental gradients or through time</w:t>
       </w:r>
       <w:r>
         <w:t xml:space="preserve"> </w:t>
@@ -414,10 +576,10 @@
         <w:t xml:space="preserve"> </w:t>
       </w:r>
       <w:r>
-        <w:t xml:space="preserve">Delmas et al., 2017)</w:t>
-      </w:r>
-      <w:r>
-        <w:t xml:space="preserve">; delivering inference about stability, function, invasive species, climate change, contaminants, and secondary extinction</w:t>
+        <w:t xml:space="preserve">Hao et al., 2025; Pecuchet et al., 2020)</w:t>
+      </w:r>
+      <w:r>
+        <w:t xml:space="preserve">. They also provide a platform for evaluating downstream responses to perturbations, including secondary extinctions and robustness to species loss</w:t>
       </w:r>
       <w:r>
         <w:t xml:space="preserve"> </w:t>
@@ -436,10 +598,44 @@
         <w:t xml:space="preserve"> </w:t>
       </w:r>
       <w:r>
-        <w:t xml:space="preserve">Curtsdotter et al., 2019)</w:t>
-      </w:r>
-      <w:r>
-        <w:t xml:space="preserve">, to name a few applications. Against this backdrop of multiple research agendas, the definition of</w:t>
+        <w:t xml:space="preserve">Dunne et al., 2002; Keyes et al., 2021, 2024; Staniczenko et al., 2010)</w:t>
+      </w:r>
+      <w:r>
+        <w:t xml:space="preserve">, as well as for implementing dynamical process that inference about stability, ecosystem function, invasions, climate change, contaminants, and extinction cascades (</w:t>
+      </w:r>
+      <w:r>
+        <w:rPr>
+          <w:i/>
+          <w:iCs/>
+        </w:rPr>
+        <w:t xml:space="preserve">e.g.,</w:t>
+      </w:r>
+      <w:r>
+        <w:t xml:space="preserve"> </w:t>
+      </w:r>
+      <w:r>
+        <w:t xml:space="preserve">Delmas et al. (2017)</w:t>
+      </w:r>
+      <w:r>
+        <w:t xml:space="preserve">;</w:t>
+      </w:r>
+      <w:r>
+        <w:t xml:space="preserve"> </w:t>
+      </w:r>
+      <w:r>
+        <w:t xml:space="preserve">Curtsdotter et al. (2019)</w:t>
+      </w:r>
+      <w:r>
+        <w:t xml:space="preserve">;</w:t>
+      </w:r>
+      <w:r>
+        <w:t xml:space="preserve"> </w:t>
+      </w:r>
+      <w:r>
+        <w:t xml:space="preserve">Terry et al. (2025)</w:t>
+      </w:r>
+      <w:r>
+        <w:t xml:space="preserve">). Against this backdrop of multiple research agendas, the definition of</w:t>
       </w:r>
       <w:r>
         <w:t xml:space="preserve"> </w:t>
@@ -486,7 +682,7 @@
         <w:pStyle w:val="FirstParagraph"/>
       </w:pPr>
       <w:r>
-        <w:t xml:space="preserve">While the convention is that nodes represent species, in practice nodes also represent other taxonomic units (e.g., sub-species, genera, families) i as well as non-taxonomic units such as a trophic species (</w:t>
+        <w:t xml:space="preserve">While nodes are conventionally described as representing species, in practice they may correspond to a range of taxonomic and non-taxonomic units, including sub-species, genera, or families, as well as trophic species (</w:t>
       </w:r>
       <w:r>
         <w:rPr>
@@ -511,7 +707,7 @@
         <w:t xml:space="preserve">Williams &amp; Martinez (2000)</w:t>
       </w:r>
       <w:r>
-        <w:t xml:space="preserve">), a feeding guild</w:t>
+        <w:t xml:space="preserve">), feeding guilds</w:t>
       </w:r>
       <w:r>
         <w:t xml:space="preserve"> </w:t>
@@ -533,7 +729,7 @@
         <w:t xml:space="preserve">García-Callejas et al., 2023)</w:t>
       </w:r>
       <w:r>
-        <w:t xml:space="preserve">, or a subset of a species defined by life stages</w:t>
+        <w:t xml:space="preserve">, or life-stage–specific subsets of species</w:t>
       </w:r>
       <w:r>
         <w:t xml:space="preserve"> </w:t>
@@ -555,7 +751,7 @@
         <w:t xml:space="preserve">Clegg et al., 2018)</w:t>
       </w:r>
       <w:r>
-        <w:t xml:space="preserve">. Such granularity and variation is often defined as aggregation. Such aggregation can limit the ability to make species (taxonomic) specific inferences (</w:t>
+        <w:t xml:space="preserve">. These choices reflect differences in the level, type, and consistency of resolution at which networks are constructed, rather than aggregation per se. In many cases, aggregation is applied explicitly on top of more highly resolved—or unevenly resolved—data to address particular questions, as in the construction of trophic species, and the underlying data may remain available for alternative analyses. Nevertheless, representing nodes at coarser or mixed resolutions can limit taxon-specific inference (</w:t>
       </w:r>
       <w:r>
         <w:rPr>
@@ -568,32 +764,36 @@
         <w:t xml:space="preserve"> </w:t>
       </w:r>
       <w:r>
-        <w:t xml:space="preserve">does species</w:t>
-      </w:r>
-      <w:r>
-        <w:t xml:space="preserve"> </w:t>
-      </w:r>
-      <m:oMath>
-        <m:r>
-          <m:t>a</m:t>
-        </m:r>
-      </m:oMath>
-      <w:r>
-        <w:t xml:space="preserve"> </w:t>
-      </w:r>
-      <w:r>
-        <w:t xml:space="preserve">eat species</w:t>
-      </w:r>
-      <w:r>
-        <w:t xml:space="preserve"> </w:t>
-      </w:r>
-      <m:oMath>
-        <m:r>
-          <m:t>b</m:t>
-        </m:r>
-      </m:oMath>
-      <w:r>
-        <w:t xml:space="preserve">?). It can also affect the estimates of degree distributions and more specifically generality and vulnerability in networks (in/out degree). These metrics are central to inference about the structure and complexity of networks</w:t>
+        <w:t xml:space="preserve">whether species</w:t>
+      </w:r>
+      <w:r>
+        <w:t xml:space="preserve"> </w:t>
+      </w:r>
+      <w:r>
+        <w:rPr>
+          <w:i/>
+          <w:iCs/>
+        </w:rPr>
+        <w:t xml:space="preserve">a</w:t>
+      </w:r>
+      <w:r>
+        <w:t xml:space="preserve"> </w:t>
+      </w:r>
+      <w:r>
+        <w:t xml:space="preserve">consumes species</w:t>
+      </w:r>
+      <w:r>
+        <w:t xml:space="preserve"> </w:t>
+      </w:r>
+      <w:r>
+        <w:rPr>
+          <w:i/>
+          <w:iCs/>
+        </w:rPr>
+        <w:t xml:space="preserve">b</w:t>
+      </w:r>
+      <w:r>
+        <w:t xml:space="preserve">), bias estimates of degree distributions—particularly generality and vulnerability—and complicate downstream analyses such as extinction or invasion dynamics, where species identity and the consequences of loss may be obscured</w:t>
       </w:r>
       <w:r>
         <w:t xml:space="preserve"> </w:t>
@@ -602,19 +802,22 @@
         <w:t xml:space="preserve">(Beckerman et al., 2006; Clegg et al., 2018)</w:t>
       </w:r>
       <w:r>
-        <w:t xml:space="preserve">. Finally, aggregation makes it challenging to use networks in</w:t>
-      </w:r>
-      <w:r>
-        <w:t xml:space="preserve"> </w:t>
-      </w:r>
-      <w:r>
-        <w:t xml:space="preserve">‘downstream analyses’</w:t>
-      </w:r>
-      <w:r>
-        <w:t xml:space="preserve"> </w:t>
-      </w:r>
-      <w:r>
-        <w:t xml:space="preserve">of, for example, extinction or invasions as the identity of species and the consequences of their losses can be hidden. Despite these issues, there are justifications for representing nodes as aggregated units. Most prominent relates to when the distribution of the links between aggregated nodes may be more meaningful in terms of understanding or making generalisations about the system</w:t>
+        <w:t xml:space="preserve">. At the same time, there are clear justifications for using aggregated representations when the distribution of interactions among functional or trophic units is more informative than species-level detail, for example when analysing extinction patterns across feeding guilds</w:t>
+      </w:r>
+      <w:r>
+        <w:t xml:space="preserve"> </w:t>
+      </w:r>
+      <w:r>
+        <w:t xml:space="preserve">(Dunhill et al., 2024)</w:t>
+      </w:r>
+      <w:r>
+        <w:t xml:space="preserve">. More broadly, issues of resolution, scale, and sampling have long been recognised as central to the construction and interpretation of food webs</w:t>
+      </w:r>
+      <w:r>
+        <w:t xml:space="preserve"> </w:t>
+      </w:r>
+      <w:r>
+        <w:t xml:space="preserve">(Dunne, 2006;</w:t>
       </w:r>
       <w:r>
         <w:t xml:space="preserve"> </w:t>
@@ -630,13 +833,7 @@
         <w:t xml:space="preserve"> </w:t>
       </w:r>
       <w:r>
-        <w:t xml:space="preserve">tracking species extinctions across feeding guilds</w:t>
-      </w:r>
-      <w:r>
-        <w:t xml:space="preserve"> </w:t>
-      </w:r>
-      <w:r>
-        <w:t xml:space="preserve">(Dunhill et al., 2024)</w:t>
+        <w:t xml:space="preserve">Martinez &amp; Dunne, 1998)</w:t>
       </w:r>
       <w:r>
         <w:t xml:space="preserve">.</w:t>
@@ -970,56 +1167,7 @@
         <w:pStyle w:val="BodyText"/>
       </w:pPr>
       <w:r>
-        <w:t xml:space="preserve">In contrast, realised networks are typically more localised in space and time, and the links between species are contingent on the co-occurrence of species, the role of the environment, and mechanisms of diet choice. Fundamentally this means that the presence/absence of a link is the result of the</w:t>
-      </w:r>
-      <w:r>
-        <w:t xml:space="preserve"> </w:t>
-      </w:r>
-      <w:r>
-        <w:t xml:space="preserve">‘behaviour’</w:t>
-      </w:r>
-      <w:r>
-        <w:t xml:space="preserve"> </w:t>
-      </w:r>
-      <w:r>
-        <w:t xml:space="preserve">of the species and even when the realised network is presented as a binary matrix, the edges imply a function is available to define the strength of an interaction. A realised network is therefore not simply the downscaling of a metaweb to a smaller scale (</w:t>
-      </w:r>
-      <w:r>
-        <w:rPr>
-          <w:i/>
-          <w:iCs/>
-        </w:rPr>
-        <w:t xml:space="preserve">e.g.,</w:t>
-      </w:r>
-      <w:r>
-        <w:t xml:space="preserve"> </w:t>
-      </w:r>
-      <w:r>
-        <w:t xml:space="preserve">moving from the country to the 1x1 km</w:t>
-      </w:r>
-      <w:r>
-        <w:rPr>
-          <w:vertAlign w:val="superscript"/>
-        </w:rPr>
-        <w:t xml:space="preserve">2</w:t>
-      </w:r>
-      <w:r>
-        <w:t xml:space="preserve"> </w:t>
-      </w:r>
-      <w:r>
-        <w:t xml:space="preserve">scale based on fine-scale species co-occurrence). Instead, realised webs capture processes that determine the realisation of an interaction and flows of energy in a community. Specifically, in realised webs, the definition of an edge shifts from being determined by feasibility to that of choices and consequences that centre around energy. If one were to take the same community of species and construct both a metaweb and realised network the two networks might have the same species but would be structurally different, owing to the differences in the</w:t>
-      </w:r>
-      <w:r>
-        <w:t xml:space="preserve"> </w:t>
-      </w:r>
-      <w:r>
-        <w:t xml:space="preserve">‘rules’</w:t>
-      </w:r>
-      <w:r>
-        <w:t xml:space="preserve"> </w:t>
-      </w:r>
-      <w:r>
-        <w:t xml:space="preserve">constraining the presence of links. This distinction between metawebs and realised webs leads to a further insight. Links that are absent in a metaweb can conceptually (although not always practically) be treated as being truly absent. However, links that are absent in a realised network cannot be considered as truly absent but rather as absent due to the broader environmental/community context.</w:t>
+        <w:t xml:space="preserve">In contrast, realised networks are typically localised in space and time, with links contingent on species co-occurrence, environmental conditions, and mechanisms of diet choice. As a result, the presence or absence of a link reflects species behaviour, such that even when a realised network is represented as a binary matrix, each edge implies an underlying function describing interaction strength. A realised network is therefore not a simple downscaling of a metaweb based on finer spatial or temporal resolution. Rather than being obtained by filtering feasible interactions through co-occurrence alone, realised webs capture the processes that govern whether interactions are expressed and how energy flows through a community. In this sense, the definition of an edge shifts from one of feasibility to one of realised choice and consequence, centred on energy acquisition and transfer. Consequently, a metaweb and a realised network constructed from the same set of species may share node composition yet differ structurally, because they are constrained by fundamentally different rules governing link presence. This distinction has important implications for interpretation: links absent from a metaweb can be treated as truly absent in terms of feasibility, whereas links absent from a realised network should instead be interpreted as context-dependent absences arising from environmental, behavioural, or community-level constraints.</w:t>
       </w:r>
     </w:p>
     <w:bookmarkEnd w:id="22"/>
@@ -1859,25 +2007,13 @@
         <w:t xml:space="preserve"> </w:t>
       </w:r>
       <w:r>
-        <w:t xml:space="preserve">here not as a determinant of links, but a modifier of them - they are the community context above and beyond co-occurrence and abundance. Non-trophic interactions include competition for space, predator interference, refuge provisioning, recruitment facilitation as well as non-trophic effects that increase or decrease mortality. These interactions</w:t>
-      </w:r>
-      <w:r>
-        <w:t xml:space="preserve"> </w:t>
-      </w:r>
-      <w:r>
-        <w:t xml:space="preserve">(Ings et al., 2009)</w:t>
-      </w:r>
-      <w:r>
-        <w:t xml:space="preserve"> </w:t>
-      </w:r>
-      <w:r>
-        <w:t xml:space="preserve">specifically modify either the realisation or strength of trophic interactions</w:t>
-      </w:r>
-      <w:r>
-        <w:t xml:space="preserve"> </w:t>
-      </w:r>
-      <w:r>
-        <w:t xml:space="preserve">(Golubski &amp; Abrams, 2011; Kamaru et al., 2024; Pilosof et al., 2017; Staniczenko et al., 2010)</w:t>
+        <w:t xml:space="preserve">here not as a determinant of links, but a modifier of them - they are the community context above and beyond co-occurrence and abundance. Non-trophic interactions include competition for space, predator interference, refuge provisioning, recruitment facilitation as well as non-trophic effects that increase or decrease mortality. These interactions specifically modify either the realisation or strength of trophic interactions</w:t>
+      </w:r>
+      <w:r>
+        <w:t xml:space="preserve"> </w:t>
+      </w:r>
+      <w:r>
+        <w:t xml:space="preserve">(Golubski &amp; Abrams, 2011; Ings et al., 2009; Kamaru et al., 2024; Pilosof et al., 2017; Staniczenko et al., 2010)</w:t>
       </w:r>
       <w:r>
         <w:t xml:space="preserve"> </w:t>
@@ -1908,7 +2044,24 @@
         </m:r>
       </m:oMath>
       <w:r>
-        <w:t xml:space="preserve">) and indirect (e.g., mutualistic/facilitative interactions) mechanisms. They operate on the realisation of a network by altering the fine-scale distribution and abundance of species and relative contributions of direct and indirect effects to biomass, persistence, stability and the functioning of the communities</w:t>
+        <w:t xml:space="preserve">) and indirect (e.g., mutualistic/facilitative interactions) mechanisms.</w:t>
+      </w:r>
+    </w:p>
+    <w:p>
+      <w:pPr>
+        <w:pStyle w:val="BodyText"/>
+      </w:pPr>
+      <w:r>
+        <w:t xml:space="preserve">Some interactions, such as pollination, occupy an intermediate position in this framework, as they combine trophic components (e.g. resource consumption) with non-trophic effects that influence reproduction, recruitment, and population persistence</w:t>
+      </w:r>
+      <w:r>
+        <w:t xml:space="preserve"> </w:t>
+      </w:r>
+      <w:r>
+        <w:t xml:space="preserve">(Bascompte &amp; Jordano, 2007; Holland et al., 2002; Sauve et al., 2016)</w:t>
+      </w:r>
+      <w:r>
+        <w:t xml:space="preserve">. They operate on the realisation of a network by altering the fine-scale distribution and abundance of species and relative contributions of direct and indirect effects to biomass, persistence, stability and the functioning of the communities</w:t>
       </w:r>
       <w:r>
         <w:t xml:space="preserve"> </w:t>
@@ -4305,7 +4458,7 @@
       </w:r>
     </w:p>
     <w:bookmarkEnd w:id="45"/>
-    <w:bookmarkStart w:id="280" w:name="references"/>
+    <w:bookmarkStart w:id="303" w:name="references"/>
     <w:p>
       <w:pPr>
         <w:pStyle w:val="Heading1"/>
@@ -4314,7 +4467,7 @@
         <w:t xml:space="preserve">References</w:t>
       </w:r>
     </w:p>
-    <w:bookmarkStart w:id="279" w:name="refs"/>
+    <w:bookmarkStart w:id="302" w:name="refs"/>
     <w:bookmarkStart w:id="47" w:name="ref-allesinaGeneralModelFood2008"/>
     <w:p>
       <w:pPr>
@@ -4486,12 +4639,86 @@
       </w:hyperlink>
     </w:p>
     <w:bookmarkEnd w:id="51"/>
-    <w:bookmarkStart w:id="53" w:name="ref-beckerOptimisingPredictiveModels2022"/>
+    <w:bookmarkStart w:id="53" w:name="X30fee4e73557965120b990f9e41c6d7b17c46ab"/>
     <w:p>
       <w:pPr>
         <w:pStyle w:val="Bibliography"/>
       </w:pPr>
       <w:r>
+        <w:t xml:space="preserve">Bascompte, J., &amp; Jordano, P. (2007). Plant-</w:t>
+      </w:r>
+      <w:r>
+        <w:t xml:space="preserve">Animal Mutualistic Networks</w:t>
+      </w:r>
+      <w:r>
+        <w:t xml:space="preserve">:</w:t>
+      </w:r>
+      <w:r>
+        <w:t xml:space="preserve"> </w:t>
+      </w:r>
+      <w:r>
+        <w:t xml:space="preserve">The Architecture</w:t>
+      </w:r>
+      <w:r>
+        <w:t xml:space="preserve"> </w:t>
+      </w:r>
+      <w:r>
+        <w:t xml:space="preserve">of</w:t>
+      </w:r>
+      <w:r>
+        <w:t xml:space="preserve"> </w:t>
+      </w:r>
+      <w:r>
+        <w:t xml:space="preserve">Biodiversity</w:t>
+      </w:r>
+      <w:r>
+        <w:t xml:space="preserve">.</w:t>
+      </w:r>
+      <w:r>
+        <w:t xml:space="preserve"> </w:t>
+      </w:r>
+      <w:r>
+        <w:rPr>
+          <w:i/>
+          <w:iCs/>
+        </w:rPr>
+        <w:t xml:space="preserve">Annual Review of Ecology, Evolution, and Systematics</w:t>
+      </w:r>
+      <w:r>
+        <w:t xml:space="preserve">,</w:t>
+      </w:r>
+      <w:r>
+        <w:t xml:space="preserve"> </w:t>
+      </w:r>
+      <w:r>
+        <w:rPr>
+          <w:i/>
+          <w:iCs/>
+        </w:rPr>
+        <w:t xml:space="preserve">38</w:t>
+      </w:r>
+      <w:r>
+        <w:t xml:space="preserve">(1), 567–593.</w:t>
+      </w:r>
+      <w:r>
+        <w:t xml:space="preserve"> </w:t>
+      </w:r>
+      <w:hyperlink r:id="rId52">
+        <w:r>
+          <w:rPr>
+            <w:rStyle w:val="Hyperlink"/>
+          </w:rPr>
+          <w:t xml:space="preserve">https://doi.org/10.1146/annurev.ecolsys.38.091206.095818</w:t>
+        </w:r>
+      </w:hyperlink>
+    </w:p>
+    <w:bookmarkEnd w:id="53"/>
+    <w:bookmarkStart w:id="55" w:name="ref-beckerOptimisingPredictiveModels2022"/>
+    <w:p>
+      <w:pPr>
+        <w:pStyle w:val="Bibliography"/>
+      </w:pPr>
+      <w:r>
         <w:t xml:space="preserve">Becker, D. J., Albery, G. F., Sjodin, A. R., Poisot, T., Bergner, L. M., Chen, B., Cohen, L. E., Dallas, T. A., Eskew, E. A., Fagre, A. C., Farrell, M. J., Guth, S., Han, B. A., Simmons, N. B., Stock, M., Teeling, E. C., &amp; Carlson, C. J. (2022). Optimising predictive models to prioritise viral discovery in zoonotic reservoirs.</w:t>
       </w:r>
       <w:r>
@@ -4523,7 +4750,7 @@
       <w:r>
         <w:t xml:space="preserve"> </w:t>
       </w:r>
-      <w:hyperlink r:id="rId52">
+      <w:hyperlink r:id="rId54">
         <w:r>
           <w:rPr>
             <w:rStyle w:val="Hyperlink"/>
@@ -4532,8 +4759,8 @@
         </w:r>
       </w:hyperlink>
     </w:p>
-    <w:bookmarkEnd w:id="53"/>
-    <w:bookmarkStart w:id="55" w:name="ref-beckermanForagingBiologyPredicts2006"/>
+    <w:bookmarkEnd w:id="55"/>
+    <w:bookmarkStart w:id="57" w:name="ref-beckermanForagingBiologyPredicts2006"/>
     <w:p>
       <w:pPr>
         <w:pStyle w:val="Bibliography"/>
@@ -4570,7 +4797,7 @@
       <w:r>
         <w:t xml:space="preserve"> </w:t>
       </w:r>
-      <w:hyperlink r:id="rId54">
+      <w:hyperlink r:id="rId56">
         <w:r>
           <w:rPr>
             <w:rStyle w:val="Hyperlink"/>
@@ -4579,8 +4806,8 @@
         </w:r>
       </w:hyperlink>
     </w:p>
-    <w:bookmarkEnd w:id="55"/>
-    <w:bookmarkStart w:id="57" w:name="Xa4f464e98b1e233699634f28f509f4b1a160052"/>
+    <w:bookmarkEnd w:id="57"/>
+    <w:bookmarkStart w:id="59" w:name="Xa4f464e98b1e233699634f28f509f4b1a160052"/>
     <w:p>
       <w:pPr>
         <w:pStyle w:val="Bibliography"/>
@@ -4680,7 +4907,7 @@
       <w:r>
         <w:t xml:space="preserve"> </w:t>
       </w:r>
-      <w:hyperlink r:id="rId56">
+      <w:hyperlink r:id="rId58">
         <w:r>
           <w:rPr>
             <w:rStyle w:val="Hyperlink"/>
@@ -4689,8 +4916,8 @@
         </w:r>
       </w:hyperlink>
     </w:p>
-    <w:bookmarkEnd w:id="57"/>
-    <w:bookmarkStart w:id="59" w:name="ref-berlowInteractionStrengthsFood2004"/>
+    <w:bookmarkEnd w:id="59"/>
+    <w:bookmarkStart w:id="61" w:name="ref-berlowInteractionStrengthsFood2004"/>
     <w:p>
       <w:pPr>
         <w:pStyle w:val="Bibliography"/>
@@ -4727,7 +4954,7 @@
       <w:r>
         <w:t xml:space="preserve"> </w:t>
       </w:r>
-      <w:hyperlink r:id="rId58">
+      <w:hyperlink r:id="rId60">
         <w:r>
           <w:rPr>
             <w:rStyle w:val="Hyperlink"/>
@@ -4736,8 +4963,8 @@
         </w:r>
       </w:hyperlink>
     </w:p>
-    <w:bookmarkEnd w:id="59"/>
-    <w:bookmarkStart w:id="61" w:name="ref-bitonInductiveLinkPrediction2024"/>
+    <w:bookmarkEnd w:id="61"/>
+    <w:bookmarkStart w:id="63" w:name="ref-bitonInductiveLinkPrediction2024"/>
     <w:p>
       <w:pPr>
         <w:pStyle w:val="Bibliography"/>
@@ -4761,7 +4988,7 @@
       <w:r>
         <w:t xml:space="preserve"> </w:t>
       </w:r>
-      <w:hyperlink r:id="rId60">
+      <w:hyperlink r:id="rId62">
         <w:r>
           <w:rPr>
             <w:rStyle w:val="Hyperlink"/>
@@ -4770,8 +4997,8 @@
         </w:r>
       </w:hyperlink>
     </w:p>
-    <w:bookmarkEnd w:id="61"/>
-    <w:bookmarkStart w:id="63" w:name="ref-blanchetCooccurrenceNotEvidence2020"/>
+    <w:bookmarkEnd w:id="63"/>
+    <w:bookmarkStart w:id="65" w:name="ref-blanchetCooccurrenceNotEvidence2020"/>
     <w:p>
       <w:pPr>
         <w:pStyle w:val="Bibliography"/>
@@ -4808,7 +5035,7 @@
       <w:r>
         <w:t xml:space="preserve"> </w:t>
       </w:r>
-      <w:hyperlink r:id="rId62">
+      <w:hyperlink r:id="rId64">
         <w:r>
           <w:rPr>
             <w:rStyle w:val="Hyperlink"/>
@@ -4817,8 +5044,8 @@
         </w:r>
       </w:hyperlink>
     </w:p>
-    <w:bookmarkEnd w:id="63"/>
-    <w:bookmarkStart w:id="65" w:name="ref-bluthgenWhyNetworkAnalysis2010"/>
+    <w:bookmarkEnd w:id="65"/>
+    <w:bookmarkStart w:id="67" w:name="ref-bluthgenWhyNetworkAnalysis2010"/>
     <w:p>
       <w:pPr>
         <w:pStyle w:val="Bibliography"/>
@@ -4867,7 +5094,7 @@
       <w:r>
         <w:t xml:space="preserve"> </w:t>
       </w:r>
-      <w:hyperlink r:id="rId64">
+      <w:hyperlink r:id="rId66">
         <w:r>
           <w:rPr>
             <w:rStyle w:val="Hyperlink"/>
@@ -4876,8 +5103,8 @@
         </w:r>
       </w:hyperlink>
     </w:p>
-    <w:bookmarkEnd w:id="65"/>
-    <w:bookmarkStart w:id="67" w:name="X9d1f927846a542925bb5e07ec25c6794de0a124"/>
+    <w:bookmarkEnd w:id="67"/>
+    <w:bookmarkStart w:id="69" w:name="X9d1f927846a542925bb5e07ec25c6794de0a124"/>
     <w:p>
       <w:pPr>
         <w:pStyle w:val="Bibliography"/>
@@ -4947,7 +5174,7 @@
       <w:r>
         <w:t xml:space="preserve"> </w:t>
       </w:r>
-      <w:hyperlink r:id="rId66">
+      <w:hyperlink r:id="rId68">
         <w:r>
           <w:rPr>
             <w:rStyle w:val="Hyperlink"/>
@@ -4956,8 +5183,8 @@
         </w:r>
       </w:hyperlink>
     </w:p>
-    <w:bookmarkEnd w:id="67"/>
-    <w:bookmarkStart w:id="69" w:name="X0773538261821a81cd3c826b908bcd9f9b9eb23"/>
+    <w:bookmarkEnd w:id="69"/>
+    <w:bookmarkStart w:id="71" w:name="X0773538261821a81cd3c826b908bcd9f9b9eb23"/>
     <w:p>
       <w:pPr>
         <w:pStyle w:val="Bibliography"/>
@@ -4994,7 +5221,7 @@
       <w:r>
         <w:t xml:space="preserve"> </w:t>
       </w:r>
-      <w:hyperlink r:id="rId68">
+      <w:hyperlink r:id="rId70">
         <w:r>
           <w:rPr>
             <w:rStyle w:val="Hyperlink"/>
@@ -5003,8 +5230,8 @@
         </w:r>
       </w:hyperlink>
     </w:p>
-    <w:bookmarkEnd w:id="69"/>
-    <w:bookmarkStart w:id="71" w:name="X866d76638eb086a375868d385707e3e60c85c4a"/>
+    <w:bookmarkEnd w:id="71"/>
+    <w:bookmarkStart w:id="73" w:name="X866d76638eb086a375868d385707e3e60c85c4a"/>
     <w:p>
       <w:pPr>
         <w:pStyle w:val="Bibliography"/>
@@ -5053,7 +5280,7 @@
       <w:r>
         <w:t xml:space="preserve"> </w:t>
       </w:r>
-      <w:hyperlink r:id="rId70">
+      <w:hyperlink r:id="rId72">
         <w:r>
           <w:rPr>
             <w:rStyle w:val="Hyperlink"/>
@@ -5062,8 +5289,8 @@
         </w:r>
       </w:hyperlink>
     </w:p>
-    <w:bookmarkEnd w:id="71"/>
-    <w:bookmarkStart w:id="73" w:name="X539896ce86e228708f5963ceeaf0e82711f0c07"/>
+    <w:bookmarkEnd w:id="73"/>
+    <w:bookmarkStart w:id="75" w:name="X539896ce86e228708f5963ceeaf0e82711f0c07"/>
     <w:p>
       <w:pPr>
         <w:pStyle w:val="Bibliography"/>
@@ -5100,7 +5327,7 @@
       <w:r>
         <w:t xml:space="preserve"> </w:t>
       </w:r>
-      <w:hyperlink r:id="rId72">
+      <w:hyperlink r:id="rId74">
         <w:r>
           <w:rPr>
             <w:rStyle w:val="Hyperlink"/>
@@ -5109,8 +5336,8 @@
         </w:r>
       </w:hyperlink>
     </w:p>
-    <w:bookmarkEnd w:id="73"/>
-    <w:bookmarkStart w:id="75" w:name="ref-broseAllometricScalingEnhances2006"/>
+    <w:bookmarkEnd w:id="75"/>
+    <w:bookmarkStart w:id="77" w:name="ref-broseAllometricScalingEnhances2006"/>
     <w:p>
       <w:pPr>
         <w:pStyle w:val="Bibliography"/>
@@ -5147,7 +5374,7 @@
       <w:r>
         <w:t xml:space="preserve"> </w:t>
       </w:r>
-      <w:hyperlink r:id="rId74">
+      <w:hyperlink r:id="rId76">
         <w:r>
           <w:rPr>
             <w:rStyle w:val="Hyperlink"/>
@@ -5156,8 +5383,8 @@
         </w:r>
       </w:hyperlink>
     </w:p>
-    <w:bookmarkEnd w:id="75"/>
-    <w:bookmarkStart w:id="77" w:name="ref-brownMetabolicTheoryEcology2004"/>
+    <w:bookmarkEnd w:id="77"/>
+    <w:bookmarkStart w:id="79" w:name="ref-brownMetabolicTheoryEcology2004"/>
     <w:p>
       <w:pPr>
         <w:pStyle w:val="Bibliography"/>
@@ -5215,7 +5442,7 @@
       <w:r>
         <w:t xml:space="preserve"> </w:t>
       </w:r>
-      <w:hyperlink r:id="rId76">
+      <w:hyperlink r:id="rId78">
         <w:r>
           <w:rPr>
             <w:rStyle w:val="Hyperlink"/>
@@ -5224,8 +5451,8 @@
         </w:r>
       </w:hyperlink>
     </w:p>
-    <w:bookmarkEnd w:id="77"/>
-    <w:bookmarkStart w:id="79" w:name="X591894dce6a7dd087129459d3c224d8a4a26011"/>
+    <w:bookmarkEnd w:id="79"/>
+    <w:bookmarkStart w:id="81" w:name="X591894dce6a7dd087129459d3c224d8a4a26011"/>
     <w:p>
       <w:pPr>
         <w:pStyle w:val="Bibliography"/>
@@ -5271,7 +5498,7 @@
       <w:r>
         <w:t xml:space="preserve"> </w:t>
       </w:r>
-      <w:hyperlink r:id="rId78">
+      <w:hyperlink r:id="rId80">
         <w:r>
           <w:rPr>
             <w:rStyle w:val="Hyperlink"/>
@@ -5280,8 +5507,8 @@
         </w:r>
       </w:hyperlink>
     </w:p>
-    <w:bookmarkEnd w:id="79"/>
-    <w:bookmarkStart w:id="81" w:name="ref-canardEmpiricalEvaluationNeutral2014"/>
+    <w:bookmarkEnd w:id="81"/>
+    <w:bookmarkStart w:id="83" w:name="ref-canardEmpiricalEvaluationNeutral2014"/>
     <w:p>
       <w:pPr>
         <w:pStyle w:val="Bibliography"/>
@@ -5351,7 +5578,7 @@
       <w:r>
         <w:t xml:space="preserve"> </w:t>
       </w:r>
-      <w:hyperlink r:id="rId80">
+      <w:hyperlink r:id="rId82">
         <w:r>
           <w:rPr>
             <w:rStyle w:val="Hyperlink"/>
@@ -5360,8 +5587,8 @@
         </w:r>
       </w:hyperlink>
     </w:p>
-    <w:bookmarkEnd w:id="81"/>
-    <w:bookmarkStart w:id="83" w:name="X148151be55fae469550d414afe81ac309261681"/>
+    <w:bookmarkEnd w:id="83"/>
+    <w:bookmarkStart w:id="85" w:name="X148151be55fae469550d414afe81ac309261681"/>
     <w:p>
       <w:pPr>
         <w:pStyle w:val="Bibliography"/>
@@ -5419,7 +5646,7 @@
       <w:r>
         <w:t xml:space="preserve"> </w:t>
       </w:r>
-      <w:hyperlink r:id="rId82">
+      <w:hyperlink r:id="rId84">
         <w:r>
           <w:rPr>
             <w:rStyle w:val="Hyperlink"/>
@@ -5428,8 +5655,8 @@
         </w:r>
       </w:hyperlink>
     </w:p>
-    <w:bookmarkEnd w:id="83"/>
-    <w:bookmarkStart w:id="85" w:name="ref-caronTraitmatchingModelsPredict2024"/>
+    <w:bookmarkEnd w:id="85"/>
+    <w:bookmarkStart w:id="87" w:name="ref-caronTraitmatchingModelsPredict2024"/>
     <w:p>
       <w:pPr>
         <w:pStyle w:val="Bibliography"/>
@@ -5466,7 +5693,7 @@
       <w:r>
         <w:t xml:space="preserve"> </w:t>
       </w:r>
-      <w:hyperlink r:id="rId84">
+      <w:hyperlink r:id="rId86">
         <w:r>
           <w:rPr>
             <w:rStyle w:val="Hyperlink"/>
@@ -5475,8 +5702,8 @@
         </w:r>
       </w:hyperlink>
     </w:p>
-    <w:bookmarkEnd w:id="85"/>
-    <w:bookmarkStart w:id="87" w:name="ref-caronAddressingEltonianShortfall2022"/>
+    <w:bookmarkEnd w:id="87"/>
+    <w:bookmarkStart w:id="89" w:name="ref-caronAddressingEltonianShortfall2022"/>
     <w:p>
       <w:pPr>
         <w:pStyle w:val="Bibliography"/>
@@ -5525,7 +5752,7 @@
       <w:r>
         <w:t xml:space="preserve"> </w:t>
       </w:r>
-      <w:hyperlink r:id="rId86">
+      <w:hyperlink r:id="rId88">
         <w:r>
           <w:rPr>
             <w:rStyle w:val="Hyperlink"/>
@@ -5534,8 +5761,8 @@
         </w:r>
       </w:hyperlink>
     </w:p>
-    <w:bookmarkEnd w:id="87"/>
-    <w:bookmarkStart w:id="89" w:name="X5c779d5ad003a7245ae62c5694cc82a24ffb865"/>
+    <w:bookmarkEnd w:id="89"/>
+    <w:bookmarkStart w:id="91" w:name="X5c779d5ad003a7245ae62c5694cc82a24ffb865"/>
     <w:p>
       <w:pPr>
         <w:pStyle w:val="Bibliography"/>
@@ -5572,7 +5799,7 @@
       <w:r>
         <w:t xml:space="preserve"> </w:t>
       </w:r>
-      <w:hyperlink r:id="rId88">
+      <w:hyperlink r:id="rId90">
         <w:r>
           <w:rPr>
             <w:rStyle w:val="Hyperlink"/>
@@ -5581,8 +5808,8 @@
         </w:r>
       </w:hyperlink>
     </w:p>
-    <w:bookmarkEnd w:id="89"/>
-    <w:bookmarkStart w:id="91" w:name="ref-cherifEnvironmentRescueCan2024"/>
+    <w:bookmarkEnd w:id="91"/>
+    <w:bookmarkStart w:id="93" w:name="ref-cherifEnvironmentRescueCan2024"/>
     <w:p>
       <w:pPr>
         <w:pStyle w:val="Bibliography"/>
@@ -5619,7 +5846,7 @@
       <w:r>
         <w:t xml:space="preserve"> </w:t>
       </w:r>
-      <w:hyperlink r:id="rId90">
+      <w:hyperlink r:id="rId92">
         <w:r>
           <w:rPr>
             <w:rStyle w:val="Hyperlink"/>
@@ -5628,8 +5855,8 @@
         </w:r>
       </w:hyperlink>
     </w:p>
-    <w:bookmarkEnd w:id="91"/>
-    <w:bookmarkStart w:id="93" w:name="Xb1d8b6b275822be1886d160023287af73cce966"/>
+    <w:bookmarkEnd w:id="93"/>
+    <w:bookmarkStart w:id="95" w:name="Xb1d8b6b275822be1886d160023287af73cce966"/>
     <w:p>
       <w:pPr>
         <w:pStyle w:val="Bibliography"/>
@@ -5666,7 +5893,7 @@
       <w:r>
         <w:t xml:space="preserve"> </w:t>
       </w:r>
-      <w:hyperlink r:id="rId92">
+      <w:hyperlink r:id="rId94">
         <w:r>
           <w:rPr>
             <w:rStyle w:val="Hyperlink"/>
@@ -5675,8 +5902,8 @@
         </w:r>
       </w:hyperlink>
     </w:p>
-    <w:bookmarkEnd w:id="93"/>
-    <w:bookmarkStart w:id="95" w:name="X1e400912f73fb757a731e54197f38b81e74f066"/>
+    <w:bookmarkEnd w:id="95"/>
+    <w:bookmarkStart w:id="97" w:name="X1e400912f73fb757a731e54197f38b81e74f066"/>
     <w:p>
       <w:pPr>
         <w:pStyle w:val="Bibliography"/>
@@ -5713,7 +5940,7 @@
       <w:r>
         <w:t xml:space="preserve"> </w:t>
       </w:r>
-      <w:hyperlink r:id="rId94">
+      <w:hyperlink r:id="rId96">
         <w:r>
           <w:rPr>
             <w:rStyle w:val="Hyperlink"/>
@@ -5722,8 +5949,8 @@
         </w:r>
       </w:hyperlink>
     </w:p>
-    <w:bookmarkEnd w:id="95"/>
-    <w:bookmarkStart w:id="97" w:name="ref-cohenCommunityFoodWebs1990"/>
+    <w:bookmarkEnd w:id="97"/>
+    <w:bookmarkStart w:id="99" w:name="ref-cohenCommunityFoodWebs1990"/>
     <w:p>
       <w:pPr>
         <w:pStyle w:val="Bibliography"/>
@@ -5810,7 +6037,7 @@
       <w:r>
         <w:t xml:space="preserve"> </w:t>
       </w:r>
-      <w:hyperlink r:id="rId96">
+      <w:hyperlink r:id="rId98">
         <w:r>
           <w:rPr>
             <w:rStyle w:val="Hyperlink"/>
@@ -5819,8 +6046,8 @@
         </w:r>
       </w:hyperlink>
     </w:p>
-    <w:bookmarkEnd w:id="97"/>
-    <w:bookmarkStart w:id="99" w:name="Xe3e49d362cfe4dc69cf94913d43d3c00a90a030"/>
+    <w:bookmarkEnd w:id="99"/>
+    <w:bookmarkStart w:id="101" w:name="Xe3e49d362cfe4dc69cf94913d43d3c00a90a030"/>
     <w:p>
       <w:pPr>
         <w:pStyle w:val="Bibliography"/>
@@ -5857,7 +6084,7 @@
       <w:r>
         <w:t xml:space="preserve"> </w:t>
       </w:r>
-      <w:hyperlink r:id="rId98">
+      <w:hyperlink r:id="rId100">
         <w:r>
           <w:rPr>
             <w:rStyle w:val="Hyperlink"/>
@@ -5866,8 +6093,8 @@
         </w:r>
       </w:hyperlink>
     </w:p>
-    <w:bookmarkEnd w:id="99"/>
-    <w:bookmarkStart w:id="101" w:name="Xb3b6534bc80dc64b51dd5a3b4d335b302bedbee"/>
+    <w:bookmarkEnd w:id="101"/>
+    <w:bookmarkStart w:id="103" w:name="Xb3b6534bc80dc64b51dd5a3b4d335b302bedbee"/>
     <w:p>
       <w:pPr>
         <w:pStyle w:val="Bibliography"/>
@@ -5904,7 +6131,7 @@
       <w:r>
         <w:t xml:space="preserve"> </w:t>
       </w:r>
-      <w:hyperlink r:id="rId100">
+      <w:hyperlink r:id="rId102">
         <w:r>
           <w:rPr>
             <w:rStyle w:val="Hyperlink"/>
@@ -5913,8 +6140,8 @@
         </w:r>
       </w:hyperlink>
     </w:p>
-    <w:bookmarkEnd w:id="101"/>
-    <w:bookmarkStart w:id="103" w:name="ref-dallasPredictingCrypticLinks2017"/>
+    <w:bookmarkEnd w:id="103"/>
+    <w:bookmarkStart w:id="105" w:name="ref-dallasPredictingCrypticLinks2017"/>
     <w:p>
       <w:pPr>
         <w:pStyle w:val="Bibliography"/>
@@ -5951,7 +6178,7 @@
       <w:r>
         <w:t xml:space="preserve"> </w:t>
       </w:r>
-      <w:hyperlink r:id="rId102">
+      <w:hyperlink r:id="rId104">
         <w:r>
           <w:rPr>
             <w:rStyle w:val="Hyperlink"/>
@@ -5960,8 +6187,8 @@
         </w:r>
       </w:hyperlink>
     </w:p>
-    <w:bookmarkEnd w:id="103"/>
-    <w:bookmarkStart w:id="105" w:name="ref-danetResponseDiversityMajor2024"/>
+    <w:bookmarkEnd w:id="105"/>
+    <w:bookmarkStart w:id="107" w:name="ref-danetResponseDiversityMajor2024"/>
     <w:p>
       <w:pPr>
         <w:pStyle w:val="Bibliography"/>
@@ -5985,7 +6212,7 @@
       <w:r>
         <w:t xml:space="preserve"> </w:t>
       </w:r>
-      <w:hyperlink r:id="rId104">
+      <w:hyperlink r:id="rId106">
         <w:r>
           <w:rPr>
             <w:rStyle w:val="Hyperlink"/>
@@ -6000,8 +6227,8 @@
         <w:t xml:space="preserve">(Pre-published)</w:t>
       </w:r>
     </w:p>
-    <w:bookmarkEnd w:id="105"/>
-    <w:bookmarkStart w:id="107" w:name="X22de709a0892f7df2c5e90247dcb7344c16197f"/>
+    <w:bookmarkEnd w:id="107"/>
+    <w:bookmarkStart w:id="109" w:name="X22de709a0892f7df2c5e90247dcb7344c16197f"/>
     <w:p>
       <w:pPr>
         <w:pStyle w:val="Bibliography"/>
@@ -6038,7 +6265,7 @@
       <w:r>
         <w:t xml:space="preserve"> </w:t>
       </w:r>
-      <w:hyperlink r:id="rId106">
+      <w:hyperlink r:id="rId108">
         <w:r>
           <w:rPr>
             <w:rStyle w:val="Hyperlink"/>
@@ -6047,8 +6274,8 @@
         </w:r>
       </w:hyperlink>
     </w:p>
-    <w:bookmarkEnd w:id="107"/>
-    <w:bookmarkStart w:id="109" w:name="X19ae0996a3277bbc8bb2a7aff1622ec0c861aa4"/>
+    <w:bookmarkEnd w:id="109"/>
+    <w:bookmarkStart w:id="111" w:name="X19ae0996a3277bbc8bb2a7aff1622ec0c861aa4"/>
     <w:p>
       <w:pPr>
         <w:pStyle w:val="Bibliography"/>
@@ -6072,7 +6299,7 @@
       <w:r>
         <w:t xml:space="preserve"> </w:t>
       </w:r>
-      <w:hyperlink r:id="rId108">
+      <w:hyperlink r:id="rId110">
         <w:r>
           <w:rPr>
             <w:rStyle w:val="Hyperlink"/>
@@ -6081,8 +6308,8 @@
         </w:r>
       </w:hyperlink>
     </w:p>
-    <w:bookmarkEnd w:id="109"/>
-    <w:bookmarkStart w:id="111" w:name="ref-delmasSimulationsBiomassDynamics2017"/>
+    <w:bookmarkEnd w:id="111"/>
+    <w:bookmarkStart w:id="113" w:name="ref-delmasSimulationsBiomassDynamics2017"/>
     <w:p>
       <w:pPr>
         <w:pStyle w:val="Bibliography"/>
@@ -6119,7 +6346,7 @@
       <w:r>
         <w:t xml:space="preserve"> </w:t>
       </w:r>
-      <w:hyperlink r:id="rId110">
+      <w:hyperlink r:id="rId112">
         <w:r>
           <w:rPr>
             <w:rStyle w:val="Hyperlink"/>
@@ -6128,8 +6355,8 @@
         </w:r>
       </w:hyperlink>
     </w:p>
-    <w:bookmarkEnd w:id="111"/>
-    <w:bookmarkStart w:id="113" w:name="Xbdf894eb48feca28c76080dbbbcbceedf5db43e"/>
+    <w:bookmarkEnd w:id="113"/>
+    <w:bookmarkStart w:id="115" w:name="Xbdf894eb48feca28c76080dbbbcbceedf5db43e"/>
     <w:p>
       <w:pPr>
         <w:pStyle w:val="Bibliography"/>
@@ -6178,7 +6405,7 @@
       <w:r>
         <w:t xml:space="preserve"> </w:t>
       </w:r>
-      <w:hyperlink r:id="rId112">
+      <w:hyperlink r:id="rId114">
         <w:r>
           <w:rPr>
             <w:rStyle w:val="Hyperlink"/>
@@ -6187,8 +6414,8 @@
         </w:r>
       </w:hyperlink>
     </w:p>
-    <w:bookmarkEnd w:id="113"/>
-    <w:bookmarkStart w:id="114" w:name="ref-dormannRisePossibleFall2023"/>
+    <w:bookmarkEnd w:id="115"/>
+    <w:bookmarkStart w:id="116" w:name="ref-dormannRisePossibleFall2023"/>
     <w:p>
       <w:pPr>
         <w:pStyle w:val="Bibliography"/>
@@ -6283,8 +6510,8 @@
         <w:t xml:space="preserve">(pp. 143–159.). Tredition.</w:t>
       </w:r>
     </w:p>
-    <w:bookmarkEnd w:id="114"/>
-    <w:bookmarkStart w:id="116" w:name="X252b8e82e5b3d72ad0b35a3cf499df77ed31d0f"/>
+    <w:bookmarkEnd w:id="116"/>
+    <w:bookmarkStart w:id="118" w:name="X252b8e82e5b3d72ad0b35a3cf499df77ed31d0f"/>
     <w:p>
       <w:pPr>
         <w:pStyle w:val="Bibliography"/>
@@ -6333,7 +6560,7 @@
       <w:r>
         <w:t xml:space="preserve"> </w:t>
       </w:r>
-      <w:hyperlink r:id="rId115">
+      <w:hyperlink r:id="rId117">
         <w:r>
           <w:rPr>
             <w:rStyle w:val="Hyperlink"/>
@@ -6342,8 +6569,8 @@
         </w:r>
       </w:hyperlink>
     </w:p>
-    <w:bookmarkEnd w:id="116"/>
-    <w:bookmarkStart w:id="117" w:name="ref-dunneNetworkStructureFood2006"/>
+    <w:bookmarkEnd w:id="118"/>
+    <w:bookmarkStart w:id="119" w:name="ref-dunneNetworkStructureFood2006"/>
     <w:p>
       <w:pPr>
         <w:pStyle w:val="Bibliography"/>
@@ -6417,13 +6644,60 @@
         <w:t xml:space="preserve">(pp. 27–86). Oxford University Press.</w:t>
       </w:r>
     </w:p>
-    <w:bookmarkEnd w:id="117"/>
-    <w:bookmarkStart w:id="119" w:name="ref-eklofSecondaryExtinctionsFood2013"/>
+    <w:bookmarkEnd w:id="119"/>
+    <w:bookmarkStart w:id="121" w:name="X6a748f2c18be5d40b86306295ddf535fd2774da"/>
     <w:p>
       <w:pPr>
         <w:pStyle w:val="Bibliography"/>
       </w:pPr>
       <w:r>
+        <w:t xml:space="preserve">Dunne, J. A., Williams, R. J., &amp; Martinez, N. D. (2002). Network structure and biodiversity loss in food webs: Robustness increases with connectance.</w:t>
+      </w:r>
+      <w:r>
+        <w:t xml:space="preserve"> </w:t>
+      </w:r>
+      <w:r>
+        <w:rPr>
+          <w:i/>
+          <w:iCs/>
+        </w:rPr>
+        <w:t xml:space="preserve">Ecology Letters</w:t>
+      </w:r>
+      <w:r>
+        <w:t xml:space="preserve">,</w:t>
+      </w:r>
+      <w:r>
+        <w:t xml:space="preserve"> </w:t>
+      </w:r>
+      <w:r>
+        <w:rPr>
+          <w:i/>
+          <w:iCs/>
+        </w:rPr>
+        <w:t xml:space="preserve">5</w:t>
+      </w:r>
+      <w:r>
+        <w:t xml:space="preserve">(4), 558–567.</w:t>
+      </w:r>
+      <w:r>
+        <w:t xml:space="preserve"> </w:t>
+      </w:r>
+      <w:hyperlink r:id="rId120">
+        <w:r>
+          <w:rPr>
+            <w:rStyle w:val="Hyperlink"/>
+          </w:rPr>
+          <w:t xml:space="preserve">https://doi.org/10.1046/j.1461-0248.2002.00354.x</w:t>
+        </w:r>
+      </w:hyperlink>
+    </w:p>
+    <w:bookmarkEnd w:id="121"/>
+    <w:bookmarkStart w:id="123" w:name="ref-eklofSecondaryExtinctionsFood2013"/>
+    <w:p>
+      <w:pPr>
+        <w:pStyle w:val="Bibliography"/>
+      </w:pPr>
+      <w:r>
         <w:t xml:space="preserve">Eklöf, A., Tang, S., &amp; Allesina, S. (2013). Secondary extinctions in food webs: A</w:t>
       </w:r>
       <w:r>
@@ -6467,7 +6741,7 @@
       <w:r>
         <w:t xml:space="preserve"> </w:t>
       </w:r>
-      <w:hyperlink r:id="rId118">
+      <w:hyperlink r:id="rId122">
         <w:r>
           <w:rPr>
             <w:rStyle w:val="Hyperlink"/>
@@ -6476,13 +6750,64 @@
         </w:r>
       </w:hyperlink>
     </w:p>
-    <w:bookmarkEnd w:id="119"/>
-    <w:bookmarkStart w:id="121" w:name="ref-fortinNetworkEcologyDynamic2021"/>
+    <w:bookmarkEnd w:id="123"/>
+    <w:bookmarkStart w:id="125" w:name="ref-eltonAnimalEcology2001"/>
     <w:p>
       <w:pPr>
         <w:pStyle w:val="Bibliography"/>
       </w:pPr>
       <w:r>
+        <w:t xml:space="preserve">Elton, C. S. (2001).</w:t>
+      </w:r>
+      <w:r>
+        <w:t xml:space="preserve"> </w:t>
+      </w:r>
+      <w:r>
+        <w:rPr>
+          <w:i/>
+          <w:iCs/>
+        </w:rPr>
+        <w:t xml:space="preserve">Animal</w:t>
+      </w:r>
+      <w:r>
+        <w:rPr>
+          <w:i/>
+          <w:iCs/>
+        </w:rPr>
+        <w:t xml:space="preserve"> </w:t>
+      </w:r>
+      <w:r>
+        <w:rPr>
+          <w:i/>
+          <w:iCs/>
+        </w:rPr>
+        <w:t xml:space="preserve">Ecology</w:t>
+      </w:r>
+      <w:r>
+        <w:t xml:space="preserve"> </w:t>
+      </w:r>
+      <w:r>
+        <w:t xml:space="preserve">(M. A. Leibold &amp; T. J. Wootton, Eds.). University of Chicago Press.</w:t>
+      </w:r>
+      <w:r>
+        <w:t xml:space="preserve"> </w:t>
+      </w:r>
+      <w:hyperlink r:id="rId124">
+        <w:r>
+          <w:rPr>
+            <w:rStyle w:val="Hyperlink"/>
+          </w:rPr>
+          <w:t xml:space="preserve">https://press.uchicago.edu/ucp/books/book/chicago/A/bo25281897.html</w:t>
+        </w:r>
+      </w:hyperlink>
+    </w:p>
+    <w:bookmarkEnd w:id="125"/>
+    <w:bookmarkStart w:id="127" w:name="ref-fortinNetworkEcologyDynamic2021"/>
+    <w:p>
+      <w:pPr>
+        <w:pStyle w:val="Bibliography"/>
+      </w:pPr>
+      <w:r>
         <w:t xml:space="preserve">Fortin, M.-J., Dale, M. R. T., &amp; Brimacombe, C. (2021). Network ecology in dynamic landscapes.</w:t>
       </w:r>
       <w:r>
@@ -6514,7 +6839,7 @@
       <w:r>
         <w:t xml:space="preserve"> </w:t>
       </w:r>
-      <w:hyperlink r:id="rId120">
+      <w:hyperlink r:id="rId126">
         <w:r>
           <w:rPr>
             <w:rStyle w:val="Hyperlink"/>
@@ -6523,8 +6848,8 @@
         </w:r>
       </w:hyperlink>
     </w:p>
-    <w:bookmarkEnd w:id="121"/>
-    <w:bookmarkStart w:id="123" w:name="ref-frickeCollapseTerrestrialMammal2022"/>
+    <w:bookmarkEnd w:id="127"/>
+    <w:bookmarkStart w:id="129" w:name="ref-frickeCollapseTerrestrialMammal2022"/>
     <w:p>
       <w:pPr>
         <w:pStyle w:val="Bibliography"/>
@@ -6570,7 +6895,7 @@
       <w:r>
         <w:t xml:space="preserve"> </w:t>
       </w:r>
-      <w:hyperlink r:id="rId122">
+      <w:hyperlink r:id="rId128">
         <w:r>
           <w:rPr>
             <w:rStyle w:val="Hyperlink"/>
@@ -6579,8 +6904,8 @@
         </w:r>
       </w:hyperlink>
     </w:p>
-    <w:bookmarkEnd w:id="123"/>
-    <w:bookmarkStart w:id="125" w:name="X953f6871d68b12bcf0b0712b88c61950663d1f7"/>
+    <w:bookmarkEnd w:id="129"/>
+    <w:bookmarkStart w:id="131" w:name="X953f6871d68b12bcf0b0712b88c61950663d1f7"/>
     <w:p>
       <w:pPr>
         <w:pStyle w:val="Bibliography"/>
@@ -6617,7 +6942,7 @@
       <w:r>
         <w:t xml:space="preserve"> </w:t>
       </w:r>
-      <w:hyperlink r:id="rId124">
+      <w:hyperlink r:id="rId130">
         <w:r>
           <w:rPr>
             <w:rStyle w:val="Hyperlink"/>
@@ -6626,8 +6951,8 @@
         </w:r>
       </w:hyperlink>
     </w:p>
-    <w:bookmarkEnd w:id="125"/>
-    <w:bookmarkStart w:id="127" w:name="Xeaac6401b3f2ce9d74319c82605684477c83e79"/>
+    <w:bookmarkEnd w:id="131"/>
+    <w:bookmarkStart w:id="133" w:name="Xeaac6401b3f2ce9d74319c82605684477c83e79"/>
     <w:p>
       <w:pPr>
         <w:pStyle w:val="Bibliography"/>
@@ -6651,7 +6976,7 @@
       <w:r>
         <w:t xml:space="preserve"> </w:t>
       </w:r>
-      <w:hyperlink r:id="rId126">
+      <w:hyperlink r:id="rId132">
         <w:r>
           <w:rPr>
             <w:rStyle w:val="Hyperlink"/>
@@ -6660,8 +6985,8 @@
         </w:r>
       </w:hyperlink>
     </w:p>
-    <w:bookmarkEnd w:id="127"/>
-    <w:bookmarkStart w:id="129" w:name="ref-golubskiModifyingModifiersWhat2011"/>
+    <w:bookmarkEnd w:id="133"/>
+    <w:bookmarkStart w:id="135" w:name="ref-golubskiModifyingModifiersWhat2011"/>
     <w:p>
       <w:pPr>
         <w:pStyle w:val="Bibliography"/>
@@ -6698,7 +7023,7 @@
       <w:r>
         <w:t xml:space="preserve"> </w:t>
       </w:r>
-      <w:hyperlink r:id="rId128">
+      <w:hyperlink r:id="rId134">
         <w:r>
           <w:rPr>
             <w:rStyle w:val="Hyperlink"/>
@@ -6707,8 +7032,8 @@
         </w:r>
       </w:hyperlink>
     </w:p>
-    <w:bookmarkEnd w:id="129"/>
-    <w:bookmarkStart w:id="131" w:name="ref-gomezEcologicalInteractionsAre2010"/>
+    <w:bookmarkEnd w:id="135"/>
+    <w:bookmarkStart w:id="137" w:name="ref-gomezEcologicalInteractionsAre2010"/>
     <w:p>
       <w:pPr>
         <w:pStyle w:val="Bibliography"/>
@@ -6745,7 +7070,7 @@
       <w:r>
         <w:t xml:space="preserve"> </w:t>
       </w:r>
-      <w:hyperlink r:id="rId130">
+      <w:hyperlink r:id="rId136">
         <w:r>
           <w:rPr>
             <w:rStyle w:val="Hyperlink"/>
@@ -6754,8 +7079,8 @@
         </w:r>
       </w:hyperlink>
     </w:p>
-    <w:bookmarkEnd w:id="131"/>
-    <w:bookmarkStart w:id="133" w:name="ref-gravelBringingEltonGrinnell2019"/>
+    <w:bookmarkEnd w:id="137"/>
+    <w:bookmarkStart w:id="139" w:name="ref-gravelBringingEltonGrinnell2019"/>
     <w:p>
       <w:pPr>
         <w:pStyle w:val="Bibliography"/>
@@ -6816,7 +7141,7 @@
       <w:r>
         <w:t xml:space="preserve"> </w:t>
       </w:r>
-      <w:hyperlink r:id="rId132">
+      <w:hyperlink r:id="rId138">
         <w:r>
           <w:rPr>
             <w:rStyle w:val="Hyperlink"/>
@@ -6825,8 +7150,8 @@
         </w:r>
       </w:hyperlink>
     </w:p>
-    <w:bookmarkEnd w:id="133"/>
-    <w:bookmarkStart w:id="135" w:name="ref-gravelInferringFoodWeb2013"/>
+    <w:bookmarkEnd w:id="139"/>
+    <w:bookmarkStart w:id="141" w:name="ref-gravelInferringFoodWeb2013"/>
     <w:p>
       <w:pPr>
         <w:pStyle w:val="Bibliography"/>
@@ -6863,7 +7188,7 @@
       <w:r>
         <w:t xml:space="preserve"> </w:t>
       </w:r>
-      <w:hyperlink r:id="rId134">
+      <w:hyperlink r:id="rId140">
         <w:r>
           <w:rPr>
             <w:rStyle w:val="Hyperlink"/>
@@ -6872,8 +7197,8 @@
         </w:r>
       </w:hyperlink>
     </w:p>
-    <w:bookmarkEnd w:id="135"/>
-    <w:bookmarkStart w:id="137" w:name="ref-haoGlobalProjectionTerrestrial2025"/>
+    <w:bookmarkEnd w:id="141"/>
+    <w:bookmarkStart w:id="143" w:name="ref-haoGlobalProjectionTerrestrial2025"/>
     <w:p>
       <w:pPr>
         <w:pStyle w:val="Bibliography"/>
@@ -6943,7 +7268,7 @@
       <w:r>
         <w:t xml:space="preserve"> </w:t>
       </w:r>
-      <w:hyperlink r:id="rId136">
+      <w:hyperlink r:id="rId142">
         <w:r>
           <w:rPr>
             <w:rStyle w:val="Hyperlink"/>
@@ -6952,8 +7277,8 @@
         </w:r>
       </w:hyperlink>
     </w:p>
-    <w:bookmarkEnd w:id="137"/>
-    <w:bookmarkStart w:id="139" w:name="ref-higinoMismatchIUCNRange2023"/>
+    <w:bookmarkEnd w:id="143"/>
+    <w:bookmarkStart w:id="145" w:name="ref-higinoMismatchIUCNRange2023"/>
     <w:p>
       <w:pPr>
         <w:pStyle w:val="Bibliography"/>
@@ -7014,7 +7339,7 @@
       <w:r>
         <w:t xml:space="preserve"> </w:t>
       </w:r>
-      <w:hyperlink r:id="rId138">
+      <w:hyperlink r:id="rId144">
         <w:r>
           <w:rPr>
             <w:rStyle w:val="Hyperlink"/>
@@ -7023,13 +7348,114 @@
         </w:r>
       </w:hyperlink>
     </w:p>
-    <w:bookmarkEnd w:id="139"/>
-    <w:bookmarkStart w:id="141" w:name="ref-huiHowInvadeEcological2019"/>
+    <w:bookmarkEnd w:id="145"/>
+    <w:bookmarkStart w:id="147" w:name="X5baada3e87f5b8a77dc69afe1f24f03858910c2"/>
     <w:p>
       <w:pPr>
         <w:pStyle w:val="Bibliography"/>
       </w:pPr>
       <w:r>
+        <w:t xml:space="preserve">Holland, J. N., DeAngelis, D. L., &amp; Bronstein, J. L. (2002). Population</w:t>
+      </w:r>
+      <w:r>
+        <w:t xml:space="preserve"> </w:t>
+      </w:r>
+      <w:r>
+        <w:t xml:space="preserve">Dynamics</w:t>
+      </w:r>
+      <w:r>
+        <w:t xml:space="preserve"> </w:t>
+      </w:r>
+      <w:r>
+        <w:t xml:space="preserve">and</w:t>
+      </w:r>
+      <w:r>
+        <w:t xml:space="preserve"> </w:t>
+      </w:r>
+      <w:r>
+        <w:t xml:space="preserve">Mutualism</w:t>
+      </w:r>
+      <w:r>
+        <w:t xml:space="preserve">:</w:t>
+      </w:r>
+      <w:r>
+        <w:t xml:space="preserve"> </w:t>
+      </w:r>
+      <w:r>
+        <w:t xml:space="preserve">Functional Responses</w:t>
+      </w:r>
+      <w:r>
+        <w:t xml:space="preserve"> </w:t>
+      </w:r>
+      <w:r>
+        <w:t xml:space="preserve">of</w:t>
+      </w:r>
+      <w:r>
+        <w:t xml:space="preserve"> </w:t>
+      </w:r>
+      <w:r>
+        <w:t xml:space="preserve">Benefits</w:t>
+      </w:r>
+      <w:r>
+        <w:t xml:space="preserve"> </w:t>
+      </w:r>
+      <w:r>
+        <w:t xml:space="preserve">and</w:t>
+      </w:r>
+      <w:r>
+        <w:t xml:space="preserve"> </w:t>
+      </w:r>
+      <w:r>
+        <w:t xml:space="preserve">Costs</w:t>
+      </w:r>
+      <w:r>
+        <w:t xml:space="preserve">.</w:t>
+      </w:r>
+      <w:r>
+        <w:t xml:space="preserve"> </w:t>
+      </w:r>
+      <w:r>
+        <w:rPr>
+          <w:i/>
+          <w:iCs/>
+        </w:rPr>
+        <w:t xml:space="preserve">The American Naturalist</w:t>
+      </w:r>
+      <w:r>
+        <w:t xml:space="preserve">,</w:t>
+      </w:r>
+      <w:r>
+        <w:t xml:space="preserve"> </w:t>
+      </w:r>
+      <w:r>
+        <w:rPr>
+          <w:i/>
+          <w:iCs/>
+        </w:rPr>
+        <w:t xml:space="preserve">159</w:t>
+      </w:r>
+      <w:r>
+        <w:t xml:space="preserve">(3), 231–244.</w:t>
+      </w:r>
+      <w:r>
+        <w:t xml:space="preserve"> </w:t>
+      </w:r>
+      <w:hyperlink r:id="rId146">
+        <w:r>
+          <w:rPr>
+            <w:rStyle w:val="Hyperlink"/>
+          </w:rPr>
+          <w:t xml:space="preserve">https://doi.org/10.1086/338510</w:t>
+        </w:r>
+      </w:hyperlink>
+    </w:p>
+    <w:bookmarkEnd w:id="147"/>
+    <w:bookmarkStart w:id="149" w:name="ref-huiHowInvadeEcological2019"/>
+    <w:p>
+      <w:pPr>
+        <w:pStyle w:val="Bibliography"/>
+      </w:pPr>
+      <w:r>
         <w:t xml:space="preserve">Hui, C., &amp; Richardson, D. M. (2019). How to</w:t>
       </w:r>
       <w:r>
@@ -7082,7 +7508,7 @@
       <w:r>
         <w:t xml:space="preserve"> </w:t>
       </w:r>
-      <w:hyperlink r:id="rId140">
+      <w:hyperlink r:id="rId148">
         <w:r>
           <w:rPr>
             <w:rStyle w:val="Hyperlink"/>
@@ -7091,8 +7517,8 @@
         </w:r>
       </w:hyperlink>
     </w:p>
-    <w:bookmarkEnd w:id="141"/>
-    <w:bookmarkStart w:id="143" w:name="ref-ingsEcologicalNetworksbeyondFood2009"/>
+    <w:bookmarkEnd w:id="149"/>
+    <w:bookmarkStart w:id="151" w:name="ref-ingsEcologicalNetworksbeyondFood2009"/>
     <w:p>
       <w:pPr>
         <w:pStyle w:val="Bibliography"/>
@@ -7129,7 +7555,7 @@
       <w:r>
         <w:t xml:space="preserve"> </w:t>
       </w:r>
-      <w:hyperlink r:id="rId142">
+      <w:hyperlink r:id="rId150">
         <w:r>
           <w:rPr>
             <w:rStyle w:val="Hyperlink"/>
@@ -7138,8 +7564,8 @@
         </w:r>
       </w:hyperlink>
     </w:p>
-    <w:bookmarkEnd w:id="143"/>
-    <w:bookmarkStart w:id="145" w:name="Xf53c03f1c3fea4e4289657cbb0682f5f23e8b1d"/>
+    <w:bookmarkEnd w:id="151"/>
+    <w:bookmarkStart w:id="153" w:name="Xf53c03f1c3fea4e4289657cbb0682f5f23e8b1d"/>
     <w:p>
       <w:pPr>
         <w:pStyle w:val="Bibliography"/>
@@ -7185,7 +7611,7 @@
       <w:r>
         <w:t xml:space="preserve"> </w:t>
       </w:r>
-      <w:hyperlink r:id="rId144">
+      <w:hyperlink r:id="rId152">
         <w:r>
           <w:rPr>
             <w:rStyle w:val="Hyperlink"/>
@@ -7194,8 +7620,8 @@
         </w:r>
       </w:hyperlink>
     </w:p>
-    <w:bookmarkEnd w:id="145"/>
-    <w:bookmarkStart w:id="147" w:name="X2d6834cb08966b7d5da0c61c80079bb46b07a34"/>
+    <w:bookmarkEnd w:id="153"/>
+    <w:bookmarkStart w:id="155" w:name="X2d6834cb08966b7d5da0c61c80079bb46b07a34"/>
     <w:p>
       <w:pPr>
         <w:pStyle w:val="Bibliography"/>
@@ -7219,7 +7645,7 @@
       <w:r>
         <w:t xml:space="preserve"> </w:t>
       </w:r>
-      <w:hyperlink r:id="rId146">
+      <w:hyperlink r:id="rId154">
         <w:r>
           <w:rPr>
             <w:rStyle w:val="Hyperlink"/>
@@ -7228,8 +7654,8 @@
         </w:r>
       </w:hyperlink>
     </w:p>
-    <w:bookmarkEnd w:id="147"/>
-    <w:bookmarkStart w:id="149" w:name="X1ee5fa61c9d599972880299fb826f183e1453ca"/>
+    <w:bookmarkEnd w:id="155"/>
+    <w:bookmarkStart w:id="157" w:name="X1ee5fa61c9d599972880299fb826f183e1453ca"/>
     <w:p>
       <w:pPr>
         <w:pStyle w:val="Bibliography"/>
@@ -7266,7 +7692,7 @@
       <w:r>
         <w:t xml:space="preserve"> </w:t>
       </w:r>
-      <w:hyperlink r:id="rId148">
+      <w:hyperlink r:id="rId156">
         <w:r>
           <w:rPr>
             <w:rStyle w:val="Hyperlink"/>
@@ -7275,8 +7701,8 @@
         </w:r>
       </w:hyperlink>
     </w:p>
-    <w:bookmarkEnd w:id="149"/>
-    <w:bookmarkStart w:id="151" w:name="ref-kefiNetworkStructureFood2015"/>
+    <w:bookmarkEnd w:id="157"/>
+    <w:bookmarkStart w:id="159" w:name="ref-kefiNetworkStructureFood2015"/>
     <w:p>
       <w:pPr>
         <w:pStyle w:val="Bibliography"/>
@@ -7325,7 +7751,7 @@
       <w:r>
         <w:t xml:space="preserve"> </w:t>
       </w:r>
-      <w:hyperlink r:id="rId150">
+      <w:hyperlink r:id="rId158">
         <w:r>
           <w:rPr>
             <w:rStyle w:val="Hyperlink"/>
@@ -7334,8 +7760,8 @@
         </w:r>
       </w:hyperlink>
     </w:p>
-    <w:bookmarkEnd w:id="151"/>
-    <w:bookmarkStart w:id="153" w:name="ref-kefiMoreMealIntegrating2012"/>
+    <w:bookmarkEnd w:id="159"/>
+    <w:bookmarkStart w:id="161" w:name="ref-kefiMoreMealIntegrating2012"/>
     <w:p>
       <w:pPr>
         <w:pStyle w:val="Bibliography"/>
@@ -7372,7 +7798,7 @@
       <w:r>
         <w:t xml:space="preserve"> </w:t>
       </w:r>
-      <w:hyperlink r:id="rId152">
+      <w:hyperlink r:id="rId160">
         <w:r>
           <w:rPr>
             <w:rStyle w:val="Hyperlink"/>
@@ -7381,8 +7807,8 @@
         </w:r>
       </w:hyperlink>
     </w:p>
-    <w:bookmarkEnd w:id="153"/>
-    <w:bookmarkStart w:id="155" w:name="X8b144a397bc252389b4c5724e7648e8d6646908"/>
+    <w:bookmarkEnd w:id="161"/>
+    <w:bookmarkStart w:id="163" w:name="X8b144a397bc252389b4c5724e7648e8d6646908"/>
     <w:p>
       <w:pPr>
         <w:pStyle w:val="Bibliography"/>
@@ -7440,7 +7866,7 @@
       <w:r>
         <w:t xml:space="preserve"> </w:t>
       </w:r>
-      <w:hyperlink r:id="rId154">
+      <w:hyperlink r:id="rId162">
         <w:r>
           <w:rPr>
             <w:rStyle w:val="Hyperlink"/>
@@ -7449,13 +7875,60 @@
         </w:r>
       </w:hyperlink>
     </w:p>
-    <w:bookmarkEnd w:id="155"/>
-    <w:bookmarkStart w:id="157" w:name="X5c34a2e64ad17132523b815ad511dc881809961"/>
+    <w:bookmarkEnd w:id="163"/>
+    <w:bookmarkStart w:id="165" w:name="ref-keyesEcologicalNetworkApproach2021"/>
     <w:p>
       <w:pPr>
         <w:pStyle w:val="Bibliography"/>
       </w:pPr>
       <w:r>
+        <w:t xml:space="preserve">Keyes, A. A., McLaughlin, J. P., Barner, A. K., &amp; Dee, L. E. (2021). An ecological network approach to predict ecosystem service vulnerability to species losses.</w:t>
+      </w:r>
+      <w:r>
+        <w:t xml:space="preserve"> </w:t>
+      </w:r>
+      <w:r>
+        <w:rPr>
+          <w:i/>
+          <w:iCs/>
+        </w:rPr>
+        <w:t xml:space="preserve">Nature Communications</w:t>
+      </w:r>
+      <w:r>
+        <w:t xml:space="preserve">,</w:t>
+      </w:r>
+      <w:r>
+        <w:t xml:space="preserve"> </w:t>
+      </w:r>
+      <w:r>
+        <w:rPr>
+          <w:i/>
+          <w:iCs/>
+        </w:rPr>
+        <w:t xml:space="preserve">12</w:t>
+      </w:r>
+      <w:r>
+        <w:t xml:space="preserve">(1), 1586.</w:t>
+      </w:r>
+      <w:r>
+        <w:t xml:space="preserve"> </w:t>
+      </w:r>
+      <w:hyperlink r:id="rId164">
+        <w:r>
+          <w:rPr>
+            <w:rStyle w:val="Hyperlink"/>
+          </w:rPr>
+          <w:t xml:space="preserve">https://doi.org/10.1038/s41467-021-21824-x</w:t>
+        </w:r>
+      </w:hyperlink>
+    </w:p>
+    <w:bookmarkEnd w:id="165"/>
+    <w:bookmarkStart w:id="167" w:name="X5c34a2e64ad17132523b815ad511dc881809961"/>
+    <w:p>
+      <w:pPr>
+        <w:pStyle w:val="Bibliography"/>
+      </w:pPr>
+      <w:r>
         <w:t xml:space="preserve">Krause, A. E., Frank, K. A., Mason, D. M., Ulanowicz, R. E., &amp; Taylor, W. W. (2003). Compartments revealed in food-web structure.</w:t>
       </w:r>
       <w:r>
@@ -7487,7 +7960,7 @@
       <w:r>
         <w:t xml:space="preserve"> </w:t>
       </w:r>
-      <w:hyperlink r:id="rId156">
+      <w:hyperlink r:id="rId166">
         <w:r>
           <w:rPr>
             <w:rStyle w:val="Hyperlink"/>
@@ -7496,8 +7969,8 @@
         </w:r>
       </w:hyperlink>
     </w:p>
-    <w:bookmarkEnd w:id="157"/>
-    <w:bookmarkStart w:id="159" w:name="X975e71e0f2dc8911d9ffb70ba96f8b6e5ed6a10"/>
+    <w:bookmarkEnd w:id="167"/>
+    <w:bookmarkStart w:id="169" w:name="X975e71e0f2dc8911d9ffb70ba96f8b6e5ed6a10"/>
     <w:p>
       <w:pPr>
         <w:pStyle w:val="Bibliography"/>
@@ -7534,7 +8007,7 @@
       <w:r>
         <w:t xml:space="preserve"> </w:t>
       </w:r>
-      <w:hyperlink r:id="rId158">
+      <w:hyperlink r:id="rId168">
         <w:r>
           <w:rPr>
             <w:rStyle w:val="Hyperlink"/>
@@ -7543,8 +8016,8 @@
         </w:r>
       </w:hyperlink>
     </w:p>
-    <w:bookmarkEnd w:id="159"/>
-    <w:bookmarkStart w:id="161" w:name="Xe227781537312aad81566d289906b7942bbcf13"/>
+    <w:bookmarkEnd w:id="169"/>
+    <w:bookmarkStart w:id="171" w:name="Xe227781537312aad81566d289906b7942bbcf13"/>
     <w:p>
       <w:pPr>
         <w:pStyle w:val="Bibliography"/>
@@ -7602,7 +8075,7 @@
       <w:r>
         <w:t xml:space="preserve"> </w:t>
       </w:r>
-      <w:hyperlink r:id="rId160">
+      <w:hyperlink r:id="rId170">
         <w:r>
           <w:rPr>
             <w:rStyle w:val="Hyperlink"/>
@@ -7611,8 +8084,8 @@
         </w:r>
       </w:hyperlink>
     </w:p>
-    <w:bookmarkEnd w:id="161"/>
-    <w:bookmarkStart w:id="163" w:name="ref-liuHarnessingFoodWebs2025"/>
+    <w:bookmarkEnd w:id="171"/>
+    <w:bookmarkStart w:id="173" w:name="ref-liuHarnessingFoodWebs2025"/>
     <w:p>
       <w:pPr>
         <w:pStyle w:val="Bibliography"/>
@@ -7649,7 +8122,7 @@
       <w:r>
         <w:t xml:space="preserve"> </w:t>
       </w:r>
-      <w:hyperlink r:id="rId162">
+      <w:hyperlink r:id="rId172">
         <w:r>
           <w:rPr>
             <w:rStyle w:val="Hyperlink"/>
@@ -7658,8 +8131,8 @@
         </w:r>
       </w:hyperlink>
     </w:p>
-    <w:bookmarkEnd w:id="163"/>
-    <w:bookmarkStart w:id="165" w:name="ref-llewelynPredictingPredatorPrey2023"/>
+    <w:bookmarkEnd w:id="173"/>
+    <w:bookmarkStart w:id="175" w:name="ref-llewelynPredictingPredatorPrey2023"/>
     <w:p>
       <w:pPr>
         <w:pStyle w:val="Bibliography"/>
@@ -7696,7 +8169,7 @@
       <w:r>
         <w:t xml:space="preserve"> </w:t>
       </w:r>
-      <w:hyperlink r:id="rId164">
+      <w:hyperlink r:id="rId174">
         <w:r>
           <w:rPr>
             <w:rStyle w:val="Hyperlink"/>
@@ -7705,8 +8178,8 @@
         </w:r>
       </w:hyperlink>
     </w:p>
-    <w:bookmarkEnd w:id="165"/>
-    <w:bookmarkStart w:id="167" w:name="Xd3bc60a647f9ff13377c15a84381aefaf14c1db"/>
+    <w:bookmarkEnd w:id="175"/>
+    <w:bookmarkStart w:id="177" w:name="Xd3bc60a647f9ff13377c15a84381aefaf14c1db"/>
     <w:p>
       <w:pPr>
         <w:pStyle w:val="Bibliography"/>
@@ -7743,7 +8216,7 @@
       <w:r>
         <w:t xml:space="preserve"> </w:t>
       </w:r>
-      <w:hyperlink r:id="rId166">
+      <w:hyperlink r:id="rId176">
         <w:r>
           <w:rPr>
             <w:rStyle w:val="Hyperlink"/>
@@ -7752,8 +8225,8 @@
         </w:r>
       </w:hyperlink>
     </w:p>
-    <w:bookmarkEnd w:id="167"/>
-    <w:bookmarkStart w:id="169" w:name="X9a79021e0a3ad2fcbfd1508b4825e64d4c3fb03"/>
+    <w:bookmarkEnd w:id="177"/>
+    <w:bookmarkStart w:id="179" w:name="X9a79021e0a3ad2fcbfd1508b4825e64d4c3fb03"/>
     <w:p>
       <w:pPr>
         <w:pStyle w:val="Bibliography"/>
@@ -7823,7 +8296,7 @@
       <w:r>
         <w:t xml:space="preserve"> </w:t>
       </w:r>
-      <w:hyperlink r:id="rId168">
+      <w:hyperlink r:id="rId178">
         <w:r>
           <w:rPr>
             <w:rStyle w:val="Hyperlink"/>
@@ -7832,8 +8305,8 @@
         </w:r>
       </w:hyperlink>
     </w:p>
-    <w:bookmarkEnd w:id="169"/>
-    <w:bookmarkStart w:id="171" w:name="X451efaaea5398559a3b217bddae20c4faafad48"/>
+    <w:bookmarkEnd w:id="179"/>
+    <w:bookmarkStart w:id="181" w:name="X451efaaea5398559a3b217bddae20c4faafad48"/>
     <w:p>
       <w:pPr>
         <w:pStyle w:val="Bibliography"/>
@@ -7921,7 +8394,7 @@
       <w:r>
         <w:t xml:space="preserve"> </w:t>
       </w:r>
-      <w:hyperlink r:id="rId170">
+      <w:hyperlink r:id="rId180">
         <w:r>
           <w:rPr>
             <w:rStyle w:val="Hyperlink"/>
@@ -7930,13 +8403,191 @@
         </w:r>
       </w:hyperlink>
     </w:p>
-    <w:bookmarkEnd w:id="171"/>
-    <w:bookmarkStart w:id="173" w:name="ref-massolLinkingCommunityEcosystem2011"/>
+    <w:bookmarkEnd w:id="181"/>
+    <w:bookmarkStart w:id="183" w:name="Xe1ba449bbaf73311688f266cdecd8e7a53d6080"/>
     <w:p>
       <w:pPr>
         <w:pStyle w:val="Bibliography"/>
       </w:pPr>
       <w:r>
+        <w:t xml:space="preserve">Martinez, N. D. (1991). Artifacts or</w:t>
+      </w:r>
+      <w:r>
+        <w:t xml:space="preserve"> </w:t>
+      </w:r>
+      <w:r>
+        <w:t xml:space="preserve">Attributes</w:t>
+      </w:r>
+      <w:r>
+        <w:t xml:space="preserve">?</w:t>
+      </w:r>
+      <w:r>
+        <w:t xml:space="preserve"> </w:t>
+      </w:r>
+      <w:r>
+        <w:t xml:space="preserve">Effects</w:t>
+      </w:r>
+      <w:r>
+        <w:t xml:space="preserve"> </w:t>
+      </w:r>
+      <w:r>
+        <w:t xml:space="preserve">of</w:t>
+      </w:r>
+      <w:r>
+        <w:t xml:space="preserve"> </w:t>
+      </w:r>
+      <w:r>
+        <w:t xml:space="preserve">Resolution</w:t>
+      </w:r>
+      <w:r>
+        <w:t xml:space="preserve"> </w:t>
+      </w:r>
+      <w:r>
+        <w:t xml:space="preserve">on the</w:t>
+      </w:r>
+      <w:r>
+        <w:t xml:space="preserve"> </w:t>
+      </w:r>
+      <w:r>
+        <w:t xml:space="preserve">Little Rock Lake Food Web</w:t>
+      </w:r>
+      <w:r>
+        <w:t xml:space="preserve">.</w:t>
+      </w:r>
+      <w:r>
+        <w:t xml:space="preserve"> </w:t>
+      </w:r>
+      <w:r>
+        <w:rPr>
+          <w:i/>
+          <w:iCs/>
+        </w:rPr>
+        <w:t xml:space="preserve">Ecological Monographs</w:t>
+      </w:r>
+      <w:r>
+        <w:t xml:space="preserve">,</w:t>
+      </w:r>
+      <w:r>
+        <w:t xml:space="preserve"> </w:t>
+      </w:r>
+      <w:r>
+        <w:rPr>
+          <w:i/>
+          <w:iCs/>
+        </w:rPr>
+        <w:t xml:space="preserve">61</w:t>
+      </w:r>
+      <w:r>
+        <w:t xml:space="preserve">(4), 367–392.</w:t>
+      </w:r>
+      <w:r>
+        <w:t xml:space="preserve"> </w:t>
+      </w:r>
+      <w:hyperlink r:id="rId182">
+        <w:r>
+          <w:rPr>
+            <w:rStyle w:val="Hyperlink"/>
+          </w:rPr>
+          <w:t xml:space="preserve">https://doi.org/10.2307/2937047</w:t>
+        </w:r>
+      </w:hyperlink>
+    </w:p>
+    <w:bookmarkEnd w:id="183"/>
+    <w:bookmarkStart w:id="184" w:name="ref-martinezTimeSpaceScale1998"/>
+    <w:p>
+      <w:pPr>
+        <w:pStyle w:val="Bibliography"/>
+      </w:pPr>
+      <w:r>
+        <w:t xml:space="preserve">Martinez, N. D., &amp; Dunne, J. A. (1998). Time, space, and beyond: Scale issues in food-web research. In</w:t>
+      </w:r>
+      <w:r>
+        <w:t xml:space="preserve"> </w:t>
+      </w:r>
+      <w:r>
+        <w:rPr>
+          <w:i/>
+          <w:iCs/>
+        </w:rPr>
+        <w:t xml:space="preserve">Ecological</w:t>
+      </w:r>
+      <w:r>
+        <w:rPr>
+          <w:i/>
+          <w:iCs/>
+        </w:rPr>
+        <w:t xml:space="preserve"> </w:t>
+      </w:r>
+      <w:r>
+        <w:rPr>
+          <w:i/>
+          <w:iCs/>
+        </w:rPr>
+        <w:t xml:space="preserve">Scale</w:t>
+      </w:r>
+      <w:r>
+        <w:rPr>
+          <w:i/>
+          <w:iCs/>
+        </w:rPr>
+        <w:t xml:space="preserve">:</w:t>
+      </w:r>
+      <w:r>
+        <w:rPr>
+          <w:i/>
+          <w:iCs/>
+        </w:rPr>
+        <w:t xml:space="preserve"> </w:t>
+      </w:r>
+      <w:r>
+        <w:rPr>
+          <w:i/>
+          <w:iCs/>
+        </w:rPr>
+        <w:t xml:space="preserve">Theory</w:t>
+      </w:r>
+      <w:r>
+        <w:rPr>
+          <w:i/>
+          <w:iCs/>
+        </w:rPr>
+        <w:t xml:space="preserve"> </w:t>
+      </w:r>
+      <w:r>
+        <w:rPr>
+          <w:i/>
+          <w:iCs/>
+        </w:rPr>
+        <w:t xml:space="preserve">and</w:t>
+      </w:r>
+      <w:r>
+        <w:rPr>
+          <w:i/>
+          <w:iCs/>
+        </w:rPr>
+        <w:t xml:space="preserve"> </w:t>
+      </w:r>
+      <w:r>
+        <w:rPr>
+          <w:i/>
+          <w:iCs/>
+        </w:rPr>
+        <w:t xml:space="preserve">Applications</w:t>
+      </w:r>
+      <w:r>
+        <w:t xml:space="preserve"> </w:t>
+      </w:r>
+      <w:r>
+        <w:t xml:space="preserve">(pp. 207–226). Columbia University Press.</w:t>
+      </w:r>
+    </w:p>
+    <w:bookmarkEnd w:id="184"/>
+    <w:bookmarkStart w:id="186" w:name="ref-massolLinkingCommunityEcosystem2011"/>
+    <w:p>
+      <w:pPr>
+        <w:pStyle w:val="Bibliography"/>
+      </w:pPr>
+      <w:r>
         <w:t xml:space="preserve">Massol, F., Gravel, D., Mouquet, N., Cadotte, M. W., Fukami, T., &amp; Leibold, M. A. (2011). Linking community and ecosystem dynamics through spatial ecology.</w:t>
       </w:r>
       <w:r>
@@ -7968,7 +8619,7 @@
       <w:r>
         <w:t xml:space="preserve"> </w:t>
       </w:r>
-      <w:hyperlink r:id="rId172">
+      <w:hyperlink r:id="rId185">
         <w:r>
           <w:rPr>
             <w:rStyle w:val="Hyperlink"/>
@@ -7977,13 +8628,60 @@
         </w:r>
       </w:hyperlink>
     </w:p>
-    <w:bookmarkEnd w:id="173"/>
-    <w:bookmarkStart w:id="175" w:name="Xd6a5a92632c18906b287ec3e1da6d3202c1488a"/>
+    <w:bookmarkEnd w:id="186"/>
+    <w:bookmarkStart w:id="188" w:name="ref-mayWillLargeComplex1972"/>
     <w:p>
       <w:pPr>
         <w:pStyle w:val="Bibliography"/>
       </w:pPr>
       <w:r>
+        <w:t xml:space="preserve">May, R. M. (1972). Will a large complex system be stable?</w:t>
+      </w:r>
+      <w:r>
+        <w:t xml:space="preserve"> </w:t>
+      </w:r>
+      <w:r>
+        <w:rPr>
+          <w:i/>
+          <w:iCs/>
+        </w:rPr>
+        <w:t xml:space="preserve">Nature</w:t>
+      </w:r>
+      <w:r>
+        <w:t xml:space="preserve">,</w:t>
+      </w:r>
+      <w:r>
+        <w:t xml:space="preserve"> </w:t>
+      </w:r>
+      <w:r>
+        <w:rPr>
+          <w:i/>
+          <w:iCs/>
+        </w:rPr>
+        <w:t xml:space="preserve">238</w:t>
+      </w:r>
+      <w:r>
+        <w:t xml:space="preserve">(5364), 413–414.</w:t>
+      </w:r>
+      <w:r>
+        <w:t xml:space="preserve"> </w:t>
+      </w:r>
+      <w:hyperlink r:id="rId187">
+        <w:r>
+          <w:rPr>
+            <w:rStyle w:val="Hyperlink"/>
+          </w:rPr>
+          <w:t xml:space="preserve">https://doi.org/10.1038/238413a0</w:t>
+        </w:r>
+      </w:hyperlink>
+    </w:p>
+    <w:bookmarkEnd w:id="188"/>
+    <w:bookmarkStart w:id="190" w:name="Xd6a5a92632c18906b287ec3e1da6d3202c1488a"/>
+    <w:p>
+      <w:pPr>
+        <w:pStyle w:val="Bibliography"/>
+      </w:pPr>
+      <w:r>
         <w:t xml:space="preserve">Miele, V., Guill, C., Ramos-Jiliberto, R., &amp; Kéfi, S. (2019). Non-trophic interactions strengthen the diversity—functioning relationship in an ecological bioenergetic network model.</w:t>
       </w:r>
       <w:r>
@@ -8015,7 +8713,7 @@
       <w:r>
         <w:t xml:space="preserve"> </w:t>
       </w:r>
-      <w:hyperlink r:id="rId174">
+      <w:hyperlink r:id="rId189">
         <w:r>
           <w:rPr>
             <w:rStyle w:val="Hyperlink"/>
@@ -8024,8 +8722,8 @@
         </w:r>
       </w:hyperlink>
     </w:p>
-    <w:bookmarkEnd w:id="175"/>
-    <w:bookmarkStart w:id="177" w:name="ref-momalTreebasedInferenceSpecies2020"/>
+    <w:bookmarkEnd w:id="190"/>
+    <w:bookmarkStart w:id="192" w:name="ref-momalTreebasedInferenceSpecies2020"/>
     <w:p>
       <w:pPr>
         <w:pStyle w:val="Bibliography"/>
@@ -8062,7 +8760,7 @@
       <w:r>
         <w:t xml:space="preserve"> </w:t>
       </w:r>
-      <w:hyperlink r:id="rId176">
+      <w:hyperlink r:id="rId191">
         <w:r>
           <w:rPr>
             <w:rStyle w:val="Hyperlink"/>
@@ -8071,13 +8769,60 @@
         </w:r>
       </w:hyperlink>
     </w:p>
-    <w:bookmarkEnd w:id="177"/>
-    <w:bookmarkStart w:id="179" w:name="X9a5602d39772ae027b885bf5c9cb3d36ba71c0c"/>
+    <w:bookmarkEnd w:id="192"/>
+    <w:bookmarkStart w:id="194" w:name="ref-montoyaEcologicalNetworksTheir2006"/>
     <w:p>
       <w:pPr>
         <w:pStyle w:val="Bibliography"/>
       </w:pPr>
       <w:r>
+        <w:t xml:space="preserve">Montoya, J. M., Pimm, S. L., &amp; Solé, R. V. (2006). Ecological networks and their fragility.</w:t>
+      </w:r>
+      <w:r>
+        <w:t xml:space="preserve"> </w:t>
+      </w:r>
+      <w:r>
+        <w:rPr>
+          <w:i/>
+          <w:iCs/>
+        </w:rPr>
+        <w:t xml:space="preserve">Nature</w:t>
+      </w:r>
+      <w:r>
+        <w:t xml:space="preserve">,</w:t>
+      </w:r>
+      <w:r>
+        <w:t xml:space="preserve"> </w:t>
+      </w:r>
+      <w:r>
+        <w:rPr>
+          <w:i/>
+          <w:iCs/>
+        </w:rPr>
+        <w:t xml:space="preserve">442</w:t>
+      </w:r>
+      <w:r>
+        <w:t xml:space="preserve">(7100, 7100), 259–264.</w:t>
+      </w:r>
+      <w:r>
+        <w:t xml:space="preserve"> </w:t>
+      </w:r>
+      <w:hyperlink r:id="rId193">
+        <w:r>
+          <w:rPr>
+            <w:rStyle w:val="Hyperlink"/>
+          </w:rPr>
+          <w:t xml:space="preserve">https://doi.org/10.1038/nature04927</w:t>
+        </w:r>
+      </w:hyperlink>
+    </w:p>
+    <w:bookmarkEnd w:id="194"/>
+    <w:bookmarkStart w:id="196" w:name="X9a5602d39772ae027b885bf5c9cb3d36ba71c0c"/>
+    <w:p>
+      <w:pPr>
+        <w:pStyle w:val="Bibliography"/>
+      </w:pPr>
+      <w:r>
         <w:t xml:space="preserve">Morales-Castilla, I., Matias, M. G., Gravel, D., &amp; Araújo, M. B. (2015). Inferring biotic interactions from proxies.</w:t>
       </w:r>
       <w:r>
@@ -8109,7 +8854,7 @@
       <w:r>
         <w:t xml:space="preserve"> </w:t>
       </w:r>
-      <w:hyperlink r:id="rId178">
+      <w:hyperlink r:id="rId195">
         <w:r>
           <w:rPr>
             <w:rStyle w:val="Hyperlink"/>
@@ -8118,8 +8863,8 @@
         </w:r>
       </w:hyperlink>
     </w:p>
-    <w:bookmarkEnd w:id="179"/>
-    <w:bookmarkStart w:id="181" w:name="Xb98540aa593532e6becc4c7a0dd85d3f243b54c"/>
+    <w:bookmarkEnd w:id="196"/>
+    <w:bookmarkStart w:id="198" w:name="Xb98540aa593532e6becc4c7a0dd85d3f243b54c"/>
     <w:p>
       <w:pPr>
         <w:pStyle w:val="Bibliography"/>
@@ -8143,7 +8888,7 @@
       <w:r>
         <w:t xml:space="preserve"> </w:t>
       </w:r>
-      <w:hyperlink r:id="rId180">
+      <w:hyperlink r:id="rId197">
         <w:r>
           <w:rPr>
             <w:rStyle w:val="Hyperlink"/>
@@ -8152,8 +8897,8 @@
         </w:r>
       </w:hyperlink>
     </w:p>
-    <w:bookmarkEnd w:id="181"/>
-    <w:bookmarkStart w:id="183" w:name="ref-oconnorUntappedPotentialFood2025"/>
+    <w:bookmarkEnd w:id="198"/>
+    <w:bookmarkStart w:id="200" w:name="ref-oconnorUntappedPotentialFood2025"/>
     <w:p>
       <w:pPr>
         <w:pStyle w:val="Bibliography"/>
@@ -8177,7 +8922,7 @@
       <w:r>
         <w:t xml:space="preserve"> </w:t>
       </w:r>
-      <w:hyperlink r:id="rId182">
+      <w:hyperlink r:id="rId199">
         <w:r>
           <w:rPr>
             <w:rStyle w:val="Hyperlink"/>
@@ -8186,8 +8931,8 @@
         </w:r>
       </w:hyperlink>
     </w:p>
-    <w:bookmarkEnd w:id="183"/>
-    <w:bookmarkStart w:id="185" w:name="ref-odumEnergyFlowEcosystems1968"/>
+    <w:bookmarkEnd w:id="200"/>
+    <w:bookmarkStart w:id="202" w:name="ref-odumEnergyFlowEcosystems1968"/>
     <w:p>
       <w:pPr>
         <w:pStyle w:val="Bibliography"/>
@@ -8254,7 +8999,7 @@
       <w:r>
         <w:t xml:space="preserve"> </w:t>
       </w:r>
-      <w:hyperlink r:id="rId184">
+      <w:hyperlink r:id="rId201">
         <w:r>
           <w:rPr>
             <w:rStyle w:val="Hyperlink"/>
@@ -8263,8 +9008,8 @@
         </w:r>
       </w:hyperlink>
     </w:p>
-    <w:bookmarkEnd w:id="185"/>
-    <w:bookmarkStart w:id="187" w:name="X0c2a588d4c668aa5d8efe715af4b32a452d7f80"/>
+    <w:bookmarkEnd w:id="202"/>
+    <w:bookmarkStart w:id="204" w:name="X0c2a588d4c668aa5d8efe715af4b32a452d7f80"/>
     <w:p>
       <w:pPr>
         <w:pStyle w:val="Bibliography"/>
@@ -8301,7 +9046,7 @@
       <w:r>
         <w:t xml:space="preserve"> </w:t>
       </w:r>
-      <w:hyperlink r:id="rId186">
+      <w:hyperlink r:id="rId203">
         <w:r>
           <w:rPr>
             <w:rStyle w:val="Hyperlink"/>
@@ -8310,8 +9055,8 @@
         </w:r>
       </w:hyperlink>
     </w:p>
-    <w:bookmarkEnd w:id="187"/>
-    <w:bookmarkStart w:id="189" w:name="ref-pecuchetNovelFeedingInteractions2020"/>
+    <w:bookmarkEnd w:id="204"/>
+    <w:bookmarkStart w:id="206" w:name="ref-pecuchetNovelFeedingInteractions2020"/>
     <w:p>
       <w:pPr>
         <w:pStyle w:val="Bibliography"/>
@@ -8360,7 +9105,7 @@
       <w:r>
         <w:t xml:space="preserve"> </w:t>
       </w:r>
-      <w:hyperlink r:id="rId188">
+      <w:hyperlink r:id="rId205">
         <w:r>
           <w:rPr>
             <w:rStyle w:val="Hyperlink"/>
@@ -8369,8 +9114,8 @@
         </w:r>
       </w:hyperlink>
     </w:p>
-    <w:bookmarkEnd w:id="189"/>
-    <w:bookmarkStart w:id="191" w:name="ref-petcheySizeForagingFood2008"/>
+    <w:bookmarkEnd w:id="206"/>
+    <w:bookmarkStart w:id="208" w:name="ref-petcheySizeForagingFood2008"/>
     <w:p>
       <w:pPr>
         <w:pStyle w:val="Bibliography"/>
@@ -8407,7 +9152,7 @@
       <w:r>
         <w:t xml:space="preserve"> </w:t>
       </w:r>
-      <w:hyperlink r:id="rId190">
+      <w:hyperlink r:id="rId207">
         <w:r>
           <w:rPr>
             <w:rStyle w:val="Hyperlink"/>
@@ -8416,8 +9161,8 @@
         </w:r>
       </w:hyperlink>
     </w:p>
-    <w:bookmarkEnd w:id="191"/>
-    <w:bookmarkStart w:id="193" w:name="ref-pichlerMachineLearningAlgorithms2020"/>
+    <w:bookmarkEnd w:id="208"/>
+    <w:bookmarkStart w:id="210" w:name="ref-pichlerMachineLearningAlgorithms2020"/>
     <w:p>
       <w:pPr>
         <w:pStyle w:val="Bibliography"/>
@@ -8454,7 +9199,7 @@
       <w:r>
         <w:t xml:space="preserve"> </w:t>
       </w:r>
-      <w:hyperlink r:id="rId192">
+      <w:hyperlink r:id="rId209">
         <w:r>
           <w:rPr>
             <w:rStyle w:val="Hyperlink"/>
@@ -8463,8 +9208,8 @@
         </w:r>
       </w:hyperlink>
     </w:p>
-    <w:bookmarkEnd w:id="193"/>
-    <w:bookmarkStart w:id="195" w:name="Xce61f9463b8a9f3b89eeb4518bbe3b5ec8b2ca7"/>
+    <w:bookmarkEnd w:id="210"/>
+    <w:bookmarkStart w:id="212" w:name="Xce61f9463b8a9f3b89eeb4518bbe3b5ec8b2ca7"/>
     <w:p>
       <w:pPr>
         <w:pStyle w:val="Bibliography"/>
@@ -8501,7 +9246,7 @@
       <w:r>
         <w:t xml:space="preserve"> </w:t>
       </w:r>
-      <w:hyperlink r:id="rId194">
+      <w:hyperlink r:id="rId211">
         <w:r>
           <w:rPr>
             <w:rStyle w:val="Hyperlink"/>
@@ -8510,13 +9255,60 @@
         </w:r>
       </w:hyperlink>
     </w:p>
-    <w:bookmarkEnd w:id="195"/>
-    <w:bookmarkStart w:id="197" w:name="X023758d2a089016cd8f0c9d2421079cf7d062ff"/>
+    <w:bookmarkEnd w:id="212"/>
+    <w:bookmarkStart w:id="214" w:name="Xaecfe1d4a33bf02078e0db488e6aa2f6950ed89"/>
     <w:p>
       <w:pPr>
         <w:pStyle w:val="Bibliography"/>
       </w:pPr>
       <w:r>
+        <w:t xml:space="preserve">Pimm, S. L. (1984). The complexity and stability of ecosystems.</w:t>
+      </w:r>
+      <w:r>
+        <w:t xml:space="preserve"> </w:t>
+      </w:r>
+      <w:r>
+        <w:rPr>
+          <w:i/>
+          <w:iCs/>
+        </w:rPr>
+        <w:t xml:space="preserve">Nature</w:t>
+      </w:r>
+      <w:r>
+        <w:t xml:space="preserve">,</w:t>
+      </w:r>
+      <w:r>
+        <w:t xml:space="preserve"> </w:t>
+      </w:r>
+      <w:r>
+        <w:rPr>
+          <w:i/>
+          <w:iCs/>
+        </w:rPr>
+        <w:t xml:space="preserve">307</w:t>
+      </w:r>
+      <w:r>
+        <w:t xml:space="preserve">(5949), 321–326.</w:t>
+      </w:r>
+      <w:r>
+        <w:t xml:space="preserve"> </w:t>
+      </w:r>
+      <w:hyperlink r:id="rId213">
+        <w:r>
+          <w:rPr>
+            <w:rStyle w:val="Hyperlink"/>
+          </w:rPr>
+          <w:t xml:space="preserve">https://doi.org/10.1038/307321a0</w:t>
+        </w:r>
+      </w:hyperlink>
+    </w:p>
+    <w:bookmarkEnd w:id="214"/>
+    <w:bookmarkStart w:id="216" w:name="X023758d2a089016cd8f0c9d2421079cf7d062ff"/>
+    <w:p>
+      <w:pPr>
+        <w:pStyle w:val="Bibliography"/>
+      </w:pPr>
+      <w:r>
         <w:t xml:space="preserve">Poisot, T. (2023). Guidelines for the prediction of species interactions through binary classification.</w:t>
       </w:r>
       <w:r>
@@ -8548,7 +9340,7 @@
       <w:r>
         <w:t xml:space="preserve"> </w:t>
       </w:r>
-      <w:hyperlink r:id="rId196">
+      <w:hyperlink r:id="rId215">
         <w:r>
           <w:rPr>
             <w:rStyle w:val="Hyperlink"/>
@@ -8557,8 +9349,8 @@
         </w:r>
       </w:hyperlink>
     </w:p>
-    <w:bookmarkEnd w:id="197"/>
-    <w:bookmarkStart w:id="199" w:name="ref-poisotGlobalKnowledgeGaps2021"/>
+    <w:bookmarkEnd w:id="216"/>
+    <w:bookmarkStart w:id="218" w:name="ref-poisotGlobalKnowledgeGaps2021"/>
     <w:p>
       <w:pPr>
         <w:pStyle w:val="Bibliography"/>
@@ -8595,7 +9387,7 @@
       <w:r>
         <w:t xml:space="preserve"> </w:t>
       </w:r>
-      <w:hyperlink r:id="rId198">
+      <w:hyperlink r:id="rId217">
         <w:r>
           <w:rPr>
             <w:rStyle w:val="Hyperlink"/>
@@ -8604,8 +9396,8 @@
         </w:r>
       </w:hyperlink>
     </w:p>
-    <w:bookmarkEnd w:id="199"/>
-    <w:bookmarkStart w:id="201" w:name="Xaad5d089781464e09d30bec824bd68c468804d7"/>
+    <w:bookmarkEnd w:id="218"/>
+    <w:bookmarkStart w:id="220" w:name="Xaad5d089781464e09d30bec824bd68c468804d7"/>
     <w:p>
       <w:pPr>
         <w:pStyle w:val="Bibliography"/>
@@ -8642,7 +9434,7 @@
       <w:r>
         <w:t xml:space="preserve"> </w:t>
       </w:r>
-      <w:hyperlink r:id="rId200">
+      <w:hyperlink r:id="rId219">
         <w:r>
           <w:rPr>
             <w:rStyle w:val="Hyperlink"/>
@@ -8651,8 +9443,8 @@
         </w:r>
       </w:hyperlink>
     </w:p>
-    <w:bookmarkEnd w:id="201"/>
-    <w:bookmarkStart w:id="203" w:name="ref-poisotNetworkEmbeddingUnveils2023"/>
+    <w:bookmarkEnd w:id="220"/>
+    <w:bookmarkStart w:id="222" w:name="ref-poisotNetworkEmbeddingUnveils2023"/>
     <w:p>
       <w:pPr>
         <w:pStyle w:val="Bibliography"/>
@@ -8689,7 +9481,7 @@
       <w:r>
         <w:t xml:space="preserve"> </w:t>
       </w:r>
-      <w:hyperlink r:id="rId202">
+      <w:hyperlink r:id="rId221">
         <w:r>
           <w:rPr>
             <w:rStyle w:val="Hyperlink"/>
@@ -8698,8 +9490,8 @@
         </w:r>
       </w:hyperlink>
     </w:p>
-    <w:bookmarkEnd w:id="203"/>
-    <w:bookmarkStart w:id="205" w:name="ref-poisotSpeciesWhyEcological2015"/>
+    <w:bookmarkEnd w:id="222"/>
+    <w:bookmarkStart w:id="224" w:name="ref-poisotSpeciesWhyEcological2015"/>
     <w:p>
       <w:pPr>
         <w:pStyle w:val="Bibliography"/>
@@ -8736,7 +9528,7 @@
       <w:r>
         <w:t xml:space="preserve"> </w:t>
       </w:r>
-      <w:hyperlink r:id="rId204">
+      <w:hyperlink r:id="rId223">
         <w:r>
           <w:rPr>
             <w:rStyle w:val="Hyperlink"/>
@@ -8745,8 +9537,8 @@
         </w:r>
       </w:hyperlink>
     </w:p>
-    <w:bookmarkEnd w:id="205"/>
-    <w:bookmarkStart w:id="207" w:name="ref-poisotDescribeUnderstandPredict2016"/>
+    <w:bookmarkEnd w:id="224"/>
+    <w:bookmarkStart w:id="226" w:name="ref-poisotDescribeUnderstandPredict2016"/>
     <w:p>
       <w:pPr>
         <w:pStyle w:val="Bibliography"/>
@@ -8783,7 +9575,7 @@
       <w:r>
         <w:t xml:space="preserve"> </w:t>
       </w:r>
-      <w:hyperlink r:id="rId206">
+      <w:hyperlink r:id="rId225">
         <w:r>
           <w:rPr>
             <w:rStyle w:val="Hyperlink"/>
@@ -8792,8 +9584,8 @@
         </w:r>
       </w:hyperlink>
     </w:p>
-    <w:bookmarkEnd w:id="207"/>
-    <w:bookmarkStart w:id="209" w:name="ref-polisComplexTrophicInteractions1991"/>
+    <w:bookmarkEnd w:id="226"/>
+    <w:bookmarkStart w:id="228" w:name="ref-polisComplexTrophicInteractions1991"/>
     <w:p>
       <w:pPr>
         <w:pStyle w:val="Bibliography"/>
@@ -8872,7 +9664,7 @@
       <w:r>
         <w:t xml:space="preserve"> </w:t>
       </w:r>
-      <w:hyperlink r:id="rId208">
+      <w:hyperlink r:id="rId227">
         <w:r>
           <w:rPr>
             <w:rStyle w:val="Hyperlink"/>
@@ -8881,8 +9673,8 @@
         </w:r>
       </w:hyperlink>
     </w:p>
-    <w:bookmarkEnd w:id="209"/>
-    <w:bookmarkStart w:id="211" w:name="X8f3d1de04516835fd1376e2647a281b763af4fc"/>
+    <w:bookmarkEnd w:id="228"/>
+    <w:bookmarkStart w:id="230" w:name="X8f3d1de04516835fd1376e2647a281b763af4fc"/>
     <w:p>
       <w:pPr>
         <w:pStyle w:val="Bibliography"/>
@@ -8937,7 +9729,7 @@
       <w:r>
         <w:t xml:space="preserve"> </w:t>
       </w:r>
-      <w:hyperlink r:id="rId210">
+      <w:hyperlink r:id="rId229">
         <w:r>
           <w:rPr>
             <w:rStyle w:val="Hyperlink"/>
@@ -8946,8 +9738,8 @@
         </w:r>
       </w:hyperlink>
     </w:p>
-    <w:bookmarkEnd w:id="211"/>
-    <w:bookmarkStart w:id="213" w:name="ref-pomeranzInferringPredatorPrey2019"/>
+    <w:bookmarkEnd w:id="230"/>
+    <w:bookmarkStart w:id="232" w:name="ref-pomeranzInferringPredatorPrey2019"/>
     <w:p>
       <w:pPr>
         <w:pStyle w:val="Bibliography"/>
@@ -8984,7 +9776,7 @@
       <w:r>
         <w:t xml:space="preserve"> </w:t>
       </w:r>
-      <w:hyperlink r:id="rId212">
+      <w:hyperlink r:id="rId231">
         <w:r>
           <w:rPr>
             <w:rStyle w:val="Hyperlink"/>
@@ -8993,8 +9785,8 @@
         </w:r>
       </w:hyperlink>
     </w:p>
-    <w:bookmarkEnd w:id="213"/>
-    <w:bookmarkStart w:id="215" w:name="ref-portalierMechanicsPredatorPrey2019"/>
+    <w:bookmarkEnd w:id="232"/>
+    <w:bookmarkStart w:id="234" w:name="ref-portalierMechanicsPredatorPrey2019"/>
     <w:p>
       <w:pPr>
         <w:pStyle w:val="Bibliography"/>
@@ -9043,7 +9835,7 @@
       <w:r>
         <w:t xml:space="preserve"> </w:t>
       </w:r>
-      <w:hyperlink r:id="rId214">
+      <w:hyperlink r:id="rId233">
         <w:r>
           <w:rPr>
             <w:rStyle w:val="Hyperlink"/>
@@ -9052,8 +9844,8 @@
         </w:r>
       </w:hyperlink>
     </w:p>
-    <w:bookmarkEnd w:id="215"/>
-    <w:bookmarkStart w:id="217" w:name="ref-pringleUntanglingFoodWebs2020"/>
+    <w:bookmarkEnd w:id="234"/>
+    <w:bookmarkStart w:id="236" w:name="ref-pringleUntanglingFoodWebs2020"/>
     <w:p>
       <w:pPr>
         <w:pStyle w:val="Bibliography"/>
@@ -9131,7 +9923,7 @@
       <w:r>
         <w:t xml:space="preserve"> </w:t>
       </w:r>
-      <w:hyperlink r:id="rId216">
+      <w:hyperlink r:id="rId235">
         <w:r>
           <w:rPr>
             <w:rStyle w:val="Hyperlink"/>
@@ -9140,8 +9932,8 @@
         </w:r>
       </w:hyperlink>
     </w:p>
-    <w:bookmarkEnd w:id="217"/>
-    <w:bookmarkStart w:id="219" w:name="ref-pringleResolvingFoodWebStructure2020"/>
+    <w:bookmarkEnd w:id="236"/>
+    <w:bookmarkStart w:id="238" w:name="ref-pringleResolvingFoodWebStructure2020"/>
     <w:p>
       <w:pPr>
         <w:pStyle w:val="Bibliography"/>
@@ -9187,7 +9979,7 @@
       <w:r>
         <w:t xml:space="preserve"> </w:t>
       </w:r>
-      <w:hyperlink r:id="rId218">
+      <w:hyperlink r:id="rId237">
         <w:r>
           <w:rPr>
             <w:rStyle w:val="Hyperlink"/>
@@ -9196,8 +9988,8 @@
         </w:r>
       </w:hyperlink>
     </w:p>
-    <w:bookmarkEnd w:id="219"/>
-    <w:bookmarkStart w:id="221" w:name="ref-proulxNetworkThinkingEcology2005"/>
+    <w:bookmarkEnd w:id="238"/>
+    <w:bookmarkStart w:id="240" w:name="ref-proulxNetworkThinkingEcology2005"/>
     <w:p>
       <w:pPr>
         <w:pStyle w:val="Bibliography"/>
@@ -9234,7 +10026,7 @@
       <w:r>
         <w:t xml:space="preserve"> </w:t>
       </w:r>
-      <w:hyperlink r:id="rId220">
+      <w:hyperlink r:id="rId239">
         <w:r>
           <w:rPr>
             <w:rStyle w:val="Hyperlink"/>
@@ -9243,8 +10035,8 @@
         </w:r>
       </w:hyperlink>
     </w:p>
-    <w:bookmarkEnd w:id="221"/>
-    <w:bookmarkStart w:id="223" w:name="ref-pykeOptimalForagingTheory1984"/>
+    <w:bookmarkEnd w:id="240"/>
+    <w:bookmarkStart w:id="242" w:name="ref-pykeOptimalForagingTheory1984"/>
     <w:p>
       <w:pPr>
         <w:pStyle w:val="Bibliography"/>
@@ -9299,7 +10091,7 @@
       <w:r>
         <w:t xml:space="preserve"> </w:t>
       </w:r>
-      <w:hyperlink r:id="rId222">
+      <w:hyperlink r:id="rId241">
         <w:r>
           <w:rPr>
             <w:rStyle w:val="Hyperlink"/>
@@ -9308,8 +10100,8 @@
         </w:r>
       </w:hyperlink>
     </w:p>
-    <w:bookmarkEnd w:id="223"/>
-    <w:bookmarkStart w:id="225" w:name="X0633d93b9a269a3c9e629dc0ce0eddddf6b5976"/>
+    <w:bookmarkEnd w:id="242"/>
+    <w:bookmarkStart w:id="244" w:name="X0633d93b9a269a3c9e629dc0ce0eddddf6b5976"/>
     <w:p>
       <w:pPr>
         <w:pStyle w:val="Bibliography"/>
@@ -9333,7 +10125,7 @@
       <w:r>
         <w:t xml:space="preserve"> </w:t>
       </w:r>
-      <w:hyperlink r:id="rId224">
+      <w:hyperlink r:id="rId243">
         <w:r>
           <w:rPr>
             <w:rStyle w:val="Hyperlink"/>
@@ -9348,8 +10140,8 @@
         <w:t xml:space="preserve">(Pre-published)</w:t>
       </w:r>
     </w:p>
-    <w:bookmarkEnd w:id="225"/>
-    <w:bookmarkStart w:id="227" w:name="ref-rohrModelingFoodWebs2010"/>
+    <w:bookmarkEnd w:id="244"/>
+    <w:bookmarkStart w:id="246" w:name="ref-rohrModelingFoodWebs2010"/>
     <w:p>
       <w:pPr>
         <w:pStyle w:val="Bibliography"/>
@@ -9404,7 +10196,7 @@
       <w:r>
         <w:t xml:space="preserve"> </w:t>
       </w:r>
-      <w:hyperlink r:id="rId226">
+      <w:hyperlink r:id="rId245">
         <w:r>
           <w:rPr>
             <w:rStyle w:val="Hyperlink"/>
@@ -9413,8 +10205,8 @@
         </w:r>
       </w:hyperlink>
     </w:p>
-    <w:bookmarkEnd w:id="227"/>
-    <w:bookmarkStart w:id="229" w:name="X0db465d2ec8683a81b001c1b3069bfe5ad58a88"/>
+    <w:bookmarkEnd w:id="246"/>
+    <w:bookmarkStart w:id="248" w:name="X0db465d2ec8683a81b001c1b3069bfe5ad58a88"/>
     <w:p>
       <w:pPr>
         <w:pStyle w:val="Bibliography"/>
@@ -9484,7 +10276,7 @@
       <w:r>
         <w:t xml:space="preserve"> </w:t>
       </w:r>
-      <w:hyperlink r:id="rId228">
+      <w:hyperlink r:id="rId247">
         <w:r>
           <w:rPr>
             <w:rStyle w:val="Hyperlink"/>
@@ -9493,8 +10285,8 @@
         </w:r>
       </w:hyperlink>
     </w:p>
-    <w:bookmarkEnd w:id="229"/>
-    <w:bookmarkStart w:id="230" w:name="Xc3fc4268009fd3331eb271d54635005ba876970"/>
+    <w:bookmarkEnd w:id="248"/>
+    <w:bookmarkStart w:id="249" w:name="Xc3fc4268009fd3331eb271d54635005ba876970"/>
     <w:p>
       <w:pPr>
         <w:pStyle w:val="Bibliography"/>
@@ -9659,8 +10451,8 @@
         <w:t xml:space="preserve">(pp. 201–226). University of Chicago Press.</w:t>
       </w:r>
     </w:p>
-    <w:bookmarkEnd w:id="230"/>
-    <w:bookmarkStart w:id="232" w:name="ref-rossbergFoodWebsExperts2006"/>
+    <w:bookmarkEnd w:id="249"/>
+    <w:bookmarkStart w:id="251" w:name="ref-rossbergFoodWebsExperts2006"/>
     <w:p>
       <w:pPr>
         <w:pStyle w:val="Bibliography"/>
@@ -9709,7 +10501,7 @@
       <w:r>
         <w:t xml:space="preserve"> </w:t>
       </w:r>
-      <w:hyperlink r:id="rId231">
+      <w:hyperlink r:id="rId250">
         <w:r>
           <w:rPr>
             <w:rStyle w:val="Hyperlink"/>
@@ -9718,8 +10510,8 @@
         </w:r>
       </w:hyperlink>
     </w:p>
-    <w:bookmarkEnd w:id="232"/>
-    <w:bookmarkStart w:id="234" w:name="ref-saberskiImpactDataResolution2024"/>
+    <w:bookmarkEnd w:id="251"/>
+    <w:bookmarkStart w:id="253" w:name="ref-saberskiImpactDataResolution2024"/>
     <w:p>
       <w:pPr>
         <w:pStyle w:val="Bibliography"/>
@@ -9756,7 +10548,7 @@
       <w:r>
         <w:t xml:space="preserve"> </w:t>
       </w:r>
-      <w:hyperlink r:id="rId233">
+      <w:hyperlink r:id="rId252">
         <w:r>
           <w:rPr>
             <w:rStyle w:val="Hyperlink"/>
@@ -9765,13 +10557,60 @@
         </w:r>
       </w:hyperlink>
     </w:p>
-    <w:bookmarkEnd w:id="234"/>
-    <w:bookmarkStart w:id="236" w:name="Xc0e0e838128ec9c06d72641567f16dac679137a"/>
+    <w:bookmarkEnd w:id="253"/>
+    <w:bookmarkStart w:id="255" w:name="ref-sauveHowPlantsConnect2016"/>
     <w:p>
       <w:pPr>
         <w:pStyle w:val="Bibliography"/>
       </w:pPr>
       <w:r>
+        <w:t xml:space="preserve">Sauve, A. M. C., Thébault, E., Pocock, M. J. O., &amp; Fontaine, C. (2016). How plants connect pollination and herbivory networks and their contribution to community stability.</w:t>
+      </w:r>
+      <w:r>
+        <w:t xml:space="preserve"> </w:t>
+      </w:r>
+      <w:r>
+        <w:rPr>
+          <w:i/>
+          <w:iCs/>
+        </w:rPr>
+        <w:t xml:space="preserve">Ecology</w:t>
+      </w:r>
+      <w:r>
+        <w:t xml:space="preserve">,</w:t>
+      </w:r>
+      <w:r>
+        <w:t xml:space="preserve"> </w:t>
+      </w:r>
+      <w:r>
+        <w:rPr>
+          <w:i/>
+          <w:iCs/>
+        </w:rPr>
+        <w:t xml:space="preserve">97</w:t>
+      </w:r>
+      <w:r>
+        <w:t xml:space="preserve">(4), 908–917.</w:t>
+      </w:r>
+      <w:r>
+        <w:t xml:space="preserve"> </w:t>
+      </w:r>
+      <w:hyperlink r:id="rId254">
+        <w:r>
+          <w:rPr>
+            <w:rStyle w:val="Hyperlink"/>
+          </w:rPr>
+          <w:t xml:space="preserve">https://doi.org/10.1890/15-0132.1</w:t>
+        </w:r>
+      </w:hyperlink>
+    </w:p>
+    <w:bookmarkEnd w:id="255"/>
+    <w:bookmarkStart w:id="257" w:name="Xc0e0e838128ec9c06d72641567f16dac679137a"/>
+    <w:p>
+      <w:pPr>
+        <w:pStyle w:val="Bibliography"/>
+      </w:pPr>
+      <w:r>
         <w:t xml:space="preserve">Schneider, F. D., Brose, U., Rall, B. C., &amp; Guill, C. (2016). Animal diversity and ecosystem functioning in dynamic food webs.</w:t>
       </w:r>
       <w:r>
@@ -9803,7 +10642,7 @@
       <w:r>
         <w:t xml:space="preserve"> </w:t>
       </w:r>
-      <w:hyperlink r:id="rId235">
+      <w:hyperlink r:id="rId256">
         <w:r>
           <w:rPr>
             <w:rStyle w:val="Hyperlink"/>
@@ -9812,8 +10651,8 @@
         </w:r>
       </w:hyperlink>
     </w:p>
-    <w:bookmarkEnd w:id="236"/>
-    <w:bookmarkStart w:id="238" w:name="ref-segarRoleEvolutionShaping2020"/>
+    <w:bookmarkEnd w:id="257"/>
+    <w:bookmarkStart w:id="259" w:name="ref-segarRoleEvolutionShaping2020"/>
     <w:p>
       <w:pPr>
         <w:pStyle w:val="Bibliography"/>
@@ -9883,7 +10722,7 @@
       <w:r>
         <w:t xml:space="preserve"> </w:t>
       </w:r>
-      <w:hyperlink r:id="rId237">
+      <w:hyperlink r:id="rId258">
         <w:r>
           <w:rPr>
             <w:rStyle w:val="Hyperlink"/>
@@ -9892,8 +10731,8 @@
         </w:r>
       </w:hyperlink>
     </w:p>
-    <w:bookmarkEnd w:id="238"/>
-    <w:bookmarkStart w:id="240" w:name="X0fb50f1746fa9d2b24f89ed5bfe6ae1a2f58cc2"/>
+    <w:bookmarkEnd w:id="259"/>
+    <w:bookmarkStart w:id="261" w:name="X0fb50f1746fa9d2b24f89ed5bfe6ae1a2f58cc2"/>
     <w:p>
       <w:pPr>
         <w:pStyle w:val="Bibliography"/>
@@ -9917,7 +10756,7 @@
       <w:r>
         <w:t xml:space="preserve"> </w:t>
       </w:r>
-      <w:hyperlink r:id="rId239">
+      <w:hyperlink r:id="rId260">
         <w:r>
           <w:rPr>
             <w:rStyle w:val="Hyperlink"/>
@@ -9932,8 +10771,8 @@
         <w:t xml:space="preserve">(Pre-published)</w:t>
       </w:r>
     </w:p>
-    <w:bookmarkEnd w:id="240"/>
-    <w:bookmarkStart w:id="242" w:name="X35cc3e59baff7bf98de21ce317019a7494753b4"/>
+    <w:bookmarkEnd w:id="261"/>
+    <w:bookmarkStart w:id="263" w:name="X35cc3e59baff7bf98de21ce317019a7494753b4"/>
     <w:p>
       <w:pPr>
         <w:pStyle w:val="Bibliography"/>
@@ -9970,7 +10809,7 @@
       <w:r>
         <w:t xml:space="preserve"> </w:t>
       </w:r>
-      <w:hyperlink r:id="rId241">
+      <w:hyperlink r:id="rId262">
         <w:r>
           <w:rPr>
             <w:rStyle w:val="Hyperlink"/>
@@ -9979,8 +10818,8 @@
         </w:r>
       </w:hyperlink>
     </w:p>
-    <w:bookmarkEnd w:id="242"/>
-    <w:bookmarkStart w:id="244" w:name="ref-smithBehavioralResponsesMosaic2021"/>
+    <w:bookmarkEnd w:id="263"/>
+    <w:bookmarkStart w:id="265" w:name="ref-smithBehavioralResponsesMosaic2021"/>
     <w:p>
       <w:pPr>
         <w:pStyle w:val="Bibliography"/>
@@ -10017,7 +10856,7 @@
       <w:r>
         <w:t xml:space="preserve"> </w:t>
       </w:r>
-      <w:hyperlink r:id="rId243">
+      <w:hyperlink r:id="rId264">
         <w:r>
           <w:rPr>
             <w:rStyle w:val="Hyperlink"/>
@@ -10026,8 +10865,8 @@
         </w:r>
       </w:hyperlink>
     </w:p>
-    <w:bookmarkEnd w:id="244"/>
-    <w:bookmarkStart w:id="246" w:name="X03e9e0a0d566f92bb17f572b5d8593be755e14a"/>
+    <w:bookmarkEnd w:id="265"/>
+    <w:bookmarkStart w:id="267" w:name="X03e9e0a0d566f92bb17f572b5d8593be755e14a"/>
     <w:p>
       <w:pPr>
         <w:pStyle w:val="Bibliography"/>
@@ -10064,7 +10903,7 @@
       <w:r>
         <w:t xml:space="preserve"> </w:t>
       </w:r>
-      <w:hyperlink r:id="rId245">
+      <w:hyperlink r:id="rId266">
         <w:r>
           <w:rPr>
             <w:rStyle w:val="Hyperlink"/>
@@ -10073,8 +10912,8 @@
         </w:r>
       </w:hyperlink>
     </w:p>
-    <w:bookmarkEnd w:id="246"/>
-    <w:bookmarkStart w:id="248" w:name="ref-stephensForagingTheory1986"/>
+    <w:bookmarkEnd w:id="267"/>
+    <w:bookmarkStart w:id="269" w:name="ref-stephensForagingTheory1986"/>
     <w:p>
       <w:pPr>
         <w:pStyle w:val="Bibliography"/>
@@ -10115,7 +10954,7 @@
       <w:r>
         <w:t xml:space="preserve"> </w:t>
       </w:r>
-      <w:hyperlink r:id="rId247">
+      <w:hyperlink r:id="rId268">
         <w:r>
           <w:rPr>
             <w:rStyle w:val="Hyperlink"/>
@@ -10124,8 +10963,8 @@
         </w:r>
       </w:hyperlink>
     </w:p>
-    <w:bookmarkEnd w:id="248"/>
-    <w:bookmarkStart w:id="250" w:name="ref-stockLinearFilteringReveals2017"/>
+    <w:bookmarkEnd w:id="269"/>
+    <w:bookmarkStart w:id="271" w:name="ref-stockLinearFilteringReveals2017"/>
     <w:p>
       <w:pPr>
         <w:pStyle w:val="Bibliography"/>
@@ -10162,7 +11001,7 @@
       <w:r>
         <w:t xml:space="preserve"> </w:t>
       </w:r>
-      <w:hyperlink r:id="rId249">
+      <w:hyperlink r:id="rId270">
         <w:r>
           <w:rPr>
             <w:rStyle w:val="Hyperlink"/>
@@ -10171,8 +11010,8 @@
         </w:r>
       </w:hyperlink>
     </w:p>
-    <w:bookmarkEnd w:id="250"/>
-    <w:bookmarkStart w:id="252" w:name="ref-strydomFoodWebReconstruction2022"/>
+    <w:bookmarkEnd w:id="271"/>
+    <w:bookmarkStart w:id="273" w:name="ref-strydomFoodWebReconstruction2022"/>
     <w:p>
       <w:pPr>
         <w:pStyle w:val="Bibliography"/>
@@ -10209,7 +11048,7 @@
       <w:r>
         <w:t xml:space="preserve"> </w:t>
       </w:r>
-      <w:hyperlink r:id="rId251">
+      <w:hyperlink r:id="rId272">
         <w:r>
           <w:rPr>
             <w:rStyle w:val="Hyperlink"/>
@@ -10218,8 +11057,8 @@
         </w:r>
       </w:hyperlink>
     </w:p>
-    <w:bookmarkEnd w:id="252"/>
-    <w:bookmarkStart w:id="254" w:name="ref-strydomGraphEmbeddingTransfer2023"/>
+    <w:bookmarkEnd w:id="273"/>
+    <w:bookmarkStart w:id="275" w:name="ref-strydomGraphEmbeddingTransfer2023"/>
     <w:p>
       <w:pPr>
         <w:pStyle w:val="Bibliography"/>
@@ -10256,7 +11095,7 @@
       <w:r>
         <w:t xml:space="preserve"> </w:t>
       </w:r>
-      <w:hyperlink r:id="rId253">
+      <w:hyperlink r:id="rId274">
         <w:r>
           <w:rPr>
             <w:rStyle w:val="Hyperlink"/>
@@ -10265,8 +11104,8 @@
         </w:r>
       </w:hyperlink>
     </w:p>
-    <w:bookmarkEnd w:id="254"/>
-    <w:bookmarkStart w:id="256" w:name="ref-strydomRoadmapPredictingSpecies2021"/>
+    <w:bookmarkEnd w:id="275"/>
+    <w:bookmarkStart w:id="277" w:name="ref-strydomRoadmapPredictingSpecies2021"/>
     <w:p>
       <w:pPr>
         <w:pStyle w:val="Bibliography"/>
@@ -10303,7 +11142,7 @@
       <w:r>
         <w:t xml:space="preserve"> </w:t>
       </w:r>
-      <w:hyperlink r:id="rId255">
+      <w:hyperlink r:id="rId276">
         <w:r>
           <w:rPr>
             <w:rStyle w:val="Hyperlink"/>
@@ -10312,13 +11151,60 @@
         </w:r>
       </w:hyperlink>
     </w:p>
-    <w:bookmarkEnd w:id="256"/>
-    <w:bookmarkStart w:id="258" w:name="ref-terryFindingMissingLinks2020"/>
+    <w:bookmarkEnd w:id="277"/>
+    <w:bookmarkStart w:id="279" w:name="ref-terryImpactStructuredHigherorder2025"/>
     <w:p>
       <w:pPr>
         <w:pStyle w:val="Bibliography"/>
       </w:pPr>
       <w:r>
+        <w:t xml:space="preserve">Terry, J. C. D., Bonsall, M. B., &amp; Morris, R. J. (2025). The impact of structured higher-order interactions on ecological network stability.</w:t>
+      </w:r>
+      <w:r>
+        <w:t xml:space="preserve"> </w:t>
+      </w:r>
+      <w:r>
+        <w:rPr>
+          <w:i/>
+          <w:iCs/>
+        </w:rPr>
+        <w:t xml:space="preserve">Theoretical Ecology</w:t>
+      </w:r>
+      <w:r>
+        <w:t xml:space="preserve">,</w:t>
+      </w:r>
+      <w:r>
+        <w:t xml:space="preserve"> </w:t>
+      </w:r>
+      <w:r>
+        <w:rPr>
+          <w:i/>
+          <w:iCs/>
+        </w:rPr>
+        <w:t xml:space="preserve">18</w:t>
+      </w:r>
+      <w:r>
+        <w:t xml:space="preserve">(1), 9.</w:t>
+      </w:r>
+      <w:r>
+        <w:t xml:space="preserve"> </w:t>
+      </w:r>
+      <w:hyperlink r:id="rId278">
+        <w:r>
+          <w:rPr>
+            <w:rStyle w:val="Hyperlink"/>
+          </w:rPr>
+          <w:t xml:space="preserve">https://doi.org/10.1007/s12080-025-00603-0</w:t>
+        </w:r>
+      </w:hyperlink>
+    </w:p>
+    <w:bookmarkEnd w:id="279"/>
+    <w:bookmarkStart w:id="281" w:name="ref-terryFindingMissingLinks2020"/>
+    <w:p>
+      <w:pPr>
+        <w:pStyle w:val="Bibliography"/>
+      </w:pPr>
+      <w:r>
         <w:t xml:space="preserve">Terry, J. C. D., &amp; Lewis, O. T. (2020). Finding missing links in interaction networks.</w:t>
       </w:r>
       <w:r>
@@ -10350,7 +11236,7 @@
       <w:r>
         <w:t xml:space="preserve"> </w:t>
       </w:r>
-      <w:hyperlink r:id="rId257">
+      <w:hyperlink r:id="rId280">
         <w:r>
           <w:rPr>
             <w:rStyle w:val="Hyperlink"/>
@@ -10359,8 +11245,8 @@
         </w:r>
       </w:hyperlink>
     </w:p>
-    <w:bookmarkEnd w:id="258"/>
-    <w:bookmarkStart w:id="260" w:name="X31a4fa003bce600ed04df56db844e85b8f7350e"/>
+    <w:bookmarkEnd w:id="281"/>
+    <w:bookmarkStart w:id="283" w:name="X31a4fa003bce600ed04df56db844e85b8f7350e"/>
     <w:p>
       <w:pPr>
         <w:pStyle w:val="Bibliography"/>
@@ -10397,7 +11283,7 @@
       <w:r>
         <w:t xml:space="preserve"> </w:t>
       </w:r>
-      <w:hyperlink r:id="rId259">
+      <w:hyperlink r:id="rId282">
         <w:r>
           <w:rPr>
             <w:rStyle w:val="Hyperlink"/>
@@ -10406,8 +11292,8 @@
         </w:r>
       </w:hyperlink>
     </w:p>
-    <w:bookmarkEnd w:id="260"/>
-    <w:bookmarkStart w:id="262" w:name="ref-vandewalleArthropodFoodWebs2023"/>
+    <w:bookmarkEnd w:id="283"/>
+    <w:bookmarkStart w:id="285" w:name="ref-vandewalleArthropodFoodWebs2023"/>
     <w:p>
       <w:pPr>
         <w:pStyle w:val="Bibliography"/>
@@ -10444,7 +11330,7 @@
       <w:r>
         <w:t xml:space="preserve"> </w:t>
       </w:r>
-      <w:hyperlink r:id="rId261">
+      <w:hyperlink r:id="rId284">
         <w:r>
           <w:rPr>
             <w:rStyle w:val="Hyperlink"/>
@@ -10453,8 +11339,8 @@
         </w:r>
       </w:hyperlink>
     </w:p>
-    <w:bookmarkEnd w:id="262"/>
-    <w:bookmarkStart w:id="264" w:name="X1d292e63e73439a812570c0b60b11c97c96b116"/>
+    <w:bookmarkEnd w:id="285"/>
+    <w:bookmarkStart w:id="287" w:name="X1d292e63e73439a812570c0b60b11c97c96b116"/>
     <w:p>
       <w:pPr>
         <w:pStyle w:val="Bibliography"/>
@@ -10491,7 +11377,7 @@
       <w:r>
         <w:t xml:space="preserve"> </w:t>
       </w:r>
-      <w:hyperlink r:id="rId263">
+      <w:hyperlink r:id="rId286">
         <w:r>
           <w:rPr>
             <w:rStyle w:val="Hyperlink"/>
@@ -10500,8 +11386,8 @@
         </w:r>
       </w:hyperlink>
     </w:p>
-    <w:bookmarkEnd w:id="264"/>
-    <w:bookmarkStart w:id="266" w:name="ref-vazquezUnitingPatternProcess2009"/>
+    <w:bookmarkEnd w:id="287"/>
+    <w:bookmarkStart w:id="289" w:name="ref-vazquezUnitingPatternProcess2009"/>
     <w:p>
       <w:pPr>
         <w:pStyle w:val="Bibliography"/>
@@ -10538,7 +11424,7 @@
       <w:r>
         <w:t xml:space="preserve"> </w:t>
       </w:r>
-      <w:hyperlink r:id="rId265">
+      <w:hyperlink r:id="rId288">
         <w:r>
           <w:rPr>
             <w:rStyle w:val="Hyperlink"/>
@@ -10547,8 +11433,8 @@
         </w:r>
       </w:hyperlink>
     </w:p>
-    <w:bookmarkEnd w:id="266"/>
-    <w:bookmarkStart w:id="268" w:name="ref-williamsSimpleRulesYield2000"/>
+    <w:bookmarkEnd w:id="289"/>
+    <w:bookmarkStart w:id="291" w:name="ref-williamsSimpleRulesYield2000"/>
     <w:p>
       <w:pPr>
         <w:pStyle w:val="Bibliography"/>
@@ -10585,7 +11471,7 @@
       <w:r>
         <w:t xml:space="preserve"> </w:t>
       </w:r>
-      <w:hyperlink r:id="rId267">
+      <w:hyperlink r:id="rId290">
         <w:r>
           <w:rPr>
             <w:rStyle w:val="Hyperlink"/>
@@ -10594,8 +11480,8 @@
         </w:r>
       </w:hyperlink>
     </w:p>
-    <w:bookmarkEnd w:id="268"/>
-    <w:bookmarkStart w:id="270" w:name="ref-windsorUsingEcologicalNetworks2023"/>
+    <w:bookmarkEnd w:id="291"/>
+    <w:bookmarkStart w:id="293" w:name="ref-windsorUsingEcologicalNetworks2023"/>
     <w:p>
       <w:pPr>
         <w:pStyle w:val="Bibliography"/>
@@ -10632,7 +11518,7 @@
       <w:r>
         <w:t xml:space="preserve"> </w:t>
       </w:r>
-      <w:hyperlink r:id="rId269">
+      <w:hyperlink r:id="rId292">
         <w:r>
           <w:rPr>
             <w:rStyle w:val="Hyperlink"/>
@@ -10641,8 +11527,8 @@
         </w:r>
       </w:hyperlink>
     </w:p>
-    <w:bookmarkEnd w:id="270"/>
-    <w:bookmarkStart w:id="272" w:name="X730ccd8cf8fe163c7d3b01f9fb0e7239c294754"/>
+    <w:bookmarkEnd w:id="293"/>
+    <w:bookmarkStart w:id="295" w:name="X730ccd8cf8fe163c7d3b01f9fb0e7239c294754"/>
     <w:p>
       <w:pPr>
         <w:pStyle w:val="Bibliography"/>
@@ -10679,7 +11565,7 @@
       <w:r>
         <w:t xml:space="preserve"> </w:t>
       </w:r>
-      <w:hyperlink r:id="rId271">
+      <w:hyperlink r:id="rId294">
         <w:r>
           <w:rPr>
             <w:rStyle w:val="Hyperlink"/>
@@ -10688,8 +11574,8 @@
         </w:r>
       </w:hyperlink>
     </w:p>
-    <w:bookmarkEnd w:id="272"/>
-    <w:bookmarkStart w:id="274" w:name="ref-woottonModularTheoryTrophic2023"/>
+    <w:bookmarkEnd w:id="295"/>
+    <w:bookmarkStart w:id="297" w:name="ref-woottonModularTheoryTrophic2023"/>
     <w:p>
       <w:pPr>
         <w:pStyle w:val="Bibliography"/>
@@ -10726,7 +11612,7 @@
       <w:r>
         <w:t xml:space="preserve"> </w:t>
       </w:r>
-      <w:hyperlink r:id="rId273">
+      <w:hyperlink r:id="rId296">
         <w:r>
           <w:rPr>
             <w:rStyle w:val="Hyperlink"/>
@@ -10735,8 +11621,8 @@
         </w:r>
       </w:hyperlink>
     </w:p>
-    <w:bookmarkEnd w:id="274"/>
-    <w:bookmarkStart w:id="276" w:name="ref-yeakelCollapseEcologicalNetwork2014"/>
+    <w:bookmarkEnd w:id="297"/>
+    <w:bookmarkStart w:id="299" w:name="ref-yeakelCollapseEcologicalNetwork2014"/>
     <w:p>
       <w:pPr>
         <w:pStyle w:val="Bibliography"/>
@@ -10782,7 +11668,7 @@
       <w:r>
         <w:t xml:space="preserve"> </w:t>
       </w:r>
-      <w:hyperlink r:id="rId275">
+      <w:hyperlink r:id="rId298">
         <w:r>
           <w:rPr>
             <w:rStyle w:val="Hyperlink"/>
@@ -10791,8 +11677,8 @@
         </w:r>
       </w:hyperlink>
     </w:p>
-    <w:bookmarkEnd w:id="276"/>
-    <w:bookmarkStart w:id="278" w:name="Xf1526616b81e2f92af827aa5b123838b8d56bfd"/>
+    <w:bookmarkEnd w:id="299"/>
+    <w:bookmarkStart w:id="301" w:name="Xf1526616b81e2f92af827aa5b123838b8d56bfd"/>
     <w:p>
       <w:pPr>
         <w:pStyle w:val="Bibliography"/>
@@ -10862,7 +11748,7 @@
       <w:r>
         <w:t xml:space="preserve"> </w:t>
       </w:r>
-      <w:hyperlink r:id="rId277">
+      <w:hyperlink r:id="rId300">
         <w:r>
           <w:rPr>
             <w:rStyle w:val="Hyperlink"/>
@@ -10871,9 +11757,9 @@
         </w:r>
       </w:hyperlink>
     </w:p>
-    <w:bookmarkEnd w:id="278"/>
-    <w:bookmarkEnd w:id="279"/>
-    <w:bookmarkEnd w:id="280"/>
+    <w:bookmarkEnd w:id="301"/>
+    <w:bookmarkEnd w:id="302"/>
+    <w:bookmarkEnd w:id="303"/>
     <w:sectPr>
       <w:footnotePr>
         <w:numRestart w:val="eachSect"/>

--- a/index.docx
+++ b/index.docx
@@ -55,7 +55,7 @@
         <w:pStyle w:val="Date"/>
       </w:pPr>
       <w:r>
-        <w:t xml:space="preserve">2026-01-19</w:t>
+        <w:t xml:space="preserve">2026-01-20</w:t>
       </w:r>
     </w:p>
     <w:p>
@@ -208,7 +208,7 @@
         <w:t xml:space="preserve">Dunne et al. (2002)</w:t>
       </w:r>
       <w:r>
-        <w:t xml:space="preserve">; more recently:</w:t>
+        <w:t xml:space="preserve">;</w:t>
       </w:r>
       <w:r>
         <w:t xml:space="preserve"> </w:t>
@@ -276,7 +276,7 @@
         <w:t xml:space="preserve">Blüthgen (2010)</w:t>
       </w:r>
       <w:r>
-        <w:t xml:space="preserve">). Against this, it is important to evaluate the value and the limitations of the various network conceptualisations of biodiversity</w:t>
+        <w:t xml:space="preserve">). Against this, it is important to evaluate the value and the limitations of the various network conceptualisations and how these relate to biodiversity concepts, such as community structure or ecosystem function</w:t>
       </w:r>
       <w:r>
         <w:t xml:space="preserve"> </w:t>
@@ -2365,7 +2365,7 @@
         <w:t xml:space="preserve"> </w:t>
       </w:r>
       <w:r>
-        <w:t xml:space="preserve">(Gravel et al., 2019; Higino et al., 2023; Pollock et al., 2014)</w:t>
+        <w:t xml:space="preserve">(Albouy et al., 2014; Gravel et al., 2019; Higino et al., 2023; Pollock et al., 2014)</w:t>
       </w:r>
       <w:r>
         <w:t xml:space="preserve">.There are substantial data requirements for these approaches including expert knowledge, species traits and phylogenetic relationships and/or interaction data on related species or communities.</w:t>
@@ -2450,7 +2450,25 @@
         <w:t xml:space="preserve">Gravel et al., 2013; Rohr et al., 2010)</w:t>
       </w:r>
       <w:r>
-        <w:t xml:space="preserve">, with the idea that consumers will only utilise a resource with a body size is less than or equal to their own. However, work from</w:t>
+        <w:t xml:space="preserve">, with the idea that consumers will only utilise a resource with a body size is less than or equal to their own</w:t>
+      </w:r>
+      <w:r>
+        <w:t xml:space="preserve"> </w:t>
+      </w:r>
+      <w:r>
+        <w:t xml:space="preserve">(Brose et al., 2019; Yodzis &amp; Innes, 1992)</w:t>
+      </w:r>
+      <w:r>
+        <w:t xml:space="preserve">, although it is broadly acknowledged that many herbivores (such as insects) violate these assumptions</w:t>
+      </w:r>
+      <w:r>
+        <w:t xml:space="preserve"> </w:t>
+      </w:r>
+      <w:r>
+        <w:t xml:space="preserve">(Valdovinos et al., 2023)</w:t>
+      </w:r>
+      <w:r>
+        <w:t xml:space="preserve">. However, work from</w:t>
       </w:r>
       <w:r>
         <w:t xml:space="preserve"> </w:t>
@@ -2649,7 +2667,7 @@
         <w:pStyle w:val="FirstParagraph"/>
       </w:pPr>
       <w:r>
-        <w:t xml:space="preserve">Networks in this category are generated using rules that create non-random networks that reflect some minimal empirical knowledge of ecological networks. These can be used in a variety of ways, for example comparing the structure of observed (realised?) networks to quantify relative deviations from the model structure. They are also used as a way to generate</w:t>
+        <w:t xml:space="preserve">Networks in this category are generated using rules that create non-random networks that reflect some minimal empirical knowledge of ecological networks. These can be used in a variety of ways, for example comparing the structure of realised networks to quantify relative deviations from the model structure. They are also used as a way to generate</w:t>
       </w:r>
       <w:r>
         <w:t xml:space="preserve"> </w:t>
@@ -3223,19 +3241,21 @@
               <w:pStyle w:val="ImageCaption"/>
             </w:pPr>
             <w:r>
-              <w:t xml:space="preserve">Table 1: Showcasing some of the broader avenues of inquiry, specifically how they map to the different network representations</w:t>
+              <w:t xml:space="preserve">Table 1: Showcasing some of the broader avenues of inquiry, specifically how they map to the different network representations. Additionally we highlight some studies that address or present opening discussions around each research question.</w:t>
             </w:r>
           </w:p>
           <w:tbl>
             <w:tblPr>
               <w:tblStyle w:val="Table"/>
-              <w:tblW w:type="pct" w:w="5000"/>
+              <w:tblW w:type="pct" w:w="4964"/>
               <w:tblLayout w:type="fixed"/>
               <w:tblLook w:firstRow="1" w:lastRow="0" w:firstColumn="0" w:lastColumn="0" w:noHBand="0" w:noVBand="0" w:val="0020"/>
             </w:tblPr>
             <w:tblGrid>
-              <w:gridCol w:w="3960"/>
-              <w:gridCol w:w="3960"/>
+              <w:gridCol w:w="707"/>
+              <w:gridCol w:w="3846"/>
+              <w:gridCol w:w="2262"/>
+              <w:gridCol w:w="1046"/>
             </w:tblGrid>
             <w:tr>
               <w:trPr>
@@ -3262,6 +3282,30 @@
                   </w:pPr>
                   <w:r>
                     <w:t xml:space="preserve">Example Research Question</w:t>
+                  </w:r>
+                </w:p>
+              </w:tc>
+              <w:tc>
+                <w:tcPr/>
+                <w:p>
+                  <w:pPr>
+                    <w:pStyle w:val="Compact"/>
+                    <w:jc w:val="center"/>
+                  </w:pPr>
+                  <w:r>
+                    <w:t xml:space="preserve">Representative Studies</w:t>
+                  </w:r>
+                </w:p>
+              </w:tc>
+              <w:tc>
+                <w:tcPr/>
+                <w:p>
+                  <w:pPr>
+                    <w:pStyle w:val="Compact"/>
+                    <w:jc w:val="center"/>
+                  </w:pPr>
+                  <w:r>
+                    <w:t xml:space="preserve">Current strength of the literature</w:t>
                   </w:r>
                 </w:p>
               </w:tc>
@@ -3307,6 +3351,39 @@
                   </w:r>
                 </w:p>
               </w:tc>
+              <w:tc>
+                <w:tcPr/>
+                <w:p>
+                  <w:pPr>
+                    <w:pStyle w:val="Compact"/>
+                    <w:jc w:val="center"/>
+                  </w:pPr>
+                  <w:r>
+                    <w:t xml:space="preserve">Gravel, Albouy, et al. (2016)</w:t>
+                  </w:r>
+                  <w:r>
+                    <w:t xml:space="preserve">;</w:t>
+                  </w:r>
+                  <w:r>
+                    <w:t xml:space="preserve"> </w:t>
+                  </w:r>
+                  <w:r>
+                    <w:t xml:space="preserve">Dunne et al. (2002)</w:t>
+                  </w:r>
+                </w:p>
+              </w:tc>
+              <w:tc>
+                <w:tcPr/>
+                <w:p>
+                  <w:pPr>
+                    <w:pStyle w:val="Compact"/>
+                    <w:jc w:val="center"/>
+                  </w:pPr>
+                  <w:r>
+                    <w:t xml:space="preserve">✓ strong exemplars</w:t>
+                  </w:r>
+                </w:p>
+              </w:tc>
             </w:tr>
             <w:tr>
               <w:tc>
@@ -3326,6 +3403,39 @@
                   </w:pPr>
                   <w:r>
                     <w:t xml:space="preserve">Diet-based conservation focusing not only on the target species but the species it might depend on for food resources</w:t>
+                  </w:r>
+                </w:p>
+              </w:tc>
+              <w:tc>
+                <w:tcPr/>
+                <w:p>
+                  <w:pPr>
+                    <w:pStyle w:val="Compact"/>
+                    <w:jc w:val="center"/>
+                  </w:pPr>
+                  <w:r>
+                    <w:t xml:space="preserve">Rooney &amp; McCann (2012)</w:t>
+                  </w:r>
+                  <w:r>
+                    <w:t xml:space="preserve">;</w:t>
+                  </w:r>
+                  <w:r>
+                    <w:t xml:space="preserve"> </w:t>
+                  </w:r>
+                  <w:r>
+                    <w:t xml:space="preserve">Curtsdotter et al. (2011)</w:t>
+                  </w:r>
+                </w:p>
+              </w:tc>
+              <w:tc>
+                <w:tcPr/>
+                <w:p>
+                  <w:pPr>
+                    <w:pStyle w:val="Compact"/>
+                    <w:jc w:val="center"/>
+                  </w:pPr>
+                  <w:r>
+                    <w:t xml:space="preserve">△ partial / emerging</w:t>
                   </w:r>
                 </w:p>
               </w:tc>
@@ -3367,6 +3477,62 @@
                   </w:r>
                 </w:p>
               </w:tc>
+              <w:tc>
+                <w:tcPr/>
+                <w:p>
+                  <w:pPr>
+                    <w:jc w:val="center"/>
+                  </w:pPr>
+                  <w:r>
+                    <w:t xml:space="preserve">Gilljam et al. (2015)</w:t>
+                  </w:r>
+                  <w:r>
+                    <w:t xml:space="preserve">;</w:t>
+                  </w:r>
+                </w:p>
+                <w:p>
+                  <w:pPr>
+                    <w:jc w:val="center"/>
+                  </w:pPr>
+                  <w:r>
+                    <w:t xml:space="preserve">Staniczenko et al. (2010)</w:t>
+                  </w:r>
+                  <w:r>
+                    <w:t xml:space="preserve">;</w:t>
+                  </w:r>
+                </w:p>
+                <w:p>
+                  <w:pPr>
+                    <w:jc w:val="center"/>
+                  </w:pPr>
+                  <w:r>
+                    <w:t xml:space="preserve">Su et al. (2024)</w:t>
+                  </w:r>
+                  <w:r>
+                    <w:t xml:space="preserve">;</w:t>
+                  </w:r>
+                </w:p>
+                <w:p>
+                  <w:pPr>
+                    <w:jc w:val="center"/>
+                  </w:pPr>
+                  <w:r>
+                    <w:t xml:space="preserve">Marjakangas et al. (2025)</w:t>
+                  </w:r>
+                </w:p>
+              </w:tc>
+              <w:tc>
+                <w:tcPr/>
+                <w:p>
+                  <w:pPr>
+                    <w:pStyle w:val="Compact"/>
+                    <w:jc w:val="center"/>
+                  </w:pPr>
+                  <w:r>
+                    <w:t xml:space="preserve">△ partial / emerging</w:t>
+                  </w:r>
+                </w:p>
+              </w:tc>
             </w:tr>
             <w:tr>
               <w:tc>
@@ -3386,6 +3552,40 @@
                   </w:pPr>
                   <w:r>
                     <w:t xml:space="preserve">Eco-Evolutionary dynamics and how they relate to the conservation and origination of feeding strategies</w:t>
+                  </w:r>
+                </w:p>
+              </w:tc>
+              <w:tc>
+                <w:tcPr/>
+                <w:p>
+                  <w:pPr>
+                    <w:jc w:val="center"/>
+                  </w:pPr>
+                  <w:r>
+                    <w:t xml:space="preserve">Poisot et al. (2015)</w:t>
+                  </w:r>
+                  <w:r>
+                    <w:t xml:space="preserve">;</w:t>
+                  </w:r>
+                </w:p>
+                <w:p>
+                  <w:pPr>
+                    <w:jc w:val="center"/>
+                  </w:pPr>
+                  <w:r>
+                    <w:t xml:space="preserve">Baskerville et al. (2011)</w:t>
+                  </w:r>
+                </w:p>
+              </w:tc>
+              <w:tc>
+                <w:tcPr/>
+                <w:p>
+                  <w:pPr>
+                    <w:pStyle w:val="Compact"/>
+                    <w:jc w:val="center"/>
+                  </w:pPr>
+                  <w:r>
+                    <w:t xml:space="preserve">✗ weak / largely absent</w:t>
                   </w:r>
                 </w:p>
               </w:tc>
@@ -3431,6 +3631,40 @@
                   </w:r>
                 </w:p>
               </w:tc>
+              <w:tc>
+                <w:tcPr/>
+                <w:p>
+                  <w:pPr>
+                    <w:jc w:val="center"/>
+                  </w:pPr>
+                  <w:r>
+                    <w:t xml:space="preserve">Albouy et al. (2014)</w:t>
+                  </w:r>
+                  <w:r>
+                    <w:t xml:space="preserve">;</w:t>
+                  </w:r>
+                </w:p>
+                <w:p>
+                  <w:pPr>
+                    <w:jc w:val="center"/>
+                  </w:pPr>
+                  <w:r>
+                    <w:t xml:space="preserve">Pellissier et al. (2018)</w:t>
+                  </w:r>
+                </w:p>
+              </w:tc>
+              <w:tc>
+                <w:tcPr/>
+                <w:p>
+                  <w:pPr>
+                    <w:pStyle w:val="Compact"/>
+                    <w:jc w:val="center"/>
+                  </w:pPr>
+                  <w:r>
+                    <w:t xml:space="preserve">△ partial / emerging</w:t>
+                  </w:r>
+                </w:p>
+              </w:tc>
             </w:tr>
             <w:tr>
               <w:tc>
@@ -3469,6 +3703,40 @@
                   </w:r>
                 </w:p>
               </w:tc>
+              <w:tc>
+                <w:tcPr/>
+                <w:p>
+                  <w:pPr>
+                    <w:jc w:val="center"/>
+                  </w:pPr>
+                  <w:r>
+                    <w:t xml:space="preserve">Araújo &amp; Luoto (2007)</w:t>
+                  </w:r>
+                  <w:r>
+                    <w:t xml:space="preserve">;</w:t>
+                  </w:r>
+                </w:p>
+                <w:p>
+                  <w:pPr>
+                    <w:jc w:val="center"/>
+                  </w:pPr>
+                  <w:r>
+                    <w:t xml:space="preserve">Kissling et al. (2012)</w:t>
+                  </w:r>
+                </w:p>
+              </w:tc>
+              <w:tc>
+                <w:tcPr/>
+                <w:p>
+                  <w:pPr>
+                    <w:pStyle w:val="Compact"/>
+                    <w:jc w:val="center"/>
+                  </w:pPr>
+                  <w:r>
+                    <w:t xml:space="preserve">✓ strong exemplars</w:t>
+                  </w:r>
+                </w:p>
+              </w:tc>
             </w:tr>
             <w:tr>
               <w:tc>
@@ -3495,6 +3763,26 @@
                   </w:r>
                 </w:p>
               </w:tc>
+              <w:tc>
+                <w:tcPr/>
+                <w:p>
+                  <w:pPr>
+                    <w:pStyle w:val="Compact"/>
+                  </w:pPr>
+                </w:p>
+              </w:tc>
+              <w:tc>
+                <w:tcPr/>
+                <w:p>
+                  <w:pPr>
+                    <w:pStyle w:val="Compact"/>
+                    <w:jc w:val="center"/>
+                  </w:pPr>
+                  <w:r>
+                    <w:t xml:space="preserve">△ partial / emerging</w:t>
+                  </w:r>
+                </w:p>
+              </w:tc>
             </w:tr>
             <w:tr>
               <w:tc>
@@ -3514,6 +3802,40 @@
                   </w:pPr>
                   <w:r>
                     <w:t xml:space="preserve">Temperature threshold to community collapse</w:t>
+                  </w:r>
+                </w:p>
+              </w:tc>
+              <w:tc>
+                <w:tcPr/>
+                <w:p>
+                  <w:pPr>
+                    <w:jc w:val="center"/>
+                  </w:pPr>
+                  <w:r>
+                    <w:t xml:space="preserve">O’Gorman et al. (2019)</w:t>
+                  </w:r>
+                  <w:r>
+                    <w:t xml:space="preserve">;</w:t>
+                  </w:r>
+                </w:p>
+                <w:p>
+                  <w:pPr>
+                    <w:jc w:val="center"/>
+                  </w:pPr>
+                  <w:r>
+                    <w:t xml:space="preserve">Petchey et al. (2010)</w:t>
+                  </w:r>
+                </w:p>
+              </w:tc>
+              <w:tc>
+                <w:tcPr/>
+                <w:p>
+                  <w:pPr>
+                    <w:pStyle w:val="Compact"/>
+                    <w:jc w:val="center"/>
+                  </w:pPr>
+                  <w:r>
+                    <w:t xml:space="preserve">△ partial / emerging</w:t>
                   </w:r>
                 </w:p>
               </w:tc>
@@ -3539,6 +3861,40 @@
                   </w:r>
                 </w:p>
               </w:tc>
+              <w:tc>
+                <w:tcPr/>
+                <w:p>
+                  <w:pPr>
+                    <w:jc w:val="center"/>
+                  </w:pPr>
+                  <w:r>
+                    <w:t xml:space="preserve">Allesina &amp; Tang (2012)</w:t>
+                  </w:r>
+                  <w:r>
+                    <w:t xml:space="preserve">;</w:t>
+                  </w:r>
+                </w:p>
+                <w:p>
+                  <w:pPr>
+                    <w:jc w:val="center"/>
+                  </w:pPr>
+                  <w:r>
+                    <w:t xml:space="preserve">Yodzis (2001)</w:t>
+                  </w:r>
+                </w:p>
+              </w:tc>
+              <w:tc>
+                <w:tcPr/>
+                <w:p>
+                  <w:pPr>
+                    <w:pStyle w:val="Compact"/>
+                    <w:jc w:val="center"/>
+                  </w:pPr>
+                  <w:r>
+                    <w:t xml:space="preserve">✓ strong exemplars</w:t>
+                  </w:r>
+                </w:p>
+              </w:tc>
             </w:tr>
             <w:tr>
               <w:tc>
@@ -3558,6 +3914,39 @@
                   </w:pPr>
                   <w:r>
                     <w:t xml:space="preserve">Stability-diversity-productivity-function</w:t>
+                  </w:r>
+                </w:p>
+              </w:tc>
+              <w:tc>
+                <w:tcPr/>
+                <w:p>
+                  <w:pPr>
+                    <w:pStyle w:val="Compact"/>
+                    <w:jc w:val="center"/>
+                  </w:pPr>
+                  <w:r>
+                    <w:t xml:space="preserve">Thébault &amp; Fontaine (2010)</w:t>
+                  </w:r>
+                  <w:r>
+                    <w:t xml:space="preserve">;</w:t>
+                  </w:r>
+                  <w:r>
+                    <w:t xml:space="preserve"> </w:t>
+                  </w:r>
+                  <w:r>
+                    <w:t xml:space="preserve">Rooney &amp; McCann (2012)</w:t>
+                  </w:r>
+                </w:p>
+              </w:tc>
+              <w:tc>
+                <w:tcPr/>
+                <w:p>
+                  <w:pPr>
+                    <w:pStyle w:val="Compact"/>
+                    <w:jc w:val="center"/>
+                  </w:pPr>
+                  <w:r>
+                    <w:t xml:space="preserve">✓ strong exemplars</w:t>
                   </w:r>
                 </w:p>
               </w:tc>
@@ -3583,6 +3972,30 @@
                   </w:r>
                 </w:p>
               </w:tc>
+              <w:tc>
+                <w:tcPr/>
+                <w:p>
+                  <w:pPr>
+                    <w:pStyle w:val="Compact"/>
+                    <w:jc w:val="center"/>
+                  </w:pPr>
+                  <w:r>
+                    <w:t xml:space="preserve">Moore et al. (2004)</w:t>
+                  </w:r>
+                </w:p>
+              </w:tc>
+              <w:tc>
+                <w:tcPr/>
+                <w:p>
+                  <w:pPr>
+                    <w:pStyle w:val="Compact"/>
+                    <w:jc w:val="center"/>
+                  </w:pPr>
+                  <w:r>
+                    <w:t xml:space="preserve">✗ weak / largely absent</w:t>
+                  </w:r>
+                </w:p>
+              </w:tc>
             </w:tr>
             <w:tr>
               <w:tc>
@@ -3605,6 +4018,40 @@
                   </w:r>
                 </w:p>
               </w:tc>
+              <w:tc>
+                <w:tcPr/>
+                <w:p>
+                  <w:pPr>
+                    <w:jc w:val="center"/>
+                  </w:pPr>
+                  <w:r>
+                    <w:t xml:space="preserve">Gravel, Massol, et al. (2016)</w:t>
+                  </w:r>
+                  <w:r>
+                    <w:t xml:space="preserve">;</w:t>
+                  </w:r>
+                </w:p>
+                <w:p>
+                  <w:pPr>
+                    <w:jc w:val="center"/>
+                  </w:pPr>
+                  <w:r>
+                    <w:t xml:space="preserve">Gilarranz et al. (2017)</w:t>
+                  </w:r>
+                </w:p>
+              </w:tc>
+              <w:tc>
+                <w:tcPr/>
+                <w:p>
+                  <w:pPr>
+                    <w:pStyle w:val="Compact"/>
+                    <w:jc w:val="center"/>
+                  </w:pPr>
+                  <w:r>
+                    <w:t xml:space="preserve">△ partial / emerging</w:t>
+                  </w:r>
+                </w:p>
+              </w:tc>
             </w:tr>
           </w:tbl>
           <w:bookmarkEnd w:id="38"/>
@@ -4071,131 +4518,74 @@
         <w:t xml:space="preserve"> </w:t>
       </w:r>
       <w:r>
-        <w:t xml:space="preserve">(Allesina et al., 2008)</w:t>
-      </w:r>
-      <w:r>
-        <w:t xml:space="preserve">. This makes it challenging to assess if models are capturing network structure accurately, especially if one wants to use empirical data as the</w:t>
-      </w:r>
-      <w:r>
-        <w:t xml:space="preserve"> </w:t>
-      </w:r>
-      <w:r>
-        <w:t xml:space="preserve">‘testing set’</w:t>
-      </w:r>
-      <w:r>
-        <w:t xml:space="preserve">. Specifically, can we use a network constructed using long-term interaction observation data (</w:t>
-      </w:r>
-      <w:r>
-        <w:rPr>
-          <w:i/>
-          <w:iCs/>
-        </w:rPr>
-        <w:t xml:space="preserve">i.e.,</w:t>
-      </w:r>
-      <w:r>
-        <w:t xml:space="preserve"> </w:t>
-      </w:r>
-      <w:r>
-        <w:t xml:space="preserve">conceptually a metaweb) to assess the accuracy of a modelled (</w:t>
-      </w:r>
-      <w:r>
-        <w:rPr>
-          <w:i/>
-          <w:iCs/>
-        </w:rPr>
-        <w:t xml:space="preserve">I don’t know how I feel about this word</w:t>
-      </w:r>
-      <w:r>
-        <w:t xml:space="preserve">), realised network? Additionally one needs to think about</w:t>
-      </w:r>
-      <w:r>
-        <w:t xml:space="preserve"> </w:t>
-      </w:r>
-      <w:r>
-        <w:rPr>
-          <w:i/>
-          <w:iCs/>
-        </w:rPr>
-        <w:t xml:space="preserve">what</w:t>
-      </w:r>
-      <w:r>
-        <w:t xml:space="preserve"> </w:t>
-      </w:r>
-      <w:r>
-        <w:t xml:space="preserve">aspect of accurate/precise network construction is the most important - is it the structure or ability to correctly predict pairwise links? In the case of attempting to construct a metaweb it is important that one is accurately recovering both links that are truly present and absent, however in the case of realised webs it is perhaps not that clear. Is it sufficient to correctly recover structure</w:t>
-      </w:r>
-      <w:r>
-        <w:t xml:space="preserve"> </w:t>
-      </w:r>
-      <w:r>
-        <w:rPr>
-          <w:i/>
-          <w:iCs/>
-        </w:rPr>
-        <w:t xml:space="preserve">e.g.,</w:t>
-      </w:r>
-      <w:r>
-        <w:t xml:space="preserve"> </w:t>
-      </w:r>
-      <w:r>
-        <w:t xml:space="preserve">connectance or do the pairwise links also need to be correct?</w:t>
-      </w:r>
-    </w:p>
-    <w:p>
-      <w:pPr>
-        <w:pStyle w:val="BodyText"/>
-      </w:pPr>
+        <w:t xml:space="preserve">(Allesina et al., 2008;</w:t>
+      </w:r>
+      <w:r>
+        <w:t xml:space="preserve"> </w:t>
+      </w:r>
       <w:r>
         <w:rPr>
           <w:b/>
           <w:bCs/>
         </w:rPr>
-        <w:t xml:space="preserve">Transitioning between metawebs and realised webs:</w:t>
-      </w:r>
-      <w:r>
-        <w:t xml:space="preserve"> </w:t>
-      </w:r>
-      <w:r>
-        <w:t xml:space="preserve">Currently most approaches to modelling realised networks fail to explicitly account for any form of evolutionary constraint (although see</w:t>
-      </w:r>
-      <w:r>
-        <w:t xml:space="preserve"> </w:t>
-      </w:r>
-      <w:r>
-        <w:t xml:space="preserve">Van De Walle et al. (2023)</w:t>
-      </w:r>
-      <w:r>
-        <w:t xml:space="preserve"> </w:t>
-      </w:r>
-      <w:r>
-        <w:t xml:space="preserve">and</w:t>
-      </w:r>
-      <w:r>
-        <w:t xml:space="preserve"> </w:t>
-      </w:r>
-      <w:r>
-        <w:t xml:space="preserve">Wootton et al. (2023)</w:t>
-      </w:r>
-      <w:r>
-        <w:t xml:space="preserve">) and we need to develop either an ensemble modelling approach</w:t>
-      </w:r>
-      <w:r>
-        <w:t xml:space="preserve"> </w:t>
-      </w:r>
-      <w:r>
-        <w:t xml:space="preserve">(Becker et al., 2022; Terry &amp; Lewis, 2020)</w:t>
-      </w:r>
-      <w:r>
-        <w:t xml:space="preserve"> </w:t>
-      </w:r>
-      <w:r>
-        <w:t xml:space="preserve">or tools that will allow for the downsampling of metawebs into realised networks,</w:t>
-      </w:r>
-      <w:r>
-        <w:t xml:space="preserve"> </w:t>
-      </w:r>
-      <w:r>
-        <w:t xml:space="preserve">(</w:t>
+        <w:t xml:space="preserve">tylianakisConservationSpeciesInteraction2010?</w:t>
+      </w:r>
+      <w:r>
+        <w:t xml:space="preserve">)</w:t>
+      </w:r>
+      <w:r>
+        <w:t xml:space="preserve">. This makes it challenging to assess if models are capturing network structure accurately, especially if one wants to use empirical data as the</w:t>
+      </w:r>
+      <w:r>
+        <w:t xml:space="preserve"> </w:t>
+      </w:r>
+      <w:r>
+        <w:t xml:space="preserve">‘testing set’</w:t>
+      </w:r>
+      <w:r>
+        <w:t xml:space="preserve">. Specifically, can we use a network constructed using long-term interaction observation data (</w:t>
+      </w:r>
+      <w:r>
+        <w:rPr>
+          <w:i/>
+          <w:iCs/>
+        </w:rPr>
+        <w:t xml:space="preserve">i.e.,</w:t>
+      </w:r>
+      <w:r>
+        <w:t xml:space="preserve"> </w:t>
+      </w:r>
+      <w:r>
+        <w:t xml:space="preserve">conceptually a metaweb) to assess the accuracy of a modelled (</w:t>
+      </w:r>
+      <w:r>
+        <w:rPr>
+          <w:i/>
+          <w:iCs/>
+        </w:rPr>
+        <w:t xml:space="preserve">I don’t know how I feel about this word</w:t>
+      </w:r>
+      <w:r>
+        <w:t xml:space="preserve">), realised network? Additionally one needs to think about</w:t>
+      </w:r>
+      <w:r>
+        <w:t xml:space="preserve"> </w:t>
+      </w:r>
+      <w:r>
+        <w:rPr>
+          <w:i/>
+          <w:iCs/>
+        </w:rPr>
+        <w:t xml:space="preserve">what</w:t>
+      </w:r>
+      <w:r>
+        <w:t xml:space="preserve"> </w:t>
+      </w:r>
+      <w:r>
+        <w:t xml:space="preserve">aspect of accurate/precise network construction is the most important - is it the structure or ability to correctly predict pairwise links? In the case of attempting to construct a metaweb it is important that one is accurately recovering both links that are truly present and absent, however in the case of realised webs it is perhaps not that clear. Is it sufficient to correctly recover structure</w:t>
+      </w:r>
+      <w:r>
+        <w:t xml:space="preserve"> </w:t>
       </w:r>
       <w:r>
         <w:rPr>
@@ -4208,145 +4598,7 @@
         <w:t xml:space="preserve"> </w:t>
       </w:r>
       <w:r>
-        <w:t xml:space="preserve">Roopnarine, 2006)</w:t>
-      </w:r>
-      <w:r>
-        <w:t xml:space="preserve">.</w:t>
-      </w:r>
-    </w:p>
-    <w:p>
-      <w:pPr>
-        <w:pStyle w:val="BodyText"/>
-      </w:pPr>
-      <w:r>
-        <w:t xml:space="preserve">Importantly we need to think critically how the creation of either an</w:t>
-      </w:r>
-      <w:r>
-        <w:t xml:space="preserve"> </w:t>
-      </w:r>
-      <w:r>
-        <w:t xml:space="preserve">‘ensemble network’</w:t>
-      </w:r>
-      <w:r>
-        <w:t xml:space="preserve"> </w:t>
-      </w:r>
-      <w:r>
-        <w:t xml:space="preserve">or downsampled metaweb might change the underlying</w:t>
-      </w:r>
-      <w:r>
-        <w:t xml:space="preserve"> </w:t>
-      </w:r>
-      <w:r>
-        <w:t xml:space="preserve">‘currency’</w:t>
-      </w:r>
-      <w:r>
-        <w:t xml:space="preserve"> </w:t>
-      </w:r>
-      <w:r>
-        <w:t xml:space="preserve">of a network and thus the underlying definition of the edge</w:t>
-      </w:r>
-      <w:r>
-        <w:t xml:space="preserve"> </w:t>
-      </w:r>
-      <w:r>
-        <w:rPr>
-          <w:i/>
-          <w:iCs/>
-        </w:rPr>
-        <w:t xml:space="preserve">e.g.</w:t>
-      </w:r>
-      <w:r>
-        <w:t xml:space="preserve"> </w:t>
-      </w:r>
-      <w:r>
-        <w:t xml:space="preserve">the downsampling approach developed by</w:t>
-      </w:r>
-      <w:r>
-        <w:t xml:space="preserve"> </w:t>
-      </w:r>
-      <w:r>
-        <w:t xml:space="preserve">Roopnarine (2006)</w:t>
-      </w:r>
-      <w:r>
-        <w:t xml:space="preserve"> </w:t>
-      </w:r>
-      <w:r>
-        <w:t xml:space="preserve">structurally constrains the network to structurally look like a realised web, but the links to not represent prey choice</w:t>
-      </w:r>
-      <w:r>
-        <w:t xml:space="preserve"> </w:t>
-      </w:r>
-      <w:r>
-        <w:rPr>
-          <w:i/>
-          <w:iCs/>
-        </w:rPr>
-        <w:t xml:space="preserve">per se</w:t>
-      </w:r>
-      <w:r>
-        <w:t xml:space="preserve">.</w:t>
-      </w:r>
-    </w:p>
-    <w:p>
-      <w:pPr>
-        <w:pStyle w:val="BodyText"/>
-      </w:pPr>
-      <w:r>
-        <w:t xml:space="preserve">Having a well developed framework as well as</w:t>
-      </w:r>
-      <w:r>
-        <w:t xml:space="preserve"> </w:t>
-      </w:r>
-      <w:r>
-        <w:t xml:space="preserve">‘fluidity’</w:t>
-      </w:r>
-      <w:r>
-        <w:t xml:space="preserve"> </w:t>
-      </w:r>
-      <w:r>
-        <w:t xml:space="preserve">to allow us to scale up between meta- and realised food webs lays the groundwork for us to actively begin the integration of food webs into the classical metacommunity-metaecosystem space</w:t>
-      </w:r>
-      <w:r>
-        <w:t xml:space="preserve"> </w:t>
-      </w:r>
-      <w:r>
-        <w:t xml:space="preserve">(Massol et al., 2011)</w:t>
-      </w:r>
-      <w:r>
-        <w:t xml:space="preserve"> </w:t>
-      </w:r>
-      <w:r>
-        <w:t xml:space="preserve">as well as ecosystem level processes</w:t>
-      </w:r>
-      <w:r>
-        <w:t xml:space="preserve"> </w:t>
-      </w:r>
-      <w:r>
-        <w:t xml:space="preserve">(Liu et al., 2025)</w:t>
-      </w:r>
-      <w:r>
-        <w:t xml:space="preserve">. The being said developments in the community-ecosystem space should be intentional about articulating a firm distinction as to what defines a</w:t>
-      </w:r>
-      <w:r>
-        <w:t xml:space="preserve"> </w:t>
-      </w:r>
-      <w:r>
-        <w:t xml:space="preserve">‘network’</w:t>
-      </w:r>
-      <w:r>
-        <w:t xml:space="preserve"> </w:t>
-      </w:r>
-      <w:r>
-        <w:t xml:space="preserve">as a unit, as well as defining the logical (spatial and temporal) boundaries between networks</w:t>
-      </w:r>
-      <w:r>
-        <w:t xml:space="preserve"> </w:t>
-      </w:r>
-      <w:r>
-        <w:t xml:space="preserve">(Fortin et al., 2021)</w:t>
-      </w:r>
-      <w:r>
-        <w:t xml:space="preserve">.</w:t>
+        <w:t xml:space="preserve">connectance or do the pairwise links also need to be correct?</w:t>
       </w:r>
     </w:p>
     <w:p>
@@ -4358,6 +4610,214 @@
           <w:b/>
           <w:bCs/>
         </w:rPr>
+        <w:t xml:space="preserve">Transitioning between metawebs and realised webs:</w:t>
+      </w:r>
+      <w:r>
+        <w:t xml:space="preserve"> </w:t>
+      </w:r>
+      <w:r>
+        <w:t xml:space="preserve">Currently most approaches to modelling realised networks fail to explicitly account for any form of evolutionary constraint (although see</w:t>
+      </w:r>
+      <w:r>
+        <w:t xml:space="preserve"> </w:t>
+      </w:r>
+      <w:r>
+        <w:t xml:space="preserve">Van De Walle et al. (2023)</w:t>
+      </w:r>
+      <w:r>
+        <w:t xml:space="preserve"> </w:t>
+      </w:r>
+      <w:r>
+        <w:t xml:space="preserve">and</w:t>
+      </w:r>
+      <w:r>
+        <w:t xml:space="preserve"> </w:t>
+      </w:r>
+      <w:r>
+        <w:t xml:space="preserve">Wootton et al. (2023)</w:t>
+      </w:r>
+      <w:r>
+        <w:t xml:space="preserve">) and we need to develop either an ensemble modelling approach</w:t>
+      </w:r>
+      <w:r>
+        <w:t xml:space="preserve"> </w:t>
+      </w:r>
+      <w:r>
+        <w:t xml:space="preserve">(Becker et al., 2022; Terry &amp; Lewis, 2020)</w:t>
+      </w:r>
+      <w:r>
+        <w:t xml:space="preserve"> </w:t>
+      </w:r>
+      <w:r>
+        <w:t xml:space="preserve">or tools that will allow for the downsampling of metawebs into realised networks,</w:t>
+      </w:r>
+      <w:r>
+        <w:t xml:space="preserve"> </w:t>
+      </w:r>
+      <w:r>
+        <w:t xml:space="preserve">(</w:t>
+      </w:r>
+      <w:r>
+        <w:rPr>
+          <w:i/>
+          <w:iCs/>
+        </w:rPr>
+        <w:t xml:space="preserve">e.g.,</w:t>
+      </w:r>
+      <w:r>
+        <w:t xml:space="preserve"> </w:t>
+      </w:r>
+      <w:r>
+        <w:t xml:space="preserve">Roopnarine, 2006)</w:t>
+      </w:r>
+      <w:r>
+        <w:t xml:space="preserve">.</w:t>
+      </w:r>
+    </w:p>
+    <w:p>
+      <w:pPr>
+        <w:pStyle w:val="BodyText"/>
+      </w:pPr>
+      <w:r>
+        <w:t xml:space="preserve">Importantly we need to think critically how the creation of either an</w:t>
+      </w:r>
+      <w:r>
+        <w:t xml:space="preserve"> </w:t>
+      </w:r>
+      <w:r>
+        <w:t xml:space="preserve">‘ensemble network’</w:t>
+      </w:r>
+      <w:r>
+        <w:t xml:space="preserve"> </w:t>
+      </w:r>
+      <w:r>
+        <w:t xml:space="preserve">or downsampled metaweb might change the underlying</w:t>
+      </w:r>
+      <w:r>
+        <w:t xml:space="preserve"> </w:t>
+      </w:r>
+      <w:r>
+        <w:t xml:space="preserve">‘currency’</w:t>
+      </w:r>
+      <w:r>
+        <w:t xml:space="preserve"> </w:t>
+      </w:r>
+      <w:r>
+        <w:t xml:space="preserve">of a network and thus the underlying definition of the edge</w:t>
+      </w:r>
+      <w:r>
+        <w:t xml:space="preserve"> </w:t>
+      </w:r>
+      <w:r>
+        <w:rPr>
+          <w:i/>
+          <w:iCs/>
+        </w:rPr>
+        <w:t xml:space="preserve">e.g.</w:t>
+      </w:r>
+      <w:r>
+        <w:t xml:space="preserve"> </w:t>
+      </w:r>
+      <w:r>
+        <w:t xml:space="preserve">the downsampling approach developed by</w:t>
+      </w:r>
+      <w:r>
+        <w:t xml:space="preserve"> </w:t>
+      </w:r>
+      <w:r>
+        <w:t xml:space="preserve">Roopnarine (2006)</w:t>
+      </w:r>
+      <w:r>
+        <w:t xml:space="preserve"> </w:t>
+      </w:r>
+      <w:r>
+        <w:t xml:space="preserve">structurally constrains the network to structurally look like a realised web, but the links to not represent prey choice</w:t>
+      </w:r>
+      <w:r>
+        <w:t xml:space="preserve"> </w:t>
+      </w:r>
+      <w:r>
+        <w:rPr>
+          <w:i/>
+          <w:iCs/>
+        </w:rPr>
+        <w:t xml:space="preserve">per se</w:t>
+      </w:r>
+      <w:r>
+        <w:t xml:space="preserve">.</w:t>
+      </w:r>
+    </w:p>
+    <w:p>
+      <w:pPr>
+        <w:pStyle w:val="BodyText"/>
+      </w:pPr>
+      <w:r>
+        <w:t xml:space="preserve">Having a well developed framework as well as</w:t>
+      </w:r>
+      <w:r>
+        <w:t xml:space="preserve"> </w:t>
+      </w:r>
+      <w:r>
+        <w:t xml:space="preserve">‘fluidity’</w:t>
+      </w:r>
+      <w:r>
+        <w:t xml:space="preserve"> </w:t>
+      </w:r>
+      <w:r>
+        <w:t xml:space="preserve">to allow us to scale up between meta- and realised food webs lays the groundwork for us to actively begin the integration of food webs into the classical metacommunity-metaecosystem space</w:t>
+      </w:r>
+      <w:r>
+        <w:t xml:space="preserve"> </w:t>
+      </w:r>
+      <w:r>
+        <w:t xml:space="preserve">(Massol et al., 2011)</w:t>
+      </w:r>
+      <w:r>
+        <w:t xml:space="preserve"> </w:t>
+      </w:r>
+      <w:r>
+        <w:t xml:space="preserve">as well as ecosystem level processes</w:t>
+      </w:r>
+      <w:r>
+        <w:t xml:space="preserve"> </w:t>
+      </w:r>
+      <w:r>
+        <w:t xml:space="preserve">(Liu et al., 2025)</w:t>
+      </w:r>
+      <w:r>
+        <w:t xml:space="preserve">. The being said developments in the community-ecosystem space should be intentional about articulating a firm distinction as to what defines a</w:t>
+      </w:r>
+      <w:r>
+        <w:t xml:space="preserve"> </w:t>
+      </w:r>
+      <w:r>
+        <w:t xml:space="preserve">‘network’</w:t>
+      </w:r>
+      <w:r>
+        <w:t xml:space="preserve"> </w:t>
+      </w:r>
+      <w:r>
+        <w:t xml:space="preserve">as a unit, as well as defining the logical (spatial and temporal) boundaries between networks</w:t>
+      </w:r>
+      <w:r>
+        <w:t xml:space="preserve"> </w:t>
+      </w:r>
+      <w:r>
+        <w:t xml:space="preserve">(Fortin et al., 2021)</w:t>
+      </w:r>
+      <w:r>
+        <w:t xml:space="preserve">.</w:t>
+      </w:r>
+    </w:p>
+    <w:p>
+      <w:pPr>
+        <w:pStyle w:val="BodyText"/>
+      </w:pPr>
+      <w:r>
+        <w:rPr>
+          <w:b/>
+          <w:bCs/>
+        </w:rPr>
         <w:t xml:space="preserve">Making networks more tractable in applied spaces:</w:t>
       </w:r>
       <w:r>
@@ -4406,7 +4866,16 @@
         <w:t xml:space="preserve">(O’Connor et al., 2025)</w:t>
       </w:r>
       <w:r>
-        <w:t xml:space="preserve">, all while remaining mindful to ensure that we identify the appropriate network representation.</w:t>
+        <w:t xml:space="preserve">, all while remaining mindful to ensure that we identify the appropriate analytical tools and network representation</w:t>
+      </w:r>
+      <w:r>
+        <w:t xml:space="preserve"> </w:t>
+      </w:r>
+      <w:r>
+        <w:t xml:space="preserve">(Pellissier et al., 2018)</w:t>
+      </w:r>
+      <w:r>
+        <w:t xml:space="preserve">.</w:t>
       </w:r>
     </w:p>
     <w:bookmarkEnd w:id="43"/>
@@ -4458,7 +4927,7 @@
       </w:r>
     </w:p>
     <w:bookmarkEnd w:id="45"/>
-    <w:bookmarkStart w:id="303" w:name="references"/>
+    <w:bookmarkStart w:id="345" w:name="references"/>
     <w:p>
       <w:pPr>
         <w:pStyle w:val="Heading1"/>
@@ -4467,8 +4936,55 @@
         <w:t xml:space="preserve">References</w:t>
       </w:r>
     </w:p>
-    <w:bookmarkStart w:id="302" w:name="refs"/>
-    <w:bookmarkStart w:id="47" w:name="ref-allesinaGeneralModelFood2008"/>
+    <w:bookmarkStart w:id="344" w:name="refs"/>
+    <w:bookmarkStart w:id="47" w:name="Xd8ec563771f031543ad47be1c8d66e835dd56fe"/>
+    <w:p>
+      <w:pPr>
+        <w:pStyle w:val="Bibliography"/>
+      </w:pPr>
+      <w:r>
+        <w:t xml:space="preserve">Albouy, C., Velez, L., Coll, M., Colloca, F., Le Loc’h, F., Mouillot, D., &amp; Gravel, D. (2014). From projected species distribution to food-web structure under climate change.</w:t>
+      </w:r>
+      <w:r>
+        <w:t xml:space="preserve"> </w:t>
+      </w:r>
+      <w:r>
+        <w:rPr>
+          <w:i/>
+          <w:iCs/>
+        </w:rPr>
+        <w:t xml:space="preserve">Global Change Biology</w:t>
+      </w:r>
+      <w:r>
+        <w:t xml:space="preserve">,</w:t>
+      </w:r>
+      <w:r>
+        <w:t xml:space="preserve"> </w:t>
+      </w:r>
+      <w:r>
+        <w:rPr>
+          <w:i/>
+          <w:iCs/>
+        </w:rPr>
+        <w:t xml:space="preserve">20</w:t>
+      </w:r>
+      <w:r>
+        <w:t xml:space="preserve">(3), 730–741.</w:t>
+      </w:r>
+      <w:r>
+        <w:t xml:space="preserve"> </w:t>
+      </w:r>
+      <w:hyperlink r:id="rId46">
+        <w:r>
+          <w:rPr>
+            <w:rStyle w:val="Hyperlink"/>
+          </w:rPr>
+          <w:t xml:space="preserve">https://doi.org/10.1111/gcb.12467</w:t>
+        </w:r>
+      </w:hyperlink>
+    </w:p>
+    <w:bookmarkEnd w:id="47"/>
+    <w:bookmarkStart w:id="49" w:name="ref-allesinaGeneralModelFood2008"/>
     <w:p>
       <w:pPr>
         <w:pStyle w:val="Bibliography"/>
@@ -4526,7 +5042,7 @@
       <w:r>
         <w:t xml:space="preserve"> </w:t>
       </w:r>
-      <w:hyperlink r:id="rId46">
+      <w:hyperlink r:id="rId48">
         <w:r>
           <w:rPr>
             <w:rStyle w:val="Hyperlink"/>
@@ -4535,8 +5051,8 @@
         </w:r>
       </w:hyperlink>
     </w:p>
-    <w:bookmarkEnd w:id="47"/>
-    <w:bookmarkStart w:id="49" w:name="ref-allesinaFoodWebModels2009"/>
+    <w:bookmarkEnd w:id="49"/>
+    <w:bookmarkStart w:id="51" w:name="ref-allesinaFoodWebModels2009"/>
     <w:p>
       <w:pPr>
         <w:pStyle w:val="Bibliography"/>
@@ -4573,7 +5089,7 @@
       <w:r>
         <w:t xml:space="preserve"> </w:t>
       </w:r>
-      <w:hyperlink r:id="rId48">
+      <w:hyperlink r:id="rId50">
         <w:r>
           <w:rPr>
             <w:rStyle w:val="Hyperlink"/>
@@ -4582,8 +5098,102 @@
         </w:r>
       </w:hyperlink>
     </w:p>
-    <w:bookmarkEnd w:id="49"/>
-    <w:bookmarkStart w:id="51" w:name="Xbc141544614601ed5891294cf83ebb7981b5ef5"/>
+    <w:bookmarkEnd w:id="51"/>
+    <w:bookmarkStart w:id="53" w:name="ref-allesinaStabilityCriteriaComplex2012"/>
+    <w:p>
+      <w:pPr>
+        <w:pStyle w:val="Bibliography"/>
+      </w:pPr>
+      <w:r>
+        <w:t xml:space="preserve">Allesina, S., &amp; Tang, S. (2012). Stability criteria for complex ecosystems.</w:t>
+      </w:r>
+      <w:r>
+        <w:t xml:space="preserve"> </w:t>
+      </w:r>
+      <w:r>
+        <w:rPr>
+          <w:i/>
+          <w:iCs/>
+        </w:rPr>
+        <w:t xml:space="preserve">Nature</w:t>
+      </w:r>
+      <w:r>
+        <w:t xml:space="preserve">,</w:t>
+      </w:r>
+      <w:r>
+        <w:t xml:space="preserve"> </w:t>
+      </w:r>
+      <w:r>
+        <w:rPr>
+          <w:i/>
+          <w:iCs/>
+        </w:rPr>
+        <w:t xml:space="preserve">483</w:t>
+      </w:r>
+      <w:r>
+        <w:t xml:space="preserve">(7388, 7388), 205–208.</w:t>
+      </w:r>
+      <w:r>
+        <w:t xml:space="preserve"> </w:t>
+      </w:r>
+      <w:hyperlink r:id="rId52">
+        <w:r>
+          <w:rPr>
+            <w:rStyle w:val="Hyperlink"/>
+          </w:rPr>
+          <w:t xml:space="preserve">https://doi.org/10.1038/nature10832</w:t>
+        </w:r>
+      </w:hyperlink>
+    </w:p>
+    <w:bookmarkEnd w:id="53"/>
+    <w:bookmarkStart w:id="55" w:name="X57ddaf8a4be0be7ef1ca133e16ca0e392219de8"/>
+    <w:p>
+      <w:pPr>
+        <w:pStyle w:val="Bibliography"/>
+      </w:pPr>
+      <w:r>
+        <w:t xml:space="preserve">Araújo, M. B., &amp; Luoto, M. (2007). The importance of biotic interactions for modelling species distributions under climate change.</w:t>
+      </w:r>
+      <w:r>
+        <w:t xml:space="preserve"> </w:t>
+      </w:r>
+      <w:r>
+        <w:rPr>
+          <w:i/>
+          <w:iCs/>
+        </w:rPr>
+        <w:t xml:space="preserve">Global Ecology and Biogeography</w:t>
+      </w:r>
+      <w:r>
+        <w:t xml:space="preserve">,</w:t>
+      </w:r>
+      <w:r>
+        <w:t xml:space="preserve"> </w:t>
+      </w:r>
+      <w:r>
+        <w:rPr>
+          <w:i/>
+          <w:iCs/>
+        </w:rPr>
+        <w:t xml:space="preserve">16</w:t>
+      </w:r>
+      <w:r>
+        <w:t xml:space="preserve">(6), 743–753.</w:t>
+      </w:r>
+      <w:r>
+        <w:t xml:space="preserve"> </w:t>
+      </w:r>
+      <w:hyperlink r:id="rId54">
+        <w:r>
+          <w:rPr>
+            <w:rStyle w:val="Hyperlink"/>
+          </w:rPr>
+          <w:t xml:space="preserve">https://doi.org/10.1111/j.1466-8238.2007.00359.x</w:t>
+        </w:r>
+      </w:hyperlink>
+    </w:p>
+    <w:bookmarkEnd w:id="55"/>
+    <w:bookmarkStart w:id="57" w:name="Xbc141544614601ed5891294cf83ebb7981b5ef5"/>
     <w:p>
       <w:pPr>
         <w:pStyle w:val="Bibliography"/>
@@ -4629,7 +5239,7 @@
       <w:r>
         <w:t xml:space="preserve"> </w:t>
       </w:r>
-      <w:hyperlink r:id="rId50">
+      <w:hyperlink r:id="rId56">
         <w:r>
           <w:rPr>
             <w:rStyle w:val="Hyperlink"/>
@@ -4638,8 +5248,8 @@
         </w:r>
       </w:hyperlink>
     </w:p>
-    <w:bookmarkEnd w:id="51"/>
-    <w:bookmarkStart w:id="53" w:name="X30fee4e73557965120b990f9e41c6d7b17c46ab"/>
+    <w:bookmarkEnd w:id="57"/>
+    <w:bookmarkStart w:id="59" w:name="X30fee4e73557965120b990f9e41c6d7b17c46ab"/>
     <w:p>
       <w:pPr>
         <w:pStyle w:val="Bibliography"/>
@@ -4703,7 +5313,7 @@
       <w:r>
         <w:t xml:space="preserve"> </w:t>
       </w:r>
-      <w:hyperlink r:id="rId52">
+      <w:hyperlink r:id="rId58">
         <w:r>
           <w:rPr>
             <w:rStyle w:val="Hyperlink"/>
@@ -4712,8 +5322,88 @@
         </w:r>
       </w:hyperlink>
     </w:p>
-    <w:bookmarkEnd w:id="53"/>
-    <w:bookmarkStart w:id="55" w:name="ref-beckerOptimisingPredictiveModels2022"/>
+    <w:bookmarkEnd w:id="59"/>
+    <w:bookmarkStart w:id="61" w:name="Xa693c271310f9ecd5e84fc33b8a3417b5ea6544"/>
+    <w:p>
+      <w:pPr>
+        <w:pStyle w:val="Bibliography"/>
+      </w:pPr>
+      <w:r>
+        <w:t xml:space="preserve">Baskerville, E. B., Dobson, A. P., Bedford, T., Allesina, S., Anderson, T. M., &amp; Pascual, M. (2011). Spatial</w:t>
+      </w:r>
+      <w:r>
+        <w:t xml:space="preserve"> </w:t>
+      </w:r>
+      <w:r>
+        <w:t xml:space="preserve">Guilds</w:t>
+      </w:r>
+      <w:r>
+        <w:t xml:space="preserve"> </w:t>
+      </w:r>
+      <w:r>
+        <w:t xml:space="preserve">in the</w:t>
+      </w:r>
+      <w:r>
+        <w:t xml:space="preserve"> </w:t>
+      </w:r>
+      <w:r>
+        <w:t xml:space="preserve">Serengeti Food Web Revealed</w:t>
+      </w:r>
+      <w:r>
+        <w:t xml:space="preserve"> </w:t>
+      </w:r>
+      <w:r>
+        <w:t xml:space="preserve">by a</w:t>
+      </w:r>
+      <w:r>
+        <w:t xml:space="preserve"> </w:t>
+      </w:r>
+      <w:r>
+        <w:t xml:space="preserve">Bayesian Group Model</w:t>
+      </w:r>
+      <w:r>
+        <w:t xml:space="preserve">.</w:t>
+      </w:r>
+      <w:r>
+        <w:t xml:space="preserve"> </w:t>
+      </w:r>
+      <w:r>
+        <w:rPr>
+          <w:i/>
+          <w:iCs/>
+        </w:rPr>
+        <w:t xml:space="preserve">PLOS Computational Biology</w:t>
+      </w:r>
+      <w:r>
+        <w:t xml:space="preserve">,</w:t>
+      </w:r>
+      <w:r>
+        <w:t xml:space="preserve"> </w:t>
+      </w:r>
+      <w:r>
+        <w:rPr>
+          <w:i/>
+          <w:iCs/>
+        </w:rPr>
+        <w:t xml:space="preserve">7</w:t>
+      </w:r>
+      <w:r>
+        <w:t xml:space="preserve">(12), e1002321.</w:t>
+      </w:r>
+      <w:r>
+        <w:t xml:space="preserve"> </w:t>
+      </w:r>
+      <w:hyperlink r:id="rId60">
+        <w:r>
+          <w:rPr>
+            <w:rStyle w:val="Hyperlink"/>
+          </w:rPr>
+          <w:t xml:space="preserve">https://doi.org/10.1371/journal.pcbi.1002321</w:t>
+        </w:r>
+      </w:hyperlink>
+    </w:p>
+    <w:bookmarkEnd w:id="61"/>
+    <w:bookmarkStart w:id="63" w:name="ref-beckerOptimisingPredictiveModels2022"/>
     <w:p>
       <w:pPr>
         <w:pStyle w:val="Bibliography"/>
@@ -4750,7 +5440,7 @@
       <w:r>
         <w:t xml:space="preserve"> </w:t>
       </w:r>
-      <w:hyperlink r:id="rId54">
+      <w:hyperlink r:id="rId62">
         <w:r>
           <w:rPr>
             <w:rStyle w:val="Hyperlink"/>
@@ -4759,8 +5449,8 @@
         </w:r>
       </w:hyperlink>
     </w:p>
-    <w:bookmarkEnd w:id="55"/>
-    <w:bookmarkStart w:id="57" w:name="ref-beckermanForagingBiologyPredicts2006"/>
+    <w:bookmarkEnd w:id="63"/>
+    <w:bookmarkStart w:id="65" w:name="ref-beckermanForagingBiologyPredicts2006"/>
     <w:p>
       <w:pPr>
         <w:pStyle w:val="Bibliography"/>
@@ -4797,7 +5487,7 @@
       <w:r>
         <w:t xml:space="preserve"> </w:t>
       </w:r>
-      <w:hyperlink r:id="rId56">
+      <w:hyperlink r:id="rId64">
         <w:r>
           <w:rPr>
             <w:rStyle w:val="Hyperlink"/>
@@ -4806,8 +5496,8 @@
         </w:r>
       </w:hyperlink>
     </w:p>
-    <w:bookmarkEnd w:id="57"/>
-    <w:bookmarkStart w:id="59" w:name="Xa4f464e98b1e233699634f28f509f4b1a160052"/>
+    <w:bookmarkEnd w:id="65"/>
+    <w:bookmarkStart w:id="67" w:name="Xa4f464e98b1e233699634f28f509f4b1a160052"/>
     <w:p>
       <w:pPr>
         <w:pStyle w:val="Bibliography"/>
@@ -4907,7 +5597,7 @@
       <w:r>
         <w:t xml:space="preserve"> </w:t>
       </w:r>
-      <w:hyperlink r:id="rId58">
+      <w:hyperlink r:id="rId66">
         <w:r>
           <w:rPr>
             <w:rStyle w:val="Hyperlink"/>
@@ -4916,8 +5606,8 @@
         </w:r>
       </w:hyperlink>
     </w:p>
-    <w:bookmarkEnd w:id="59"/>
-    <w:bookmarkStart w:id="61" w:name="ref-berlowInteractionStrengthsFood2004"/>
+    <w:bookmarkEnd w:id="67"/>
+    <w:bookmarkStart w:id="69" w:name="ref-berlowInteractionStrengthsFood2004"/>
     <w:p>
       <w:pPr>
         <w:pStyle w:val="Bibliography"/>
@@ -4954,7 +5644,7 @@
       <w:r>
         <w:t xml:space="preserve"> </w:t>
       </w:r>
-      <w:hyperlink r:id="rId60">
+      <w:hyperlink r:id="rId68">
         <w:r>
           <w:rPr>
             <w:rStyle w:val="Hyperlink"/>
@@ -4963,8 +5653,8 @@
         </w:r>
       </w:hyperlink>
     </w:p>
-    <w:bookmarkEnd w:id="61"/>
-    <w:bookmarkStart w:id="63" w:name="ref-bitonInductiveLinkPrediction2024"/>
+    <w:bookmarkEnd w:id="69"/>
+    <w:bookmarkStart w:id="71" w:name="ref-bitonInductiveLinkPrediction2024"/>
     <w:p>
       <w:pPr>
         <w:pStyle w:val="Bibliography"/>
@@ -4988,7 +5678,7 @@
       <w:r>
         <w:t xml:space="preserve"> </w:t>
       </w:r>
-      <w:hyperlink r:id="rId62">
+      <w:hyperlink r:id="rId70">
         <w:r>
           <w:rPr>
             <w:rStyle w:val="Hyperlink"/>
@@ -4997,8 +5687,8 @@
         </w:r>
       </w:hyperlink>
     </w:p>
-    <w:bookmarkEnd w:id="63"/>
-    <w:bookmarkStart w:id="65" w:name="ref-blanchetCooccurrenceNotEvidence2020"/>
+    <w:bookmarkEnd w:id="71"/>
+    <w:bookmarkStart w:id="73" w:name="ref-blanchetCooccurrenceNotEvidence2020"/>
     <w:p>
       <w:pPr>
         <w:pStyle w:val="Bibliography"/>
@@ -5035,7 +5725,7 @@
       <w:r>
         <w:t xml:space="preserve"> </w:t>
       </w:r>
-      <w:hyperlink r:id="rId64">
+      <w:hyperlink r:id="rId72">
         <w:r>
           <w:rPr>
             <w:rStyle w:val="Hyperlink"/>
@@ -5044,8 +5734,8 @@
         </w:r>
       </w:hyperlink>
     </w:p>
-    <w:bookmarkEnd w:id="65"/>
-    <w:bookmarkStart w:id="67" w:name="ref-bluthgenWhyNetworkAnalysis2010"/>
+    <w:bookmarkEnd w:id="73"/>
+    <w:bookmarkStart w:id="75" w:name="ref-bluthgenWhyNetworkAnalysis2010"/>
     <w:p>
       <w:pPr>
         <w:pStyle w:val="Bibliography"/>
@@ -5094,7 +5784,7 @@
       <w:r>
         <w:t xml:space="preserve"> </w:t>
       </w:r>
-      <w:hyperlink r:id="rId66">
+      <w:hyperlink r:id="rId74">
         <w:r>
           <w:rPr>
             <w:rStyle w:val="Hyperlink"/>
@@ -5103,8 +5793,8 @@
         </w:r>
       </w:hyperlink>
     </w:p>
-    <w:bookmarkEnd w:id="67"/>
-    <w:bookmarkStart w:id="69" w:name="X9d1f927846a542925bb5e07ec25c6794de0a124"/>
+    <w:bookmarkEnd w:id="75"/>
+    <w:bookmarkStart w:id="77" w:name="X9d1f927846a542925bb5e07ec25c6794de0a124"/>
     <w:p>
       <w:pPr>
         <w:pStyle w:val="Bibliography"/>
@@ -5174,7 +5864,7 @@
       <w:r>
         <w:t xml:space="preserve"> </w:t>
       </w:r>
-      <w:hyperlink r:id="rId68">
+      <w:hyperlink r:id="rId76">
         <w:r>
           <w:rPr>
             <w:rStyle w:val="Hyperlink"/>
@@ -5183,8 +5873,8 @@
         </w:r>
       </w:hyperlink>
     </w:p>
-    <w:bookmarkEnd w:id="69"/>
-    <w:bookmarkStart w:id="71" w:name="X0773538261821a81cd3c826b908bcd9f9b9eb23"/>
+    <w:bookmarkEnd w:id="77"/>
+    <w:bookmarkStart w:id="79" w:name="X0773538261821a81cd3c826b908bcd9f9b9eb23"/>
     <w:p>
       <w:pPr>
         <w:pStyle w:val="Bibliography"/>
@@ -5221,7 +5911,7 @@
       <w:r>
         <w:t xml:space="preserve"> </w:t>
       </w:r>
-      <w:hyperlink r:id="rId70">
+      <w:hyperlink r:id="rId78">
         <w:r>
           <w:rPr>
             <w:rStyle w:val="Hyperlink"/>
@@ -5230,8 +5920,8 @@
         </w:r>
       </w:hyperlink>
     </w:p>
-    <w:bookmarkEnd w:id="71"/>
-    <w:bookmarkStart w:id="73" w:name="X866d76638eb086a375868d385707e3e60c85c4a"/>
+    <w:bookmarkEnd w:id="79"/>
+    <w:bookmarkStart w:id="81" w:name="X866d76638eb086a375868d385707e3e60c85c4a"/>
     <w:p>
       <w:pPr>
         <w:pStyle w:val="Bibliography"/>
@@ -5280,7 +5970,7 @@
       <w:r>
         <w:t xml:space="preserve"> </w:t>
       </w:r>
-      <w:hyperlink r:id="rId72">
+      <w:hyperlink r:id="rId80">
         <w:r>
           <w:rPr>
             <w:rStyle w:val="Hyperlink"/>
@@ -5289,8 +5979,8 @@
         </w:r>
       </w:hyperlink>
     </w:p>
-    <w:bookmarkEnd w:id="73"/>
-    <w:bookmarkStart w:id="75" w:name="X539896ce86e228708f5963ceeaf0e82711f0c07"/>
+    <w:bookmarkEnd w:id="81"/>
+    <w:bookmarkStart w:id="83" w:name="X539896ce86e228708f5963ceeaf0e82711f0c07"/>
     <w:p>
       <w:pPr>
         <w:pStyle w:val="Bibliography"/>
@@ -5327,7 +6017,7 @@
       <w:r>
         <w:t xml:space="preserve"> </w:t>
       </w:r>
-      <w:hyperlink r:id="rId74">
+      <w:hyperlink r:id="rId82">
         <w:r>
           <w:rPr>
             <w:rStyle w:val="Hyperlink"/>
@@ -5336,8 +6026,55 @@
         </w:r>
       </w:hyperlink>
     </w:p>
-    <w:bookmarkEnd w:id="75"/>
-    <w:bookmarkStart w:id="77" w:name="ref-broseAllometricScalingEnhances2006"/>
+    <w:bookmarkEnd w:id="83"/>
+    <w:bookmarkStart w:id="85" w:name="ref-brosePredatorTraitsDetermine2019"/>
+    <w:p>
+      <w:pPr>
+        <w:pStyle w:val="Bibliography"/>
+      </w:pPr>
+      <w:r>
+        <w:t xml:space="preserve">Brose, U., Archambault, P., Barnes, A. D., Bersier, L.-F., Boy, T., Canning-Clode, J., Conti, E., Dias, M., Digel, C., Dissanayake, A., Flores, A. A. V., Fussmann, K., Gauzens, B., Gray, C., Häussler, J., Hirt, M. R., Jacob, U., Jochum, M., Kéfi, S., … Iles, A. C. (2019). Predator traits determine food-web architecture across ecosystems.</w:t>
+      </w:r>
+      <w:r>
+        <w:t xml:space="preserve"> </w:t>
+      </w:r>
+      <w:r>
+        <w:rPr>
+          <w:i/>
+          <w:iCs/>
+        </w:rPr>
+        <w:t xml:space="preserve">Nature Ecology &amp; Evolution</w:t>
+      </w:r>
+      <w:r>
+        <w:t xml:space="preserve">,</w:t>
+      </w:r>
+      <w:r>
+        <w:t xml:space="preserve"> </w:t>
+      </w:r>
+      <w:r>
+        <w:rPr>
+          <w:i/>
+          <w:iCs/>
+        </w:rPr>
+        <w:t xml:space="preserve">3</w:t>
+      </w:r>
+      <w:r>
+        <w:t xml:space="preserve">(6), 919–927.</w:t>
+      </w:r>
+      <w:r>
+        <w:t xml:space="preserve"> </w:t>
+      </w:r>
+      <w:hyperlink r:id="rId84">
+        <w:r>
+          <w:rPr>
+            <w:rStyle w:val="Hyperlink"/>
+          </w:rPr>
+          <w:t xml:space="preserve">https://doi.org/10.1038/s41559-019-0899-x</w:t>
+        </w:r>
+      </w:hyperlink>
+    </w:p>
+    <w:bookmarkEnd w:id="85"/>
+    <w:bookmarkStart w:id="87" w:name="ref-broseAllometricScalingEnhances2006"/>
     <w:p>
       <w:pPr>
         <w:pStyle w:val="Bibliography"/>
@@ -5374,7 +6111,7 @@
       <w:r>
         <w:t xml:space="preserve"> </w:t>
       </w:r>
-      <w:hyperlink r:id="rId76">
+      <w:hyperlink r:id="rId86">
         <w:r>
           <w:rPr>
             <w:rStyle w:val="Hyperlink"/>
@@ -5383,8 +6120,8 @@
         </w:r>
       </w:hyperlink>
     </w:p>
-    <w:bookmarkEnd w:id="77"/>
-    <w:bookmarkStart w:id="79" w:name="ref-brownMetabolicTheoryEcology2004"/>
+    <w:bookmarkEnd w:id="87"/>
+    <w:bookmarkStart w:id="89" w:name="ref-brownMetabolicTheoryEcology2004"/>
     <w:p>
       <w:pPr>
         <w:pStyle w:val="Bibliography"/>
@@ -5442,7 +6179,7 @@
       <w:r>
         <w:t xml:space="preserve"> </w:t>
       </w:r>
-      <w:hyperlink r:id="rId78">
+      <w:hyperlink r:id="rId88">
         <w:r>
           <w:rPr>
             <w:rStyle w:val="Hyperlink"/>
@@ -5451,8 +6188,8 @@
         </w:r>
       </w:hyperlink>
     </w:p>
-    <w:bookmarkEnd w:id="79"/>
-    <w:bookmarkStart w:id="81" w:name="X591894dce6a7dd087129459d3c224d8a4a26011"/>
+    <w:bookmarkEnd w:id="89"/>
+    <w:bookmarkStart w:id="91" w:name="X591894dce6a7dd087129459d3c224d8a4a26011"/>
     <w:p>
       <w:pPr>
         <w:pStyle w:val="Bibliography"/>
@@ -5498,7 +6235,7 @@
       <w:r>
         <w:t xml:space="preserve"> </w:t>
       </w:r>
-      <w:hyperlink r:id="rId80">
+      <w:hyperlink r:id="rId90">
         <w:r>
           <w:rPr>
             <w:rStyle w:val="Hyperlink"/>
@@ -5507,8 +6244,8 @@
         </w:r>
       </w:hyperlink>
     </w:p>
-    <w:bookmarkEnd w:id="81"/>
-    <w:bookmarkStart w:id="83" w:name="ref-canardEmpiricalEvaluationNeutral2014"/>
+    <w:bookmarkEnd w:id="91"/>
+    <w:bookmarkStart w:id="93" w:name="ref-canardEmpiricalEvaluationNeutral2014"/>
     <w:p>
       <w:pPr>
         <w:pStyle w:val="Bibliography"/>
@@ -5578,7 +6315,7 @@
       <w:r>
         <w:t xml:space="preserve"> </w:t>
       </w:r>
-      <w:hyperlink r:id="rId82">
+      <w:hyperlink r:id="rId92">
         <w:r>
           <w:rPr>
             <w:rStyle w:val="Hyperlink"/>
@@ -5587,8 +6324,8 @@
         </w:r>
       </w:hyperlink>
     </w:p>
-    <w:bookmarkEnd w:id="83"/>
-    <w:bookmarkStart w:id="85" w:name="X148151be55fae469550d414afe81ac309261681"/>
+    <w:bookmarkEnd w:id="93"/>
+    <w:bookmarkStart w:id="95" w:name="X148151be55fae469550d414afe81ac309261681"/>
     <w:p>
       <w:pPr>
         <w:pStyle w:val="Bibliography"/>
@@ -5646,7 +6383,7 @@
       <w:r>
         <w:t xml:space="preserve"> </w:t>
       </w:r>
-      <w:hyperlink r:id="rId84">
+      <w:hyperlink r:id="rId94">
         <w:r>
           <w:rPr>
             <w:rStyle w:val="Hyperlink"/>
@@ -5655,8 +6392,8 @@
         </w:r>
       </w:hyperlink>
     </w:p>
-    <w:bookmarkEnd w:id="85"/>
-    <w:bookmarkStart w:id="87" w:name="ref-caronTraitmatchingModelsPredict2024"/>
+    <w:bookmarkEnd w:id="95"/>
+    <w:bookmarkStart w:id="97" w:name="ref-caronTraitmatchingModelsPredict2024"/>
     <w:p>
       <w:pPr>
         <w:pStyle w:val="Bibliography"/>
@@ -5693,7 +6430,7 @@
       <w:r>
         <w:t xml:space="preserve"> </w:t>
       </w:r>
-      <w:hyperlink r:id="rId86">
+      <w:hyperlink r:id="rId96">
         <w:r>
           <w:rPr>
             <w:rStyle w:val="Hyperlink"/>
@@ -5702,8 +6439,8 @@
         </w:r>
       </w:hyperlink>
     </w:p>
-    <w:bookmarkEnd w:id="87"/>
-    <w:bookmarkStart w:id="89" w:name="ref-caronAddressingEltonianShortfall2022"/>
+    <w:bookmarkEnd w:id="97"/>
+    <w:bookmarkStart w:id="99" w:name="ref-caronAddressingEltonianShortfall2022"/>
     <w:p>
       <w:pPr>
         <w:pStyle w:val="Bibliography"/>
@@ -5752,7 +6489,7 @@
       <w:r>
         <w:t xml:space="preserve"> </w:t>
       </w:r>
-      <w:hyperlink r:id="rId88">
+      <w:hyperlink r:id="rId98">
         <w:r>
           <w:rPr>
             <w:rStyle w:val="Hyperlink"/>
@@ -5761,8 +6498,8 @@
         </w:r>
       </w:hyperlink>
     </w:p>
-    <w:bookmarkEnd w:id="89"/>
-    <w:bookmarkStart w:id="91" w:name="X5c779d5ad003a7245ae62c5694cc82a24ffb865"/>
+    <w:bookmarkEnd w:id="99"/>
+    <w:bookmarkStart w:id="101" w:name="X5c779d5ad003a7245ae62c5694cc82a24ffb865"/>
     <w:p>
       <w:pPr>
         <w:pStyle w:val="Bibliography"/>
@@ -5799,7 +6536,7 @@
       <w:r>
         <w:t xml:space="preserve"> </w:t>
       </w:r>
-      <w:hyperlink r:id="rId90">
+      <w:hyperlink r:id="rId100">
         <w:r>
           <w:rPr>
             <w:rStyle w:val="Hyperlink"/>
@@ -5808,8 +6545,8 @@
         </w:r>
       </w:hyperlink>
     </w:p>
-    <w:bookmarkEnd w:id="91"/>
-    <w:bookmarkStart w:id="93" w:name="ref-cherifEnvironmentRescueCan2024"/>
+    <w:bookmarkEnd w:id="101"/>
+    <w:bookmarkStart w:id="103" w:name="ref-cherifEnvironmentRescueCan2024"/>
     <w:p>
       <w:pPr>
         <w:pStyle w:val="Bibliography"/>
@@ -5846,7 +6583,7 @@
       <w:r>
         <w:t xml:space="preserve"> </w:t>
       </w:r>
-      <w:hyperlink r:id="rId92">
+      <w:hyperlink r:id="rId102">
         <w:r>
           <w:rPr>
             <w:rStyle w:val="Hyperlink"/>
@@ -5855,8 +6592,8 @@
         </w:r>
       </w:hyperlink>
     </w:p>
-    <w:bookmarkEnd w:id="93"/>
-    <w:bookmarkStart w:id="95" w:name="Xb1d8b6b275822be1886d160023287af73cce966"/>
+    <w:bookmarkEnd w:id="103"/>
+    <w:bookmarkStart w:id="105" w:name="Xb1d8b6b275822be1886d160023287af73cce966"/>
     <w:p>
       <w:pPr>
         <w:pStyle w:val="Bibliography"/>
@@ -5893,7 +6630,7 @@
       <w:r>
         <w:t xml:space="preserve"> </w:t>
       </w:r>
-      <w:hyperlink r:id="rId94">
+      <w:hyperlink r:id="rId104">
         <w:r>
           <w:rPr>
             <w:rStyle w:val="Hyperlink"/>
@@ -5902,8 +6639,8 @@
         </w:r>
       </w:hyperlink>
     </w:p>
-    <w:bookmarkEnd w:id="95"/>
-    <w:bookmarkStart w:id="97" w:name="X1e400912f73fb757a731e54197f38b81e74f066"/>
+    <w:bookmarkEnd w:id="105"/>
+    <w:bookmarkStart w:id="107" w:name="X1e400912f73fb757a731e54197f38b81e74f066"/>
     <w:p>
       <w:pPr>
         <w:pStyle w:val="Bibliography"/>
@@ -5940,7 +6677,7 @@
       <w:r>
         <w:t xml:space="preserve"> </w:t>
       </w:r>
-      <w:hyperlink r:id="rId96">
+      <w:hyperlink r:id="rId106">
         <w:r>
           <w:rPr>
             <w:rStyle w:val="Hyperlink"/>
@@ -5949,8 +6686,8 @@
         </w:r>
       </w:hyperlink>
     </w:p>
-    <w:bookmarkEnd w:id="97"/>
-    <w:bookmarkStart w:id="99" w:name="ref-cohenCommunityFoodWebs1990"/>
+    <w:bookmarkEnd w:id="107"/>
+    <w:bookmarkStart w:id="109" w:name="ref-cohenCommunityFoodWebs1990"/>
     <w:p>
       <w:pPr>
         <w:pStyle w:val="Bibliography"/>
@@ -6037,7 +6774,7 @@
       <w:r>
         <w:t xml:space="preserve"> </w:t>
       </w:r>
-      <w:hyperlink r:id="rId98">
+      <w:hyperlink r:id="rId108">
         <w:r>
           <w:rPr>
             <w:rStyle w:val="Hyperlink"/>
@@ -6046,8 +6783,8 @@
         </w:r>
       </w:hyperlink>
     </w:p>
-    <w:bookmarkEnd w:id="99"/>
-    <w:bookmarkStart w:id="101" w:name="Xe3e49d362cfe4dc69cf94913d43d3c00a90a030"/>
+    <w:bookmarkEnd w:id="109"/>
+    <w:bookmarkStart w:id="111" w:name="Xe3e49d362cfe4dc69cf94913d43d3c00a90a030"/>
     <w:p>
       <w:pPr>
         <w:pStyle w:val="Bibliography"/>
@@ -6084,7 +6821,7 @@
       <w:r>
         <w:t xml:space="preserve"> </w:t>
       </w:r>
-      <w:hyperlink r:id="rId100">
+      <w:hyperlink r:id="rId110">
         <w:r>
           <w:rPr>
             <w:rStyle w:val="Hyperlink"/>
@@ -6093,8 +6830,67 @@
         </w:r>
       </w:hyperlink>
     </w:p>
-    <w:bookmarkEnd w:id="101"/>
-    <w:bookmarkStart w:id="103" w:name="Xb3b6534bc80dc64b51dd5a3b4d335b302bedbee"/>
+    <w:bookmarkEnd w:id="111"/>
+    <w:bookmarkStart w:id="113" w:name="X146b3e079d29156a751b0b16e1dc13291aa3399"/>
+    <w:p>
+      <w:pPr>
+        <w:pStyle w:val="Bibliography"/>
+      </w:pPr>
+      <w:r>
+        <w:t xml:space="preserve">Curtsdotter, A., Binzer, A., Brose, U., De Castro, F., Ebenman, B., Eklöf, A., Riede, J. O., Thierry, A., &amp; Rall, B. C. (2011). Robustness to secondary extinctions:</w:t>
+      </w:r>
+      <w:r>
+        <w:t xml:space="preserve"> </w:t>
+      </w:r>
+      <w:r>
+        <w:t xml:space="preserve">Comparing</w:t>
+      </w:r>
+      <w:r>
+        <w:t xml:space="preserve"> </w:t>
+      </w:r>
+      <w:r>
+        <w:t xml:space="preserve">trait-based sequential deletions in static and dynamic food webs.</w:t>
+      </w:r>
+      <w:r>
+        <w:t xml:space="preserve"> </w:t>
+      </w:r>
+      <w:r>
+        <w:rPr>
+          <w:i/>
+          <w:iCs/>
+        </w:rPr>
+        <w:t xml:space="preserve">Basic and Applied Ecology</w:t>
+      </w:r>
+      <w:r>
+        <w:t xml:space="preserve">,</w:t>
+      </w:r>
+      <w:r>
+        <w:t xml:space="preserve"> </w:t>
+      </w:r>
+      <w:r>
+        <w:rPr>
+          <w:i/>
+          <w:iCs/>
+        </w:rPr>
+        <w:t xml:space="preserve">12</w:t>
+      </w:r>
+      <w:r>
+        <w:t xml:space="preserve">(7), 571–580.</w:t>
+      </w:r>
+      <w:r>
+        <w:t xml:space="preserve"> </w:t>
+      </w:r>
+      <w:hyperlink r:id="rId112">
+        <w:r>
+          <w:rPr>
+            <w:rStyle w:val="Hyperlink"/>
+          </w:rPr>
+          <w:t xml:space="preserve">https://doi.org/10.1016/j.baae.2011.09.008</w:t>
+        </w:r>
+      </w:hyperlink>
+    </w:p>
+    <w:bookmarkEnd w:id="113"/>
+    <w:bookmarkStart w:id="115" w:name="Xb3b6534bc80dc64b51dd5a3b4d335b302bedbee"/>
     <w:p>
       <w:pPr>
         <w:pStyle w:val="Bibliography"/>
@@ -6131,7 +6927,7 @@
       <w:r>
         <w:t xml:space="preserve"> </w:t>
       </w:r>
-      <w:hyperlink r:id="rId102">
+      <w:hyperlink r:id="rId114">
         <w:r>
           <w:rPr>
             <w:rStyle w:val="Hyperlink"/>
@@ -6140,8 +6936,8 @@
         </w:r>
       </w:hyperlink>
     </w:p>
-    <w:bookmarkEnd w:id="103"/>
-    <w:bookmarkStart w:id="105" w:name="ref-dallasPredictingCrypticLinks2017"/>
+    <w:bookmarkEnd w:id="115"/>
+    <w:bookmarkStart w:id="117" w:name="ref-dallasPredictingCrypticLinks2017"/>
     <w:p>
       <w:pPr>
         <w:pStyle w:val="Bibliography"/>
@@ -6178,7 +6974,7 @@
       <w:r>
         <w:t xml:space="preserve"> </w:t>
       </w:r>
-      <w:hyperlink r:id="rId104">
+      <w:hyperlink r:id="rId116">
         <w:r>
           <w:rPr>
             <w:rStyle w:val="Hyperlink"/>
@@ -6187,8 +6983,8 @@
         </w:r>
       </w:hyperlink>
     </w:p>
-    <w:bookmarkEnd w:id="105"/>
-    <w:bookmarkStart w:id="107" w:name="ref-danetResponseDiversityMajor2024"/>
+    <w:bookmarkEnd w:id="117"/>
+    <w:bookmarkStart w:id="119" w:name="ref-danetResponseDiversityMajor2024"/>
     <w:p>
       <w:pPr>
         <w:pStyle w:val="Bibliography"/>
@@ -6212,7 +7008,7 @@
       <w:r>
         <w:t xml:space="preserve"> </w:t>
       </w:r>
-      <w:hyperlink r:id="rId106">
+      <w:hyperlink r:id="rId118">
         <w:r>
           <w:rPr>
             <w:rStyle w:val="Hyperlink"/>
@@ -6227,8 +7023,8 @@
         <w:t xml:space="preserve">(Pre-published)</w:t>
       </w:r>
     </w:p>
-    <w:bookmarkEnd w:id="107"/>
-    <w:bookmarkStart w:id="109" w:name="X22de709a0892f7df2c5e90247dcb7344c16197f"/>
+    <w:bookmarkEnd w:id="119"/>
+    <w:bookmarkStart w:id="121" w:name="X22de709a0892f7df2c5e90247dcb7344c16197f"/>
     <w:p>
       <w:pPr>
         <w:pStyle w:val="Bibliography"/>
@@ -6265,7 +7061,7 @@
       <w:r>
         <w:t xml:space="preserve"> </w:t>
       </w:r>
-      <w:hyperlink r:id="rId108">
+      <w:hyperlink r:id="rId120">
         <w:r>
           <w:rPr>
             <w:rStyle w:val="Hyperlink"/>
@@ -6274,8 +7070,8 @@
         </w:r>
       </w:hyperlink>
     </w:p>
-    <w:bookmarkEnd w:id="109"/>
-    <w:bookmarkStart w:id="111" w:name="X19ae0996a3277bbc8bb2a7aff1622ec0c861aa4"/>
+    <w:bookmarkEnd w:id="121"/>
+    <w:bookmarkStart w:id="123" w:name="X19ae0996a3277bbc8bb2a7aff1622ec0c861aa4"/>
     <w:p>
       <w:pPr>
         <w:pStyle w:val="Bibliography"/>
@@ -6299,7 +7095,7 @@
       <w:r>
         <w:t xml:space="preserve"> </w:t>
       </w:r>
-      <w:hyperlink r:id="rId110">
+      <w:hyperlink r:id="rId122">
         <w:r>
           <w:rPr>
             <w:rStyle w:val="Hyperlink"/>
@@ -6308,8 +7104,8 @@
         </w:r>
       </w:hyperlink>
     </w:p>
-    <w:bookmarkEnd w:id="111"/>
-    <w:bookmarkStart w:id="113" w:name="ref-delmasSimulationsBiomassDynamics2017"/>
+    <w:bookmarkEnd w:id="123"/>
+    <w:bookmarkStart w:id="125" w:name="ref-delmasSimulationsBiomassDynamics2017"/>
     <w:p>
       <w:pPr>
         <w:pStyle w:val="Bibliography"/>
@@ -6346,7 +7142,7 @@
       <w:r>
         <w:t xml:space="preserve"> </w:t>
       </w:r>
-      <w:hyperlink r:id="rId112">
+      <w:hyperlink r:id="rId124">
         <w:r>
           <w:rPr>
             <w:rStyle w:val="Hyperlink"/>
@@ -6355,8 +7151,8 @@
         </w:r>
       </w:hyperlink>
     </w:p>
-    <w:bookmarkEnd w:id="113"/>
-    <w:bookmarkStart w:id="115" w:name="Xbdf894eb48feca28c76080dbbbcbceedf5db43e"/>
+    <w:bookmarkEnd w:id="125"/>
+    <w:bookmarkStart w:id="127" w:name="Xbdf894eb48feca28c76080dbbbcbceedf5db43e"/>
     <w:p>
       <w:pPr>
         <w:pStyle w:val="Bibliography"/>
@@ -6405,7 +7201,7 @@
       <w:r>
         <w:t xml:space="preserve"> </w:t>
       </w:r>
-      <w:hyperlink r:id="rId114">
+      <w:hyperlink r:id="rId126">
         <w:r>
           <w:rPr>
             <w:rStyle w:val="Hyperlink"/>
@@ -6414,8 +7210,8 @@
         </w:r>
       </w:hyperlink>
     </w:p>
-    <w:bookmarkEnd w:id="115"/>
-    <w:bookmarkStart w:id="116" w:name="ref-dormannRisePossibleFall2023"/>
+    <w:bookmarkEnd w:id="127"/>
+    <w:bookmarkStart w:id="128" w:name="ref-dormannRisePossibleFall2023"/>
     <w:p>
       <w:pPr>
         <w:pStyle w:val="Bibliography"/>
@@ -6510,8 +7306,8 @@
         <w:t xml:space="preserve">(pp. 143–159.). Tredition.</w:t>
       </w:r>
     </w:p>
-    <w:bookmarkEnd w:id="116"/>
-    <w:bookmarkStart w:id="118" w:name="X252b8e82e5b3d72ad0b35a3cf499df77ed31d0f"/>
+    <w:bookmarkEnd w:id="128"/>
+    <w:bookmarkStart w:id="130" w:name="X252b8e82e5b3d72ad0b35a3cf499df77ed31d0f"/>
     <w:p>
       <w:pPr>
         <w:pStyle w:val="Bibliography"/>
@@ -6560,7 +7356,7 @@
       <w:r>
         <w:t xml:space="preserve"> </w:t>
       </w:r>
-      <w:hyperlink r:id="rId117">
+      <w:hyperlink r:id="rId129">
         <w:r>
           <w:rPr>
             <w:rStyle w:val="Hyperlink"/>
@@ -6569,8 +7365,8 @@
         </w:r>
       </w:hyperlink>
     </w:p>
-    <w:bookmarkEnd w:id="118"/>
-    <w:bookmarkStart w:id="119" w:name="ref-dunneNetworkStructureFood2006"/>
+    <w:bookmarkEnd w:id="130"/>
+    <w:bookmarkStart w:id="131" w:name="ref-dunneNetworkStructureFood2006"/>
     <w:p>
       <w:pPr>
         <w:pStyle w:val="Bibliography"/>
@@ -6644,8 +7440,8 @@
         <w:t xml:space="preserve">(pp. 27–86). Oxford University Press.</w:t>
       </w:r>
     </w:p>
-    <w:bookmarkEnd w:id="119"/>
-    <w:bookmarkStart w:id="121" w:name="X6a748f2c18be5d40b86306295ddf535fd2774da"/>
+    <w:bookmarkEnd w:id="131"/>
+    <w:bookmarkStart w:id="133" w:name="X6a748f2c18be5d40b86306295ddf535fd2774da"/>
     <w:p>
       <w:pPr>
         <w:pStyle w:val="Bibliography"/>
@@ -6682,7 +7478,7 @@
       <w:r>
         <w:t xml:space="preserve"> </w:t>
       </w:r>
-      <w:hyperlink r:id="rId120">
+      <w:hyperlink r:id="rId132">
         <w:r>
           <w:rPr>
             <w:rStyle w:val="Hyperlink"/>
@@ -6691,8 +7487,8 @@
         </w:r>
       </w:hyperlink>
     </w:p>
-    <w:bookmarkEnd w:id="121"/>
-    <w:bookmarkStart w:id="123" w:name="ref-eklofSecondaryExtinctionsFood2013"/>
+    <w:bookmarkEnd w:id="133"/>
+    <w:bookmarkStart w:id="135" w:name="ref-eklofSecondaryExtinctionsFood2013"/>
     <w:p>
       <w:pPr>
         <w:pStyle w:val="Bibliography"/>
@@ -6741,7 +7537,7 @@
       <w:r>
         <w:t xml:space="preserve"> </w:t>
       </w:r>
-      <w:hyperlink r:id="rId122">
+      <w:hyperlink r:id="rId134">
         <w:r>
           <w:rPr>
             <w:rStyle w:val="Hyperlink"/>
@@ -6750,8 +7546,8 @@
         </w:r>
       </w:hyperlink>
     </w:p>
-    <w:bookmarkEnd w:id="123"/>
-    <w:bookmarkStart w:id="125" w:name="ref-eltonAnimalEcology2001"/>
+    <w:bookmarkEnd w:id="135"/>
+    <w:bookmarkStart w:id="137" w:name="ref-eltonAnimalEcology2001"/>
     <w:p>
       <w:pPr>
         <w:pStyle w:val="Bibliography"/>
@@ -6792,7 +7588,7 @@
       <w:r>
         <w:t xml:space="preserve"> </w:t>
       </w:r>
-      <w:hyperlink r:id="rId124">
+      <w:hyperlink r:id="rId136">
         <w:r>
           <w:rPr>
             <w:rStyle w:val="Hyperlink"/>
@@ -6801,8 +7597,8 @@
         </w:r>
       </w:hyperlink>
     </w:p>
-    <w:bookmarkEnd w:id="125"/>
-    <w:bookmarkStart w:id="127" w:name="ref-fortinNetworkEcologyDynamic2021"/>
+    <w:bookmarkEnd w:id="137"/>
+    <w:bookmarkStart w:id="139" w:name="ref-fortinNetworkEcologyDynamic2021"/>
     <w:p>
       <w:pPr>
         <w:pStyle w:val="Bibliography"/>
@@ -6839,7 +7635,7 @@
       <w:r>
         <w:t xml:space="preserve"> </w:t>
       </w:r>
-      <w:hyperlink r:id="rId126">
+      <w:hyperlink r:id="rId138">
         <w:r>
           <w:rPr>
             <w:rStyle w:val="Hyperlink"/>
@@ -6848,8 +7644,8 @@
         </w:r>
       </w:hyperlink>
     </w:p>
-    <w:bookmarkEnd w:id="127"/>
-    <w:bookmarkStart w:id="129" w:name="ref-frickeCollapseTerrestrialMammal2022"/>
+    <w:bookmarkEnd w:id="139"/>
+    <w:bookmarkStart w:id="141" w:name="ref-frickeCollapseTerrestrialMammal2022"/>
     <w:p>
       <w:pPr>
         <w:pStyle w:val="Bibliography"/>
@@ -6895,7 +7691,7 @@
       <w:r>
         <w:t xml:space="preserve"> </w:t>
       </w:r>
-      <w:hyperlink r:id="rId128">
+      <w:hyperlink r:id="rId140">
         <w:r>
           <w:rPr>
             <w:rStyle w:val="Hyperlink"/>
@@ -6904,8 +7700,8 @@
         </w:r>
       </w:hyperlink>
     </w:p>
-    <w:bookmarkEnd w:id="129"/>
-    <w:bookmarkStart w:id="131" w:name="X953f6871d68b12bcf0b0712b88c61950663d1f7"/>
+    <w:bookmarkEnd w:id="141"/>
+    <w:bookmarkStart w:id="143" w:name="X953f6871d68b12bcf0b0712b88c61950663d1f7"/>
     <w:p>
       <w:pPr>
         <w:pStyle w:val="Bibliography"/>
@@ -6942,7 +7738,7 @@
       <w:r>
         <w:t xml:space="preserve"> </w:t>
       </w:r>
-      <w:hyperlink r:id="rId130">
+      <w:hyperlink r:id="rId142">
         <w:r>
           <w:rPr>
             <w:rStyle w:val="Hyperlink"/>
@@ -6951,8 +7747,8 @@
         </w:r>
       </w:hyperlink>
     </w:p>
-    <w:bookmarkEnd w:id="131"/>
-    <w:bookmarkStart w:id="133" w:name="Xeaac6401b3f2ce9d74319c82605684477c83e79"/>
+    <w:bookmarkEnd w:id="143"/>
+    <w:bookmarkStart w:id="145" w:name="Xeaac6401b3f2ce9d74319c82605684477c83e79"/>
     <w:p>
       <w:pPr>
         <w:pStyle w:val="Bibliography"/>
@@ -6976,7 +7772,7 @@
       <w:r>
         <w:t xml:space="preserve"> </w:t>
       </w:r>
-      <w:hyperlink r:id="rId132">
+      <w:hyperlink r:id="rId144">
         <w:r>
           <w:rPr>
             <w:rStyle w:val="Hyperlink"/>
@@ -6985,8 +7781,102 @@
         </w:r>
       </w:hyperlink>
     </w:p>
-    <w:bookmarkEnd w:id="133"/>
-    <w:bookmarkStart w:id="135" w:name="ref-golubskiModifyingModifiersWhat2011"/>
+    <w:bookmarkEnd w:id="145"/>
+    <w:bookmarkStart w:id="147" w:name="X5714159823496cd9928401f3af12cfed11f3255"/>
+    <w:p>
+      <w:pPr>
+        <w:pStyle w:val="Bibliography"/>
+      </w:pPr>
+      <w:r>
+        <w:t xml:space="preserve">Gilarranz, L. J., Rayfield, B., Liñán-Cembrano, G., Bascompte, J., &amp; Gonzalez, A. (2017). Effects of network modularity on the spread of perturbation impact in experimental metapopulations.</w:t>
+      </w:r>
+      <w:r>
+        <w:t xml:space="preserve"> </w:t>
+      </w:r>
+      <w:r>
+        <w:rPr>
+          <w:i/>
+          <w:iCs/>
+        </w:rPr>
+        <w:t xml:space="preserve">Science (New York, N.Y.)</w:t>
+      </w:r>
+      <w:r>
+        <w:t xml:space="preserve">,</w:t>
+      </w:r>
+      <w:r>
+        <w:t xml:space="preserve"> </w:t>
+      </w:r>
+      <w:r>
+        <w:rPr>
+          <w:i/>
+          <w:iCs/>
+        </w:rPr>
+        <w:t xml:space="preserve">357</w:t>
+      </w:r>
+      <w:r>
+        <w:t xml:space="preserve">(6347), 199–201.</w:t>
+      </w:r>
+      <w:r>
+        <w:t xml:space="preserve"> </w:t>
+      </w:r>
+      <w:hyperlink r:id="rId146">
+        <w:r>
+          <w:rPr>
+            <w:rStyle w:val="Hyperlink"/>
+          </w:rPr>
+          <w:t xml:space="preserve">https://doi.org/10.1126/science.aal4122</w:t>
+        </w:r>
+      </w:hyperlink>
+    </w:p>
+    <w:bookmarkEnd w:id="147"/>
+    <w:bookmarkStart w:id="149" w:name="X8a12bba817e543c8e1648e1b8be5e49280ee43b"/>
+    <w:p>
+      <w:pPr>
+        <w:pStyle w:val="Bibliography"/>
+      </w:pPr>
+      <w:r>
+        <w:t xml:space="preserve">Gilljam, D., Curtsdotter, A., &amp; Ebenman, B. (2015). Adaptive rewiring aggravates the effects of species loss in ecosystems.</w:t>
+      </w:r>
+      <w:r>
+        <w:t xml:space="preserve"> </w:t>
+      </w:r>
+      <w:r>
+        <w:rPr>
+          <w:i/>
+          <w:iCs/>
+        </w:rPr>
+        <w:t xml:space="preserve">Nature Communications</w:t>
+      </w:r>
+      <w:r>
+        <w:t xml:space="preserve">,</w:t>
+      </w:r>
+      <w:r>
+        <w:t xml:space="preserve"> </w:t>
+      </w:r>
+      <w:r>
+        <w:rPr>
+          <w:i/>
+          <w:iCs/>
+        </w:rPr>
+        <w:t xml:space="preserve">6</w:t>
+      </w:r>
+      <w:r>
+        <w:t xml:space="preserve">(1), 8412.</w:t>
+      </w:r>
+      <w:r>
+        <w:t xml:space="preserve"> </w:t>
+      </w:r>
+      <w:hyperlink r:id="rId148">
+        <w:r>
+          <w:rPr>
+            <w:rStyle w:val="Hyperlink"/>
+          </w:rPr>
+          <w:t xml:space="preserve">https://doi.org/10.1038/ncomms9412</w:t>
+        </w:r>
+      </w:hyperlink>
+    </w:p>
+    <w:bookmarkEnd w:id="149"/>
+    <w:bookmarkStart w:id="151" w:name="ref-golubskiModifyingModifiersWhat2011"/>
     <w:p>
       <w:pPr>
         <w:pStyle w:val="Bibliography"/>
@@ -7023,7 +7913,7 @@
       <w:r>
         <w:t xml:space="preserve"> </w:t>
       </w:r>
-      <w:hyperlink r:id="rId134">
+      <w:hyperlink r:id="rId150">
         <w:r>
           <w:rPr>
             <w:rStyle w:val="Hyperlink"/>
@@ -7032,8 +7922,8 @@
         </w:r>
       </w:hyperlink>
     </w:p>
-    <w:bookmarkEnd w:id="135"/>
-    <w:bookmarkStart w:id="137" w:name="ref-gomezEcologicalInteractionsAre2010"/>
+    <w:bookmarkEnd w:id="151"/>
+    <w:bookmarkStart w:id="153" w:name="ref-gomezEcologicalInteractionsAre2010"/>
     <w:p>
       <w:pPr>
         <w:pStyle w:val="Bibliography"/>
@@ -7070,7 +7960,7 @@
       <w:r>
         <w:t xml:space="preserve"> </w:t>
       </w:r>
-      <w:hyperlink r:id="rId136">
+      <w:hyperlink r:id="rId152">
         <w:r>
           <w:rPr>
             <w:rStyle w:val="Hyperlink"/>
@@ -7079,8 +7969,55 @@
         </w:r>
       </w:hyperlink>
     </w:p>
-    <w:bookmarkEnd w:id="137"/>
-    <w:bookmarkStart w:id="139" w:name="ref-gravelBringingEltonGrinnell2019"/>
+    <w:bookmarkEnd w:id="153"/>
+    <w:bookmarkStart w:id="155" w:name="ref-gravelMeaningFunctionalTrait2016"/>
+    <w:p>
+      <w:pPr>
+        <w:pStyle w:val="Bibliography"/>
+      </w:pPr>
+      <w:r>
+        <w:t xml:space="preserve">Gravel, D., Albouy, C., &amp; Thuiller, W. (2016). The meaning of functional trait composition of food webs for ecosystem functioning.</w:t>
+      </w:r>
+      <w:r>
+        <w:t xml:space="preserve"> </w:t>
+      </w:r>
+      <w:r>
+        <w:rPr>
+          <w:i/>
+          <w:iCs/>
+        </w:rPr>
+        <w:t xml:space="preserve">Philosophical Transactions: Biological Sciences</w:t>
+      </w:r>
+      <w:r>
+        <w:t xml:space="preserve">,</w:t>
+      </w:r>
+      <w:r>
+        <w:t xml:space="preserve"> </w:t>
+      </w:r>
+      <w:r>
+        <w:rPr>
+          <w:i/>
+          <w:iCs/>
+        </w:rPr>
+        <w:t xml:space="preserve">371</w:t>
+      </w:r>
+      <w:r>
+        <w:t xml:space="preserve">(1694), 1–14.</w:t>
+      </w:r>
+      <w:r>
+        <w:t xml:space="preserve"> </w:t>
+      </w:r>
+      <w:hyperlink r:id="rId154">
+        <w:r>
+          <w:rPr>
+            <w:rStyle w:val="Hyperlink"/>
+          </w:rPr>
+          <w:t xml:space="preserve">http://www.jstor.org/stable/24768743</w:t>
+        </w:r>
+      </w:hyperlink>
+    </w:p>
+    <w:bookmarkEnd w:id="155"/>
+    <w:bookmarkStart w:id="157" w:name="ref-gravelBringingEltonGrinnell2019"/>
     <w:p>
       <w:pPr>
         <w:pStyle w:val="Bibliography"/>
@@ -7141,7 +8078,7 @@
       <w:r>
         <w:t xml:space="preserve"> </w:t>
       </w:r>
-      <w:hyperlink r:id="rId138">
+      <w:hyperlink r:id="rId156">
         <w:r>
           <w:rPr>
             <w:rStyle w:val="Hyperlink"/>
@@ -7150,8 +8087,55 @@
         </w:r>
       </w:hyperlink>
     </w:p>
-    <w:bookmarkEnd w:id="139"/>
-    <w:bookmarkStart w:id="141" w:name="ref-gravelInferringFoodWeb2013"/>
+    <w:bookmarkEnd w:id="157"/>
+    <w:bookmarkStart w:id="159" w:name="ref-gravelStabilityComplexityModel2016"/>
+    <w:p>
+      <w:pPr>
+        <w:pStyle w:val="Bibliography"/>
+      </w:pPr>
+      <w:r>
+        <w:t xml:space="preserve">Gravel, D., Massol, F., &amp; Leibold, M. A. (2016). Stability and complexity in model meta-ecosystems.</w:t>
+      </w:r>
+      <w:r>
+        <w:t xml:space="preserve"> </w:t>
+      </w:r>
+      <w:r>
+        <w:rPr>
+          <w:i/>
+          <w:iCs/>
+        </w:rPr>
+        <w:t xml:space="preserve">Nature Communications</w:t>
+      </w:r>
+      <w:r>
+        <w:t xml:space="preserve">,</w:t>
+      </w:r>
+      <w:r>
+        <w:t xml:space="preserve"> </w:t>
+      </w:r>
+      <w:r>
+        <w:rPr>
+          <w:i/>
+          <w:iCs/>
+        </w:rPr>
+        <w:t xml:space="preserve">7</w:t>
+      </w:r>
+      <w:r>
+        <w:t xml:space="preserve">, 12457.</w:t>
+      </w:r>
+      <w:r>
+        <w:t xml:space="preserve"> </w:t>
+      </w:r>
+      <w:hyperlink r:id="rId158">
+        <w:r>
+          <w:rPr>
+            <w:rStyle w:val="Hyperlink"/>
+          </w:rPr>
+          <w:t xml:space="preserve">https://doi.org/10.1038/ncomms12457</w:t>
+        </w:r>
+      </w:hyperlink>
+    </w:p>
+    <w:bookmarkEnd w:id="159"/>
+    <w:bookmarkStart w:id="161" w:name="ref-gravelInferringFoodWeb2013"/>
     <w:p>
       <w:pPr>
         <w:pStyle w:val="Bibliography"/>
@@ -7188,7 +8172,7 @@
       <w:r>
         <w:t xml:space="preserve"> </w:t>
       </w:r>
-      <w:hyperlink r:id="rId140">
+      <w:hyperlink r:id="rId160">
         <w:r>
           <w:rPr>
             <w:rStyle w:val="Hyperlink"/>
@@ -7197,8 +8181,8 @@
         </w:r>
       </w:hyperlink>
     </w:p>
-    <w:bookmarkEnd w:id="141"/>
-    <w:bookmarkStart w:id="143" w:name="ref-haoGlobalProjectionTerrestrial2025"/>
+    <w:bookmarkEnd w:id="161"/>
+    <w:bookmarkStart w:id="163" w:name="ref-haoGlobalProjectionTerrestrial2025"/>
     <w:p>
       <w:pPr>
         <w:pStyle w:val="Bibliography"/>
@@ -7268,7 +8252,7 @@
       <w:r>
         <w:t xml:space="preserve"> </w:t>
       </w:r>
-      <w:hyperlink r:id="rId142">
+      <w:hyperlink r:id="rId162">
         <w:r>
           <w:rPr>
             <w:rStyle w:val="Hyperlink"/>
@@ -7277,8 +8261,8 @@
         </w:r>
       </w:hyperlink>
     </w:p>
-    <w:bookmarkEnd w:id="143"/>
-    <w:bookmarkStart w:id="145" w:name="ref-higinoMismatchIUCNRange2023"/>
+    <w:bookmarkEnd w:id="163"/>
+    <w:bookmarkStart w:id="165" w:name="ref-higinoMismatchIUCNRange2023"/>
     <w:p>
       <w:pPr>
         <w:pStyle w:val="Bibliography"/>
@@ -7339,7 +8323,7 @@
       <w:r>
         <w:t xml:space="preserve"> </w:t>
       </w:r>
-      <w:hyperlink r:id="rId144">
+      <w:hyperlink r:id="rId164">
         <w:r>
           <w:rPr>
             <w:rStyle w:val="Hyperlink"/>
@@ -7348,8 +8332,8 @@
         </w:r>
       </w:hyperlink>
     </w:p>
-    <w:bookmarkEnd w:id="145"/>
-    <w:bookmarkStart w:id="147" w:name="X5baada3e87f5b8a77dc69afe1f24f03858910c2"/>
+    <w:bookmarkEnd w:id="165"/>
+    <w:bookmarkStart w:id="167" w:name="X5baada3e87f5b8a77dc69afe1f24f03858910c2"/>
     <w:p>
       <w:pPr>
         <w:pStyle w:val="Bibliography"/>
@@ -7440,7 +8424,7 @@
       <w:r>
         <w:t xml:space="preserve"> </w:t>
       </w:r>
-      <w:hyperlink r:id="rId146">
+      <w:hyperlink r:id="rId166">
         <w:r>
           <w:rPr>
             <w:rStyle w:val="Hyperlink"/>
@@ -7449,8 +8433,8 @@
         </w:r>
       </w:hyperlink>
     </w:p>
-    <w:bookmarkEnd w:id="147"/>
-    <w:bookmarkStart w:id="149" w:name="ref-huiHowInvadeEcological2019"/>
+    <w:bookmarkEnd w:id="167"/>
+    <w:bookmarkStart w:id="169" w:name="ref-huiHowInvadeEcological2019"/>
     <w:p>
       <w:pPr>
         <w:pStyle w:val="Bibliography"/>
@@ -7508,7 +8492,7 @@
       <w:r>
         <w:t xml:space="preserve"> </w:t>
       </w:r>
-      <w:hyperlink r:id="rId148">
+      <w:hyperlink r:id="rId168">
         <w:r>
           <w:rPr>
             <w:rStyle w:val="Hyperlink"/>
@@ -7517,8 +8501,8 @@
         </w:r>
       </w:hyperlink>
     </w:p>
-    <w:bookmarkEnd w:id="149"/>
-    <w:bookmarkStart w:id="151" w:name="ref-ingsEcologicalNetworksbeyondFood2009"/>
+    <w:bookmarkEnd w:id="169"/>
+    <w:bookmarkStart w:id="171" w:name="ref-ingsEcologicalNetworksbeyondFood2009"/>
     <w:p>
       <w:pPr>
         <w:pStyle w:val="Bibliography"/>
@@ -7555,7 +8539,7 @@
       <w:r>
         <w:t xml:space="preserve"> </w:t>
       </w:r>
-      <w:hyperlink r:id="rId150">
+      <w:hyperlink r:id="rId170">
         <w:r>
           <w:rPr>
             <w:rStyle w:val="Hyperlink"/>
@@ -7564,8 +8548,8 @@
         </w:r>
       </w:hyperlink>
     </w:p>
-    <w:bookmarkEnd w:id="151"/>
-    <w:bookmarkStart w:id="153" w:name="Xf53c03f1c3fea4e4289657cbb0682f5f23e8b1d"/>
+    <w:bookmarkEnd w:id="171"/>
+    <w:bookmarkStart w:id="173" w:name="Xf53c03f1c3fea4e4289657cbb0682f5f23e8b1d"/>
     <w:p>
       <w:pPr>
         <w:pStyle w:val="Bibliography"/>
@@ -7611,7 +8595,7 @@
       <w:r>
         <w:t xml:space="preserve"> </w:t>
       </w:r>
-      <w:hyperlink r:id="rId152">
+      <w:hyperlink r:id="rId172">
         <w:r>
           <w:rPr>
             <w:rStyle w:val="Hyperlink"/>
@@ -7620,8 +8604,8 @@
         </w:r>
       </w:hyperlink>
     </w:p>
-    <w:bookmarkEnd w:id="153"/>
-    <w:bookmarkStart w:id="155" w:name="X2d6834cb08966b7d5da0c61c80079bb46b07a34"/>
+    <w:bookmarkEnd w:id="173"/>
+    <w:bookmarkStart w:id="175" w:name="X2d6834cb08966b7d5da0c61c80079bb46b07a34"/>
     <w:p>
       <w:pPr>
         <w:pStyle w:val="Bibliography"/>
@@ -7645,7 +8629,7 @@
       <w:r>
         <w:t xml:space="preserve"> </w:t>
       </w:r>
-      <w:hyperlink r:id="rId154">
+      <w:hyperlink r:id="rId174">
         <w:r>
           <w:rPr>
             <w:rStyle w:val="Hyperlink"/>
@@ -7654,8 +8638,8 @@
         </w:r>
       </w:hyperlink>
     </w:p>
-    <w:bookmarkEnd w:id="155"/>
-    <w:bookmarkStart w:id="157" w:name="X1ee5fa61c9d599972880299fb826f183e1453ca"/>
+    <w:bookmarkEnd w:id="175"/>
+    <w:bookmarkStart w:id="177" w:name="X1ee5fa61c9d599972880299fb826f183e1453ca"/>
     <w:p>
       <w:pPr>
         <w:pStyle w:val="Bibliography"/>
@@ -7692,7 +8676,7 @@
       <w:r>
         <w:t xml:space="preserve"> </w:t>
       </w:r>
-      <w:hyperlink r:id="rId156">
+      <w:hyperlink r:id="rId176">
         <w:r>
           <w:rPr>
             <w:rStyle w:val="Hyperlink"/>
@@ -7701,8 +8685,8 @@
         </w:r>
       </w:hyperlink>
     </w:p>
-    <w:bookmarkEnd w:id="157"/>
-    <w:bookmarkStart w:id="159" w:name="ref-kefiNetworkStructureFood2015"/>
+    <w:bookmarkEnd w:id="177"/>
+    <w:bookmarkStart w:id="179" w:name="ref-kefiNetworkStructureFood2015"/>
     <w:p>
       <w:pPr>
         <w:pStyle w:val="Bibliography"/>
@@ -7751,7 +8735,7 @@
       <w:r>
         <w:t xml:space="preserve"> </w:t>
       </w:r>
-      <w:hyperlink r:id="rId158">
+      <w:hyperlink r:id="rId178">
         <w:r>
           <w:rPr>
             <w:rStyle w:val="Hyperlink"/>
@@ -7760,8 +8744,8 @@
         </w:r>
       </w:hyperlink>
     </w:p>
-    <w:bookmarkEnd w:id="159"/>
-    <w:bookmarkStart w:id="161" w:name="ref-kefiMoreMealIntegrating2012"/>
+    <w:bookmarkEnd w:id="179"/>
+    <w:bookmarkStart w:id="181" w:name="ref-kefiMoreMealIntegrating2012"/>
     <w:p>
       <w:pPr>
         <w:pStyle w:val="Bibliography"/>
@@ -7798,7 +8782,7 @@
       <w:r>
         <w:t xml:space="preserve"> </w:t>
       </w:r>
-      <w:hyperlink r:id="rId160">
+      <w:hyperlink r:id="rId180">
         <w:r>
           <w:rPr>
             <w:rStyle w:val="Hyperlink"/>
@@ -7807,8 +8791,8 @@
         </w:r>
       </w:hyperlink>
     </w:p>
-    <w:bookmarkEnd w:id="161"/>
-    <w:bookmarkStart w:id="163" w:name="X8b144a397bc252389b4c5724e7648e8d6646908"/>
+    <w:bookmarkEnd w:id="181"/>
+    <w:bookmarkStart w:id="183" w:name="X8b144a397bc252389b4c5724e7648e8d6646908"/>
     <w:p>
       <w:pPr>
         <w:pStyle w:val="Bibliography"/>
@@ -7866,7 +8850,7 @@
       <w:r>
         <w:t xml:space="preserve"> </w:t>
       </w:r>
-      <w:hyperlink r:id="rId162">
+      <w:hyperlink r:id="rId182">
         <w:r>
           <w:rPr>
             <w:rStyle w:val="Hyperlink"/>
@@ -7875,8 +8859,8 @@
         </w:r>
       </w:hyperlink>
     </w:p>
-    <w:bookmarkEnd w:id="163"/>
-    <w:bookmarkStart w:id="165" w:name="ref-keyesEcologicalNetworkApproach2021"/>
+    <w:bookmarkEnd w:id="183"/>
+    <w:bookmarkStart w:id="185" w:name="ref-keyesEcologicalNetworkApproach2021"/>
     <w:p>
       <w:pPr>
         <w:pStyle w:val="Bibliography"/>
@@ -7913,7 +8897,7 @@
       <w:r>
         <w:t xml:space="preserve"> </w:t>
       </w:r>
-      <w:hyperlink r:id="rId164">
+      <w:hyperlink r:id="rId184">
         <w:r>
           <w:rPr>
             <w:rStyle w:val="Hyperlink"/>
@@ -7922,8 +8906,55 @@
         </w:r>
       </w:hyperlink>
     </w:p>
-    <w:bookmarkEnd w:id="165"/>
-    <w:bookmarkStart w:id="167" w:name="X5c34a2e64ad17132523b815ad511dc881809961"/>
+    <w:bookmarkEnd w:id="185"/>
+    <w:bookmarkStart w:id="187" w:name="ref-kisslingNovelApproachesModelling2012"/>
+    <w:p>
+      <w:pPr>
+        <w:pStyle w:val="Bibliography"/>
+      </w:pPr>
+      <w:r>
+        <w:t xml:space="preserve">Kissling, W. D., Dormann, C. F., Groeneveld, J., Hickler, T., Kühn, I., McInerny, G. J., Montoya, J. M., Römermann, C., Schiffers, K., Schurr, F. M., Singer, A., Svenning, J.-C., Zimmermann, N. E., &amp; O’Hara, R. B. (2012). Towards novel approaches to modelling biotic interactions in multispecies assemblages at large spatial extents.</w:t>
+      </w:r>
+      <w:r>
+        <w:t xml:space="preserve"> </w:t>
+      </w:r>
+      <w:r>
+        <w:rPr>
+          <w:i/>
+          <w:iCs/>
+        </w:rPr>
+        <w:t xml:space="preserve">Journal of Biogeography</w:t>
+      </w:r>
+      <w:r>
+        <w:t xml:space="preserve">,</w:t>
+      </w:r>
+      <w:r>
+        <w:t xml:space="preserve"> </w:t>
+      </w:r>
+      <w:r>
+        <w:rPr>
+          <w:i/>
+          <w:iCs/>
+        </w:rPr>
+        <w:t xml:space="preserve">39</w:t>
+      </w:r>
+      <w:r>
+        <w:t xml:space="preserve">(12), 2163–2178.</w:t>
+      </w:r>
+      <w:r>
+        <w:t xml:space="preserve"> </w:t>
+      </w:r>
+      <w:hyperlink r:id="rId186">
+        <w:r>
+          <w:rPr>
+            <w:rStyle w:val="Hyperlink"/>
+          </w:rPr>
+          <w:t xml:space="preserve">https://doi.org/10.1111/j.1365-2699.2011.02663.x</w:t>
+        </w:r>
+      </w:hyperlink>
+    </w:p>
+    <w:bookmarkEnd w:id="187"/>
+    <w:bookmarkStart w:id="189" w:name="X5c34a2e64ad17132523b815ad511dc881809961"/>
     <w:p>
       <w:pPr>
         <w:pStyle w:val="Bibliography"/>
@@ -7960,7 +8991,7 @@
       <w:r>
         <w:t xml:space="preserve"> </w:t>
       </w:r>
-      <w:hyperlink r:id="rId166">
+      <w:hyperlink r:id="rId188">
         <w:r>
           <w:rPr>
             <w:rStyle w:val="Hyperlink"/>
@@ -7969,8 +9000,8 @@
         </w:r>
       </w:hyperlink>
     </w:p>
-    <w:bookmarkEnd w:id="167"/>
-    <w:bookmarkStart w:id="169" w:name="X975e71e0f2dc8911d9ffb70ba96f8b6e5ed6a10"/>
+    <w:bookmarkEnd w:id="189"/>
+    <w:bookmarkStart w:id="191" w:name="X975e71e0f2dc8911d9ffb70ba96f8b6e5ed6a10"/>
     <w:p>
       <w:pPr>
         <w:pStyle w:val="Bibliography"/>
@@ -8007,7 +9038,7 @@
       <w:r>
         <w:t xml:space="preserve"> </w:t>
       </w:r>
-      <w:hyperlink r:id="rId168">
+      <w:hyperlink r:id="rId190">
         <w:r>
           <w:rPr>
             <w:rStyle w:val="Hyperlink"/>
@@ -8016,8 +9047,8 @@
         </w:r>
       </w:hyperlink>
     </w:p>
-    <w:bookmarkEnd w:id="169"/>
-    <w:bookmarkStart w:id="171" w:name="Xe227781537312aad81566d289906b7942bbcf13"/>
+    <w:bookmarkEnd w:id="191"/>
+    <w:bookmarkStart w:id="193" w:name="Xe227781537312aad81566d289906b7942bbcf13"/>
     <w:p>
       <w:pPr>
         <w:pStyle w:val="Bibliography"/>
@@ -8075,7 +9106,7 @@
       <w:r>
         <w:t xml:space="preserve"> </w:t>
       </w:r>
-      <w:hyperlink r:id="rId170">
+      <w:hyperlink r:id="rId192">
         <w:r>
           <w:rPr>
             <w:rStyle w:val="Hyperlink"/>
@@ -8084,8 +9115,8 @@
         </w:r>
       </w:hyperlink>
     </w:p>
-    <w:bookmarkEnd w:id="171"/>
-    <w:bookmarkStart w:id="173" w:name="ref-liuHarnessingFoodWebs2025"/>
+    <w:bookmarkEnd w:id="193"/>
+    <w:bookmarkStart w:id="195" w:name="ref-liuHarnessingFoodWebs2025"/>
     <w:p>
       <w:pPr>
         <w:pStyle w:val="Bibliography"/>
@@ -8122,7 +9153,7 @@
       <w:r>
         <w:t xml:space="preserve"> </w:t>
       </w:r>
-      <w:hyperlink r:id="rId172">
+      <w:hyperlink r:id="rId194">
         <w:r>
           <w:rPr>
             <w:rStyle w:val="Hyperlink"/>
@@ -8131,8 +9162,8 @@
         </w:r>
       </w:hyperlink>
     </w:p>
-    <w:bookmarkEnd w:id="173"/>
-    <w:bookmarkStart w:id="175" w:name="ref-llewelynPredictingPredatorPrey2023"/>
+    <w:bookmarkEnd w:id="195"/>
+    <w:bookmarkStart w:id="197" w:name="ref-llewelynPredictingPredatorPrey2023"/>
     <w:p>
       <w:pPr>
         <w:pStyle w:val="Bibliography"/>
@@ -8169,7 +9200,7 @@
       <w:r>
         <w:t xml:space="preserve"> </w:t>
       </w:r>
-      <w:hyperlink r:id="rId174">
+      <w:hyperlink r:id="rId196">
         <w:r>
           <w:rPr>
             <w:rStyle w:val="Hyperlink"/>
@@ -8178,8 +9209,8 @@
         </w:r>
       </w:hyperlink>
     </w:p>
-    <w:bookmarkEnd w:id="175"/>
-    <w:bookmarkStart w:id="177" w:name="Xd3bc60a647f9ff13377c15a84381aefaf14c1db"/>
+    <w:bookmarkEnd w:id="197"/>
+    <w:bookmarkStart w:id="199" w:name="Xd3bc60a647f9ff13377c15a84381aefaf14c1db"/>
     <w:p>
       <w:pPr>
         <w:pStyle w:val="Bibliography"/>
@@ -8216,7 +9247,7 @@
       <w:r>
         <w:t xml:space="preserve"> </w:t>
       </w:r>
-      <w:hyperlink r:id="rId176">
+      <w:hyperlink r:id="rId198">
         <w:r>
           <w:rPr>
             <w:rStyle w:val="Hyperlink"/>
@@ -8225,8 +9256,8 @@
         </w:r>
       </w:hyperlink>
     </w:p>
-    <w:bookmarkEnd w:id="177"/>
-    <w:bookmarkStart w:id="179" w:name="X9a79021e0a3ad2fcbfd1508b4825e64d4c3fb03"/>
+    <w:bookmarkEnd w:id="199"/>
+    <w:bookmarkStart w:id="201" w:name="X9a79021e0a3ad2fcbfd1508b4825e64d4c3fb03"/>
     <w:p>
       <w:pPr>
         <w:pStyle w:val="Bibliography"/>
@@ -8296,7 +9327,7 @@
       <w:r>
         <w:t xml:space="preserve"> </w:t>
       </w:r>
-      <w:hyperlink r:id="rId178">
+      <w:hyperlink r:id="rId200">
         <w:r>
           <w:rPr>
             <w:rStyle w:val="Hyperlink"/>
@@ -8305,8 +9336,8 @@
         </w:r>
       </w:hyperlink>
     </w:p>
-    <w:bookmarkEnd w:id="179"/>
-    <w:bookmarkStart w:id="181" w:name="X451efaaea5398559a3b217bddae20c4faafad48"/>
+    <w:bookmarkEnd w:id="201"/>
+    <w:bookmarkStart w:id="203" w:name="X451efaaea5398559a3b217bddae20c4faafad48"/>
     <w:p>
       <w:pPr>
         <w:pStyle w:val="Bibliography"/>
@@ -8394,7 +9425,7 @@
       <w:r>
         <w:t xml:space="preserve"> </w:t>
       </w:r>
-      <w:hyperlink r:id="rId180">
+      <w:hyperlink r:id="rId202">
         <w:r>
           <w:rPr>
             <w:rStyle w:val="Hyperlink"/>
@@ -8403,8 +9434,8 @@
         </w:r>
       </w:hyperlink>
     </w:p>
-    <w:bookmarkEnd w:id="181"/>
-    <w:bookmarkStart w:id="183" w:name="Xe1ba449bbaf73311688f266cdecd8e7a53d6080"/>
+    <w:bookmarkEnd w:id="203"/>
+    <w:bookmarkStart w:id="205" w:name="Xe1ba449bbaf73311688f266cdecd8e7a53d6080"/>
     <w:p>
       <w:pPr>
         <w:pStyle w:val="Bibliography"/>
@@ -8483,7 +9514,7 @@
       <w:r>
         <w:t xml:space="preserve"> </w:t>
       </w:r>
-      <w:hyperlink r:id="rId182">
+      <w:hyperlink r:id="rId204">
         <w:r>
           <w:rPr>
             <w:rStyle w:val="Hyperlink"/>
@@ -8492,8 +9523,8 @@
         </w:r>
       </w:hyperlink>
     </w:p>
-    <w:bookmarkEnd w:id="183"/>
-    <w:bookmarkStart w:id="184" w:name="ref-martinezTimeSpaceScale1998"/>
+    <w:bookmarkEnd w:id="205"/>
+    <w:bookmarkStart w:id="206" w:name="ref-martinezTimeSpaceScale1998"/>
     <w:p>
       <w:pPr>
         <w:pStyle w:val="Bibliography"/>
@@ -8581,8 +9612,8 @@
         <w:t xml:space="preserve">(pp. 207–226). Columbia University Press.</w:t>
       </w:r>
     </w:p>
-    <w:bookmarkEnd w:id="184"/>
-    <w:bookmarkStart w:id="186" w:name="ref-massolLinkingCommunityEcosystem2011"/>
+    <w:bookmarkEnd w:id="206"/>
+    <w:bookmarkStart w:id="208" w:name="ref-massolLinkingCommunityEcosystem2011"/>
     <w:p>
       <w:pPr>
         <w:pStyle w:val="Bibliography"/>
@@ -8619,7 +9650,7 @@
       <w:r>
         <w:t xml:space="preserve"> </w:t>
       </w:r>
-      <w:hyperlink r:id="rId185">
+      <w:hyperlink r:id="rId207">
         <w:r>
           <w:rPr>
             <w:rStyle w:val="Hyperlink"/>
@@ -8628,8 +9659,8 @@
         </w:r>
       </w:hyperlink>
     </w:p>
-    <w:bookmarkEnd w:id="186"/>
-    <w:bookmarkStart w:id="188" w:name="ref-mayWillLargeComplex1972"/>
+    <w:bookmarkEnd w:id="208"/>
+    <w:bookmarkStart w:id="210" w:name="ref-mayWillLargeComplex1972"/>
     <w:p>
       <w:pPr>
         <w:pStyle w:val="Bibliography"/>
@@ -8666,7 +9697,7 @@
       <w:r>
         <w:t xml:space="preserve"> </w:t>
       </w:r>
-      <w:hyperlink r:id="rId187">
+      <w:hyperlink r:id="rId209">
         <w:r>
           <w:rPr>
             <w:rStyle w:val="Hyperlink"/>
@@ -8675,8 +9706,8 @@
         </w:r>
       </w:hyperlink>
     </w:p>
-    <w:bookmarkEnd w:id="188"/>
-    <w:bookmarkStart w:id="190" w:name="Xd6a5a92632c18906b287ec3e1da6d3202c1488a"/>
+    <w:bookmarkEnd w:id="210"/>
+    <w:bookmarkStart w:id="212" w:name="Xd6a5a92632c18906b287ec3e1da6d3202c1488a"/>
     <w:p>
       <w:pPr>
         <w:pStyle w:val="Bibliography"/>
@@ -8713,7 +9744,7 @@
       <w:r>
         <w:t xml:space="preserve"> </w:t>
       </w:r>
-      <w:hyperlink r:id="rId189">
+      <w:hyperlink r:id="rId211">
         <w:r>
           <w:rPr>
             <w:rStyle w:val="Hyperlink"/>
@@ -8722,8 +9753,8 @@
         </w:r>
       </w:hyperlink>
     </w:p>
-    <w:bookmarkEnd w:id="190"/>
-    <w:bookmarkStart w:id="192" w:name="ref-momalTreebasedInferenceSpecies2020"/>
+    <w:bookmarkEnd w:id="212"/>
+    <w:bookmarkStart w:id="214" w:name="ref-momalTreebasedInferenceSpecies2020"/>
     <w:p>
       <w:pPr>
         <w:pStyle w:val="Bibliography"/>
@@ -8760,7 +9791,7 @@
       <w:r>
         <w:t xml:space="preserve"> </w:t>
       </w:r>
-      <w:hyperlink r:id="rId191">
+      <w:hyperlink r:id="rId213">
         <w:r>
           <w:rPr>
             <w:rStyle w:val="Hyperlink"/>
@@ -8769,8 +9800,8 @@
         </w:r>
       </w:hyperlink>
     </w:p>
-    <w:bookmarkEnd w:id="192"/>
-    <w:bookmarkStart w:id="194" w:name="ref-montoyaEcologicalNetworksTheir2006"/>
+    <w:bookmarkEnd w:id="214"/>
+    <w:bookmarkStart w:id="216" w:name="ref-montoyaEcologicalNetworksTheir2006"/>
     <w:p>
       <w:pPr>
         <w:pStyle w:val="Bibliography"/>
@@ -8807,7 +9838,7 @@
       <w:r>
         <w:t xml:space="preserve"> </w:t>
       </w:r>
-      <w:hyperlink r:id="rId193">
+      <w:hyperlink r:id="rId215">
         <w:r>
           <w:rPr>
             <w:rStyle w:val="Hyperlink"/>
@@ -8816,8 +9847,55 @@
         </w:r>
       </w:hyperlink>
     </w:p>
-    <w:bookmarkEnd w:id="194"/>
-    <w:bookmarkStart w:id="196" w:name="X9a5602d39772ae027b885bf5c9cb3d36ba71c0c"/>
+    <w:bookmarkEnd w:id="216"/>
+    <w:bookmarkStart w:id="218" w:name="ref-mooreDetritusTrophicDynamics2004"/>
+    <w:p>
+      <w:pPr>
+        <w:pStyle w:val="Bibliography"/>
+      </w:pPr>
+      <w:r>
+        <w:t xml:space="preserve">Moore, J. C., Berlow, E. L., Coleman, D. C., de Ruiter, P. C., Dong, Q., Hastings, A., Johnson, N. C., McCann, K. S., Melville, K., Morin, P. J., Nadelhoffer, K., Rosemond, A. D., Post, D. M., Sabo, J. L., Scow, K. M., Vanni, M. J., &amp; Wall, D. H. (2004). Detritus, trophic dynamics and biodiversity.</w:t>
+      </w:r>
+      <w:r>
+        <w:t xml:space="preserve"> </w:t>
+      </w:r>
+      <w:r>
+        <w:rPr>
+          <w:i/>
+          <w:iCs/>
+        </w:rPr>
+        <w:t xml:space="preserve">Ecology Letters</w:t>
+      </w:r>
+      <w:r>
+        <w:t xml:space="preserve">,</w:t>
+      </w:r>
+      <w:r>
+        <w:t xml:space="preserve"> </w:t>
+      </w:r>
+      <w:r>
+        <w:rPr>
+          <w:i/>
+          <w:iCs/>
+        </w:rPr>
+        <w:t xml:space="preserve">7</w:t>
+      </w:r>
+      <w:r>
+        <w:t xml:space="preserve">(7), 584–600.</w:t>
+      </w:r>
+      <w:r>
+        <w:t xml:space="preserve"> </w:t>
+      </w:r>
+      <w:hyperlink r:id="rId217">
+        <w:r>
+          <w:rPr>
+            <w:rStyle w:val="Hyperlink"/>
+          </w:rPr>
+          <w:t xml:space="preserve">https://doi.org/10.1111/j.1461-0248.2004.00606.x</w:t>
+        </w:r>
+      </w:hyperlink>
+    </w:p>
+    <w:bookmarkEnd w:id="218"/>
+    <w:bookmarkStart w:id="220" w:name="X9a5602d39772ae027b885bf5c9cb3d36ba71c0c"/>
     <w:p>
       <w:pPr>
         <w:pStyle w:val="Bibliography"/>
@@ -8854,7 +9932,7 @@
       <w:r>
         <w:t xml:space="preserve"> </w:t>
       </w:r>
-      <w:hyperlink r:id="rId195">
+      <w:hyperlink r:id="rId219">
         <w:r>
           <w:rPr>
             <w:rStyle w:val="Hyperlink"/>
@@ -8863,8 +9941,8 @@
         </w:r>
       </w:hyperlink>
     </w:p>
-    <w:bookmarkEnd w:id="196"/>
-    <w:bookmarkStart w:id="198" w:name="Xb98540aa593532e6becc4c7a0dd85d3f243b54c"/>
+    <w:bookmarkEnd w:id="220"/>
+    <w:bookmarkStart w:id="222" w:name="Xb98540aa593532e6becc4c7a0dd85d3f243b54c"/>
     <w:p>
       <w:pPr>
         <w:pStyle w:val="Bibliography"/>
@@ -8888,7 +9966,7 @@
       <w:r>
         <w:t xml:space="preserve"> </w:t>
       </w:r>
-      <w:hyperlink r:id="rId197">
+      <w:hyperlink r:id="rId221">
         <w:r>
           <w:rPr>
             <w:rStyle w:val="Hyperlink"/>
@@ -8897,8 +9975,8 @@
         </w:r>
       </w:hyperlink>
     </w:p>
-    <w:bookmarkEnd w:id="198"/>
-    <w:bookmarkStart w:id="200" w:name="ref-oconnorUntappedPotentialFood2025"/>
+    <w:bookmarkEnd w:id="222"/>
+    <w:bookmarkStart w:id="224" w:name="ref-oconnorUntappedPotentialFood2025"/>
     <w:p>
       <w:pPr>
         <w:pStyle w:val="Bibliography"/>
@@ -8922,7 +10000,7 @@
       <w:r>
         <w:t xml:space="preserve"> </w:t>
       </w:r>
-      <w:hyperlink r:id="rId199">
+      <w:hyperlink r:id="rId223">
         <w:r>
           <w:rPr>
             <w:rStyle w:val="Hyperlink"/>
@@ -8931,8 +10009,55 @@
         </w:r>
       </w:hyperlink>
     </w:p>
-    <w:bookmarkEnd w:id="200"/>
-    <w:bookmarkStart w:id="202" w:name="ref-odumEnergyFlowEcosystems1968"/>
+    <w:bookmarkEnd w:id="224"/>
+    <w:bookmarkStart w:id="226" w:name="ref-ogormanSimpleModelPredicts2019"/>
+    <w:p>
+      <w:pPr>
+        <w:pStyle w:val="Bibliography"/>
+      </w:pPr>
+      <w:r>
+        <w:t xml:space="preserve">O’Gorman, E. J., Petchey, O. L., Faulkner, K. J., Gallo, B., Gordon, T. A. C., Neto-Cerejeira, J., Ólafsson, J. S., Pichler, D. E., Thompson, M. S. A., &amp; Woodward, G. (2019). A simple model predicts how warming simplifies wild food webs.</w:t>
+      </w:r>
+      <w:r>
+        <w:t xml:space="preserve"> </w:t>
+      </w:r>
+      <w:r>
+        <w:rPr>
+          <w:i/>
+          <w:iCs/>
+        </w:rPr>
+        <w:t xml:space="preserve">Nature Climate Change</w:t>
+      </w:r>
+      <w:r>
+        <w:t xml:space="preserve">,</w:t>
+      </w:r>
+      <w:r>
+        <w:t xml:space="preserve"> </w:t>
+      </w:r>
+      <w:r>
+        <w:rPr>
+          <w:i/>
+          <w:iCs/>
+        </w:rPr>
+        <w:t xml:space="preserve">9</w:t>
+      </w:r>
+      <w:r>
+        <w:t xml:space="preserve">(8, 8), 611–616.</w:t>
+      </w:r>
+      <w:r>
+        <w:t xml:space="preserve"> </w:t>
+      </w:r>
+      <w:hyperlink r:id="rId225">
+        <w:r>
+          <w:rPr>
+            <w:rStyle w:val="Hyperlink"/>
+          </w:rPr>
+          <w:t xml:space="preserve">https://doi.org/10.1038/s41558-019-0513-x</w:t>
+        </w:r>
+      </w:hyperlink>
+    </w:p>
+    <w:bookmarkEnd w:id="226"/>
+    <w:bookmarkStart w:id="228" w:name="ref-odumEnergyFlowEcosystems1968"/>
     <w:p>
       <w:pPr>
         <w:pStyle w:val="Bibliography"/>
@@ -8999,7 +10124,7 @@
       <w:r>
         <w:t xml:space="preserve"> </w:t>
       </w:r>
-      <w:hyperlink r:id="rId201">
+      <w:hyperlink r:id="rId227">
         <w:r>
           <w:rPr>
             <w:rStyle w:val="Hyperlink"/>
@@ -9008,8 +10133,8 @@
         </w:r>
       </w:hyperlink>
     </w:p>
-    <w:bookmarkEnd w:id="202"/>
-    <w:bookmarkStart w:id="204" w:name="X0c2a588d4c668aa5d8efe715af4b32a452d7f80"/>
+    <w:bookmarkEnd w:id="228"/>
+    <w:bookmarkStart w:id="230" w:name="X0c2a588d4c668aa5d8efe715af4b32a452d7f80"/>
     <w:p>
       <w:pPr>
         <w:pStyle w:val="Bibliography"/>
@@ -9046,7 +10171,7 @@
       <w:r>
         <w:t xml:space="preserve"> </w:t>
       </w:r>
-      <w:hyperlink r:id="rId203">
+      <w:hyperlink r:id="rId229">
         <w:r>
           <w:rPr>
             <w:rStyle w:val="Hyperlink"/>
@@ -9055,8 +10180,8 @@
         </w:r>
       </w:hyperlink>
     </w:p>
-    <w:bookmarkEnd w:id="204"/>
-    <w:bookmarkStart w:id="206" w:name="ref-pecuchetNovelFeedingInteractions2020"/>
+    <w:bookmarkEnd w:id="230"/>
+    <w:bookmarkStart w:id="232" w:name="ref-pecuchetNovelFeedingInteractions2020"/>
     <w:p>
       <w:pPr>
         <w:pStyle w:val="Bibliography"/>
@@ -9105,7 +10230,7 @@
       <w:r>
         <w:t xml:space="preserve"> </w:t>
       </w:r>
-      <w:hyperlink r:id="rId205">
+      <w:hyperlink r:id="rId231">
         <w:r>
           <w:rPr>
             <w:rStyle w:val="Hyperlink"/>
@@ -9114,8 +10239,55 @@
         </w:r>
       </w:hyperlink>
     </w:p>
-    <w:bookmarkEnd w:id="206"/>
-    <w:bookmarkStart w:id="208" w:name="ref-petcheySizeForagingFood2008"/>
+    <w:bookmarkEnd w:id="232"/>
+    <w:bookmarkStart w:id="234" w:name="X54c6f25bba8fef6f9a3d54a00682f862d01b706"/>
+    <w:p>
+      <w:pPr>
+        <w:pStyle w:val="Bibliography"/>
+      </w:pPr>
+      <w:r>
+        <w:t xml:space="preserve">Pellissier, L., Albouy, C., Bascompte, J., Farwig, N., Graham, C., Loreau, M., Maglianesi, M. A., Melián, C. J., Pitteloud, C., Roslin, T., Rohr, R., Saavedra, S., Thuiller, W., Woodward, G., Zimmermann, N. E., &amp; Gravel, D. (2018). Comparing species interaction networks along environmental gradients.</w:t>
+      </w:r>
+      <w:r>
+        <w:t xml:space="preserve"> </w:t>
+      </w:r>
+      <w:r>
+        <w:rPr>
+          <w:i/>
+          <w:iCs/>
+        </w:rPr>
+        <w:t xml:space="preserve">Biological Reviews</w:t>
+      </w:r>
+      <w:r>
+        <w:t xml:space="preserve">,</w:t>
+      </w:r>
+      <w:r>
+        <w:t xml:space="preserve"> </w:t>
+      </w:r>
+      <w:r>
+        <w:rPr>
+          <w:i/>
+          <w:iCs/>
+        </w:rPr>
+        <w:t xml:space="preserve">93</w:t>
+      </w:r>
+      <w:r>
+        <w:t xml:space="preserve">(2), 785–800.</w:t>
+      </w:r>
+      <w:r>
+        <w:t xml:space="preserve"> </w:t>
+      </w:r>
+      <w:hyperlink r:id="rId233">
+        <w:r>
+          <w:rPr>
+            <w:rStyle w:val="Hyperlink"/>
+          </w:rPr>
+          <w:t xml:space="preserve">https://doi.org/10.1111/brv.12366</w:t>
+        </w:r>
+      </w:hyperlink>
+    </w:p>
+    <w:bookmarkEnd w:id="234"/>
+    <w:bookmarkStart w:id="236" w:name="ref-petcheySizeForagingFood2008"/>
     <w:p>
       <w:pPr>
         <w:pStyle w:val="Bibliography"/>
@@ -9152,7 +10324,7 @@
       <w:r>
         <w:t xml:space="preserve"> </w:t>
       </w:r>
-      <w:hyperlink r:id="rId207">
+      <w:hyperlink r:id="rId235">
         <w:r>
           <w:rPr>
             <w:rStyle w:val="Hyperlink"/>
@@ -9161,8 +10333,55 @@
         </w:r>
       </w:hyperlink>
     </w:p>
-    <w:bookmarkEnd w:id="208"/>
-    <w:bookmarkStart w:id="210" w:name="ref-pichlerMachineLearningAlgorithms2020"/>
+    <w:bookmarkEnd w:id="236"/>
+    <w:bookmarkStart w:id="238" w:name="X05ffe988c29e8631cb7748e7bb16fd2412cfd04"/>
+    <w:p>
+      <w:pPr>
+        <w:pStyle w:val="Bibliography"/>
+      </w:pPr>
+      <w:r>
+        <w:t xml:space="preserve">Petchey, O. L., Brose, U., &amp; Rall, B. C. (2010). Predicting the effects of temperature on food web connectance.</w:t>
+      </w:r>
+      <w:r>
+        <w:t xml:space="preserve"> </w:t>
+      </w:r>
+      <w:r>
+        <w:rPr>
+          <w:i/>
+          <w:iCs/>
+        </w:rPr>
+        <w:t xml:space="preserve">Philosophical Transactions of the Royal Society B: Biological Sciences</w:t>
+      </w:r>
+      <w:r>
+        <w:t xml:space="preserve">,</w:t>
+      </w:r>
+      <w:r>
+        <w:t xml:space="preserve"> </w:t>
+      </w:r>
+      <w:r>
+        <w:rPr>
+          <w:i/>
+          <w:iCs/>
+        </w:rPr>
+        <w:t xml:space="preserve">365</w:t>
+      </w:r>
+      <w:r>
+        <w:t xml:space="preserve">(1549), 2081–2091.</w:t>
+      </w:r>
+      <w:r>
+        <w:t xml:space="preserve"> </w:t>
+      </w:r>
+      <w:hyperlink r:id="rId237">
+        <w:r>
+          <w:rPr>
+            <w:rStyle w:val="Hyperlink"/>
+          </w:rPr>
+          <w:t xml:space="preserve">https://doi.org/10.1098/rstb.2010.0011</w:t>
+        </w:r>
+      </w:hyperlink>
+    </w:p>
+    <w:bookmarkEnd w:id="238"/>
+    <w:bookmarkStart w:id="240" w:name="ref-pichlerMachineLearningAlgorithms2020"/>
     <w:p>
       <w:pPr>
         <w:pStyle w:val="Bibliography"/>
@@ -9199,7 +10418,7 @@
       <w:r>
         <w:t xml:space="preserve"> </w:t>
       </w:r>
-      <w:hyperlink r:id="rId209">
+      <w:hyperlink r:id="rId239">
         <w:r>
           <w:rPr>
             <w:rStyle w:val="Hyperlink"/>
@@ -9208,8 +10427,8 @@
         </w:r>
       </w:hyperlink>
     </w:p>
-    <w:bookmarkEnd w:id="210"/>
-    <w:bookmarkStart w:id="212" w:name="Xce61f9463b8a9f3b89eeb4518bbe3b5ec8b2ca7"/>
+    <w:bookmarkEnd w:id="240"/>
+    <w:bookmarkStart w:id="242" w:name="Xce61f9463b8a9f3b89eeb4518bbe3b5ec8b2ca7"/>
     <w:p>
       <w:pPr>
         <w:pStyle w:val="Bibliography"/>
@@ -9246,7 +10465,7 @@
       <w:r>
         <w:t xml:space="preserve"> </w:t>
       </w:r>
-      <w:hyperlink r:id="rId211">
+      <w:hyperlink r:id="rId241">
         <w:r>
           <w:rPr>
             <w:rStyle w:val="Hyperlink"/>
@@ -9255,8 +10474,8 @@
         </w:r>
       </w:hyperlink>
     </w:p>
-    <w:bookmarkEnd w:id="212"/>
-    <w:bookmarkStart w:id="214" w:name="Xaecfe1d4a33bf02078e0db488e6aa2f6950ed89"/>
+    <w:bookmarkEnd w:id="242"/>
+    <w:bookmarkStart w:id="244" w:name="Xaecfe1d4a33bf02078e0db488e6aa2f6950ed89"/>
     <w:p>
       <w:pPr>
         <w:pStyle w:val="Bibliography"/>
@@ -9293,7 +10512,7 @@
       <w:r>
         <w:t xml:space="preserve"> </w:t>
       </w:r>
-      <w:hyperlink r:id="rId213">
+      <w:hyperlink r:id="rId243">
         <w:r>
           <w:rPr>
             <w:rStyle w:val="Hyperlink"/>
@@ -9302,8 +10521,8 @@
         </w:r>
       </w:hyperlink>
     </w:p>
-    <w:bookmarkEnd w:id="214"/>
-    <w:bookmarkStart w:id="216" w:name="X023758d2a089016cd8f0c9d2421079cf7d062ff"/>
+    <w:bookmarkEnd w:id="244"/>
+    <w:bookmarkStart w:id="246" w:name="X023758d2a089016cd8f0c9d2421079cf7d062ff"/>
     <w:p>
       <w:pPr>
         <w:pStyle w:val="Bibliography"/>
@@ -9340,7 +10559,7 @@
       <w:r>
         <w:t xml:space="preserve"> </w:t>
       </w:r>
-      <w:hyperlink r:id="rId215">
+      <w:hyperlink r:id="rId245">
         <w:r>
           <w:rPr>
             <w:rStyle w:val="Hyperlink"/>
@@ -9349,8 +10568,8 @@
         </w:r>
       </w:hyperlink>
     </w:p>
-    <w:bookmarkEnd w:id="216"/>
-    <w:bookmarkStart w:id="218" w:name="ref-poisotGlobalKnowledgeGaps2021"/>
+    <w:bookmarkEnd w:id="246"/>
+    <w:bookmarkStart w:id="248" w:name="ref-poisotGlobalKnowledgeGaps2021"/>
     <w:p>
       <w:pPr>
         <w:pStyle w:val="Bibliography"/>
@@ -9387,7 +10606,7 @@
       <w:r>
         <w:t xml:space="preserve"> </w:t>
       </w:r>
-      <w:hyperlink r:id="rId217">
+      <w:hyperlink r:id="rId247">
         <w:r>
           <w:rPr>
             <w:rStyle w:val="Hyperlink"/>
@@ -9396,8 +10615,8 @@
         </w:r>
       </w:hyperlink>
     </w:p>
-    <w:bookmarkEnd w:id="218"/>
-    <w:bookmarkStart w:id="220" w:name="Xaad5d089781464e09d30bec824bd68c468804d7"/>
+    <w:bookmarkEnd w:id="248"/>
+    <w:bookmarkStart w:id="250" w:name="Xaad5d089781464e09d30bec824bd68c468804d7"/>
     <w:p>
       <w:pPr>
         <w:pStyle w:val="Bibliography"/>
@@ -9434,7 +10653,7 @@
       <w:r>
         <w:t xml:space="preserve"> </w:t>
       </w:r>
-      <w:hyperlink r:id="rId219">
+      <w:hyperlink r:id="rId249">
         <w:r>
           <w:rPr>
             <w:rStyle w:val="Hyperlink"/>
@@ -9443,8 +10662,8 @@
         </w:r>
       </w:hyperlink>
     </w:p>
-    <w:bookmarkEnd w:id="220"/>
-    <w:bookmarkStart w:id="222" w:name="ref-poisotNetworkEmbeddingUnveils2023"/>
+    <w:bookmarkEnd w:id="250"/>
+    <w:bookmarkStart w:id="252" w:name="ref-poisotNetworkEmbeddingUnveils2023"/>
     <w:p>
       <w:pPr>
         <w:pStyle w:val="Bibliography"/>
@@ -9481,7 +10700,7 @@
       <w:r>
         <w:t xml:space="preserve"> </w:t>
       </w:r>
-      <w:hyperlink r:id="rId221">
+      <w:hyperlink r:id="rId251">
         <w:r>
           <w:rPr>
             <w:rStyle w:val="Hyperlink"/>
@@ -9490,8 +10709,8 @@
         </w:r>
       </w:hyperlink>
     </w:p>
-    <w:bookmarkEnd w:id="222"/>
-    <w:bookmarkStart w:id="224" w:name="ref-poisotSpeciesWhyEcological2015"/>
+    <w:bookmarkEnd w:id="252"/>
+    <w:bookmarkStart w:id="254" w:name="ref-poisotSpeciesWhyEcological2015"/>
     <w:p>
       <w:pPr>
         <w:pStyle w:val="Bibliography"/>
@@ -9528,7 +10747,7 @@
       <w:r>
         <w:t xml:space="preserve"> </w:t>
       </w:r>
-      <w:hyperlink r:id="rId223">
+      <w:hyperlink r:id="rId253">
         <w:r>
           <w:rPr>
             <w:rStyle w:val="Hyperlink"/>
@@ -9537,8 +10756,8 @@
         </w:r>
       </w:hyperlink>
     </w:p>
-    <w:bookmarkEnd w:id="224"/>
-    <w:bookmarkStart w:id="226" w:name="ref-poisotDescribeUnderstandPredict2016"/>
+    <w:bookmarkEnd w:id="254"/>
+    <w:bookmarkStart w:id="256" w:name="ref-poisotDescribeUnderstandPredict2016"/>
     <w:p>
       <w:pPr>
         <w:pStyle w:val="Bibliography"/>
@@ -9575,7 +10794,7 @@
       <w:r>
         <w:t xml:space="preserve"> </w:t>
       </w:r>
-      <w:hyperlink r:id="rId225">
+      <w:hyperlink r:id="rId255">
         <w:r>
           <w:rPr>
             <w:rStyle w:val="Hyperlink"/>
@@ -9584,8 +10803,8 @@
         </w:r>
       </w:hyperlink>
     </w:p>
-    <w:bookmarkEnd w:id="226"/>
-    <w:bookmarkStart w:id="228" w:name="ref-polisComplexTrophicInteractions1991"/>
+    <w:bookmarkEnd w:id="256"/>
+    <w:bookmarkStart w:id="258" w:name="ref-polisComplexTrophicInteractions1991"/>
     <w:p>
       <w:pPr>
         <w:pStyle w:val="Bibliography"/>
@@ -9664,7 +10883,7 @@
       <w:r>
         <w:t xml:space="preserve"> </w:t>
       </w:r>
-      <w:hyperlink r:id="rId227">
+      <w:hyperlink r:id="rId257">
         <w:r>
           <w:rPr>
             <w:rStyle w:val="Hyperlink"/>
@@ -9673,8 +10892,8 @@
         </w:r>
       </w:hyperlink>
     </w:p>
-    <w:bookmarkEnd w:id="228"/>
-    <w:bookmarkStart w:id="230" w:name="X8f3d1de04516835fd1376e2647a281b763af4fc"/>
+    <w:bookmarkEnd w:id="258"/>
+    <w:bookmarkStart w:id="260" w:name="X8f3d1de04516835fd1376e2647a281b763af4fc"/>
     <w:p>
       <w:pPr>
         <w:pStyle w:val="Bibliography"/>
@@ -9729,7 +10948,7 @@
       <w:r>
         <w:t xml:space="preserve"> </w:t>
       </w:r>
-      <w:hyperlink r:id="rId229">
+      <w:hyperlink r:id="rId259">
         <w:r>
           <w:rPr>
             <w:rStyle w:val="Hyperlink"/>
@@ -9738,8 +10957,8 @@
         </w:r>
       </w:hyperlink>
     </w:p>
-    <w:bookmarkEnd w:id="230"/>
-    <w:bookmarkStart w:id="232" w:name="ref-pomeranzInferringPredatorPrey2019"/>
+    <w:bookmarkEnd w:id="260"/>
+    <w:bookmarkStart w:id="262" w:name="ref-pomeranzInferringPredatorPrey2019"/>
     <w:p>
       <w:pPr>
         <w:pStyle w:val="Bibliography"/>
@@ -9776,7 +10995,7 @@
       <w:r>
         <w:t xml:space="preserve"> </w:t>
       </w:r>
-      <w:hyperlink r:id="rId231">
+      <w:hyperlink r:id="rId261">
         <w:r>
           <w:rPr>
             <w:rStyle w:val="Hyperlink"/>
@@ -9785,8 +11004,8 @@
         </w:r>
       </w:hyperlink>
     </w:p>
-    <w:bookmarkEnd w:id="232"/>
-    <w:bookmarkStart w:id="234" w:name="ref-portalierMechanicsPredatorPrey2019"/>
+    <w:bookmarkEnd w:id="262"/>
+    <w:bookmarkStart w:id="264" w:name="ref-portalierMechanicsPredatorPrey2019"/>
     <w:p>
       <w:pPr>
         <w:pStyle w:val="Bibliography"/>
@@ -9835,7 +11054,7 @@
       <w:r>
         <w:t xml:space="preserve"> </w:t>
       </w:r>
-      <w:hyperlink r:id="rId233">
+      <w:hyperlink r:id="rId263">
         <w:r>
           <w:rPr>
             <w:rStyle w:val="Hyperlink"/>
@@ -9844,8 +11063,8 @@
         </w:r>
       </w:hyperlink>
     </w:p>
-    <w:bookmarkEnd w:id="234"/>
-    <w:bookmarkStart w:id="236" w:name="ref-pringleUntanglingFoodWebs2020"/>
+    <w:bookmarkEnd w:id="264"/>
+    <w:bookmarkStart w:id="266" w:name="ref-pringleUntanglingFoodWebs2020"/>
     <w:p>
       <w:pPr>
         <w:pStyle w:val="Bibliography"/>
@@ -9923,7 +11142,7 @@
       <w:r>
         <w:t xml:space="preserve"> </w:t>
       </w:r>
-      <w:hyperlink r:id="rId235">
+      <w:hyperlink r:id="rId265">
         <w:r>
           <w:rPr>
             <w:rStyle w:val="Hyperlink"/>
@@ -9932,8 +11151,8 @@
         </w:r>
       </w:hyperlink>
     </w:p>
-    <w:bookmarkEnd w:id="236"/>
-    <w:bookmarkStart w:id="238" w:name="ref-pringleResolvingFoodWebStructure2020"/>
+    <w:bookmarkEnd w:id="266"/>
+    <w:bookmarkStart w:id="268" w:name="ref-pringleResolvingFoodWebStructure2020"/>
     <w:p>
       <w:pPr>
         <w:pStyle w:val="Bibliography"/>
@@ -9979,7 +11198,7 @@
       <w:r>
         <w:t xml:space="preserve"> </w:t>
       </w:r>
-      <w:hyperlink r:id="rId237">
+      <w:hyperlink r:id="rId267">
         <w:r>
           <w:rPr>
             <w:rStyle w:val="Hyperlink"/>
@@ -9988,8 +11207,8 @@
         </w:r>
       </w:hyperlink>
     </w:p>
-    <w:bookmarkEnd w:id="238"/>
-    <w:bookmarkStart w:id="240" w:name="ref-proulxNetworkThinkingEcology2005"/>
+    <w:bookmarkEnd w:id="268"/>
+    <w:bookmarkStart w:id="270" w:name="ref-proulxNetworkThinkingEcology2005"/>
     <w:p>
       <w:pPr>
         <w:pStyle w:val="Bibliography"/>
@@ -10026,7 +11245,7 @@
       <w:r>
         <w:t xml:space="preserve"> </w:t>
       </w:r>
-      <w:hyperlink r:id="rId239">
+      <w:hyperlink r:id="rId269">
         <w:r>
           <w:rPr>
             <w:rStyle w:val="Hyperlink"/>
@@ -10035,8 +11254,8 @@
         </w:r>
       </w:hyperlink>
     </w:p>
-    <w:bookmarkEnd w:id="240"/>
-    <w:bookmarkStart w:id="242" w:name="ref-pykeOptimalForagingTheory1984"/>
+    <w:bookmarkEnd w:id="270"/>
+    <w:bookmarkStart w:id="272" w:name="ref-pykeOptimalForagingTheory1984"/>
     <w:p>
       <w:pPr>
         <w:pStyle w:val="Bibliography"/>
@@ -10091,7 +11310,7 @@
       <w:r>
         <w:t xml:space="preserve"> </w:t>
       </w:r>
-      <w:hyperlink r:id="rId241">
+      <w:hyperlink r:id="rId271">
         <w:r>
           <w:rPr>
             <w:rStyle w:val="Hyperlink"/>
@@ -10100,8 +11319,8 @@
         </w:r>
       </w:hyperlink>
     </w:p>
-    <w:bookmarkEnd w:id="242"/>
-    <w:bookmarkStart w:id="244" w:name="X0633d93b9a269a3c9e629dc0ce0eddddf6b5976"/>
+    <w:bookmarkEnd w:id="272"/>
+    <w:bookmarkStart w:id="274" w:name="X0633d93b9a269a3c9e629dc0ce0eddddf6b5976"/>
     <w:p>
       <w:pPr>
         <w:pStyle w:val="Bibliography"/>
@@ -10125,7 +11344,7 @@
       <w:r>
         <w:t xml:space="preserve"> </w:t>
       </w:r>
-      <w:hyperlink r:id="rId243">
+      <w:hyperlink r:id="rId273">
         <w:r>
           <w:rPr>
             <w:rStyle w:val="Hyperlink"/>
@@ -10140,8 +11359,8 @@
         <w:t xml:space="preserve">(Pre-published)</w:t>
       </w:r>
     </w:p>
-    <w:bookmarkEnd w:id="244"/>
-    <w:bookmarkStart w:id="246" w:name="ref-rohrModelingFoodWebs2010"/>
+    <w:bookmarkEnd w:id="274"/>
+    <w:bookmarkStart w:id="276" w:name="ref-rohrModelingFoodWebs2010"/>
     <w:p>
       <w:pPr>
         <w:pStyle w:val="Bibliography"/>
@@ -10196,7 +11415,7 @@
       <w:r>
         <w:t xml:space="preserve"> </w:t>
       </w:r>
-      <w:hyperlink r:id="rId245">
+      <w:hyperlink r:id="rId275">
         <w:r>
           <w:rPr>
             <w:rStyle w:val="Hyperlink"/>
@@ -10205,8 +11424,55 @@
         </w:r>
       </w:hyperlink>
     </w:p>
-    <w:bookmarkEnd w:id="246"/>
-    <w:bookmarkStart w:id="248" w:name="X0db465d2ec8683a81b001c1b3069bfe5ad58a88"/>
+    <w:bookmarkEnd w:id="276"/>
+    <w:bookmarkStart w:id="278" w:name="ref-rooneyIntegratingFoodWeb2012"/>
+    <w:p>
+      <w:pPr>
+        <w:pStyle w:val="Bibliography"/>
+      </w:pPr>
+      <w:r>
+        <w:t xml:space="preserve">Rooney, N., &amp; McCann, K. S. (2012). Integrating food web diversity, structure and stability.</w:t>
+      </w:r>
+      <w:r>
+        <w:t xml:space="preserve"> </w:t>
+      </w:r>
+      <w:r>
+        <w:rPr>
+          <w:i/>
+          <w:iCs/>
+        </w:rPr>
+        <w:t xml:space="preserve">Trends in Ecology &amp; Evolution</w:t>
+      </w:r>
+      <w:r>
+        <w:t xml:space="preserve">,</w:t>
+      </w:r>
+      <w:r>
+        <w:t xml:space="preserve"> </w:t>
+      </w:r>
+      <w:r>
+        <w:rPr>
+          <w:i/>
+          <w:iCs/>
+        </w:rPr>
+        <w:t xml:space="preserve">27</w:t>
+      </w:r>
+      <w:r>
+        <w:t xml:space="preserve">(1), 40–46.</w:t>
+      </w:r>
+      <w:r>
+        <w:t xml:space="preserve"> </w:t>
+      </w:r>
+      <w:hyperlink r:id="rId277">
+        <w:r>
+          <w:rPr>
+            <w:rStyle w:val="Hyperlink"/>
+          </w:rPr>
+          <w:t xml:space="preserve">https://doi.org/10.1016/j.tree.2011.09.001</w:t>
+        </w:r>
+      </w:hyperlink>
+    </w:p>
+    <w:bookmarkEnd w:id="278"/>
+    <w:bookmarkStart w:id="280" w:name="X0db465d2ec8683a81b001c1b3069bfe5ad58a88"/>
     <w:p>
       <w:pPr>
         <w:pStyle w:val="Bibliography"/>
@@ -10276,7 +11542,7 @@
       <w:r>
         <w:t xml:space="preserve"> </w:t>
       </w:r>
-      <w:hyperlink r:id="rId247">
+      <w:hyperlink r:id="rId279">
         <w:r>
           <w:rPr>
             <w:rStyle w:val="Hyperlink"/>
@@ -10285,8 +11551,8 @@
         </w:r>
       </w:hyperlink>
     </w:p>
-    <w:bookmarkEnd w:id="248"/>
-    <w:bookmarkStart w:id="249" w:name="Xc3fc4268009fd3331eb271d54635005ba876970"/>
+    <w:bookmarkEnd w:id="280"/>
+    <w:bookmarkStart w:id="281" w:name="Xc3fc4268009fd3331eb271d54635005ba876970"/>
     <w:p>
       <w:pPr>
         <w:pStyle w:val="Bibliography"/>
@@ -10451,8 +11717,8 @@
         <w:t xml:space="preserve">(pp. 201–226). University of Chicago Press.</w:t>
       </w:r>
     </w:p>
-    <w:bookmarkEnd w:id="249"/>
-    <w:bookmarkStart w:id="251" w:name="ref-rossbergFoodWebsExperts2006"/>
+    <w:bookmarkEnd w:id="281"/>
+    <w:bookmarkStart w:id="283" w:name="ref-rossbergFoodWebsExperts2006"/>
     <w:p>
       <w:pPr>
         <w:pStyle w:val="Bibliography"/>
@@ -10501,7 +11767,7 @@
       <w:r>
         <w:t xml:space="preserve"> </w:t>
       </w:r>
-      <w:hyperlink r:id="rId250">
+      <w:hyperlink r:id="rId282">
         <w:r>
           <w:rPr>
             <w:rStyle w:val="Hyperlink"/>
@@ -10510,8 +11776,8 @@
         </w:r>
       </w:hyperlink>
     </w:p>
-    <w:bookmarkEnd w:id="251"/>
-    <w:bookmarkStart w:id="253" w:name="ref-saberskiImpactDataResolution2024"/>
+    <w:bookmarkEnd w:id="283"/>
+    <w:bookmarkStart w:id="285" w:name="ref-saberskiImpactDataResolution2024"/>
     <w:p>
       <w:pPr>
         <w:pStyle w:val="Bibliography"/>
@@ -10548,7 +11814,7 @@
       <w:r>
         <w:t xml:space="preserve"> </w:t>
       </w:r>
-      <w:hyperlink r:id="rId252">
+      <w:hyperlink r:id="rId284">
         <w:r>
           <w:rPr>
             <w:rStyle w:val="Hyperlink"/>
@@ -10557,8 +11823,8 @@
         </w:r>
       </w:hyperlink>
     </w:p>
-    <w:bookmarkEnd w:id="253"/>
-    <w:bookmarkStart w:id="255" w:name="ref-sauveHowPlantsConnect2016"/>
+    <w:bookmarkEnd w:id="285"/>
+    <w:bookmarkStart w:id="287" w:name="ref-sauveHowPlantsConnect2016"/>
     <w:p>
       <w:pPr>
         <w:pStyle w:val="Bibliography"/>
@@ -10595,7 +11861,7 @@
       <w:r>
         <w:t xml:space="preserve"> </w:t>
       </w:r>
-      <w:hyperlink r:id="rId254">
+      <w:hyperlink r:id="rId286">
         <w:r>
           <w:rPr>
             <w:rStyle w:val="Hyperlink"/>
@@ -10604,8 +11870,8 @@
         </w:r>
       </w:hyperlink>
     </w:p>
-    <w:bookmarkEnd w:id="255"/>
-    <w:bookmarkStart w:id="257" w:name="Xc0e0e838128ec9c06d72641567f16dac679137a"/>
+    <w:bookmarkEnd w:id="287"/>
+    <w:bookmarkStart w:id="289" w:name="Xc0e0e838128ec9c06d72641567f16dac679137a"/>
     <w:p>
       <w:pPr>
         <w:pStyle w:val="Bibliography"/>
@@ -10642,7 +11908,7 @@
       <w:r>
         <w:t xml:space="preserve"> </w:t>
       </w:r>
-      <w:hyperlink r:id="rId256">
+      <w:hyperlink r:id="rId288">
         <w:r>
           <w:rPr>
             <w:rStyle w:val="Hyperlink"/>
@@ -10651,8 +11917,8 @@
         </w:r>
       </w:hyperlink>
     </w:p>
-    <w:bookmarkEnd w:id="257"/>
-    <w:bookmarkStart w:id="259" w:name="ref-segarRoleEvolutionShaping2020"/>
+    <w:bookmarkEnd w:id="289"/>
+    <w:bookmarkStart w:id="291" w:name="ref-segarRoleEvolutionShaping2020"/>
     <w:p>
       <w:pPr>
         <w:pStyle w:val="Bibliography"/>
@@ -10722,7 +11988,7 @@
       <w:r>
         <w:t xml:space="preserve"> </w:t>
       </w:r>
-      <w:hyperlink r:id="rId258">
+      <w:hyperlink r:id="rId290">
         <w:r>
           <w:rPr>
             <w:rStyle w:val="Hyperlink"/>
@@ -10731,8 +11997,8 @@
         </w:r>
       </w:hyperlink>
     </w:p>
-    <w:bookmarkEnd w:id="259"/>
-    <w:bookmarkStart w:id="261" w:name="X0fb50f1746fa9d2b24f89ed5bfe6ae1a2f58cc2"/>
+    <w:bookmarkEnd w:id="291"/>
+    <w:bookmarkStart w:id="293" w:name="X0fb50f1746fa9d2b24f89ed5bfe6ae1a2f58cc2"/>
     <w:p>
       <w:pPr>
         <w:pStyle w:val="Bibliography"/>
@@ -10756,7 +12022,7 @@
       <w:r>
         <w:t xml:space="preserve"> </w:t>
       </w:r>
-      <w:hyperlink r:id="rId260">
+      <w:hyperlink r:id="rId292">
         <w:r>
           <w:rPr>
             <w:rStyle w:val="Hyperlink"/>
@@ -10771,8 +12037,8 @@
         <w:t xml:space="preserve">(Pre-published)</w:t>
       </w:r>
     </w:p>
-    <w:bookmarkEnd w:id="261"/>
-    <w:bookmarkStart w:id="263" w:name="X35cc3e59baff7bf98de21ce317019a7494753b4"/>
+    <w:bookmarkEnd w:id="293"/>
+    <w:bookmarkStart w:id="295" w:name="X35cc3e59baff7bf98de21ce317019a7494753b4"/>
     <w:p>
       <w:pPr>
         <w:pStyle w:val="Bibliography"/>
@@ -10809,7 +12075,7 @@
       <w:r>
         <w:t xml:space="preserve"> </w:t>
       </w:r>
-      <w:hyperlink r:id="rId262">
+      <w:hyperlink r:id="rId294">
         <w:r>
           <w:rPr>
             <w:rStyle w:val="Hyperlink"/>
@@ -10818,8 +12084,8 @@
         </w:r>
       </w:hyperlink>
     </w:p>
-    <w:bookmarkEnd w:id="263"/>
-    <w:bookmarkStart w:id="265" w:name="ref-smithBehavioralResponsesMosaic2021"/>
+    <w:bookmarkEnd w:id="295"/>
+    <w:bookmarkStart w:id="297" w:name="ref-smithBehavioralResponsesMosaic2021"/>
     <w:p>
       <w:pPr>
         <w:pStyle w:val="Bibliography"/>
@@ -10856,7 +12122,7 @@
       <w:r>
         <w:t xml:space="preserve"> </w:t>
       </w:r>
-      <w:hyperlink r:id="rId264">
+      <w:hyperlink r:id="rId296">
         <w:r>
           <w:rPr>
             <w:rStyle w:val="Hyperlink"/>
@@ -10865,8 +12131,8 @@
         </w:r>
       </w:hyperlink>
     </w:p>
-    <w:bookmarkEnd w:id="265"/>
-    <w:bookmarkStart w:id="267" w:name="X03e9e0a0d566f92bb17f572b5d8593be755e14a"/>
+    <w:bookmarkEnd w:id="297"/>
+    <w:bookmarkStart w:id="299" w:name="X03e9e0a0d566f92bb17f572b5d8593be755e14a"/>
     <w:p>
       <w:pPr>
         <w:pStyle w:val="Bibliography"/>
@@ -10903,7 +12169,7 @@
       <w:r>
         <w:t xml:space="preserve"> </w:t>
       </w:r>
-      <w:hyperlink r:id="rId266">
+      <w:hyperlink r:id="rId298">
         <w:r>
           <w:rPr>
             <w:rStyle w:val="Hyperlink"/>
@@ -10912,8 +12178,8 @@
         </w:r>
       </w:hyperlink>
     </w:p>
-    <w:bookmarkEnd w:id="267"/>
-    <w:bookmarkStart w:id="269" w:name="ref-stephensForagingTheory1986"/>
+    <w:bookmarkEnd w:id="299"/>
+    <w:bookmarkStart w:id="301" w:name="ref-stephensForagingTheory1986"/>
     <w:p>
       <w:pPr>
         <w:pStyle w:val="Bibliography"/>
@@ -10954,7 +12220,7 @@
       <w:r>
         <w:t xml:space="preserve"> </w:t>
       </w:r>
-      <w:hyperlink r:id="rId268">
+      <w:hyperlink r:id="rId300">
         <w:r>
           <w:rPr>
             <w:rStyle w:val="Hyperlink"/>
@@ -10963,8 +12229,8 @@
         </w:r>
       </w:hyperlink>
     </w:p>
-    <w:bookmarkEnd w:id="269"/>
-    <w:bookmarkStart w:id="271" w:name="ref-stockLinearFilteringReveals2017"/>
+    <w:bookmarkEnd w:id="301"/>
+    <w:bookmarkStart w:id="303" w:name="ref-stockLinearFilteringReveals2017"/>
     <w:p>
       <w:pPr>
         <w:pStyle w:val="Bibliography"/>
@@ -11001,7 +12267,7 @@
       <w:r>
         <w:t xml:space="preserve"> </w:t>
       </w:r>
-      <w:hyperlink r:id="rId270">
+      <w:hyperlink r:id="rId302">
         <w:r>
           <w:rPr>
             <w:rStyle w:val="Hyperlink"/>
@@ -11010,8 +12276,8 @@
         </w:r>
       </w:hyperlink>
     </w:p>
-    <w:bookmarkEnd w:id="271"/>
-    <w:bookmarkStart w:id="273" w:name="ref-strydomFoodWebReconstruction2022"/>
+    <w:bookmarkEnd w:id="303"/>
+    <w:bookmarkStart w:id="305" w:name="ref-strydomFoodWebReconstruction2022"/>
     <w:p>
       <w:pPr>
         <w:pStyle w:val="Bibliography"/>
@@ -11048,7 +12314,7 @@
       <w:r>
         <w:t xml:space="preserve"> </w:t>
       </w:r>
-      <w:hyperlink r:id="rId272">
+      <w:hyperlink r:id="rId304">
         <w:r>
           <w:rPr>
             <w:rStyle w:val="Hyperlink"/>
@@ -11057,8 +12323,8 @@
         </w:r>
       </w:hyperlink>
     </w:p>
-    <w:bookmarkEnd w:id="273"/>
-    <w:bookmarkStart w:id="275" w:name="ref-strydomGraphEmbeddingTransfer2023"/>
+    <w:bookmarkEnd w:id="305"/>
+    <w:bookmarkStart w:id="307" w:name="ref-strydomGraphEmbeddingTransfer2023"/>
     <w:p>
       <w:pPr>
         <w:pStyle w:val="Bibliography"/>
@@ -11095,7 +12361,7 @@
       <w:r>
         <w:t xml:space="preserve"> </w:t>
       </w:r>
-      <w:hyperlink r:id="rId274">
+      <w:hyperlink r:id="rId306">
         <w:r>
           <w:rPr>
             <w:rStyle w:val="Hyperlink"/>
@@ -11104,8 +12370,8 @@
         </w:r>
       </w:hyperlink>
     </w:p>
-    <w:bookmarkEnd w:id="275"/>
-    <w:bookmarkStart w:id="277" w:name="ref-strydomRoadmapPredictingSpecies2021"/>
+    <w:bookmarkEnd w:id="307"/>
+    <w:bookmarkStart w:id="309" w:name="ref-strydomRoadmapPredictingSpecies2021"/>
     <w:p>
       <w:pPr>
         <w:pStyle w:val="Bibliography"/>
@@ -11142,7 +12408,7 @@
       <w:r>
         <w:t xml:space="preserve"> </w:t>
       </w:r>
-      <w:hyperlink r:id="rId276">
+      <w:hyperlink r:id="rId308">
         <w:r>
           <w:rPr>
             <w:rStyle w:val="Hyperlink"/>
@@ -11151,8 +12417,55 @@
         </w:r>
       </w:hyperlink>
     </w:p>
-    <w:bookmarkEnd w:id="277"/>
-    <w:bookmarkStart w:id="279" w:name="ref-terryImpactStructuredHigherorder2025"/>
+    <w:bookmarkEnd w:id="309"/>
+    <w:bookmarkStart w:id="311" w:name="ref-suAdaptiveRewiringShapes2024a"/>
+    <w:p>
+      <w:pPr>
+        <w:pStyle w:val="Bibliography"/>
+      </w:pPr>
+      <w:r>
+        <w:t xml:space="preserve">Su, M., Ma, Q., &amp; Hui, C. (2024). Adaptive rewiring shapes structure and stability in a three-guild herbivore-plant-pollinator network.</w:t>
+      </w:r>
+      <w:r>
+        <w:t xml:space="preserve"> </w:t>
+      </w:r>
+      <w:r>
+        <w:rPr>
+          <w:i/>
+          <w:iCs/>
+        </w:rPr>
+        <w:t xml:space="preserve">Communications Biology</w:t>
+      </w:r>
+      <w:r>
+        <w:t xml:space="preserve">,</w:t>
+      </w:r>
+      <w:r>
+        <w:t xml:space="preserve"> </w:t>
+      </w:r>
+      <w:r>
+        <w:rPr>
+          <w:i/>
+          <w:iCs/>
+        </w:rPr>
+        <w:t xml:space="preserve">7</w:t>
+      </w:r>
+      <w:r>
+        <w:t xml:space="preserve">(1), 103.</w:t>
+      </w:r>
+      <w:r>
+        <w:t xml:space="preserve"> </w:t>
+      </w:r>
+      <w:hyperlink r:id="rId310">
+        <w:r>
+          <w:rPr>
+            <w:rStyle w:val="Hyperlink"/>
+          </w:rPr>
+          <w:t xml:space="preserve">https://doi.org/10.1038/s42003-024-05784-8</w:t>
+        </w:r>
+      </w:hyperlink>
+    </w:p>
+    <w:bookmarkEnd w:id="311"/>
+    <w:bookmarkStart w:id="313" w:name="ref-terryImpactStructuredHigherorder2025"/>
     <w:p>
       <w:pPr>
         <w:pStyle w:val="Bibliography"/>
@@ -11189,7 +12502,7 @@
       <w:r>
         <w:t xml:space="preserve"> </w:t>
       </w:r>
-      <w:hyperlink r:id="rId278">
+      <w:hyperlink r:id="rId312">
         <w:r>
           <w:rPr>
             <w:rStyle w:val="Hyperlink"/>
@@ -11198,8 +12511,8 @@
         </w:r>
       </w:hyperlink>
     </w:p>
-    <w:bookmarkEnd w:id="279"/>
-    <w:bookmarkStart w:id="281" w:name="ref-terryFindingMissingLinks2020"/>
+    <w:bookmarkEnd w:id="313"/>
+    <w:bookmarkStart w:id="315" w:name="ref-terryFindingMissingLinks2020"/>
     <w:p>
       <w:pPr>
         <w:pStyle w:val="Bibliography"/>
@@ -11236,7 +12549,7 @@
       <w:r>
         <w:t xml:space="preserve"> </w:t>
       </w:r>
-      <w:hyperlink r:id="rId280">
+      <w:hyperlink r:id="rId314">
         <w:r>
           <w:rPr>
             <w:rStyle w:val="Hyperlink"/>
@@ -11245,8 +12558,55 @@
         </w:r>
       </w:hyperlink>
     </w:p>
-    <w:bookmarkEnd w:id="281"/>
-    <w:bookmarkStart w:id="283" w:name="X31a4fa003bce600ed04df56db844e85b8f7350e"/>
+    <w:bookmarkEnd w:id="315"/>
+    <w:bookmarkStart w:id="317" w:name="X7030f22390f7878fdd87fd7cd78b728fb735d12"/>
+    <w:p>
+      <w:pPr>
+        <w:pStyle w:val="Bibliography"/>
+      </w:pPr>
+      <w:r>
+        <w:t xml:space="preserve">Thébault, E., &amp; Fontaine, C. (2010). Stability of ecological communities and the architecture of mutualistic and trophic networks.</w:t>
+      </w:r>
+      <w:r>
+        <w:t xml:space="preserve"> </w:t>
+      </w:r>
+      <w:r>
+        <w:rPr>
+          <w:i/>
+          <w:iCs/>
+        </w:rPr>
+        <w:t xml:space="preserve">Science (New York, N.Y.)</w:t>
+      </w:r>
+      <w:r>
+        <w:t xml:space="preserve">,</w:t>
+      </w:r>
+      <w:r>
+        <w:t xml:space="preserve"> </w:t>
+      </w:r>
+      <w:r>
+        <w:rPr>
+          <w:i/>
+          <w:iCs/>
+        </w:rPr>
+        <w:t xml:space="preserve">329</w:t>
+      </w:r>
+      <w:r>
+        <w:t xml:space="preserve">(5993), 853–856.</w:t>
+      </w:r>
+      <w:r>
+        <w:t xml:space="preserve"> </w:t>
+      </w:r>
+      <w:hyperlink r:id="rId316">
+        <w:r>
+          <w:rPr>
+            <w:rStyle w:val="Hyperlink"/>
+          </w:rPr>
+          <w:t xml:space="preserve">https://doi.org/10.1126/science.1188321</w:t>
+        </w:r>
+      </w:hyperlink>
+    </w:p>
+    <w:bookmarkEnd w:id="317"/>
+    <w:bookmarkStart w:id="319" w:name="X31a4fa003bce600ed04df56db844e85b8f7350e"/>
     <w:p>
       <w:pPr>
         <w:pStyle w:val="Bibliography"/>
@@ -11283,7 +12643,7 @@
       <w:r>
         <w:t xml:space="preserve"> </w:t>
       </w:r>
-      <w:hyperlink r:id="rId282">
+      <w:hyperlink r:id="rId318">
         <w:r>
           <w:rPr>
             <w:rStyle w:val="Hyperlink"/>
@@ -11292,8 +12652,55 @@
         </w:r>
       </w:hyperlink>
     </w:p>
-    <w:bookmarkEnd w:id="283"/>
-    <w:bookmarkStart w:id="285" w:name="ref-vandewalleArthropodFoodWebs2023"/>
+    <w:bookmarkEnd w:id="319"/>
+    <w:bookmarkStart w:id="321" w:name="X2cae758a57fb7b500a696ee22ace3d032a23796"/>
+    <w:p>
+      <w:pPr>
+        <w:pStyle w:val="Bibliography"/>
+      </w:pPr>
+      <w:r>
+        <w:t xml:space="preserve">Valdovinos, F. S., Hale, K. R. S., Dritz, S., Glaum, P. R., McCann, K. S., Simon, S. M., Thébault, E., Wetzel, W. C., Wootton, K. L., &amp; Yeakel, J. D. (2023). A bioenergetic framework for aboveground terrestrial food webs.</w:t>
+      </w:r>
+      <w:r>
+        <w:t xml:space="preserve"> </w:t>
+      </w:r>
+      <w:r>
+        <w:rPr>
+          <w:i/>
+          <w:iCs/>
+        </w:rPr>
+        <w:t xml:space="preserve">Trends in Ecology &amp; Evolution</w:t>
+      </w:r>
+      <w:r>
+        <w:t xml:space="preserve">,</w:t>
+      </w:r>
+      <w:r>
+        <w:t xml:space="preserve"> </w:t>
+      </w:r>
+      <w:r>
+        <w:rPr>
+          <w:i/>
+          <w:iCs/>
+        </w:rPr>
+        <w:t xml:space="preserve">38</w:t>
+      </w:r>
+      <w:r>
+        <w:t xml:space="preserve">(3), 301–312.</w:t>
+      </w:r>
+      <w:r>
+        <w:t xml:space="preserve"> </w:t>
+      </w:r>
+      <w:hyperlink r:id="rId320">
+        <w:r>
+          <w:rPr>
+            <w:rStyle w:val="Hyperlink"/>
+          </w:rPr>
+          <w:t xml:space="preserve">https://doi.org/10.1016/j.tree.2022.11.004</w:t>
+        </w:r>
+      </w:hyperlink>
+    </w:p>
+    <w:bookmarkEnd w:id="321"/>
+    <w:bookmarkStart w:id="323" w:name="ref-vandewalleArthropodFoodWebs2023"/>
     <w:p>
       <w:pPr>
         <w:pStyle w:val="Bibliography"/>
@@ -11330,7 +12737,7 @@
       <w:r>
         <w:t xml:space="preserve"> </w:t>
       </w:r>
-      <w:hyperlink r:id="rId284">
+      <w:hyperlink r:id="rId322">
         <w:r>
           <w:rPr>
             <w:rStyle w:val="Hyperlink"/>
@@ -11339,8 +12746,8 @@
         </w:r>
       </w:hyperlink>
     </w:p>
-    <w:bookmarkEnd w:id="285"/>
-    <w:bookmarkStart w:id="287" w:name="X1d292e63e73439a812570c0b60b11c97c96b116"/>
+    <w:bookmarkEnd w:id="323"/>
+    <w:bookmarkStart w:id="325" w:name="X1d292e63e73439a812570c0b60b11c97c96b116"/>
     <w:p>
       <w:pPr>
         <w:pStyle w:val="Bibliography"/>
@@ -11377,7 +12784,7 @@
       <w:r>
         <w:t xml:space="preserve"> </w:t>
       </w:r>
-      <w:hyperlink r:id="rId286">
+      <w:hyperlink r:id="rId324">
         <w:r>
           <w:rPr>
             <w:rStyle w:val="Hyperlink"/>
@@ -11386,8 +12793,8 @@
         </w:r>
       </w:hyperlink>
     </w:p>
-    <w:bookmarkEnd w:id="287"/>
-    <w:bookmarkStart w:id="289" w:name="ref-vazquezUnitingPatternProcess2009"/>
+    <w:bookmarkEnd w:id="325"/>
+    <w:bookmarkStart w:id="327" w:name="ref-vazquezUnitingPatternProcess2009"/>
     <w:p>
       <w:pPr>
         <w:pStyle w:val="Bibliography"/>
@@ -11424,7 +12831,7 @@
       <w:r>
         <w:t xml:space="preserve"> </w:t>
       </w:r>
-      <w:hyperlink r:id="rId288">
+      <w:hyperlink r:id="rId326">
         <w:r>
           <w:rPr>
             <w:rStyle w:val="Hyperlink"/>
@@ -11433,8 +12840,8 @@
         </w:r>
       </w:hyperlink>
     </w:p>
-    <w:bookmarkEnd w:id="289"/>
-    <w:bookmarkStart w:id="291" w:name="ref-williamsSimpleRulesYield2000"/>
+    <w:bookmarkEnd w:id="327"/>
+    <w:bookmarkStart w:id="329" w:name="ref-williamsSimpleRulesYield2000"/>
     <w:p>
       <w:pPr>
         <w:pStyle w:val="Bibliography"/>
@@ -11471,7 +12878,7 @@
       <w:r>
         <w:t xml:space="preserve"> </w:t>
       </w:r>
-      <w:hyperlink r:id="rId290">
+      <w:hyperlink r:id="rId328">
         <w:r>
           <w:rPr>
             <w:rStyle w:val="Hyperlink"/>
@@ -11480,8 +12887,8 @@
         </w:r>
       </w:hyperlink>
     </w:p>
-    <w:bookmarkEnd w:id="291"/>
-    <w:bookmarkStart w:id="293" w:name="ref-windsorUsingEcologicalNetworks2023"/>
+    <w:bookmarkEnd w:id="329"/>
+    <w:bookmarkStart w:id="331" w:name="ref-windsorUsingEcologicalNetworks2023"/>
     <w:p>
       <w:pPr>
         <w:pStyle w:val="Bibliography"/>
@@ -11518,7 +12925,7 @@
       <w:r>
         <w:t xml:space="preserve"> </w:t>
       </w:r>
-      <w:hyperlink r:id="rId292">
+      <w:hyperlink r:id="rId330">
         <w:r>
           <w:rPr>
             <w:rStyle w:val="Hyperlink"/>
@@ -11527,8 +12934,8 @@
         </w:r>
       </w:hyperlink>
     </w:p>
-    <w:bookmarkEnd w:id="293"/>
-    <w:bookmarkStart w:id="295" w:name="X730ccd8cf8fe163c7d3b01f9fb0e7239c294754"/>
+    <w:bookmarkEnd w:id="331"/>
+    <w:bookmarkStart w:id="333" w:name="X730ccd8cf8fe163c7d3b01f9fb0e7239c294754"/>
     <w:p>
       <w:pPr>
         <w:pStyle w:val="Bibliography"/>
@@ -11565,7 +12972,7 @@
       <w:r>
         <w:t xml:space="preserve"> </w:t>
       </w:r>
-      <w:hyperlink r:id="rId294">
+      <w:hyperlink r:id="rId332">
         <w:r>
           <w:rPr>
             <w:rStyle w:val="Hyperlink"/>
@@ -11574,8 +12981,8 @@
         </w:r>
       </w:hyperlink>
     </w:p>
-    <w:bookmarkEnd w:id="295"/>
-    <w:bookmarkStart w:id="297" w:name="ref-woottonModularTheoryTrophic2023"/>
+    <w:bookmarkEnd w:id="333"/>
+    <w:bookmarkStart w:id="335" w:name="ref-woottonModularTheoryTrophic2023"/>
     <w:p>
       <w:pPr>
         <w:pStyle w:val="Bibliography"/>
@@ -11612,7 +13019,7 @@
       <w:r>
         <w:t xml:space="preserve"> </w:t>
       </w:r>
-      <w:hyperlink r:id="rId296">
+      <w:hyperlink r:id="rId334">
         <w:r>
           <w:rPr>
             <w:rStyle w:val="Hyperlink"/>
@@ -11621,8 +13028,8 @@
         </w:r>
       </w:hyperlink>
     </w:p>
-    <w:bookmarkEnd w:id="297"/>
-    <w:bookmarkStart w:id="299" w:name="ref-yeakelCollapseEcologicalNetwork2014"/>
+    <w:bookmarkEnd w:id="335"/>
+    <w:bookmarkStart w:id="337" w:name="ref-yeakelCollapseEcologicalNetwork2014"/>
     <w:p>
       <w:pPr>
         <w:pStyle w:val="Bibliography"/>
@@ -11668,7 +13075,7 @@
       <w:r>
         <w:t xml:space="preserve"> </w:t>
       </w:r>
-      <w:hyperlink r:id="rId298">
+      <w:hyperlink r:id="rId336">
         <w:r>
           <w:rPr>
             <w:rStyle w:val="Hyperlink"/>
@@ -11677,8 +13084,8 @@
         </w:r>
       </w:hyperlink>
     </w:p>
-    <w:bookmarkEnd w:id="299"/>
-    <w:bookmarkStart w:id="301" w:name="Xf1526616b81e2f92af827aa5b123838b8d56bfd"/>
+    <w:bookmarkEnd w:id="337"/>
+    <w:bookmarkStart w:id="339" w:name="Xf1526616b81e2f92af827aa5b123838b8d56bfd"/>
     <w:p>
       <w:pPr>
         <w:pStyle w:val="Bibliography"/>
@@ -11748,7 +13155,7 @@
       <w:r>
         <w:t xml:space="preserve"> </w:t>
       </w:r>
-      <w:hyperlink r:id="rId300">
+      <w:hyperlink r:id="rId338">
         <w:r>
           <w:rPr>
             <w:rStyle w:val="Hyperlink"/>
@@ -11757,9 +13164,124 @@
         </w:r>
       </w:hyperlink>
     </w:p>
-    <w:bookmarkEnd w:id="301"/>
-    <w:bookmarkEnd w:id="302"/>
-    <w:bookmarkEnd w:id="303"/>
+    <w:bookmarkEnd w:id="339"/>
+    <w:bookmarkStart w:id="341" w:name="ref-yodzisMustTopPredators2001"/>
+    <w:p>
+      <w:pPr>
+        <w:pStyle w:val="Bibliography"/>
+      </w:pPr>
+      <w:r>
+        <w:t xml:space="preserve">Yodzis, P. (2001). Must top predators be culled for the sake of fisheries?</w:t>
+      </w:r>
+      <w:r>
+        <w:t xml:space="preserve"> </w:t>
+      </w:r>
+      <w:r>
+        <w:rPr>
+          <w:i/>
+          <w:iCs/>
+        </w:rPr>
+        <w:t xml:space="preserve">Trends in Ecology &amp; Evolution</w:t>
+      </w:r>
+      <w:r>
+        <w:t xml:space="preserve">,</w:t>
+      </w:r>
+      <w:r>
+        <w:t xml:space="preserve"> </w:t>
+      </w:r>
+      <w:r>
+        <w:rPr>
+          <w:i/>
+          <w:iCs/>
+        </w:rPr>
+        <w:t xml:space="preserve">16</w:t>
+      </w:r>
+      <w:r>
+        <w:t xml:space="preserve">(2), 78–84.</w:t>
+      </w:r>
+      <w:r>
+        <w:t xml:space="preserve"> </w:t>
+      </w:r>
+      <w:hyperlink r:id="rId340">
+        <w:r>
+          <w:rPr>
+            <w:rStyle w:val="Hyperlink"/>
+          </w:rPr>
+          <w:t xml:space="preserve">https://doi.org/10.1016/S0169-5347(00)02062-0</w:t>
+        </w:r>
+      </w:hyperlink>
+    </w:p>
+    <w:bookmarkEnd w:id="341"/>
+    <w:bookmarkStart w:id="343" w:name="ref-yodzisBodySizeConsumerResource1992"/>
+    <w:p>
+      <w:pPr>
+        <w:pStyle w:val="Bibliography"/>
+      </w:pPr>
+      <w:r>
+        <w:t xml:space="preserve">Yodzis, P., &amp; Innes, S. (1992). Body</w:t>
+      </w:r>
+      <w:r>
+        <w:t xml:space="preserve"> </w:t>
+      </w:r>
+      <w:r>
+        <w:t xml:space="preserve">Size</w:t>
+      </w:r>
+      <w:r>
+        <w:t xml:space="preserve"> </w:t>
+      </w:r>
+      <w:r>
+        <w:t xml:space="preserve">and</w:t>
+      </w:r>
+      <w:r>
+        <w:t xml:space="preserve"> </w:t>
+      </w:r>
+      <w:r>
+        <w:t xml:space="preserve">Consumer-Resource Dynamics</w:t>
+      </w:r>
+      <w:r>
+        <w:t xml:space="preserve">.</w:t>
+      </w:r>
+      <w:r>
+        <w:t xml:space="preserve"> </w:t>
+      </w:r>
+      <w:r>
+        <w:rPr>
+          <w:i/>
+          <w:iCs/>
+        </w:rPr>
+        <w:t xml:space="preserve">The American Naturalist</w:t>
+      </w:r>
+      <w:r>
+        <w:t xml:space="preserve">,</w:t>
+      </w:r>
+      <w:r>
+        <w:t xml:space="preserve"> </w:t>
+      </w:r>
+      <w:r>
+        <w:rPr>
+          <w:i/>
+          <w:iCs/>
+        </w:rPr>
+        <w:t xml:space="preserve">139</w:t>
+      </w:r>
+      <w:r>
+        <w:t xml:space="preserve">(6), 1151–1175.</w:t>
+      </w:r>
+      <w:r>
+        <w:t xml:space="preserve"> </w:t>
+      </w:r>
+      <w:hyperlink r:id="rId342">
+        <w:r>
+          <w:rPr>
+            <w:rStyle w:val="Hyperlink"/>
+          </w:rPr>
+          <w:t xml:space="preserve">https://doi.org/10.1086/285380</w:t>
+        </w:r>
+      </w:hyperlink>
+    </w:p>
+    <w:bookmarkEnd w:id="343"/>
+    <w:bookmarkEnd w:id="344"/>
+    <w:bookmarkEnd w:id="345"/>
     <w:sectPr>
       <w:footnotePr>
         <w:numRestart w:val="eachSect"/>

--- a/index.docx
+++ b/index.docx
@@ -4878,6 +4878,14 @@
         <w:t xml:space="preserve">.</w:t>
       </w:r>
     </w:p>
+    <w:p>
+      <w:pPr>
+        <w:pStyle w:val="BodyText"/>
+      </w:pPr>
+      <w:r>
+        <w:t xml:space="preserve">Taken together, these challenges highlight three overarching messages. Network representations are inseparable from the data and assumptions used to construct them; that validation and benchmarking must be explicitly aligned with the intended network type and question; greater conceptual clarity is needed when transitioning between metawebs and realised networks, particularly in applied contexts. Explicitly articulating these distinctions is essential if networks are to be used both rigorously and transparently across scales.</w:t>
+      </w:r>
+    </w:p>
     <w:bookmarkEnd w:id="43"/>
     <w:bookmarkEnd w:id="44"/>
     <w:bookmarkStart w:id="45" w:name="concluding-remarks"/>
@@ -4894,7 +4902,7 @@
         <w:pStyle w:val="FirstParagraph"/>
       </w:pPr>
       <w:r>
-        <w:t xml:space="preserve">Having a clear understanding of the interplay between network representations and the processes that they are capable of encoding is critical if we are to understand exactly which networks can be used to answer which questions. As we highlight in</w:t>
+        <w:t xml:space="preserve">Having a clear understanding of the interplay between network representations and the processes that they are capable of encoding is critical if we are to understand exactly which networks can be used to answer which questions. A central message of this synthesis is that network representations are not interchangeable, and that their utility depends explicitly on the assumptions, data, and processes they are intended to capture. As we highlight in</w:t>
       </w:r>
       <w:r>
         <w:t xml:space="preserve"> </w:t>
@@ -4923,7 +4931,7 @@
         <w:t xml:space="preserve"> </w:t>
       </w:r>
       <w:r>
-        <w:t xml:space="preserve">network representation but rather a network representation that is best suited to its intended purpose. In providing a formalisation regards to the assumptions and mechanisms that need to be explicitly taken into consideration when deciding to use (and construct) networks we hope to prevent the unintentional misuse or misinterpretation of networks as well as provide a starting point from which we can develop a better framework for the applied use of networks to answer questions that are not only pressing within the field but also within broader biodiversity science.</w:t>
+        <w:t xml:space="preserve">network representation but rather a network representation that is best suited to its intended purpose. By formalising the assumptions and mechanisms underlying different network constructions, we provide a framework for evaluating when and how particular representations are appropriate we hope to prevent the unintentional misuse or misinterpretation of networks as well as provide a starting point from which we can develop a better framework for the applied use of networks to answer questions that are not only pressing within the field but also within broader biodiversity science.</w:t>
       </w:r>
     </w:p>
     <w:bookmarkEnd w:id="45"/>

--- a/index.docx
+++ b/index.docx
@@ -194,13 +194,13 @@
         <w:t xml:space="preserve"> </w:t>
       </w:r>
       <w:r>
-        <w:t xml:space="preserve">and synthesised more recently</w:t>
-      </w:r>
-      <w:r>
-        <w:t xml:space="preserve"> </w:t>
-      </w:r>
-      <w:r>
-        <w:t xml:space="preserve">(Loreau &amp; de Mazancourt, 2013)</w:t>
+        <w:t xml:space="preserve">and more recently</w:t>
+      </w:r>
+      <w:r>
+        <w:t xml:space="preserve"> </w:t>
+      </w:r>
+      <w:r>
+        <w:t xml:space="preserve">Loreau &amp; de Mazancourt (2013)</w:t>
       </w:r>
       <w:r>
         <w:t xml:space="preserve">. These relate to the abundance, distribution, functions, and services that biodiversity provides. Network representations of interactions among organisms are increasingly argued to be an asset to understanding and predicting the impacts of multiple, simultaneous stress on biodiversity (</w:t>
@@ -1261,7 +1261,7 @@
             <w:r>
               <w:drawing>
                 <wp:inline>
-                  <wp:extent cx="5334000" cy="3490103"/>
+                  <wp:extent cx="5334000" cy="3489948"/>
                   <wp:effectExtent b="0" l="0" r="0" t="0"/>
                   <wp:docPr descr="" title="" id="26" name="Picture"/>
                   <a:graphic>
@@ -1282,7 +1282,7 @@
                         <pic:spPr bwMode="auto">
                           <a:xfrm>
                             <a:off x="0" y="0"/>
-                            <a:ext cx="5334000" cy="3490103"/>
+                            <a:ext cx="5334000" cy="3489948"/>
                           </a:xfrm>
                           <a:prstGeom prst="rect">
                             <a:avLst/>
@@ -2404,7 +2404,7 @@
         <w:t xml:space="preserve">(Albouy et al., 2014; Gravel et al., 2019; Higino et al., 2023; Pollock et al., 2014)</w:t>
       </w:r>
       <w:r>
-        <w:t xml:space="preserve">.There are substantial data requirements for these approaches including expert knowledge, species traits and phylogenetic relationships and/or interaction data on related species or communities.</w:t>
+        <w:t xml:space="preserve">. There are substantial data requirements for these approaches including expert knowledge, species traits and phylogenetic relationships and/or interaction data on related species or communities.</w:t>
       </w:r>
     </w:p>
     <w:p>

--- a/index.docx
+++ b/index.docx
@@ -1337,7 +1337,7 @@
               <w:t xml:space="preserve">regional metawebs</w:t>
             </w:r>
             <w:r>
-              <w:t xml:space="preserve">) for each region by taking accounting for the co-occurrence of the difference species - as shown here we have two regions with some species that are found in both regions (blue) and others endemic to either region one (yellow) or region two (orange). However even within a region we do not expect all interactions to be realised but rather that there are multiple configurations of the regional metaweb over both space and time. The</w:t>
+              <w:t xml:space="preserve">) for each region by taking accounting for the co-occurrence of the difference species - as shown here we have two regions with some species that are found in both regions (blue) and others endemic to either region one (yellow) or region two (orange). However, even within a region we do not expect all interactions to be realised but rather that there are multiple configurations of the regional metaweb over both space and time. The</w:t>
             </w:r>
             <w:r>
               <w:t xml:space="preserve"> </w:t>
@@ -1386,7 +1386,7 @@
         <w:pStyle w:val="FirstParagraph"/>
       </w:pPr>
       <w:r>
-        <w:t xml:space="preserve">Evolutionary compatibility and co-occurrence are the two principle processes that</w:t>
+        <w:t xml:space="preserve">Evolutionary compatibility and co-occurrence are the two principal processes that</w:t>
       </w:r>
       <w:r>
         <w:t xml:space="preserve"> </w:t>
@@ -1978,7 +1978,7 @@
         <w:t xml:space="preserve"> </w:t>
       </w:r>
       <w:r>
-        <w:t xml:space="preserve">structure of the network and this structure does not emerge from node-based rules. Note that we select diet choice as a term to capture rules linked to optimal foraging</w:t>
+        <w:t xml:space="preserve">structure of the network, and this structure does not emerge from node-based rules. Note that we select diet choice as a term to capture rules linked to optimal foraging</w:t>
       </w:r>
       <w:r>
         <w:t xml:space="preserve"> </w:t>
@@ -2325,7 +2325,7 @@
         <w:pStyle w:val="BodyText"/>
       </w:pPr>
       <w:r>
-        <w:t xml:space="preserve">Evolutionary compatibility and co-occurrence constraints, have been critical to the construction of</w:t>
+        <w:t xml:space="preserve">Evolutionary compatibility and co-occurrence constraints have been critical to the construction of</w:t>
       </w:r>
       <w:r>
         <w:t xml:space="preserve"> </w:t>
@@ -2870,7 +2870,7 @@
         <w:pStyle w:val="FirstParagraph"/>
       </w:pPr>
       <w:r>
-        <w:t xml:space="preserve">In contrast to the above approaches centered on feasibility, realised networks via methods reflecting abundance and diet choice typically rely on deductive reasoning and have a unique agenda to those above. In contrast to the inductive methods, inference about a realised network follows from a set of premises defining generative processes, often referred to as mechanisms. Typically, models that embed abundance and diet choice constraints reference theory that allows inference about the distribution and strength of interactions. Such models are</w:t>
+        <w:t xml:space="preserve">In contrast to the above approaches centred on feasibility, realised networks via methods reflecting abundance and diet choice typically rely on deductive reasoning and have a unique agenda to those above. In contrast to the inductive methods, inference about a realised network follows from a set of premises defining generative processes, often referred to as mechanisms. Typically, models that embed abundance and diet choice constraints reference theory that allows inference about the distribution and strength of interactions. Such models are</w:t>
       </w:r>
       <w:r>
         <w:t xml:space="preserve"> </w:t>
@@ -3277,21 +3277,95 @@
               <w:pStyle w:val="ImageCaption"/>
             </w:pPr>
             <w:r>
-              <w:t xml:space="preserve">Table 1: Showcasing some of the broader avenues of inquiry, specifically how they map to the different network representations. Additionally we highlight some studies that address or present opening discussions around each research question.</w:t>
+              <w:t xml:space="preserve">Table 1: Showcasing some of the broader avenues of inquiry, specifically how they map to the different network representations. Additionally we highlight some studies that address or present opening discussions around each research question. Superscripts at the research question indicate the strength of the current literature in addressing that research question:</w:t>
+            </w:r>
+            <w:r>
+              <w:t xml:space="preserve"> </w:t>
+            </w:r>
+            <m:oMath>
+              <m:sSup>
+                <m:e>
+                  <m:r>
+                    <m:t>​</m:t>
+                  </m:r>
+                </m:e>
+                <m:sup>
+                  <m:r>
+                    <m:rPr>
+                      <m:sty m:val="p"/>
+                    </m:rPr>
+                    <m:t>✓</m:t>
+                  </m:r>
+                </m:sup>
+              </m:sSup>
+            </m:oMath>
+            <w:r>
+              <w:t xml:space="preserve"> </w:t>
+            </w:r>
+            <w:r>
+              <w:t xml:space="preserve">indicates area with strong foundational research,</w:t>
+            </w:r>
+            <w:r>
+              <w:t xml:space="preserve"> </w:t>
+            </w:r>
+            <m:oMath>
+              <m:sSup>
+                <m:e>
+                  <m:r>
+                    <m:t>​</m:t>
+                  </m:r>
+                </m:e>
+                <m:sup>
+                  <m:r>
+                    <m:t>Δ</m:t>
+                  </m:r>
+                </m:sup>
+              </m:sSup>
+            </m:oMath>
+            <w:r>
+              <w:t xml:space="preserve"> </w:t>
+            </w:r>
+            <w:r>
+              <w:t xml:space="preserve">partial/emerging areas of research, and</w:t>
+            </w:r>
+            <w:r>
+              <w:t xml:space="preserve"> </w:t>
+            </w:r>
+            <m:oMath>
+              <m:sSup>
+                <m:e>
+                  <m:r>
+                    <m:t>​</m:t>
+                  </m:r>
+                </m:e>
+                <m:sup>
+                  <m:r>
+                    <m:rPr>
+                      <m:sty m:val="p"/>
+                    </m:rPr>
+                    <m:t>×</m:t>
+                  </m:r>
+                </m:sup>
+              </m:sSup>
+            </m:oMath>
+            <w:r>
+              <w:t xml:space="preserve"> </w:t>
+            </w:r>
+            <w:r>
+              <w:t xml:space="preserve">areas where research is weak/largely absent</w:t>
             </w:r>
           </w:p>
           <w:tbl>
             <w:tblPr>
               <w:tblStyle w:val="Table"/>
-              <w:tblW w:type="pct" w:w="4964"/>
+              <w:tblW w:type="pct" w:w="4985"/>
               <w:tblLayout w:type="fixed"/>
               <w:tblLook w:firstRow="1" w:lastRow="0" w:firstColumn="0" w:lastColumn="0" w:noHBand="0" w:noVBand="0" w:val="0020"/>
             </w:tblPr>
             <w:tblGrid>
-              <w:gridCol w:w="707"/>
-              <w:gridCol w:w="3846"/>
-              <w:gridCol w:w="2262"/>
-              <w:gridCol w:w="1046"/>
+              <w:gridCol w:w="578"/>
+              <w:gridCol w:w="3496"/>
+              <w:gridCol w:w="3821"/>
             </w:tblGrid>
             <w:tr>
               <w:trPr>
@@ -3330,18 +3404,6 @@
                   </w:pPr>
                   <w:r>
                     <w:t xml:space="preserve">Representative Studies</w:t>
-                  </w:r>
-                </w:p>
-              </w:tc>
-              <w:tc>
-                <w:tcPr/>
-                <w:p>
-                  <w:pPr>
-                    <w:pStyle w:val="Compact"/>
-                    <w:jc w:val="center"/>
-                  </w:pPr>
-                  <w:r>
-                    <w:t xml:space="preserve">Current strength of the literature</w:t>
                   </w:r>
                 </w:p>
               </w:tc>
@@ -3385,6 +3447,26 @@
                   <w:r>
                     <w:t xml:space="preserve">extinction, turnover, invasion and rewilding</w:t>
                   </w:r>
+                  <w:r>
+                    <w:t xml:space="preserve"> </w:t>
+                  </w:r>
+                  <m:oMath>
+                    <m:sSup>
+                      <m:e>
+                        <m:r>
+                          <m:t>​</m:t>
+                        </m:r>
+                      </m:e>
+                      <m:sup>
+                        <m:r>
+                          <m:rPr>
+                            <m:sty m:val="p"/>
+                          </m:rPr>
+                          <m:t>✓</m:t>
+                        </m:r>
+                      </m:sup>
+                    </m:sSup>
+                  </m:oMath>
                 </w:p>
               </w:tc>
               <w:tc>
@@ -3408,18 +3490,6 @@
                   </w:r>
                 </w:p>
               </w:tc>
-              <w:tc>
-                <w:tcPr/>
-                <w:p>
-                  <w:pPr>
-                    <w:pStyle w:val="Compact"/>
-                    <w:jc w:val="center"/>
-                  </w:pPr>
-                  <w:r>
-                    <w:t xml:space="preserve">✓ strong exemplars</w:t>
-                  </w:r>
-                </w:p>
-              </w:tc>
             </w:tr>
             <w:tr>
               <w:tc>
@@ -3440,6 +3510,23 @@
                   <w:r>
                     <w:t xml:space="preserve">Diet-based conservation focusing not only on the target species but the species it might depend on for food resources</w:t>
                   </w:r>
+                  <w:r>
+                    <w:t xml:space="preserve"> </w:t>
+                  </w:r>
+                  <m:oMath>
+                    <m:sSup>
+                      <m:e>
+                        <m:r>
+                          <m:t>​</m:t>
+                        </m:r>
+                      </m:e>
+                      <m:sup>
+                        <m:r>
+                          <m:t>Δ</m:t>
+                        </m:r>
+                      </m:sup>
+                    </m:sSup>
+                  </m:oMath>
                 </w:p>
               </w:tc>
               <w:tc>
@@ -3460,18 +3547,6 @@
                   </w:r>
                   <w:r>
                     <w:t xml:space="preserve">Curtsdotter et al. (2011)</w:t>
-                  </w:r>
-                </w:p>
-              </w:tc>
-              <w:tc>
-                <w:tcPr/>
-                <w:p>
-                  <w:pPr>
-                    <w:pStyle w:val="Compact"/>
-                    <w:jc w:val="center"/>
-                  </w:pPr>
-                  <w:r>
-                    <w:t xml:space="preserve">△ partial / emerging</w:t>
                   </w:r>
                 </w:p>
               </w:tc>
@@ -3511,50 +3586,23 @@
                   <w:r>
                     <w:t xml:space="preserve">diets of species</w:t>
                   </w:r>
-                </w:p>
-              </w:tc>
-              <w:tc>
-                <w:tcPr/>
-                <w:p>
-                  <w:pPr>
-                    <w:jc w:val="center"/>
-                  </w:pPr>
                   <w:r>
-                    <w:t xml:space="preserve">Gilljam et al. (2015)</w:t>
+                    <w:t xml:space="preserve"> </w:t>
                   </w:r>
-                  <w:r>
-                    <w:t xml:space="preserve">;</w:t>
-                  </w:r>
-                </w:p>
-                <w:p>
-                  <w:pPr>
-                    <w:jc w:val="center"/>
-                  </w:pPr>
-                  <w:r>
-                    <w:t xml:space="preserve">Staniczenko et al. (2010)</w:t>
-                  </w:r>
-                  <w:r>
-                    <w:t xml:space="preserve">;</w:t>
-                  </w:r>
-                </w:p>
-                <w:p>
-                  <w:pPr>
-                    <w:jc w:val="center"/>
-                  </w:pPr>
-                  <w:r>
-                    <w:t xml:space="preserve">Su et al. (2024)</w:t>
-                  </w:r>
-                  <w:r>
-                    <w:t xml:space="preserve">;</w:t>
-                  </w:r>
-                </w:p>
-                <w:p>
-                  <w:pPr>
-                    <w:jc w:val="center"/>
-                  </w:pPr>
-                  <w:r>
-                    <w:t xml:space="preserve">Marjakangas et al. (2025)</w:t>
-                  </w:r>
+                  <m:oMath>
+                    <m:sSup>
+                      <m:e>
+                        <m:r>
+                          <m:t>​</m:t>
+                        </m:r>
+                      </m:e>
+                      <m:sup>
+                        <m:r>
+                          <m:t>Δ</m:t>
+                        </m:r>
+                      </m:sup>
+                    </m:sSup>
+                  </m:oMath>
                 </w:p>
               </w:tc>
               <w:tc>
@@ -3565,7 +3613,34 @@
                     <w:jc w:val="center"/>
                   </w:pPr>
                   <w:r>
-                    <w:t xml:space="preserve">△ partial / emerging</w:t>
+                    <w:t xml:space="preserve">Gilljam et al. (2015)</w:t>
+                  </w:r>
+                  <w:r>
+                    <w:t xml:space="preserve">;</w:t>
+                  </w:r>
+                  <w:r>
+                    <w:t xml:space="preserve"> </w:t>
+                  </w:r>
+                  <w:r>
+                    <w:t xml:space="preserve">Staniczenko et al. (2010)</w:t>
+                  </w:r>
+                  <w:r>
+                    <w:t xml:space="preserve">;</w:t>
+                  </w:r>
+                  <w:r>
+                    <w:t xml:space="preserve"> </w:t>
+                  </w:r>
+                  <w:r>
+                    <w:t xml:space="preserve">Su et al. (2024)</w:t>
+                  </w:r>
+                  <w:r>
+                    <w:t xml:space="preserve">;</w:t>
+                  </w:r>
+                  <w:r>
+                    <w:t xml:space="preserve"> </w:t>
+                  </w:r>
+                  <w:r>
+                    <w:t xml:space="preserve">Marjakangas et al. (2025)</w:t>
                   </w:r>
                 </w:p>
               </w:tc>
@@ -3589,28 +3664,26 @@
                   <w:r>
                     <w:t xml:space="preserve">Eco-Evolutionary dynamics and how they relate to the conservation and origination of feeding strategies</w:t>
                   </w:r>
-                </w:p>
-              </w:tc>
-              <w:tc>
-                <w:tcPr/>
-                <w:p>
-                  <w:pPr>
-                    <w:jc w:val="center"/>
-                  </w:pPr>
                   <w:r>
-                    <w:t xml:space="preserve">Poisot et al. (2015)</w:t>
+                    <w:t xml:space="preserve"> </w:t>
                   </w:r>
-                  <w:r>
-                    <w:t xml:space="preserve">;</w:t>
-                  </w:r>
-                </w:p>
-                <w:p>
-                  <w:pPr>
-                    <w:jc w:val="center"/>
-                  </w:pPr>
-                  <w:r>
-                    <w:t xml:space="preserve">Baskerville et al. (2011)</w:t>
-                  </w:r>
+                  <m:oMath>
+                    <m:sSup>
+                      <m:e>
+                        <m:r>
+                          <m:t>​</m:t>
+                        </m:r>
+                      </m:e>
+                      <m:sup>
+                        <m:r>
+                          <m:rPr>
+                            <m:sty m:val="p"/>
+                          </m:rPr>
+                          <m:t>×</m:t>
+                        </m:r>
+                      </m:sup>
+                    </m:sSup>
+                  </m:oMath>
                 </w:p>
               </w:tc>
               <w:tc>
@@ -3621,7 +3694,16 @@
                     <w:jc w:val="center"/>
                   </w:pPr>
                   <w:r>
-                    <w:t xml:space="preserve">✗ weak / largely absent</w:t>
+                    <w:t xml:space="preserve">Poisot et al. (2015)</w:t>
+                  </w:r>
+                  <w:r>
+                    <w:t xml:space="preserve">;</w:t>
+                  </w:r>
+                  <w:r>
+                    <w:t xml:space="preserve"> </w:t>
+                  </w:r>
+                  <w:r>
+                    <w:t xml:space="preserve">Baskerville et al. (2011)</w:t>
                   </w:r>
                 </w:p>
               </w:tc>
@@ -3665,28 +3747,23 @@
                   <w:r>
                     <w:t xml:space="preserve">a protected area</w:t>
                   </w:r>
-                </w:p>
-              </w:tc>
-              <w:tc>
-                <w:tcPr/>
-                <w:p>
-                  <w:pPr>
-                    <w:jc w:val="center"/>
-                  </w:pPr>
                   <w:r>
-                    <w:t xml:space="preserve">Albouy et al. (2014)</w:t>
+                    <w:t xml:space="preserve"> </w:t>
                   </w:r>
-                  <w:r>
-                    <w:t xml:space="preserve">;</w:t>
-                  </w:r>
-                </w:p>
-                <w:p>
-                  <w:pPr>
-                    <w:jc w:val="center"/>
-                  </w:pPr>
-                  <w:r>
-                    <w:t xml:space="preserve">Pellissier et al. (2018)</w:t>
-                  </w:r>
+                  <m:oMath>
+                    <m:sSup>
+                      <m:e>
+                        <m:r>
+                          <m:t>​</m:t>
+                        </m:r>
+                      </m:e>
+                      <m:sup>
+                        <m:r>
+                          <m:t>Δ</m:t>
+                        </m:r>
+                      </m:sup>
+                    </m:sSup>
+                  </m:oMath>
                 </w:p>
               </w:tc>
               <w:tc>
@@ -3697,7 +3774,16 @@
                     <w:jc w:val="center"/>
                   </w:pPr>
                   <w:r>
-                    <w:t xml:space="preserve">△ partial / emerging</w:t>
+                    <w:t xml:space="preserve">Albouy et al. (2014)</w:t>
+                  </w:r>
+                  <w:r>
+                    <w:t xml:space="preserve">;</w:t>
+                  </w:r>
+                  <w:r>
+                    <w:t xml:space="preserve"> </w:t>
+                  </w:r>
+                  <w:r>
+                    <w:t xml:space="preserve">Pellissier et al. (2018)</w:t>
                   </w:r>
                 </w:p>
               </w:tc>
@@ -3737,28 +3823,26 @@
                   <w:r>
                     <w:t xml:space="preserve">predator and prey</w:t>
                   </w:r>
-                </w:p>
-              </w:tc>
-              <w:tc>
-                <w:tcPr/>
-                <w:p>
-                  <w:pPr>
-                    <w:jc w:val="center"/>
-                  </w:pPr>
                   <w:r>
-                    <w:t xml:space="preserve">Araújo &amp; Luoto (2007)</w:t>
+                    <w:t xml:space="preserve"> </w:t>
                   </w:r>
-                  <w:r>
-                    <w:t xml:space="preserve">;</w:t>
-                  </w:r>
-                </w:p>
-                <w:p>
-                  <w:pPr>
-                    <w:jc w:val="center"/>
-                  </w:pPr>
-                  <w:r>
-                    <w:t xml:space="preserve">Kissling et al. (2012)</w:t>
-                  </w:r>
+                  <m:oMath>
+                    <m:sSup>
+                      <m:e>
+                        <m:r>
+                          <m:t>​</m:t>
+                        </m:r>
+                      </m:e>
+                      <m:sup>
+                        <m:r>
+                          <m:rPr>
+                            <m:sty m:val="p"/>
+                          </m:rPr>
+                          <m:t>✓</m:t>
+                        </m:r>
+                      </m:sup>
+                    </m:sSup>
+                  </m:oMath>
                 </w:p>
               </w:tc>
               <w:tc>
@@ -3769,7 +3853,16 @@
                     <w:jc w:val="center"/>
                   </w:pPr>
                   <w:r>
-                    <w:t xml:space="preserve">✓ strong exemplars</w:t>
+                    <w:t xml:space="preserve">Araújo &amp; Luoto (2007)</w:t>
+                  </w:r>
+                  <w:r>
+                    <w:t xml:space="preserve">;</w:t>
+                  </w:r>
+                  <w:r>
+                    <w:t xml:space="preserve"> </w:t>
+                  </w:r>
+                  <w:r>
+                    <w:t xml:space="preserve">Kissling et al. (2012)</w:t>
                   </w:r>
                 </w:p>
               </w:tc>
@@ -3797,25 +3890,44 @@
                   <w:r>
                     <w:t xml:space="preserve">The allocation of multiple stressors across networks</w:t>
                   </w:r>
+                  <w:r>
+                    <w:t xml:space="preserve"> </w:t>
+                  </w:r>
+                  <m:oMath>
+                    <m:sSup>
+                      <m:e>
+                        <m:r>
+                          <m:t>​</m:t>
+                        </m:r>
+                      </m:e>
+                      <m:sup>
+                        <m:r>
+                          <m:t>Δ</m:t>
+                        </m:r>
+                      </m:sup>
+                    </m:sSup>
+                  </m:oMath>
                 </w:p>
               </w:tc>
               <w:tc>
                 <w:tcPr/>
                 <w:p>
                   <w:pPr>
-                    <w:pStyle w:val="Compact"/>
-                  </w:pPr>
-                </w:p>
-              </w:tc>
-              <w:tc>
-                <w:tcPr/>
-                <w:p>
-                  <w:pPr>
-                    <w:pStyle w:val="Compact"/>
                     <w:jc w:val="center"/>
                   </w:pPr>
                   <w:r>
-                    <w:t xml:space="preserve">△ partial / emerging</w:t>
+                    <w:t xml:space="preserve">Crain et al. (2008)</w:t>
+                  </w:r>
+                  <w:r>
+                    <w:t xml:space="preserve">;</w:t>
+                  </w:r>
+                </w:p>
+                <w:p>
+                  <w:pPr>
+                    <w:jc w:val="center"/>
+                  </w:pPr>
+                  <w:r>
+                    <w:t xml:space="preserve">Beauchesne et al. (2021)</w:t>
                   </w:r>
                 </w:p>
               </w:tc>
@@ -3839,28 +3951,23 @@
                   <w:r>
                     <w:t xml:space="preserve">Temperature threshold to community collapse</w:t>
                   </w:r>
-                </w:p>
-              </w:tc>
-              <w:tc>
-                <w:tcPr/>
-                <w:p>
-                  <w:pPr>
-                    <w:jc w:val="center"/>
-                  </w:pPr>
                   <w:r>
-                    <w:t xml:space="preserve">O’Gorman et al. (2019)</w:t>
+                    <w:t xml:space="preserve"> </w:t>
                   </w:r>
-                  <w:r>
-                    <w:t xml:space="preserve">;</w:t>
-                  </w:r>
-                </w:p>
-                <w:p>
-                  <w:pPr>
-                    <w:jc w:val="center"/>
-                  </w:pPr>
-                  <w:r>
-                    <w:t xml:space="preserve">Petchey et al. (2010)</w:t>
-                  </w:r>
+                  <m:oMath>
+                    <m:sSup>
+                      <m:e>
+                        <m:r>
+                          <m:t>​</m:t>
+                        </m:r>
+                      </m:e>
+                      <m:sup>
+                        <m:r>
+                          <m:t>Δ</m:t>
+                        </m:r>
+                      </m:sup>
+                    </m:sSup>
+                  </m:oMath>
                 </w:p>
               </w:tc>
               <w:tc>
@@ -3871,7 +3978,16 @@
                     <w:jc w:val="center"/>
                   </w:pPr>
                   <w:r>
-                    <w:t xml:space="preserve">△ partial / emerging</w:t>
+                    <w:t xml:space="preserve">O’Gorman et al. (2019)</w:t>
+                  </w:r>
+                  <w:r>
+                    <w:t xml:space="preserve">;</w:t>
+                  </w:r>
+                  <w:r>
+                    <w:t xml:space="preserve"> </w:t>
+                  </w:r>
+                  <w:r>
+                    <w:t xml:space="preserve">Petchey et al. (2010)</w:t>
                   </w:r>
                 </w:p>
               </w:tc>
@@ -3895,28 +4011,26 @@
                   <w:r>
                     <w:t xml:space="preserve">Extinction and persistence after harvesting/invasion/extinction</w:t>
                   </w:r>
-                </w:p>
-              </w:tc>
-              <w:tc>
-                <w:tcPr/>
-                <w:p>
-                  <w:pPr>
-                    <w:jc w:val="center"/>
-                  </w:pPr>
                   <w:r>
-                    <w:t xml:space="preserve">Allesina &amp; Tang (2012)</w:t>
+                    <w:t xml:space="preserve"> </w:t>
                   </w:r>
-                  <w:r>
-                    <w:t xml:space="preserve">;</w:t>
-                  </w:r>
-                </w:p>
-                <w:p>
-                  <w:pPr>
-                    <w:jc w:val="center"/>
-                  </w:pPr>
-                  <w:r>
-                    <w:t xml:space="preserve">Yodzis (2001)</w:t>
-                  </w:r>
+                  <m:oMath>
+                    <m:sSup>
+                      <m:e>
+                        <m:r>
+                          <m:t>​</m:t>
+                        </m:r>
+                      </m:e>
+                      <m:sup>
+                        <m:r>
+                          <m:rPr>
+                            <m:sty m:val="p"/>
+                          </m:rPr>
+                          <m:t>✓</m:t>
+                        </m:r>
+                      </m:sup>
+                    </m:sSup>
+                  </m:oMath>
                 </w:p>
               </w:tc>
               <w:tc>
@@ -3927,7 +4041,16 @@
                     <w:jc w:val="center"/>
                   </w:pPr>
                   <w:r>
-                    <w:t xml:space="preserve">✓ strong exemplars</w:t>
+                    <w:t xml:space="preserve">Allesina &amp; Tang (2012)</w:t>
+                  </w:r>
+                  <w:r>
+                    <w:t xml:space="preserve">;</w:t>
+                  </w:r>
+                  <w:r>
+                    <w:t xml:space="preserve"> </w:t>
+                  </w:r>
+                  <w:r>
+                    <w:t xml:space="preserve">Yodzis (2001)</w:t>
                   </w:r>
                 </w:p>
               </w:tc>
@@ -3951,6 +4074,26 @@
                   <w:r>
                     <w:t xml:space="preserve">Stability-diversity-productivity-function</w:t>
                   </w:r>
+                  <w:r>
+                    <w:t xml:space="preserve"> </w:t>
+                  </w:r>
+                  <m:oMath>
+                    <m:sSup>
+                      <m:e>
+                        <m:r>
+                          <m:t>​</m:t>
+                        </m:r>
+                      </m:e>
+                      <m:sup>
+                        <m:r>
+                          <m:rPr>
+                            <m:sty m:val="p"/>
+                          </m:rPr>
+                          <m:t>✓</m:t>
+                        </m:r>
+                      </m:sup>
+                    </m:sSup>
+                  </m:oMath>
                 </w:p>
               </w:tc>
               <w:tc>
@@ -3974,18 +4117,6 @@
                   </w:r>
                 </w:p>
               </w:tc>
-              <w:tc>
-                <w:tcPr/>
-                <w:p>
-                  <w:pPr>
-                    <w:pStyle w:val="Compact"/>
-                    <w:jc w:val="center"/>
-                  </w:pPr>
-                  <w:r>
-                    <w:t xml:space="preserve">✓ strong exemplars</w:t>
-                  </w:r>
-                </w:p>
-              </w:tc>
             </w:tr>
             <w:tr>
               <w:tc>
@@ -4006,6 +4137,26 @@
                   <w:r>
                     <w:t xml:space="preserve">Explicilty tying ecosystem level processes and nutrient flows to networks</w:t>
                   </w:r>
+                  <w:r>
+                    <w:t xml:space="preserve"> </w:t>
+                  </w:r>
+                  <m:oMath>
+                    <m:sSup>
+                      <m:e>
+                        <m:r>
+                          <m:t>​</m:t>
+                        </m:r>
+                      </m:e>
+                      <m:sup>
+                        <m:r>
+                          <m:rPr>
+                            <m:sty m:val="p"/>
+                          </m:rPr>
+                          <m:t>×</m:t>
+                        </m:r>
+                      </m:sup>
+                    </m:sSup>
+                  </m:oMath>
                 </w:p>
               </w:tc>
               <w:tc>
@@ -4017,18 +4168,6 @@
                   </w:pPr>
                   <w:r>
                     <w:t xml:space="preserve">Moore et al. (2004)</w:t>
-                  </w:r>
-                </w:p>
-              </w:tc>
-              <w:tc>
-                <w:tcPr/>
-                <w:p>
-                  <w:pPr>
-                    <w:pStyle w:val="Compact"/>
-                    <w:jc w:val="center"/>
-                  </w:pPr>
-                  <w:r>
-                    <w:t xml:space="preserve">✗ weak / largely absent</w:t>
                   </w:r>
                 </w:p>
               </w:tc>
@@ -4052,28 +4191,23 @@
                   <w:r>
                     <w:t xml:space="preserve">Meta communities and the idea of meta-network-communities</w:t>
                   </w:r>
-                </w:p>
-              </w:tc>
-              <w:tc>
-                <w:tcPr/>
-                <w:p>
-                  <w:pPr>
-                    <w:jc w:val="center"/>
-                  </w:pPr>
                   <w:r>
-                    <w:t xml:space="preserve">Gravel, Massol, et al. (2016)</w:t>
+                    <w:t xml:space="preserve"> </w:t>
                   </w:r>
-                  <w:r>
-                    <w:t xml:space="preserve">;</w:t>
-                  </w:r>
-                </w:p>
-                <w:p>
-                  <w:pPr>
-                    <w:jc w:val="center"/>
-                  </w:pPr>
-                  <w:r>
-                    <w:t xml:space="preserve">Gilarranz et al. (2017)</w:t>
-                  </w:r>
+                  <m:oMath>
+                    <m:sSup>
+                      <m:e>
+                        <m:r>
+                          <m:t>​</m:t>
+                        </m:r>
+                      </m:e>
+                      <m:sup>
+                        <m:r>
+                          <m:t>Δ</m:t>
+                        </m:r>
+                      </m:sup>
+                    </m:sSup>
+                  </m:oMath>
                 </w:p>
               </w:tc>
               <w:tc>
@@ -4084,7 +4218,16 @@
                     <w:jc w:val="center"/>
                   </w:pPr>
                   <w:r>
-                    <w:t xml:space="preserve">△ partial / emerging</w:t>
+                    <w:t xml:space="preserve">Gravel, Massol, et al. (2016)</w:t>
+                  </w:r>
+                  <w:r>
+                    <w:t xml:space="preserve">;</w:t>
+                  </w:r>
+                  <w:r>
+                    <w:t xml:space="preserve"> </w:t>
+                  </w:r>
+                  <w:r>
+                    <w:t xml:space="preserve">Gilarranz et al. (2017)</w:t>
                   </w:r>
                 </w:p>
               </w:tc>
@@ -4958,7 +5101,7 @@
       </w:r>
     </w:p>
     <w:bookmarkEnd w:id="46"/>
-    <w:bookmarkStart w:id="348" w:name="references"/>
+    <w:bookmarkStart w:id="352" w:name="references"/>
     <w:p>
       <w:pPr>
         <w:pStyle w:val="Heading1"/>
@@ -4967,7 +5110,7 @@
         <w:t xml:space="preserve">References</w:t>
       </w:r>
     </w:p>
-    <w:bookmarkStart w:id="347" w:name="refs"/>
+    <w:bookmarkStart w:id="351" w:name="refs"/>
     <w:bookmarkStart w:id="48" w:name="Xd8ec563771f031543ad47be1c8d66e835dd56fe"/>
     <w:p>
       <w:pPr>
@@ -5434,7 +5577,54 @@
       </w:hyperlink>
     </w:p>
     <w:bookmarkEnd w:id="62"/>
-    <w:bookmarkStart w:id="64" w:name="ref-beckerOptimisingPredictiveModels2022"/>
+    <w:bookmarkStart w:id="64" w:name="ref-beauchesneSensitivityFoodWebs2021"/>
+    <w:p>
+      <w:pPr>
+        <w:pStyle w:val="Bibliography"/>
+      </w:pPr>
+      <w:r>
+        <w:t xml:space="preserve">Beauchesne, D., Cazelles, K., Archambault, P., Dee, L. E., &amp; Gravel, D. (2021). On the sensitivity of food webs to multiple stressors.</w:t>
+      </w:r>
+      <w:r>
+        <w:t xml:space="preserve"> </w:t>
+      </w:r>
+      <w:r>
+        <w:rPr>
+          <w:i/>
+          <w:iCs/>
+        </w:rPr>
+        <w:t xml:space="preserve">Ecology Letters</w:t>
+      </w:r>
+      <w:r>
+        <w:t xml:space="preserve">,</w:t>
+      </w:r>
+      <w:r>
+        <w:t xml:space="preserve"> </w:t>
+      </w:r>
+      <w:r>
+        <w:rPr>
+          <w:i/>
+          <w:iCs/>
+        </w:rPr>
+        <w:t xml:space="preserve">24</w:t>
+      </w:r>
+      <w:r>
+        <w:t xml:space="preserve">(10), 2219–2237.</w:t>
+      </w:r>
+      <w:r>
+        <w:t xml:space="preserve"> </w:t>
+      </w:r>
+      <w:hyperlink r:id="rId63">
+        <w:r>
+          <w:rPr>
+            <w:rStyle w:val="Hyperlink"/>
+          </w:rPr>
+          <w:t xml:space="preserve">https://doi.org/10.1111/ele.13841</w:t>
+        </w:r>
+      </w:hyperlink>
+    </w:p>
+    <w:bookmarkEnd w:id="64"/>
+    <w:bookmarkStart w:id="66" w:name="ref-beckerOptimisingPredictiveModels2022"/>
     <w:p>
       <w:pPr>
         <w:pStyle w:val="Bibliography"/>
@@ -5471,7 +5661,7 @@
       <w:r>
         <w:t xml:space="preserve"> </w:t>
       </w:r>
-      <w:hyperlink r:id="rId63">
+      <w:hyperlink r:id="rId65">
         <w:r>
           <w:rPr>
             <w:rStyle w:val="Hyperlink"/>
@@ -5480,8 +5670,8 @@
         </w:r>
       </w:hyperlink>
     </w:p>
-    <w:bookmarkEnd w:id="64"/>
-    <w:bookmarkStart w:id="66" w:name="ref-beckermanForagingBiologyPredicts2006"/>
+    <w:bookmarkEnd w:id="66"/>
+    <w:bookmarkStart w:id="68" w:name="ref-beckermanForagingBiologyPredicts2006"/>
     <w:p>
       <w:pPr>
         <w:pStyle w:val="Bibliography"/>
@@ -5518,7 +5708,7 @@
       <w:r>
         <w:t xml:space="preserve"> </w:t>
       </w:r>
-      <w:hyperlink r:id="rId65">
+      <w:hyperlink r:id="rId67">
         <w:r>
           <w:rPr>
             <w:rStyle w:val="Hyperlink"/>
@@ -5527,8 +5717,8 @@
         </w:r>
       </w:hyperlink>
     </w:p>
-    <w:bookmarkEnd w:id="66"/>
-    <w:bookmarkStart w:id="68" w:name="Xa4f464e98b1e233699634f28f509f4b1a160052"/>
+    <w:bookmarkEnd w:id="68"/>
+    <w:bookmarkStart w:id="70" w:name="Xa4f464e98b1e233699634f28f509f4b1a160052"/>
     <w:p>
       <w:pPr>
         <w:pStyle w:val="Bibliography"/>
@@ -5628,7 +5818,7 @@
       <w:r>
         <w:t xml:space="preserve"> </w:t>
       </w:r>
-      <w:hyperlink r:id="rId67">
+      <w:hyperlink r:id="rId69">
         <w:r>
           <w:rPr>
             <w:rStyle w:val="Hyperlink"/>
@@ -5637,8 +5827,8 @@
         </w:r>
       </w:hyperlink>
     </w:p>
-    <w:bookmarkEnd w:id="68"/>
-    <w:bookmarkStart w:id="70" w:name="ref-berlowInteractionStrengthsFood2004"/>
+    <w:bookmarkEnd w:id="70"/>
+    <w:bookmarkStart w:id="72" w:name="ref-berlowInteractionStrengthsFood2004"/>
     <w:p>
       <w:pPr>
         <w:pStyle w:val="Bibliography"/>
@@ -5675,7 +5865,7 @@
       <w:r>
         <w:t xml:space="preserve"> </w:t>
       </w:r>
-      <w:hyperlink r:id="rId69">
+      <w:hyperlink r:id="rId71">
         <w:r>
           <w:rPr>
             <w:rStyle w:val="Hyperlink"/>
@@ -5684,8 +5874,8 @@
         </w:r>
       </w:hyperlink>
     </w:p>
-    <w:bookmarkEnd w:id="70"/>
-    <w:bookmarkStart w:id="72" w:name="ref-bitonInductiveLinkPrediction2024"/>
+    <w:bookmarkEnd w:id="72"/>
+    <w:bookmarkStart w:id="74" w:name="ref-bitonInductiveLinkPrediction2024"/>
     <w:p>
       <w:pPr>
         <w:pStyle w:val="Bibliography"/>
@@ -5709,7 +5899,7 @@
       <w:r>
         <w:t xml:space="preserve"> </w:t>
       </w:r>
-      <w:hyperlink r:id="rId71">
+      <w:hyperlink r:id="rId73">
         <w:r>
           <w:rPr>
             <w:rStyle w:val="Hyperlink"/>
@@ -5718,8 +5908,8 @@
         </w:r>
       </w:hyperlink>
     </w:p>
-    <w:bookmarkEnd w:id="72"/>
-    <w:bookmarkStart w:id="74" w:name="ref-blanchetCooccurrenceNotEvidence2020"/>
+    <w:bookmarkEnd w:id="74"/>
+    <w:bookmarkStart w:id="76" w:name="ref-blanchetCooccurrenceNotEvidence2020"/>
     <w:p>
       <w:pPr>
         <w:pStyle w:val="Bibliography"/>
@@ -5756,7 +5946,7 @@
       <w:r>
         <w:t xml:space="preserve"> </w:t>
       </w:r>
-      <w:hyperlink r:id="rId73">
+      <w:hyperlink r:id="rId75">
         <w:r>
           <w:rPr>
             <w:rStyle w:val="Hyperlink"/>
@@ -5765,8 +5955,8 @@
         </w:r>
       </w:hyperlink>
     </w:p>
-    <w:bookmarkEnd w:id="74"/>
-    <w:bookmarkStart w:id="76" w:name="ref-bluthgenWhyNetworkAnalysis2010"/>
+    <w:bookmarkEnd w:id="76"/>
+    <w:bookmarkStart w:id="78" w:name="ref-bluthgenWhyNetworkAnalysis2010"/>
     <w:p>
       <w:pPr>
         <w:pStyle w:val="Bibliography"/>
@@ -5815,7 +6005,7 @@
       <w:r>
         <w:t xml:space="preserve"> </w:t>
       </w:r>
-      <w:hyperlink r:id="rId75">
+      <w:hyperlink r:id="rId77">
         <w:r>
           <w:rPr>
             <w:rStyle w:val="Hyperlink"/>
@@ -5824,8 +6014,8 @@
         </w:r>
       </w:hyperlink>
     </w:p>
-    <w:bookmarkEnd w:id="76"/>
-    <w:bookmarkStart w:id="78" w:name="X9d1f927846a542925bb5e07ec25c6794de0a124"/>
+    <w:bookmarkEnd w:id="78"/>
+    <w:bookmarkStart w:id="80" w:name="X9d1f927846a542925bb5e07ec25c6794de0a124"/>
     <w:p>
       <w:pPr>
         <w:pStyle w:val="Bibliography"/>
@@ -5895,7 +6085,7 @@
       <w:r>
         <w:t xml:space="preserve"> </w:t>
       </w:r>
-      <w:hyperlink r:id="rId77">
+      <w:hyperlink r:id="rId79">
         <w:r>
           <w:rPr>
             <w:rStyle w:val="Hyperlink"/>
@@ -5904,8 +6094,8 @@
         </w:r>
       </w:hyperlink>
     </w:p>
-    <w:bookmarkEnd w:id="78"/>
-    <w:bookmarkStart w:id="80" w:name="X0773538261821a81cd3c826b908bcd9f9b9eb23"/>
+    <w:bookmarkEnd w:id="80"/>
+    <w:bookmarkStart w:id="82" w:name="X0773538261821a81cd3c826b908bcd9f9b9eb23"/>
     <w:p>
       <w:pPr>
         <w:pStyle w:val="Bibliography"/>
@@ -5942,7 +6132,7 @@
       <w:r>
         <w:t xml:space="preserve"> </w:t>
       </w:r>
-      <w:hyperlink r:id="rId79">
+      <w:hyperlink r:id="rId81">
         <w:r>
           <w:rPr>
             <w:rStyle w:val="Hyperlink"/>
@@ -5951,8 +6141,8 @@
         </w:r>
       </w:hyperlink>
     </w:p>
-    <w:bookmarkEnd w:id="80"/>
-    <w:bookmarkStart w:id="82" w:name="X866d76638eb086a375868d385707e3e60c85c4a"/>
+    <w:bookmarkEnd w:id="82"/>
+    <w:bookmarkStart w:id="84" w:name="X866d76638eb086a375868d385707e3e60c85c4a"/>
     <w:p>
       <w:pPr>
         <w:pStyle w:val="Bibliography"/>
@@ -6001,7 +6191,7 @@
       <w:r>
         <w:t xml:space="preserve"> </w:t>
       </w:r>
-      <w:hyperlink r:id="rId81">
+      <w:hyperlink r:id="rId83">
         <w:r>
           <w:rPr>
             <w:rStyle w:val="Hyperlink"/>
@@ -6010,8 +6200,8 @@
         </w:r>
       </w:hyperlink>
     </w:p>
-    <w:bookmarkEnd w:id="82"/>
-    <w:bookmarkStart w:id="84" w:name="X539896ce86e228708f5963ceeaf0e82711f0c07"/>
+    <w:bookmarkEnd w:id="84"/>
+    <w:bookmarkStart w:id="86" w:name="X539896ce86e228708f5963ceeaf0e82711f0c07"/>
     <w:p>
       <w:pPr>
         <w:pStyle w:val="Bibliography"/>
@@ -6048,7 +6238,7 @@
       <w:r>
         <w:t xml:space="preserve"> </w:t>
       </w:r>
-      <w:hyperlink r:id="rId83">
+      <w:hyperlink r:id="rId85">
         <w:r>
           <w:rPr>
             <w:rStyle w:val="Hyperlink"/>
@@ -6057,8 +6247,8 @@
         </w:r>
       </w:hyperlink>
     </w:p>
-    <w:bookmarkEnd w:id="84"/>
-    <w:bookmarkStart w:id="86" w:name="ref-brosePredatorTraitsDetermine2019"/>
+    <w:bookmarkEnd w:id="86"/>
+    <w:bookmarkStart w:id="88" w:name="ref-brosePredatorTraitsDetermine2019"/>
     <w:p>
       <w:pPr>
         <w:pStyle w:val="Bibliography"/>
@@ -6095,7 +6285,7 @@
       <w:r>
         <w:t xml:space="preserve"> </w:t>
       </w:r>
-      <w:hyperlink r:id="rId85">
+      <w:hyperlink r:id="rId87">
         <w:r>
           <w:rPr>
             <w:rStyle w:val="Hyperlink"/>
@@ -6104,8 +6294,8 @@
         </w:r>
       </w:hyperlink>
     </w:p>
-    <w:bookmarkEnd w:id="86"/>
-    <w:bookmarkStart w:id="88" w:name="ref-broseAllometricScalingEnhances2006"/>
+    <w:bookmarkEnd w:id="88"/>
+    <w:bookmarkStart w:id="90" w:name="ref-broseAllometricScalingEnhances2006"/>
     <w:p>
       <w:pPr>
         <w:pStyle w:val="Bibliography"/>
@@ -6142,7 +6332,7 @@
       <w:r>
         <w:t xml:space="preserve"> </w:t>
       </w:r>
-      <w:hyperlink r:id="rId87">
+      <w:hyperlink r:id="rId89">
         <w:r>
           <w:rPr>
             <w:rStyle w:val="Hyperlink"/>
@@ -6151,8 +6341,8 @@
         </w:r>
       </w:hyperlink>
     </w:p>
-    <w:bookmarkEnd w:id="88"/>
-    <w:bookmarkStart w:id="90" w:name="ref-brownMetabolicTheoryEcology2004"/>
+    <w:bookmarkEnd w:id="90"/>
+    <w:bookmarkStart w:id="92" w:name="ref-brownMetabolicTheoryEcology2004"/>
     <w:p>
       <w:pPr>
         <w:pStyle w:val="Bibliography"/>
@@ -6210,7 +6400,7 @@
       <w:r>
         <w:t xml:space="preserve"> </w:t>
       </w:r>
-      <w:hyperlink r:id="rId89">
+      <w:hyperlink r:id="rId91">
         <w:r>
           <w:rPr>
             <w:rStyle w:val="Hyperlink"/>
@@ -6219,8 +6409,8 @@
         </w:r>
       </w:hyperlink>
     </w:p>
-    <w:bookmarkEnd w:id="90"/>
-    <w:bookmarkStart w:id="92" w:name="X591894dce6a7dd087129459d3c224d8a4a26011"/>
+    <w:bookmarkEnd w:id="92"/>
+    <w:bookmarkStart w:id="94" w:name="X591894dce6a7dd087129459d3c224d8a4a26011"/>
     <w:p>
       <w:pPr>
         <w:pStyle w:val="Bibliography"/>
@@ -6266,7 +6456,7 @@
       <w:r>
         <w:t xml:space="preserve"> </w:t>
       </w:r>
-      <w:hyperlink r:id="rId91">
+      <w:hyperlink r:id="rId93">
         <w:r>
           <w:rPr>
             <w:rStyle w:val="Hyperlink"/>
@@ -6275,8 +6465,8 @@
         </w:r>
       </w:hyperlink>
     </w:p>
-    <w:bookmarkEnd w:id="92"/>
-    <w:bookmarkStart w:id="94" w:name="ref-canardEmpiricalEvaluationNeutral2014"/>
+    <w:bookmarkEnd w:id="94"/>
+    <w:bookmarkStart w:id="96" w:name="ref-canardEmpiricalEvaluationNeutral2014"/>
     <w:p>
       <w:pPr>
         <w:pStyle w:val="Bibliography"/>
@@ -6346,7 +6536,7 @@
       <w:r>
         <w:t xml:space="preserve"> </w:t>
       </w:r>
-      <w:hyperlink r:id="rId93">
+      <w:hyperlink r:id="rId95">
         <w:r>
           <w:rPr>
             <w:rStyle w:val="Hyperlink"/>
@@ -6355,8 +6545,8 @@
         </w:r>
       </w:hyperlink>
     </w:p>
-    <w:bookmarkEnd w:id="94"/>
-    <w:bookmarkStart w:id="96" w:name="X148151be55fae469550d414afe81ac309261681"/>
+    <w:bookmarkEnd w:id="96"/>
+    <w:bookmarkStart w:id="98" w:name="X148151be55fae469550d414afe81ac309261681"/>
     <w:p>
       <w:pPr>
         <w:pStyle w:val="Bibliography"/>
@@ -6414,7 +6604,7 @@
       <w:r>
         <w:t xml:space="preserve"> </w:t>
       </w:r>
-      <w:hyperlink r:id="rId95">
+      <w:hyperlink r:id="rId97">
         <w:r>
           <w:rPr>
             <w:rStyle w:val="Hyperlink"/>
@@ -6423,8 +6613,8 @@
         </w:r>
       </w:hyperlink>
     </w:p>
-    <w:bookmarkEnd w:id="96"/>
-    <w:bookmarkStart w:id="98" w:name="ref-caronTraitmatchingModelsPredict2024"/>
+    <w:bookmarkEnd w:id="98"/>
+    <w:bookmarkStart w:id="100" w:name="ref-caronTraitmatchingModelsPredict2024"/>
     <w:p>
       <w:pPr>
         <w:pStyle w:val="Bibliography"/>
@@ -6461,7 +6651,7 @@
       <w:r>
         <w:t xml:space="preserve"> </w:t>
       </w:r>
-      <w:hyperlink r:id="rId97">
+      <w:hyperlink r:id="rId99">
         <w:r>
           <w:rPr>
             <w:rStyle w:val="Hyperlink"/>
@@ -6470,8 +6660,8 @@
         </w:r>
       </w:hyperlink>
     </w:p>
-    <w:bookmarkEnd w:id="98"/>
-    <w:bookmarkStart w:id="100" w:name="ref-caronAddressingEltonianShortfall2022"/>
+    <w:bookmarkEnd w:id="100"/>
+    <w:bookmarkStart w:id="102" w:name="ref-caronAddressingEltonianShortfall2022"/>
     <w:p>
       <w:pPr>
         <w:pStyle w:val="Bibliography"/>
@@ -6520,7 +6710,7 @@
       <w:r>
         <w:t xml:space="preserve"> </w:t>
       </w:r>
-      <w:hyperlink r:id="rId99">
+      <w:hyperlink r:id="rId101">
         <w:r>
           <w:rPr>
             <w:rStyle w:val="Hyperlink"/>
@@ -6529,8 +6719,8 @@
         </w:r>
       </w:hyperlink>
     </w:p>
-    <w:bookmarkEnd w:id="100"/>
-    <w:bookmarkStart w:id="102" w:name="X5c779d5ad003a7245ae62c5694cc82a24ffb865"/>
+    <w:bookmarkEnd w:id="102"/>
+    <w:bookmarkStart w:id="104" w:name="X5c779d5ad003a7245ae62c5694cc82a24ffb865"/>
     <w:p>
       <w:pPr>
         <w:pStyle w:val="Bibliography"/>
@@ -6567,7 +6757,7 @@
       <w:r>
         <w:t xml:space="preserve"> </w:t>
       </w:r>
-      <w:hyperlink r:id="rId101">
+      <w:hyperlink r:id="rId103">
         <w:r>
           <w:rPr>
             <w:rStyle w:val="Hyperlink"/>
@@ -6576,8 +6766,8 @@
         </w:r>
       </w:hyperlink>
     </w:p>
-    <w:bookmarkEnd w:id="102"/>
-    <w:bookmarkStart w:id="104" w:name="ref-cherifEnvironmentRescueCan2024"/>
+    <w:bookmarkEnd w:id="104"/>
+    <w:bookmarkStart w:id="106" w:name="ref-cherifEnvironmentRescueCan2024"/>
     <w:p>
       <w:pPr>
         <w:pStyle w:val="Bibliography"/>
@@ -6614,7 +6804,7 @@
       <w:r>
         <w:t xml:space="preserve"> </w:t>
       </w:r>
-      <w:hyperlink r:id="rId103">
+      <w:hyperlink r:id="rId105">
         <w:r>
           <w:rPr>
             <w:rStyle w:val="Hyperlink"/>
@@ -6623,8 +6813,8 @@
         </w:r>
       </w:hyperlink>
     </w:p>
-    <w:bookmarkEnd w:id="104"/>
-    <w:bookmarkStart w:id="106" w:name="Xb1d8b6b275822be1886d160023287af73cce966"/>
+    <w:bookmarkEnd w:id="106"/>
+    <w:bookmarkStart w:id="108" w:name="Xb1d8b6b275822be1886d160023287af73cce966"/>
     <w:p>
       <w:pPr>
         <w:pStyle w:val="Bibliography"/>
@@ -6661,7 +6851,7 @@
       <w:r>
         <w:t xml:space="preserve"> </w:t>
       </w:r>
-      <w:hyperlink r:id="rId105">
+      <w:hyperlink r:id="rId107">
         <w:r>
           <w:rPr>
             <w:rStyle w:val="Hyperlink"/>
@@ -6670,8 +6860,8 @@
         </w:r>
       </w:hyperlink>
     </w:p>
-    <w:bookmarkEnd w:id="106"/>
-    <w:bookmarkStart w:id="108" w:name="X1e400912f73fb757a731e54197f38b81e74f066"/>
+    <w:bookmarkEnd w:id="108"/>
+    <w:bookmarkStart w:id="110" w:name="X1e400912f73fb757a731e54197f38b81e74f066"/>
     <w:p>
       <w:pPr>
         <w:pStyle w:val="Bibliography"/>
@@ -6708,7 +6898,7 @@
       <w:r>
         <w:t xml:space="preserve"> </w:t>
       </w:r>
-      <w:hyperlink r:id="rId107">
+      <w:hyperlink r:id="rId109">
         <w:r>
           <w:rPr>
             <w:rStyle w:val="Hyperlink"/>
@@ -6717,8 +6907,8 @@
         </w:r>
       </w:hyperlink>
     </w:p>
-    <w:bookmarkEnd w:id="108"/>
-    <w:bookmarkStart w:id="110" w:name="ref-cohenCommunityFoodWebs1990"/>
+    <w:bookmarkEnd w:id="110"/>
+    <w:bookmarkStart w:id="112" w:name="ref-cohenCommunityFoodWebs1990"/>
     <w:p>
       <w:pPr>
         <w:pStyle w:val="Bibliography"/>
@@ -6805,7 +6995,7 @@
       <w:r>
         <w:t xml:space="preserve"> </w:t>
       </w:r>
-      <w:hyperlink r:id="rId109">
+      <w:hyperlink r:id="rId111">
         <w:r>
           <w:rPr>
             <w:rStyle w:val="Hyperlink"/>
@@ -6814,8 +7004,55 @@
         </w:r>
       </w:hyperlink>
     </w:p>
-    <w:bookmarkEnd w:id="110"/>
-    <w:bookmarkStart w:id="112" w:name="Xe3e49d362cfe4dc69cf94913d43d3c00a90a030"/>
+    <w:bookmarkEnd w:id="112"/>
+    <w:bookmarkStart w:id="114" w:name="X50e34328cb613daffedccb409ac38c6cd0e1453"/>
+    <w:p>
+      <w:pPr>
+        <w:pStyle w:val="Bibliography"/>
+      </w:pPr>
+      <w:r>
+        <w:t xml:space="preserve">Crain, C. M., Kroeker, K., &amp; Halpern, B. S. (2008). Interactive and cumulative effects of multiple human stressors in marine systems.</w:t>
+      </w:r>
+      <w:r>
+        <w:t xml:space="preserve"> </w:t>
+      </w:r>
+      <w:r>
+        <w:rPr>
+          <w:i/>
+          <w:iCs/>
+        </w:rPr>
+        <w:t xml:space="preserve">Ecology Letters</w:t>
+      </w:r>
+      <w:r>
+        <w:t xml:space="preserve">,</w:t>
+      </w:r>
+      <w:r>
+        <w:t xml:space="preserve"> </w:t>
+      </w:r>
+      <w:r>
+        <w:rPr>
+          <w:i/>
+          <w:iCs/>
+        </w:rPr>
+        <w:t xml:space="preserve">11</w:t>
+      </w:r>
+      <w:r>
+        <w:t xml:space="preserve">(12), 1304–1315.</w:t>
+      </w:r>
+      <w:r>
+        <w:t xml:space="preserve"> </w:t>
+      </w:r>
+      <w:hyperlink r:id="rId113">
+        <w:r>
+          <w:rPr>
+            <w:rStyle w:val="Hyperlink"/>
+          </w:rPr>
+          <w:t xml:space="preserve">https://doi.org/10.1111/j.1461-0248.2008.01253.x</w:t>
+        </w:r>
+      </w:hyperlink>
+    </w:p>
+    <w:bookmarkEnd w:id="114"/>
+    <w:bookmarkStart w:id="116" w:name="Xe3e49d362cfe4dc69cf94913d43d3c00a90a030"/>
     <w:p>
       <w:pPr>
         <w:pStyle w:val="Bibliography"/>
@@ -6852,7 +7089,7 @@
       <w:r>
         <w:t xml:space="preserve"> </w:t>
       </w:r>
-      <w:hyperlink r:id="rId111">
+      <w:hyperlink r:id="rId115">
         <w:r>
           <w:rPr>
             <w:rStyle w:val="Hyperlink"/>
@@ -6861,8 +7098,8 @@
         </w:r>
       </w:hyperlink>
     </w:p>
-    <w:bookmarkEnd w:id="112"/>
-    <w:bookmarkStart w:id="114" w:name="X146b3e079d29156a751b0b16e1dc13291aa3399"/>
+    <w:bookmarkEnd w:id="116"/>
+    <w:bookmarkStart w:id="118" w:name="X146b3e079d29156a751b0b16e1dc13291aa3399"/>
     <w:p>
       <w:pPr>
         <w:pStyle w:val="Bibliography"/>
@@ -6911,7 +7148,7 @@
       <w:r>
         <w:t xml:space="preserve"> </w:t>
       </w:r>
-      <w:hyperlink r:id="rId113">
+      <w:hyperlink r:id="rId117">
         <w:r>
           <w:rPr>
             <w:rStyle w:val="Hyperlink"/>
@@ -6920,8 +7157,8 @@
         </w:r>
       </w:hyperlink>
     </w:p>
-    <w:bookmarkEnd w:id="114"/>
-    <w:bookmarkStart w:id="116" w:name="Xb3b6534bc80dc64b51dd5a3b4d335b302bedbee"/>
+    <w:bookmarkEnd w:id="118"/>
+    <w:bookmarkStart w:id="120" w:name="Xb3b6534bc80dc64b51dd5a3b4d335b302bedbee"/>
     <w:p>
       <w:pPr>
         <w:pStyle w:val="Bibliography"/>
@@ -6958,7 +7195,7 @@
       <w:r>
         <w:t xml:space="preserve"> </w:t>
       </w:r>
-      <w:hyperlink r:id="rId115">
+      <w:hyperlink r:id="rId119">
         <w:r>
           <w:rPr>
             <w:rStyle w:val="Hyperlink"/>
@@ -6967,8 +7204,8 @@
         </w:r>
       </w:hyperlink>
     </w:p>
-    <w:bookmarkEnd w:id="116"/>
-    <w:bookmarkStart w:id="118" w:name="ref-dallasPredictingCrypticLinks2017"/>
+    <w:bookmarkEnd w:id="120"/>
+    <w:bookmarkStart w:id="122" w:name="ref-dallasPredictingCrypticLinks2017"/>
     <w:p>
       <w:pPr>
         <w:pStyle w:val="Bibliography"/>
@@ -7005,7 +7242,7 @@
       <w:r>
         <w:t xml:space="preserve"> </w:t>
       </w:r>
-      <w:hyperlink r:id="rId117">
+      <w:hyperlink r:id="rId121">
         <w:r>
           <w:rPr>
             <w:rStyle w:val="Hyperlink"/>
@@ -7014,8 +7251,8 @@
         </w:r>
       </w:hyperlink>
     </w:p>
-    <w:bookmarkEnd w:id="118"/>
-    <w:bookmarkStart w:id="120" w:name="ref-danetResponseDiversityMajor2024"/>
+    <w:bookmarkEnd w:id="122"/>
+    <w:bookmarkStart w:id="124" w:name="ref-danetResponseDiversityMajor2024"/>
     <w:p>
       <w:pPr>
         <w:pStyle w:val="Bibliography"/>
@@ -7039,7 +7276,7 @@
       <w:r>
         <w:t xml:space="preserve"> </w:t>
       </w:r>
-      <w:hyperlink r:id="rId119">
+      <w:hyperlink r:id="rId123">
         <w:r>
           <w:rPr>
             <w:rStyle w:val="Hyperlink"/>
@@ -7054,8 +7291,8 @@
         <w:t xml:space="preserve">(Pre-published)</w:t>
       </w:r>
     </w:p>
-    <w:bookmarkEnd w:id="120"/>
-    <w:bookmarkStart w:id="122" w:name="X22de709a0892f7df2c5e90247dcb7344c16197f"/>
+    <w:bookmarkEnd w:id="124"/>
+    <w:bookmarkStart w:id="126" w:name="X22de709a0892f7df2c5e90247dcb7344c16197f"/>
     <w:p>
       <w:pPr>
         <w:pStyle w:val="Bibliography"/>
@@ -7092,7 +7329,7 @@
       <w:r>
         <w:t xml:space="preserve"> </w:t>
       </w:r>
-      <w:hyperlink r:id="rId121">
+      <w:hyperlink r:id="rId125">
         <w:r>
           <w:rPr>
             <w:rStyle w:val="Hyperlink"/>
@@ -7101,8 +7338,8 @@
         </w:r>
       </w:hyperlink>
     </w:p>
-    <w:bookmarkEnd w:id="122"/>
-    <w:bookmarkStart w:id="124" w:name="X19ae0996a3277bbc8bb2a7aff1622ec0c861aa4"/>
+    <w:bookmarkEnd w:id="126"/>
+    <w:bookmarkStart w:id="128" w:name="X19ae0996a3277bbc8bb2a7aff1622ec0c861aa4"/>
     <w:p>
       <w:pPr>
         <w:pStyle w:val="Bibliography"/>
@@ -7126,7 +7363,7 @@
       <w:r>
         <w:t xml:space="preserve"> </w:t>
       </w:r>
-      <w:hyperlink r:id="rId123">
+      <w:hyperlink r:id="rId127">
         <w:r>
           <w:rPr>
             <w:rStyle w:val="Hyperlink"/>
@@ -7135,8 +7372,8 @@
         </w:r>
       </w:hyperlink>
     </w:p>
-    <w:bookmarkEnd w:id="124"/>
-    <w:bookmarkStart w:id="126" w:name="ref-delmasSimulationsBiomassDynamics2017"/>
+    <w:bookmarkEnd w:id="128"/>
+    <w:bookmarkStart w:id="130" w:name="ref-delmasSimulationsBiomassDynamics2017"/>
     <w:p>
       <w:pPr>
         <w:pStyle w:val="Bibliography"/>
@@ -7173,7 +7410,7 @@
       <w:r>
         <w:t xml:space="preserve"> </w:t>
       </w:r>
-      <w:hyperlink r:id="rId125">
+      <w:hyperlink r:id="rId129">
         <w:r>
           <w:rPr>
             <w:rStyle w:val="Hyperlink"/>
@@ -7182,8 +7419,8 @@
         </w:r>
       </w:hyperlink>
     </w:p>
-    <w:bookmarkEnd w:id="126"/>
-    <w:bookmarkStart w:id="128" w:name="Xbdf894eb48feca28c76080dbbbcbceedf5db43e"/>
+    <w:bookmarkEnd w:id="130"/>
+    <w:bookmarkStart w:id="132" w:name="Xbdf894eb48feca28c76080dbbbcbceedf5db43e"/>
     <w:p>
       <w:pPr>
         <w:pStyle w:val="Bibliography"/>
@@ -7232,7 +7469,7 @@
       <w:r>
         <w:t xml:space="preserve"> </w:t>
       </w:r>
-      <w:hyperlink r:id="rId127">
+      <w:hyperlink r:id="rId131">
         <w:r>
           <w:rPr>
             <w:rStyle w:val="Hyperlink"/>
@@ -7241,8 +7478,8 @@
         </w:r>
       </w:hyperlink>
     </w:p>
-    <w:bookmarkEnd w:id="128"/>
-    <w:bookmarkStart w:id="129" w:name="ref-dormannRisePossibleFall2023"/>
+    <w:bookmarkEnd w:id="132"/>
+    <w:bookmarkStart w:id="133" w:name="ref-dormannRisePossibleFall2023"/>
     <w:p>
       <w:pPr>
         <w:pStyle w:val="Bibliography"/>
@@ -7337,8 +7574,8 @@
         <w:t xml:space="preserve">(pp. 143–159.). Tredition.</w:t>
       </w:r>
     </w:p>
-    <w:bookmarkEnd w:id="129"/>
-    <w:bookmarkStart w:id="131" w:name="X252b8e82e5b3d72ad0b35a3cf499df77ed31d0f"/>
+    <w:bookmarkEnd w:id="133"/>
+    <w:bookmarkStart w:id="135" w:name="X252b8e82e5b3d72ad0b35a3cf499df77ed31d0f"/>
     <w:p>
       <w:pPr>
         <w:pStyle w:val="Bibliography"/>
@@ -7387,7 +7624,7 @@
       <w:r>
         <w:t xml:space="preserve"> </w:t>
       </w:r>
-      <w:hyperlink r:id="rId130">
+      <w:hyperlink r:id="rId134">
         <w:r>
           <w:rPr>
             <w:rStyle w:val="Hyperlink"/>
@@ -7396,8 +7633,8 @@
         </w:r>
       </w:hyperlink>
     </w:p>
-    <w:bookmarkEnd w:id="131"/>
-    <w:bookmarkStart w:id="132" w:name="ref-dunneNetworkStructureFood2006"/>
+    <w:bookmarkEnd w:id="135"/>
+    <w:bookmarkStart w:id="136" w:name="ref-dunneNetworkStructureFood2006"/>
     <w:p>
       <w:pPr>
         <w:pStyle w:val="Bibliography"/>
@@ -7471,8 +7708,8 @@
         <w:t xml:space="preserve">(pp. 27–86). Oxford University Press.</w:t>
       </w:r>
     </w:p>
-    <w:bookmarkEnd w:id="132"/>
-    <w:bookmarkStart w:id="134" w:name="X6a748f2c18be5d40b86306295ddf535fd2774da"/>
+    <w:bookmarkEnd w:id="136"/>
+    <w:bookmarkStart w:id="138" w:name="X6a748f2c18be5d40b86306295ddf535fd2774da"/>
     <w:p>
       <w:pPr>
         <w:pStyle w:val="Bibliography"/>
@@ -7509,7 +7746,7 @@
       <w:r>
         <w:t xml:space="preserve"> </w:t>
       </w:r>
-      <w:hyperlink r:id="rId133">
+      <w:hyperlink r:id="rId137">
         <w:r>
           <w:rPr>
             <w:rStyle w:val="Hyperlink"/>
@@ -7518,8 +7755,8 @@
         </w:r>
       </w:hyperlink>
     </w:p>
-    <w:bookmarkEnd w:id="134"/>
-    <w:bookmarkStart w:id="136" w:name="ref-eklofSecondaryExtinctionsFood2013"/>
+    <w:bookmarkEnd w:id="138"/>
+    <w:bookmarkStart w:id="140" w:name="ref-eklofSecondaryExtinctionsFood2013"/>
     <w:p>
       <w:pPr>
         <w:pStyle w:val="Bibliography"/>
@@ -7568,7 +7805,7 @@
       <w:r>
         <w:t xml:space="preserve"> </w:t>
       </w:r>
-      <w:hyperlink r:id="rId135">
+      <w:hyperlink r:id="rId139">
         <w:r>
           <w:rPr>
             <w:rStyle w:val="Hyperlink"/>
@@ -7577,8 +7814,8 @@
         </w:r>
       </w:hyperlink>
     </w:p>
-    <w:bookmarkEnd w:id="136"/>
-    <w:bookmarkStart w:id="138" w:name="ref-eltonAnimalEcology2001"/>
+    <w:bookmarkEnd w:id="140"/>
+    <w:bookmarkStart w:id="142" w:name="ref-eltonAnimalEcology2001"/>
     <w:p>
       <w:pPr>
         <w:pStyle w:val="Bibliography"/>
@@ -7619,7 +7856,7 @@
       <w:r>
         <w:t xml:space="preserve"> </w:t>
       </w:r>
-      <w:hyperlink r:id="rId137">
+      <w:hyperlink r:id="rId141">
         <w:r>
           <w:rPr>
             <w:rStyle w:val="Hyperlink"/>
@@ -7628,8 +7865,8 @@
         </w:r>
       </w:hyperlink>
     </w:p>
-    <w:bookmarkEnd w:id="138"/>
-    <w:bookmarkStart w:id="140" w:name="ref-fortinNetworkEcologyDynamic2021"/>
+    <w:bookmarkEnd w:id="142"/>
+    <w:bookmarkStart w:id="144" w:name="ref-fortinNetworkEcologyDynamic2021"/>
     <w:p>
       <w:pPr>
         <w:pStyle w:val="Bibliography"/>
@@ -7666,7 +7903,7 @@
       <w:r>
         <w:t xml:space="preserve"> </w:t>
       </w:r>
-      <w:hyperlink r:id="rId139">
+      <w:hyperlink r:id="rId143">
         <w:r>
           <w:rPr>
             <w:rStyle w:val="Hyperlink"/>
@@ -7675,8 +7912,8 @@
         </w:r>
       </w:hyperlink>
     </w:p>
-    <w:bookmarkEnd w:id="140"/>
-    <w:bookmarkStart w:id="142" w:name="ref-frickeCollapseTerrestrialMammal2022"/>
+    <w:bookmarkEnd w:id="144"/>
+    <w:bookmarkStart w:id="146" w:name="ref-frickeCollapseTerrestrialMammal2022"/>
     <w:p>
       <w:pPr>
         <w:pStyle w:val="Bibliography"/>
@@ -7722,7 +7959,7 @@
       <w:r>
         <w:t xml:space="preserve"> </w:t>
       </w:r>
-      <w:hyperlink r:id="rId141">
+      <w:hyperlink r:id="rId145">
         <w:r>
           <w:rPr>
             <w:rStyle w:val="Hyperlink"/>
@@ -7731,8 +7968,8 @@
         </w:r>
       </w:hyperlink>
     </w:p>
-    <w:bookmarkEnd w:id="142"/>
-    <w:bookmarkStart w:id="144" w:name="X953f6871d68b12bcf0b0712b88c61950663d1f7"/>
+    <w:bookmarkEnd w:id="146"/>
+    <w:bookmarkStart w:id="148" w:name="X953f6871d68b12bcf0b0712b88c61950663d1f7"/>
     <w:p>
       <w:pPr>
         <w:pStyle w:val="Bibliography"/>
@@ -7769,7 +8006,7 @@
       <w:r>
         <w:t xml:space="preserve"> </w:t>
       </w:r>
-      <w:hyperlink r:id="rId143">
+      <w:hyperlink r:id="rId147">
         <w:r>
           <w:rPr>
             <w:rStyle w:val="Hyperlink"/>
@@ -7778,8 +8015,8 @@
         </w:r>
       </w:hyperlink>
     </w:p>
-    <w:bookmarkEnd w:id="144"/>
-    <w:bookmarkStart w:id="146" w:name="Xeaac6401b3f2ce9d74319c82605684477c83e79"/>
+    <w:bookmarkEnd w:id="148"/>
+    <w:bookmarkStart w:id="150" w:name="Xeaac6401b3f2ce9d74319c82605684477c83e79"/>
     <w:p>
       <w:pPr>
         <w:pStyle w:val="Bibliography"/>
@@ -7803,7 +8040,7 @@
       <w:r>
         <w:t xml:space="preserve"> </w:t>
       </w:r>
-      <w:hyperlink r:id="rId145">
+      <w:hyperlink r:id="rId149">
         <w:r>
           <w:rPr>
             <w:rStyle w:val="Hyperlink"/>
@@ -7812,8 +8049,8 @@
         </w:r>
       </w:hyperlink>
     </w:p>
-    <w:bookmarkEnd w:id="146"/>
-    <w:bookmarkStart w:id="148" w:name="X5714159823496cd9928401f3af12cfed11f3255"/>
+    <w:bookmarkEnd w:id="150"/>
+    <w:bookmarkStart w:id="152" w:name="X5714159823496cd9928401f3af12cfed11f3255"/>
     <w:p>
       <w:pPr>
         <w:pStyle w:val="Bibliography"/>
@@ -7850,7 +8087,7 @@
       <w:r>
         <w:t xml:space="preserve"> </w:t>
       </w:r>
-      <w:hyperlink r:id="rId147">
+      <w:hyperlink r:id="rId151">
         <w:r>
           <w:rPr>
             <w:rStyle w:val="Hyperlink"/>
@@ -7859,8 +8096,8 @@
         </w:r>
       </w:hyperlink>
     </w:p>
-    <w:bookmarkEnd w:id="148"/>
-    <w:bookmarkStart w:id="150" w:name="X8a12bba817e543c8e1648e1b8be5e49280ee43b"/>
+    <w:bookmarkEnd w:id="152"/>
+    <w:bookmarkStart w:id="154" w:name="X8a12bba817e543c8e1648e1b8be5e49280ee43b"/>
     <w:p>
       <w:pPr>
         <w:pStyle w:val="Bibliography"/>
@@ -7897,7 +8134,7 @@
       <w:r>
         <w:t xml:space="preserve"> </w:t>
       </w:r>
-      <w:hyperlink r:id="rId149">
+      <w:hyperlink r:id="rId153">
         <w:r>
           <w:rPr>
             <w:rStyle w:val="Hyperlink"/>
@@ -7906,8 +8143,8 @@
         </w:r>
       </w:hyperlink>
     </w:p>
-    <w:bookmarkEnd w:id="150"/>
-    <w:bookmarkStart w:id="152" w:name="ref-golubskiModifyingModifiersWhat2011"/>
+    <w:bookmarkEnd w:id="154"/>
+    <w:bookmarkStart w:id="156" w:name="ref-golubskiModifyingModifiersWhat2011"/>
     <w:p>
       <w:pPr>
         <w:pStyle w:val="Bibliography"/>
@@ -7944,7 +8181,7 @@
       <w:r>
         <w:t xml:space="preserve"> </w:t>
       </w:r>
-      <w:hyperlink r:id="rId151">
+      <w:hyperlink r:id="rId155">
         <w:r>
           <w:rPr>
             <w:rStyle w:val="Hyperlink"/>
@@ -7953,8 +8190,8 @@
         </w:r>
       </w:hyperlink>
     </w:p>
-    <w:bookmarkEnd w:id="152"/>
-    <w:bookmarkStart w:id="154" w:name="ref-gomezEcologicalInteractionsAre2010"/>
+    <w:bookmarkEnd w:id="156"/>
+    <w:bookmarkStart w:id="158" w:name="ref-gomezEcologicalInteractionsAre2010"/>
     <w:p>
       <w:pPr>
         <w:pStyle w:val="Bibliography"/>
@@ -7991,7 +8228,7 @@
       <w:r>
         <w:t xml:space="preserve"> </w:t>
       </w:r>
-      <w:hyperlink r:id="rId153">
+      <w:hyperlink r:id="rId157">
         <w:r>
           <w:rPr>
             <w:rStyle w:val="Hyperlink"/>
@@ -8000,8 +8237,8 @@
         </w:r>
       </w:hyperlink>
     </w:p>
-    <w:bookmarkEnd w:id="154"/>
-    <w:bookmarkStart w:id="156" w:name="ref-gravelMeaningFunctionalTrait2016"/>
+    <w:bookmarkEnd w:id="158"/>
+    <w:bookmarkStart w:id="160" w:name="ref-gravelMeaningFunctionalTrait2016"/>
     <w:p>
       <w:pPr>
         <w:pStyle w:val="Bibliography"/>
@@ -8038,7 +8275,7 @@
       <w:r>
         <w:t xml:space="preserve"> </w:t>
       </w:r>
-      <w:hyperlink r:id="rId155">
+      <w:hyperlink r:id="rId159">
         <w:r>
           <w:rPr>
             <w:rStyle w:val="Hyperlink"/>
@@ -8047,8 +8284,8 @@
         </w:r>
       </w:hyperlink>
     </w:p>
-    <w:bookmarkEnd w:id="156"/>
-    <w:bookmarkStart w:id="158" w:name="ref-gravelBringingEltonGrinnell2019"/>
+    <w:bookmarkEnd w:id="160"/>
+    <w:bookmarkStart w:id="162" w:name="ref-gravelBringingEltonGrinnell2019"/>
     <w:p>
       <w:pPr>
         <w:pStyle w:val="Bibliography"/>
@@ -8109,7 +8346,7 @@
       <w:r>
         <w:t xml:space="preserve"> </w:t>
       </w:r>
-      <w:hyperlink r:id="rId157">
+      <w:hyperlink r:id="rId161">
         <w:r>
           <w:rPr>
             <w:rStyle w:val="Hyperlink"/>
@@ -8118,8 +8355,8 @@
         </w:r>
       </w:hyperlink>
     </w:p>
-    <w:bookmarkEnd w:id="158"/>
-    <w:bookmarkStart w:id="160" w:name="ref-gravelStabilityComplexityModel2016"/>
+    <w:bookmarkEnd w:id="162"/>
+    <w:bookmarkStart w:id="164" w:name="ref-gravelStabilityComplexityModel2016"/>
     <w:p>
       <w:pPr>
         <w:pStyle w:val="Bibliography"/>
@@ -8156,7 +8393,7 @@
       <w:r>
         <w:t xml:space="preserve"> </w:t>
       </w:r>
-      <w:hyperlink r:id="rId159">
+      <w:hyperlink r:id="rId163">
         <w:r>
           <w:rPr>
             <w:rStyle w:val="Hyperlink"/>
@@ -8165,8 +8402,8 @@
         </w:r>
       </w:hyperlink>
     </w:p>
-    <w:bookmarkEnd w:id="160"/>
-    <w:bookmarkStart w:id="162" w:name="ref-gravelInferringFoodWeb2013"/>
+    <w:bookmarkEnd w:id="164"/>
+    <w:bookmarkStart w:id="166" w:name="ref-gravelInferringFoodWeb2013"/>
     <w:p>
       <w:pPr>
         <w:pStyle w:val="Bibliography"/>
@@ -8203,7 +8440,7 @@
       <w:r>
         <w:t xml:space="preserve"> </w:t>
       </w:r>
-      <w:hyperlink r:id="rId161">
+      <w:hyperlink r:id="rId165">
         <w:r>
           <w:rPr>
             <w:rStyle w:val="Hyperlink"/>
@@ -8212,8 +8449,8 @@
         </w:r>
       </w:hyperlink>
     </w:p>
-    <w:bookmarkEnd w:id="162"/>
-    <w:bookmarkStart w:id="164" w:name="ref-haoGlobalProjectionTerrestrial2025"/>
+    <w:bookmarkEnd w:id="166"/>
+    <w:bookmarkStart w:id="168" w:name="ref-haoGlobalProjectionTerrestrial2025"/>
     <w:p>
       <w:pPr>
         <w:pStyle w:val="Bibliography"/>
@@ -8283,7 +8520,7 @@
       <w:r>
         <w:t xml:space="preserve"> </w:t>
       </w:r>
-      <w:hyperlink r:id="rId163">
+      <w:hyperlink r:id="rId167">
         <w:r>
           <w:rPr>
             <w:rStyle w:val="Hyperlink"/>
@@ -8292,8 +8529,8 @@
         </w:r>
       </w:hyperlink>
     </w:p>
-    <w:bookmarkEnd w:id="164"/>
-    <w:bookmarkStart w:id="166" w:name="ref-higinoMismatchIUCNRange2023"/>
+    <w:bookmarkEnd w:id="168"/>
+    <w:bookmarkStart w:id="170" w:name="ref-higinoMismatchIUCNRange2023"/>
     <w:p>
       <w:pPr>
         <w:pStyle w:val="Bibliography"/>
@@ -8354,7 +8591,7 @@
       <w:r>
         <w:t xml:space="preserve"> </w:t>
       </w:r>
-      <w:hyperlink r:id="rId165">
+      <w:hyperlink r:id="rId169">
         <w:r>
           <w:rPr>
             <w:rStyle w:val="Hyperlink"/>
@@ -8363,8 +8600,8 @@
         </w:r>
       </w:hyperlink>
     </w:p>
-    <w:bookmarkEnd w:id="166"/>
-    <w:bookmarkStart w:id="168" w:name="X5baada3e87f5b8a77dc69afe1f24f03858910c2"/>
+    <w:bookmarkEnd w:id="170"/>
+    <w:bookmarkStart w:id="172" w:name="X5baada3e87f5b8a77dc69afe1f24f03858910c2"/>
     <w:p>
       <w:pPr>
         <w:pStyle w:val="Bibliography"/>
@@ -8455,7 +8692,7 @@
       <w:r>
         <w:t xml:space="preserve"> </w:t>
       </w:r>
-      <w:hyperlink r:id="rId167">
+      <w:hyperlink r:id="rId171">
         <w:r>
           <w:rPr>
             <w:rStyle w:val="Hyperlink"/>
@@ -8464,8 +8701,8 @@
         </w:r>
       </w:hyperlink>
     </w:p>
-    <w:bookmarkEnd w:id="168"/>
-    <w:bookmarkStart w:id="170" w:name="ref-huiHowInvadeEcological2019"/>
+    <w:bookmarkEnd w:id="172"/>
+    <w:bookmarkStart w:id="174" w:name="ref-huiHowInvadeEcological2019"/>
     <w:p>
       <w:pPr>
         <w:pStyle w:val="Bibliography"/>
@@ -8523,7 +8760,7 @@
       <w:r>
         <w:t xml:space="preserve"> </w:t>
       </w:r>
-      <w:hyperlink r:id="rId169">
+      <w:hyperlink r:id="rId173">
         <w:r>
           <w:rPr>
             <w:rStyle w:val="Hyperlink"/>
@@ -8532,8 +8769,8 @@
         </w:r>
       </w:hyperlink>
     </w:p>
-    <w:bookmarkEnd w:id="170"/>
-    <w:bookmarkStart w:id="172" w:name="ref-ingsEcologicalNetworksbeyondFood2009"/>
+    <w:bookmarkEnd w:id="174"/>
+    <w:bookmarkStart w:id="176" w:name="ref-ingsEcologicalNetworksbeyondFood2009"/>
     <w:p>
       <w:pPr>
         <w:pStyle w:val="Bibliography"/>
@@ -8570,7 +8807,7 @@
       <w:r>
         <w:t xml:space="preserve"> </w:t>
       </w:r>
-      <w:hyperlink r:id="rId171">
+      <w:hyperlink r:id="rId175">
         <w:r>
           <w:rPr>
             <w:rStyle w:val="Hyperlink"/>
@@ -8579,8 +8816,8 @@
         </w:r>
       </w:hyperlink>
     </w:p>
-    <w:bookmarkEnd w:id="172"/>
-    <w:bookmarkStart w:id="174" w:name="Xf53c03f1c3fea4e4289657cbb0682f5f23e8b1d"/>
+    <w:bookmarkEnd w:id="176"/>
+    <w:bookmarkStart w:id="178" w:name="Xf53c03f1c3fea4e4289657cbb0682f5f23e8b1d"/>
     <w:p>
       <w:pPr>
         <w:pStyle w:val="Bibliography"/>
@@ -8626,7 +8863,7 @@
       <w:r>
         <w:t xml:space="preserve"> </w:t>
       </w:r>
-      <w:hyperlink r:id="rId173">
+      <w:hyperlink r:id="rId177">
         <w:r>
           <w:rPr>
             <w:rStyle w:val="Hyperlink"/>
@@ -8635,8 +8872,8 @@
         </w:r>
       </w:hyperlink>
     </w:p>
-    <w:bookmarkEnd w:id="174"/>
-    <w:bookmarkStart w:id="176" w:name="X2d6834cb08966b7d5da0c61c80079bb46b07a34"/>
+    <w:bookmarkEnd w:id="178"/>
+    <w:bookmarkStart w:id="180" w:name="X2d6834cb08966b7d5da0c61c80079bb46b07a34"/>
     <w:p>
       <w:pPr>
         <w:pStyle w:val="Bibliography"/>
@@ -8660,7 +8897,7 @@
       <w:r>
         <w:t xml:space="preserve"> </w:t>
       </w:r>
-      <w:hyperlink r:id="rId175">
+      <w:hyperlink r:id="rId179">
         <w:r>
           <w:rPr>
             <w:rStyle w:val="Hyperlink"/>
@@ -8669,8 +8906,8 @@
         </w:r>
       </w:hyperlink>
     </w:p>
-    <w:bookmarkEnd w:id="176"/>
-    <w:bookmarkStart w:id="178" w:name="X1ee5fa61c9d599972880299fb826f183e1453ca"/>
+    <w:bookmarkEnd w:id="180"/>
+    <w:bookmarkStart w:id="182" w:name="X1ee5fa61c9d599972880299fb826f183e1453ca"/>
     <w:p>
       <w:pPr>
         <w:pStyle w:val="Bibliography"/>
@@ -8707,7 +8944,7 @@
       <w:r>
         <w:t xml:space="preserve"> </w:t>
       </w:r>
-      <w:hyperlink r:id="rId177">
+      <w:hyperlink r:id="rId181">
         <w:r>
           <w:rPr>
             <w:rStyle w:val="Hyperlink"/>
@@ -8716,8 +8953,8 @@
         </w:r>
       </w:hyperlink>
     </w:p>
-    <w:bookmarkEnd w:id="178"/>
-    <w:bookmarkStart w:id="180" w:name="ref-kefiNetworkStructureFood2015"/>
+    <w:bookmarkEnd w:id="182"/>
+    <w:bookmarkStart w:id="184" w:name="ref-kefiNetworkStructureFood2015"/>
     <w:p>
       <w:pPr>
         <w:pStyle w:val="Bibliography"/>
@@ -8766,7 +9003,7 @@
       <w:r>
         <w:t xml:space="preserve"> </w:t>
       </w:r>
-      <w:hyperlink r:id="rId179">
+      <w:hyperlink r:id="rId183">
         <w:r>
           <w:rPr>
             <w:rStyle w:val="Hyperlink"/>
@@ -8775,8 +9012,8 @@
         </w:r>
       </w:hyperlink>
     </w:p>
-    <w:bookmarkEnd w:id="180"/>
-    <w:bookmarkStart w:id="182" w:name="ref-kefiMoreMealIntegrating2012"/>
+    <w:bookmarkEnd w:id="184"/>
+    <w:bookmarkStart w:id="186" w:name="ref-kefiMoreMealIntegrating2012"/>
     <w:p>
       <w:pPr>
         <w:pStyle w:val="Bibliography"/>
@@ -8813,7 +9050,7 @@
       <w:r>
         <w:t xml:space="preserve"> </w:t>
       </w:r>
-      <w:hyperlink r:id="rId181">
+      <w:hyperlink r:id="rId185">
         <w:r>
           <w:rPr>
             <w:rStyle w:val="Hyperlink"/>
@@ -8822,8 +9059,8 @@
         </w:r>
       </w:hyperlink>
     </w:p>
-    <w:bookmarkEnd w:id="182"/>
-    <w:bookmarkStart w:id="184" w:name="X8b144a397bc252389b4c5724e7648e8d6646908"/>
+    <w:bookmarkEnd w:id="186"/>
+    <w:bookmarkStart w:id="188" w:name="X8b144a397bc252389b4c5724e7648e8d6646908"/>
     <w:p>
       <w:pPr>
         <w:pStyle w:val="Bibliography"/>
@@ -8881,7 +9118,7 @@
       <w:r>
         <w:t xml:space="preserve"> </w:t>
       </w:r>
-      <w:hyperlink r:id="rId183">
+      <w:hyperlink r:id="rId187">
         <w:r>
           <w:rPr>
             <w:rStyle w:val="Hyperlink"/>
@@ -8890,8 +9127,8 @@
         </w:r>
       </w:hyperlink>
     </w:p>
-    <w:bookmarkEnd w:id="184"/>
-    <w:bookmarkStart w:id="186" w:name="ref-keyesEcologicalNetworkApproach2021"/>
+    <w:bookmarkEnd w:id="188"/>
+    <w:bookmarkStart w:id="190" w:name="ref-keyesEcologicalNetworkApproach2021"/>
     <w:p>
       <w:pPr>
         <w:pStyle w:val="Bibliography"/>
@@ -8928,7 +9165,7 @@
       <w:r>
         <w:t xml:space="preserve"> </w:t>
       </w:r>
-      <w:hyperlink r:id="rId185">
+      <w:hyperlink r:id="rId189">
         <w:r>
           <w:rPr>
             <w:rStyle w:val="Hyperlink"/>
@@ -8937,8 +9174,8 @@
         </w:r>
       </w:hyperlink>
     </w:p>
-    <w:bookmarkEnd w:id="186"/>
-    <w:bookmarkStart w:id="188" w:name="ref-kisslingNovelApproachesModelling2012"/>
+    <w:bookmarkEnd w:id="190"/>
+    <w:bookmarkStart w:id="192" w:name="ref-kisslingNovelApproachesModelling2012"/>
     <w:p>
       <w:pPr>
         <w:pStyle w:val="Bibliography"/>
@@ -8975,7 +9212,7 @@
       <w:r>
         <w:t xml:space="preserve"> </w:t>
       </w:r>
-      <w:hyperlink r:id="rId187">
+      <w:hyperlink r:id="rId191">
         <w:r>
           <w:rPr>
             <w:rStyle w:val="Hyperlink"/>
@@ -8984,8 +9221,8 @@
         </w:r>
       </w:hyperlink>
     </w:p>
-    <w:bookmarkEnd w:id="188"/>
-    <w:bookmarkStart w:id="190" w:name="X5c34a2e64ad17132523b815ad511dc881809961"/>
+    <w:bookmarkEnd w:id="192"/>
+    <w:bookmarkStart w:id="194" w:name="X5c34a2e64ad17132523b815ad511dc881809961"/>
     <w:p>
       <w:pPr>
         <w:pStyle w:val="Bibliography"/>
@@ -9022,7 +9259,7 @@
       <w:r>
         <w:t xml:space="preserve"> </w:t>
       </w:r>
-      <w:hyperlink r:id="rId189">
+      <w:hyperlink r:id="rId193">
         <w:r>
           <w:rPr>
             <w:rStyle w:val="Hyperlink"/>
@@ -9031,8 +9268,8 @@
         </w:r>
       </w:hyperlink>
     </w:p>
-    <w:bookmarkEnd w:id="190"/>
-    <w:bookmarkStart w:id="192" w:name="X975e71e0f2dc8911d9ffb70ba96f8b6e5ed6a10"/>
+    <w:bookmarkEnd w:id="194"/>
+    <w:bookmarkStart w:id="196" w:name="X975e71e0f2dc8911d9ffb70ba96f8b6e5ed6a10"/>
     <w:p>
       <w:pPr>
         <w:pStyle w:val="Bibliography"/>
@@ -9069,7 +9306,7 @@
       <w:r>
         <w:t xml:space="preserve"> </w:t>
       </w:r>
-      <w:hyperlink r:id="rId191">
+      <w:hyperlink r:id="rId195">
         <w:r>
           <w:rPr>
             <w:rStyle w:val="Hyperlink"/>
@@ -9078,8 +9315,8 @@
         </w:r>
       </w:hyperlink>
     </w:p>
-    <w:bookmarkEnd w:id="192"/>
-    <w:bookmarkStart w:id="194" w:name="Xe227781537312aad81566d289906b7942bbcf13"/>
+    <w:bookmarkEnd w:id="196"/>
+    <w:bookmarkStart w:id="198" w:name="Xe227781537312aad81566d289906b7942bbcf13"/>
     <w:p>
       <w:pPr>
         <w:pStyle w:val="Bibliography"/>
@@ -9137,7 +9374,7 @@
       <w:r>
         <w:t xml:space="preserve"> </w:t>
       </w:r>
-      <w:hyperlink r:id="rId193">
+      <w:hyperlink r:id="rId197">
         <w:r>
           <w:rPr>
             <w:rStyle w:val="Hyperlink"/>
@@ -9146,8 +9383,8 @@
         </w:r>
       </w:hyperlink>
     </w:p>
-    <w:bookmarkEnd w:id="194"/>
-    <w:bookmarkStart w:id="196" w:name="ref-liuHarnessingFoodWebs2025"/>
+    <w:bookmarkEnd w:id="198"/>
+    <w:bookmarkStart w:id="200" w:name="ref-liuHarnessingFoodWebs2025"/>
     <w:p>
       <w:pPr>
         <w:pStyle w:val="Bibliography"/>
@@ -9184,7 +9421,7 @@
       <w:r>
         <w:t xml:space="preserve"> </w:t>
       </w:r>
-      <w:hyperlink r:id="rId195">
+      <w:hyperlink r:id="rId199">
         <w:r>
           <w:rPr>
             <w:rStyle w:val="Hyperlink"/>
@@ -9193,8 +9430,8 @@
         </w:r>
       </w:hyperlink>
     </w:p>
-    <w:bookmarkEnd w:id="196"/>
-    <w:bookmarkStart w:id="198" w:name="ref-llewelynPredictingPredatorPrey2023"/>
+    <w:bookmarkEnd w:id="200"/>
+    <w:bookmarkStart w:id="202" w:name="ref-llewelynPredictingPredatorPrey2023"/>
     <w:p>
       <w:pPr>
         <w:pStyle w:val="Bibliography"/>
@@ -9231,7 +9468,7 @@
       <w:r>
         <w:t xml:space="preserve"> </w:t>
       </w:r>
-      <w:hyperlink r:id="rId197">
+      <w:hyperlink r:id="rId201">
         <w:r>
           <w:rPr>
             <w:rStyle w:val="Hyperlink"/>
@@ -9240,8 +9477,8 @@
         </w:r>
       </w:hyperlink>
     </w:p>
-    <w:bookmarkEnd w:id="198"/>
-    <w:bookmarkStart w:id="200" w:name="Xd3bc60a647f9ff13377c15a84381aefaf14c1db"/>
+    <w:bookmarkEnd w:id="202"/>
+    <w:bookmarkStart w:id="204" w:name="Xd3bc60a647f9ff13377c15a84381aefaf14c1db"/>
     <w:p>
       <w:pPr>
         <w:pStyle w:val="Bibliography"/>
@@ -9278,7 +9515,7 @@
       <w:r>
         <w:t xml:space="preserve"> </w:t>
       </w:r>
-      <w:hyperlink r:id="rId199">
+      <w:hyperlink r:id="rId203">
         <w:r>
           <w:rPr>
             <w:rStyle w:val="Hyperlink"/>
@@ -9287,8 +9524,8 @@
         </w:r>
       </w:hyperlink>
     </w:p>
-    <w:bookmarkEnd w:id="200"/>
-    <w:bookmarkStart w:id="202" w:name="X9a79021e0a3ad2fcbfd1508b4825e64d4c3fb03"/>
+    <w:bookmarkEnd w:id="204"/>
+    <w:bookmarkStart w:id="206" w:name="X9a79021e0a3ad2fcbfd1508b4825e64d4c3fb03"/>
     <w:p>
       <w:pPr>
         <w:pStyle w:val="Bibliography"/>
@@ -9358,7 +9595,7 @@
       <w:r>
         <w:t xml:space="preserve"> </w:t>
       </w:r>
-      <w:hyperlink r:id="rId201">
+      <w:hyperlink r:id="rId205">
         <w:r>
           <w:rPr>
             <w:rStyle w:val="Hyperlink"/>
@@ -9367,8 +9604,8 @@
         </w:r>
       </w:hyperlink>
     </w:p>
-    <w:bookmarkEnd w:id="202"/>
-    <w:bookmarkStart w:id="204" w:name="X451efaaea5398559a3b217bddae20c4faafad48"/>
+    <w:bookmarkEnd w:id="206"/>
+    <w:bookmarkStart w:id="208" w:name="X451efaaea5398559a3b217bddae20c4faafad48"/>
     <w:p>
       <w:pPr>
         <w:pStyle w:val="Bibliography"/>
@@ -9456,7 +9693,7 @@
       <w:r>
         <w:t xml:space="preserve"> </w:t>
       </w:r>
-      <w:hyperlink r:id="rId203">
+      <w:hyperlink r:id="rId207">
         <w:r>
           <w:rPr>
             <w:rStyle w:val="Hyperlink"/>
@@ -9465,8 +9702,8 @@
         </w:r>
       </w:hyperlink>
     </w:p>
-    <w:bookmarkEnd w:id="204"/>
-    <w:bookmarkStart w:id="206" w:name="Xe1ba449bbaf73311688f266cdecd8e7a53d6080"/>
+    <w:bookmarkEnd w:id="208"/>
+    <w:bookmarkStart w:id="210" w:name="Xe1ba449bbaf73311688f266cdecd8e7a53d6080"/>
     <w:p>
       <w:pPr>
         <w:pStyle w:val="Bibliography"/>
@@ -9545,7 +9782,7 @@
       <w:r>
         <w:t xml:space="preserve"> </w:t>
       </w:r>
-      <w:hyperlink r:id="rId205">
+      <w:hyperlink r:id="rId209">
         <w:r>
           <w:rPr>
             <w:rStyle w:val="Hyperlink"/>
@@ -9554,8 +9791,8 @@
         </w:r>
       </w:hyperlink>
     </w:p>
-    <w:bookmarkEnd w:id="206"/>
-    <w:bookmarkStart w:id="207" w:name="ref-martinezTimeSpaceScale1998"/>
+    <w:bookmarkEnd w:id="210"/>
+    <w:bookmarkStart w:id="211" w:name="ref-martinezTimeSpaceScale1998"/>
     <w:p>
       <w:pPr>
         <w:pStyle w:val="Bibliography"/>
@@ -9643,8 +9880,8 @@
         <w:t xml:space="preserve">(pp. 207–226). Columbia University Press.</w:t>
       </w:r>
     </w:p>
-    <w:bookmarkEnd w:id="207"/>
-    <w:bookmarkStart w:id="209" w:name="ref-massolLinkingCommunityEcosystem2011"/>
+    <w:bookmarkEnd w:id="211"/>
+    <w:bookmarkStart w:id="213" w:name="ref-massolLinkingCommunityEcosystem2011"/>
     <w:p>
       <w:pPr>
         <w:pStyle w:val="Bibliography"/>
@@ -9681,7 +9918,7 @@
       <w:r>
         <w:t xml:space="preserve"> </w:t>
       </w:r>
-      <w:hyperlink r:id="rId208">
+      <w:hyperlink r:id="rId212">
         <w:r>
           <w:rPr>
             <w:rStyle w:val="Hyperlink"/>
@@ -9690,8 +9927,8 @@
         </w:r>
       </w:hyperlink>
     </w:p>
-    <w:bookmarkEnd w:id="209"/>
-    <w:bookmarkStart w:id="211" w:name="ref-mayWillLargeComplex1972"/>
+    <w:bookmarkEnd w:id="213"/>
+    <w:bookmarkStart w:id="215" w:name="ref-mayWillLargeComplex1972"/>
     <w:p>
       <w:pPr>
         <w:pStyle w:val="Bibliography"/>
@@ -9728,7 +9965,7 @@
       <w:r>
         <w:t xml:space="preserve"> </w:t>
       </w:r>
-      <w:hyperlink r:id="rId210">
+      <w:hyperlink r:id="rId214">
         <w:r>
           <w:rPr>
             <w:rStyle w:val="Hyperlink"/>
@@ -9737,8 +9974,8 @@
         </w:r>
       </w:hyperlink>
     </w:p>
-    <w:bookmarkEnd w:id="211"/>
-    <w:bookmarkStart w:id="213" w:name="Xd6a5a92632c18906b287ec3e1da6d3202c1488a"/>
+    <w:bookmarkEnd w:id="215"/>
+    <w:bookmarkStart w:id="217" w:name="Xd6a5a92632c18906b287ec3e1da6d3202c1488a"/>
     <w:p>
       <w:pPr>
         <w:pStyle w:val="Bibliography"/>
@@ -9775,7 +10012,7 @@
       <w:r>
         <w:t xml:space="preserve"> </w:t>
       </w:r>
-      <w:hyperlink r:id="rId212">
+      <w:hyperlink r:id="rId216">
         <w:r>
           <w:rPr>
             <w:rStyle w:val="Hyperlink"/>
@@ -9784,8 +10021,8 @@
         </w:r>
       </w:hyperlink>
     </w:p>
-    <w:bookmarkEnd w:id="213"/>
-    <w:bookmarkStart w:id="215" w:name="ref-momalTreebasedInferenceSpecies2020"/>
+    <w:bookmarkEnd w:id="217"/>
+    <w:bookmarkStart w:id="219" w:name="ref-momalTreebasedInferenceSpecies2020"/>
     <w:p>
       <w:pPr>
         <w:pStyle w:val="Bibliography"/>
@@ -9822,7 +10059,7 @@
       <w:r>
         <w:t xml:space="preserve"> </w:t>
       </w:r>
-      <w:hyperlink r:id="rId214">
+      <w:hyperlink r:id="rId218">
         <w:r>
           <w:rPr>
             <w:rStyle w:val="Hyperlink"/>
@@ -9831,8 +10068,8 @@
         </w:r>
       </w:hyperlink>
     </w:p>
-    <w:bookmarkEnd w:id="215"/>
-    <w:bookmarkStart w:id="217" w:name="ref-montoyaEcologicalNetworksTheir2006"/>
+    <w:bookmarkEnd w:id="219"/>
+    <w:bookmarkStart w:id="221" w:name="ref-montoyaEcologicalNetworksTheir2006"/>
     <w:p>
       <w:pPr>
         <w:pStyle w:val="Bibliography"/>
@@ -9869,7 +10106,7 @@
       <w:r>
         <w:t xml:space="preserve"> </w:t>
       </w:r>
-      <w:hyperlink r:id="rId216">
+      <w:hyperlink r:id="rId220">
         <w:r>
           <w:rPr>
             <w:rStyle w:val="Hyperlink"/>
@@ -9878,8 +10115,8 @@
         </w:r>
       </w:hyperlink>
     </w:p>
-    <w:bookmarkEnd w:id="217"/>
-    <w:bookmarkStart w:id="219" w:name="ref-mooreDetritusTrophicDynamics2004"/>
+    <w:bookmarkEnd w:id="221"/>
+    <w:bookmarkStart w:id="223" w:name="ref-mooreDetritusTrophicDynamics2004"/>
     <w:p>
       <w:pPr>
         <w:pStyle w:val="Bibliography"/>
@@ -9916,7 +10153,7 @@
       <w:r>
         <w:t xml:space="preserve"> </w:t>
       </w:r>
-      <w:hyperlink r:id="rId218">
+      <w:hyperlink r:id="rId222">
         <w:r>
           <w:rPr>
             <w:rStyle w:val="Hyperlink"/>
@@ -9925,8 +10162,8 @@
         </w:r>
       </w:hyperlink>
     </w:p>
-    <w:bookmarkEnd w:id="219"/>
-    <w:bookmarkStart w:id="221" w:name="X9a5602d39772ae027b885bf5c9cb3d36ba71c0c"/>
+    <w:bookmarkEnd w:id="223"/>
+    <w:bookmarkStart w:id="225" w:name="X9a5602d39772ae027b885bf5c9cb3d36ba71c0c"/>
     <w:p>
       <w:pPr>
         <w:pStyle w:val="Bibliography"/>
@@ -9963,7 +10200,7 @@
       <w:r>
         <w:t xml:space="preserve"> </w:t>
       </w:r>
-      <w:hyperlink r:id="rId220">
+      <w:hyperlink r:id="rId224">
         <w:r>
           <w:rPr>
             <w:rStyle w:val="Hyperlink"/>
@@ -9972,8 +10209,8 @@
         </w:r>
       </w:hyperlink>
     </w:p>
-    <w:bookmarkEnd w:id="221"/>
-    <w:bookmarkStart w:id="223" w:name="Xb98540aa593532e6becc4c7a0dd85d3f243b54c"/>
+    <w:bookmarkEnd w:id="225"/>
+    <w:bookmarkStart w:id="227" w:name="Xb98540aa593532e6becc4c7a0dd85d3f243b54c"/>
     <w:p>
       <w:pPr>
         <w:pStyle w:val="Bibliography"/>
@@ -9997,7 +10234,7 @@
       <w:r>
         <w:t xml:space="preserve"> </w:t>
       </w:r>
-      <w:hyperlink r:id="rId222">
+      <w:hyperlink r:id="rId226">
         <w:r>
           <w:rPr>
             <w:rStyle w:val="Hyperlink"/>
@@ -10006,8 +10243,8 @@
         </w:r>
       </w:hyperlink>
     </w:p>
-    <w:bookmarkEnd w:id="223"/>
-    <w:bookmarkStart w:id="225" w:name="ref-oconnorUntappedPotentialFood2025"/>
+    <w:bookmarkEnd w:id="227"/>
+    <w:bookmarkStart w:id="229" w:name="ref-oconnorUntappedPotentialFood2025"/>
     <w:p>
       <w:pPr>
         <w:pStyle w:val="Bibliography"/>
@@ -10031,7 +10268,7 @@
       <w:r>
         <w:t xml:space="preserve"> </w:t>
       </w:r>
-      <w:hyperlink r:id="rId224">
+      <w:hyperlink r:id="rId228">
         <w:r>
           <w:rPr>
             <w:rStyle w:val="Hyperlink"/>
@@ -10040,8 +10277,8 @@
         </w:r>
       </w:hyperlink>
     </w:p>
-    <w:bookmarkEnd w:id="225"/>
-    <w:bookmarkStart w:id="227" w:name="ref-ogormanSimpleModelPredicts2019"/>
+    <w:bookmarkEnd w:id="229"/>
+    <w:bookmarkStart w:id="231" w:name="ref-ogormanSimpleModelPredicts2019"/>
     <w:p>
       <w:pPr>
         <w:pStyle w:val="Bibliography"/>
@@ -10078,7 +10315,7 @@
       <w:r>
         <w:t xml:space="preserve"> </w:t>
       </w:r>
-      <w:hyperlink r:id="rId226">
+      <w:hyperlink r:id="rId230">
         <w:r>
           <w:rPr>
             <w:rStyle w:val="Hyperlink"/>
@@ -10087,8 +10324,8 @@
         </w:r>
       </w:hyperlink>
     </w:p>
-    <w:bookmarkEnd w:id="227"/>
-    <w:bookmarkStart w:id="229" w:name="ref-odumEnergyFlowEcosystems1968"/>
+    <w:bookmarkEnd w:id="231"/>
+    <w:bookmarkStart w:id="233" w:name="ref-odumEnergyFlowEcosystems1968"/>
     <w:p>
       <w:pPr>
         <w:pStyle w:val="Bibliography"/>
@@ -10155,7 +10392,7 @@
       <w:r>
         <w:t xml:space="preserve"> </w:t>
       </w:r>
-      <w:hyperlink r:id="rId228">
+      <w:hyperlink r:id="rId232">
         <w:r>
           <w:rPr>
             <w:rStyle w:val="Hyperlink"/>
@@ -10164,8 +10401,8 @@
         </w:r>
       </w:hyperlink>
     </w:p>
-    <w:bookmarkEnd w:id="229"/>
-    <w:bookmarkStart w:id="231" w:name="X0c2a588d4c668aa5d8efe715af4b32a452d7f80"/>
+    <w:bookmarkEnd w:id="233"/>
+    <w:bookmarkStart w:id="235" w:name="X0c2a588d4c668aa5d8efe715af4b32a452d7f80"/>
     <w:p>
       <w:pPr>
         <w:pStyle w:val="Bibliography"/>
@@ -10202,7 +10439,7 @@
       <w:r>
         <w:t xml:space="preserve"> </w:t>
       </w:r>
-      <w:hyperlink r:id="rId230">
+      <w:hyperlink r:id="rId234">
         <w:r>
           <w:rPr>
             <w:rStyle w:val="Hyperlink"/>
@@ -10211,8 +10448,8 @@
         </w:r>
       </w:hyperlink>
     </w:p>
-    <w:bookmarkEnd w:id="231"/>
-    <w:bookmarkStart w:id="233" w:name="ref-pecuchetNovelFeedingInteractions2020"/>
+    <w:bookmarkEnd w:id="235"/>
+    <w:bookmarkStart w:id="237" w:name="ref-pecuchetNovelFeedingInteractions2020"/>
     <w:p>
       <w:pPr>
         <w:pStyle w:val="Bibliography"/>
@@ -10261,7 +10498,7 @@
       <w:r>
         <w:t xml:space="preserve"> </w:t>
       </w:r>
-      <w:hyperlink r:id="rId232">
+      <w:hyperlink r:id="rId236">
         <w:r>
           <w:rPr>
             <w:rStyle w:val="Hyperlink"/>
@@ -10270,8 +10507,8 @@
         </w:r>
       </w:hyperlink>
     </w:p>
-    <w:bookmarkEnd w:id="233"/>
-    <w:bookmarkStart w:id="235" w:name="X54c6f25bba8fef6f9a3d54a00682f862d01b706"/>
+    <w:bookmarkEnd w:id="237"/>
+    <w:bookmarkStart w:id="239" w:name="X54c6f25bba8fef6f9a3d54a00682f862d01b706"/>
     <w:p>
       <w:pPr>
         <w:pStyle w:val="Bibliography"/>
@@ -10308,7 +10545,7 @@
       <w:r>
         <w:t xml:space="preserve"> </w:t>
       </w:r>
-      <w:hyperlink r:id="rId234">
+      <w:hyperlink r:id="rId238">
         <w:r>
           <w:rPr>
             <w:rStyle w:val="Hyperlink"/>
@@ -10317,8 +10554,8 @@
         </w:r>
       </w:hyperlink>
     </w:p>
-    <w:bookmarkEnd w:id="235"/>
-    <w:bookmarkStart w:id="237" w:name="ref-petcheySizeForagingFood2008"/>
+    <w:bookmarkEnd w:id="239"/>
+    <w:bookmarkStart w:id="241" w:name="ref-petcheySizeForagingFood2008"/>
     <w:p>
       <w:pPr>
         <w:pStyle w:val="Bibliography"/>
@@ -10355,7 +10592,7 @@
       <w:r>
         <w:t xml:space="preserve"> </w:t>
       </w:r>
-      <w:hyperlink r:id="rId236">
+      <w:hyperlink r:id="rId240">
         <w:r>
           <w:rPr>
             <w:rStyle w:val="Hyperlink"/>
@@ -10364,8 +10601,8 @@
         </w:r>
       </w:hyperlink>
     </w:p>
-    <w:bookmarkEnd w:id="237"/>
-    <w:bookmarkStart w:id="239" w:name="X05ffe988c29e8631cb7748e7bb16fd2412cfd04"/>
+    <w:bookmarkEnd w:id="241"/>
+    <w:bookmarkStart w:id="243" w:name="X05ffe988c29e8631cb7748e7bb16fd2412cfd04"/>
     <w:p>
       <w:pPr>
         <w:pStyle w:val="Bibliography"/>
@@ -10402,7 +10639,7 @@
       <w:r>
         <w:t xml:space="preserve"> </w:t>
       </w:r>
-      <w:hyperlink r:id="rId238">
+      <w:hyperlink r:id="rId242">
         <w:r>
           <w:rPr>
             <w:rStyle w:val="Hyperlink"/>
@@ -10411,8 +10648,8 @@
         </w:r>
       </w:hyperlink>
     </w:p>
-    <w:bookmarkEnd w:id="239"/>
-    <w:bookmarkStart w:id="241" w:name="ref-pichlerMachineLearningAlgorithms2020"/>
+    <w:bookmarkEnd w:id="243"/>
+    <w:bookmarkStart w:id="245" w:name="ref-pichlerMachineLearningAlgorithms2020"/>
     <w:p>
       <w:pPr>
         <w:pStyle w:val="Bibliography"/>
@@ -10449,7 +10686,7 @@
       <w:r>
         <w:t xml:space="preserve"> </w:t>
       </w:r>
-      <w:hyperlink r:id="rId240">
+      <w:hyperlink r:id="rId244">
         <w:r>
           <w:rPr>
             <w:rStyle w:val="Hyperlink"/>
@@ -10458,8 +10695,8 @@
         </w:r>
       </w:hyperlink>
     </w:p>
-    <w:bookmarkEnd w:id="241"/>
-    <w:bookmarkStart w:id="243" w:name="Xce61f9463b8a9f3b89eeb4518bbe3b5ec8b2ca7"/>
+    <w:bookmarkEnd w:id="245"/>
+    <w:bookmarkStart w:id="247" w:name="Xce61f9463b8a9f3b89eeb4518bbe3b5ec8b2ca7"/>
     <w:p>
       <w:pPr>
         <w:pStyle w:val="Bibliography"/>
@@ -10496,7 +10733,7 @@
       <w:r>
         <w:t xml:space="preserve"> </w:t>
       </w:r>
-      <w:hyperlink r:id="rId242">
+      <w:hyperlink r:id="rId246">
         <w:r>
           <w:rPr>
             <w:rStyle w:val="Hyperlink"/>
@@ -10505,8 +10742,8 @@
         </w:r>
       </w:hyperlink>
     </w:p>
-    <w:bookmarkEnd w:id="243"/>
-    <w:bookmarkStart w:id="245" w:name="Xaecfe1d4a33bf02078e0db488e6aa2f6950ed89"/>
+    <w:bookmarkEnd w:id="247"/>
+    <w:bookmarkStart w:id="249" w:name="Xaecfe1d4a33bf02078e0db488e6aa2f6950ed89"/>
     <w:p>
       <w:pPr>
         <w:pStyle w:val="Bibliography"/>
@@ -10543,7 +10780,7 @@
       <w:r>
         <w:t xml:space="preserve"> </w:t>
       </w:r>
-      <w:hyperlink r:id="rId244">
+      <w:hyperlink r:id="rId248">
         <w:r>
           <w:rPr>
             <w:rStyle w:val="Hyperlink"/>
@@ -10552,8 +10789,8 @@
         </w:r>
       </w:hyperlink>
     </w:p>
-    <w:bookmarkEnd w:id="245"/>
-    <w:bookmarkStart w:id="247" w:name="X023758d2a089016cd8f0c9d2421079cf7d062ff"/>
+    <w:bookmarkEnd w:id="249"/>
+    <w:bookmarkStart w:id="251" w:name="X023758d2a089016cd8f0c9d2421079cf7d062ff"/>
     <w:p>
       <w:pPr>
         <w:pStyle w:val="Bibliography"/>
@@ -10590,7 +10827,7 @@
       <w:r>
         <w:t xml:space="preserve"> </w:t>
       </w:r>
-      <w:hyperlink r:id="rId246">
+      <w:hyperlink r:id="rId250">
         <w:r>
           <w:rPr>
             <w:rStyle w:val="Hyperlink"/>
@@ -10599,8 +10836,8 @@
         </w:r>
       </w:hyperlink>
     </w:p>
-    <w:bookmarkEnd w:id="247"/>
-    <w:bookmarkStart w:id="249" w:name="ref-poisotGlobalKnowledgeGaps2021"/>
+    <w:bookmarkEnd w:id="251"/>
+    <w:bookmarkStart w:id="253" w:name="ref-poisotGlobalKnowledgeGaps2021"/>
     <w:p>
       <w:pPr>
         <w:pStyle w:val="Bibliography"/>
@@ -10637,7 +10874,7 @@
       <w:r>
         <w:t xml:space="preserve"> </w:t>
       </w:r>
-      <w:hyperlink r:id="rId248">
+      <w:hyperlink r:id="rId252">
         <w:r>
           <w:rPr>
             <w:rStyle w:val="Hyperlink"/>
@@ -10646,8 +10883,8 @@
         </w:r>
       </w:hyperlink>
     </w:p>
-    <w:bookmarkEnd w:id="249"/>
-    <w:bookmarkStart w:id="251" w:name="Xaad5d089781464e09d30bec824bd68c468804d7"/>
+    <w:bookmarkEnd w:id="253"/>
+    <w:bookmarkStart w:id="255" w:name="Xaad5d089781464e09d30bec824bd68c468804d7"/>
     <w:p>
       <w:pPr>
         <w:pStyle w:val="Bibliography"/>
@@ -10684,7 +10921,7 @@
       <w:r>
         <w:t xml:space="preserve"> </w:t>
       </w:r>
-      <w:hyperlink r:id="rId250">
+      <w:hyperlink r:id="rId254">
         <w:r>
           <w:rPr>
             <w:rStyle w:val="Hyperlink"/>
@@ -10693,8 +10930,8 @@
         </w:r>
       </w:hyperlink>
     </w:p>
-    <w:bookmarkEnd w:id="251"/>
-    <w:bookmarkStart w:id="253" w:name="ref-poisotNetworkEmbeddingUnveils2023"/>
+    <w:bookmarkEnd w:id="255"/>
+    <w:bookmarkStart w:id="257" w:name="ref-poisotNetworkEmbeddingUnveils2023"/>
     <w:p>
       <w:pPr>
         <w:pStyle w:val="Bibliography"/>
@@ -10731,7 +10968,7 @@
       <w:r>
         <w:t xml:space="preserve"> </w:t>
       </w:r>
-      <w:hyperlink r:id="rId252">
+      <w:hyperlink r:id="rId256">
         <w:r>
           <w:rPr>
             <w:rStyle w:val="Hyperlink"/>
@@ -10740,8 +10977,8 @@
         </w:r>
       </w:hyperlink>
     </w:p>
-    <w:bookmarkEnd w:id="253"/>
-    <w:bookmarkStart w:id="255" w:name="ref-poisotSpeciesWhyEcological2015"/>
+    <w:bookmarkEnd w:id="257"/>
+    <w:bookmarkStart w:id="259" w:name="ref-poisotSpeciesWhyEcological2015"/>
     <w:p>
       <w:pPr>
         <w:pStyle w:val="Bibliography"/>
@@ -10778,7 +11015,7 @@
       <w:r>
         <w:t xml:space="preserve"> </w:t>
       </w:r>
-      <w:hyperlink r:id="rId254">
+      <w:hyperlink r:id="rId258">
         <w:r>
           <w:rPr>
             <w:rStyle w:val="Hyperlink"/>
@@ -10787,8 +11024,8 @@
         </w:r>
       </w:hyperlink>
     </w:p>
-    <w:bookmarkEnd w:id="255"/>
-    <w:bookmarkStart w:id="257" w:name="ref-poisotDescribeUnderstandPredict2016"/>
+    <w:bookmarkEnd w:id="259"/>
+    <w:bookmarkStart w:id="261" w:name="ref-poisotDescribeUnderstandPredict2016"/>
     <w:p>
       <w:pPr>
         <w:pStyle w:val="Bibliography"/>
@@ -10825,7 +11062,7 @@
       <w:r>
         <w:t xml:space="preserve"> </w:t>
       </w:r>
-      <w:hyperlink r:id="rId256">
+      <w:hyperlink r:id="rId260">
         <w:r>
           <w:rPr>
             <w:rStyle w:val="Hyperlink"/>
@@ -10834,8 +11071,8 @@
         </w:r>
       </w:hyperlink>
     </w:p>
-    <w:bookmarkEnd w:id="257"/>
-    <w:bookmarkStart w:id="259" w:name="ref-polisComplexTrophicInteractions1991"/>
+    <w:bookmarkEnd w:id="261"/>
+    <w:bookmarkStart w:id="263" w:name="ref-polisComplexTrophicInteractions1991"/>
     <w:p>
       <w:pPr>
         <w:pStyle w:val="Bibliography"/>
@@ -10914,7 +11151,7 @@
       <w:r>
         <w:t xml:space="preserve"> </w:t>
       </w:r>
-      <w:hyperlink r:id="rId258">
+      <w:hyperlink r:id="rId262">
         <w:r>
           <w:rPr>
             <w:rStyle w:val="Hyperlink"/>
@@ -10923,8 +11160,8 @@
         </w:r>
       </w:hyperlink>
     </w:p>
-    <w:bookmarkEnd w:id="259"/>
-    <w:bookmarkStart w:id="261" w:name="X8f3d1de04516835fd1376e2647a281b763af4fc"/>
+    <w:bookmarkEnd w:id="263"/>
+    <w:bookmarkStart w:id="265" w:name="X8f3d1de04516835fd1376e2647a281b763af4fc"/>
     <w:p>
       <w:pPr>
         <w:pStyle w:val="Bibliography"/>
@@ -10979,7 +11216,7 @@
       <w:r>
         <w:t xml:space="preserve"> </w:t>
       </w:r>
-      <w:hyperlink r:id="rId260">
+      <w:hyperlink r:id="rId264">
         <w:r>
           <w:rPr>
             <w:rStyle w:val="Hyperlink"/>
@@ -10988,8 +11225,8 @@
         </w:r>
       </w:hyperlink>
     </w:p>
-    <w:bookmarkEnd w:id="261"/>
-    <w:bookmarkStart w:id="263" w:name="ref-pomeranzInferringPredatorPrey2019"/>
+    <w:bookmarkEnd w:id="265"/>
+    <w:bookmarkStart w:id="267" w:name="ref-pomeranzInferringPredatorPrey2019"/>
     <w:p>
       <w:pPr>
         <w:pStyle w:val="Bibliography"/>
@@ -11026,7 +11263,7 @@
       <w:r>
         <w:t xml:space="preserve"> </w:t>
       </w:r>
-      <w:hyperlink r:id="rId262">
+      <w:hyperlink r:id="rId266">
         <w:r>
           <w:rPr>
             <w:rStyle w:val="Hyperlink"/>
@@ -11035,8 +11272,8 @@
         </w:r>
       </w:hyperlink>
     </w:p>
-    <w:bookmarkEnd w:id="263"/>
-    <w:bookmarkStart w:id="265" w:name="ref-portalierMechanicsPredatorPrey2019"/>
+    <w:bookmarkEnd w:id="267"/>
+    <w:bookmarkStart w:id="269" w:name="ref-portalierMechanicsPredatorPrey2019"/>
     <w:p>
       <w:pPr>
         <w:pStyle w:val="Bibliography"/>
@@ -11085,7 +11322,7 @@
       <w:r>
         <w:t xml:space="preserve"> </w:t>
       </w:r>
-      <w:hyperlink r:id="rId264">
+      <w:hyperlink r:id="rId268">
         <w:r>
           <w:rPr>
             <w:rStyle w:val="Hyperlink"/>
@@ -11094,8 +11331,8 @@
         </w:r>
       </w:hyperlink>
     </w:p>
-    <w:bookmarkEnd w:id="265"/>
-    <w:bookmarkStart w:id="267" w:name="ref-pringleUntanglingFoodWebs2020"/>
+    <w:bookmarkEnd w:id="269"/>
+    <w:bookmarkStart w:id="271" w:name="ref-pringleUntanglingFoodWebs2020"/>
     <w:p>
       <w:pPr>
         <w:pStyle w:val="Bibliography"/>
@@ -11173,7 +11410,7 @@
       <w:r>
         <w:t xml:space="preserve"> </w:t>
       </w:r>
-      <w:hyperlink r:id="rId266">
+      <w:hyperlink r:id="rId270">
         <w:r>
           <w:rPr>
             <w:rStyle w:val="Hyperlink"/>
@@ -11182,8 +11419,8 @@
         </w:r>
       </w:hyperlink>
     </w:p>
-    <w:bookmarkEnd w:id="267"/>
-    <w:bookmarkStart w:id="269" w:name="ref-pringleResolvingFoodWebStructure2020"/>
+    <w:bookmarkEnd w:id="271"/>
+    <w:bookmarkStart w:id="273" w:name="ref-pringleResolvingFoodWebStructure2020"/>
     <w:p>
       <w:pPr>
         <w:pStyle w:val="Bibliography"/>
@@ -11229,7 +11466,7 @@
       <w:r>
         <w:t xml:space="preserve"> </w:t>
       </w:r>
-      <w:hyperlink r:id="rId268">
+      <w:hyperlink r:id="rId272">
         <w:r>
           <w:rPr>
             <w:rStyle w:val="Hyperlink"/>
@@ -11238,8 +11475,8 @@
         </w:r>
       </w:hyperlink>
     </w:p>
-    <w:bookmarkEnd w:id="269"/>
-    <w:bookmarkStart w:id="271" w:name="ref-proulxNetworkThinkingEcology2005"/>
+    <w:bookmarkEnd w:id="273"/>
+    <w:bookmarkStart w:id="275" w:name="ref-proulxNetworkThinkingEcology2005"/>
     <w:p>
       <w:pPr>
         <w:pStyle w:val="Bibliography"/>
@@ -11276,7 +11513,7 @@
       <w:r>
         <w:t xml:space="preserve"> </w:t>
       </w:r>
-      <w:hyperlink r:id="rId270">
+      <w:hyperlink r:id="rId274">
         <w:r>
           <w:rPr>
             <w:rStyle w:val="Hyperlink"/>
@@ -11285,8 +11522,8 @@
         </w:r>
       </w:hyperlink>
     </w:p>
-    <w:bookmarkEnd w:id="271"/>
-    <w:bookmarkStart w:id="273" w:name="ref-pykeOptimalForagingTheory1984"/>
+    <w:bookmarkEnd w:id="275"/>
+    <w:bookmarkStart w:id="277" w:name="ref-pykeOptimalForagingTheory1984"/>
     <w:p>
       <w:pPr>
         <w:pStyle w:val="Bibliography"/>
@@ -11341,7 +11578,7 @@
       <w:r>
         <w:t xml:space="preserve"> </w:t>
       </w:r>
-      <w:hyperlink r:id="rId272">
+      <w:hyperlink r:id="rId276">
         <w:r>
           <w:rPr>
             <w:rStyle w:val="Hyperlink"/>
@@ -11350,8 +11587,8 @@
         </w:r>
       </w:hyperlink>
     </w:p>
-    <w:bookmarkEnd w:id="273"/>
-    <w:bookmarkStart w:id="275" w:name="X0633d93b9a269a3c9e629dc0ce0eddddf6b5976"/>
+    <w:bookmarkEnd w:id="277"/>
+    <w:bookmarkStart w:id="279" w:name="X0633d93b9a269a3c9e629dc0ce0eddddf6b5976"/>
     <w:p>
       <w:pPr>
         <w:pStyle w:val="Bibliography"/>
@@ -11375,7 +11612,7 @@
       <w:r>
         <w:t xml:space="preserve"> </w:t>
       </w:r>
-      <w:hyperlink r:id="rId274">
+      <w:hyperlink r:id="rId278">
         <w:r>
           <w:rPr>
             <w:rStyle w:val="Hyperlink"/>
@@ -11390,8 +11627,8 @@
         <w:t xml:space="preserve">(Pre-published)</w:t>
       </w:r>
     </w:p>
-    <w:bookmarkEnd w:id="275"/>
-    <w:bookmarkStart w:id="277" w:name="ref-rohrModelingFoodWebs2010"/>
+    <w:bookmarkEnd w:id="279"/>
+    <w:bookmarkStart w:id="281" w:name="ref-rohrModelingFoodWebs2010"/>
     <w:p>
       <w:pPr>
         <w:pStyle w:val="Bibliography"/>
@@ -11446,7 +11683,7 @@
       <w:r>
         <w:t xml:space="preserve"> </w:t>
       </w:r>
-      <w:hyperlink r:id="rId276">
+      <w:hyperlink r:id="rId280">
         <w:r>
           <w:rPr>
             <w:rStyle w:val="Hyperlink"/>
@@ -11455,8 +11692,8 @@
         </w:r>
       </w:hyperlink>
     </w:p>
-    <w:bookmarkEnd w:id="277"/>
-    <w:bookmarkStart w:id="279" w:name="ref-rooneyIntegratingFoodWeb2012"/>
+    <w:bookmarkEnd w:id="281"/>
+    <w:bookmarkStart w:id="283" w:name="ref-rooneyIntegratingFoodWeb2012"/>
     <w:p>
       <w:pPr>
         <w:pStyle w:val="Bibliography"/>
@@ -11493,7 +11730,7 @@
       <w:r>
         <w:t xml:space="preserve"> </w:t>
       </w:r>
-      <w:hyperlink r:id="rId278">
+      <w:hyperlink r:id="rId282">
         <w:r>
           <w:rPr>
             <w:rStyle w:val="Hyperlink"/>
@@ -11502,8 +11739,8 @@
         </w:r>
       </w:hyperlink>
     </w:p>
-    <w:bookmarkEnd w:id="279"/>
-    <w:bookmarkStart w:id="281" w:name="X0db465d2ec8683a81b001c1b3069bfe5ad58a88"/>
+    <w:bookmarkEnd w:id="283"/>
+    <w:bookmarkStart w:id="285" w:name="X0db465d2ec8683a81b001c1b3069bfe5ad58a88"/>
     <w:p>
       <w:pPr>
         <w:pStyle w:val="Bibliography"/>
@@ -11573,7 +11810,7 @@
       <w:r>
         <w:t xml:space="preserve"> </w:t>
       </w:r>
-      <w:hyperlink r:id="rId280">
+      <w:hyperlink r:id="rId284">
         <w:r>
           <w:rPr>
             <w:rStyle w:val="Hyperlink"/>
@@ -11582,8 +11819,8 @@
         </w:r>
       </w:hyperlink>
     </w:p>
-    <w:bookmarkEnd w:id="281"/>
-    <w:bookmarkStart w:id="282" w:name="Xc3fc4268009fd3331eb271d54635005ba876970"/>
+    <w:bookmarkEnd w:id="285"/>
+    <w:bookmarkStart w:id="286" w:name="Xc3fc4268009fd3331eb271d54635005ba876970"/>
     <w:p>
       <w:pPr>
         <w:pStyle w:val="Bibliography"/>
@@ -11748,8 +11985,8 @@
         <w:t xml:space="preserve">(pp. 201–226). University of Chicago Press.</w:t>
       </w:r>
     </w:p>
-    <w:bookmarkEnd w:id="282"/>
-    <w:bookmarkStart w:id="284" w:name="ref-rossbergFoodWebsExperts2006"/>
+    <w:bookmarkEnd w:id="286"/>
+    <w:bookmarkStart w:id="288" w:name="ref-rossbergFoodWebsExperts2006"/>
     <w:p>
       <w:pPr>
         <w:pStyle w:val="Bibliography"/>
@@ -11798,7 +12035,7 @@
       <w:r>
         <w:t xml:space="preserve"> </w:t>
       </w:r>
-      <w:hyperlink r:id="rId283">
+      <w:hyperlink r:id="rId287">
         <w:r>
           <w:rPr>
             <w:rStyle w:val="Hyperlink"/>
@@ -11807,8 +12044,8 @@
         </w:r>
       </w:hyperlink>
     </w:p>
-    <w:bookmarkEnd w:id="284"/>
-    <w:bookmarkStart w:id="286" w:name="ref-saberskiImpactDataResolution2024"/>
+    <w:bookmarkEnd w:id="288"/>
+    <w:bookmarkStart w:id="290" w:name="ref-saberskiImpactDataResolution2024"/>
     <w:p>
       <w:pPr>
         <w:pStyle w:val="Bibliography"/>
@@ -11845,7 +12082,7 @@
       <w:r>
         <w:t xml:space="preserve"> </w:t>
       </w:r>
-      <w:hyperlink r:id="rId285">
+      <w:hyperlink r:id="rId289">
         <w:r>
           <w:rPr>
             <w:rStyle w:val="Hyperlink"/>
@@ -11854,8 +12091,8 @@
         </w:r>
       </w:hyperlink>
     </w:p>
-    <w:bookmarkEnd w:id="286"/>
-    <w:bookmarkStart w:id="288" w:name="ref-sauveHowPlantsConnect2016"/>
+    <w:bookmarkEnd w:id="290"/>
+    <w:bookmarkStart w:id="292" w:name="ref-sauveHowPlantsConnect2016"/>
     <w:p>
       <w:pPr>
         <w:pStyle w:val="Bibliography"/>
@@ -11892,7 +12129,7 @@
       <w:r>
         <w:t xml:space="preserve"> </w:t>
       </w:r>
-      <w:hyperlink r:id="rId287">
+      <w:hyperlink r:id="rId291">
         <w:r>
           <w:rPr>
             <w:rStyle w:val="Hyperlink"/>
@@ -11901,8 +12138,8 @@
         </w:r>
       </w:hyperlink>
     </w:p>
-    <w:bookmarkEnd w:id="288"/>
-    <w:bookmarkStart w:id="290" w:name="Xc0e0e838128ec9c06d72641567f16dac679137a"/>
+    <w:bookmarkEnd w:id="292"/>
+    <w:bookmarkStart w:id="294" w:name="Xc0e0e838128ec9c06d72641567f16dac679137a"/>
     <w:p>
       <w:pPr>
         <w:pStyle w:val="Bibliography"/>
@@ -11939,7 +12176,7 @@
       <w:r>
         <w:t xml:space="preserve"> </w:t>
       </w:r>
-      <w:hyperlink r:id="rId289">
+      <w:hyperlink r:id="rId293">
         <w:r>
           <w:rPr>
             <w:rStyle w:val="Hyperlink"/>
@@ -11948,8 +12185,8 @@
         </w:r>
       </w:hyperlink>
     </w:p>
-    <w:bookmarkEnd w:id="290"/>
-    <w:bookmarkStart w:id="292" w:name="ref-segarRoleEvolutionShaping2020"/>
+    <w:bookmarkEnd w:id="294"/>
+    <w:bookmarkStart w:id="296" w:name="ref-segarRoleEvolutionShaping2020"/>
     <w:p>
       <w:pPr>
         <w:pStyle w:val="Bibliography"/>
@@ -12019,7 +12256,7 @@
       <w:r>
         <w:t xml:space="preserve"> </w:t>
       </w:r>
-      <w:hyperlink r:id="rId291">
+      <w:hyperlink r:id="rId295">
         <w:r>
           <w:rPr>
             <w:rStyle w:val="Hyperlink"/>
@@ -12028,8 +12265,8 @@
         </w:r>
       </w:hyperlink>
     </w:p>
-    <w:bookmarkEnd w:id="292"/>
-    <w:bookmarkStart w:id="294" w:name="X0fb50f1746fa9d2b24f89ed5bfe6ae1a2f58cc2"/>
+    <w:bookmarkEnd w:id="296"/>
+    <w:bookmarkStart w:id="298" w:name="X0fb50f1746fa9d2b24f89ed5bfe6ae1a2f58cc2"/>
     <w:p>
       <w:pPr>
         <w:pStyle w:val="Bibliography"/>
@@ -12053,7 +12290,7 @@
       <w:r>
         <w:t xml:space="preserve"> </w:t>
       </w:r>
-      <w:hyperlink r:id="rId293">
+      <w:hyperlink r:id="rId297">
         <w:r>
           <w:rPr>
             <w:rStyle w:val="Hyperlink"/>
@@ -12068,8 +12305,8 @@
         <w:t xml:space="preserve">(Pre-published)</w:t>
       </w:r>
     </w:p>
-    <w:bookmarkEnd w:id="294"/>
-    <w:bookmarkStart w:id="296" w:name="X35cc3e59baff7bf98de21ce317019a7494753b4"/>
+    <w:bookmarkEnd w:id="298"/>
+    <w:bookmarkStart w:id="300" w:name="X35cc3e59baff7bf98de21ce317019a7494753b4"/>
     <w:p>
       <w:pPr>
         <w:pStyle w:val="Bibliography"/>
@@ -12106,7 +12343,7 @@
       <w:r>
         <w:t xml:space="preserve"> </w:t>
       </w:r>
-      <w:hyperlink r:id="rId295">
+      <w:hyperlink r:id="rId299">
         <w:r>
           <w:rPr>
             <w:rStyle w:val="Hyperlink"/>
@@ -12115,8 +12352,8 @@
         </w:r>
       </w:hyperlink>
     </w:p>
-    <w:bookmarkEnd w:id="296"/>
-    <w:bookmarkStart w:id="298" w:name="ref-smithBehavioralResponsesMosaic2021"/>
+    <w:bookmarkEnd w:id="300"/>
+    <w:bookmarkStart w:id="302" w:name="ref-smithBehavioralResponsesMosaic2021"/>
     <w:p>
       <w:pPr>
         <w:pStyle w:val="Bibliography"/>
@@ -12153,7 +12390,7 @@
       <w:r>
         <w:t xml:space="preserve"> </w:t>
       </w:r>
-      <w:hyperlink r:id="rId297">
+      <w:hyperlink r:id="rId301">
         <w:r>
           <w:rPr>
             <w:rStyle w:val="Hyperlink"/>
@@ -12162,8 +12399,8 @@
         </w:r>
       </w:hyperlink>
     </w:p>
-    <w:bookmarkEnd w:id="298"/>
-    <w:bookmarkStart w:id="300" w:name="X03e9e0a0d566f92bb17f572b5d8593be755e14a"/>
+    <w:bookmarkEnd w:id="302"/>
+    <w:bookmarkStart w:id="304" w:name="X03e9e0a0d566f92bb17f572b5d8593be755e14a"/>
     <w:p>
       <w:pPr>
         <w:pStyle w:val="Bibliography"/>
@@ -12200,7 +12437,7 @@
       <w:r>
         <w:t xml:space="preserve"> </w:t>
       </w:r>
-      <w:hyperlink r:id="rId299">
+      <w:hyperlink r:id="rId303">
         <w:r>
           <w:rPr>
             <w:rStyle w:val="Hyperlink"/>
@@ -12209,8 +12446,8 @@
         </w:r>
       </w:hyperlink>
     </w:p>
-    <w:bookmarkEnd w:id="300"/>
-    <w:bookmarkStart w:id="302" w:name="ref-stephensForagingTheory1986"/>
+    <w:bookmarkEnd w:id="304"/>
+    <w:bookmarkStart w:id="306" w:name="ref-stephensForagingTheory1986"/>
     <w:p>
       <w:pPr>
         <w:pStyle w:val="Bibliography"/>
@@ -12251,7 +12488,7 @@
       <w:r>
         <w:t xml:space="preserve"> </w:t>
       </w:r>
-      <w:hyperlink r:id="rId301">
+      <w:hyperlink r:id="rId305">
         <w:r>
           <w:rPr>
             <w:rStyle w:val="Hyperlink"/>
@@ -12260,8 +12497,8 @@
         </w:r>
       </w:hyperlink>
     </w:p>
-    <w:bookmarkEnd w:id="302"/>
-    <w:bookmarkStart w:id="304" w:name="ref-stockLinearFilteringReveals2017"/>
+    <w:bookmarkEnd w:id="306"/>
+    <w:bookmarkStart w:id="308" w:name="ref-stockLinearFilteringReveals2017"/>
     <w:p>
       <w:pPr>
         <w:pStyle w:val="Bibliography"/>
@@ -12298,7 +12535,7 @@
       <w:r>
         <w:t xml:space="preserve"> </w:t>
       </w:r>
-      <w:hyperlink r:id="rId303">
+      <w:hyperlink r:id="rId307">
         <w:r>
           <w:rPr>
             <w:rStyle w:val="Hyperlink"/>
@@ -12307,8 +12544,8 @@
         </w:r>
       </w:hyperlink>
     </w:p>
-    <w:bookmarkEnd w:id="304"/>
-    <w:bookmarkStart w:id="306" w:name="ref-strydomFoodWebReconstruction2022"/>
+    <w:bookmarkEnd w:id="308"/>
+    <w:bookmarkStart w:id="310" w:name="ref-strydomFoodWebReconstruction2022"/>
     <w:p>
       <w:pPr>
         <w:pStyle w:val="Bibliography"/>
@@ -12345,7 +12582,7 @@
       <w:r>
         <w:t xml:space="preserve"> </w:t>
       </w:r>
-      <w:hyperlink r:id="rId305">
+      <w:hyperlink r:id="rId309">
         <w:r>
           <w:rPr>
             <w:rStyle w:val="Hyperlink"/>
@@ -12354,8 +12591,8 @@
         </w:r>
       </w:hyperlink>
     </w:p>
-    <w:bookmarkEnd w:id="306"/>
-    <w:bookmarkStart w:id="308" w:name="ref-strydomGraphEmbeddingTransfer2023"/>
+    <w:bookmarkEnd w:id="310"/>
+    <w:bookmarkStart w:id="312" w:name="ref-strydomGraphEmbeddingTransfer2023"/>
     <w:p>
       <w:pPr>
         <w:pStyle w:val="Bibliography"/>
@@ -12392,7 +12629,7 @@
       <w:r>
         <w:t xml:space="preserve"> </w:t>
       </w:r>
-      <w:hyperlink r:id="rId307">
+      <w:hyperlink r:id="rId311">
         <w:r>
           <w:rPr>
             <w:rStyle w:val="Hyperlink"/>
@@ -12401,8 +12638,8 @@
         </w:r>
       </w:hyperlink>
     </w:p>
-    <w:bookmarkEnd w:id="308"/>
-    <w:bookmarkStart w:id="310" w:name="ref-strydomRoadmapPredictingSpecies2021"/>
+    <w:bookmarkEnd w:id="312"/>
+    <w:bookmarkStart w:id="314" w:name="ref-strydomRoadmapPredictingSpecies2021"/>
     <w:p>
       <w:pPr>
         <w:pStyle w:val="Bibliography"/>
@@ -12439,7 +12676,7 @@
       <w:r>
         <w:t xml:space="preserve"> </w:t>
       </w:r>
-      <w:hyperlink r:id="rId309">
+      <w:hyperlink r:id="rId313">
         <w:r>
           <w:rPr>
             <w:rStyle w:val="Hyperlink"/>
@@ -12448,8 +12685,8 @@
         </w:r>
       </w:hyperlink>
     </w:p>
-    <w:bookmarkEnd w:id="310"/>
-    <w:bookmarkStart w:id="312" w:name="ref-suAdaptiveRewiringShapes2024a"/>
+    <w:bookmarkEnd w:id="314"/>
+    <w:bookmarkStart w:id="316" w:name="ref-suAdaptiveRewiringShapes2024a"/>
     <w:p>
       <w:pPr>
         <w:pStyle w:val="Bibliography"/>
@@ -12486,7 +12723,7 @@
       <w:r>
         <w:t xml:space="preserve"> </w:t>
       </w:r>
-      <w:hyperlink r:id="rId311">
+      <w:hyperlink r:id="rId315">
         <w:r>
           <w:rPr>
             <w:rStyle w:val="Hyperlink"/>
@@ -12495,8 +12732,8 @@
         </w:r>
       </w:hyperlink>
     </w:p>
-    <w:bookmarkEnd w:id="312"/>
-    <w:bookmarkStart w:id="314" w:name="ref-terryImpactStructuredHigherorder2025"/>
+    <w:bookmarkEnd w:id="316"/>
+    <w:bookmarkStart w:id="318" w:name="ref-terryImpactStructuredHigherorder2025"/>
     <w:p>
       <w:pPr>
         <w:pStyle w:val="Bibliography"/>
@@ -12533,7 +12770,7 @@
       <w:r>
         <w:t xml:space="preserve"> </w:t>
       </w:r>
-      <w:hyperlink r:id="rId313">
+      <w:hyperlink r:id="rId317">
         <w:r>
           <w:rPr>
             <w:rStyle w:val="Hyperlink"/>
@@ -12542,8 +12779,8 @@
         </w:r>
       </w:hyperlink>
     </w:p>
-    <w:bookmarkEnd w:id="314"/>
-    <w:bookmarkStart w:id="316" w:name="ref-terryFindingMissingLinks2020"/>
+    <w:bookmarkEnd w:id="318"/>
+    <w:bookmarkStart w:id="320" w:name="ref-terryFindingMissingLinks2020"/>
     <w:p>
       <w:pPr>
         <w:pStyle w:val="Bibliography"/>
@@ -12580,7 +12817,7 @@
       <w:r>
         <w:t xml:space="preserve"> </w:t>
       </w:r>
-      <w:hyperlink r:id="rId315">
+      <w:hyperlink r:id="rId319">
         <w:r>
           <w:rPr>
             <w:rStyle w:val="Hyperlink"/>
@@ -12589,8 +12826,8 @@
         </w:r>
       </w:hyperlink>
     </w:p>
-    <w:bookmarkEnd w:id="316"/>
-    <w:bookmarkStart w:id="318" w:name="X7030f22390f7878fdd87fd7cd78b728fb735d12"/>
+    <w:bookmarkEnd w:id="320"/>
+    <w:bookmarkStart w:id="322" w:name="X7030f22390f7878fdd87fd7cd78b728fb735d12"/>
     <w:p>
       <w:pPr>
         <w:pStyle w:val="Bibliography"/>
@@ -12627,7 +12864,7 @@
       <w:r>
         <w:t xml:space="preserve"> </w:t>
       </w:r>
-      <w:hyperlink r:id="rId317">
+      <w:hyperlink r:id="rId321">
         <w:r>
           <w:rPr>
             <w:rStyle w:val="Hyperlink"/>
@@ -12636,8 +12873,8 @@
         </w:r>
       </w:hyperlink>
     </w:p>
-    <w:bookmarkEnd w:id="318"/>
-    <w:bookmarkStart w:id="320" w:name="X31a4fa003bce600ed04df56db844e85b8f7350e"/>
+    <w:bookmarkEnd w:id="322"/>
+    <w:bookmarkStart w:id="324" w:name="X31a4fa003bce600ed04df56db844e85b8f7350e"/>
     <w:p>
       <w:pPr>
         <w:pStyle w:val="Bibliography"/>
@@ -12674,7 +12911,7 @@
       <w:r>
         <w:t xml:space="preserve"> </w:t>
       </w:r>
-      <w:hyperlink r:id="rId319">
+      <w:hyperlink r:id="rId323">
         <w:r>
           <w:rPr>
             <w:rStyle w:val="Hyperlink"/>
@@ -12683,8 +12920,8 @@
         </w:r>
       </w:hyperlink>
     </w:p>
-    <w:bookmarkEnd w:id="320"/>
-    <w:bookmarkStart w:id="322" w:name="X2292bbc2ea238f3f11086a996be45734390f150"/>
+    <w:bookmarkEnd w:id="324"/>
+    <w:bookmarkStart w:id="326" w:name="X2292bbc2ea238f3f11086a996be45734390f150"/>
     <w:p>
       <w:pPr>
         <w:pStyle w:val="Bibliography"/>
@@ -12721,7 +12958,7 @@
       <w:r>
         <w:t xml:space="preserve"> </w:t>
       </w:r>
-      <w:hyperlink r:id="rId321">
+      <w:hyperlink r:id="rId325">
         <w:r>
           <w:rPr>
             <w:rStyle w:val="Hyperlink"/>
@@ -12730,8 +12967,8 @@
         </w:r>
       </w:hyperlink>
     </w:p>
-    <w:bookmarkEnd w:id="322"/>
-    <w:bookmarkStart w:id="324" w:name="X2cae758a57fb7b500a696ee22ace3d032a23796"/>
+    <w:bookmarkEnd w:id="326"/>
+    <w:bookmarkStart w:id="328" w:name="X2cae758a57fb7b500a696ee22ace3d032a23796"/>
     <w:p>
       <w:pPr>
         <w:pStyle w:val="Bibliography"/>
@@ -12768,7 +13005,7 @@
       <w:r>
         <w:t xml:space="preserve"> </w:t>
       </w:r>
-      <w:hyperlink r:id="rId323">
+      <w:hyperlink r:id="rId327">
         <w:r>
           <w:rPr>
             <w:rStyle w:val="Hyperlink"/>
@@ -12777,8 +13014,8 @@
         </w:r>
       </w:hyperlink>
     </w:p>
-    <w:bookmarkEnd w:id="324"/>
-    <w:bookmarkStart w:id="326" w:name="ref-vandewalleArthropodFoodWebs2023"/>
+    <w:bookmarkEnd w:id="328"/>
+    <w:bookmarkStart w:id="330" w:name="ref-vandewalleArthropodFoodWebs2023"/>
     <w:p>
       <w:pPr>
         <w:pStyle w:val="Bibliography"/>
@@ -12815,7 +13052,7 @@
       <w:r>
         <w:t xml:space="preserve"> </w:t>
       </w:r>
-      <w:hyperlink r:id="rId325">
+      <w:hyperlink r:id="rId329">
         <w:r>
           <w:rPr>
             <w:rStyle w:val="Hyperlink"/>
@@ -12824,8 +13061,8 @@
         </w:r>
       </w:hyperlink>
     </w:p>
-    <w:bookmarkEnd w:id="326"/>
-    <w:bookmarkStart w:id="328" w:name="X1d292e63e73439a812570c0b60b11c97c96b116"/>
+    <w:bookmarkEnd w:id="330"/>
+    <w:bookmarkStart w:id="332" w:name="X1d292e63e73439a812570c0b60b11c97c96b116"/>
     <w:p>
       <w:pPr>
         <w:pStyle w:val="Bibliography"/>
@@ -12862,7 +13099,7 @@
       <w:r>
         <w:t xml:space="preserve"> </w:t>
       </w:r>
-      <w:hyperlink r:id="rId327">
+      <w:hyperlink r:id="rId331">
         <w:r>
           <w:rPr>
             <w:rStyle w:val="Hyperlink"/>
@@ -12871,8 +13108,8 @@
         </w:r>
       </w:hyperlink>
     </w:p>
-    <w:bookmarkEnd w:id="328"/>
-    <w:bookmarkStart w:id="330" w:name="ref-vazquezUnitingPatternProcess2009"/>
+    <w:bookmarkEnd w:id="332"/>
+    <w:bookmarkStart w:id="334" w:name="ref-vazquezUnitingPatternProcess2009"/>
     <w:p>
       <w:pPr>
         <w:pStyle w:val="Bibliography"/>
@@ -12909,7 +13146,7 @@
       <w:r>
         <w:t xml:space="preserve"> </w:t>
       </w:r>
-      <w:hyperlink r:id="rId329">
+      <w:hyperlink r:id="rId333">
         <w:r>
           <w:rPr>
             <w:rStyle w:val="Hyperlink"/>
@@ -12918,8 +13155,8 @@
         </w:r>
       </w:hyperlink>
     </w:p>
-    <w:bookmarkEnd w:id="330"/>
-    <w:bookmarkStart w:id="332" w:name="ref-williamsSimpleRulesYield2000"/>
+    <w:bookmarkEnd w:id="334"/>
+    <w:bookmarkStart w:id="336" w:name="ref-williamsSimpleRulesYield2000"/>
     <w:p>
       <w:pPr>
         <w:pStyle w:val="Bibliography"/>
@@ -12956,7 +13193,7 @@
       <w:r>
         <w:t xml:space="preserve"> </w:t>
       </w:r>
-      <w:hyperlink r:id="rId331">
+      <w:hyperlink r:id="rId335">
         <w:r>
           <w:rPr>
             <w:rStyle w:val="Hyperlink"/>
@@ -12965,8 +13202,8 @@
         </w:r>
       </w:hyperlink>
     </w:p>
-    <w:bookmarkEnd w:id="332"/>
-    <w:bookmarkStart w:id="334" w:name="ref-windsorUsingEcologicalNetworks2023"/>
+    <w:bookmarkEnd w:id="336"/>
+    <w:bookmarkStart w:id="338" w:name="ref-windsorUsingEcologicalNetworks2023"/>
     <w:p>
       <w:pPr>
         <w:pStyle w:val="Bibliography"/>
@@ -13003,7 +13240,7 @@
       <w:r>
         <w:t xml:space="preserve"> </w:t>
       </w:r>
-      <w:hyperlink r:id="rId333">
+      <w:hyperlink r:id="rId337">
         <w:r>
           <w:rPr>
             <w:rStyle w:val="Hyperlink"/>
@@ -13012,8 +13249,8 @@
         </w:r>
       </w:hyperlink>
     </w:p>
-    <w:bookmarkEnd w:id="334"/>
-    <w:bookmarkStart w:id="336" w:name="X730ccd8cf8fe163c7d3b01f9fb0e7239c294754"/>
+    <w:bookmarkEnd w:id="338"/>
+    <w:bookmarkStart w:id="340" w:name="X730ccd8cf8fe163c7d3b01f9fb0e7239c294754"/>
     <w:p>
       <w:pPr>
         <w:pStyle w:val="Bibliography"/>
@@ -13050,7 +13287,7 @@
       <w:r>
         <w:t xml:space="preserve"> </w:t>
       </w:r>
-      <w:hyperlink r:id="rId335">
+      <w:hyperlink r:id="rId339">
         <w:r>
           <w:rPr>
             <w:rStyle w:val="Hyperlink"/>
@@ -13059,8 +13296,8 @@
         </w:r>
       </w:hyperlink>
     </w:p>
-    <w:bookmarkEnd w:id="336"/>
-    <w:bookmarkStart w:id="338" w:name="ref-woottonModularTheoryTrophic2023"/>
+    <w:bookmarkEnd w:id="340"/>
+    <w:bookmarkStart w:id="342" w:name="ref-woottonModularTheoryTrophic2023"/>
     <w:p>
       <w:pPr>
         <w:pStyle w:val="Bibliography"/>
@@ -13097,7 +13334,7 @@
       <w:r>
         <w:t xml:space="preserve"> </w:t>
       </w:r>
-      <w:hyperlink r:id="rId337">
+      <w:hyperlink r:id="rId341">
         <w:r>
           <w:rPr>
             <w:rStyle w:val="Hyperlink"/>
@@ -13106,8 +13343,8 @@
         </w:r>
       </w:hyperlink>
     </w:p>
-    <w:bookmarkEnd w:id="338"/>
-    <w:bookmarkStart w:id="340" w:name="ref-yeakelCollapseEcologicalNetwork2014"/>
+    <w:bookmarkEnd w:id="342"/>
+    <w:bookmarkStart w:id="344" w:name="ref-yeakelCollapseEcologicalNetwork2014"/>
     <w:p>
       <w:pPr>
         <w:pStyle w:val="Bibliography"/>
@@ -13153,7 +13390,7 @@
       <w:r>
         <w:t xml:space="preserve"> </w:t>
       </w:r>
-      <w:hyperlink r:id="rId339">
+      <w:hyperlink r:id="rId343">
         <w:r>
           <w:rPr>
             <w:rStyle w:val="Hyperlink"/>
@@ -13162,8 +13399,8 @@
         </w:r>
       </w:hyperlink>
     </w:p>
-    <w:bookmarkEnd w:id="340"/>
-    <w:bookmarkStart w:id="342" w:name="Xf1526616b81e2f92af827aa5b123838b8d56bfd"/>
+    <w:bookmarkEnd w:id="344"/>
+    <w:bookmarkStart w:id="346" w:name="Xf1526616b81e2f92af827aa5b123838b8d56bfd"/>
     <w:p>
       <w:pPr>
         <w:pStyle w:val="Bibliography"/>
@@ -13233,7 +13470,7 @@
       <w:r>
         <w:t xml:space="preserve"> </w:t>
       </w:r>
-      <w:hyperlink r:id="rId341">
+      <w:hyperlink r:id="rId345">
         <w:r>
           <w:rPr>
             <w:rStyle w:val="Hyperlink"/>
@@ -13242,8 +13479,8 @@
         </w:r>
       </w:hyperlink>
     </w:p>
-    <w:bookmarkEnd w:id="342"/>
-    <w:bookmarkStart w:id="344" w:name="ref-yodzisMustTopPredators2001"/>
+    <w:bookmarkEnd w:id="346"/>
+    <w:bookmarkStart w:id="348" w:name="ref-yodzisMustTopPredators2001"/>
     <w:p>
       <w:pPr>
         <w:pStyle w:val="Bibliography"/>
@@ -13280,7 +13517,7 @@
       <w:r>
         <w:t xml:space="preserve"> </w:t>
       </w:r>
-      <w:hyperlink r:id="rId343">
+      <w:hyperlink r:id="rId347">
         <w:r>
           <w:rPr>
             <w:rStyle w:val="Hyperlink"/>
@@ -13289,8 +13526,8 @@
         </w:r>
       </w:hyperlink>
     </w:p>
-    <w:bookmarkEnd w:id="344"/>
-    <w:bookmarkStart w:id="346" w:name="ref-yodzisBodySizeConsumerResource1992"/>
+    <w:bookmarkEnd w:id="348"/>
+    <w:bookmarkStart w:id="350" w:name="ref-yodzisBodySizeConsumerResource1992"/>
     <w:p>
       <w:pPr>
         <w:pStyle w:val="Bibliography"/>
@@ -13348,7 +13585,7 @@
       <w:r>
         <w:t xml:space="preserve"> </w:t>
       </w:r>
-      <w:hyperlink r:id="rId345">
+      <w:hyperlink r:id="rId349">
         <w:r>
           <w:rPr>
             <w:rStyle w:val="Hyperlink"/>
@@ -13357,9 +13594,9 @@
         </w:r>
       </w:hyperlink>
     </w:p>
-    <w:bookmarkEnd w:id="346"/>
-    <w:bookmarkEnd w:id="347"/>
-    <w:bookmarkEnd w:id="348"/>
+    <w:bookmarkEnd w:id="350"/>
+    <w:bookmarkEnd w:id="351"/>
+    <w:bookmarkEnd w:id="352"/>
     <w:sectPr>
       <w:footnotePr>
         <w:numRestart w:val="eachSect"/>

--- a/index.docx
+++ b/index.docx
@@ -4976,13 +4976,13 @@
     </w:p>
     <w:bookmarkEnd w:id="33"/>
     <w:bookmarkEnd w:id="34"/>
-    <w:bookmarkStart w:id="35" w:name="concluding-remarks"/>
+    <w:bookmarkStart w:id="35" w:name="conclusion"/>
     <w:p>
       <w:pPr>
         <w:pStyle w:val="Heading1"/>
       </w:pPr>
       <w:r>
-        <w:t xml:space="preserve">6. Concluding remarks</w:t>
+        <w:t xml:space="preserve">6. Conclusion</w:t>
       </w:r>
     </w:p>
     <w:p>
@@ -5008,6 +5008,21 @@
       </w:r>
       <w:r>
         <w:t xml:space="preserve">the different network representations have different potential uses and it should be clear that there is no ‘best’ network representation but rather a network representation that is best suited to its intended purpose. By formalising the assumptions and mechanisms underlying different network constructions, we provide a framework for evaluating when and how particular representations are appropriate. This framework aims to prevent the unintentional misuse or misinterpretation of networks. It also offers a starting point for developing improved approaches to the applied use of networks in addressing questions that are pressing both within the field and across broader biodiversity science.</w:t>
+      </w:r>
+    </w:p>
+    <w:p>
+      <w:pPr>
+        <w:pStyle w:val="BodyText"/>
+      </w:pPr>
+      <w:r>
+        <w:rPr>
+          <w:i/>
+          <w:iCs/>
+        </w:rPr>
+        <w:t xml:space="preserve">Acknowledgements</w:t>
+      </w:r>
+      <w:r>
+        <w:t xml:space="preserve">: TS, APB, and AMD received funding from NERC/NSF grant number NE/X015025/1.</w:t>
       </w:r>
     </w:p>
     <w:bookmarkEnd w:id="35"/>

--- a/index.docx
+++ b/index.docx
@@ -55,7 +55,7 @@
         <w:pStyle w:val="Date"/>
       </w:pPr>
       <w:r>
-        <w:t xml:space="preserve">2026-01-22</w:t>
+        <w:t xml:space="preserve">2026-01-27</w:t>
       </w:r>
     </w:p>
     <w:p>

--- a/index.docx
+++ b/index.docx
@@ -100,32 +100,6 @@
         <w:t xml:space="preserve">neutral and optimal foraging models) that generate structure from mechanistic first principles. By making explicit the assumptions and scale-dependent processes underpinning these different representations, this framework clarifies the scope of inference possible with each approach, ultimately facilitating more robust predictions of biodiversity dynamics in the anthropocene.</w:t>
       </w:r>
     </w:p>
-    <w:sdt>
-      <w:sdtPr>
-        <w:docPartObj>
-          <w:docPartGallery w:val="Table of Contents"/>
-          <w:docPartUnique/>
-        </w:docPartObj>
-      </w:sdtPr>
-      <w:sdtContent>
-        <w:p>
-          <w:pPr>
-            <w:pStyle w:val="TOCHeading"/>
-          </w:pPr>
-          <w:r>
-            <w:t xml:space="preserve">Table of contents</w:t>
-          </w:r>
-        </w:p>
-        <w:p>
-          <w:r>
-            <w:fldChar w:fldCharType="begin" w:dirty="true"/>
-            <w:instrText xml:space="preserve">TOC \o "1-3" \h \z \u</w:instrText>
-            <w:fldChar w:fldCharType="separate"/>
-            <w:fldChar w:fldCharType="end"/>
-          </w:r>
-        </w:p>
-      </w:sdtContent>
-    </w:sdt>
     <w:bookmarkStart w:id="9" w:name="introduction"/>
     <w:p>
       <w:pPr>
@@ -198,37 +172,10 @@
         <w:t xml:space="preserve"> </w:t>
       </w:r>
       <w:r>
-        <w:t xml:space="preserve">[5]</w:t>
-      </w:r>
-      <w:r>
-        <w:t xml:space="preserve">;</w:t>
-      </w:r>
-      <w:r>
-        <w:t xml:space="preserve"> </w:t>
-      </w:r>
-      <w:r>
-        <w:t xml:space="preserve">[6]</w:t>
-      </w:r>
-      <w:r>
-        <w:t xml:space="preserve">;</w:t>
-      </w:r>
-      <w:r>
-        <w:t xml:space="preserve"> </w:t>
-      </w:r>
-      <w:r>
-        <w:t xml:space="preserve">[7]</w:t>
-      </w:r>
-      <w:r>
-        <w:t xml:space="preserve">;</w:t>
-      </w:r>
-      <w:r>
-        <w:t xml:space="preserve"> </w:t>
-      </w:r>
-      <w:r>
-        <w:t xml:space="preserve">[8]</w:t>
-      </w:r>
-      <w:r>
-        <w:t xml:space="preserve">). Documenting interactions between and among taxa is thus one of the fundamental building blocks of community ecology and provides a powerful abstraction and platform for mathematical and statistical modelling of biodiversity to make predictions, and to mitigate and manage threats</w:t>
+        <w:t xml:space="preserve">[5–8]</w:t>
+      </w:r>
+      <w:r>
+        <w:t xml:space="preserve">). Documenting interactions is thus one of the fundamental building blocks of community ecology and provides a powerful abstraction for mathematical and statistical modelling of biodiversity to make predictions, and to mitigate and manage threats</w:t>
       </w:r>
       <w:r>
         <w:t xml:space="preserve"> </w:t>
@@ -248,25 +195,7 @@
         <w:t xml:space="preserve">However, there is a growing discourse around limitations to the interpretation and applied use of networks, which have been recognised since early discussions of sampling effort and aggregation in food webs (</w:t>
       </w:r>
       <w:r>
-        <w:t xml:space="preserve">[5]</w:t>
-      </w:r>
-      <w:r>
-        <w:t xml:space="preserve">;</w:t>
-      </w:r>
-      <w:r>
-        <w:t xml:space="preserve"> </w:t>
-      </w:r>
-      <w:r>
-        <w:t xml:space="preserve">[10]</w:t>
-      </w:r>
-      <w:r>
-        <w:t xml:space="preserve">;</w:t>
-      </w:r>
-      <w:r>
-        <w:t xml:space="preserve"> </w:t>
-      </w:r>
-      <w:r>
-        <w:t xml:space="preserve">[11]</w:t>
+        <w:t xml:space="preserve">[5,10,11]</w:t>
       </w:r>
       <w:r>
         <w:t xml:space="preserve">; recent discussions:</w:t>
@@ -275,16 +204,7 @@
         <w:t xml:space="preserve"> </w:t>
       </w:r>
       <w:r>
-        <w:t xml:space="preserve">[12]</w:t>
-      </w:r>
-      <w:r>
-        <w:t xml:space="preserve">;</w:t>
-      </w:r>
-      <w:r>
-        <w:t xml:space="preserve"> </w:t>
-      </w:r>
-      <w:r>
-        <w:t xml:space="preserve">[13]</w:t>
+        <w:t xml:space="preserve">[12,13]</w:t>
       </w:r>
       <w:r>
         <w:t xml:space="preserve">). Against this, it is important to evaluate the value and the limitations of the various network conceptualisations and how these relate to biodiversity concepts, such as community structure or ecosystem function</w:t>
@@ -355,13 +275,13 @@
         <w:pStyle w:val="BodyText"/>
       </w:pPr>
       <w:r>
-        <w:t xml:space="preserve">Fundamentally, we are talking about an intersection of the type of data used to construct a network and the underlying theory as to what drives the resolution and occurrence of interactions among species in those data. We still lack a clear explanation of the different assumptions and scale dependent processes that underpin network construction alongside extensive discussions about the challenges relating to data collection and observation</w:t>
-      </w:r>
-      <w:r>
-        <w:t xml:space="preserve"> </w:t>
-      </w:r>
-      <w:r>
-        <w:t xml:space="preserve">[6,10,14–21]</w:t>
+        <w:t xml:space="preserve">Network construction reflects both the data used and the theories governing species interactions. We still lack a clear explanation of the different assumptions and scale dependent processes that underpin network construction alongside extensive discussions about the challenges relating to data collection and observation</w:t>
+      </w:r>
+      <w:r>
+        <w:t xml:space="preserve"> </w:t>
+      </w:r>
+      <w:r>
+        <w:t xml:space="preserve">[6,10,14–20]</w:t>
       </w:r>
       <w:r>
         <w:t xml:space="preserve">. Such an understanding should deliver an acceleration in capacity to more effectively predict the impact of multiple stressors on biodiverse communities.</w:t>
@@ -378,78 +298,13 @@
         <w:t xml:space="preserve"> </w:t>
       </w:r>
       <w:r>
-        <w:t xml:space="preserve">[22]</w:t>
-      </w:r>
-      <w:r>
-        <w:t xml:space="preserve"> </w:t>
-      </w:r>
-      <w:r>
-        <w:t xml:space="preserve">showcased a 2+2 decomposition of networks around aggregated versus species level resolution of nodes and around potential and realised links among the nodes. Their review delivers valuable insight into the methodologies used to collect and manage data among the node and link differentiation. It also delivers an overview of the scale and types of questions that are associated with each category of differentiation.</w:t>
-      </w:r>
-    </w:p>
-    <w:p>
-      <w:pPr>
-        <w:pStyle w:val="BodyText"/>
-      </w:pPr>
-      <w:r>
-        <w:t xml:space="preserve">Here we provide a complementary perspective focused on concepts, models, and theory, in contrast to the data driven breakdown in</w:t>
-      </w:r>
-      <w:r>
-        <w:t xml:space="preserve"> </w:t>
-      </w:r>
-      <w:r>
-        <w:t xml:space="preserve">[22]</w:t>
-      </w:r>
-      <w:r>
-        <w:t xml:space="preserve"> </w:t>
-      </w:r>
-      <w:r>
-        <w:t xml:space="preserve">(</w:t>
-      </w:r>
-      <w:r>
-        <w:rPr>
-          <w:i/>
-          <w:iCs/>
-        </w:rPr>
-        <w:t xml:space="preserve">e.g.,</w:t>
-      </w:r>
-      <w:r>
-        <w:t xml:space="preserve"> </w:t>
-      </w:r>
-      <w:r>
-        <w:t xml:space="preserve">their Tables 1 and 2). Our approach delivers a hierarchical perspective on network construction based on a gradient from feasibility, capturing the concept of metawebs and Gauzen et al’s</w:t>
-      </w:r>
-      <w:r>
-        <w:t xml:space="preserve"> </w:t>
-      </w:r>
-      <w:r>
-        <w:t xml:space="preserve">‘potential’</w:t>
-      </w:r>
-      <w:r>
-        <w:t xml:space="preserve"> </w:t>
-      </w:r>
-      <w:r>
-        <w:t xml:space="preserve">webs, through to realised webs as in Gauzens’ et al. In contrast to their 2 + 2 decomposition (their Fig 1), our perspective showcases nested ecological scales and processes that derive from shifts in the assumptions and theories embedded along this gradient. This includes classic ecological</w:t>
-      </w:r>
-      <w:r>
-        <w:t xml:space="preserve"> </w:t>
-      </w:r>
-      <w:r>
-        <w:t xml:space="preserve">‘aggregations’</w:t>
-      </w:r>
-      <w:r>
-        <w:t xml:space="preserve"> </w:t>
-      </w:r>
-      <w:r>
-        <w:t xml:space="preserve">such as functional/phylogenetic groups through to species, populations and individuals, unique perspective on how space and time intersect with node and link resolution, refined insight into which networks are derived by induction vs. deduction and a revealing of a core transition between assumptions about how links are derived based on evolutionary vs. ecological theories.</w:t>
-      </w:r>
-    </w:p>
-    <w:p>
-      <w:pPr>
-        <w:pStyle w:val="BodyText"/>
-      </w:pPr>
-      <w:r>
-        <w:t xml:space="preserve">In the following sections we provide a scene-setting review of nodes and edges (links) in networks before aligning various processes that determine interactions with the different network representations. Ultimately, we provide a unique perspective on the nested hierarchy of processes that govern transitions from meta-webs to realised webs. We finish with a refined and nuanced alignment of models/representations and key questions in biodiversity science in the anthropocene.</w:t>
+        <w:t xml:space="preserve">[21]</w:t>
+      </w:r>
+      <w:r>
+        <w:t xml:space="preserve"> </w:t>
+      </w:r>
+      <w:r>
+        <w:t xml:space="preserve">synthesised ecological networks based on node resolution and link type, with a focus on the data and methodologies underlying each representation. Here, we take a complementary theory-driven perspective by framing network construction as a hierarchical transition from feasibility (metawebs) to realisation. In the following sections, we review how nodes, edges, and interaction processes shape different network representations, highlighting how changes in assumptions alter ecological scale, node and link resolution, modelling approaches, and the relative importance of evolutionary versus ecological processes. We conclude by aligning these representations with key questions in biodiversity science in the Anthropocene.</w:t>
       </w:r>
     </w:p>
     <w:bookmarkEnd w:id="9"/>
@@ -486,7 +341,7 @@
         <w:t xml:space="preserve"> </w:t>
       </w:r>
       <w:r>
-        <w:t xml:space="preserve">[2,23]</w:t>
+        <w:t xml:space="preserve">[2,22]</w:t>
       </w:r>
       <w:r>
         <w:t xml:space="preserve">, and later extended to questions of robustness, stability, and complexity</w:t>
@@ -495,6 +350,41 @@
         <w:t xml:space="preserve"> </w:t>
       </w:r>
       <w:r>
+        <w:rPr>
+          <w:i/>
+          <w:iCs/>
+        </w:rPr>
+        <w:t xml:space="preserve">e.g.,</w:t>
+      </w:r>
+      <w:r>
+        <w:t xml:space="preserve"> </w:t>
+      </w:r>
+      <w:r>
+        <w:t xml:space="preserve">[7,20,23–25]</w:t>
+      </w:r>
+      <w:r>
+        <w:t xml:space="preserve">. More recent work has built on this foundation to link network structure to ecosystem functioning, persistence, and dynamical behaviour</w:t>
+      </w:r>
+      <w:r>
+        <w:t xml:space="preserve"> </w:t>
+      </w:r>
+      <w:r>
+        <w:rPr>
+          <w:i/>
+          <w:iCs/>
+        </w:rPr>
+        <w:t xml:space="preserve">e.g.,</w:t>
+      </w:r>
+      <w:r>
+        <w:t xml:space="preserve">[26–28]</w:t>
+      </w:r>
+      <w:r>
+        <w:t xml:space="preserve">. Networks are therefore commonly treated as response variables in tests of ecological theory and statistical models of the generative processes that give rise to observed structure, and are widely used to compare communities across environmental gradients or through time</w:t>
+      </w:r>
+      <w:r>
+        <w:t xml:space="preserve"> </w:t>
+      </w:r>
+      <w:r>
         <w:t xml:space="preserve">[</w:t>
       </w:r>
       <w:r>
@@ -508,10 +398,10 @@
         <w:t xml:space="preserve"> </w:t>
       </w:r>
       <w:r>
-        <w:t xml:space="preserve">21,7,24–26]</w:t>
-      </w:r>
-      <w:r>
-        <w:t xml:space="preserve">. More recent work has built on this foundation to link network structure to ecosystem functioning, persistence, and dynamical behaviour</w:t>
+        <w:t xml:space="preserve">29,30]</w:t>
+      </w:r>
+      <w:r>
+        <w:t xml:space="preserve">. They also provide a platform for evaluating downstream responses to perturbations, including secondary extinctions and robustness to species loss</w:t>
       </w:r>
       <w:r>
         <w:t xml:space="preserve"> </w:t>
@@ -530,10 +420,10 @@
         <w:t xml:space="preserve"> </w:t>
       </w:r>
       <w:r>
-        <w:t xml:space="preserve">27,28,29]</w:t>
-      </w:r>
-      <w:r>
-        <w:t xml:space="preserve">. Networks are therefore commonly treated as response variables in tests of ecological theory and statistical models of the generative processes that give rise to observed structure, and are widely used to compare communities across environmental gradients or through time</w:t>
+        <w:t xml:space="preserve">7,31–33]</w:t>
+      </w:r>
+      <w:r>
+        <w:t xml:space="preserve">, as well as for implementing dynamical process that inference about stability, ecosystem function, invasions, climate change, contaminants, and extinction cascades</w:t>
       </w:r>
       <w:r>
         <w:t xml:space="preserve"> </w:t>
@@ -552,16 +442,36 @@
         <w:t xml:space="preserve"> </w:t>
       </w:r>
       <w:r>
-        <w:t xml:space="preserve">30,31]</w:t>
-      </w:r>
-      <w:r>
-        <w:t xml:space="preserve">. They also provide a platform for evaluating downstream responses to perturbations, including secondary extinctions and robustness to species loss</w:t>
-      </w:r>
-      <w:r>
-        <w:t xml:space="preserve"> </w:t>
-      </w:r>
-      <w:r>
-        <w:t xml:space="preserve">[</w:t>
+        <w:t xml:space="preserve">34,35,36]</w:t>
+      </w:r>
+      <w:r>
+        <w:t xml:space="preserve">. Against this backdrop of multiple research agendas, the definition of ‘edges’ and ‘nodes’, and the levels of organisation at which they are defined, take many forms</w:t>
+      </w:r>
+      <w:r>
+        <w:t xml:space="preserve"> </w:t>
+      </w:r>
+      <w:r>
+        <w:t xml:space="preserve">[17,37]</w:t>
+      </w:r>
+      <w:r>
+        <w:t xml:space="preserve">, each of which encode a series of assumptions within a network. Here we introduce a perspective on these baseline assumptions.</w:t>
+      </w:r>
+    </w:p>
+    <w:bookmarkStart w:id="10" w:name="how-do-we-define-a-node"/>
+    <w:p>
+      <w:pPr>
+        <w:pStyle w:val="Heading2"/>
+      </w:pPr>
+      <w:r>
+        <w:t xml:space="preserve">2.1 How do we define a node?</w:t>
+      </w:r>
+    </w:p>
+    <w:p>
+      <w:pPr>
+        <w:pStyle w:val="FirstParagraph"/>
+      </w:pPr>
+      <w:r>
+        <w:t xml:space="preserve">While nodes are conventionally described as representing species, in practice they may correspond to a range of taxonomic and non-taxonomic units, including sub-species, genera, or families, as well as trophic species (</w:t>
       </w:r>
       <w:r>
         <w:rPr>
@@ -574,16 +484,10 @@
         <w:t xml:space="preserve"> </w:t>
       </w:r>
       <w:r>
-        <w:t xml:space="preserve">7,32–34]</w:t>
-      </w:r>
-      <w:r>
-        <w:t xml:space="preserve">, as well as for implementing dynamical process that inference about stability, ecosystem function, invasions, climate change, contaminants, and extinction cascades</w:t>
-      </w:r>
-      <w:r>
-        <w:t xml:space="preserve"> </w:t>
-      </w:r>
-      <w:r>
-        <w:t xml:space="preserve">[</w:t>
+        <w:t xml:space="preserve">[38,39]</w:t>
+      </w:r>
+      <w:r>
+        <w:t xml:space="preserve">), feeding guilds (</w:t>
       </w:r>
       <w:r>
         <w:rPr>
@@ -596,36 +500,10 @@
         <w:t xml:space="preserve"> </w:t>
       </w:r>
       <w:r>
-        <w:t xml:space="preserve">35,36,37]</w:t>
-      </w:r>
-      <w:r>
-        <w:t xml:space="preserve">. Against this backdrop of multiple research agendas, the definition of ‘edges’ and ‘nodes’, and the levels of organisation at which they are defined, take many forms</w:t>
-      </w:r>
-      <w:r>
-        <w:t xml:space="preserve"> </w:t>
-      </w:r>
-      <w:r>
-        <w:t xml:space="preserve">[17,38]</w:t>
-      </w:r>
-      <w:r>
-        <w:t xml:space="preserve">, each of which encode a series of assumptions within a network. Here we introduce a perspective on these baseline assumptions.</w:t>
-      </w:r>
-    </w:p>
-    <w:bookmarkStart w:id="10" w:name="how-do-we-define-a-node"/>
-    <w:p>
-      <w:pPr>
-        <w:pStyle w:val="Heading2"/>
-      </w:pPr>
-      <w:r>
-        <w:t xml:space="preserve">2.1 How do we define a node?</w:t>
-      </w:r>
-    </w:p>
-    <w:p>
-      <w:pPr>
-        <w:pStyle w:val="FirstParagraph"/>
-      </w:pPr>
-      <w:r>
-        <w:t xml:space="preserve">While nodes are conventionally described as representing species, in practice they may correspond to a range of taxonomic and non-taxonomic units, including sub-species, genera, or families, as well as trophic species (</w:t>
+        <w:t xml:space="preserve">[40]</w:t>
+      </w:r>
+      <w:r>
+        <w:t xml:space="preserve">), or life-stage–specific subsets of species (</w:t>
       </w:r>
       <w:r>
         <w:rPr>
@@ -638,25 +516,10 @@
         <w:t xml:space="preserve"> </w:t>
       </w:r>
       <w:r>
-        <w:t xml:space="preserve">[39]</w:t>
-      </w:r>
-      <w:r>
-        <w:t xml:space="preserve">;</w:t>
-      </w:r>
-      <w:r>
-        <w:t xml:space="preserve"> </w:t>
-      </w:r>
-      <w:r>
-        <w:t xml:space="preserve">[40]</w:t>
-      </w:r>
-      <w:r>
-        <w:t xml:space="preserve">), feeding guilds</w:t>
-      </w:r>
-      <w:r>
-        <w:t xml:space="preserve"> </w:t>
-      </w:r>
-      <w:r>
-        <w:t xml:space="preserve">[</w:t>
+        <w:t xml:space="preserve">[41]</w:t>
+      </w:r>
+      <w:r>
+        <w:t xml:space="preserve">). These choices reflect differences in the level, type, and consistency of resolution at which networks are constructed, rather than aggregation per se. In many cases, aggregation is applied explicitly on top of more highly resolved—or unevenly resolved—data to address particular questions, as in the construction of trophic species, and the underlying data may remain available for alternative analyses. Nevertheless, representing nodes at coarser or mixed resolutions can limit taxon-specific inference (</w:t>
       </w:r>
       <w:r>
         <w:rPr>
@@ -669,16 +532,54 @@
         <w:t xml:space="preserve"> </w:t>
       </w:r>
       <w:r>
-        <w:t xml:space="preserve">41]</w:t>
-      </w:r>
-      <w:r>
-        <w:t xml:space="preserve">, or life-stage–specific subsets of species</w:t>
-      </w:r>
-      <w:r>
-        <w:t xml:space="preserve"> </w:t>
-      </w:r>
-      <w:r>
-        <w:t xml:space="preserve">[</w:t>
+        <w:t xml:space="preserve">whether species</w:t>
+      </w:r>
+      <w:r>
+        <w:t xml:space="preserve"> </w:t>
+      </w:r>
+      <w:r>
+        <w:rPr>
+          <w:i/>
+          <w:iCs/>
+        </w:rPr>
+        <w:t xml:space="preserve">a</w:t>
+      </w:r>
+      <w:r>
+        <w:t xml:space="preserve"> </w:t>
+      </w:r>
+      <w:r>
+        <w:t xml:space="preserve">consumes species</w:t>
+      </w:r>
+      <w:r>
+        <w:t xml:space="preserve"> </w:t>
+      </w:r>
+      <w:r>
+        <w:rPr>
+          <w:i/>
+          <w:iCs/>
+        </w:rPr>
+        <w:t xml:space="preserve">b</w:t>
+      </w:r>
+      <w:r>
+        <w:t xml:space="preserve">), bias estimates of degree distributions—particularly generality and vulnerability—and complicate downstream analyses such as extinction or invasion dynamics, where species identity and the consequences of loss may be obscured</w:t>
+      </w:r>
+      <w:r>
+        <w:t xml:space="preserve"> </w:t>
+      </w:r>
+      <w:r>
+        <w:t xml:space="preserve">[41,42]</w:t>
+      </w:r>
+      <w:r>
+        <w:t xml:space="preserve">. At the same time, there are clear justifications for using aggregated representations when the distribution of interactions among functional or trophic units is more informative than species-level detail, for example when analysing extinction patterns across feeding guilds</w:t>
+      </w:r>
+      <w:r>
+        <w:t xml:space="preserve"> </w:t>
+      </w:r>
+      <w:r>
+        <w:t xml:space="preserve">[43]</w:t>
+      </w:r>
+      <w:r>
+        <w:t xml:space="preserve">. More broadly, issues of resolution, scale, and sampling have long been recognised as central to the construction and interpretation of food webs (</w:t>
       </w:r>
       <w:r>
         <w:rPr>
@@ -691,92 +592,10 @@
         <w:t xml:space="preserve"> </w:t>
       </w:r>
       <w:r>
-        <w:t xml:space="preserve">42]</w:t>
-      </w:r>
-      <w:r>
-        <w:t xml:space="preserve">. These choices reflect differences in the level, type, and consistency of resolution at which networks are constructed, rather than aggregation per se. In many cases, aggregation is applied explicitly on top of more highly resolved—or unevenly resolved—data to address particular questions, as in the construction of trophic species, and the underlying data may remain available for alternative analyses. Nevertheless, representing nodes at coarser or mixed resolutions can limit taxon-specific inference (</w:t>
-      </w:r>
-      <w:r>
-        <w:rPr>
-          <w:i/>
-          <w:iCs/>
-        </w:rPr>
-        <w:t xml:space="preserve">e.g.,</w:t>
-      </w:r>
-      <w:r>
-        <w:t xml:space="preserve"> </w:t>
-      </w:r>
-      <w:r>
-        <w:t xml:space="preserve">whether species</w:t>
-      </w:r>
-      <w:r>
-        <w:t xml:space="preserve"> </w:t>
-      </w:r>
-      <w:r>
-        <w:rPr>
-          <w:i/>
-          <w:iCs/>
-        </w:rPr>
-        <w:t xml:space="preserve">a</w:t>
-      </w:r>
-      <w:r>
-        <w:t xml:space="preserve"> </w:t>
-      </w:r>
-      <w:r>
-        <w:t xml:space="preserve">consumes species</w:t>
-      </w:r>
-      <w:r>
-        <w:t xml:space="preserve"> </w:t>
-      </w:r>
-      <w:r>
-        <w:rPr>
-          <w:i/>
-          <w:iCs/>
-        </w:rPr>
-        <w:t xml:space="preserve">b</w:t>
-      </w:r>
-      <w:r>
-        <w:t xml:space="preserve">), bias estimates of degree distributions—particularly generality and vulnerability—and complicate downstream analyses such as extinction or invasion dynamics, where species identity and the consequences of loss may be obscured</w:t>
-      </w:r>
-      <w:r>
-        <w:t xml:space="preserve"> </w:t>
-      </w:r>
-      <w:r>
-        <w:t xml:space="preserve">[42,43]</w:t>
-      </w:r>
-      <w:r>
-        <w:t xml:space="preserve">. At the same time, there are clear justifications for using aggregated representations when the distribution of interactions among functional or trophic units is more informative than species-level detail, for example when analysing extinction patterns across feeding guilds</w:t>
-      </w:r>
-      <w:r>
-        <w:t xml:space="preserve"> </w:t>
-      </w:r>
-      <w:r>
-        <w:t xml:space="preserve">[44]</w:t>
-      </w:r>
-      <w:r>
-        <w:t xml:space="preserve">. More broadly, issues of resolution, scale, and sampling have long been recognised as central to the construction and interpretation of food webs</w:t>
-      </w:r>
-      <w:r>
-        <w:t xml:space="preserve"> </w:t>
-      </w:r>
-      <w:r>
-        <w:t xml:space="preserve">[</w:t>
-      </w:r>
-      <w:r>
-        <w:rPr>
-          <w:i/>
-          <w:iCs/>
-        </w:rPr>
-        <w:t xml:space="preserve">e.g.,</w:t>
-      </w:r>
-      <w:r>
-        <w:t xml:space="preserve"> </w:t>
-      </w:r>
-      <w:r>
-        <w:t xml:space="preserve">6,20]</w:t>
-      </w:r>
-      <w:r>
-        <w:t xml:space="preserve">.</w:t>
+        <w:t xml:space="preserve">[6,44]</w:t>
+      </w:r>
+      <w:r>
+        <w:t xml:space="preserve">).</w:t>
       </w:r>
     </w:p>
     <w:bookmarkEnd w:id="10"/>
@@ -794,7 +613,7 @@
         <w:pStyle w:val="FirstParagraph"/>
       </w:pPr>
       <w:r>
-        <w:t xml:space="preserve">In order to break down the definitions of an edge, it is important to introduce the concept of</w:t>
+        <w:t xml:space="preserve">Understanding edges requires distinguishing between</w:t>
       </w:r>
       <w:r>
         <w:t xml:space="preserve"> </w:t>
@@ -810,7 +629,7 @@
         <w:t xml:space="preserve"> </w:t>
       </w:r>
       <w:r>
-        <w:t xml:space="preserve">versus</w:t>
+        <w:t xml:space="preserve">and</w:t>
       </w:r>
       <w:r>
         <w:t xml:space="preserve"> </w:t>
@@ -826,7 +645,7 @@
         <w:t xml:space="preserve"> </w:t>
       </w:r>
       <w:r>
-        <w:t xml:space="preserve">links: potential links reflect feasibility while realised links are connected to flux of some currency (typically energy; see below for more detail). Links within food webs are thus a representation of either potential links between species</w:t>
+        <w:t xml:space="preserve">links - potential links reflect feasibility, whereas realised links reflect fluxes such as energy transfer. Links within food webs are thus a representation of either potential links between species</w:t>
       </w:r>
       <w:r>
         <w:t xml:space="preserve"> </w:t>
@@ -875,7 +694,7 @@
         <w:t xml:space="preserve"> </w:t>
       </w:r>
       <w:r>
-        <w:t xml:space="preserve">[22]</w:t>
+        <w:t xml:space="preserve">[21]</w:t>
       </w:r>
       <w:r>
         <w:t xml:space="preserve">. There are also a myriad of ways in which the links themselves can be specified. Links between species can be treated as present or absent (</w:t>
@@ -912,7 +731,7 @@
         <w:t xml:space="preserve">[49]</w:t>
       </w:r>
       <w:r>
-        <w:t xml:space="preserve">. How links are specified thus requires intersecting both the currency being modelled and their specification. For example, feasibility is unlikely to accommodate flux, but does align with binary or probability representations. Taking a food web that consists of links representing feasible interactions among a collection of species will be meaningless if one is interested in understanding the flow of energy through the network as the links are not environmentally/energetically constrained.</w:t>
+        <w:t xml:space="preserve">. Link definition depends on both the ecological currency and how interactions are represented. For example, feasibility is unlikely to accommodate flux, but does align with binary or probability representations. Taking a food web that consists of links representing feasible interactions among a collection of species will be meaningless if one is interested in understanding the flow of energy through the network as the links are not environmentally/energetically constrained.</w:t>
       </w:r>
     </w:p>
     <w:bookmarkEnd w:id="11"/>
@@ -930,16 +749,20 @@
         <w:pStyle w:val="FirstParagraph"/>
       </w:pPr>
       <w:r>
-        <w:t xml:space="preserve">Against these definitions of nodes and edges, networks fall into two major</w:t>
-      </w:r>
-      <w:r>
-        <w:t xml:space="preserve"> </w:t>
-      </w:r>
-      <w:r>
-        <w:t xml:space="preserve">‘types’</w:t>
-      </w:r>
-      <w:r>
-        <w:t xml:space="preserve">: metawebs, traditionally defined as all the</w:t>
+        <w:t xml:space="preserve">Given these definitions of nodes and edges, ecological networks can be divided into two broad types:</w:t>
+      </w:r>
+      <w:r>
+        <w:t xml:space="preserve"> </w:t>
+      </w:r>
+      <w:r>
+        <w:rPr>
+          <w:b/>
+          <w:bCs/>
+        </w:rPr>
+        <w:t xml:space="preserve">metawebs</w:t>
+      </w:r>
+      <w:r>
+        <w:t xml:space="preserve">, which represent all</w:t>
       </w:r>
       <w:r>
         <w:t xml:space="preserve"> </w:t>
@@ -955,32 +778,29 @@
         <w:t xml:space="preserve"> </w:t>
       </w:r>
       <w:r>
-        <w:t xml:space="preserve">interactions for a specific species pool</w:t>
-      </w:r>
-      <w:r>
-        <w:t xml:space="preserve"> </w:t>
-      </w:r>
-      <w:r>
-        <w:t xml:space="preserve">[20]</w:t>
-      </w:r>
-      <w:r>
-        <w:t xml:space="preserve">; and realised networks, which is the subset of interactions in a metaweb that are</w:t>
-      </w:r>
-      <w:r>
-        <w:t xml:space="preserve"> </w:t>
-      </w:r>
-      <w:r>
-        <w:rPr>
-          <w:i/>
-          <w:iCs/>
-        </w:rPr>
-        <w:t xml:space="preserve">realised</w:t>
-      </w:r>
-      <w:r>
-        <w:t xml:space="preserve"> </w:t>
-      </w:r>
-      <w:r>
-        <w:t xml:space="preserve">for a specific community at a given time and place. The fundamental differences between these two network representations are the spatial and temporal scale at which they are constructed, and the associated processes that are assumed to drive patterns at these scales.</w:t>
+        <w:t xml:space="preserve">interactions within a species pool</w:t>
+      </w:r>
+      <w:r>
+        <w:t xml:space="preserve"> </w:t>
+      </w:r>
+      <w:r>
+        <w:t xml:space="preserve">[44]</w:t>
+      </w:r>
+      <w:r>
+        <w:t xml:space="preserve">, and</w:t>
+      </w:r>
+      <w:r>
+        <w:t xml:space="preserve"> </w:t>
+      </w:r>
+      <w:r>
+        <w:rPr>
+          <w:b/>
+          <w:bCs/>
+        </w:rPr>
+        <w:t xml:space="preserve">realised networks</w:t>
+      </w:r>
+      <w:r>
+        <w:t xml:space="preserve">, which represent the subset of interactions expressed within a particular community at a given place and time. These representations differ in both the scales at which they are constructed and the processes assumed to generate their structure.</w:t>
       </w:r>
     </w:p>
     <w:p>
@@ -988,7 +808,7 @@
         <w:pStyle w:val="BodyText"/>
       </w:pPr>
       <w:r>
-        <w:t xml:space="preserve">A metaweb is, at its core, a list of</w:t>
+        <w:t xml:space="preserve">A metaweb is fundamentally a list of</w:t>
       </w:r>
       <w:r>
         <w:t xml:space="preserve"> </w:t>
@@ -1004,23 +824,7 @@
         <w:t xml:space="preserve"> </w:t>
       </w:r>
       <w:r>
-        <w:t xml:space="preserve">interactions between pairs of species. The feasibility for a given pair is derived from the complementarity of their traits, typically aligned with feeding. Feasibility can be further refined by</w:t>
-      </w:r>
-      <w:r>
-        <w:t xml:space="preserve"> </w:t>
-      </w:r>
-      <w:r>
-        <w:rPr>
-          <w:i/>
-          <w:iCs/>
-        </w:rPr>
-        <w:t xml:space="preserve">co-occurrence</w:t>
-      </w:r>
-      <w:r>
-        <w:t xml:space="preserve"> </w:t>
-      </w:r>
-      <w:r>
-        <w:t xml:space="preserve">leading to the transition from a</w:t>
+        <w:t xml:space="preserve">interactions between species. Feasibility is determined by trait complementarity, typically related to feeding, and can be further constrained by species co-occurrence, producing a transition from</w:t>
       </w:r>
       <w:r>
         <w:t xml:space="preserve"> </w:t>
@@ -1046,13 +850,13 @@
           <w:i/>
           <w:iCs/>
         </w:rPr>
-        <w:t xml:space="preserve">regional metaweb</w:t>
-      </w:r>
-      <w:r>
-        <w:t xml:space="preserve">. Metawebs thus provide a means to identify evolutionary plausible links, regionally plausible interactions, the set of ecologically impossible,</w:t>
-      </w:r>
-      <w:r>
-        <w:t xml:space="preserve"> </w:t>
+        <w:t xml:space="preserve">regional</w:t>
+      </w:r>
+      <w:r>
+        <w:t xml:space="preserve"> </w:t>
+      </w:r>
+      <w:r>
+        <w:t xml:space="preserve">metawebs. Metawebs therefore identify evolutionarily and regionally plausible interactions, ecologically impossible (</w:t>
       </w:r>
       <w:r>
         <w:rPr>
@@ -1065,7 +869,7 @@
         <w:t xml:space="preserve"> </w:t>
       </w:r>
       <w:r>
-        <w:t xml:space="preserve">forbidden, links</w:t>
+        <w:t xml:space="preserve">forbidden) links</w:t>
       </w:r>
       <w:r>
         <w:t xml:space="preserve"> </w:t>
@@ -1074,23 +878,7 @@
         <w:t xml:space="preserve">[50]</w:t>
       </w:r>
       <w:r>
-        <w:t xml:space="preserve">, and ultimately a definition of the plausible</w:t>
-      </w:r>
-      <w:r>
-        <w:t xml:space="preserve"> </w:t>
-      </w:r>
-      <w:r>
-        <w:rPr>
-          <w:i/>
-          <w:iCs/>
-        </w:rPr>
-        <w:t xml:space="preserve">complete</w:t>
-      </w:r>
-      <w:r>
-        <w:t xml:space="preserve"> </w:t>
-      </w:r>
-      <w:r>
-        <w:t xml:space="preserve">diet of a species</w:t>
+        <w:t xml:space="preserve">, and the potential diet breadth of species</w:t>
       </w:r>
       <w:r>
         <w:t xml:space="preserve"> </w:t>
@@ -1107,7 +895,7 @@
         <w:pStyle w:val="BodyText"/>
       </w:pPr>
       <w:r>
-        <w:t xml:space="preserve">In contrast, realised networks are typically localised in space and time, with links contingent on species co-occurrence, environmental conditions, and mechanisms of diet choice. As a result, the presence or absence of a link reflects species behaviour, such that even when a realised network is represented as a binary matrix, each edge implies an underlying function describing interaction strength. A realised network is therefore not a simple downscaling of a metaweb based on finer spatial or temporal resolution. Rather than being obtained by filtering feasible interactions through co-occurrence alone, realised webs capture the processes that govern whether interactions are expressed and how energy flows through a community. In this sense, the definition of an edge shifts from one of feasibility to one of realised choice and consequence, centred on energy acquisition and transfer. Consequently, a metaweb and a realised network constructed from the same set of species may share node composition yet differ structurally, because they are constrained by fundamentally different rules governing link presence. This distinction has important implications for interpretation: links absent from a metaweb can be treated as truly absent in terms of feasibility, whereas links absent from a realised network should instead be interpreted as context-dependent absences arising from environmental, behavioural, or community-level constraints.</w:t>
+        <w:t xml:space="preserve">In contrast, realised networks are localised in space and time, with links shaped by co-occurrence, environmental conditions, and diet choice. Even when represented as binary matrices, their links implicitly reflect interaction strength and energy transfer. Realised networks are therefore not simple spatial or temporal subsets of metawebs; they emerge from the processes governing whether feasible interactions are expressed. Consequently, a metaweb and realised network containing the same species may differ substantially in structure because link presence is governed by different constraints. Links absent from a metaweb represent infeasible interactions, whereas links absent from a realised network reflect context-dependent ecological constraints.</w:t>
       </w:r>
     </w:p>
     <w:bookmarkEnd w:id="12"/>
@@ -1215,7 +1003,7 @@
               <w:pStyle w:val="ImageCaption"/>
             </w:pPr>
             <w:r>
-              <w:t xml:space="preserve">Figure 1: Aligning the various processes that determine interactions (right column) with the different network representations (left column). First, we start with a</w:t>
+              <w:t xml:space="preserve">Figure 1: Aligning the processes that determine interactions (right) with different network representations (left). A</w:t>
             </w:r>
             <w:r>
               <w:t xml:space="preserve"> </w:t>
@@ -1231,7 +1019,10 @@
               <w:t xml:space="preserve"> </w:t>
             </w:r>
             <w:r>
-              <w:t xml:space="preserve">this network captures all possible interactions for a collection of species in the global context. However, within the global environment different species occur in different regions (region one = yellow and region 2 = orange), and it is possible to construct two different metawebs (</w:t>
+              <w:t xml:space="preserve">captures all feasible interactions among a species pool. Restricting this network by species co-occurrence yields</w:t>
+            </w:r>
+            <w:r>
+              <w:t xml:space="preserve"> </w:t>
             </w:r>
             <w:r>
               <w:rPr>
@@ -1241,19 +1032,7 @@
               <w:t xml:space="preserve">regional metawebs</w:t>
             </w:r>
             <w:r>
-              <w:t xml:space="preserve">) for each region by taking accounting for the co-occurrence of the difference species - as shown here we have two regions with some species that are found in both regions (blue) and others endemic to either region one (yellow) or region two (orange). However, even within a region we do not expect all interactions to be realised but rather that there are multiple configurations of the regional metaweb over both space and time. The</w:t>
-            </w:r>
-            <w:r>
-              <w:t xml:space="preserve"> </w:t>
-            </w:r>
-            <w:r>
-              <w:t xml:space="preserve">‘state’</w:t>
-            </w:r>
-            <w:r>
-              <w:t xml:space="preserve"> </w:t>
-            </w:r>
-            <w:r>
-              <w:t xml:space="preserve">of the different</w:t>
+              <w:t xml:space="preserve">, which differ in species composition and interaction feasibility. Species occurring in both regions are shown in red, whereas region-specific species are shown in blue and yellow.</w:t>
             </w:r>
             <w:r>
               <w:t xml:space="preserve"> </w:t>
@@ -1263,13 +1042,13 @@
                 <w:b/>
                 <w:bCs/>
               </w:rPr>
-              <w:t xml:space="preserve">realised networks</w:t>
+              <w:t xml:space="preserve">Realised networks</w:t>
             </w:r>
             <w:r>
               <w:t xml:space="preserve"> </w:t>
             </w:r>
             <w:r>
-              <w:t xml:space="preserve">is ultimately influenced not just by the co-occurrence of a species pair but rather the larger community context such as the abundance of different species, maximisation of energy gain, or indirect/higher order interactions.</w:t>
+              <w:t xml:space="preserve">represent subsets of regional metawebs expressed in particular spatial and temporal contexts. Their structure is shaped not only by co-occurrence, but also by community-level processes such as abundance, diet choice, and non-trophic interactions.</w:t>
             </w:r>
           </w:p>
           <w:bookmarkEnd w:id="17"/>
@@ -1577,7 +1356,7 @@
         <w:t xml:space="preserve"> </w:t>
       </w:r>
       <w:r>
-        <w:t xml:space="preserve">but a list of feasible species pairs. Although it is possible to build a network from the list of interactions generated by these constraints, it is important to be aware that the structure of this network is not constrained by any community context: just because species are able to interact does not mean that they will</w:t>
+        <w:t xml:space="preserve">but a list of feasible species pairs. Although it is possible to build a network from the list of interactions generated by these constraints, it is important to be aware that the structure of this network is not constrained by any community context - just because species are able to interact does not mean that they will</w:t>
       </w:r>
       <w:r>
         <w:t xml:space="preserve"> </w:t>
@@ -1834,7 +1613,7 @@
         <w:t xml:space="preserve"> </w:t>
       </w:r>
       <w:r>
-        <w:t xml:space="preserve">43,70–72]</w:t>
+        <w:t xml:space="preserve">42,70–72]</w:t>
       </w:r>
       <w:r>
         <w:t xml:space="preserve">.</w:t>
@@ -1845,25 +1624,13 @@
         <w:pStyle w:val="BodyText"/>
       </w:pPr>
       <w:r>
-        <w:t xml:space="preserve">In contrast to metaweb</w:t>
-      </w:r>
-      <w:r>
-        <w:t xml:space="preserve"> </w:t>
-      </w:r>
-      <w:r>
-        <w:t xml:space="preserve">‘construction’</w:t>
-      </w:r>
-      <w:r>
-        <w:t xml:space="preserve"> </w:t>
-      </w:r>
-      <w:r>
-        <w:t xml:space="preserve">from a list of pairwise interactions, these methods deliver a realised web directly and as an emergent property of node behaviour. We also here make a distinction, developed below, with models like the Niche Model</w:t>
-      </w:r>
-      <w:r>
-        <w:t xml:space="preserve"> </w:t>
-      </w:r>
-      <w:r>
-        <w:t xml:space="preserve">[40]</w:t>
+        <w:t xml:space="preserve">Unlike metaweb approaches, these models generate realised webs as emergent outcomes of consumer behaviour. We also here make a distinction, developed below, with models like the Niche Model</w:t>
+      </w:r>
+      <w:r>
+        <w:t xml:space="preserve"> </w:t>
+      </w:r>
+      <w:r>
+        <w:t xml:space="preserve">[39]</w:t>
       </w:r>
       <w:r>
         <w:t xml:space="preserve">, where diet choice is implicit in its probabilistic network generating function, but it is working to replicate the</w:t>
@@ -1953,13 +1720,26 @@
         <w:t xml:space="preserve"> </w:t>
       </w:r>
       <w:r>
-        <w:t xml:space="preserve">[29,32,76–78]</w:t>
-      </w:r>
-      <w:r>
-        <w:t xml:space="preserve"> </w:t>
-      </w:r>
-      <w:r>
-        <w:t xml:space="preserve">and represent direct (e.g., predator</w:t>
+        <w:t xml:space="preserve">[28,31,76–78]</w:t>
+      </w:r>
+      <w:r>
+        <w:t xml:space="preserve"> </w:t>
+      </w:r>
+      <w:r>
+        <w:t xml:space="preserve">and represent direct (</w:t>
+      </w:r>
+      <w:r>
+        <w:rPr>
+          <w:i/>
+          <w:iCs/>
+        </w:rPr>
+        <w:t xml:space="preserve">e.g.,</w:t>
+      </w:r>
+      <w:r>
+        <w:t xml:space="preserve"> </w:t>
+      </w:r>
+      <w:r>
+        <w:t xml:space="preserve">predator</w:t>
       </w:r>
       <w:r>
         <w:t xml:space="preserve"> </w:t>
@@ -1984,7 +1764,20 @@
         </m:r>
       </m:oMath>
       <w:r>
-        <w:t xml:space="preserve">) and indirect (e.g., mutualistic/facilitative interactions) mechanisms.</w:t>
+        <w:t xml:space="preserve">) and indirect (</w:t>
+      </w:r>
+      <w:r>
+        <w:rPr>
+          <w:i/>
+          <w:iCs/>
+        </w:rPr>
+        <w:t xml:space="preserve">e.g.,</w:t>
+      </w:r>
+      <w:r>
+        <w:t xml:space="preserve"> </w:t>
+      </w:r>
+      <w:r>
+        <w:t xml:space="preserve">mutualistic/facilitative interactions) mechanisms.</w:t>
       </w:r>
     </w:p>
     <w:p>
@@ -1992,7 +1785,20 @@
         <w:pStyle w:val="BodyText"/>
       </w:pPr>
       <w:r>
-        <w:t xml:space="preserve">Some interactions, such as pollination, occupy an intermediate position in this framework, as they combine trophic components (e.g. resource consumption) with non-trophic effects that influence reproduction, recruitment, and population persistence</w:t>
+        <w:t xml:space="preserve">Some interactions, such as pollination, occupy an intermediate position in this framework, as they combine trophic components (</w:t>
+      </w:r>
+      <w:r>
+        <w:rPr>
+          <w:i/>
+          <w:iCs/>
+        </w:rPr>
+        <w:t xml:space="preserve">e.g.,</w:t>
+      </w:r>
+      <w:r>
+        <w:t xml:space="preserve"> </w:t>
+      </w:r>
+      <w:r>
+        <w:t xml:space="preserve">resource consumption) with non-trophic effects that influence reproduction, recruitment, and population persistence</w:t>
       </w:r>
       <w:r>
         <w:t xml:space="preserve"> </w:t>
@@ -2112,7 +1918,7 @@
         <w:t xml:space="preserve"> </w:t>
       </w:r>
       <w:r>
-        <w:t xml:space="preserve">[28]</w:t>
+        <w:t xml:space="preserve">[27]</w:t>
       </w:r>
       <w:r>
         <w:t xml:space="preserve"> </w:t>
@@ -2293,7 +2099,7 @@
         <w:t xml:space="preserve"> </w:t>
       </w:r>
       <w:r>
-        <w:t xml:space="preserve">[44,95,96]</w:t>
+        <w:t xml:space="preserve">[43,95,96]</w:t>
       </w:r>
       <w:r>
         <w:t xml:space="preserve"> </w:t>
@@ -2325,59 +2131,67 @@
         <w:pStyle w:val="BodyText"/>
       </w:pPr>
       <w:r>
-        <w:t xml:space="preserve">Feeding rules are defined in multiple ways. The determination of the feeding rules can be defined</w:t>
-      </w:r>
-      <w:r>
-        <w:t xml:space="preserve"> </w:t>
-      </w:r>
-      <w:r>
-        <w:rPr>
-          <w:i/>
-          <w:iCs/>
-        </w:rPr>
-        <w:t xml:space="preserve">a priori</w:t>
-      </w:r>
-      <w:r>
-        <w:t xml:space="preserve"> </w:t>
-      </w:r>
-      <w:r>
-        <w:t xml:space="preserve">based on expert knowledge opinions. Typically this is done on a</w:t>
-      </w:r>
-      <w:r>
-        <w:t xml:space="preserve"> </w:t>
-      </w:r>
-      <w:r>
-        <w:t xml:space="preserve">‘trait matching’</w:t>
-      </w:r>
-      <w:r>
-        <w:t xml:space="preserve"> </w:t>
-      </w:r>
-      <w:r>
-        <w:t xml:space="preserve">basis. An example are the paleo food web models of</w:t>
-      </w:r>
-      <w:r>
-        <w:t xml:space="preserve"> </w:t>
-      </w:r>
-      <w:r>
-        <w:t xml:space="preserve">[102]</w:t>
-      </w:r>
-      <w:r>
-        <w:t xml:space="preserve"> </w:t>
-      </w:r>
-      <w:r>
-        <w:t xml:space="preserve">and</w:t>
-      </w:r>
-      <w:r>
-        <w:t xml:space="preserve"> </w:t>
-      </w:r>
-      <w:r>
-        <w:t xml:space="preserve">[103]</w:t>
-      </w:r>
-      <w:r>
-        <w:t xml:space="preserve"> </w:t>
-      </w:r>
-      <w:r>
-        <w:t xml:space="preserve">that specify a series of rules for a set of traits and interactions deemed feasible if all conditions are met. Alternatively the body size ratio between the consumer and resource is often used</w:t>
+        <w:t xml:space="preserve">Feeding rules can be specified in several ways. Expert-based approaches define feasible interactions using trait matching</w:t>
+      </w:r>
+      <w:r>
+        <w:t xml:space="preserve"> </w:t>
+      </w:r>
+      <w:r>
+        <w:t xml:space="preserve">[102,103]</w:t>
+      </w:r>
+      <w:r>
+        <w:t xml:space="preserve">, while mechanistic approaches often rely on body-size relationships between consumers and resources</w:t>
+      </w:r>
+      <w:r>
+        <w:t xml:space="preserve"> </w:t>
+      </w:r>
+      <w:r>
+        <w:t xml:space="preserve">[104,105]</w:t>
+      </w:r>
+      <w:r>
+        <w:t xml:space="preserve">. Alternatively, statistical and machine-learning methods infer interaction probabilities from observed networks using ecological predictors such as traits and phylogeny</w:t>
+      </w:r>
+      <w:r>
+        <w:t xml:space="preserve"> </w:t>
+      </w:r>
+      <w:r>
+        <w:t xml:space="preserve">[106]</w:t>
+      </w:r>
+      <w:r>
+        <w:t xml:space="preserve">.</w:t>
+      </w:r>
+    </w:p>
+    <w:p>
+      <w:pPr>
+        <w:pStyle w:val="BodyText"/>
+      </w:pPr>
+      <w:r>
+        <w:t xml:space="preserve">Rules are also defined by correlating real world interaction data with suitable ecological proxies for which data is more widely available (</w:t>
+      </w:r>
+      <w:r>
+        <w:rPr>
+          <w:i/>
+          <w:iCs/>
+        </w:rPr>
+        <w:t xml:space="preserve">e.g.,</w:t>
+      </w:r>
+      <w:r>
+        <w:t xml:space="preserve"> </w:t>
+      </w:r>
+      <w:r>
+        <w:t xml:space="preserve">traits) using some sort of binary classifier (see</w:t>
+      </w:r>
+      <w:r>
+        <w:t xml:space="preserve"> </w:t>
+      </w:r>
+      <w:r>
+        <w:t xml:space="preserve">[106]</w:t>
+      </w:r>
+      <w:r>
+        <w:t xml:space="preserve"> </w:t>
+      </w:r>
+      <w:r>
+        <w:t xml:space="preserve">for an overview). These include generalised linear models</w:t>
       </w:r>
       <w:r>
         <w:t xml:space="preserve"> </w:t>
@@ -2396,40 +2210,76 @@
         <w:t xml:space="preserve"> </w:t>
       </w:r>
       <w:r>
-        <w:t xml:space="preserve">104,105]</w:t>
-      </w:r>
-      <w:r>
-        <w:t xml:space="preserve">, with the idea that consumers will only utilise a resource with a body size is less than or equal to their own</w:t>
-      </w:r>
-      <w:r>
-        <w:t xml:space="preserve"> </w:t>
-      </w:r>
-      <w:r>
-        <w:t xml:space="preserve">[106,107]</w:t>
-      </w:r>
-      <w:r>
-        <w:t xml:space="preserve">, although it is broadly acknowledged that many herbivores (such as insects) violate these assumptions</w:t>
-      </w:r>
-      <w:r>
-        <w:t xml:space="preserve"> </w:t>
-      </w:r>
-      <w:r>
-        <w:t xml:space="preserve">[108]</w:t>
-      </w:r>
-      <w:r>
-        <w:t xml:space="preserve">. However, work from</w:t>
-      </w:r>
-      <w:r>
-        <w:t xml:space="preserve"> </w:t>
-      </w:r>
-      <w:r>
-        <w:t xml:space="preserve">[109]</w:t>
-      </w:r>
-      <w:r>
-        <w:t xml:space="preserve"> </w:t>
-      </w:r>
-      <w:r>
-        <w:t xml:space="preserve">seems to suggest that adding morphological traits in addition to body size ratio improves model performance.</w:t>
+        <w:t xml:space="preserve">107]</w:t>
+      </w:r>
+      <w:r>
+        <w:t xml:space="preserve">, random forest</w:t>
+      </w:r>
+      <w:r>
+        <w:t xml:space="preserve"> </w:t>
+      </w:r>
+      <w:r>
+        <w:t xml:space="preserve">[</w:t>
+      </w:r>
+      <w:r>
+        <w:rPr>
+          <w:i/>
+          <w:iCs/>
+        </w:rPr>
+        <w:t xml:space="preserve">e.g.,</w:t>
+      </w:r>
+      <w:r>
+        <w:t xml:space="preserve"> </w:t>
+      </w:r>
+      <w:r>
+        <w:t xml:space="preserve">108]</w:t>
+      </w:r>
+      <w:r>
+        <w:t xml:space="preserve">, trait-based k-NN</w:t>
+      </w:r>
+      <w:r>
+        <w:t xml:space="preserve"> </w:t>
+      </w:r>
+      <w:r>
+        <w:t xml:space="preserve">[</w:t>
+      </w:r>
+      <w:r>
+        <w:rPr>
+          <w:i/>
+          <w:iCs/>
+        </w:rPr>
+        <w:t xml:space="preserve">e.g.,</w:t>
+      </w:r>
+      <w:r>
+        <w:t xml:space="preserve"> </w:t>
+      </w:r>
+      <w:r>
+        <w:t xml:space="preserve">109]</w:t>
+      </w:r>
+      <w:r>
+        <w:t xml:space="preserve">, and Bayesian models</w:t>
+      </w:r>
+      <w:r>
+        <w:t xml:space="preserve"> </w:t>
+      </w:r>
+      <w:r>
+        <w:t xml:space="preserve">[</w:t>
+      </w:r>
+      <w:r>
+        <w:rPr>
+          <w:i/>
+          <w:iCs/>
+        </w:rPr>
+        <w:t xml:space="preserve">e.g.,</w:t>
+      </w:r>
+      <w:r>
+        <w:t xml:space="preserve"> </w:t>
+      </w:r>
+      <w:r>
+        <w:t xml:space="preserve">110,111]</w:t>
+      </w:r>
+      <w:r>
+        <w:t xml:space="preserve">.</w:t>
       </w:r>
     </w:p>
     <w:p>
@@ -2437,7 +2287,16 @@
         <w:pStyle w:val="BodyText"/>
       </w:pPr>
       <w:r>
-        <w:t xml:space="preserve">Rules are also defined by correlating real world interaction data with suitable ecological proxies for which data is more widely available (</w:t>
+        <w:t xml:space="preserve">Finally, graph embedding uses the structural features of a known network to infer the position of species in an unknown network through the decomposition of the interaction onto the embedding space (see</w:t>
+      </w:r>
+      <w:r>
+        <w:t xml:space="preserve"> </w:t>
+      </w:r>
+      <w:r>
+        <w:t xml:space="preserve">[51]</w:t>
+      </w:r>
+      <w:r>
+        <w:t xml:space="preserve">). This decomposition relies on a combination of ecological proxies (</w:t>
       </w:r>
       <w:r>
         <w:rPr>
@@ -2450,140 +2309,7 @@
         <w:t xml:space="preserve"> </w:t>
       </w:r>
       <w:r>
-        <w:t xml:space="preserve">traits) using some sort of binary classifier (see</w:t>
-      </w:r>
-      <w:r>
-        <w:t xml:space="preserve"> </w:t>
-      </w:r>
-      <w:r>
-        <w:t xml:space="preserve">[110]</w:t>
-      </w:r>
-      <w:r>
-        <w:t xml:space="preserve"> </w:t>
-      </w:r>
-      <w:r>
-        <w:t xml:space="preserve">for an overview). These include generalised linear models</w:t>
-      </w:r>
-      <w:r>
-        <w:t xml:space="preserve"> </w:t>
-      </w:r>
-      <w:r>
-        <w:t xml:space="preserve">[</w:t>
-      </w:r>
-      <w:r>
-        <w:rPr>
-          <w:i/>
-          <w:iCs/>
-        </w:rPr>
-        <w:t xml:space="preserve">e.g.,</w:t>
-      </w:r>
-      <w:r>
-        <w:t xml:space="preserve"> </w:t>
-      </w:r>
-      <w:r>
-        <w:t xml:space="preserve">111]</w:t>
-      </w:r>
-      <w:r>
-        <w:t xml:space="preserve">, random forest</w:t>
-      </w:r>
-      <w:r>
-        <w:t xml:space="preserve"> </w:t>
-      </w:r>
-      <w:r>
-        <w:t xml:space="preserve">[</w:t>
-      </w:r>
-      <w:r>
-        <w:rPr>
-          <w:i/>
-          <w:iCs/>
-        </w:rPr>
-        <w:t xml:space="preserve">e.g.,</w:t>
-      </w:r>
-      <w:r>
-        <w:t xml:space="preserve"> </w:t>
-      </w:r>
-      <w:r>
-        <w:t xml:space="preserve">112]</w:t>
-      </w:r>
-      <w:r>
-        <w:t xml:space="preserve">, trait-based k-NN</w:t>
-      </w:r>
-      <w:r>
-        <w:t xml:space="preserve"> </w:t>
-      </w:r>
-      <w:r>
-        <w:t xml:space="preserve">[</w:t>
-      </w:r>
-      <w:r>
-        <w:rPr>
-          <w:i/>
-          <w:iCs/>
-        </w:rPr>
-        <w:t xml:space="preserve">e.g.,</w:t>
-      </w:r>
-      <w:r>
-        <w:t xml:space="preserve"> </w:t>
-      </w:r>
-      <w:r>
-        <w:t xml:space="preserve">113]</w:t>
-      </w:r>
-      <w:r>
-        <w:t xml:space="preserve">, and Bayesian models</w:t>
-      </w:r>
-      <w:r>
-        <w:t xml:space="preserve"> </w:t>
-      </w:r>
-      <w:r>
-        <w:t xml:space="preserve">[</w:t>
-      </w:r>
-      <w:r>
-        <w:rPr>
-          <w:i/>
-          <w:iCs/>
-        </w:rPr>
-        <w:t xml:space="preserve">e.g.,</w:t>
-      </w:r>
-      <w:r>
-        <w:t xml:space="preserve"> </w:t>
-      </w:r>
-      <w:r>
-        <w:t xml:space="preserve">114,115]</w:t>
-      </w:r>
-      <w:r>
-        <w:t xml:space="preserve">.</w:t>
-      </w:r>
-    </w:p>
-    <w:p>
-      <w:pPr>
-        <w:pStyle w:val="BodyText"/>
-      </w:pPr>
-      <w:r>
-        <w:t xml:space="preserve">Finally, graph embedding uses the structural features of a known network to infer the position of species in an unknown network through the decomposition of the interaction onto the embedding space. This decomposition relies on a combination of ecological proxies (</w:t>
-      </w:r>
-      <w:r>
-        <w:rPr>
-          <w:i/>
-          <w:iCs/>
-        </w:rPr>
-        <w:t xml:space="preserve">e.g.,</w:t>
-      </w:r>
-      <w:r>
-        <w:t xml:space="preserve"> </w:t>
-      </w:r>
-      <w:r>
-        <w:t xml:space="preserve">traits) in conjunction with known interactions to infer the latent values of species, which can then be mapped onto decomposition of a known network. See</w:t>
-      </w:r>
-      <w:r>
-        <w:t xml:space="preserve"> </w:t>
-      </w:r>
-      <w:r>
-        <w:t xml:space="preserve">[51]</w:t>
-      </w:r>
-      <w:r>
-        <w:t xml:space="preserve"> </w:t>
-      </w:r>
-      <w:r>
-        <w:t xml:space="preserve">for a detailed review of methods and</w:t>
+        <w:t xml:space="preserve">phylogentic relatedness</w:t>
       </w:r>
       <w:r>
         <w:t xml:space="preserve"> </w:t>
@@ -2592,10 +2318,7 @@
         <w:t xml:space="preserve">[57]</w:t>
       </w:r>
       <w:r>
-        <w:t xml:space="preserve"> </w:t>
-      </w:r>
-      <w:r>
-        <w:t xml:space="preserve">for a specific example.</w:t>
+        <w:t xml:space="preserve">) in conjunction with known interactions to infer the latent values of species, which can then be mapped onto decomposition of a known network.</w:t>
       </w:r>
     </w:p>
     <w:bookmarkEnd w:id="22"/>
@@ -2613,19 +2336,7 @@
         <w:pStyle w:val="FirstParagraph"/>
       </w:pPr>
       <w:r>
-        <w:t xml:space="preserve">Networks in this category are generated using rules that create non-random networks that reflect some minimal empirical knowledge of ecological networks. These can be used in a variety of ways, for example comparing the structure of realised networks to quantify relative deviations from the model structure. They are also used as a way to generate</w:t>
-      </w:r>
-      <w:r>
-        <w:t xml:space="preserve"> </w:t>
-      </w:r>
-      <w:r>
-        <w:t xml:space="preserve">‘realistic’</w:t>
-      </w:r>
-      <w:r>
-        <w:t xml:space="preserve"> </w:t>
-      </w:r>
-      <w:r>
-        <w:t xml:space="preserve">food web structures that are used for dynamical or other analyses. The determination of links between species is only implicitly linked to properties of the nodes. This means these networks are usually not species specific. Although these models are data input light, often requiring only species richness and an estimate of the number of expected links, they make clear assumptions regarding what the expectations are for network structure.</w:t>
+        <w:t xml:space="preserve">These models generate ecologically realistic network structures using simple probabilistic rules. They are commonly used as null expectations, for comparative analyses, and as inputs to dynamical models. The determination of links between species is not directly linked to properties of the nodes. This means these networks are usually not species specific. Although they require little empirical information, they encode explicit assumptions about expected network structure.</w:t>
       </w:r>
     </w:p>
     <w:p>
@@ -2639,7 +2350,7 @@
         <w:t xml:space="preserve"> </w:t>
       </w:r>
       <w:r>
-        <w:t xml:space="preserve">[116,117]</w:t>
+        <w:t xml:space="preserve">[112,113]</w:t>
       </w:r>
       <w:r>
         <w:t xml:space="preserve"> </w:t>
@@ -2660,7 +2371,7 @@
         <w:t xml:space="preserve"> </w:t>
       </w:r>
       <w:r>
-        <w:t xml:space="preserve">[118]</w:t>
+        <w:t xml:space="preserve">[114]</w:t>
       </w:r>
       <w:r>
         <w:t xml:space="preserve">]. Typically these models parametrise some aspect of the network structure</w:t>
@@ -2669,7 +2380,7 @@
         <w:t xml:space="preserve"> </w:t>
       </w:r>
       <w:r>
-        <w:t xml:space="preserve">[although see 116 for a parameter-free model]</w:t>
+        <w:t xml:space="preserve">[although see 112 for a parameter-free model]</w:t>
       </w:r>
       <w:r>
         <w:t xml:space="preserve">. These models include the most commonly used network generator, the Niche model</w:t>
@@ -2678,7 +2389,7 @@
         <w:t xml:space="preserve"> </w:t>
       </w:r>
       <w:r>
-        <w:t xml:space="preserve">[40]</w:t>
+        <w:t xml:space="preserve">[39]</w:t>
       </w:r>
       <w:r>
         <w:t xml:space="preserve">, as well as the original Cascade model</w:t>
@@ -2699,7 +2410,7 @@
         <w:t xml:space="preserve"> </w:t>
       </w:r>
       <w:r>
-        <w:t xml:space="preserve">[119]</w:t>
+        <w:t xml:space="preserve">[115]</w:t>
       </w:r>
       <w:r>
         <w:t xml:space="preserve">. Despite the fact that these networks are derived without any real world data they are still able to recover the structure of emirical networks</w:t>
@@ -2708,7 +2419,7 @@
         <w:t xml:space="preserve"> </w:t>
       </w:r>
       <w:r>
-        <w:t xml:space="preserve">[120]</w:t>
+        <w:t xml:space="preserve">[116]</w:t>
       </w:r>
       <w:r>
         <w:t xml:space="preserve">. These models often form the basis for dynamic models</w:t>
@@ -2733,7 +2444,7 @@
         <w:t xml:space="preserve"> </w:t>
       </w:r>
       <w:r>
-        <w:t xml:space="preserve">[25,27]</w:t>
+        <w:t xml:space="preserve">[24,26]</w:t>
       </w:r>
       <w:r>
         <w:t xml:space="preserve"> </w:t>
@@ -2745,7 +2456,7 @@
         <w:t xml:space="preserve"> </w:t>
       </w:r>
       <w:r>
-        <w:t xml:space="preserve">[35]</w:t>
+        <w:t xml:space="preserve">[34]</w:t>
       </w:r>
       <w:r>
         <w:t xml:space="preserve">.</w:t>
@@ -2767,19 +2478,7 @@
         <w:pStyle w:val="FirstParagraph"/>
       </w:pPr>
       <w:r>
-        <w:t xml:space="preserve">In contrast to the above approaches centred on feasibility, realised networks via methods reflecting abundance and diet choice typically rely on deductive reasoning and have a unique agenda to those above. In contrast to the inductive methods, inference about a realised network follows from a set of premises defining generative processes, often referred to as mechanisms. Typically, models that embed abundance and diet choice constraints reference theory that allows inference about the distribution and strength of interactions. Such models are</w:t>
-      </w:r>
-      <w:r>
-        <w:t xml:space="preserve"> </w:t>
-      </w:r>
-      <w:r>
-        <w:t xml:space="preserve">‘network topology generators’</w:t>
-      </w:r>
-      <w:r>
-        <w:t xml:space="preserve"> </w:t>
-      </w:r>
-      <w:r>
-        <w:t xml:space="preserve">and have a strong representation in research comparing network structures along environmental gradients and delivering inference about extinctions and energy flux. They also provide the structural backbone for dynamical systems modelling to address questions about stability-structure-productivity-function relationships, secondary extinction dynamics, species invasion and climate change. There are two broad groups of models in this deductive category.</w:t>
+        <w:t xml:space="preserve">In contrast to the above approaches centred on feasibility, realised networks via methods reflecting abundance and diet choice typically rely on deductive reasoning and have a unique agenda to those above. In contrast to the inductive methods, inference about a realised network follows from a set of premises defining generative processes, often referred to as mechanisms, allowing inference about the distribution and strength of interactions. These models are widely used to study environmental gradients, energy flux, extinction dynamics, and ecosystem functioning. They also provide the structural backbone for dynamical systems modelling to address questions about stability-structure-productivity-function relationships, secondary extinction dynamics, species invasion and climate change. There are two broad groups of models in this deductive category.</w:t>
       </w:r>
     </w:p>
     <w:bookmarkStart w:id="25" w:name="species-specific-networks"/>
@@ -2850,10 +2549,10 @@
         <w:t xml:space="preserve"> </w:t>
       </w:r>
       <w:r>
-        <w:t xml:space="preserve">[121,122]</w:t>
-      </w:r>
-      <w:r>
-        <w:t xml:space="preserve">. Here links are solely determined by the relative abundance of the different species in the community. Although it is highly unlikely that abundance is the only determinant of interactions work by</w:t>
+        <w:t xml:space="preserve">[117,118]</w:t>
+      </w:r>
+      <w:r>
+        <w:t xml:space="preserve">. Here links are solely determined by the relative abundance of the different species in the community. Although unrealistic as a complete explanation, neutral models can be combined with inductive approaches to generate more localised predictions</w:t>
       </w:r>
       <w:r>
         <w:t xml:space="preserve"> </w:t>
@@ -2862,10 +2561,7 @@
         <w:t xml:space="preserve">[67]</w:t>
       </w:r>
       <w:r>
-        <w:t xml:space="preserve"> </w:t>
-      </w:r>
-      <w:r>
-        <w:t xml:space="preserve">showcases how these neutral processes can be used in conjunction with inductive models to construct more refined/localised networks.</w:t>
+        <w:t xml:space="preserve">.</w:t>
       </w:r>
     </w:p>
     <w:p>
@@ -2942,7 +2638,7 @@
         <w:t xml:space="preserve"> </w:t>
       </w:r>
       <w:r>
-        <w:t xml:space="preserve">43,123]</w:t>
+        <w:t xml:space="preserve">42,119]</w:t>
       </w:r>
       <w:r>
         <w:t xml:space="preserve"> </w:t>
@@ -2967,7 +2663,7 @@
         <w:t xml:space="preserve"> </w:t>
       </w:r>
       <w:r>
-        <w:t xml:space="preserve">[36]</w:t>
+        <w:t xml:space="preserve">[35]</w:t>
       </w:r>
       <w:r>
         <w:t xml:space="preserve">.</w:t>
@@ -3050,7 +2746,7 @@
         <w:t xml:space="preserve"> </w:t>
       </w:r>
       <w:r>
-        <w:t xml:space="preserve">[22]</w:t>
+        <w:t xml:space="preserve">[21]</w:t>
       </w:r>
       <w:r>
         <w:t xml:space="preserve">. Notably, there are certain questions that cannot be answered using specific network representations as the scale of the question of interest is fundamentally misaligned with either the process captured by a specific network representation</w:t>
@@ -3377,7 +3073,7 @@
                     <w:jc w:val="center"/>
                   </w:pPr>
                   <w:r>
-                    <w:t xml:space="preserve">[124]</w:t>
+                    <w:t xml:space="preserve">[120]</w:t>
                   </w:r>
                   <w:r>
                     <w:t xml:space="preserve">;</w:t>
@@ -3440,7 +3136,7 @@
                     <w:jc w:val="center"/>
                   </w:pPr>
                   <w:r>
-                    <w:t xml:space="preserve">[125]</w:t>
+                    <w:t xml:space="preserve">[121]</w:t>
                   </w:r>
                   <w:r>
                     <w:t xml:space="preserve">;</w:t>
@@ -3449,7 +3145,7 @@
                     <w:t xml:space="preserve"> </w:t>
                   </w:r>
                   <w:r>
-                    <w:t xml:space="preserve">[126]</w:t>
+                    <w:t xml:space="preserve">[122]</w:t>
                   </w:r>
                   <w:r>
                     <w:t xml:space="preserve">;</w:t>
@@ -3458,7 +3154,7 @@
                     <w:t xml:space="preserve"> </w:t>
                   </w:r>
                   <w:r>
-                    <w:t xml:space="preserve">[127]</w:t>
+                    <w:t xml:space="preserve">[123]</w:t>
                   </w:r>
                 </w:p>
               </w:tc>
@@ -3528,7 +3224,7 @@
                     <w:jc w:val="center"/>
                   </w:pPr>
                   <w:r>
-                    <w:t xml:space="preserve">[128]</w:t>
+                    <w:t xml:space="preserve">[124]</w:t>
                   </w:r>
                   <w:r>
                     <w:t xml:space="preserve">;</w:t>
@@ -3537,7 +3233,7 @@
                     <w:t xml:space="preserve"> </w:t>
                   </w:r>
                   <w:r>
-                    <w:t xml:space="preserve">[32]</w:t>
+                    <w:t xml:space="preserve">[31]</w:t>
                   </w:r>
                   <w:r>
                     <w:t xml:space="preserve">;</w:t>
@@ -3546,7 +3242,7 @@
                     <w:t xml:space="preserve"> </w:t>
                   </w:r>
                   <w:r>
-                    <w:t xml:space="preserve">[129]</w:t>
+                    <w:t xml:space="preserve">[125]</w:t>
                   </w:r>
                   <w:r>
                     <w:t xml:space="preserve">;</w:t>
@@ -3555,7 +3251,7 @@
                     <w:t xml:space="preserve"> </w:t>
                   </w:r>
                   <w:r>
-                    <w:t xml:space="preserve">[130]</w:t>
+                    <w:t xml:space="preserve">[126]</w:t>
                   </w:r>
                 </w:p>
               </w:tc>
@@ -3618,7 +3314,7 @@
                     <w:t xml:space="preserve"> </w:t>
                   </w:r>
                   <w:r>
-                    <w:t xml:space="preserve">[131]</w:t>
+                    <w:t xml:space="preserve">[127]</w:t>
                   </w:r>
                 </w:p>
               </w:tc>
@@ -3701,7 +3397,7 @@
                     <w:t xml:space="preserve"> </w:t>
                   </w:r>
                   <w:r>
-                    <w:t xml:space="preserve">[132]</w:t>
+                    <w:t xml:space="preserve">[128]</w:t>
                   </w:r>
                   <w:r>
                     <w:t xml:space="preserve">;</w:t>
@@ -3710,7 +3406,7 @@
                     <w:t xml:space="preserve"> </w:t>
                   </w:r>
                   <w:r>
-                    <w:t xml:space="preserve">[133]</w:t>
+                    <w:t xml:space="preserve">[129]</w:t>
                   </w:r>
                 </w:p>
               </w:tc>
@@ -3780,7 +3476,7 @@
                     <w:jc w:val="center"/>
                   </w:pPr>
                   <w:r>
-                    <w:t xml:space="preserve">[134]</w:t>
+                    <w:t xml:space="preserve">[130]</w:t>
                   </w:r>
                   <w:r>
                     <w:t xml:space="preserve">;</w:t>
@@ -3789,7 +3485,7 @@
                     <w:t xml:space="preserve"> </w:t>
                   </w:r>
                   <w:r>
-                    <w:t xml:space="preserve">[135]</w:t>
+                    <w:t xml:space="preserve">[131]</w:t>
                   </w:r>
                 </w:p>
               </w:tc>
@@ -3847,7 +3543,7 @@
                     <w:jc w:val="center"/>
                   </w:pPr>
                   <w:r>
-                    <w:t xml:space="preserve">[136]</w:t>
+                    <w:t xml:space="preserve">[132]</w:t>
                   </w:r>
                   <w:r>
                     <w:t xml:space="preserve">;</w:t>
@@ -3856,7 +3552,7 @@
                     <w:t xml:space="preserve"> </w:t>
                   </w:r>
                   <w:r>
-                    <w:t xml:space="preserve">[137]</w:t>
+                    <w:t xml:space="preserve">[133]</w:t>
                   </w:r>
                 </w:p>
               </w:tc>
@@ -3910,7 +3606,7 @@
                     <w:jc w:val="center"/>
                   </w:pPr>
                   <w:r>
-                    <w:t xml:space="preserve">[138]</w:t>
+                    <w:t xml:space="preserve">[134]</w:t>
                   </w:r>
                   <w:r>
                     <w:t xml:space="preserve">;</w:t>
@@ -3919,7 +3615,7 @@
                     <w:t xml:space="preserve"> </w:t>
                   </w:r>
                   <w:r>
-                    <w:t xml:space="preserve">[139]</w:t>
+                    <w:t xml:space="preserve">[135]</w:t>
                   </w:r>
                 </w:p>
               </w:tc>
@@ -3973,7 +3669,7 @@
                     <w:jc w:val="center"/>
                   </w:pPr>
                   <w:r>
-                    <w:t xml:space="preserve">[140]</w:t>
+                    <w:t xml:space="preserve">[136]</w:t>
                   </w:r>
                   <w:r>
                     <w:t xml:space="preserve">;</w:t>
@@ -3982,7 +3678,7 @@
                     <w:t xml:space="preserve"> </w:t>
                   </w:r>
                   <w:r>
-                    <w:t xml:space="preserve">[141]</w:t>
+                    <w:t xml:space="preserve">[137]</w:t>
                   </w:r>
                 </w:p>
               </w:tc>
@@ -4036,7 +3732,7 @@
                     <w:jc w:val="center"/>
                   </w:pPr>
                   <w:r>
-                    <w:t xml:space="preserve">[142]</w:t>
+                    <w:t xml:space="preserve">[138]</w:t>
                   </w:r>
                   <w:r>
                     <w:t xml:space="preserve">;</w:t>
@@ -4045,7 +3741,7 @@
                     <w:t xml:space="preserve"> </w:t>
                   </w:r>
                   <w:r>
-                    <w:t xml:space="preserve">[125]</w:t>
+                    <w:t xml:space="preserve">[121]</w:t>
                   </w:r>
                 </w:p>
               </w:tc>
@@ -4099,7 +3795,7 @@
                     <w:jc w:val="center"/>
                   </w:pPr>
                   <w:r>
-                    <w:t xml:space="preserve">[143]</w:t>
+                    <w:t xml:space="preserve">[139]</w:t>
                   </w:r>
                 </w:p>
               </w:tc>
@@ -4153,7 +3849,7 @@
                     <w:jc w:val="center"/>
                   </w:pPr>
                   <w:r>
-                    <w:t xml:space="preserve">[144]</w:t>
+                    <w:t xml:space="preserve">[140]</w:t>
                   </w:r>
                   <w:r>
                     <w:t xml:space="preserve">;</w:t>
@@ -4162,7 +3858,7 @@
                     <w:t xml:space="preserve"> </w:t>
                   </w:r>
                   <w:r>
-                    <w:t xml:space="preserve">[145]</w:t>
+                    <w:t xml:space="preserve">[141]</w:t>
                   </w:r>
                 </w:p>
               </w:tc>
@@ -4196,85 +3892,25 @@
         <w:pStyle w:val="FirstParagraph"/>
       </w:pPr>
       <w:r>
-        <w:t xml:space="preserve">The interactions in global metawebs are not constrained by the realisation of specific community assemblages (or species co-occurrence). These networks provide a platform for answering questions that assume interactions</w:t>
-      </w:r>
-      <w:r>
-        <w:t xml:space="preserve"> </w:t>
-      </w:r>
-      <w:r>
-        <w:rPr>
-          <w:i/>
-          <w:iCs/>
-        </w:rPr>
-        <w:t xml:space="preserve">could</w:t>
-      </w:r>
-      <w:r>
-        <w:t xml:space="preserve"> </w:t>
-      </w:r>
-      <w:r>
-        <w:t xml:space="preserve">occur between species (feasibility) or where the potential diet breadth of species is required. Examples of appropriate research questions at this scale includes those about</w:t>
-      </w:r>
-      <w:r>
-        <w:t xml:space="preserve"> </w:t>
-      </w:r>
-      <w:r>
-        <w:rPr>
-          <w:i/>
-          <w:iCs/>
-        </w:rPr>
-        <w:t xml:space="preserve">hypothetical</w:t>
-      </w:r>
-      <w:r>
-        <w:t xml:space="preserve"> </w:t>
-      </w:r>
-      <w:r>
-        <w:t xml:space="preserve">or</w:t>
-      </w:r>
-      <w:r>
-        <w:t xml:space="preserve"> </w:t>
-      </w:r>
-      <w:r>
-        <w:rPr>
-          <w:i/>
-          <w:iCs/>
-        </w:rPr>
-        <w:t xml:space="preserve">novel</w:t>
-      </w:r>
-      <w:r>
-        <w:t xml:space="preserve"> </w:t>
-      </w:r>
-      <w:r>
-        <w:t xml:space="preserve">communities and interactions under future climate change scenarios, or the potential</w:t>
-      </w:r>
-      <w:r>
-        <w:t xml:space="preserve"> </w:t>
-      </w:r>
-      <w:r>
-        <w:t xml:space="preserve">‘position’</w:t>
-      </w:r>
-      <w:r>
-        <w:t xml:space="preserve"> </w:t>
-      </w:r>
-      <w:r>
-        <w:t xml:space="preserve">of an invasive (or re-introduced) species within a network</w:t>
-      </w:r>
-      <w:r>
-        <w:t xml:space="preserve"> </w:t>
-      </w:r>
-      <w:r>
-        <w:t xml:space="preserve">[146]</w:t>
-      </w:r>
-      <w:r>
-        <w:t xml:space="preserve">. This scale is also appropriate for a particular class of questions related to the potential (eco-evolutionary) rewiring capacity of species, and how this may help inform on the opportunities for persistence of species within new community assemblages</w:t>
-      </w:r>
-      <w:r>
-        <w:t xml:space="preserve"> </w:t>
-      </w:r>
-      <w:r>
-        <w:t xml:space="preserve">[130]</w:t>
-      </w:r>
-      <w:r>
-        <w:t xml:space="preserve">. The implicit focus on feasibility in these examples highlights that global metawebs are linked to strong proxies for targets and mechanisms of evolutionary change. This offers a network scale for modelling ecological-evolutionary dynamics and the role that both evolutionary history, natural selection, and phenotypic plasticity shapes the diet breadth of species.</w:t>
+        <w:t xml:space="preserve">Global metawebs are most appropriate for questions centred on interaction feasibility and potential diet breadth. They provide a platform for exploring hypothetical or novel communities under climate change</w:t>
+      </w:r>
+      <w:r>
+        <w:t xml:space="preserve"> </w:t>
+      </w:r>
+      <w:r>
+        <w:t xml:space="preserve">[142]</w:t>
+      </w:r>
+      <w:r>
+        <w:t xml:space="preserve">, species invasions, reintroductions, and rewilding, and the potential rewiring capacity</w:t>
+      </w:r>
+      <w:r>
+        <w:t xml:space="preserve"> </w:t>
+      </w:r>
+      <w:r>
+        <w:t xml:space="preserve">[126]</w:t>
+      </w:r>
+      <w:r>
+        <w:t xml:space="preserve">. Because they focus on feasible rather than realised interactions, global metawebs are also well suited to studying eco-evolutionary dynamics and how evolutionary history, natural selection, and phenotypic plasticity shape interaction niches.</w:t>
       </w:r>
     </w:p>
     <w:bookmarkEnd w:id="29"/>
@@ -4292,66 +3928,16 @@
         <w:pStyle w:val="FirstParagraph"/>
       </w:pPr>
       <w:r>
-        <w:t xml:space="preserve">Regional metawebs are conceptually a spatially constrained global metaweb. They make explicit the co-occurence between species. Against this backdrop, they are conceptually aligned with similar questions to those posed above, with the added focus on a community facing, real-world, challenge. Additionally, regional metawebs can and have been used to refine and constrain species distribution model predictions, giving us more refined range maps</w:t>
-      </w:r>
-      <w:r>
-        <w:t xml:space="preserve"> </w:t>
-      </w:r>
-      <w:r>
-        <w:t xml:space="preserve">[41]</w:t>
-      </w:r>
-      <w:r>
-        <w:t xml:space="preserve"> </w:t>
-      </w:r>
-      <w:r>
-        <w:t xml:space="preserve">or community composition under climate change scenarios, even at global scales</w:t>
-      </w:r>
-      <w:r>
-        <w:t xml:space="preserve"> </w:t>
-      </w:r>
-      <w:r>
-        <w:t xml:space="preserve">[30]</w:t>
-      </w:r>
-      <w:r>
-        <w:t xml:space="preserve">.</w:t>
-      </w:r>
-    </w:p>
-    <w:p>
-      <w:pPr>
-        <w:pStyle w:val="BodyText"/>
-      </w:pPr>
-      <w:r>
-        <w:t xml:space="preserve">However we must exercise a high degree of caution when comparing structures among regional metwebs, whether discrete collections or along environmental gradients. At this scale, where the network embeds the assumptions of feasibility, the link distribution is not meaningfully constrained by environmental factors (see</w:t>
-      </w:r>
-      <w:r>
-        <w:t xml:space="preserve"> </w:t>
-      </w:r>
-      <w:hyperlink w:anchor="sec-edge">
-        <w:r>
-          <w:rPr>
-            <w:rStyle w:val="Hyperlink"/>
-          </w:rPr>
-          <w:t xml:space="preserve">Section 2.2</w:t>
-        </w:r>
-      </w:hyperlink>
-      <w:r>
-        <w:t xml:space="preserve">) and it is vital to disentangle structural change</w:t>
-      </w:r>
-      <w:r>
-        <w:t xml:space="preserve"> </w:t>
-      </w:r>
-      <w:r>
-        <w:rPr>
-          <w:i/>
-          <w:iCs/>
-        </w:rPr>
-        <w:t xml:space="preserve">per se</w:t>
-      </w:r>
-      <w:r>
-        <w:t xml:space="preserve"> </w:t>
-      </w:r>
-      <w:r>
-        <w:t xml:space="preserve">from the multiple processes that might determine species turnover (</w:t>
+        <w:t xml:space="preserve">Regional metawebs extend these questions by explicitly incorporating species co-occurrence and therefore provide a more management-relevant perspective. They can be used to refine species distribution models and projections of future community composition</w:t>
+      </w:r>
+      <w:r>
+        <w:t xml:space="preserve"> </w:t>
+      </w:r>
+      <w:r>
+        <w:t xml:space="preserve">[29,40]</w:t>
+      </w:r>
+      <w:r>
+        <w:t xml:space="preserve">. However, caution is required when comparing regional metaweb structure across space or environmental gradients, as observed differences may reflect species turnover (</w:t>
       </w:r>
       <w:r>
         <w:rPr>
@@ -4369,10 +3955,7 @@
         </m:r>
       </m:oMath>
       <w:r>
-        <w:t xml:space="preserve"> </w:t>
-      </w:r>
-      <w:r>
-        <w:t xml:space="preserve">- diversity).</w:t>
+        <w:t xml:space="preserve">-diversity) rather than changes in interaction processes.</w:t>
       </w:r>
     </w:p>
     <w:bookmarkEnd w:id="30"/>
@@ -4390,60 +3973,16 @@
         <w:pStyle w:val="FirstParagraph"/>
       </w:pPr>
       <w:r>
-        <w:t xml:space="preserve">Realised network are the most representative of what comes to mind when people think of networks, and more specifically how we can use them to help inform on larger biogeographic processes</w:t>
-      </w:r>
-      <w:r>
-        <w:t xml:space="preserve"> </w:t>
-      </w:r>
-      <w:r>
-        <w:t xml:space="preserve">[147]</w:t>
-      </w:r>
-      <w:r>
-        <w:t xml:space="preserve">. This is partially because of the popularity and legacy of generative network models (like the Cascade and Niche model) which produce realised network representations, and represent the ideal</w:t>
-      </w:r>
-      <w:r>
-        <w:t xml:space="preserve"> </w:t>
-      </w:r>
-      <w:r>
-        <w:t xml:space="preserve">‘currency’</w:t>
-      </w:r>
-      <w:r>
-        <w:t xml:space="preserve"> </w:t>
-      </w:r>
-      <w:r>
-        <w:t xml:space="preserve">for which to understand the constraints placed on interactions/network structure by the broader community and environmental context. This change in currency and context affords us the opportunity to ask questions that revolve around major ecological theory -</w:t>
-      </w:r>
-      <w:r>
-        <w:t xml:space="preserve"> </w:t>
-      </w:r>
-      <w:r>
-        <w:rPr>
-          <w:i/>
-          <w:iCs/>
-        </w:rPr>
-        <w:t xml:space="preserve">e.g.,</w:t>
-      </w:r>
-      <w:r>
-        <w:t xml:space="preserve"> </w:t>
-      </w:r>
-      <w:r>
-        <w:t xml:space="preserve">community stability and resilience, biodiversity dynamics, ecosystem function, structure-function relationships - and around major conservation and climate change global challenges -</w:t>
-      </w:r>
-      <w:r>
-        <w:t xml:space="preserve"> </w:t>
-      </w:r>
-      <w:r>
-        <w:rPr>
-          <w:i/>
-          <w:iCs/>
-        </w:rPr>
-        <w:t xml:space="preserve">e.g.,</w:t>
-      </w:r>
-      <w:r>
-        <w:t xml:space="preserve"> </w:t>
-      </w:r>
-      <w:r>
-        <w:t xml:space="preserve">temperature change, extinction dynamics, invasion impacts and reintroductions/rewilding.</w:t>
+        <w:t xml:space="preserve">Realised networks are best suited to questions concerning how community and environmental context shape interaction structure and ecosystem functioning</w:t>
+      </w:r>
+      <w:r>
+        <w:t xml:space="preserve"> </w:t>
+      </w:r>
+      <w:r>
+        <w:t xml:space="preserve">[143]</w:t>
+      </w:r>
+      <w:r>
+        <w:t xml:space="preserve">. They provide the appropriate framework for studying stability, resilience, biodiversity dynamics, ecosystem functioning, extinction cascades, invasions, climate change impacts, and network rewiring through time. By capturing interactions that are actually expressed, realised networks allow investigation of how perturbations propagate through communities and influence persistence.</w:t>
       </w:r>
     </w:p>
     <w:p>
@@ -4451,69 +3990,16 @@
         <w:pStyle w:val="BodyText"/>
       </w:pPr>
       <w:r>
-        <w:t xml:space="preserve">Realised networks embody an explicit focus on the link between network structure to ecosystem function. Because the structure of realised webs are isolated from turnover processes they allow us to think about the propagation of change (across both time and space) which allows us to ask questions about the persistence of communities and how they respond to perturbations or stressors (at both the level of the node as well as the modification of links). For example in</w:t>
-      </w:r>
-      <w:r>
-        <w:t xml:space="preserve"> </w:t>
-      </w:r>
-      <w:hyperlink w:anchor="sec-progress_metaweb">
-        <w:r>
-          <w:rPr>
-            <w:rStyle w:val="Hyperlink"/>
-          </w:rPr>
-          <w:t xml:space="preserve">Section 5.1.1</w:t>
-        </w:r>
-      </w:hyperlink>
-      <w:r>
-        <w:t xml:space="preserve"> </w:t>
-      </w:r>
-      <w:r>
-        <w:t xml:space="preserve">we discuss how global metawebs can inform as to the rewiring</w:t>
-      </w:r>
-      <w:r>
-        <w:t xml:space="preserve"> </w:t>
-      </w:r>
-      <w:r>
-        <w:rPr>
-          <w:i/>
-          <w:iCs/>
-        </w:rPr>
-        <w:t xml:space="preserve">capacity</w:t>
-      </w:r>
-      <w:r>
-        <w:t xml:space="preserve"> </w:t>
-      </w:r>
-      <w:r>
-        <w:t xml:space="preserve">of a species, a realised network however would be better suited to capture the rewiring of networks over time as a response to changes in the environment or community.</w:t>
-      </w:r>
-    </w:p>
-    <w:p>
-      <w:pPr>
-        <w:pStyle w:val="BodyText"/>
-      </w:pPr>
-      <w:r>
-        <w:t xml:space="preserve">Although the recent boom in the availability of long-term observation data is allowing us to unpack decades of insights for stability-diversity-productivity relationships for more complex communities</w:t>
-      </w:r>
-      <w:r>
-        <w:t xml:space="preserve"> </w:t>
-      </w:r>
-      <w:r>
-        <w:t xml:space="preserve">[28]</w:t>
-      </w:r>
-      <w:r>
-        <w:t xml:space="preserve"> </w:t>
-      </w:r>
-      <w:r>
-        <w:t xml:space="preserve">or to evaluate the impacts and efficacy of re-introductions</w:t>
-      </w:r>
-      <w:r>
-        <w:t xml:space="preserve"> </w:t>
-      </w:r>
-      <w:r>
-        <w:t xml:space="preserve">[148]</w:t>
-      </w:r>
-      <w:r>
-        <w:t xml:space="preserve">, we need to be mindful that empirical interaction data is typically accumulated over time and so it compresses the transient nature of the interactions between species</w:t>
+        <w:t xml:space="preserve">The increasing availability of long-term interaction datasets is expanding opportunities to address these questions</w:t>
+      </w:r>
+      <w:r>
+        <w:t xml:space="preserve"> </w:t>
+      </w:r>
+      <w:r>
+        <w:t xml:space="preserve">[27,144]</w:t>
+      </w:r>
+      <w:r>
+        <w:t xml:space="preserve">. However, empirical datasets often accumulate interactions across extended periods, potentially obscuring temporal variation in realised interactions</w:t>
       </w:r>
       <w:r>
         <w:t xml:space="preserve"> </w:t>
@@ -4522,7 +4008,7 @@
         <w:t xml:space="preserve">[10]</w:t>
       </w:r>
       <w:r>
-        <w:t xml:space="preserve">. Thus we need to apply a degree of caution when using empirical data to construct realised networks - although there is scope to think about developing methods that will allow us to modify metawebs in such a way that their structures become more aligned with realised webs (see the next section).</w:t>
+        <w:t xml:space="preserve">. Developing approaches that better reconcile empirical networks with realised community dynamics therefore remains an important challenge.</w:t>
       </w:r>
     </w:p>
     <w:bookmarkEnd w:id="31"/>
@@ -4541,7 +4027,7 @@
         <w:pStyle w:val="FirstParagraph"/>
       </w:pPr>
       <w:r>
-        <w:t xml:space="preserve">As noted above, the three types of networks help highlight longstanding methodological challenges that affect our ability to increase both precision and accuracy of inference derived from the questions we highlight above. Here we review some of these challenges and opportunities that are arising to mitigate them.</w:t>
+        <w:t xml:space="preserve">As noted above, the three network types highlight longstanding methodological challenges that limit both the precision and accuracy of ecological inference. Here we briefly review these challenges and emerging opportunities to address them.</w:t>
       </w:r>
     </w:p>
     <w:p>
@@ -4559,22 +4045,7 @@
         <w:t xml:space="preserve"> </w:t>
       </w:r>
       <w:r>
-        <w:t xml:space="preserve">Ultimately, knowing what is right/precise/correct in an ecological network requires robust data. What does it mean when we</w:t>
-      </w:r>
-      <w:r>
-        <w:t xml:space="preserve"> </w:t>
-      </w:r>
-      <w:r>
-        <w:t xml:space="preserve">‘observe’</w:t>
-      </w:r>
-      <w:r>
-        <w:t xml:space="preserve"> </w:t>
-      </w:r>
-      <w:r>
-        <w:t xml:space="preserve">an interaction be that directly (predator actively feeding on prey) or indirectly via</w:t>
-      </w:r>
-      <w:r>
-        <w:t xml:space="preserve"> </w:t>
+        <w:t xml:space="preserve">Robust inference requires understanding what constitutes an observed interaction, whether recorded directly (predation events) or indirectly (</w:t>
       </w:r>
       <w:r>
         <w:rPr>
@@ -4587,19 +4058,7 @@
         <w:t xml:space="preserve"> </w:t>
       </w:r>
       <w:r>
-        <w:t xml:space="preserve">gut or isotope analysis. A network constructed with empirical data will most likely still represent an</w:t>
-      </w:r>
-      <w:r>
-        <w:t xml:space="preserve"> </w:t>
-      </w:r>
-      <w:r>
-        <w:t xml:space="preserve">‘accumulation’</w:t>
-      </w:r>
-      <w:r>
-        <w:t xml:space="preserve"> </w:t>
-      </w:r>
-      <w:r>
-        <w:t xml:space="preserve">of feeding data making it conceptually more closely aligned with the idea of a metaweb.</w:t>
+        <w:t xml:space="preserve">gut contents or stable isotopes). Because empirical networks often accumulate observations across space and time, they may be conceptually closer to metawebs than realised networks.</w:t>
       </w:r>
     </w:p>
     <w:p>
@@ -4617,76 +4076,25 @@
         <w:t xml:space="preserve"> </w:t>
       </w:r>
       <w:r>
-        <w:t xml:space="preserve">Progress has been made in the development of tools and approaches of assessing how well a model recovers pairwise interactions</w:t>
-      </w:r>
-      <w:r>
-        <w:t xml:space="preserve"> </w:t>
-      </w:r>
-      <w:r>
-        <w:t xml:space="preserve">[91,149]</w:t>
-      </w:r>
-      <w:r>
-        <w:t xml:space="preserve">, but we still lack a clear set of guidelines for benchmarking the ability of models to recover structure</w:t>
-      </w:r>
-      <w:r>
-        <w:t xml:space="preserve"> </w:t>
-      </w:r>
-      <w:r>
-        <w:t xml:space="preserve">[118,150]</w:t>
-      </w:r>
-      <w:r>
-        <w:t xml:space="preserve">. This makes it challenging to assess if models are capturing network structure accurately, especially if one wants to use empirical data as the</w:t>
-      </w:r>
-      <w:r>
-        <w:t xml:space="preserve"> </w:t>
-      </w:r>
-      <w:r>
-        <w:t xml:space="preserve">‘testing set’</w:t>
-      </w:r>
-      <w:r>
-        <w:t xml:space="preserve">. Specifically, can we use a network constructed using long-term interaction observation data (</w:t>
-      </w:r>
-      <w:r>
-        <w:rPr>
-          <w:i/>
-          <w:iCs/>
-        </w:rPr>
-        <w:t xml:space="preserve">i.e.,</w:t>
-      </w:r>
-      <w:r>
-        <w:t xml:space="preserve"> </w:t>
-      </w:r>
-      <w:r>
-        <w:t xml:space="preserve">conceptually a metaweb) to assess the accuracy of a modelled (</w:t>
-      </w:r>
-      <w:r>
-        <w:rPr>
-          <w:i/>
-          <w:iCs/>
-        </w:rPr>
-        <w:t xml:space="preserve">I don’t know how I feel about this word</w:t>
-      </w:r>
-      <w:r>
-        <w:t xml:space="preserve">), realised network? Additionally one needs to think about</w:t>
-      </w:r>
-      <w:r>
-        <w:t xml:space="preserve"> </w:t>
-      </w:r>
-      <w:r>
-        <w:rPr>
-          <w:i/>
-          <w:iCs/>
-        </w:rPr>
-        <w:t xml:space="preserve">what</w:t>
-      </w:r>
-      <w:r>
-        <w:t xml:space="preserve"> </w:t>
-      </w:r>
-      <w:r>
-        <w:t xml:space="preserve">aspect of accurate/precise network construction is the most important - is it the structure or ability to correctly predict pairwise links? In the case of attempting to construct a metaweb it is important that one is accurately recovering both links that are truly present and absent, however in the case of realised webs it is perhaps not that clear. Is it sufficient to correctly recover structure</w:t>
-      </w:r>
-      <w:r>
-        <w:t xml:space="preserve"> </w:t>
+        <w:t xml:space="preserve">Considerable progress has been made in assessing how well models recover pairwise interactions</w:t>
+      </w:r>
+      <w:r>
+        <w:t xml:space="preserve"> </w:t>
+      </w:r>
+      <w:r>
+        <w:t xml:space="preserve">[91,145]</w:t>
+      </w:r>
+      <w:r>
+        <w:t xml:space="preserve">, yet there remains no clear framework for evaluating their ability to recover network structure</w:t>
+      </w:r>
+      <w:r>
+        <w:t xml:space="preserve"> </w:t>
+      </w:r>
+      <w:r>
+        <w:t xml:space="preserve">[114,146]</w:t>
+      </w:r>
+      <w:r>
+        <w:t xml:space="preserve">. This raises two related questions: what constitutes an appropriate benchmark, and which aspects of network recovery matter most? For metawebs, accurately identifying both present and forbidden links may be essential, whereas for realised webs it remains unclear whether recovering pairwise interactions, aggregate properties (</w:t>
       </w:r>
       <w:r>
         <w:rPr>
@@ -4699,7 +4107,7 @@
         <w:t xml:space="preserve"> </w:t>
       </w:r>
       <w:r>
-        <w:t xml:space="preserve">connectance or do the pairwise links also need to be correct?</w:t>
+        <w:t xml:space="preserve">connectance), or both should be the primary objective.</w:t>
       </w:r>
     </w:p>
     <w:p>
@@ -4717,19 +4125,16 @@
         <w:t xml:space="preserve"> </w:t>
       </w:r>
       <w:r>
-        <w:t xml:space="preserve">Currently most approaches to modelling realised networks fail to explicitly account for any form of evolutionary constraint (although see</w:t>
-      </w:r>
-      <w:r>
-        <w:t xml:space="preserve"> </w:t>
-      </w:r>
-      <w:r>
-        <w:t xml:space="preserve">[109]</w:t>
-      </w:r>
-      <w:r>
-        <w:t xml:space="preserve"> </w:t>
-      </w:r>
-      <w:r>
-        <w:t xml:space="preserve">and</w:t>
+        <w:t xml:space="preserve">CMost approaches for modelling realised networks do not explicitly incorporate evolutionary constraints (although see</w:t>
+      </w:r>
+      <w:r>
+        <w:t xml:space="preserve"> </w:t>
+      </w:r>
+      <w:r>
+        <w:t xml:space="preserve">[147]</w:t>
+      </w:r>
+      <w:r>
+        <w:t xml:space="preserve">;</w:t>
       </w:r>
       <w:r>
         <w:t xml:space="preserve"> </w:t>
@@ -4738,7 +4143,36 @@
         <w:t xml:space="preserve">[68]</w:t>
       </w:r>
       <w:r>
-        <w:t xml:space="preserve">) and we need to develop either an ensemble modelling approach</w:t>
+        <w:t xml:space="preserve">). Progress will likely require either ensemble approaches</w:t>
+      </w:r>
+      <w:r>
+        <w:t xml:space="preserve"> </w:t>
+      </w:r>
+      <w:r>
+        <w:t xml:space="preserve">[148,149]</w:t>
+      </w:r>
+      <w:r>
+        <w:t xml:space="preserve"> </w:t>
+      </w:r>
+      <w:r>
+        <w:t xml:space="preserve">or methods for downscaling metawebs into realised networks</w:t>
+      </w:r>
+      <w:r>
+        <w:t xml:space="preserve"> </w:t>
+      </w:r>
+      <w:r>
+        <w:t xml:space="preserve">[e.g., 150]</w:t>
+      </w:r>
+      <w:r>
+        <w:t xml:space="preserve">. However, any such transition must retain clarity about the meaning of links - structurally realistic networks do not necessarily represent realised prey choice or energy flow.</w:t>
+      </w:r>
+    </w:p>
+    <w:p>
+      <w:pPr>
+        <w:pStyle w:val="BodyText"/>
+      </w:pPr>
+      <w:r>
+        <w:t xml:space="preserve">Developing frameworks that allow transitioning between metaweb and realised representations will also facilitate integration with metacommunity, metaecosystem, and ecosystem-level theory</w:t>
       </w:r>
       <w:r>
         <w:t xml:space="preserve"> </w:t>
@@ -4747,164 +4181,13 @@
         <w:t xml:space="preserve">[151,152]</w:t>
       </w:r>
       <w:r>
-        <w:t xml:space="preserve"> </w:t>
-      </w:r>
-      <w:r>
-        <w:t xml:space="preserve">or tools that will allow for the downsampling of metawebs into realised networks,</w:t>
-      </w:r>
-      <w:r>
-        <w:t xml:space="preserve"> </w:t>
-      </w:r>
-      <w:r>
-        <w:t xml:space="preserve">[</w:t>
-      </w:r>
-      <w:r>
-        <w:rPr>
-          <w:i/>
-          <w:iCs/>
-        </w:rPr>
-        <w:t xml:space="preserve">e.g.,</w:t>
-      </w:r>
-      <w:r>
-        <w:t xml:space="preserve"> </w:t>
-      </w:r>
-      <w:r>
-        <w:t xml:space="preserve">153]</w:t>
-      </w:r>
-      <w:r>
-        <w:t xml:space="preserve">.</w:t>
-      </w:r>
-    </w:p>
-    <w:p>
-      <w:pPr>
-        <w:pStyle w:val="BodyText"/>
-      </w:pPr>
-      <w:r>
-        <w:t xml:space="preserve">Importantly we need to think critically how the creation of either an</w:t>
-      </w:r>
-      <w:r>
-        <w:t xml:space="preserve"> </w:t>
-      </w:r>
-      <w:r>
-        <w:t xml:space="preserve">‘ensemble network’</w:t>
-      </w:r>
-      <w:r>
-        <w:t xml:space="preserve"> </w:t>
-      </w:r>
-      <w:r>
-        <w:t xml:space="preserve">or downsampled metaweb might change the underlying</w:t>
-      </w:r>
-      <w:r>
-        <w:t xml:space="preserve"> </w:t>
-      </w:r>
-      <w:r>
-        <w:t xml:space="preserve">‘currency’</w:t>
-      </w:r>
-      <w:r>
-        <w:t xml:space="preserve"> </w:t>
-      </w:r>
-      <w:r>
-        <w:t xml:space="preserve">of a network and thus the underlying definition of the edge</w:t>
-      </w:r>
-      <w:r>
-        <w:t xml:space="preserve"> </w:t>
-      </w:r>
-      <w:r>
-        <w:rPr>
-          <w:i/>
-          <w:iCs/>
-        </w:rPr>
-        <w:t xml:space="preserve">e.g.</w:t>
-      </w:r>
-      <w:r>
-        <w:t xml:space="preserve"> </w:t>
-      </w:r>
-      <w:r>
-        <w:t xml:space="preserve">the downsampling approach developed by</w:t>
+        <w:t xml:space="preserve">. Doing so requires clear definitions of what constitutes a network and where its spatial and temporal boundaries lie</w:t>
       </w:r>
       <w:r>
         <w:t xml:space="preserve"> </w:t>
       </w:r>
       <w:r>
         <w:t xml:space="preserve">[153]</w:t>
-      </w:r>
-      <w:r>
-        <w:t xml:space="preserve"> </w:t>
-      </w:r>
-      <w:r>
-        <w:t xml:space="preserve">structurally constrains the network to structurally look like a realised web, but the links do not represent prey choice</w:t>
-      </w:r>
-      <w:r>
-        <w:t xml:space="preserve"> </w:t>
-      </w:r>
-      <w:r>
-        <w:rPr>
-          <w:i/>
-          <w:iCs/>
-        </w:rPr>
-        <w:t xml:space="preserve">per se</w:t>
-      </w:r>
-      <w:r>
-        <w:t xml:space="preserve">.</w:t>
-      </w:r>
-    </w:p>
-    <w:p>
-      <w:pPr>
-        <w:pStyle w:val="BodyText"/>
-      </w:pPr>
-      <w:r>
-        <w:t xml:space="preserve">Having a well developed framework as well as</w:t>
-      </w:r>
-      <w:r>
-        <w:t xml:space="preserve"> </w:t>
-      </w:r>
-      <w:r>
-        <w:t xml:space="preserve">‘fluidity’</w:t>
-      </w:r>
-      <w:r>
-        <w:t xml:space="preserve"> </w:t>
-      </w:r>
-      <w:r>
-        <w:t xml:space="preserve">to allow us to scale up between meta- and realised food webs lays the groundwork for us to actively begin the integration of food webs into the classical metacommunity-metaecosystem space</w:t>
-      </w:r>
-      <w:r>
-        <w:t xml:space="preserve"> </w:t>
-      </w:r>
-      <w:r>
-        <w:t xml:space="preserve">[154]</w:t>
-      </w:r>
-      <w:r>
-        <w:t xml:space="preserve"> </w:t>
-      </w:r>
-      <w:r>
-        <w:t xml:space="preserve">as well as ecosystem level processes</w:t>
-      </w:r>
-      <w:r>
-        <w:t xml:space="preserve"> </w:t>
-      </w:r>
-      <w:r>
-        <w:t xml:space="preserve">[155]</w:t>
-      </w:r>
-      <w:r>
-        <w:t xml:space="preserve">. That being said developments in the community-ecosystem space should be intentional about articulating a firm distinction as to what defines a</w:t>
-      </w:r>
-      <w:r>
-        <w:t xml:space="preserve"> </w:t>
-      </w:r>
-      <w:r>
-        <w:t xml:space="preserve">‘network’</w:t>
-      </w:r>
-      <w:r>
-        <w:t xml:space="preserve"> </w:t>
-      </w:r>
-      <w:r>
-        <w:t xml:space="preserve">as a unit, as well as defining the logical (spatial and temporal) boundaries between networks</w:t>
-      </w:r>
-      <w:r>
-        <w:t xml:space="preserve"> </w:t>
-      </w:r>
-      <w:r>
-        <w:t xml:space="preserve">[156]</w:t>
       </w:r>
       <w:r>
         <w:t xml:space="preserve">.</w:t>
@@ -4925,55 +4208,22 @@
         <w:t xml:space="preserve"> </w:t>
       </w:r>
       <w:r>
-        <w:t xml:space="preserve">There is a disconnect when it comes to effectively using networks in applied spaces. This is probably at least in part related to the challenges with delineating</w:t>
-      </w:r>
-      <w:r>
-        <w:t xml:space="preserve"> </w:t>
-      </w:r>
-      <w:r>
-        <w:t xml:space="preserve">‘boundaries’</w:t>
-      </w:r>
-      <w:r>
-        <w:t xml:space="preserve"> </w:t>
-      </w:r>
-      <w:r>
-        <w:t xml:space="preserve">between networks, and how these relate to</w:t>
-      </w:r>
-      <w:r>
-        <w:t xml:space="preserve"> </w:t>
-      </w:r>
-      <w:r>
-        <w:t xml:space="preserve">‘management units’</w:t>
-      </w:r>
-      <w:r>
-        <w:t xml:space="preserve"> </w:t>
-      </w:r>
-      <w:r>
-        <w:t xml:space="preserve">and scales in addition to a limited interpretability of network metrics, specifically how this can be applied to conservation targets/indices</w:t>
-      </w:r>
-      <w:r>
-        <w:t xml:space="preserve"> </w:t>
-      </w:r>
-      <w:r>
-        <w:t xml:space="preserve">[157]</w:t>
-      </w:r>
-      <w:r>
-        <w:t xml:space="preserve">. In order to address these shortcomings we need to make an effort to more efficiently map the form (structure) of a network to its function in order to identify how this can effectively be integrated into policy to make it meaningful and actionable</w:t>
-      </w:r>
-      <w:r>
-        <w:t xml:space="preserve"> </w:t>
-      </w:r>
-      <w:r>
-        <w:t xml:space="preserve">[158]</w:t>
-      </w:r>
-      <w:r>
-        <w:t xml:space="preserve">, all while remaining mindful to ensure that we identify the appropriate analytical tools and network representation</w:t>
-      </w:r>
-      <w:r>
-        <w:t xml:space="preserve"> </w:t>
-      </w:r>
-      <w:r>
-        <w:t xml:space="preserve">[132]</w:t>
+        <w:t xml:space="preserve">The application of networks to conservation and management remains limited by difficulties in defining network boundaries, aligning them with management units, and interpreting network metrics in policy-relevant ways</w:t>
+      </w:r>
+      <w:r>
+        <w:t xml:space="preserve"> </w:t>
+      </w:r>
+      <w:r>
+        <w:t xml:space="preserve">[154]</w:t>
+      </w:r>
+      <w:r>
+        <w:t xml:space="preserve">. Addressing these challenges will require stronger links between network structure and ecosystem function, alongside careful matching of analytical tools and network representations to management objectives</w:t>
+      </w:r>
+      <w:r>
+        <w:t xml:space="preserve"> </w:t>
+      </w:r>
+      <w:r>
+        <w:t xml:space="preserve">[128,155]</w:t>
       </w:r>
       <w:r>
         <w:t xml:space="preserve">.</w:t>
@@ -4984,7 +4234,7 @@
         <w:pStyle w:val="BodyText"/>
       </w:pPr>
       <w:r>
-        <w:t xml:space="preserve">Taken together, these challenges highlight three overarching messages. (i) Network representations are inseparable from the data and assumptions used to construct them; (ii) validation and benchmarking must be explicitly aligned with the intended network type and question; (iii) greater conceptual clarity is needed when transitioning between metawebs and realised networks, particularly in applied contexts. Explicitly articulating these distinctions is essential if networks are to be used both rigorously and transparently across scales.</w:t>
+        <w:t xml:space="preserve">Taken together, these challenges highlight three overarching messages. (i) Network representations are inseparable from the data and assumptions used to construct them; (ii) validation and benchmarking must be aligned with the intended network type and research question; and (iii) greater conceptual clarity is needed when transitioning between metawebs and realised networks, particularly in applied contexts. Explicitly articulating these distinctions is essential if networks are to be used rigorously and transparently across scales.</w:t>
       </w:r>
     </w:p>
     <w:bookmarkEnd w:id="33"/>
@@ -5083,7 +4333,7 @@
       </w:r>
     </w:p>
     <w:bookmarkEnd w:id="35"/>
-    <w:bookmarkStart w:id="349" w:name="references"/>
+    <w:bookmarkStart w:id="343" w:name="references"/>
     <w:p>
       <w:pPr>
         <w:pStyle w:val="Heading1"/>
@@ -5092,7 +4342,7 @@
         <w:t xml:space="preserve">References</w:t>
       </w:r>
     </w:p>
-    <w:bookmarkStart w:id="348" w:name="refs"/>
+    <w:bookmarkStart w:id="342" w:name="refs"/>
     <w:bookmarkStart w:id="37" w:name="ref-eltonAnimalEcology2001"/>
     <w:p>
       <w:pPr>
@@ -6493,100 +5743,13 @@
       </w:r>
     </w:p>
     <w:bookmarkEnd w:id="71"/>
-    <w:bookmarkStart w:id="72" w:name="ref-dunneNetworkStructureFood2006"/>
+    <w:bookmarkStart w:id="73" w:name="Xaecfe1d4a33bf02078e0db488e6aa2f6950ed89"/>
     <w:p>
       <w:pPr>
         <w:pStyle w:val="Bibliography"/>
       </w:pPr>
       <w:r>
         <w:t xml:space="preserve">20.</w:t>
-      </w:r>
-      <w:r>
-        <w:t xml:space="preserve"> </w:t>
-      </w:r>
-      <w:r>
-        <w:t xml:space="preserve">	</w:t>
-      </w:r>
-      <w:r>
-        <w:t xml:space="preserve">Dunne JA. 2006 The</w:t>
-      </w:r>
-      <w:r>
-        <w:t xml:space="preserve"> </w:t>
-      </w:r>
-      <w:r>
-        <w:t xml:space="preserve">Network Structure</w:t>
-      </w:r>
-      <w:r>
-        <w:t xml:space="preserve"> </w:t>
-      </w:r>
-      <w:r>
-        <w:t xml:space="preserve">of</w:t>
-      </w:r>
-      <w:r>
-        <w:t xml:space="preserve"> </w:t>
-      </w:r>
-      <w:r>
-        <w:t xml:space="preserve">Food Webs</w:t>
-      </w:r>
-      <w:r>
-        <w:t xml:space="preserve">. In</w:t>
-      </w:r>
-      <w:r>
-        <w:t xml:space="preserve"> </w:t>
-      </w:r>
-      <w:r>
-        <w:rPr>
-          <w:i/>
-          <w:iCs/>
-        </w:rPr>
-        <w:t xml:space="preserve">Ecological networks:</w:t>
-      </w:r>
-      <w:r>
-        <w:rPr>
-          <w:i/>
-          <w:iCs/>
-        </w:rPr>
-        <w:t xml:space="preserve"> </w:t>
-      </w:r>
-      <w:r>
-        <w:rPr>
-          <w:i/>
-          <w:iCs/>
-        </w:rPr>
-        <w:t xml:space="preserve">Linking</w:t>
-      </w:r>
-      <w:r>
-        <w:rPr>
-          <w:i/>
-          <w:iCs/>
-        </w:rPr>
-        <w:t xml:space="preserve"> </w:t>
-      </w:r>
-      <w:r>
-        <w:rPr>
-          <w:i/>
-          <w:iCs/>
-        </w:rPr>
-        <w:t xml:space="preserve">structure and dynamics</w:t>
-      </w:r>
-      <w:r>
-        <w:t xml:space="preserve"> </w:t>
-      </w:r>
-      <w:r>
-        <w:t xml:space="preserve">(eds JA Dunne, M Pascual), pp. 27–86. Oxford University Press.</w:t>
-      </w:r>
-      <w:r>
-        <w:t xml:space="preserve"> </w:t>
-      </w:r>
-    </w:p>
-    <w:bookmarkEnd w:id="72"/>
-    <w:bookmarkStart w:id="74" w:name="Xaecfe1d4a33bf02078e0db488e6aa2f6950ed89"/>
-    <w:p>
-      <w:pPr>
-        <w:pStyle w:val="Bibliography"/>
-      </w:pPr>
-      <w:r>
-        <w:t xml:space="preserve">21.</w:t>
       </w:r>
       <w:r>
         <w:t xml:space="preserve"> </w:t>
@@ -6620,7 +5783,7 @@
       <w:r>
         <w:t xml:space="preserve">, 321–326. (doi:</w:t>
       </w:r>
-      <w:hyperlink r:id="rId73">
+      <w:hyperlink r:id="rId72">
         <w:r>
           <w:rPr>
             <w:rStyle w:val="Hyperlink"/>
@@ -6632,70 +5795,70 @@
         <w:t xml:space="preserve">)</w:t>
       </w:r>
     </w:p>
-    <w:bookmarkEnd w:id="74"/>
-    <w:bookmarkStart w:id="76" w:name="Xeaac6401b3f2ce9d74319c82605684477c83e79"/>
+    <w:bookmarkEnd w:id="73"/>
+    <w:bookmarkStart w:id="75" w:name="Xeaac6401b3f2ce9d74319c82605684477c83e79"/>
     <w:p>
       <w:pPr>
         <w:pStyle w:val="Bibliography"/>
       </w:pPr>
       <w:r>
+        <w:t xml:space="preserve">21.</w:t>
+      </w:r>
+      <w:r>
+        <w:t xml:space="preserve"> </w:t>
+      </w:r>
+      <w:r>
+        <w:t xml:space="preserve">	</w:t>
+      </w:r>
+      <w:r>
+        <w:t xml:space="preserve">Gauzens B</w:t>
+      </w:r>
+      <w:r>
+        <w:t xml:space="preserve"> </w:t>
+      </w:r>
+      <w:r>
+        <w:rPr>
+          <w:i/>
+          <w:iCs/>
+        </w:rPr>
+        <w:t xml:space="preserve">et al.</w:t>
+      </w:r>
+      <w:r>
+        <w:t xml:space="preserve"> 2025 Tailoring interaction network types to answer different ecological questions.</w:t>
+      </w:r>
+      <w:r>
+        <w:t xml:space="preserve"> </w:t>
+      </w:r>
+      <w:r>
+        <w:rPr>
+          <w:i/>
+          <w:iCs/>
+        </w:rPr>
+        <w:t xml:space="preserve">Nat. Rev. Biodivers.</w:t>
+      </w:r>
+      <w:r>
+        <w:t xml:space="preserve">, 1–10. (doi:</w:t>
+      </w:r>
+      <w:hyperlink r:id="rId74">
+        <w:r>
+          <w:rPr>
+            <w:rStyle w:val="Hyperlink"/>
+          </w:rPr>
+          <w:t xml:space="preserve">10.1038/s44358-025-00056-7</w:t>
+        </w:r>
+      </w:hyperlink>
+      <w:r>
+        <w:t xml:space="preserve">)</w:t>
+      </w:r>
+    </w:p>
+    <w:bookmarkEnd w:id="75"/>
+    <w:bookmarkStart w:id="77" w:name="ref-odumEnergyFlowEcosystems1968"/>
+    <w:p>
+      <w:pPr>
+        <w:pStyle w:val="Bibliography"/>
+      </w:pPr>
+      <w:r>
         <w:t xml:space="preserve">22.</w:t>
-      </w:r>
-      <w:r>
-        <w:t xml:space="preserve"> </w:t>
-      </w:r>
-      <w:r>
-        <w:t xml:space="preserve">	</w:t>
-      </w:r>
-      <w:r>
-        <w:t xml:space="preserve">Gauzens B</w:t>
-      </w:r>
-      <w:r>
-        <w:t xml:space="preserve"> </w:t>
-      </w:r>
-      <w:r>
-        <w:rPr>
-          <w:i/>
-          <w:iCs/>
-        </w:rPr>
-        <w:t xml:space="preserve">et al.</w:t>
-      </w:r>
-      <w:r>
-        <w:t xml:space="preserve"> 2025 Tailoring interaction network types to answer different ecological questions.</w:t>
-      </w:r>
-      <w:r>
-        <w:t xml:space="preserve"> </w:t>
-      </w:r>
-      <w:r>
-        <w:rPr>
-          <w:i/>
-          <w:iCs/>
-        </w:rPr>
-        <w:t xml:space="preserve">Nat. Rev. Biodivers.</w:t>
-      </w:r>
-      <w:r>
-        <w:t xml:space="preserve">, 1–10. (doi:</w:t>
-      </w:r>
-      <w:hyperlink r:id="rId75">
-        <w:r>
-          <w:rPr>
-            <w:rStyle w:val="Hyperlink"/>
-          </w:rPr>
-          <w:t xml:space="preserve">10.1038/s44358-025-00056-7</w:t>
-        </w:r>
-      </w:hyperlink>
-      <w:r>
-        <w:t xml:space="preserve">)</w:t>
-      </w:r>
-    </w:p>
-    <w:bookmarkEnd w:id="76"/>
-    <w:bookmarkStart w:id="78" w:name="ref-odumEnergyFlowEcosystems1968"/>
-    <w:p>
-      <w:pPr>
-        <w:pStyle w:val="Bibliography"/>
-      </w:pPr>
-      <w:r>
-        <w:t xml:space="preserve">23.</w:t>
       </w:r>
       <w:r>
         <w:t xml:space="preserve"> </w:t>
@@ -6759,7 +5922,7 @@
       <w:r>
         <w:t xml:space="preserve">, 11–18. (doi:</w:t>
       </w:r>
-      <w:hyperlink r:id="rId77">
+      <w:hyperlink r:id="rId76">
         <w:r>
           <w:rPr>
             <w:rStyle w:val="Hyperlink"/>
@@ -6771,14 +5934,14 @@
         <w:t xml:space="preserve">)</w:t>
       </w:r>
     </w:p>
-    <w:bookmarkEnd w:id="78"/>
-    <w:bookmarkStart w:id="80" w:name="ref-mayWillLargeComplex1972"/>
+    <w:bookmarkEnd w:id="77"/>
+    <w:bookmarkStart w:id="79" w:name="ref-mayWillLargeComplex1972"/>
     <w:p>
       <w:pPr>
         <w:pStyle w:val="Bibliography"/>
       </w:pPr>
       <w:r>
-        <w:t xml:space="preserve">24.</w:t>
+        <w:t xml:space="preserve">23.</w:t>
       </w:r>
       <w:r>
         <w:t xml:space="preserve"> </w:t>
@@ -6812,7 +5975,7 @@
       <w:r>
         <w:t xml:space="preserve">, 413–414. (doi:</w:t>
       </w:r>
-      <w:hyperlink r:id="rId79">
+      <w:hyperlink r:id="rId78">
         <w:r>
           <w:rPr>
             <w:rStyle w:val="Hyperlink"/>
@@ -6824,14 +5987,14 @@
         <w:t xml:space="preserve">)</w:t>
       </w:r>
     </w:p>
-    <w:bookmarkEnd w:id="80"/>
-    <w:bookmarkStart w:id="82" w:name="ref-broseAllometricScalingEnhances2006"/>
+    <w:bookmarkEnd w:id="79"/>
+    <w:bookmarkStart w:id="81" w:name="ref-broseAllometricScalingEnhances2006"/>
     <w:p>
       <w:pPr>
         <w:pStyle w:val="Bibliography"/>
       </w:pPr>
       <w:r>
-        <w:t xml:space="preserve">25.</w:t>
+        <w:t xml:space="preserve">24.</w:t>
       </w:r>
       <w:r>
         <w:t xml:space="preserve"> </w:t>
@@ -6865,7 +6028,7 @@
       <w:r>
         <w:t xml:space="preserve">, 1228–1236. (doi:</w:t>
       </w:r>
-      <w:hyperlink r:id="rId81">
+      <w:hyperlink r:id="rId80">
         <w:r>
           <w:rPr>
             <w:rStyle w:val="Hyperlink"/>
@@ -6877,14 +6040,14 @@
         <w:t xml:space="preserve">)</w:t>
       </w:r>
     </w:p>
-    <w:bookmarkEnd w:id="82"/>
-    <w:bookmarkStart w:id="84" w:name="ref-montoyaEcologicalNetworksTheir2006"/>
+    <w:bookmarkEnd w:id="81"/>
+    <w:bookmarkStart w:id="83" w:name="ref-montoyaEcologicalNetworksTheir2006"/>
     <w:p>
       <w:pPr>
         <w:pStyle w:val="Bibliography"/>
       </w:pPr>
       <w:r>
-        <w:t xml:space="preserve">26.</w:t>
+        <w:t xml:space="preserve">25.</w:t>
       </w:r>
       <w:r>
         <w:t xml:space="preserve"> </w:t>
@@ -6918,7 +6081,7 @@
       <w:r>
         <w:t xml:space="preserve">, 259–264. (doi:</w:t>
       </w:r>
-      <w:hyperlink r:id="rId83">
+      <w:hyperlink r:id="rId82">
         <w:r>
           <w:rPr>
             <w:rStyle w:val="Hyperlink"/>
@@ -6930,14 +6093,14 @@
         <w:t xml:space="preserve">)</w:t>
       </w:r>
     </w:p>
-    <w:bookmarkEnd w:id="84"/>
-    <w:bookmarkStart w:id="86" w:name="Xc0e0e838128ec9c06d72641567f16dac679137a"/>
+    <w:bookmarkEnd w:id="83"/>
+    <w:bookmarkStart w:id="85" w:name="Xc0e0e838128ec9c06d72641567f16dac679137a"/>
     <w:p>
       <w:pPr>
         <w:pStyle w:val="Bibliography"/>
       </w:pPr>
       <w:r>
-        <w:t xml:space="preserve">27.</w:t>
+        <w:t xml:space="preserve">26.</w:t>
       </w:r>
       <w:r>
         <w:t xml:space="preserve"> </w:t>
@@ -6971,7 +6134,7 @@
       <w:r>
         <w:t xml:space="preserve">, 12718. (doi:</w:t>
       </w:r>
-      <w:hyperlink r:id="rId85">
+      <w:hyperlink r:id="rId84">
         <w:r>
           <w:rPr>
             <w:rStyle w:val="Hyperlink"/>
@@ -6983,44 +6146,44 @@
         <w:t xml:space="preserve">)</w:t>
       </w:r>
     </w:p>
-    <w:bookmarkEnd w:id="86"/>
-    <w:bookmarkStart w:id="88" w:name="ref-danetResponseDiversityMajor2024"/>
+    <w:bookmarkEnd w:id="85"/>
+    <w:bookmarkStart w:id="87" w:name="ref-danetResponseDiversityMajor2024"/>
     <w:p>
       <w:pPr>
         <w:pStyle w:val="Bibliography"/>
       </w:pPr>
       <w:r>
+        <w:t xml:space="preserve">27.</w:t>
+      </w:r>
+      <w:r>
+        <w:t xml:space="preserve"> </w:t>
+      </w:r>
+      <w:r>
+        <w:t xml:space="preserve">	</w:t>
+      </w:r>
+      <w:r>
+        <w:t xml:space="preserve">Danet A, Kéfi S, Johnson TF, Beckerman AP. 2024 Response diversity is a major driver of temporal stability in complex food webs., 2024.08.29.610288. (doi:</w:t>
+      </w:r>
+      <w:hyperlink r:id="rId86">
+        <w:r>
+          <w:rPr>
+            <w:rStyle w:val="Hyperlink"/>
+          </w:rPr>
+          <w:t xml:space="preserve">10.1101/2024.08.29.610288</w:t>
+        </w:r>
+      </w:hyperlink>
+      <w:r>
+        <w:t xml:space="preserve">)</w:t>
+      </w:r>
+    </w:p>
+    <w:bookmarkEnd w:id="87"/>
+    <w:bookmarkStart w:id="89" w:name="Xce61f9463b8a9f3b89eeb4518bbe3b5ec8b2ca7"/>
+    <w:p>
+      <w:pPr>
+        <w:pStyle w:val="Bibliography"/>
+      </w:pPr>
+      <w:r>
         <w:t xml:space="preserve">28.</w:t>
-      </w:r>
-      <w:r>
-        <w:t xml:space="preserve"> </w:t>
-      </w:r>
-      <w:r>
-        <w:t xml:space="preserve">	</w:t>
-      </w:r>
-      <w:r>
-        <w:t xml:space="preserve">Danet A, Kéfi S, Johnson TF, Beckerman AP. 2024 Response diversity is a major driver of temporal stability in complex food webs., 2024.08.29.610288. (doi:</w:t>
-      </w:r>
-      <w:hyperlink r:id="rId87">
-        <w:r>
-          <w:rPr>
-            <w:rStyle w:val="Hyperlink"/>
-          </w:rPr>
-          <w:t xml:space="preserve">10.1101/2024.08.29.610288</w:t>
-        </w:r>
-      </w:hyperlink>
-      <w:r>
-        <w:t xml:space="preserve">)</w:t>
-      </w:r>
-    </w:p>
-    <w:bookmarkEnd w:id="88"/>
-    <w:bookmarkStart w:id="90" w:name="Xce61f9463b8a9f3b89eeb4518bbe3b5ec8b2ca7"/>
-    <w:p>
-      <w:pPr>
-        <w:pStyle w:val="Bibliography"/>
-      </w:pPr>
-      <w:r>
-        <w:t xml:space="preserve">29.</w:t>
       </w:r>
       <w:r>
         <w:t xml:space="preserve"> </w:t>
@@ -7054,7 +6217,7 @@
       <w:r>
         <w:t xml:space="preserve">, 101. (doi:</w:t>
       </w:r>
-      <w:hyperlink r:id="rId89">
+      <w:hyperlink r:id="rId88">
         <w:r>
           <w:rPr>
             <w:rStyle w:val="Hyperlink"/>
@@ -7066,14 +6229,14 @@
         <w:t xml:space="preserve">)</w:t>
       </w:r>
     </w:p>
-    <w:bookmarkEnd w:id="90"/>
-    <w:bookmarkStart w:id="92" w:name="ref-haoGlobalProjectionTerrestrial2025"/>
+    <w:bookmarkEnd w:id="89"/>
+    <w:bookmarkStart w:id="91" w:name="ref-haoGlobalProjectionTerrestrial2025"/>
     <w:p>
       <w:pPr>
         <w:pStyle w:val="Bibliography"/>
       </w:pPr>
       <w:r>
-        <w:t xml:space="preserve">30.</w:t>
+        <w:t xml:space="preserve">29.</w:t>
       </w:r>
       <w:r>
         <w:t xml:space="preserve"> </w:t>
@@ -7140,7 +6303,7 @@
       <w:r>
         <w:t xml:space="preserve">, e70061. (doi:</w:t>
       </w:r>
-      <w:hyperlink r:id="rId91">
+      <w:hyperlink r:id="rId90">
         <w:r>
           <w:rPr>
             <w:rStyle w:val="Hyperlink"/>
@@ -7152,14 +6315,14 @@
         <w:t xml:space="preserve">)</w:t>
       </w:r>
     </w:p>
-    <w:bookmarkEnd w:id="92"/>
-    <w:bookmarkStart w:id="94" w:name="ref-pecuchetNovelFeedingInteractions2020"/>
+    <w:bookmarkEnd w:id="91"/>
+    <w:bookmarkStart w:id="93" w:name="ref-pecuchetNovelFeedingInteractions2020"/>
     <w:p>
       <w:pPr>
         <w:pStyle w:val="Bibliography"/>
       </w:pPr>
       <w:r>
-        <w:t xml:space="preserve">31.</w:t>
+        <w:t xml:space="preserve">30.</w:t>
       </w:r>
       <w:r>
         <w:t xml:space="preserve"> </w:t>
@@ -7205,7 +6368,7 @@
       <w:r>
         <w:t xml:space="preserve">, 4894–4906. (doi:</w:t>
       </w:r>
-      <w:hyperlink r:id="rId93">
+      <w:hyperlink r:id="rId92">
         <w:r>
           <w:rPr>
             <w:rStyle w:val="Hyperlink"/>
@@ -7217,14 +6380,14 @@
         <w:t xml:space="preserve">)</w:t>
       </w:r>
     </w:p>
-    <w:bookmarkEnd w:id="94"/>
-    <w:bookmarkStart w:id="96" w:name="X03e9e0a0d566f92bb17f572b5d8593be755e14a"/>
+    <w:bookmarkEnd w:id="93"/>
+    <w:bookmarkStart w:id="95" w:name="X03e9e0a0d566f92bb17f572b5d8593be755e14a"/>
     <w:p>
       <w:pPr>
         <w:pStyle w:val="Bibliography"/>
       </w:pPr>
       <w:r>
-        <w:t xml:space="preserve">32.</w:t>
+        <w:t xml:space="preserve">31.</w:t>
       </w:r>
       <w:r>
         <w:t xml:space="preserve"> </w:t>
@@ -7258,7 +6421,7 @@
       <w:r>
         <w:t xml:space="preserve">, 891–899. (doi:</w:t>
       </w:r>
-      <w:hyperlink r:id="rId95">
+      <w:hyperlink r:id="rId94">
         <w:r>
           <w:rPr>
             <w:rStyle w:val="Hyperlink"/>
@@ -7270,14 +6433,14 @@
         <w:t xml:space="preserve">)</w:t>
       </w:r>
     </w:p>
-    <w:bookmarkEnd w:id="96"/>
-    <w:bookmarkStart w:id="98" w:name="X8b144a397bc252389b4c5724e7648e8d6646908"/>
+    <w:bookmarkEnd w:id="95"/>
+    <w:bookmarkStart w:id="97" w:name="X8b144a397bc252389b4c5724e7648e8d6646908"/>
     <w:p>
       <w:pPr>
         <w:pStyle w:val="Bibliography"/>
       </w:pPr>
       <w:r>
-        <w:t xml:space="preserve">33.</w:t>
+        <w:t xml:space="preserve">32.</w:t>
       </w:r>
       <w:r>
         <w:t xml:space="preserve"> </w:t>
@@ -7332,7 +6495,7 @@
       <w:r>
         <w:t xml:space="preserve">, e14533. (doi:</w:t>
       </w:r>
-      <w:hyperlink r:id="rId97">
+      <w:hyperlink r:id="rId96">
         <w:r>
           <w:rPr>
             <w:rStyle w:val="Hyperlink"/>
@@ -7344,14 +6507,14 @@
         <w:t xml:space="preserve">)</w:t>
       </w:r>
     </w:p>
-    <w:bookmarkEnd w:id="98"/>
-    <w:bookmarkStart w:id="100" w:name="ref-keyesEcologicalNetworkApproach2021"/>
+    <w:bookmarkEnd w:id="97"/>
+    <w:bookmarkStart w:id="99" w:name="ref-keyesEcologicalNetworkApproach2021"/>
     <w:p>
       <w:pPr>
         <w:pStyle w:val="Bibliography"/>
       </w:pPr>
       <w:r>
-        <w:t xml:space="preserve">34.</w:t>
+        <w:t xml:space="preserve">33.</w:t>
       </w:r>
       <w:r>
         <w:t xml:space="preserve"> </w:t>
@@ -7385,7 +6548,7 @@
       <w:r>
         <w:t xml:space="preserve">, 1586. (doi:</w:t>
       </w:r>
-      <w:hyperlink r:id="rId99">
+      <w:hyperlink r:id="rId98">
         <w:r>
           <w:rPr>
             <w:rStyle w:val="Hyperlink"/>
@@ -7397,14 +6560,14 @@
         <w:t xml:space="preserve">)</w:t>
       </w:r>
     </w:p>
-    <w:bookmarkEnd w:id="100"/>
-    <w:bookmarkStart w:id="102" w:name="ref-delmasSimulationsBiomassDynamics2017"/>
+    <w:bookmarkEnd w:id="99"/>
+    <w:bookmarkStart w:id="101" w:name="ref-delmasSimulationsBiomassDynamics2017"/>
     <w:p>
       <w:pPr>
         <w:pStyle w:val="Bibliography"/>
       </w:pPr>
       <w:r>
-        <w:t xml:space="preserve">35.</w:t>
+        <w:t xml:space="preserve">34.</w:t>
       </w:r>
       <w:r>
         <w:t xml:space="preserve"> </w:t>
@@ -7438,7 +6601,7 @@
       <w:r>
         <w:t xml:space="preserve">, 881–886. (doi:</w:t>
       </w:r>
-      <w:hyperlink r:id="rId101">
+      <w:hyperlink r:id="rId100">
         <w:r>
           <w:rPr>
             <w:rStyle w:val="Hyperlink"/>
@@ -7450,14 +6613,14 @@
         <w:t xml:space="preserve">)</w:t>
       </w:r>
     </w:p>
-    <w:bookmarkEnd w:id="102"/>
-    <w:bookmarkStart w:id="104" w:name="Xe3e49d362cfe4dc69cf94913d43d3c00a90a030"/>
+    <w:bookmarkEnd w:id="101"/>
+    <w:bookmarkStart w:id="103" w:name="Xe3e49d362cfe4dc69cf94913d43d3c00a90a030"/>
     <w:p>
       <w:pPr>
         <w:pStyle w:val="Bibliography"/>
       </w:pPr>
       <w:r>
-        <w:t xml:space="preserve">36.</w:t>
+        <w:t xml:space="preserve">35.</w:t>
       </w:r>
       <w:r>
         <w:t xml:space="preserve"> </w:t>
@@ -7491,7 +6654,7 @@
       <w:r>
         <w:t xml:space="preserve">, 196–210. (doi:</w:t>
       </w:r>
-      <w:hyperlink r:id="rId103">
+      <w:hyperlink r:id="rId102">
         <w:r>
           <w:rPr>
             <w:rStyle w:val="Hyperlink"/>
@@ -7503,14 +6666,14 @@
         <w:t xml:space="preserve">)</w:t>
       </w:r>
     </w:p>
-    <w:bookmarkEnd w:id="104"/>
-    <w:bookmarkStart w:id="106" w:name="ref-terryImpactStructuredHigherorder2025"/>
+    <w:bookmarkEnd w:id="103"/>
+    <w:bookmarkStart w:id="105" w:name="ref-terryImpactStructuredHigherorder2025"/>
     <w:p>
       <w:pPr>
         <w:pStyle w:val="Bibliography"/>
       </w:pPr>
       <w:r>
-        <w:t xml:space="preserve">37.</w:t>
+        <w:t xml:space="preserve">36.</w:t>
       </w:r>
       <w:r>
         <w:t xml:space="preserve"> </w:t>
@@ -7544,7 +6707,7 @@
       <w:r>
         <w:t xml:space="preserve">, 9. (doi:</w:t>
       </w:r>
-      <w:hyperlink r:id="rId105">
+      <w:hyperlink r:id="rId104">
         <w:r>
           <w:rPr>
             <w:rStyle w:val="Hyperlink"/>
@@ -7556,14 +6719,14 @@
         <w:t xml:space="preserve">)</w:t>
       </w:r>
     </w:p>
-    <w:bookmarkEnd w:id="106"/>
-    <w:bookmarkStart w:id="108" w:name="ref-poisotDescribeUnderstandPredict2016"/>
+    <w:bookmarkEnd w:id="105"/>
+    <w:bookmarkStart w:id="107" w:name="ref-poisotDescribeUnderstandPredict2016"/>
     <w:p>
       <w:pPr>
         <w:pStyle w:val="Bibliography"/>
       </w:pPr>
       <w:r>
-        <w:t xml:space="preserve">38.</w:t>
+        <w:t xml:space="preserve">37.</w:t>
       </w:r>
       <w:r>
         <w:t xml:space="preserve"> </w:t>
@@ -7577,7 +6740,7 @@
       <w:r>
         <w:t xml:space="preserve"> </w:t>
       </w:r>
-      <w:hyperlink r:id="rId107">
+      <w:hyperlink r:id="rId106">
         <w:r>
           <w:rPr>
             <w:rStyle w:val="Hyperlink"/>
@@ -7609,14 +6772,14 @@
         <w:t xml:space="preserve">, 1878–1882.</w:t>
       </w:r>
     </w:p>
-    <w:bookmarkEnd w:id="108"/>
-    <w:bookmarkStart w:id="110" w:name="Xf1526616b81e2f92af827aa5b123838b8d56bfd"/>
+    <w:bookmarkEnd w:id="107"/>
+    <w:bookmarkStart w:id="109" w:name="Xf1526616b81e2f92af827aa5b123838b8d56bfd"/>
     <w:p>
       <w:pPr>
         <w:pStyle w:val="Bibliography"/>
       </w:pPr>
       <w:r>
-        <w:t xml:space="preserve">39.</w:t>
+        <w:t xml:space="preserve">38.</w:t>
       </w:r>
       <w:r>
         <w:t xml:space="preserve"> </w:t>
@@ -7683,7 +6846,7 @@
       <w:r>
         <w:t xml:space="preserve">, 551–570. (doi:</w:t>
       </w:r>
-      <w:hyperlink r:id="rId109">
+      <w:hyperlink r:id="rId108">
         <w:r>
           <w:rPr>
             <w:rStyle w:val="Hyperlink"/>
@@ -7695,14 +6858,14 @@
         <w:t xml:space="preserve">)</w:t>
       </w:r>
     </w:p>
-    <w:bookmarkEnd w:id="110"/>
-    <w:bookmarkStart w:id="112" w:name="ref-williamsSimpleRulesYield2000"/>
+    <w:bookmarkEnd w:id="109"/>
+    <w:bookmarkStart w:id="111" w:name="ref-williamsSimpleRulesYield2000"/>
     <w:p>
       <w:pPr>
         <w:pStyle w:val="Bibliography"/>
       </w:pPr>
       <w:r>
-        <w:t xml:space="preserve">40.</w:t>
+        <w:t xml:space="preserve">39.</w:t>
       </w:r>
       <w:r>
         <w:t xml:space="preserve"> </w:t>
@@ -7736,7 +6899,7 @@
       <w:r>
         <w:t xml:space="preserve">, 180–183. (doi:</w:t>
       </w:r>
-      <w:hyperlink r:id="rId111">
+      <w:hyperlink r:id="rId110">
         <w:r>
           <w:rPr>
             <w:rStyle w:val="Hyperlink"/>
@@ -7748,14 +6911,14 @@
         <w:t xml:space="preserve">)</w:t>
       </w:r>
     </w:p>
-    <w:bookmarkEnd w:id="112"/>
-    <w:bookmarkStart w:id="114" w:name="X953f6871d68b12bcf0b0712b88c61950663d1f7"/>
+    <w:bookmarkEnd w:id="111"/>
+    <w:bookmarkStart w:id="113" w:name="X953f6871d68b12bcf0b0712b88c61950663d1f7"/>
     <w:p>
       <w:pPr>
         <w:pStyle w:val="Bibliography"/>
       </w:pPr>
       <w:r>
-        <w:t xml:space="preserve">41.</w:t>
+        <w:t xml:space="preserve">40.</w:t>
       </w:r>
       <w:r>
         <w:t xml:space="preserve"> </w:t>
@@ -7789,7 +6952,7 @@
       <w:r>
         <w:t xml:space="preserve">, 831–842. (doi:</w:t>
       </w:r>
-      <w:hyperlink r:id="rId113">
+      <w:hyperlink r:id="rId112">
         <w:r>
           <w:rPr>
             <w:rStyle w:val="Hyperlink"/>
@@ -7801,14 +6964,14 @@
         <w:t xml:space="preserve">)</w:t>
       </w:r>
     </w:p>
-    <w:bookmarkEnd w:id="114"/>
-    <w:bookmarkStart w:id="116" w:name="X1e400912f73fb757a731e54197f38b81e74f066"/>
+    <w:bookmarkEnd w:id="113"/>
+    <w:bookmarkStart w:id="115" w:name="X1e400912f73fb757a731e54197f38b81e74f066"/>
     <w:p>
       <w:pPr>
         <w:pStyle w:val="Bibliography"/>
       </w:pPr>
       <w:r>
-        <w:t xml:space="preserve">42.</w:t>
+        <w:t xml:space="preserve">41.</w:t>
       </w:r>
       <w:r>
         <w:t xml:space="preserve"> </w:t>
@@ -7842,7 +7005,7 @@
       <w:r>
         <w:t xml:space="preserve">, 2712–2720. (doi:</w:t>
       </w:r>
-      <w:hyperlink r:id="rId115">
+      <w:hyperlink r:id="rId114">
         <w:r>
           <w:rPr>
             <w:rStyle w:val="Hyperlink"/>
@@ -7854,14 +7017,14 @@
         <w:t xml:space="preserve">)</w:t>
       </w:r>
     </w:p>
-    <w:bookmarkEnd w:id="116"/>
-    <w:bookmarkStart w:id="118" w:name="ref-beckermanForagingBiologyPredicts2006"/>
+    <w:bookmarkEnd w:id="115"/>
+    <w:bookmarkStart w:id="117" w:name="ref-beckermanForagingBiologyPredicts2006"/>
     <w:p>
       <w:pPr>
         <w:pStyle w:val="Bibliography"/>
       </w:pPr>
       <w:r>
-        <w:t xml:space="preserve">43.</w:t>
+        <w:t xml:space="preserve">42.</w:t>
       </w:r>
       <w:r>
         <w:t xml:space="preserve"> </w:t>
@@ -7895,7 +7058,7 @@
       <w:r>
         <w:t xml:space="preserve">, 13745–13749. (doi:</w:t>
       </w:r>
-      <w:hyperlink r:id="rId117">
+      <w:hyperlink r:id="rId116">
         <w:r>
           <w:rPr>
             <w:rStyle w:val="Hyperlink"/>
@@ -7907,14 +7070,14 @@
         <w:t xml:space="preserve">)</w:t>
       </w:r>
     </w:p>
-    <w:bookmarkEnd w:id="118"/>
-    <w:bookmarkStart w:id="120" w:name="X252b8e82e5b3d72ad0b35a3cf499df77ed31d0f"/>
+    <w:bookmarkEnd w:id="117"/>
+    <w:bookmarkStart w:id="119" w:name="X252b8e82e5b3d72ad0b35a3cf499df77ed31d0f"/>
     <w:p>
       <w:pPr>
         <w:pStyle w:val="Bibliography"/>
       </w:pPr>
       <w:r>
-        <w:t xml:space="preserve">44.</w:t>
+        <w:t xml:space="preserve">43.</w:t>
       </w:r>
       <w:r>
         <w:t xml:space="preserve"> </w:t>
@@ -7960,7 +7123,7 @@
       <w:r>
         <w:t xml:space="preserve">, 8599. (doi:</w:t>
       </w:r>
-      <w:hyperlink r:id="rId119">
+      <w:hyperlink r:id="rId118">
         <w:r>
           <w:rPr>
             <w:rStyle w:val="Hyperlink"/>
@@ -7970,6 +7133,93 @@
       </w:hyperlink>
       <w:r>
         <w:t xml:space="preserve">)</w:t>
+      </w:r>
+    </w:p>
+    <w:bookmarkEnd w:id="119"/>
+    <w:bookmarkStart w:id="120" w:name="ref-dunneNetworkStructureFood2006"/>
+    <w:p>
+      <w:pPr>
+        <w:pStyle w:val="Bibliography"/>
+      </w:pPr>
+      <w:r>
+        <w:t xml:space="preserve">44.</w:t>
+      </w:r>
+      <w:r>
+        <w:t xml:space="preserve"> </w:t>
+      </w:r>
+      <w:r>
+        <w:t xml:space="preserve">	</w:t>
+      </w:r>
+      <w:r>
+        <w:t xml:space="preserve">Dunne JA. 2006 The</w:t>
+      </w:r>
+      <w:r>
+        <w:t xml:space="preserve"> </w:t>
+      </w:r>
+      <w:r>
+        <w:t xml:space="preserve">Network Structure</w:t>
+      </w:r>
+      <w:r>
+        <w:t xml:space="preserve"> </w:t>
+      </w:r>
+      <w:r>
+        <w:t xml:space="preserve">of</w:t>
+      </w:r>
+      <w:r>
+        <w:t xml:space="preserve"> </w:t>
+      </w:r>
+      <w:r>
+        <w:t xml:space="preserve">Food Webs</w:t>
+      </w:r>
+      <w:r>
+        <w:t xml:space="preserve">. In</w:t>
+      </w:r>
+      <w:r>
+        <w:t xml:space="preserve"> </w:t>
+      </w:r>
+      <w:r>
+        <w:rPr>
+          <w:i/>
+          <w:iCs/>
+        </w:rPr>
+        <w:t xml:space="preserve">Ecological networks:</w:t>
+      </w:r>
+      <w:r>
+        <w:rPr>
+          <w:i/>
+          <w:iCs/>
+        </w:rPr>
+        <w:t xml:space="preserve"> </w:t>
+      </w:r>
+      <w:r>
+        <w:rPr>
+          <w:i/>
+          <w:iCs/>
+        </w:rPr>
+        <w:t xml:space="preserve">Linking</w:t>
+      </w:r>
+      <w:r>
+        <w:rPr>
+          <w:i/>
+          <w:iCs/>
+        </w:rPr>
+        <w:t xml:space="preserve"> </w:t>
+      </w:r>
+      <w:r>
+        <w:rPr>
+          <w:i/>
+          <w:iCs/>
+        </w:rPr>
+        <w:t xml:space="preserve">structure and dynamics</w:t>
+      </w:r>
+      <w:r>
+        <w:t xml:space="preserve"> </w:t>
+      </w:r>
+      <w:r>
+        <w:t xml:space="preserve">(eds JA Dunne, M Pascual), pp. 27–86. Oxford University Press.</w:t>
+      </w:r>
+      <w:r>
+        <w:t xml:space="preserve"> </w:t>
       </w:r>
     </w:p>
     <w:bookmarkEnd w:id="120"/>
@@ -11845,7 +11095,7 @@
       </w:r>
     </w:p>
     <w:bookmarkEnd w:id="241"/>
-    <w:bookmarkStart w:id="243" w:name="ref-brosePredatorTraitsDetermine2019"/>
+    <w:bookmarkStart w:id="243" w:name="ref-pichlerMachineLearningAlgorithms2020"/>
     <w:p>
       <w:pPr>
         <w:pStyle w:val="Bibliography"/>
@@ -11860,30 +11110,17 @@
         <w:t xml:space="preserve">	</w:t>
       </w:r>
       <w:r>
-        <w:t xml:space="preserve">Brose U</w:t>
-      </w:r>
-      <w:r>
-        <w:t xml:space="preserve"> </w:t>
-      </w:r>
-      <w:r>
-        <w:rPr>
-          <w:i/>
-          <w:iCs/>
-        </w:rPr>
-        <w:t xml:space="preserve">et al.</w:t>
-      </w:r>
-      <w:r>
-        <w:t xml:space="preserve"> 2019 Predator traits determine food-web architecture across ecosystems.</w:t>
-      </w:r>
-      <w:r>
-        <w:t xml:space="preserve"> </w:t>
-      </w:r>
-      <w:r>
-        <w:rPr>
-          <w:i/>
-          <w:iCs/>
-        </w:rPr>
-        <w:t xml:space="preserve">Nat Ecol Evol</w:t>
+        <w:t xml:space="preserve">Pichler M, Boreux V, Klein A-M, Schleuning M, Hartig F. 2020 Machine learning algorithms to infer trait-matching and predict species interactions in ecological networks.</w:t>
+      </w:r>
+      <w:r>
+        <w:t xml:space="preserve"> </w:t>
+      </w:r>
+      <w:r>
+        <w:rPr>
+          <w:i/>
+          <w:iCs/>
+        </w:rPr>
+        <w:t xml:space="preserve">Methods in Ecology and Evolution</w:t>
       </w:r>
       <w:r>
         <w:t xml:space="preserve"> </w:t>
@@ -11893,17 +11130,17 @@
           <w:b/>
           <w:bCs/>
         </w:rPr>
-        <w:t xml:space="preserve">3</w:t>
-      </w:r>
-      <w:r>
-        <w:t xml:space="preserve">, 919–927. (doi:</w:t>
+        <w:t xml:space="preserve">11</w:t>
+      </w:r>
+      <w:r>
+        <w:t xml:space="preserve">, 281–293. (doi:</w:t>
       </w:r>
       <w:hyperlink r:id="rId242">
         <w:r>
           <w:rPr>
             <w:rStyle w:val="Hyperlink"/>
           </w:rPr>
-          <w:t xml:space="preserve">10.1038/s41559-019-0899-x</w:t>
+          <w:t xml:space="preserve">10.1111/2041-210X.13329</w:t>
         </w:r>
       </w:hyperlink>
       <w:r>
@@ -11911,7 +11148,7 @@
       </w:r>
     </w:p>
     <w:bookmarkEnd w:id="243"/>
-    <w:bookmarkStart w:id="245" w:name="ref-yodzisBodySizeConsumerResource1992"/>
+    <w:bookmarkStart w:id="245" w:name="ref-caronAddressingEltonianShortfall2022"/>
     <w:p>
       <w:pPr>
         <w:pStyle w:val="Bibliography"/>
@@ -11926,38 +11163,29 @@
         <w:t xml:space="preserve">	</w:t>
       </w:r>
       <w:r>
-        <w:t xml:space="preserve">Yodzis P, Innes S. 1992 Body</w:t>
-      </w:r>
-      <w:r>
-        <w:t xml:space="preserve"> </w:t>
-      </w:r>
-      <w:r>
-        <w:t xml:space="preserve">Size</w:t>
-      </w:r>
-      <w:r>
-        <w:t xml:space="preserve"> </w:t>
-      </w:r>
-      <w:r>
-        <w:t xml:space="preserve">and</w:t>
-      </w:r>
-      <w:r>
-        <w:t xml:space="preserve"> </w:t>
-      </w:r>
-      <w:r>
-        <w:t xml:space="preserve">Consumer-Resource Dynamics</w:t>
-      </w:r>
-      <w:r>
-        <w:t xml:space="preserve">.</w:t>
-      </w:r>
-      <w:r>
-        <w:t xml:space="preserve"> </w:t>
-      </w:r>
-      <w:r>
-        <w:rPr>
-          <w:i/>
-          <w:iCs/>
-        </w:rPr>
-        <w:t xml:space="preserve">The American Naturalist</w:t>
+        <w:t xml:space="preserve">Caron D, Maiorano L, Thuiller W, Pollock LJ. 2022 Addressing the</w:t>
+      </w:r>
+      <w:r>
+        <w:t xml:space="preserve"> </w:t>
+      </w:r>
+      <w:r>
+        <w:t xml:space="preserve">Eltonian</w:t>
+      </w:r>
+      <w:r>
+        <w:t xml:space="preserve"> </w:t>
+      </w:r>
+      <w:r>
+        <w:t xml:space="preserve">shortfall with trait-based interaction models.</w:t>
+      </w:r>
+      <w:r>
+        <w:t xml:space="preserve"> </w:t>
+      </w:r>
+      <w:r>
+        <w:rPr>
+          <w:i/>
+          <w:iCs/>
+        </w:rPr>
+        <w:t xml:space="preserve">Ecology Letters</w:t>
       </w:r>
       <w:r>
         <w:t xml:space="preserve"> </w:t>
@@ -11967,17 +11195,17 @@
           <w:b/>
           <w:bCs/>
         </w:rPr>
-        <w:t xml:space="preserve">139</w:t>
-      </w:r>
-      <w:r>
-        <w:t xml:space="preserve">, 1151–1175. (doi:</w:t>
+        <w:t xml:space="preserve">25</w:t>
+      </w:r>
+      <w:r>
+        <w:t xml:space="preserve">, 889–899. (doi:</w:t>
       </w:r>
       <w:hyperlink r:id="rId244">
         <w:r>
           <w:rPr>
             <w:rStyle w:val="Hyperlink"/>
           </w:rPr>
-          <w:t xml:space="preserve">10.1086/285380</w:t>
+          <w:t xml:space="preserve">10.1111/ele.13966</w:t>
         </w:r>
       </w:hyperlink>
       <w:r>
@@ -11985,7 +11213,7 @@
       </w:r>
     </w:p>
     <w:bookmarkEnd w:id="245"/>
-    <w:bookmarkStart w:id="247" w:name="X2cae758a57fb7b500a696ee22ace3d032a23796"/>
+    <w:bookmarkStart w:id="247" w:name="ref-llewelynPredictingPredatorPrey2023"/>
     <w:p>
       <w:pPr>
         <w:pStyle w:val="Bibliography"/>
@@ -12000,7 +11228,7 @@
         <w:t xml:space="preserve">	</w:t>
       </w:r>
       <w:r>
-        <w:t xml:space="preserve">Valdovinos FS</w:t>
+        <w:t xml:space="preserve">Llewelyn J</w:t>
       </w:r>
       <w:r>
         <w:t xml:space="preserve"> </w:t>
@@ -12013,17 +11241,17 @@
         <w:t xml:space="preserve">et al.</w:t>
       </w:r>
       <w:r>
-        <w:t xml:space="preserve"> 2023 A bioenergetic framework for aboveground terrestrial food webs.</w:t>
-      </w:r>
-      <w:r>
-        <w:t xml:space="preserve"> </w:t>
-      </w:r>
-      <w:r>
-        <w:rPr>
-          <w:i/>
-          <w:iCs/>
-        </w:rPr>
-        <w:t xml:space="preserve">Trends in Ecology &amp; Evolution</w:t>
+        <w:t xml:space="preserve"> 2023 Predicting predator–prey interactions in terrestrial endotherms using random forest.</w:t>
+      </w:r>
+      <w:r>
+        <w:t xml:space="preserve"> </w:t>
+      </w:r>
+      <w:r>
+        <w:rPr>
+          <w:i/>
+          <w:iCs/>
+        </w:rPr>
+        <w:t xml:space="preserve">Ecography</w:t>
       </w:r>
       <w:r>
         <w:t xml:space="preserve"> </w:t>
@@ -12033,17 +11261,17 @@
           <w:b/>
           <w:bCs/>
         </w:rPr>
-        <w:t xml:space="preserve">38</w:t>
-      </w:r>
-      <w:r>
-        <w:t xml:space="preserve">, 301–312. (doi:</w:t>
+        <w:t xml:space="preserve">2023</w:t>
+      </w:r>
+      <w:r>
+        <w:t xml:space="preserve">, e06619. (doi:</w:t>
       </w:r>
       <w:hyperlink r:id="rId246">
         <w:r>
           <w:rPr>
             <w:rStyle w:val="Hyperlink"/>
           </w:rPr>
-          <w:t xml:space="preserve">10.1016/j.tree.2022.11.004</w:t>
+          <w:t xml:space="preserve">10.1111/ecog.06619</w:t>
         </w:r>
       </w:hyperlink>
       <w:r>
@@ -12051,7 +11279,7 @@
       </w:r>
     </w:p>
     <w:bookmarkEnd w:id="247"/>
-    <w:bookmarkStart w:id="249" w:name="ref-vandewalleArthropodFoodWebs2023"/>
+    <w:bookmarkStart w:id="249" w:name="Xbdf894eb48feca28c76080dbbbcbceedf5db43e"/>
     <w:p>
       <w:pPr>
         <w:pStyle w:val="Bibliography"/>
@@ -12066,17 +11294,29 @@
         <w:t xml:space="preserve">	</w:t>
       </w:r>
       <w:r>
-        <w:t xml:space="preserve">Van De Walle R, Logghe G, Haas N, Massol F, Vandegehuchte ML, Bonte D. 2023 Arthropod food webs predicted from body size ratios are improved by incorporating prey defensive properties.</w:t>
-      </w:r>
-      <w:r>
-        <w:t xml:space="preserve"> </w:t>
-      </w:r>
-      <w:r>
-        <w:rPr>
-          <w:i/>
-          <w:iCs/>
-        </w:rPr>
-        <w:t xml:space="preserve">Journal of Animal Ecology</w:t>
+        <w:t xml:space="preserve">Desjardins-Proulx P, Laigle I, Poisot T, Gravel D. 2017 Ecological interactions and the</w:t>
+      </w:r>
+      <w:r>
+        <w:t xml:space="preserve"> </w:t>
+      </w:r>
+      <w:r>
+        <w:t xml:space="preserve">Netflix</w:t>
+      </w:r>
+      <w:r>
+        <w:t xml:space="preserve"> </w:t>
+      </w:r>
+      <w:r>
+        <w:t xml:space="preserve">problem.</w:t>
+      </w:r>
+      <w:r>
+        <w:t xml:space="preserve"> </w:t>
+      </w:r>
+      <w:r>
+        <w:rPr>
+          <w:i/>
+          <w:iCs/>
+        </w:rPr>
+        <w:t xml:space="preserve">PeerJ</w:t>
       </w:r>
       <w:r>
         <w:t xml:space="preserve"> </w:t>
@@ -12086,17 +11326,17 @@
           <w:b/>
           <w:bCs/>
         </w:rPr>
-        <w:t xml:space="preserve">92</w:t>
-      </w:r>
-      <w:r>
-        <w:t xml:space="preserve">, 913–924. (doi:</w:t>
+        <w:t xml:space="preserve">5</w:t>
+      </w:r>
+      <w:r>
+        <w:t xml:space="preserve">, e3644. (doi:</w:t>
       </w:r>
       <w:hyperlink r:id="rId248">
         <w:r>
           <w:rPr>
             <w:rStyle w:val="Hyperlink"/>
           </w:rPr>
-          <w:t xml:space="preserve">10.1111/1365-2656.13905</w:t>
+          <w:t xml:space="preserve">10.7717/peerj.3644</w:t>
         </w:r>
       </w:hyperlink>
       <w:r>
@@ -12104,7 +11344,7 @@
       </w:r>
     </w:p>
     <w:bookmarkEnd w:id="249"/>
-    <w:bookmarkStart w:id="251" w:name="ref-pichlerMachineLearningAlgorithms2020"/>
+    <w:bookmarkStart w:id="251" w:name="ref-eklofSecondaryExtinctionsFood2013"/>
     <w:p>
       <w:pPr>
         <w:pStyle w:val="Bibliography"/>
@@ -12119,17 +11359,29 @@
         <w:t xml:space="preserve">	</w:t>
       </w:r>
       <w:r>
-        <w:t xml:space="preserve">Pichler M, Boreux V, Klein A-M, Schleuning M, Hartig F. 2020 Machine learning algorithms to infer trait-matching and predict species interactions in ecological networks.</w:t>
-      </w:r>
-      <w:r>
-        <w:t xml:space="preserve"> </w:t>
-      </w:r>
-      <w:r>
-        <w:rPr>
-          <w:i/>
-          <w:iCs/>
-        </w:rPr>
-        <w:t xml:space="preserve">Methods in Ecology and Evolution</w:t>
+        <w:t xml:space="preserve">Eklöf A, Tang S, Allesina S. 2013 Secondary extinctions in food webs: A</w:t>
+      </w:r>
+      <w:r>
+        <w:t xml:space="preserve"> </w:t>
+      </w:r>
+      <w:r>
+        <w:t xml:space="preserve">Bayesian</w:t>
+      </w:r>
+      <w:r>
+        <w:t xml:space="preserve"> </w:t>
+      </w:r>
+      <w:r>
+        <w:t xml:space="preserve">network approach.</w:t>
+      </w:r>
+      <w:r>
+        <w:t xml:space="preserve"> </w:t>
+      </w:r>
+      <w:r>
+        <w:rPr>
+          <w:i/>
+          <w:iCs/>
+        </w:rPr>
+        <w:t xml:space="preserve">Methods Ecol Evol</w:t>
       </w:r>
       <w:r>
         <w:t xml:space="preserve"> </w:t>
@@ -12139,17 +11391,17 @@
           <w:b/>
           <w:bCs/>
         </w:rPr>
-        <w:t xml:space="preserve">11</w:t>
-      </w:r>
-      <w:r>
-        <w:t xml:space="preserve">, 281–293. (doi:</w:t>
+        <w:t xml:space="preserve">4</w:t>
+      </w:r>
+      <w:r>
+        <w:t xml:space="preserve">, 760–770. (doi:</w:t>
       </w:r>
       <w:hyperlink r:id="rId250">
         <w:r>
           <w:rPr>
             <w:rStyle w:val="Hyperlink"/>
           </w:rPr>
-          <w:t xml:space="preserve">10.1111/2041-210X.13329</w:t>
+          <w:t xml:space="preserve">10.1111/2041-210X.12062</w:t>
         </w:r>
       </w:hyperlink>
       <w:r>
@@ -12157,7 +11409,7 @@
       </w:r>
     </w:p>
     <w:bookmarkEnd w:id="251"/>
-    <w:bookmarkStart w:id="253" w:name="ref-caronAddressingEltonianShortfall2022"/>
+    <w:bookmarkStart w:id="253" w:name="Xb1d8b6b275822be1886d160023287af73cce966"/>
     <w:p>
       <w:pPr>
         <w:pStyle w:val="Bibliography"/>
@@ -12172,29 +11424,17 @@
         <w:t xml:space="preserve">	</w:t>
       </w:r>
       <w:r>
-        <w:t xml:space="preserve">Caron D, Maiorano L, Thuiller W, Pollock LJ. 2022 Addressing the</w:t>
-      </w:r>
-      <w:r>
-        <w:t xml:space="preserve"> </w:t>
-      </w:r>
-      <w:r>
-        <w:t xml:space="preserve">Eltonian</w:t>
-      </w:r>
-      <w:r>
-        <w:t xml:space="preserve"> </w:t>
-      </w:r>
-      <w:r>
-        <w:t xml:space="preserve">shortfall with trait-based interaction models.</w:t>
-      </w:r>
-      <w:r>
-        <w:t xml:space="preserve"> </w:t>
-      </w:r>
-      <w:r>
-        <w:rPr>
-          <w:i/>
-          <w:iCs/>
-        </w:rPr>
-        <w:t xml:space="preserve">Ecology Letters</w:t>
+        <w:t xml:space="preserve">Cirtwill AR, Eklӧf A, Roslin T, Wootton K, Gravel D. 2019 A quantitative framework for investigating the reliability of empirical network construction.</w:t>
+      </w:r>
+      <w:r>
+        <w:t xml:space="preserve"> </w:t>
+      </w:r>
+      <w:r>
+        <w:rPr>
+          <w:i/>
+          <w:iCs/>
+        </w:rPr>
+        <w:t xml:space="preserve">Methods in Ecology and Evolution</w:t>
       </w:r>
       <w:r>
         <w:t xml:space="preserve"> </w:t>
@@ -12204,17 +11444,17 @@
           <w:b/>
           <w:bCs/>
         </w:rPr>
-        <w:t xml:space="preserve">25</w:t>
-      </w:r>
-      <w:r>
-        <w:t xml:space="preserve">, 889–899. (doi:</w:t>
+        <w:t xml:space="preserve">10</w:t>
+      </w:r>
+      <w:r>
+        <w:t xml:space="preserve">, 902–911. (doi:</w:t>
       </w:r>
       <w:hyperlink r:id="rId252">
         <w:r>
           <w:rPr>
             <w:rStyle w:val="Hyperlink"/>
           </w:rPr>
-          <w:t xml:space="preserve">10.1111/ele.13966</w:t>
+          <w:t xml:space="preserve">10.1111/2041-210X.13180</w:t>
         </w:r>
       </w:hyperlink>
       <w:r>
@@ -12222,7 +11462,7 @@
       </w:r>
     </w:p>
     <w:bookmarkEnd w:id="253"/>
-    <w:bookmarkStart w:id="255" w:name="ref-llewelynPredictingPredatorPrey2023"/>
+    <w:bookmarkStart w:id="255" w:name="ref-allesinaFoodWebModels2009"/>
     <w:p>
       <w:pPr>
         <w:pStyle w:val="Bibliography"/>
@@ -12237,30 +11477,17 @@
         <w:t xml:space="preserve">	</w:t>
       </w:r>
       <w:r>
-        <w:t xml:space="preserve">Llewelyn J</w:t>
-      </w:r>
-      <w:r>
-        <w:t xml:space="preserve"> </w:t>
-      </w:r>
-      <w:r>
-        <w:rPr>
-          <w:i/>
-          <w:iCs/>
-        </w:rPr>
-        <w:t xml:space="preserve">et al.</w:t>
-      </w:r>
-      <w:r>
-        <w:t xml:space="preserve"> 2023 Predicting predator–prey interactions in terrestrial endotherms using random forest.</w:t>
-      </w:r>
-      <w:r>
-        <w:t xml:space="preserve"> </w:t>
-      </w:r>
-      <w:r>
-        <w:rPr>
-          <w:i/>
-          <w:iCs/>
-        </w:rPr>
-        <w:t xml:space="preserve">Ecography</w:t>
+        <w:t xml:space="preserve">Allesina S, Pascual M. 2009 Food web models: A plea for groups.</w:t>
+      </w:r>
+      <w:r>
+        <w:t xml:space="preserve"> </w:t>
+      </w:r>
+      <w:r>
+        <w:rPr>
+          <w:i/>
+          <w:iCs/>
+        </w:rPr>
+        <w:t xml:space="preserve">Ecology Letters</w:t>
       </w:r>
       <w:r>
         <w:t xml:space="preserve"> </w:t>
@@ -12270,17 +11497,17 @@
           <w:b/>
           <w:bCs/>
         </w:rPr>
-        <w:t xml:space="preserve">2023</w:t>
-      </w:r>
-      <w:r>
-        <w:t xml:space="preserve">, e06619. (doi:</w:t>
+        <w:t xml:space="preserve">12</w:t>
+      </w:r>
+      <w:r>
+        <w:t xml:space="preserve">, 652–662. (doi:</w:t>
       </w:r>
       <w:hyperlink r:id="rId254">
         <w:r>
           <w:rPr>
             <w:rStyle w:val="Hyperlink"/>
           </w:rPr>
-          <w:t xml:space="preserve">10.1111/ecog.06619</w:t>
+          <w:t xml:space="preserve">10.1111/j.1461-0248.2009.01321.x</w:t>
         </w:r>
       </w:hyperlink>
       <w:r>
@@ -12288,7 +11515,7 @@
       </w:r>
     </w:p>
     <w:bookmarkEnd w:id="255"/>
-    <w:bookmarkStart w:id="257" w:name="Xbdf894eb48feca28c76080dbbbcbceedf5db43e"/>
+    <w:bookmarkStart w:id="257" w:name="X5c34a2e64ad17132523b815ad511dc881809961"/>
     <w:p>
       <w:pPr>
         <w:pStyle w:val="Bibliography"/>
@@ -12303,29 +11530,17 @@
         <w:t xml:space="preserve">	</w:t>
       </w:r>
       <w:r>
-        <w:t xml:space="preserve">Desjardins-Proulx P, Laigle I, Poisot T, Gravel D. 2017 Ecological interactions and the</w:t>
-      </w:r>
-      <w:r>
-        <w:t xml:space="preserve"> </w:t>
-      </w:r>
-      <w:r>
-        <w:t xml:space="preserve">Netflix</w:t>
-      </w:r>
-      <w:r>
-        <w:t xml:space="preserve"> </w:t>
-      </w:r>
-      <w:r>
-        <w:t xml:space="preserve">problem.</w:t>
-      </w:r>
-      <w:r>
-        <w:t xml:space="preserve"> </w:t>
-      </w:r>
-      <w:r>
-        <w:rPr>
-          <w:i/>
-          <w:iCs/>
-        </w:rPr>
-        <w:t xml:space="preserve">PeerJ</w:t>
+        <w:t xml:space="preserve">Krause AE, Frank KA, Mason DM, Ulanowicz RE, Taylor WW. 2003 Compartments revealed in food-web structure.</w:t>
+      </w:r>
+      <w:r>
+        <w:t xml:space="preserve"> </w:t>
+      </w:r>
+      <w:r>
+        <w:rPr>
+          <w:i/>
+          <w:iCs/>
+        </w:rPr>
+        <w:t xml:space="preserve">Nature</w:t>
       </w:r>
       <w:r>
         <w:t xml:space="preserve"> </w:t>
@@ -12335,17 +11550,17 @@
           <w:b/>
           <w:bCs/>
         </w:rPr>
-        <w:t xml:space="preserve">5</w:t>
-      </w:r>
-      <w:r>
-        <w:t xml:space="preserve">, e3644. (doi:</w:t>
+        <w:t xml:space="preserve">426</w:t>
+      </w:r>
+      <w:r>
+        <w:t xml:space="preserve">, 282–285. (doi:</w:t>
       </w:r>
       <w:hyperlink r:id="rId256">
         <w:r>
           <w:rPr>
             <w:rStyle w:val="Hyperlink"/>
           </w:rPr>
-          <w:t xml:space="preserve">10.7717/peerj.3644</w:t>
+          <w:t xml:space="preserve">10.1038/nature02115</w:t>
         </w:r>
       </w:hyperlink>
       <w:r>
@@ -12353,7 +11568,7 @@
       </w:r>
     </w:p>
     <w:bookmarkEnd w:id="257"/>
-    <w:bookmarkStart w:id="259" w:name="ref-eklofSecondaryExtinctionsFood2013"/>
+    <w:bookmarkStart w:id="259" w:name="ref-allesinaGeneralModelFood2008"/>
     <w:p>
       <w:pPr>
         <w:pStyle w:val="Bibliography"/>
@@ -12368,29 +11583,38 @@
         <w:t xml:space="preserve">	</w:t>
       </w:r>
       <w:r>
-        <w:t xml:space="preserve">Eklöf A, Tang S, Allesina S. 2013 Secondary extinctions in food webs: A</w:t>
-      </w:r>
-      <w:r>
-        <w:t xml:space="preserve"> </w:t>
-      </w:r>
-      <w:r>
-        <w:t xml:space="preserve">Bayesian</w:t>
-      </w:r>
-      <w:r>
-        <w:t xml:space="preserve"> </w:t>
-      </w:r>
-      <w:r>
-        <w:t xml:space="preserve">network approach.</w:t>
-      </w:r>
-      <w:r>
-        <w:t xml:space="preserve"> </w:t>
-      </w:r>
-      <w:r>
-        <w:rPr>
-          <w:i/>
-          <w:iCs/>
-        </w:rPr>
-        <w:t xml:space="preserve">Methods Ecol Evol</w:t>
+        <w:t xml:space="preserve">Allesina S, Alonso D, Pascual M. 2008 A</w:t>
+      </w:r>
+      <w:r>
+        <w:t xml:space="preserve"> </w:t>
+      </w:r>
+      <w:r>
+        <w:t xml:space="preserve">General Model</w:t>
+      </w:r>
+      <w:r>
+        <w:t xml:space="preserve"> </w:t>
+      </w:r>
+      <w:r>
+        <w:t xml:space="preserve">for</w:t>
+      </w:r>
+      <w:r>
+        <w:t xml:space="preserve"> </w:t>
+      </w:r>
+      <w:r>
+        <w:t xml:space="preserve">Food Web Structure</w:t>
+      </w:r>
+      <w:r>
+        <w:t xml:space="preserve">.</w:t>
+      </w:r>
+      <w:r>
+        <w:t xml:space="preserve"> </w:t>
+      </w:r>
+      <w:r>
+        <w:rPr>
+          <w:i/>
+          <w:iCs/>
+        </w:rPr>
+        <w:t xml:space="preserve">Science</w:t>
       </w:r>
       <w:r>
         <w:t xml:space="preserve"> </w:t>
@@ -12400,17 +11624,17 @@
           <w:b/>
           <w:bCs/>
         </w:rPr>
-        <w:t xml:space="preserve">4</w:t>
-      </w:r>
-      <w:r>
-        <w:t xml:space="preserve">, 760–770. (doi:</w:t>
+        <w:t xml:space="preserve">320</w:t>
+      </w:r>
+      <w:r>
+        <w:t xml:space="preserve">, 658–661. (doi:</w:t>
       </w:r>
       <w:hyperlink r:id="rId258">
         <w:r>
           <w:rPr>
             <w:rStyle w:val="Hyperlink"/>
           </w:rPr>
-          <w:t xml:space="preserve">10.1111/2041-210X.12062</w:t>
+          <w:t xml:space="preserve">10.1126/science.1156269</w:t>
         </w:r>
       </w:hyperlink>
       <w:r>
@@ -12418,7 +11642,7 @@
       </w:r>
     </w:p>
     <w:bookmarkEnd w:id="259"/>
-    <w:bookmarkStart w:id="261" w:name="Xb1d8b6b275822be1886d160023287af73cce966"/>
+    <w:bookmarkStart w:id="261" w:name="X5c779d5ad003a7245ae62c5694cc82a24ffb865"/>
     <w:p>
       <w:pPr>
         <w:pStyle w:val="Bibliography"/>
@@ -12433,17 +11657,17 @@
         <w:t xml:space="preserve">	</w:t>
       </w:r>
       <w:r>
-        <w:t xml:space="preserve">Cirtwill AR, Eklӧf A, Roslin T, Wootton K, Gravel D. 2019 A quantitative framework for investigating the reliability of empirical network construction.</w:t>
-      </w:r>
-      <w:r>
-        <w:t xml:space="preserve"> </w:t>
-      </w:r>
-      <w:r>
-        <w:rPr>
-          <w:i/>
-          <w:iCs/>
-        </w:rPr>
-        <w:t xml:space="preserve">Methods in Ecology and Evolution</w:t>
+        <w:t xml:space="preserve">Cattin M-F, Bersier L-F, Banašek-Richter C, Baltensperger R, Gabriel J-P. 2004 Phylogenetic constraints and adaptation explain food-web structure.</w:t>
+      </w:r>
+      <w:r>
+        <w:t xml:space="preserve"> </w:t>
+      </w:r>
+      <w:r>
+        <w:rPr>
+          <w:i/>
+          <w:iCs/>
+        </w:rPr>
+        <w:t xml:space="preserve">Nature</w:t>
       </w:r>
       <w:r>
         <w:t xml:space="preserve"> </w:t>
@@ -12453,17 +11677,17 @@
           <w:b/>
           <w:bCs/>
         </w:rPr>
-        <w:t xml:space="preserve">10</w:t>
-      </w:r>
-      <w:r>
-        <w:t xml:space="preserve">, 902–911. (doi:</w:t>
+        <w:t xml:space="preserve">427</w:t>
+      </w:r>
+      <w:r>
+        <w:t xml:space="preserve">, 835–839. (doi:</w:t>
       </w:r>
       <w:hyperlink r:id="rId260">
         <w:r>
           <w:rPr>
             <w:rStyle w:val="Hyperlink"/>
           </w:rPr>
-          <w:t xml:space="preserve">10.1111/2041-210X.13180</w:t>
+          <w:t xml:space="preserve">10.1038/nature02327</w:t>
         </w:r>
       </w:hyperlink>
       <w:r>
@@ -12471,7 +11695,7 @@
       </w:r>
     </w:p>
     <w:bookmarkEnd w:id="261"/>
-    <w:bookmarkStart w:id="263" w:name="ref-allesinaFoodWebModels2009"/>
+    <w:bookmarkStart w:id="263" w:name="X9430a2b14dc91fe17fd1de7ab6a757a68cb156c"/>
     <w:p>
       <w:pPr>
         <w:pStyle w:val="Bibliography"/>
@@ -12486,17 +11710,62 @@
         <w:t xml:space="preserve">	</w:t>
       </w:r>
       <w:r>
-        <w:t xml:space="preserve">Allesina S, Pascual M. 2009 Food web models: A plea for groups.</w:t>
-      </w:r>
-      <w:r>
-        <w:t xml:space="preserve"> </w:t>
-      </w:r>
-      <w:r>
-        <w:rPr>
-          <w:i/>
-          <w:iCs/>
-        </w:rPr>
-        <w:t xml:space="preserve">Ecology Letters</w:t>
+        <w:t xml:space="preserve">Stouffer DB, Camacho J, Guimerà R, Ng CA, Nunes Amaral LA. 2005 Quantitative</w:t>
+      </w:r>
+      <w:r>
+        <w:t xml:space="preserve"> </w:t>
+      </w:r>
+      <w:r>
+        <w:t xml:space="preserve">Patterns</w:t>
+      </w:r>
+      <w:r>
+        <w:t xml:space="preserve"> </w:t>
+      </w:r>
+      <w:r>
+        <w:t xml:space="preserve">in the</w:t>
+      </w:r>
+      <w:r>
+        <w:t xml:space="preserve"> </w:t>
+      </w:r>
+      <w:r>
+        <w:t xml:space="preserve">Structure</w:t>
+      </w:r>
+      <w:r>
+        <w:t xml:space="preserve"> </w:t>
+      </w:r>
+      <w:r>
+        <w:t xml:space="preserve">of</w:t>
+      </w:r>
+      <w:r>
+        <w:t xml:space="preserve"> </w:t>
+      </w:r>
+      <w:r>
+        <w:t xml:space="preserve">Model</w:t>
+      </w:r>
+      <w:r>
+        <w:t xml:space="preserve"> </w:t>
+      </w:r>
+      <w:r>
+        <w:t xml:space="preserve">and</w:t>
+      </w:r>
+      <w:r>
+        <w:t xml:space="preserve"> </w:t>
+      </w:r>
+      <w:r>
+        <w:t xml:space="preserve">Empirical Food Webs</w:t>
+      </w:r>
+      <w:r>
+        <w:t xml:space="preserve">.</w:t>
+      </w:r>
+      <w:r>
+        <w:t xml:space="preserve"> </w:t>
+      </w:r>
+      <w:r>
+        <w:rPr>
+          <w:i/>
+          <w:iCs/>
+        </w:rPr>
+        <w:t xml:space="preserve">Ecology</w:t>
       </w:r>
       <w:r>
         <w:t xml:space="preserve"> </w:t>
@@ -12506,17 +11775,17 @@
           <w:b/>
           <w:bCs/>
         </w:rPr>
-        <w:t xml:space="preserve">12</w:t>
-      </w:r>
-      <w:r>
-        <w:t xml:space="preserve">, 652–662. (doi:</w:t>
+        <w:t xml:space="preserve">86</w:t>
+      </w:r>
+      <w:r>
+        <w:t xml:space="preserve">, 1301–1311. (doi:</w:t>
       </w:r>
       <w:hyperlink r:id="rId262">
         <w:r>
           <w:rPr>
             <w:rStyle w:val="Hyperlink"/>
           </w:rPr>
-          <w:t xml:space="preserve">10.1111/j.1461-0248.2009.01321.x</w:t>
+          <w:t xml:space="preserve">10.1890/04-0957</w:t>
         </w:r>
       </w:hyperlink>
       <w:r>
@@ -12524,7 +11793,7 @@
       </w:r>
     </w:p>
     <w:bookmarkEnd w:id="263"/>
-    <w:bookmarkStart w:id="265" w:name="X5c34a2e64ad17132523b815ad511dc881809961"/>
+    <w:bookmarkStart w:id="265" w:name="ref-canardEmpiricalEvaluationNeutral2014"/>
     <w:p>
       <w:pPr>
         <w:pStyle w:val="Bibliography"/>
@@ -12539,17 +11808,50 @@
         <w:t xml:space="preserve">	</w:t>
       </w:r>
       <w:r>
-        <w:t xml:space="preserve">Krause AE, Frank KA, Mason DM, Ulanowicz RE, Taylor WW. 2003 Compartments revealed in food-web structure.</w:t>
-      </w:r>
-      <w:r>
-        <w:t xml:space="preserve"> </w:t>
-      </w:r>
-      <w:r>
-        <w:rPr>
-          <w:i/>
-          <w:iCs/>
-        </w:rPr>
-        <w:t xml:space="preserve">Nature</w:t>
+        <w:t xml:space="preserve">Canard EF, Mouquet N, Mouillot D, Stanko M, Miklisova D, Gravel D. 2014 Empirical</w:t>
+      </w:r>
+      <w:r>
+        <w:t xml:space="preserve"> </w:t>
+      </w:r>
+      <w:r>
+        <w:t xml:space="preserve">Evaluation</w:t>
+      </w:r>
+      <w:r>
+        <w:t xml:space="preserve"> </w:t>
+      </w:r>
+      <w:r>
+        <w:t xml:space="preserve">of</w:t>
+      </w:r>
+      <w:r>
+        <w:t xml:space="preserve"> </w:t>
+      </w:r>
+      <w:r>
+        <w:t xml:space="preserve">Neutral Interactions</w:t>
+      </w:r>
+      <w:r>
+        <w:t xml:space="preserve"> </w:t>
+      </w:r>
+      <w:r>
+        <w:t xml:space="preserve">in</w:t>
+      </w:r>
+      <w:r>
+        <w:t xml:space="preserve"> </w:t>
+      </w:r>
+      <w:r>
+        <w:t xml:space="preserve">Host-Parasite Networks</w:t>
+      </w:r>
+      <w:r>
+        <w:t xml:space="preserve">.</w:t>
+      </w:r>
+      <w:r>
+        <w:t xml:space="preserve"> </w:t>
+      </w:r>
+      <w:r>
+        <w:rPr>
+          <w:i/>
+          <w:iCs/>
+        </w:rPr>
+        <w:t xml:space="preserve">The American Naturalist</w:t>
       </w:r>
       <w:r>
         <w:t xml:space="preserve"> </w:t>
@@ -12559,17 +11861,17 @@
           <w:b/>
           <w:bCs/>
         </w:rPr>
-        <w:t xml:space="preserve">426</w:t>
-      </w:r>
-      <w:r>
-        <w:t xml:space="preserve">, 282–285. (doi:</w:t>
+        <w:t xml:space="preserve">183</w:t>
+      </w:r>
+      <w:r>
+        <w:t xml:space="preserve">, 468–479. (doi:</w:t>
       </w:r>
       <w:hyperlink r:id="rId264">
         <w:r>
           <w:rPr>
             <w:rStyle w:val="Hyperlink"/>
           </w:rPr>
-          <w:t xml:space="preserve">10.1038/nature02115</w:t>
+          <w:t xml:space="preserve">10.1086/675363</w:t>
         </w:r>
       </w:hyperlink>
       <w:r>
@@ -12577,7 +11879,7 @@
       </w:r>
     </w:p>
     <w:bookmarkEnd w:id="265"/>
-    <w:bookmarkStart w:id="267" w:name="ref-allesinaGeneralModelFood2008"/>
+    <w:bookmarkStart w:id="267" w:name="X975e71e0f2dc8911d9ffb70ba96f8b6e5ed6a10"/>
     <w:p>
       <w:pPr>
         <w:pStyle w:val="Bibliography"/>
@@ -12592,38 +11894,17 @@
         <w:t xml:space="preserve">	</w:t>
       </w:r>
       <w:r>
-        <w:t xml:space="preserve">Allesina S, Alonso D, Pascual M. 2008 A</w:t>
-      </w:r>
-      <w:r>
-        <w:t xml:space="preserve"> </w:t>
-      </w:r>
-      <w:r>
-        <w:t xml:space="preserve">General Model</w:t>
-      </w:r>
-      <w:r>
-        <w:t xml:space="preserve"> </w:t>
-      </w:r>
-      <w:r>
-        <w:t xml:space="preserve">for</w:t>
-      </w:r>
-      <w:r>
-        <w:t xml:space="preserve"> </w:t>
-      </w:r>
-      <w:r>
-        <w:t xml:space="preserve">Food Web Structure</w:t>
-      </w:r>
-      <w:r>
-        <w:t xml:space="preserve">.</w:t>
-      </w:r>
-      <w:r>
-        <w:t xml:space="preserve"> </w:t>
-      </w:r>
-      <w:r>
-        <w:rPr>
-          <w:i/>
-          <w:iCs/>
-        </w:rPr>
-        <w:t xml:space="preserve">Science</w:t>
+        <w:t xml:space="preserve">Krishna A, Guimarães Jr PR, Jordano P, Bascompte J. 2008 A neutral-niche theory of nestedness in mutualistic networks.</w:t>
+      </w:r>
+      <w:r>
+        <w:t xml:space="preserve"> </w:t>
+      </w:r>
+      <w:r>
+        <w:rPr>
+          <w:i/>
+          <w:iCs/>
+        </w:rPr>
+        <w:t xml:space="preserve">Oikos</w:t>
       </w:r>
       <w:r>
         <w:t xml:space="preserve"> </w:t>
@@ -12633,17 +11914,17 @@
           <w:b/>
           <w:bCs/>
         </w:rPr>
-        <w:t xml:space="preserve">320</w:t>
-      </w:r>
-      <w:r>
-        <w:t xml:space="preserve">, 658–661. (doi:</w:t>
+        <w:t xml:space="preserve">117</w:t>
+      </w:r>
+      <w:r>
+        <w:t xml:space="preserve">, 1609–1618. (doi:</w:t>
       </w:r>
       <w:hyperlink r:id="rId266">
         <w:r>
           <w:rPr>
             <w:rStyle w:val="Hyperlink"/>
           </w:rPr>
-          <w:t xml:space="preserve">10.1126/science.1156269</w:t>
+          <w:t xml:space="preserve">10.1111/j.1600-0706.2008.16540.x</w:t>
         </w:r>
       </w:hyperlink>
       <w:r>
@@ -12651,7 +11932,7 @@
       </w:r>
     </w:p>
     <w:bookmarkEnd w:id="267"/>
-    <w:bookmarkStart w:id="269" w:name="X5c779d5ad003a7245ae62c5694cc82a24ffb865"/>
+    <w:bookmarkStart w:id="269" w:name="ref-petcheySizeForagingFood2008"/>
     <w:p>
       <w:pPr>
         <w:pStyle w:val="Bibliography"/>
@@ -12666,17 +11947,17 @@
         <w:t xml:space="preserve">	</w:t>
       </w:r>
       <w:r>
-        <w:t xml:space="preserve">Cattin M-F, Bersier L-F, Banašek-Richter C, Baltensperger R, Gabriel J-P. 2004 Phylogenetic constraints and adaptation explain food-web structure.</w:t>
-      </w:r>
-      <w:r>
-        <w:t xml:space="preserve"> </w:t>
-      </w:r>
-      <w:r>
-        <w:rPr>
-          <w:i/>
-          <w:iCs/>
-        </w:rPr>
-        <w:t xml:space="preserve">Nature</w:t>
+        <w:t xml:space="preserve">Petchey OL, Beckerman AP, Riede JO, Warren PH. 2008 Size, foraging, and food web structure.</w:t>
+      </w:r>
+      <w:r>
+        <w:t xml:space="preserve"> </w:t>
+      </w:r>
+      <w:r>
+        <w:rPr>
+          <w:i/>
+          <w:iCs/>
+        </w:rPr>
+        <w:t xml:space="preserve">Proc. Natl. Acad. Sci. U.S.A.</w:t>
       </w:r>
       <w:r>
         <w:t xml:space="preserve"> </w:t>
@@ -12686,17 +11967,17 @@
           <w:b/>
           <w:bCs/>
         </w:rPr>
-        <w:t xml:space="preserve">427</w:t>
-      </w:r>
-      <w:r>
-        <w:t xml:space="preserve">, 835–839. (doi:</w:t>
+        <w:t xml:space="preserve">105</w:t>
+      </w:r>
+      <w:r>
+        <w:t xml:space="preserve">, 4191–4196. (doi:</w:t>
       </w:r>
       <w:hyperlink r:id="rId268">
         <w:r>
           <w:rPr>
             <w:rStyle w:val="Hyperlink"/>
           </w:rPr>
-          <w:t xml:space="preserve">10.1038/nature02327</w:t>
+          <w:t xml:space="preserve">10.1073/pnas.0710672105</w:t>
         </w:r>
       </w:hyperlink>
       <w:r>
@@ -12704,7 +11985,7 @@
       </w:r>
     </w:p>
     <w:bookmarkEnd w:id="269"/>
-    <w:bookmarkStart w:id="271" w:name="X9430a2b14dc91fe17fd1de7ab6a757a68cb156c"/>
+    <w:bookmarkStart w:id="271" w:name="ref-gravelMeaningFunctionalTrait2016"/>
     <w:p>
       <w:pPr>
         <w:pStyle w:val="Bibliography"/>
@@ -12719,50 +12000,19 @@
         <w:t xml:space="preserve">	</w:t>
       </w:r>
       <w:r>
-        <w:t xml:space="preserve">Stouffer DB, Camacho J, Guimerà R, Ng CA, Nunes Amaral LA. 2005 Quantitative</w:t>
-      </w:r>
-      <w:r>
-        <w:t xml:space="preserve"> </w:t>
-      </w:r>
-      <w:r>
-        <w:t xml:space="preserve">Patterns</w:t>
-      </w:r>
-      <w:r>
-        <w:t xml:space="preserve"> </w:t>
-      </w:r>
-      <w:r>
-        <w:t xml:space="preserve">in the</w:t>
-      </w:r>
-      <w:r>
-        <w:t xml:space="preserve"> </w:t>
-      </w:r>
-      <w:r>
-        <w:t xml:space="preserve">Structure</w:t>
-      </w:r>
-      <w:r>
-        <w:t xml:space="preserve"> </w:t>
-      </w:r>
-      <w:r>
-        <w:t xml:space="preserve">of</w:t>
-      </w:r>
-      <w:r>
-        <w:t xml:space="preserve"> </w:t>
-      </w:r>
-      <w:r>
-        <w:t xml:space="preserve">Model</w:t>
-      </w:r>
-      <w:r>
-        <w:t xml:space="preserve"> </w:t>
-      </w:r>
-      <w:r>
-        <w:t xml:space="preserve">and</w:t>
-      </w:r>
-      <w:r>
-        <w:t xml:space="preserve"> </w:t>
-      </w:r>
-      <w:r>
-        <w:t xml:space="preserve">Empirical Food Webs</w:t>
-      </w:r>
+        <w:t xml:space="preserve">Gravel D, Albouy C, Thuiller W. 2016</w:t>
+      </w:r>
+      <w:r>
+        <w:t xml:space="preserve"> </w:t>
+      </w:r>
+      <w:hyperlink r:id="rId270">
+        <w:r>
+          <w:rPr>
+            <w:rStyle w:val="Hyperlink"/>
+          </w:rPr>
+          <w:t xml:space="preserve">The meaning of functional trait composition of food webs for ecosystem functioning</w:t>
+        </w:r>
+      </w:hyperlink>
       <w:r>
         <w:t xml:space="preserve">.</w:t>
       </w:r>
@@ -12774,7 +12024,7 @@
           <w:i/>
           <w:iCs/>
         </w:rPr>
-        <w:t xml:space="preserve">Ecology</w:t>
+        <w:t xml:space="preserve">Philosophical Transactions: Biological Sciences</w:t>
       </w:r>
       <w:r>
         <w:t xml:space="preserve"> </w:t>
@@ -12784,25 +12034,14 @@
           <w:b/>
           <w:bCs/>
         </w:rPr>
-        <w:t xml:space="preserve">86</w:t>
-      </w:r>
-      <w:r>
-        <w:t xml:space="preserve">, 1301–1311. (doi:</w:t>
-      </w:r>
-      <w:hyperlink r:id="rId270">
-        <w:r>
-          <w:rPr>
-            <w:rStyle w:val="Hyperlink"/>
-          </w:rPr>
-          <w:t xml:space="preserve">10.1890/04-0957</w:t>
-        </w:r>
-      </w:hyperlink>
-      <w:r>
-        <w:t xml:space="preserve">)</w:t>
+        <w:t xml:space="preserve">371</w:t>
+      </w:r>
+      <w:r>
+        <w:t xml:space="preserve">, 1–14.</w:t>
       </w:r>
     </w:p>
     <w:bookmarkEnd w:id="271"/>
-    <w:bookmarkStart w:id="273" w:name="ref-canardEmpiricalEvaluationNeutral2014"/>
+    <w:bookmarkStart w:id="273" w:name="ref-rooneyIntegratingFoodWeb2012"/>
     <w:p>
       <w:pPr>
         <w:pStyle w:val="Bibliography"/>
@@ -12817,50 +12056,17 @@
         <w:t xml:space="preserve">	</w:t>
       </w:r>
       <w:r>
-        <w:t xml:space="preserve">Canard EF, Mouquet N, Mouillot D, Stanko M, Miklisova D, Gravel D. 2014 Empirical</w:t>
-      </w:r>
-      <w:r>
-        <w:t xml:space="preserve"> </w:t>
-      </w:r>
-      <w:r>
-        <w:t xml:space="preserve">Evaluation</w:t>
-      </w:r>
-      <w:r>
-        <w:t xml:space="preserve"> </w:t>
-      </w:r>
-      <w:r>
-        <w:t xml:space="preserve">of</w:t>
-      </w:r>
-      <w:r>
-        <w:t xml:space="preserve"> </w:t>
-      </w:r>
-      <w:r>
-        <w:t xml:space="preserve">Neutral Interactions</w:t>
-      </w:r>
-      <w:r>
-        <w:t xml:space="preserve"> </w:t>
-      </w:r>
-      <w:r>
-        <w:t xml:space="preserve">in</w:t>
-      </w:r>
-      <w:r>
-        <w:t xml:space="preserve"> </w:t>
-      </w:r>
-      <w:r>
-        <w:t xml:space="preserve">Host-Parasite Networks</w:t>
-      </w:r>
-      <w:r>
-        <w:t xml:space="preserve">.</w:t>
-      </w:r>
-      <w:r>
-        <w:t xml:space="preserve"> </w:t>
-      </w:r>
-      <w:r>
-        <w:rPr>
-          <w:i/>
-          <w:iCs/>
-        </w:rPr>
-        <w:t xml:space="preserve">The American Naturalist</w:t>
+        <w:t xml:space="preserve">Rooney N, McCann KS. 2012 Integrating food web diversity, structure and stability.</w:t>
+      </w:r>
+      <w:r>
+        <w:t xml:space="preserve"> </w:t>
+      </w:r>
+      <w:r>
+        <w:rPr>
+          <w:i/>
+          <w:iCs/>
+        </w:rPr>
+        <w:t xml:space="preserve">Trends in Ecology &amp; Evolution</w:t>
       </w:r>
       <w:r>
         <w:t xml:space="preserve"> </w:t>
@@ -12870,17 +12076,17 @@
           <w:b/>
           <w:bCs/>
         </w:rPr>
-        <w:t xml:space="preserve">183</w:t>
-      </w:r>
-      <w:r>
-        <w:t xml:space="preserve">, 468–479. (doi:</w:t>
+        <w:t xml:space="preserve">27</w:t>
+      </w:r>
+      <w:r>
+        <w:t xml:space="preserve">, 40–46. (doi:</w:t>
       </w:r>
       <w:hyperlink r:id="rId272">
         <w:r>
           <w:rPr>
             <w:rStyle w:val="Hyperlink"/>
           </w:rPr>
-          <w:t xml:space="preserve">10.1086/675363</w:t>
+          <w:t xml:space="preserve">10.1016/j.tree.2011.09.001</w:t>
         </w:r>
       </w:hyperlink>
       <w:r>
@@ -12888,7 +12094,7 @@
       </w:r>
     </w:p>
     <w:bookmarkEnd w:id="273"/>
-    <w:bookmarkStart w:id="275" w:name="X975e71e0f2dc8911d9ffb70ba96f8b6e5ed6a10"/>
+    <w:bookmarkStart w:id="275" w:name="X146b3e079d29156a751b0b16e1dc13291aa3399"/>
     <w:p>
       <w:pPr>
         <w:pStyle w:val="Bibliography"/>
@@ -12903,17 +12109,29 @@
         <w:t xml:space="preserve">	</w:t>
       </w:r>
       <w:r>
-        <w:t xml:space="preserve">Krishna A, Guimarães Jr PR, Jordano P, Bascompte J. 2008 A neutral-niche theory of nestedness in mutualistic networks.</w:t>
-      </w:r>
-      <w:r>
-        <w:t xml:space="preserve"> </w:t>
-      </w:r>
-      <w:r>
-        <w:rPr>
-          <w:i/>
-          <w:iCs/>
-        </w:rPr>
-        <w:t xml:space="preserve">Oikos</w:t>
+        <w:t xml:space="preserve">Curtsdotter A, Binzer A, Brose U, De Castro F, Ebenman B, Eklöf A, Riede JO, Thierry A, Rall BC. 2011 Robustness to secondary extinctions:</w:t>
+      </w:r>
+      <w:r>
+        <w:t xml:space="preserve"> </w:t>
+      </w:r>
+      <w:r>
+        <w:t xml:space="preserve">Comparing</w:t>
+      </w:r>
+      <w:r>
+        <w:t xml:space="preserve"> </w:t>
+      </w:r>
+      <w:r>
+        <w:t xml:space="preserve">trait-based sequential deletions in static and dynamic food webs.</w:t>
+      </w:r>
+      <w:r>
+        <w:t xml:space="preserve"> </w:t>
+      </w:r>
+      <w:r>
+        <w:rPr>
+          <w:i/>
+          <w:iCs/>
+        </w:rPr>
+        <w:t xml:space="preserve">Basic and Applied Ecology</w:t>
       </w:r>
       <w:r>
         <w:t xml:space="preserve"> </w:t>
@@ -12923,17 +12141,17 @@
           <w:b/>
           <w:bCs/>
         </w:rPr>
-        <w:t xml:space="preserve">117</w:t>
-      </w:r>
-      <w:r>
-        <w:t xml:space="preserve">, 1609–1618. (doi:</w:t>
+        <w:t xml:space="preserve">12</w:t>
+      </w:r>
+      <w:r>
+        <w:t xml:space="preserve">, 571–580. (doi:</w:t>
       </w:r>
       <w:hyperlink r:id="rId274">
         <w:r>
           <w:rPr>
             <w:rStyle w:val="Hyperlink"/>
           </w:rPr>
-          <w:t xml:space="preserve">10.1111/j.1600-0706.2008.16540.x</w:t>
+          <w:t xml:space="preserve">10.1016/j.baae.2011.09.008</w:t>
         </w:r>
       </w:hyperlink>
       <w:r>
@@ -12941,7 +12159,7 @@
       </w:r>
     </w:p>
     <w:bookmarkEnd w:id="275"/>
-    <w:bookmarkStart w:id="277" w:name="ref-petcheySizeForagingFood2008"/>
+    <w:bookmarkStart w:id="277" w:name="Xc87c76942f75bf7f36547928ac5db0ab5f50cf0"/>
     <w:p>
       <w:pPr>
         <w:pStyle w:val="Bibliography"/>
@@ -12956,17 +12174,17 @@
         <w:t xml:space="preserve">	</w:t>
       </w:r>
       <w:r>
-        <w:t xml:space="preserve">Petchey OL, Beckerman AP, Riede JO, Warren PH. 2008 Size, foraging, and food web structure.</w:t>
-      </w:r>
-      <w:r>
-        <w:t xml:space="preserve"> </w:t>
-      </w:r>
-      <w:r>
-        <w:rPr>
-          <w:i/>
-          <w:iCs/>
-        </w:rPr>
-        <w:t xml:space="preserve">Proc. Natl. Acad. Sci. U.S.A.</w:t>
+        <w:t xml:space="preserve">McDonald-Madden E, Sabbadin R, Game ET, Baxter PWJ, Chadès I, Possingham HP. 2016 Using food-web theory to conserve ecosystems.</w:t>
+      </w:r>
+      <w:r>
+        <w:t xml:space="preserve"> </w:t>
+      </w:r>
+      <w:r>
+        <w:rPr>
+          <w:i/>
+          <w:iCs/>
+        </w:rPr>
+        <w:t xml:space="preserve">Nat Commun</w:t>
       </w:r>
       <w:r>
         <w:t xml:space="preserve"> </w:t>
@@ -12976,17 +12194,17 @@
           <w:b/>
           <w:bCs/>
         </w:rPr>
-        <w:t xml:space="preserve">105</w:t>
-      </w:r>
-      <w:r>
-        <w:t xml:space="preserve">, 4191–4196. (doi:</w:t>
+        <w:t xml:space="preserve">7</w:t>
+      </w:r>
+      <w:r>
+        <w:t xml:space="preserve">, 10245. (doi:</w:t>
       </w:r>
       <w:hyperlink r:id="rId276">
         <w:r>
           <w:rPr>
             <w:rStyle w:val="Hyperlink"/>
           </w:rPr>
-          <w:t xml:space="preserve">10.1073/pnas.0710672105</w:t>
+          <w:t xml:space="preserve">10.1038/ncomms10245</w:t>
         </w:r>
       </w:hyperlink>
       <w:r>
@@ -12994,7 +12212,7 @@
       </w:r>
     </w:p>
     <w:bookmarkEnd w:id="277"/>
-    <w:bookmarkStart w:id="279" w:name="ref-gravelMeaningFunctionalTrait2016"/>
+    <w:bookmarkStart w:id="279" w:name="X8a12bba817e543c8e1648e1b8be5e49280ee43b"/>
     <w:p>
       <w:pPr>
         <w:pStyle w:val="Bibliography"/>
@@ -13009,31 +12227,17 @@
         <w:t xml:space="preserve">	</w:t>
       </w:r>
       <w:r>
-        <w:t xml:space="preserve">Gravel D, Albouy C, Thuiller W. 2016</w:t>
-      </w:r>
-      <w:r>
-        <w:t xml:space="preserve"> </w:t>
-      </w:r>
-      <w:hyperlink r:id="rId278">
-        <w:r>
-          <w:rPr>
-            <w:rStyle w:val="Hyperlink"/>
-          </w:rPr>
-          <w:t xml:space="preserve">The meaning of functional trait composition of food webs for ecosystem functioning</w:t>
-        </w:r>
-      </w:hyperlink>
-      <w:r>
-        <w:t xml:space="preserve">.</w:t>
-      </w:r>
-      <w:r>
-        <w:t xml:space="preserve"> </w:t>
-      </w:r>
-      <w:r>
-        <w:rPr>
-          <w:i/>
-          <w:iCs/>
-        </w:rPr>
-        <w:t xml:space="preserve">Philosophical Transactions: Biological Sciences</w:t>
+        <w:t xml:space="preserve">Gilljam D, Curtsdotter A, Ebenman B. 2015 Adaptive rewiring aggravates the effects of species loss in ecosystems.</w:t>
+      </w:r>
+      <w:r>
+        <w:t xml:space="preserve"> </w:t>
+      </w:r>
+      <w:r>
+        <w:rPr>
+          <w:i/>
+          <w:iCs/>
+        </w:rPr>
+        <w:t xml:space="preserve">Nat Commun</w:t>
       </w:r>
       <w:r>
         <w:t xml:space="preserve"> </w:t>
@@ -13043,14 +12247,25 @@
           <w:b/>
           <w:bCs/>
         </w:rPr>
-        <w:t xml:space="preserve">371</w:t>
-      </w:r>
-      <w:r>
-        <w:t xml:space="preserve">, 1–14.</w:t>
+        <w:t xml:space="preserve">6</w:t>
+      </w:r>
+      <w:r>
+        <w:t xml:space="preserve">, 8412. (doi:</w:t>
+      </w:r>
+      <w:hyperlink r:id="rId278">
+        <w:r>
+          <w:rPr>
+            <w:rStyle w:val="Hyperlink"/>
+          </w:rPr>
+          <w:t xml:space="preserve">10.1038/ncomms9412</w:t>
+        </w:r>
+      </w:hyperlink>
+      <w:r>
+        <w:t xml:space="preserve">)</w:t>
       </w:r>
     </w:p>
     <w:bookmarkEnd w:id="279"/>
-    <w:bookmarkStart w:id="281" w:name="ref-rooneyIntegratingFoodWeb2012"/>
+    <w:bookmarkStart w:id="281" w:name="ref-suAdaptiveRewiringShapes2024a"/>
     <w:p>
       <w:pPr>
         <w:pStyle w:val="Bibliography"/>
@@ -13065,17 +12280,17 @@
         <w:t xml:space="preserve">	</w:t>
       </w:r>
       <w:r>
-        <w:t xml:space="preserve">Rooney N, McCann KS. 2012 Integrating food web diversity, structure and stability.</w:t>
-      </w:r>
-      <w:r>
-        <w:t xml:space="preserve"> </w:t>
-      </w:r>
-      <w:r>
-        <w:rPr>
-          <w:i/>
-          <w:iCs/>
-        </w:rPr>
-        <w:t xml:space="preserve">Trends in Ecology &amp; Evolution</w:t>
+        <w:t xml:space="preserve">Su M, Ma Q, Hui C. 2024 Adaptive rewiring shapes structure and stability in a three-guild herbivore-plant-pollinator network.</w:t>
+      </w:r>
+      <w:r>
+        <w:t xml:space="preserve"> </w:t>
+      </w:r>
+      <w:r>
+        <w:rPr>
+          <w:i/>
+          <w:iCs/>
+        </w:rPr>
+        <w:t xml:space="preserve">Commun Biol</w:t>
       </w:r>
       <w:r>
         <w:t xml:space="preserve"> </w:t>
@@ -13085,17 +12300,17 @@
           <w:b/>
           <w:bCs/>
         </w:rPr>
-        <w:t xml:space="preserve">27</w:t>
-      </w:r>
-      <w:r>
-        <w:t xml:space="preserve">, 40–46. (doi:</w:t>
+        <w:t xml:space="preserve">7</w:t>
+      </w:r>
+      <w:r>
+        <w:t xml:space="preserve">, 103. (doi:</w:t>
       </w:r>
       <w:hyperlink r:id="rId280">
         <w:r>
           <w:rPr>
             <w:rStyle w:val="Hyperlink"/>
           </w:rPr>
-          <w:t xml:space="preserve">10.1016/j.tree.2011.09.001</w:t>
+          <w:t xml:space="preserve">10.1038/s42003-024-05784-8</w:t>
         </w:r>
       </w:hyperlink>
       <w:r>
@@ -13103,7 +12318,7 @@
       </w:r>
     </w:p>
     <w:bookmarkEnd w:id="281"/>
-    <w:bookmarkStart w:id="283" w:name="X146b3e079d29156a751b0b16e1dc13291aa3399"/>
+    <w:bookmarkStart w:id="283" w:name="X451efaaea5398559a3b217bddae20c4faafad48"/>
     <w:p>
       <w:pPr>
         <w:pStyle w:val="Bibliography"/>
@@ -13118,29 +12333,68 @@
         <w:t xml:space="preserve">	</w:t>
       </w:r>
       <w:r>
-        <w:t xml:space="preserve">Curtsdotter A, Binzer A, Brose U, De Castro F, Ebenman B, Eklöf A, Riede JO, Thierry A, Rall BC. 2011 Robustness to secondary extinctions:</w:t>
-      </w:r>
-      <w:r>
-        <w:t xml:space="preserve"> </w:t>
-      </w:r>
-      <w:r>
-        <w:t xml:space="preserve">Comparing</w:t>
-      </w:r>
-      <w:r>
-        <w:t xml:space="preserve"> </w:t>
-      </w:r>
-      <w:r>
-        <w:t xml:space="preserve">trait-based sequential deletions in static and dynamic food webs.</w:t>
-      </w:r>
-      <w:r>
-        <w:t xml:space="preserve"> </w:t>
-      </w:r>
-      <w:r>
-        <w:rPr>
-          <w:i/>
-          <w:iCs/>
-        </w:rPr>
-        <w:t xml:space="preserve">Basic and Applied Ecology</w:t>
+        <w:t xml:space="preserve">Marjakangas E-L, Dalsgaard B, Ordonez A. 2025 Fundamental</w:t>
+      </w:r>
+      <w:r>
+        <w:t xml:space="preserve"> </w:t>
+      </w:r>
+      <w:r>
+        <w:t xml:space="preserve">Interaction Niches</w:t>
+      </w:r>
+      <w:r>
+        <w:t xml:space="preserve">:</w:t>
+      </w:r>
+      <w:r>
+        <w:t xml:space="preserve"> </w:t>
+      </w:r>
+      <w:r>
+        <w:t xml:space="preserve">Towards</w:t>
+      </w:r>
+      <w:r>
+        <w:t xml:space="preserve"> </w:t>
+      </w:r>
+      <w:r>
+        <w:t xml:space="preserve">a</w:t>
+      </w:r>
+      <w:r>
+        <w:t xml:space="preserve"> </w:t>
+      </w:r>
+      <w:r>
+        <w:t xml:space="preserve">Functional Understanding</w:t>
+      </w:r>
+      <w:r>
+        <w:t xml:space="preserve"> </w:t>
+      </w:r>
+      <w:r>
+        <w:t xml:space="preserve">of</w:t>
+      </w:r>
+      <w:r>
+        <w:t xml:space="preserve"> </w:t>
+      </w:r>
+      <w:r>
+        <w:t xml:space="preserve">Ecological Networks</w:t>
+      </w:r>
+      <w:r>
+        <w:t xml:space="preserve">’</w:t>
+      </w:r>
+      <w:r>
+        <w:t xml:space="preserve"> </w:t>
+      </w:r>
+      <w:r>
+        <w:t xml:space="preserve">Resilience</w:t>
+      </w:r>
+      <w:r>
+        <w:t xml:space="preserve">.</w:t>
+      </w:r>
+      <w:r>
+        <w:t xml:space="preserve"> </w:t>
+      </w:r>
+      <w:r>
+        <w:rPr>
+          <w:i/>
+          <w:iCs/>
+        </w:rPr>
+        <w:t xml:space="preserve">Ecology Letters</w:t>
       </w:r>
       <w:r>
         <w:t xml:space="preserve"> </w:t>
@@ -13150,17 +12404,17 @@
           <w:b/>
           <w:bCs/>
         </w:rPr>
-        <w:t xml:space="preserve">12</w:t>
-      </w:r>
-      <w:r>
-        <w:t xml:space="preserve">, 571–580. (doi:</w:t>
+        <w:t xml:space="preserve">28</w:t>
+      </w:r>
+      <w:r>
+        <w:t xml:space="preserve">, e70146. (doi:</w:t>
       </w:r>
       <w:hyperlink r:id="rId282">
         <w:r>
           <w:rPr>
             <w:rStyle w:val="Hyperlink"/>
           </w:rPr>
-          <w:t xml:space="preserve">10.1016/j.baae.2011.09.008</w:t>
+          <w:t xml:space="preserve">10.1111/ele.70146</w:t>
         </w:r>
       </w:hyperlink>
       <w:r>
@@ -13168,7 +12422,7 @@
       </w:r>
     </w:p>
     <w:bookmarkEnd w:id="283"/>
-    <w:bookmarkStart w:id="285" w:name="Xc87c76942f75bf7f36547928ac5db0ab5f50cf0"/>
+    <w:bookmarkStart w:id="285" w:name="Xa693c271310f9ecd5e84fc33b8a3417b5ea6544"/>
     <w:p>
       <w:pPr>
         <w:pStyle w:val="Bibliography"/>
@@ -13183,17 +12437,50 @@
         <w:t xml:space="preserve">	</w:t>
       </w:r>
       <w:r>
-        <w:t xml:space="preserve">McDonald-Madden E, Sabbadin R, Game ET, Baxter PWJ, Chadès I, Possingham HP. 2016 Using food-web theory to conserve ecosystems.</w:t>
-      </w:r>
-      <w:r>
-        <w:t xml:space="preserve"> </w:t>
-      </w:r>
-      <w:r>
-        <w:rPr>
-          <w:i/>
-          <w:iCs/>
-        </w:rPr>
-        <w:t xml:space="preserve">Nat Commun</w:t>
+        <w:t xml:space="preserve">Baskerville EB, Dobson AP, Bedford T, Allesina S, Anderson TM, Pascual M. 2011 Spatial</w:t>
+      </w:r>
+      <w:r>
+        <w:t xml:space="preserve"> </w:t>
+      </w:r>
+      <w:r>
+        <w:t xml:space="preserve">Guilds</w:t>
+      </w:r>
+      <w:r>
+        <w:t xml:space="preserve"> </w:t>
+      </w:r>
+      <w:r>
+        <w:t xml:space="preserve">in the</w:t>
+      </w:r>
+      <w:r>
+        <w:t xml:space="preserve"> </w:t>
+      </w:r>
+      <w:r>
+        <w:t xml:space="preserve">Serengeti Food Web Revealed</w:t>
+      </w:r>
+      <w:r>
+        <w:t xml:space="preserve"> </w:t>
+      </w:r>
+      <w:r>
+        <w:t xml:space="preserve">by a</w:t>
+      </w:r>
+      <w:r>
+        <w:t xml:space="preserve"> </w:t>
+      </w:r>
+      <w:r>
+        <w:t xml:space="preserve">Bayesian Group Model</w:t>
+      </w:r>
+      <w:r>
+        <w:t xml:space="preserve">.</w:t>
+      </w:r>
+      <w:r>
+        <w:t xml:space="preserve"> </w:t>
+      </w:r>
+      <w:r>
+        <w:rPr>
+          <w:i/>
+          <w:iCs/>
+        </w:rPr>
+        <w:t xml:space="preserve">PLOS Computational Biology</w:t>
       </w:r>
       <w:r>
         <w:t xml:space="preserve"> </w:t>
@@ -13206,14 +12493,14 @@
         <w:t xml:space="preserve">7</w:t>
       </w:r>
       <w:r>
-        <w:t xml:space="preserve">, 10245. (doi:</w:t>
+        <w:t xml:space="preserve">, e1002321. (doi:</w:t>
       </w:r>
       <w:hyperlink r:id="rId284">
         <w:r>
           <w:rPr>
             <w:rStyle w:val="Hyperlink"/>
           </w:rPr>
-          <w:t xml:space="preserve">10.1038/ncomms10245</w:t>
+          <w:t xml:space="preserve">10.1371/journal.pcbi.1002321</w:t>
         </w:r>
       </w:hyperlink>
       <w:r>
@@ -13221,7 +12508,7 @@
       </w:r>
     </w:p>
     <w:bookmarkEnd w:id="285"/>
-    <w:bookmarkStart w:id="287" w:name="X8a12bba817e543c8e1648e1b8be5e49280ee43b"/>
+    <w:bookmarkStart w:id="287" w:name="X54c6f25bba8fef6f9a3d54a00682f862d01b706"/>
     <w:p>
       <w:pPr>
         <w:pStyle w:val="Bibliography"/>
@@ -13236,17 +12523,30 @@
         <w:t xml:space="preserve">	</w:t>
       </w:r>
       <w:r>
-        <w:t xml:space="preserve">Gilljam D, Curtsdotter A, Ebenman B. 2015 Adaptive rewiring aggravates the effects of species loss in ecosystems.</w:t>
-      </w:r>
-      <w:r>
-        <w:t xml:space="preserve"> </w:t>
-      </w:r>
-      <w:r>
-        <w:rPr>
-          <w:i/>
-          <w:iCs/>
-        </w:rPr>
-        <w:t xml:space="preserve">Nat Commun</w:t>
+        <w:t xml:space="preserve">Pellissier L</w:t>
+      </w:r>
+      <w:r>
+        <w:t xml:space="preserve"> </w:t>
+      </w:r>
+      <w:r>
+        <w:rPr>
+          <w:i/>
+          <w:iCs/>
+        </w:rPr>
+        <w:t xml:space="preserve">et al.</w:t>
+      </w:r>
+      <w:r>
+        <w:t xml:space="preserve"> 2018 Comparing species interaction networks along environmental gradients.</w:t>
+      </w:r>
+      <w:r>
+        <w:t xml:space="preserve"> </w:t>
+      </w:r>
+      <w:r>
+        <w:rPr>
+          <w:i/>
+          <w:iCs/>
+        </w:rPr>
+        <w:t xml:space="preserve">Biological Reviews</w:t>
       </w:r>
       <w:r>
         <w:t xml:space="preserve"> </w:t>
@@ -13256,17 +12556,17 @@
           <w:b/>
           <w:bCs/>
         </w:rPr>
-        <w:t xml:space="preserve">6</w:t>
-      </w:r>
-      <w:r>
-        <w:t xml:space="preserve">, 8412. (doi:</w:t>
+        <w:t xml:space="preserve">93</w:t>
+      </w:r>
+      <w:r>
+        <w:t xml:space="preserve">, 785–800. (doi:</w:t>
       </w:r>
       <w:hyperlink r:id="rId286">
         <w:r>
           <w:rPr>
             <w:rStyle w:val="Hyperlink"/>
           </w:rPr>
-          <w:t xml:space="preserve">10.1038/ncomms9412</w:t>
+          <w:t xml:space="preserve">10.1111/brv.12366</w:t>
         </w:r>
       </w:hyperlink>
       <w:r>
@@ -13274,7 +12574,7 @@
       </w:r>
     </w:p>
     <w:bookmarkEnd w:id="287"/>
-    <w:bookmarkStart w:id="289" w:name="ref-suAdaptiveRewiringShapes2024a"/>
+    <w:bookmarkStart w:id="289" w:name="ref-estradaUsingNetworkCentrality2008"/>
     <w:p>
       <w:pPr>
         <w:pStyle w:val="Bibliography"/>
@@ -13289,17 +12589,38 @@
         <w:t xml:space="preserve">	</w:t>
       </w:r>
       <w:r>
-        <w:t xml:space="preserve">Su M, Ma Q, Hui C. 2024 Adaptive rewiring shapes structure and stability in a three-guild herbivore-plant-pollinator network.</w:t>
-      </w:r>
-      <w:r>
-        <w:t xml:space="preserve"> </w:t>
-      </w:r>
-      <w:r>
-        <w:rPr>
-          <w:i/>
-          <w:iCs/>
-        </w:rPr>
-        <w:t xml:space="preserve">Commun Biol</w:t>
+        <w:t xml:space="preserve">Estrada E, Bodin Ö. 2008 Using</w:t>
+      </w:r>
+      <w:r>
+        <w:t xml:space="preserve"> </w:t>
+      </w:r>
+      <w:r>
+        <w:t xml:space="preserve">Network Centrality Measures</w:t>
+      </w:r>
+      <w:r>
+        <w:t xml:space="preserve"> </w:t>
+      </w:r>
+      <w:r>
+        <w:t xml:space="preserve">to</w:t>
+      </w:r>
+      <w:r>
+        <w:t xml:space="preserve"> </w:t>
+      </w:r>
+      <w:r>
+        <w:t xml:space="preserve">Manage Landscape Connectivity</w:t>
+      </w:r>
+      <w:r>
+        <w:t xml:space="preserve">.</w:t>
+      </w:r>
+      <w:r>
+        <w:t xml:space="preserve"> </w:t>
+      </w:r>
+      <w:r>
+        <w:rPr>
+          <w:i/>
+          <w:iCs/>
+        </w:rPr>
+        <w:t xml:space="preserve">Ecological Applications</w:t>
       </w:r>
       <w:r>
         <w:t xml:space="preserve"> </w:t>
@@ -13309,17 +12630,17 @@
           <w:b/>
           <w:bCs/>
         </w:rPr>
-        <w:t xml:space="preserve">7</w:t>
-      </w:r>
-      <w:r>
-        <w:t xml:space="preserve">, 103. (doi:</w:t>
+        <w:t xml:space="preserve">18</w:t>
+      </w:r>
+      <w:r>
+        <w:t xml:space="preserve">, 1810–1825. (doi:</w:t>
       </w:r>
       <w:hyperlink r:id="rId288">
         <w:r>
           <w:rPr>
             <w:rStyle w:val="Hyperlink"/>
           </w:rPr>
-          <w:t xml:space="preserve">10.1038/s42003-024-05784-8</w:t>
+          <w:t xml:space="preserve">10.1890/07-1419.1</w:t>
         </w:r>
       </w:hyperlink>
       <w:r>
@@ -13327,7 +12648,7 @@
       </w:r>
     </w:p>
     <w:bookmarkEnd w:id="289"/>
-    <w:bookmarkStart w:id="291" w:name="X451efaaea5398559a3b217bddae20c4faafad48"/>
+    <w:bookmarkStart w:id="291" w:name="X57ddaf8a4be0be7ef1ca133e16ca0e392219de8"/>
     <w:p>
       <w:pPr>
         <w:pStyle w:val="Bibliography"/>
@@ -13342,68 +12663,17 @@
         <w:t xml:space="preserve">	</w:t>
       </w:r>
       <w:r>
-        <w:t xml:space="preserve">Marjakangas E-L, Dalsgaard B, Ordonez A. 2025 Fundamental</w:t>
-      </w:r>
-      <w:r>
-        <w:t xml:space="preserve"> </w:t>
-      </w:r>
-      <w:r>
-        <w:t xml:space="preserve">Interaction Niches</w:t>
-      </w:r>
-      <w:r>
-        <w:t xml:space="preserve">:</w:t>
-      </w:r>
-      <w:r>
-        <w:t xml:space="preserve"> </w:t>
-      </w:r>
-      <w:r>
-        <w:t xml:space="preserve">Towards</w:t>
-      </w:r>
-      <w:r>
-        <w:t xml:space="preserve"> </w:t>
-      </w:r>
-      <w:r>
-        <w:t xml:space="preserve">a</w:t>
-      </w:r>
-      <w:r>
-        <w:t xml:space="preserve"> </w:t>
-      </w:r>
-      <w:r>
-        <w:t xml:space="preserve">Functional Understanding</w:t>
-      </w:r>
-      <w:r>
-        <w:t xml:space="preserve"> </w:t>
-      </w:r>
-      <w:r>
-        <w:t xml:space="preserve">of</w:t>
-      </w:r>
-      <w:r>
-        <w:t xml:space="preserve"> </w:t>
-      </w:r>
-      <w:r>
-        <w:t xml:space="preserve">Ecological Networks</w:t>
-      </w:r>
-      <w:r>
-        <w:t xml:space="preserve">’</w:t>
-      </w:r>
-      <w:r>
-        <w:t xml:space="preserve"> </w:t>
-      </w:r>
-      <w:r>
-        <w:t xml:space="preserve">Resilience</w:t>
-      </w:r>
-      <w:r>
-        <w:t xml:space="preserve">.</w:t>
-      </w:r>
-      <w:r>
-        <w:t xml:space="preserve"> </w:t>
-      </w:r>
-      <w:r>
-        <w:rPr>
-          <w:i/>
-          <w:iCs/>
-        </w:rPr>
-        <w:t xml:space="preserve">Ecology Letters</w:t>
+        <w:t xml:space="preserve">Araújo MB, Luoto M. 2007 The importance of biotic interactions for modelling species distributions under climate change.</w:t>
+      </w:r>
+      <w:r>
+        <w:t xml:space="preserve"> </w:t>
+      </w:r>
+      <w:r>
+        <w:rPr>
+          <w:i/>
+          <w:iCs/>
+        </w:rPr>
+        <w:t xml:space="preserve">Global Ecol Biogeography</w:t>
       </w:r>
       <w:r>
         <w:t xml:space="preserve"> </w:t>
@@ -13413,17 +12683,17 @@
           <w:b/>
           <w:bCs/>
         </w:rPr>
-        <w:t xml:space="preserve">28</w:t>
-      </w:r>
-      <w:r>
-        <w:t xml:space="preserve">, e70146. (doi:</w:t>
+        <w:t xml:space="preserve">16</w:t>
+      </w:r>
+      <w:r>
+        <w:t xml:space="preserve">, 743–753. (doi:</w:t>
       </w:r>
       <w:hyperlink r:id="rId290">
         <w:r>
           <w:rPr>
             <w:rStyle w:val="Hyperlink"/>
           </w:rPr>
-          <w:t xml:space="preserve">10.1111/ele.70146</w:t>
+          <w:t xml:space="preserve">10.1111/j.1466-8238.2007.00359.x</w:t>
         </w:r>
       </w:hyperlink>
       <w:r>
@@ -13431,7 +12701,7 @@
       </w:r>
     </w:p>
     <w:bookmarkEnd w:id="291"/>
-    <w:bookmarkStart w:id="293" w:name="Xa693c271310f9ecd5e84fc33b8a3417b5ea6544"/>
+    <w:bookmarkStart w:id="293" w:name="ref-kisslingNovelApproachesModelling2012"/>
     <w:p>
       <w:pPr>
         <w:pStyle w:val="Bibliography"/>
@@ -13446,50 +12716,30 @@
         <w:t xml:space="preserve">	</w:t>
       </w:r>
       <w:r>
-        <w:t xml:space="preserve">Baskerville EB, Dobson AP, Bedford T, Allesina S, Anderson TM, Pascual M. 2011 Spatial</w:t>
-      </w:r>
-      <w:r>
-        <w:t xml:space="preserve"> </w:t>
-      </w:r>
-      <w:r>
-        <w:t xml:space="preserve">Guilds</w:t>
-      </w:r>
-      <w:r>
-        <w:t xml:space="preserve"> </w:t>
-      </w:r>
-      <w:r>
-        <w:t xml:space="preserve">in the</w:t>
-      </w:r>
-      <w:r>
-        <w:t xml:space="preserve"> </w:t>
-      </w:r>
-      <w:r>
-        <w:t xml:space="preserve">Serengeti Food Web Revealed</w:t>
-      </w:r>
-      <w:r>
-        <w:t xml:space="preserve"> </w:t>
-      </w:r>
-      <w:r>
-        <w:t xml:space="preserve">by a</w:t>
-      </w:r>
-      <w:r>
-        <w:t xml:space="preserve"> </w:t>
-      </w:r>
-      <w:r>
-        <w:t xml:space="preserve">Bayesian Group Model</w:t>
-      </w:r>
-      <w:r>
-        <w:t xml:space="preserve">.</w:t>
-      </w:r>
-      <w:r>
-        <w:t xml:space="preserve"> </w:t>
-      </w:r>
-      <w:r>
-        <w:rPr>
-          <w:i/>
-          <w:iCs/>
-        </w:rPr>
-        <w:t xml:space="preserve">PLOS Computational Biology</w:t>
+        <w:t xml:space="preserve">Kissling WD</w:t>
+      </w:r>
+      <w:r>
+        <w:t xml:space="preserve"> </w:t>
+      </w:r>
+      <w:r>
+        <w:rPr>
+          <w:i/>
+          <w:iCs/>
+        </w:rPr>
+        <w:t xml:space="preserve">et al.</w:t>
+      </w:r>
+      <w:r>
+        <w:t xml:space="preserve"> 2012 Towards novel approaches to modelling biotic interactions in multispecies assemblages at large spatial extents.</w:t>
+      </w:r>
+      <w:r>
+        <w:t xml:space="preserve"> </w:t>
+      </w:r>
+      <w:r>
+        <w:rPr>
+          <w:i/>
+          <w:iCs/>
+        </w:rPr>
+        <w:t xml:space="preserve">Journal of Biogeography</w:t>
       </w:r>
       <w:r>
         <w:t xml:space="preserve"> </w:t>
@@ -13499,17 +12749,17 @@
           <w:b/>
           <w:bCs/>
         </w:rPr>
-        <w:t xml:space="preserve">7</w:t>
-      </w:r>
-      <w:r>
-        <w:t xml:space="preserve">, e1002321. (doi:</w:t>
+        <w:t xml:space="preserve">39</w:t>
+      </w:r>
+      <w:r>
+        <w:t xml:space="preserve">, 2163–2178. (doi:</w:t>
       </w:r>
       <w:hyperlink r:id="rId292">
         <w:r>
           <w:rPr>
             <w:rStyle w:val="Hyperlink"/>
           </w:rPr>
-          <w:t xml:space="preserve">10.1371/journal.pcbi.1002321</w:t>
+          <w:t xml:space="preserve">10.1111/j.1365-2699.2011.02663.x</w:t>
         </w:r>
       </w:hyperlink>
       <w:r>
@@ -13517,7 +12767,7 @@
       </w:r>
     </w:p>
     <w:bookmarkEnd w:id="293"/>
-    <w:bookmarkStart w:id="295" w:name="X54c6f25bba8fef6f9a3d54a00682f862d01b706"/>
+    <w:bookmarkStart w:id="295" w:name="X50e34328cb613daffedccb409ac38c6cd0e1453"/>
     <w:p>
       <w:pPr>
         <w:pStyle w:val="Bibliography"/>
@@ -13532,30 +12782,17 @@
         <w:t xml:space="preserve">	</w:t>
       </w:r>
       <w:r>
-        <w:t xml:space="preserve">Pellissier L</w:t>
-      </w:r>
-      <w:r>
-        <w:t xml:space="preserve"> </w:t>
-      </w:r>
-      <w:r>
-        <w:rPr>
-          <w:i/>
-          <w:iCs/>
-        </w:rPr>
-        <w:t xml:space="preserve">et al.</w:t>
-      </w:r>
-      <w:r>
-        <w:t xml:space="preserve"> 2018 Comparing species interaction networks along environmental gradients.</w:t>
-      </w:r>
-      <w:r>
-        <w:t xml:space="preserve"> </w:t>
-      </w:r>
-      <w:r>
-        <w:rPr>
-          <w:i/>
-          <w:iCs/>
-        </w:rPr>
-        <w:t xml:space="preserve">Biological Reviews</w:t>
+        <w:t xml:space="preserve">Crain CM, Kroeker K, Halpern BS. 2008 Interactive and cumulative effects of multiple human stressors in marine systems.</w:t>
+      </w:r>
+      <w:r>
+        <w:t xml:space="preserve"> </w:t>
+      </w:r>
+      <w:r>
+        <w:rPr>
+          <w:i/>
+          <w:iCs/>
+        </w:rPr>
+        <w:t xml:space="preserve">Ecol Lett</w:t>
       </w:r>
       <w:r>
         <w:t xml:space="preserve"> </w:t>
@@ -13565,17 +12802,17 @@
           <w:b/>
           <w:bCs/>
         </w:rPr>
-        <w:t xml:space="preserve">93</w:t>
-      </w:r>
-      <w:r>
-        <w:t xml:space="preserve">, 785–800. (doi:</w:t>
+        <w:t xml:space="preserve">11</w:t>
+      </w:r>
+      <w:r>
+        <w:t xml:space="preserve">, 1304–1315. (doi:</w:t>
       </w:r>
       <w:hyperlink r:id="rId294">
         <w:r>
           <w:rPr>
             <w:rStyle w:val="Hyperlink"/>
           </w:rPr>
-          <w:t xml:space="preserve">10.1111/brv.12366</w:t>
+          <w:t xml:space="preserve">10.1111/j.1461-0248.2008.01253.x</w:t>
         </w:r>
       </w:hyperlink>
       <w:r>
@@ -13583,7 +12820,7 @@
       </w:r>
     </w:p>
     <w:bookmarkEnd w:id="295"/>
-    <w:bookmarkStart w:id="297" w:name="ref-estradaUsingNetworkCentrality2008"/>
+    <w:bookmarkStart w:id="297" w:name="ref-beauchesneSensitivityFoodWebs2021"/>
     <w:p>
       <w:pPr>
         <w:pStyle w:val="Bibliography"/>
@@ -13598,38 +12835,17 @@
         <w:t xml:space="preserve">	</w:t>
       </w:r>
       <w:r>
-        <w:t xml:space="preserve">Estrada E, Bodin Ö. 2008 Using</w:t>
-      </w:r>
-      <w:r>
-        <w:t xml:space="preserve"> </w:t>
-      </w:r>
-      <w:r>
-        <w:t xml:space="preserve">Network Centrality Measures</w:t>
-      </w:r>
-      <w:r>
-        <w:t xml:space="preserve"> </w:t>
-      </w:r>
-      <w:r>
-        <w:t xml:space="preserve">to</w:t>
-      </w:r>
-      <w:r>
-        <w:t xml:space="preserve"> </w:t>
-      </w:r>
-      <w:r>
-        <w:t xml:space="preserve">Manage Landscape Connectivity</w:t>
-      </w:r>
-      <w:r>
-        <w:t xml:space="preserve">.</w:t>
-      </w:r>
-      <w:r>
-        <w:t xml:space="preserve"> </w:t>
-      </w:r>
-      <w:r>
-        <w:rPr>
-          <w:i/>
-          <w:iCs/>
-        </w:rPr>
-        <w:t xml:space="preserve">Ecological Applications</w:t>
+        <w:t xml:space="preserve">Beauchesne D, Cazelles K, Archambault P, Dee LE, Gravel D. 2021 On the sensitivity of food webs to multiple stressors.</w:t>
+      </w:r>
+      <w:r>
+        <w:t xml:space="preserve"> </w:t>
+      </w:r>
+      <w:r>
+        <w:rPr>
+          <w:i/>
+          <w:iCs/>
+        </w:rPr>
+        <w:t xml:space="preserve">Ecol Lett</w:t>
       </w:r>
       <w:r>
         <w:t xml:space="preserve"> </w:t>
@@ -13639,17 +12855,17 @@
           <w:b/>
           <w:bCs/>
         </w:rPr>
-        <w:t xml:space="preserve">18</w:t>
-      </w:r>
-      <w:r>
-        <w:t xml:space="preserve">, 1810–1825. (doi:</w:t>
+        <w:t xml:space="preserve">24</w:t>
+      </w:r>
+      <w:r>
+        <w:t xml:space="preserve">, 2219–2237. (doi:</w:t>
       </w:r>
       <w:hyperlink r:id="rId296">
         <w:r>
           <w:rPr>
             <w:rStyle w:val="Hyperlink"/>
           </w:rPr>
-          <w:t xml:space="preserve">10.1890/07-1419.1</w:t>
+          <w:t xml:space="preserve">10.1111/ele.13841</w:t>
         </w:r>
       </w:hyperlink>
       <w:r>
@@ -13657,7 +12873,7 @@
       </w:r>
     </w:p>
     <w:bookmarkEnd w:id="297"/>
-    <w:bookmarkStart w:id="299" w:name="X57ddaf8a4be0be7ef1ca133e16ca0e392219de8"/>
+    <w:bookmarkStart w:id="299" w:name="ref-ogormanSimpleModelPredicts2019"/>
     <w:p>
       <w:pPr>
         <w:pStyle w:val="Bibliography"/>
@@ -13672,17 +12888,30 @@
         <w:t xml:space="preserve">	</w:t>
       </w:r>
       <w:r>
-        <w:t xml:space="preserve">Araújo MB, Luoto M. 2007 The importance of biotic interactions for modelling species distributions under climate change.</w:t>
-      </w:r>
-      <w:r>
-        <w:t xml:space="preserve"> </w:t>
-      </w:r>
-      <w:r>
-        <w:rPr>
-          <w:i/>
-          <w:iCs/>
-        </w:rPr>
-        <w:t xml:space="preserve">Global Ecol Biogeography</w:t>
+        <w:t xml:space="preserve">O’Gorman EJ</w:t>
+      </w:r>
+      <w:r>
+        <w:t xml:space="preserve"> </w:t>
+      </w:r>
+      <w:r>
+        <w:rPr>
+          <w:i/>
+          <w:iCs/>
+        </w:rPr>
+        <w:t xml:space="preserve">et al.</w:t>
+      </w:r>
+      <w:r>
+        <w:t xml:space="preserve"> 2019 A simple model predicts how warming simplifies wild food webs.</w:t>
+      </w:r>
+      <w:r>
+        <w:t xml:space="preserve"> </w:t>
+      </w:r>
+      <w:r>
+        <w:rPr>
+          <w:i/>
+          <w:iCs/>
+        </w:rPr>
+        <w:t xml:space="preserve">Nat. Clim. Chang.</w:t>
       </w:r>
       <w:r>
         <w:t xml:space="preserve"> </w:t>
@@ -13692,17 +12921,17 @@
           <w:b/>
           <w:bCs/>
         </w:rPr>
-        <w:t xml:space="preserve">16</w:t>
-      </w:r>
-      <w:r>
-        <w:t xml:space="preserve">, 743–753. (doi:</w:t>
+        <w:t xml:space="preserve">9</w:t>
+      </w:r>
+      <w:r>
+        <w:t xml:space="preserve">, 611–616. (doi:</w:t>
       </w:r>
       <w:hyperlink r:id="rId298">
         <w:r>
           <w:rPr>
             <w:rStyle w:val="Hyperlink"/>
           </w:rPr>
-          <w:t xml:space="preserve">10.1111/j.1466-8238.2007.00359.x</w:t>
+          <w:t xml:space="preserve">10.1038/s41558-019-0513-x</w:t>
         </w:r>
       </w:hyperlink>
       <w:r>
@@ -13710,7 +12939,7 @@
       </w:r>
     </w:p>
     <w:bookmarkEnd w:id="299"/>
-    <w:bookmarkStart w:id="301" w:name="ref-kisslingNovelApproachesModelling2012"/>
+    <w:bookmarkStart w:id="301" w:name="X05ffe988c29e8631cb7748e7bb16fd2412cfd04"/>
     <w:p>
       <w:pPr>
         <w:pStyle w:val="Bibliography"/>
@@ -13725,30 +12954,17 @@
         <w:t xml:space="preserve">	</w:t>
       </w:r>
       <w:r>
-        <w:t xml:space="preserve">Kissling WD</w:t>
-      </w:r>
-      <w:r>
-        <w:t xml:space="preserve"> </w:t>
-      </w:r>
-      <w:r>
-        <w:rPr>
-          <w:i/>
-          <w:iCs/>
-        </w:rPr>
-        <w:t xml:space="preserve">et al.</w:t>
-      </w:r>
-      <w:r>
-        <w:t xml:space="preserve"> 2012 Towards novel approaches to modelling biotic interactions in multispecies assemblages at large spatial extents.</w:t>
-      </w:r>
-      <w:r>
-        <w:t xml:space="preserve"> </w:t>
-      </w:r>
-      <w:r>
-        <w:rPr>
-          <w:i/>
-          <w:iCs/>
-        </w:rPr>
-        <w:t xml:space="preserve">Journal of Biogeography</w:t>
+        <w:t xml:space="preserve">Petchey OL, Brose U, Rall BC. 2010 Predicting the effects of temperature on food web connectance.</w:t>
+      </w:r>
+      <w:r>
+        <w:t xml:space="preserve"> </w:t>
+      </w:r>
+      <w:r>
+        <w:rPr>
+          <w:i/>
+          <w:iCs/>
+        </w:rPr>
+        <w:t xml:space="preserve">Philosophical Transactions of the Royal Society B: Biological Sciences</w:t>
       </w:r>
       <w:r>
         <w:t xml:space="preserve"> </w:t>
@@ -13758,17 +12974,17 @@
           <w:b/>
           <w:bCs/>
         </w:rPr>
-        <w:t xml:space="preserve">39</w:t>
-      </w:r>
-      <w:r>
-        <w:t xml:space="preserve">, 2163–2178. (doi:</w:t>
+        <w:t xml:space="preserve">365</w:t>
+      </w:r>
+      <w:r>
+        <w:t xml:space="preserve">, 2081–2091. (doi:</w:t>
       </w:r>
       <w:hyperlink r:id="rId300">
         <w:r>
           <w:rPr>
             <w:rStyle w:val="Hyperlink"/>
           </w:rPr>
-          <w:t xml:space="preserve">10.1111/j.1365-2699.2011.02663.x</w:t>
+          <w:t xml:space="preserve">10.1098/rstb.2010.0011</w:t>
         </w:r>
       </w:hyperlink>
       <w:r>
@@ -13776,7 +12992,7 @@
       </w:r>
     </w:p>
     <w:bookmarkEnd w:id="301"/>
-    <w:bookmarkStart w:id="303" w:name="X50e34328cb613daffedccb409ac38c6cd0e1453"/>
+    <w:bookmarkStart w:id="303" w:name="ref-allesinaStabilityCriteriaComplex2012"/>
     <w:p>
       <w:pPr>
         <w:pStyle w:val="Bibliography"/>
@@ -13791,17 +13007,17 @@
         <w:t xml:space="preserve">	</w:t>
       </w:r>
       <w:r>
-        <w:t xml:space="preserve">Crain CM, Kroeker K, Halpern BS. 2008 Interactive and cumulative effects of multiple human stressors in marine systems.</w:t>
-      </w:r>
-      <w:r>
-        <w:t xml:space="preserve"> </w:t>
-      </w:r>
-      <w:r>
-        <w:rPr>
-          <w:i/>
-          <w:iCs/>
-        </w:rPr>
-        <w:t xml:space="preserve">Ecol Lett</w:t>
+        <w:t xml:space="preserve">Allesina S, Tang S. 2012 Stability criteria for complex ecosystems.</w:t>
+      </w:r>
+      <w:r>
+        <w:t xml:space="preserve"> </w:t>
+      </w:r>
+      <w:r>
+        <w:rPr>
+          <w:i/>
+          <w:iCs/>
+        </w:rPr>
+        <w:t xml:space="preserve">Nature</w:t>
       </w:r>
       <w:r>
         <w:t xml:space="preserve"> </w:t>
@@ -13811,17 +13027,17 @@
           <w:b/>
           <w:bCs/>
         </w:rPr>
-        <w:t xml:space="preserve">11</w:t>
-      </w:r>
-      <w:r>
-        <w:t xml:space="preserve">, 1304–1315. (doi:</w:t>
+        <w:t xml:space="preserve">483</w:t>
+      </w:r>
+      <w:r>
+        <w:t xml:space="preserve">, 205–208. (doi:</w:t>
       </w:r>
       <w:hyperlink r:id="rId302">
         <w:r>
           <w:rPr>
             <w:rStyle w:val="Hyperlink"/>
           </w:rPr>
-          <w:t xml:space="preserve">10.1111/j.1461-0248.2008.01253.x</w:t>
+          <w:t xml:space="preserve">10.1038/nature10832</w:t>
         </w:r>
       </w:hyperlink>
       <w:r>
@@ -13829,7 +13045,7 @@
       </w:r>
     </w:p>
     <w:bookmarkEnd w:id="303"/>
-    <w:bookmarkStart w:id="305" w:name="ref-beauchesneSensitivityFoodWebs2021"/>
+    <w:bookmarkStart w:id="305" w:name="ref-yodzisMustTopPredators2001"/>
     <w:p>
       <w:pPr>
         <w:pStyle w:val="Bibliography"/>
@@ -13844,17 +13060,17 @@
         <w:t xml:space="preserve">	</w:t>
       </w:r>
       <w:r>
-        <w:t xml:space="preserve">Beauchesne D, Cazelles K, Archambault P, Dee LE, Gravel D. 2021 On the sensitivity of food webs to multiple stressors.</w:t>
-      </w:r>
-      <w:r>
-        <w:t xml:space="preserve"> </w:t>
-      </w:r>
-      <w:r>
-        <w:rPr>
-          <w:i/>
-          <w:iCs/>
-        </w:rPr>
-        <w:t xml:space="preserve">Ecol Lett</w:t>
+        <w:t xml:space="preserve">Yodzis P. 2001 Must top predators be culled for the sake of fisheries?</w:t>
+      </w:r>
+      <w:r>
+        <w:t xml:space="preserve"> </w:t>
+      </w:r>
+      <w:r>
+        <w:rPr>
+          <w:i/>
+          <w:iCs/>
+        </w:rPr>
+        <w:t xml:space="preserve">Trends in Ecology &amp; Evolution</w:t>
       </w:r>
       <w:r>
         <w:t xml:space="preserve"> </w:t>
@@ -13864,17 +13080,17 @@
           <w:b/>
           <w:bCs/>
         </w:rPr>
-        <w:t xml:space="preserve">24</w:t>
-      </w:r>
-      <w:r>
-        <w:t xml:space="preserve">, 2219–2237. (doi:</w:t>
+        <w:t xml:space="preserve">16</w:t>
+      </w:r>
+      <w:r>
+        <w:t xml:space="preserve">, 78–84. (doi:</w:t>
       </w:r>
       <w:hyperlink r:id="rId304">
         <w:r>
           <w:rPr>
             <w:rStyle w:val="Hyperlink"/>
           </w:rPr>
-          <w:t xml:space="preserve">10.1111/ele.13841</w:t>
+          <w:t xml:space="preserve">10.1016/S0169-5347(00)02062-0</w:t>
         </w:r>
       </w:hyperlink>
       <w:r>
@@ -13882,7 +13098,7 @@
       </w:r>
     </w:p>
     <w:bookmarkEnd w:id="305"/>
-    <w:bookmarkStart w:id="307" w:name="ref-ogormanSimpleModelPredicts2019"/>
+    <w:bookmarkStart w:id="307" w:name="X7030f22390f7878fdd87fd7cd78b728fb735d12"/>
     <w:p>
       <w:pPr>
         <w:pStyle w:val="Bibliography"/>
@@ -13897,30 +13113,17 @@
         <w:t xml:space="preserve">	</w:t>
       </w:r>
       <w:r>
-        <w:t xml:space="preserve">O’Gorman EJ</w:t>
-      </w:r>
-      <w:r>
-        <w:t xml:space="preserve"> </w:t>
-      </w:r>
-      <w:r>
-        <w:rPr>
-          <w:i/>
-          <w:iCs/>
-        </w:rPr>
-        <w:t xml:space="preserve">et al.</w:t>
-      </w:r>
-      <w:r>
-        <w:t xml:space="preserve"> 2019 A simple model predicts how warming simplifies wild food webs.</w:t>
-      </w:r>
-      <w:r>
-        <w:t xml:space="preserve"> </w:t>
-      </w:r>
-      <w:r>
-        <w:rPr>
-          <w:i/>
-          <w:iCs/>
-        </w:rPr>
-        <w:t xml:space="preserve">Nat. Clim. Chang.</w:t>
+        <w:t xml:space="preserve">Thébault E, Fontaine C. 2010 Stability of ecological communities and the architecture of mutualistic and trophic networks.</w:t>
+      </w:r>
+      <w:r>
+        <w:t xml:space="preserve"> </w:t>
+      </w:r>
+      <w:r>
+        <w:rPr>
+          <w:i/>
+          <w:iCs/>
+        </w:rPr>
+        <w:t xml:space="preserve">Science</w:t>
       </w:r>
       <w:r>
         <w:t xml:space="preserve"> </w:t>
@@ -13930,17 +13133,17 @@
           <w:b/>
           <w:bCs/>
         </w:rPr>
-        <w:t xml:space="preserve">9</w:t>
-      </w:r>
-      <w:r>
-        <w:t xml:space="preserve">, 611–616. (doi:</w:t>
+        <w:t xml:space="preserve">329</w:t>
+      </w:r>
+      <w:r>
+        <w:t xml:space="preserve">, 853–856. (doi:</w:t>
       </w:r>
       <w:hyperlink r:id="rId306">
         <w:r>
           <w:rPr>
             <w:rStyle w:val="Hyperlink"/>
           </w:rPr>
-          <w:t xml:space="preserve">10.1038/s41558-019-0513-x</w:t>
+          <w:t xml:space="preserve">10.1126/science.1188321</w:t>
         </w:r>
       </w:hyperlink>
       <w:r>
@@ -13948,7 +13151,7 @@
       </w:r>
     </w:p>
     <w:bookmarkEnd w:id="307"/>
-    <w:bookmarkStart w:id="309" w:name="X05ffe988c29e8631cb7748e7bb16fd2412cfd04"/>
+    <w:bookmarkStart w:id="309" w:name="ref-mooreDetritusTrophicDynamics2004"/>
     <w:p>
       <w:pPr>
         <w:pStyle w:val="Bibliography"/>
@@ -13963,17 +13166,30 @@
         <w:t xml:space="preserve">	</w:t>
       </w:r>
       <w:r>
-        <w:t xml:space="preserve">Petchey OL, Brose U, Rall BC. 2010 Predicting the effects of temperature on food web connectance.</w:t>
-      </w:r>
-      <w:r>
-        <w:t xml:space="preserve"> </w:t>
-      </w:r>
-      <w:r>
-        <w:rPr>
-          <w:i/>
-          <w:iCs/>
-        </w:rPr>
-        <w:t xml:space="preserve">Philosophical Transactions of the Royal Society B: Biological Sciences</w:t>
+        <w:t xml:space="preserve">Moore JC</w:t>
+      </w:r>
+      <w:r>
+        <w:t xml:space="preserve"> </w:t>
+      </w:r>
+      <w:r>
+        <w:rPr>
+          <w:i/>
+          <w:iCs/>
+        </w:rPr>
+        <w:t xml:space="preserve">et al.</w:t>
+      </w:r>
+      <w:r>
+        <w:t xml:space="preserve"> 2004 Detritus, trophic dynamics and biodiversity.</w:t>
+      </w:r>
+      <w:r>
+        <w:t xml:space="preserve"> </w:t>
+      </w:r>
+      <w:r>
+        <w:rPr>
+          <w:i/>
+          <w:iCs/>
+        </w:rPr>
+        <w:t xml:space="preserve">Ecology Letters</w:t>
       </w:r>
       <w:r>
         <w:t xml:space="preserve"> </w:t>
@@ -13983,17 +13199,17 @@
           <w:b/>
           <w:bCs/>
         </w:rPr>
-        <w:t xml:space="preserve">365</w:t>
-      </w:r>
-      <w:r>
-        <w:t xml:space="preserve">, 2081–2091. (doi:</w:t>
+        <w:t xml:space="preserve">7</w:t>
+      </w:r>
+      <w:r>
+        <w:t xml:space="preserve">, 584–600. (doi:</w:t>
       </w:r>
       <w:hyperlink r:id="rId308">
         <w:r>
           <w:rPr>
             <w:rStyle w:val="Hyperlink"/>
           </w:rPr>
-          <w:t xml:space="preserve">10.1098/rstb.2010.0011</w:t>
+          <w:t xml:space="preserve">10.1111/j.1461-0248.2004.00606.x</w:t>
         </w:r>
       </w:hyperlink>
       <w:r>
@@ -14001,7 +13217,7 @@
       </w:r>
     </w:p>
     <w:bookmarkEnd w:id="309"/>
-    <w:bookmarkStart w:id="311" w:name="ref-allesinaStabilityCriteriaComplex2012"/>
+    <w:bookmarkStart w:id="311" w:name="ref-gravelStabilityComplexityModel2016"/>
     <w:p>
       <w:pPr>
         <w:pStyle w:val="Bibliography"/>
@@ -14016,17 +13232,17 @@
         <w:t xml:space="preserve">	</w:t>
       </w:r>
       <w:r>
-        <w:t xml:space="preserve">Allesina S, Tang S. 2012 Stability criteria for complex ecosystems.</w:t>
-      </w:r>
-      <w:r>
-        <w:t xml:space="preserve"> </w:t>
-      </w:r>
-      <w:r>
-        <w:rPr>
-          <w:i/>
-          <w:iCs/>
-        </w:rPr>
-        <w:t xml:space="preserve">Nature</w:t>
+        <w:t xml:space="preserve">Gravel D, Massol F, Leibold MA. 2016 Stability and complexity in model meta-ecosystems.</w:t>
+      </w:r>
+      <w:r>
+        <w:t xml:space="preserve"> </w:t>
+      </w:r>
+      <w:r>
+        <w:rPr>
+          <w:i/>
+          <w:iCs/>
+        </w:rPr>
+        <w:t xml:space="preserve">Nature Communications</w:t>
       </w:r>
       <w:r>
         <w:t xml:space="preserve"> </w:t>
@@ -14036,17 +13252,17 @@
           <w:b/>
           <w:bCs/>
         </w:rPr>
-        <w:t xml:space="preserve">483</w:t>
-      </w:r>
-      <w:r>
-        <w:t xml:space="preserve">, 205–208. (doi:</w:t>
+        <w:t xml:space="preserve">7</w:t>
+      </w:r>
+      <w:r>
+        <w:t xml:space="preserve">, 12457. (doi:</w:t>
       </w:r>
       <w:hyperlink r:id="rId310">
         <w:r>
           <w:rPr>
             <w:rStyle w:val="Hyperlink"/>
           </w:rPr>
-          <w:t xml:space="preserve">10.1038/nature10832</w:t>
+          <w:t xml:space="preserve">10.1038/ncomms12457</w:t>
         </w:r>
       </w:hyperlink>
       <w:r>
@@ -14054,7 +13270,7 @@
       </w:r>
     </w:p>
     <w:bookmarkEnd w:id="311"/>
-    <w:bookmarkStart w:id="313" w:name="ref-yodzisMustTopPredators2001"/>
+    <w:bookmarkStart w:id="313" w:name="X5714159823496cd9928401f3af12cfed11f3255"/>
     <w:p>
       <w:pPr>
         <w:pStyle w:val="Bibliography"/>
@@ -14069,17 +13285,17 @@
         <w:t xml:space="preserve">	</w:t>
       </w:r>
       <w:r>
-        <w:t xml:space="preserve">Yodzis P. 2001 Must top predators be culled for the sake of fisheries?</w:t>
-      </w:r>
-      <w:r>
-        <w:t xml:space="preserve"> </w:t>
-      </w:r>
-      <w:r>
-        <w:rPr>
-          <w:i/>
-          <w:iCs/>
-        </w:rPr>
-        <w:t xml:space="preserve">Trends in Ecology &amp; Evolution</w:t>
+        <w:t xml:space="preserve">Gilarranz LJ, Rayfield B, Liñán-Cembrano G, Bascompte J, Gonzalez A. 2017 Effects of network modularity on the spread of perturbation impact in experimental metapopulations.</w:t>
+      </w:r>
+      <w:r>
+        <w:t xml:space="preserve"> </w:t>
+      </w:r>
+      <w:r>
+        <w:rPr>
+          <w:i/>
+          <w:iCs/>
+        </w:rPr>
+        <w:t xml:space="preserve">Science</w:t>
       </w:r>
       <w:r>
         <w:t xml:space="preserve"> </w:t>
@@ -14089,17 +13305,17 @@
           <w:b/>
           <w:bCs/>
         </w:rPr>
-        <w:t xml:space="preserve">16</w:t>
-      </w:r>
-      <w:r>
-        <w:t xml:space="preserve">, 78–84. (doi:</w:t>
+        <w:t xml:space="preserve">357</w:t>
+      </w:r>
+      <w:r>
+        <w:t xml:space="preserve">, 199–201. (doi:</w:t>
       </w:r>
       <w:hyperlink r:id="rId312">
         <w:r>
           <w:rPr>
             <w:rStyle w:val="Hyperlink"/>
           </w:rPr>
-          <w:t xml:space="preserve">10.1016/S0169-5347(00)02062-0</w:t>
+          <w:t xml:space="preserve">10.1126/science.aal4122</w:t>
         </w:r>
       </w:hyperlink>
       <w:r>
@@ -14107,7 +13323,7 @@
       </w:r>
     </w:p>
     <w:bookmarkEnd w:id="313"/>
-    <w:bookmarkStart w:id="315" w:name="X7030f22390f7878fdd87fd7cd78b728fb735d12"/>
+    <w:bookmarkStart w:id="315" w:name="ref-huiHowInvadeEcological2019"/>
     <w:p>
       <w:pPr>
         <w:pStyle w:val="Bibliography"/>
@@ -14122,17 +13338,38 @@
         <w:t xml:space="preserve">	</w:t>
       </w:r>
       <w:r>
-        <w:t xml:space="preserve">Thébault E, Fontaine C. 2010 Stability of ecological communities and the architecture of mutualistic and trophic networks.</w:t>
-      </w:r>
-      <w:r>
-        <w:t xml:space="preserve"> </w:t>
-      </w:r>
-      <w:r>
-        <w:rPr>
-          <w:i/>
-          <w:iCs/>
-        </w:rPr>
-        <w:t xml:space="preserve">Science</w:t>
+        <w:t xml:space="preserve">Hui C, Richardson DM. 2019 How to</w:t>
+      </w:r>
+      <w:r>
+        <w:t xml:space="preserve"> </w:t>
+      </w:r>
+      <w:r>
+        <w:t xml:space="preserve">Invade</w:t>
+      </w:r>
+      <w:r>
+        <w:t xml:space="preserve"> </w:t>
+      </w:r>
+      <w:r>
+        <w:t xml:space="preserve">an</w:t>
+      </w:r>
+      <w:r>
+        <w:t xml:space="preserve"> </w:t>
+      </w:r>
+      <w:r>
+        <w:t xml:space="preserve">Ecological Network</w:t>
+      </w:r>
+      <w:r>
+        <w:t xml:space="preserve">.</w:t>
+      </w:r>
+      <w:r>
+        <w:t xml:space="preserve"> </w:t>
+      </w:r>
+      <w:r>
+        <w:rPr>
+          <w:i/>
+          <w:iCs/>
+        </w:rPr>
+        <w:t xml:space="preserve">Trends in Ecology &amp; Evolution</w:t>
       </w:r>
       <w:r>
         <w:t xml:space="preserve"> </w:t>
@@ -14142,17 +13379,17 @@
           <w:b/>
           <w:bCs/>
         </w:rPr>
-        <w:t xml:space="preserve">329</w:t>
-      </w:r>
-      <w:r>
-        <w:t xml:space="preserve">, 853–856. (doi:</w:t>
+        <w:t xml:space="preserve">34</w:t>
+      </w:r>
+      <w:r>
+        <w:t xml:space="preserve">, 121–131. (doi:</w:t>
       </w:r>
       <w:hyperlink r:id="rId314">
         <w:r>
           <w:rPr>
             <w:rStyle w:val="Hyperlink"/>
           </w:rPr>
-          <w:t xml:space="preserve">10.1126/science.1188321</w:t>
+          <w:t xml:space="preserve">10.1016/j.tree.2018.11.003</w:t>
         </w:r>
       </w:hyperlink>
       <w:r>
@@ -14160,7 +13397,7 @@
       </w:r>
     </w:p>
     <w:bookmarkEnd w:id="315"/>
-    <w:bookmarkStart w:id="317" w:name="ref-mooreDetritusTrophicDynamics2004"/>
+    <w:bookmarkStart w:id="317" w:name="X31a4fa003bce600ed04df56db844e85b8f7350e"/>
     <w:p>
       <w:pPr>
         <w:pStyle w:val="Bibliography"/>
@@ -14175,30 +13412,17 @@
         <w:t xml:space="preserve">	</w:t>
       </w:r>
       <w:r>
-        <w:t xml:space="preserve">Moore JC</w:t>
-      </w:r>
-      <w:r>
-        <w:t xml:space="preserve"> </w:t>
-      </w:r>
-      <w:r>
-        <w:rPr>
-          <w:i/>
-          <w:iCs/>
-        </w:rPr>
-        <w:t xml:space="preserve">et al.</w:t>
-      </w:r>
-      <w:r>
-        <w:t xml:space="preserve"> 2004 Detritus, trophic dynamics and biodiversity.</w:t>
-      </w:r>
-      <w:r>
-        <w:t xml:space="preserve"> </w:t>
-      </w:r>
-      <w:r>
-        <w:rPr>
-          <w:i/>
-          <w:iCs/>
-        </w:rPr>
-        <w:t xml:space="preserve">Ecology Letters</w:t>
+        <w:t xml:space="preserve">Thuiller W, Calderón-Sanou I, Chalmandrier L, Gaüzère P, O’Connor LMJ, Ohlmann M, Poggiato G, Münkemüller T. 2024 Navigating the integration of biotic interactions in biogeography.</w:t>
+      </w:r>
+      <w:r>
+        <w:t xml:space="preserve"> </w:t>
+      </w:r>
+      <w:r>
+        <w:rPr>
+          <w:i/>
+          <w:iCs/>
+        </w:rPr>
+        <w:t xml:space="preserve">Journal of Biogeography</w:t>
       </w:r>
       <w:r>
         <w:t xml:space="preserve"> </w:t>
@@ -14208,17 +13432,17 @@
           <w:b/>
           <w:bCs/>
         </w:rPr>
-        <w:t xml:space="preserve">7</w:t>
-      </w:r>
-      <w:r>
-        <w:t xml:space="preserve">, 584–600. (doi:</w:t>
+        <w:t xml:space="preserve">51</w:t>
+      </w:r>
+      <w:r>
+        <w:t xml:space="preserve">, 550–559. (doi:</w:t>
       </w:r>
       <w:hyperlink r:id="rId316">
         <w:r>
           <w:rPr>
             <w:rStyle w:val="Hyperlink"/>
           </w:rPr>
-          <w:t xml:space="preserve">10.1111/j.1461-0248.2004.00606.x</w:t>
+          <w:t xml:space="preserve">10.1111/jbi.14734</w:t>
         </w:r>
       </w:hyperlink>
       <w:r>
@@ -14226,7 +13450,7 @@
       </w:r>
     </w:p>
     <w:bookmarkEnd w:id="317"/>
-    <w:bookmarkStart w:id="319" w:name="ref-gravelStabilityComplexityModel2016"/>
+    <w:bookmarkStart w:id="319" w:name="X730ccd8cf8fe163c7d3b01f9fb0e7239c294754"/>
     <w:p>
       <w:pPr>
         <w:pStyle w:val="Bibliography"/>
@@ -14241,17 +13465,30 @@
         <w:t xml:space="preserve">	</w:t>
       </w:r>
       <w:r>
-        <w:t xml:space="preserve">Gravel D, Massol F, Leibold MA. 2016 Stability and complexity in model meta-ecosystems.</w:t>
-      </w:r>
-      <w:r>
-        <w:t xml:space="preserve"> </w:t>
-      </w:r>
-      <w:r>
-        <w:rPr>
-          <w:i/>
-          <w:iCs/>
-        </w:rPr>
-        <w:t xml:space="preserve">Nature Communications</w:t>
+        <w:t xml:space="preserve">Wooster EIF</w:t>
+      </w:r>
+      <w:r>
+        <w:t xml:space="preserve"> </w:t>
+      </w:r>
+      <w:r>
+        <w:rPr>
+          <w:i/>
+          <w:iCs/>
+        </w:rPr>
+        <w:t xml:space="preserve">et al.</w:t>
+      </w:r>
+      <w:r>
+        <w:t xml:space="preserve"> 2024 Australia’s recently established predators restore complexity to food webs simplified by extinction.</w:t>
+      </w:r>
+      <w:r>
+        <w:t xml:space="preserve"> </w:t>
+      </w:r>
+      <w:r>
+        <w:rPr>
+          <w:i/>
+          <w:iCs/>
+        </w:rPr>
+        <w:t xml:space="preserve">Current Biology</w:t>
       </w:r>
       <w:r>
         <w:t xml:space="preserve"> </w:t>
@@ -14261,17 +13498,17 @@
           <w:b/>
           <w:bCs/>
         </w:rPr>
-        <w:t xml:space="preserve">7</w:t>
-      </w:r>
-      <w:r>
-        <w:t xml:space="preserve">, 12457. (doi:</w:t>
+        <w:t xml:space="preserve">34</w:t>
+      </w:r>
+      <w:r>
+        <w:t xml:space="preserve">, 5164–5172.e2. (doi:</w:t>
       </w:r>
       <w:hyperlink r:id="rId318">
         <w:r>
           <w:rPr>
             <w:rStyle w:val="Hyperlink"/>
           </w:rPr>
-          <w:t xml:space="preserve">10.1038/ncomms12457</w:t>
+          <w:t xml:space="preserve">10.1016/j.cub.2024.09.049</w:t>
         </w:r>
       </w:hyperlink>
       <w:r>
@@ -14279,7 +13516,7 @@
       </w:r>
     </w:p>
     <w:bookmarkEnd w:id="319"/>
-    <w:bookmarkStart w:id="321" w:name="X5714159823496cd9928401f3af12cfed11f3255"/>
+    <w:bookmarkStart w:id="321" w:name="X023758d2a089016cd8f0c9d2421079cf7d062ff"/>
     <w:p>
       <w:pPr>
         <w:pStyle w:val="Bibliography"/>
@@ -14294,17 +13531,17 @@
         <w:t xml:space="preserve">	</w:t>
       </w:r>
       <w:r>
-        <w:t xml:space="preserve">Gilarranz LJ, Rayfield B, Liñán-Cembrano G, Bascompte J, Gonzalez A. 2017 Effects of network modularity on the spread of perturbation impact in experimental metapopulations.</w:t>
-      </w:r>
-      <w:r>
-        <w:t xml:space="preserve"> </w:t>
-      </w:r>
-      <w:r>
-        <w:rPr>
-          <w:i/>
-          <w:iCs/>
-        </w:rPr>
-        <w:t xml:space="preserve">Science</w:t>
+        <w:t xml:space="preserve">Poisot T. 2023 Guidelines for the prediction of species interactions through binary classification.</w:t>
+      </w:r>
+      <w:r>
+        <w:t xml:space="preserve"> </w:t>
+      </w:r>
+      <w:r>
+        <w:rPr>
+          <w:i/>
+          <w:iCs/>
+        </w:rPr>
+        <w:t xml:space="preserve">Methods in Ecology and Evolution</w:t>
       </w:r>
       <w:r>
         <w:t xml:space="preserve"> </w:t>
@@ -14314,17 +13551,17 @@
           <w:b/>
           <w:bCs/>
         </w:rPr>
-        <w:t xml:space="preserve">357</w:t>
-      </w:r>
-      <w:r>
-        <w:t xml:space="preserve">, 199–201. (doi:</w:t>
+        <w:t xml:space="preserve">14</w:t>
+      </w:r>
+      <w:r>
+        <w:t xml:space="preserve">, 1333–1345. (doi:</w:t>
       </w:r>
       <w:hyperlink r:id="rId320">
         <w:r>
           <w:rPr>
             <w:rStyle w:val="Hyperlink"/>
           </w:rPr>
-          <w:t xml:space="preserve">10.1126/science.aal4122</w:t>
+          <w:t xml:space="preserve">10.1111/2041-210X.14071</w:t>
         </w:r>
       </w:hyperlink>
       <w:r>
@@ -14332,7 +13569,7 @@
       </w:r>
     </w:p>
     <w:bookmarkEnd w:id="321"/>
-    <w:bookmarkStart w:id="323" w:name="ref-huiHowInvadeEcological2019"/>
+    <w:bookmarkStart w:id="323" w:name="X2292bbc2ea238f3f11086a996be45734390f150"/>
     <w:p>
       <w:pPr>
         <w:pStyle w:val="Bibliography"/>
@@ -14347,38 +13584,17 @@
         <w:t xml:space="preserve">	</w:t>
       </w:r>
       <w:r>
-        <w:t xml:space="preserve">Hui C, Richardson DM. 2019 How to</w:t>
-      </w:r>
-      <w:r>
-        <w:t xml:space="preserve"> </w:t>
-      </w:r>
-      <w:r>
-        <w:t xml:space="preserve">Invade</w:t>
-      </w:r>
-      <w:r>
-        <w:t xml:space="preserve"> </w:t>
-      </w:r>
-      <w:r>
-        <w:t xml:space="preserve">an</w:t>
-      </w:r>
-      <w:r>
-        <w:t xml:space="preserve"> </w:t>
-      </w:r>
-      <w:r>
-        <w:t xml:space="preserve">Ecological Network</w:t>
-      </w:r>
-      <w:r>
-        <w:t xml:space="preserve">.</w:t>
-      </w:r>
-      <w:r>
-        <w:t xml:space="preserve"> </w:t>
-      </w:r>
-      <w:r>
-        <w:rPr>
-          <w:i/>
-          <w:iCs/>
-        </w:rPr>
-        <w:t xml:space="preserve">Trends in Ecology &amp; Evolution</w:t>
+        <w:t xml:space="preserve">Tylianakis JM, Laliberté E, Nielsen A, Bascompte J. 2010 Conservation of species interaction networks.</w:t>
+      </w:r>
+      <w:r>
+        <w:t xml:space="preserve"> </w:t>
+      </w:r>
+      <w:r>
+        <w:rPr>
+          <w:i/>
+          <w:iCs/>
+        </w:rPr>
+        <w:t xml:space="preserve">Biological Conservation</w:t>
       </w:r>
       <w:r>
         <w:t xml:space="preserve"> </w:t>
@@ -14388,17 +13604,17 @@
           <w:b/>
           <w:bCs/>
         </w:rPr>
-        <w:t xml:space="preserve">34</w:t>
-      </w:r>
-      <w:r>
-        <w:t xml:space="preserve">, 121–131. (doi:</w:t>
+        <w:t xml:space="preserve">143</w:t>
+      </w:r>
+      <w:r>
+        <w:t xml:space="preserve">, 2270–2279. (doi:</w:t>
       </w:r>
       <w:hyperlink r:id="rId322">
         <w:r>
           <w:rPr>
             <w:rStyle w:val="Hyperlink"/>
           </w:rPr>
-          <w:t xml:space="preserve">10.1016/j.tree.2018.11.003</w:t>
+          <w:t xml:space="preserve">10.1016/j.biocon.2009.12.004</w:t>
         </w:r>
       </w:hyperlink>
       <w:r>
@@ -14406,7 +13622,7 @@
       </w:r>
     </w:p>
     <w:bookmarkEnd w:id="323"/>
-    <w:bookmarkStart w:id="325" w:name="X31a4fa003bce600ed04df56db844e85b8f7350e"/>
+    <w:bookmarkStart w:id="325" w:name="ref-vandewalleArthropodFoodWebs2023"/>
     <w:p>
       <w:pPr>
         <w:pStyle w:val="Bibliography"/>
@@ -14421,17 +13637,17 @@
         <w:t xml:space="preserve">	</w:t>
       </w:r>
       <w:r>
-        <w:t xml:space="preserve">Thuiller W, Calderón-Sanou I, Chalmandrier L, Gaüzère P, O’Connor LMJ, Ohlmann M, Poggiato G, Münkemüller T. 2024 Navigating the integration of biotic interactions in biogeography.</w:t>
-      </w:r>
-      <w:r>
-        <w:t xml:space="preserve"> </w:t>
-      </w:r>
-      <w:r>
-        <w:rPr>
-          <w:i/>
-          <w:iCs/>
-        </w:rPr>
-        <w:t xml:space="preserve">Journal of Biogeography</w:t>
+        <w:t xml:space="preserve">Van De Walle R, Logghe G, Haas N, Massol F, Vandegehuchte ML, Bonte D. 2023 Arthropod food webs predicted from body size ratios are improved by incorporating prey defensive properties.</w:t>
+      </w:r>
+      <w:r>
+        <w:t xml:space="preserve"> </w:t>
+      </w:r>
+      <w:r>
+        <w:rPr>
+          <w:i/>
+          <w:iCs/>
+        </w:rPr>
+        <w:t xml:space="preserve">Journal of Animal Ecology</w:t>
       </w:r>
       <w:r>
         <w:t xml:space="preserve"> </w:t>
@@ -14441,17 +13657,17 @@
           <w:b/>
           <w:bCs/>
         </w:rPr>
-        <w:t xml:space="preserve">51</w:t>
-      </w:r>
-      <w:r>
-        <w:t xml:space="preserve">, 550–559. (doi:</w:t>
+        <w:t xml:space="preserve">92</w:t>
+      </w:r>
+      <w:r>
+        <w:t xml:space="preserve">, 913–924. (doi:</w:t>
       </w:r>
       <w:hyperlink r:id="rId324">
         <w:r>
           <w:rPr>
             <w:rStyle w:val="Hyperlink"/>
           </w:rPr>
-          <w:t xml:space="preserve">10.1111/jbi.14734</w:t>
+          <w:t xml:space="preserve">10.1111/1365-2656.13905</w:t>
         </w:r>
       </w:hyperlink>
       <w:r>
@@ -14459,7 +13675,7 @@
       </w:r>
     </w:p>
     <w:bookmarkEnd w:id="325"/>
-    <w:bookmarkStart w:id="327" w:name="X730ccd8cf8fe163c7d3b01f9fb0e7239c294754"/>
+    <w:bookmarkStart w:id="327" w:name="ref-beckerOptimisingPredictiveModels2022"/>
     <w:p>
       <w:pPr>
         <w:pStyle w:val="Bibliography"/>
@@ -14474,7 +13690,7 @@
         <w:t xml:space="preserve">	</w:t>
       </w:r>
       <w:r>
-        <w:t xml:space="preserve">Wooster EIF</w:t>
+        <w:t xml:space="preserve">Becker DJ</w:t>
       </w:r>
       <w:r>
         <w:t xml:space="preserve"> </w:t>
@@ -14487,17 +13703,17 @@
         <w:t xml:space="preserve">et al.</w:t>
       </w:r>
       <w:r>
-        <w:t xml:space="preserve"> 2024 Australia’s recently established predators restore complexity to food webs simplified by extinction.</w:t>
-      </w:r>
-      <w:r>
-        <w:t xml:space="preserve"> </w:t>
-      </w:r>
-      <w:r>
-        <w:rPr>
-          <w:i/>
-          <w:iCs/>
-        </w:rPr>
-        <w:t xml:space="preserve">Current Biology</w:t>
+        <w:t xml:space="preserve"> 2022 Optimising predictive models to prioritise viral discovery in zoonotic reservoirs.</w:t>
+      </w:r>
+      <w:r>
+        <w:t xml:space="preserve"> </w:t>
+      </w:r>
+      <w:r>
+        <w:rPr>
+          <w:i/>
+          <w:iCs/>
+        </w:rPr>
+        <w:t xml:space="preserve">The Lancet Microbe</w:t>
       </w:r>
       <w:r>
         <w:t xml:space="preserve"> </w:t>
@@ -14507,17 +13723,17 @@
           <w:b/>
           <w:bCs/>
         </w:rPr>
-        <w:t xml:space="preserve">34</w:t>
-      </w:r>
-      <w:r>
-        <w:t xml:space="preserve">, 5164–5172.e2. (doi:</w:t>
+        <w:t xml:space="preserve">3</w:t>
+      </w:r>
+      <w:r>
+        <w:t xml:space="preserve">, e625–e637. (doi:</w:t>
       </w:r>
       <w:hyperlink r:id="rId326">
         <w:r>
           <w:rPr>
             <w:rStyle w:val="Hyperlink"/>
           </w:rPr>
-          <w:t xml:space="preserve">10.1016/j.cub.2024.09.049</w:t>
+          <w:t xml:space="preserve">10.1016/S2666-5247(21)00245-7</w:t>
         </w:r>
       </w:hyperlink>
       <w:r>
@@ -14525,7 +13741,7 @@
       </w:r>
     </w:p>
     <w:bookmarkEnd w:id="327"/>
-    <w:bookmarkStart w:id="329" w:name="X023758d2a089016cd8f0c9d2421079cf7d062ff"/>
+    <w:bookmarkStart w:id="329" w:name="ref-terryFindingMissingLinks2020"/>
     <w:p>
       <w:pPr>
         <w:pStyle w:val="Bibliography"/>
@@ -14540,17 +13756,17 @@
         <w:t xml:space="preserve">	</w:t>
       </w:r>
       <w:r>
-        <w:t xml:space="preserve">Poisot T. 2023 Guidelines for the prediction of species interactions through binary classification.</w:t>
-      </w:r>
-      <w:r>
-        <w:t xml:space="preserve"> </w:t>
-      </w:r>
-      <w:r>
-        <w:rPr>
-          <w:i/>
-          <w:iCs/>
-        </w:rPr>
-        <w:t xml:space="preserve">Methods in Ecology and Evolution</w:t>
+        <w:t xml:space="preserve">Terry JCD, Lewis OT. 2020 Finding missing links in interaction networks.</w:t>
+      </w:r>
+      <w:r>
+        <w:t xml:space="preserve"> </w:t>
+      </w:r>
+      <w:r>
+        <w:rPr>
+          <w:i/>
+          <w:iCs/>
+        </w:rPr>
+        <w:t xml:space="preserve">Ecology</w:t>
       </w:r>
       <w:r>
         <w:t xml:space="preserve"> </w:t>
@@ -14560,17 +13776,17 @@
           <w:b/>
           <w:bCs/>
         </w:rPr>
-        <w:t xml:space="preserve">14</w:t>
-      </w:r>
-      <w:r>
-        <w:t xml:space="preserve">, 1333–1345. (doi:</w:t>
+        <w:t xml:space="preserve">101</w:t>
+      </w:r>
+      <w:r>
+        <w:t xml:space="preserve">, e03047. (doi:</w:t>
       </w:r>
       <w:hyperlink r:id="rId328">
         <w:r>
           <w:rPr>
             <w:rStyle w:val="Hyperlink"/>
           </w:rPr>
-          <w:t xml:space="preserve">10.1111/2041-210X.14071</w:t>
+          <w:t xml:space="preserve">10.1002/ecy.3047</w:t>
         </w:r>
       </w:hyperlink>
       <w:r>
@@ -14578,7 +13794,7 @@
       </w:r>
     </w:p>
     <w:bookmarkEnd w:id="329"/>
-    <w:bookmarkStart w:id="331" w:name="X2292bbc2ea238f3f11086a996be45734390f150"/>
+    <w:bookmarkStart w:id="331" w:name="X0db465d2ec8683a81b001c1b3069bfe5ad58a88"/>
     <w:p>
       <w:pPr>
         <w:pStyle w:val="Bibliography"/>
@@ -14593,17 +13809,91 @@
         <w:t xml:space="preserve">	</w:t>
       </w:r>
       <w:r>
-        <w:t xml:space="preserve">Tylianakis JM, Laliberté E, Nielsen A, Bascompte J. 2010 Conservation of species interaction networks.</w:t>
-      </w:r>
-      <w:r>
-        <w:t xml:space="preserve"> </w:t>
-      </w:r>
-      <w:r>
-        <w:rPr>
-          <w:i/>
-          <w:iCs/>
-        </w:rPr>
-        <w:t xml:space="preserve">Biological Conservation</w:t>
+        <w:t xml:space="preserve">Roopnarine PD. 2006</w:t>
+      </w:r>
+      <w:r>
+        <w:t xml:space="preserve"> </w:t>
+      </w:r>
+      <w:hyperlink r:id="rId330">
+        <w:r>
+          <w:rPr>
+            <w:rStyle w:val="Hyperlink"/>
+          </w:rPr>
+          <w:t xml:space="preserve">Extinction</w:t>
+        </w:r>
+        <w:r>
+          <w:rPr>
+            <w:rStyle w:val="Hyperlink"/>
+          </w:rPr>
+          <w:t xml:space="preserve"> </w:t>
+        </w:r>
+        <w:r>
+          <w:rPr>
+            <w:rStyle w:val="Hyperlink"/>
+          </w:rPr>
+          <w:t xml:space="preserve">Cascades</w:t>
+        </w:r>
+        <w:r>
+          <w:rPr>
+            <w:rStyle w:val="Hyperlink"/>
+          </w:rPr>
+          <w:t xml:space="preserve"> </w:t>
+        </w:r>
+        <w:r>
+          <w:rPr>
+            <w:rStyle w:val="Hyperlink"/>
+          </w:rPr>
+          <w:t xml:space="preserve">and</w:t>
+        </w:r>
+        <w:r>
+          <w:rPr>
+            <w:rStyle w:val="Hyperlink"/>
+          </w:rPr>
+          <w:t xml:space="preserve"> </w:t>
+        </w:r>
+        <w:r>
+          <w:rPr>
+            <w:rStyle w:val="Hyperlink"/>
+          </w:rPr>
+          <w:t xml:space="preserve">Catastrophe</w:t>
+        </w:r>
+        <w:r>
+          <w:rPr>
+            <w:rStyle w:val="Hyperlink"/>
+          </w:rPr>
+          <w:t xml:space="preserve"> </w:t>
+        </w:r>
+        <w:r>
+          <w:rPr>
+            <w:rStyle w:val="Hyperlink"/>
+          </w:rPr>
+          <w:t xml:space="preserve">in</w:t>
+        </w:r>
+        <w:r>
+          <w:rPr>
+            <w:rStyle w:val="Hyperlink"/>
+          </w:rPr>
+          <w:t xml:space="preserve"> </w:t>
+        </w:r>
+        <w:r>
+          <w:rPr>
+            <w:rStyle w:val="Hyperlink"/>
+          </w:rPr>
+          <w:t xml:space="preserve">Ancient Food Webs</w:t>
+        </w:r>
+      </w:hyperlink>
+      <w:r>
+        <w:t xml:space="preserve">.</w:t>
+      </w:r>
+      <w:r>
+        <w:t xml:space="preserve"> </w:t>
+      </w:r>
+      <w:r>
+        <w:rPr>
+          <w:i/>
+          <w:iCs/>
+        </w:rPr>
+        <w:t xml:space="preserve">Paleobiology</w:t>
       </w:r>
       <w:r>
         <w:t xml:space="preserve"> </w:t>
@@ -14613,25 +13903,14 @@
           <w:b/>
           <w:bCs/>
         </w:rPr>
-        <w:t xml:space="preserve">143</w:t>
-      </w:r>
-      <w:r>
-        <w:t xml:space="preserve">, 2270–2279. (doi:</w:t>
-      </w:r>
-      <w:hyperlink r:id="rId330">
-        <w:r>
-          <w:rPr>
-            <w:rStyle w:val="Hyperlink"/>
-          </w:rPr>
-          <w:t xml:space="preserve">10.1016/j.biocon.2009.12.004</w:t>
-        </w:r>
-      </w:hyperlink>
-      <w:r>
-        <w:t xml:space="preserve">)</w:t>
+        <w:t xml:space="preserve">32</w:t>
+      </w:r>
+      <w:r>
+        <w:t xml:space="preserve">, 1–19.</w:t>
       </w:r>
     </w:p>
     <w:bookmarkEnd w:id="331"/>
-    <w:bookmarkStart w:id="333" w:name="ref-beckerOptimisingPredictiveModels2022"/>
+    <w:bookmarkStart w:id="333" w:name="ref-massolLinkingCommunityEcosystem2011"/>
     <w:p>
       <w:pPr>
         <w:pStyle w:val="Bibliography"/>
@@ -14646,30 +13925,17 @@
         <w:t xml:space="preserve">	</w:t>
       </w:r>
       <w:r>
-        <w:t xml:space="preserve">Becker DJ</w:t>
-      </w:r>
-      <w:r>
-        <w:t xml:space="preserve"> </w:t>
-      </w:r>
-      <w:r>
-        <w:rPr>
-          <w:i/>
-          <w:iCs/>
-        </w:rPr>
-        <w:t xml:space="preserve">et al.</w:t>
-      </w:r>
-      <w:r>
-        <w:t xml:space="preserve"> 2022 Optimising predictive models to prioritise viral discovery in zoonotic reservoirs.</w:t>
-      </w:r>
-      <w:r>
-        <w:t xml:space="preserve"> </w:t>
-      </w:r>
-      <w:r>
-        <w:rPr>
-          <w:i/>
-          <w:iCs/>
-        </w:rPr>
-        <w:t xml:space="preserve">The Lancet Microbe</w:t>
+        <w:t xml:space="preserve">Massol F, Gravel D, Mouquet N, Cadotte MW, Fukami T, Leibold MA. 2011 Linking community and ecosystem dynamics through spatial ecology.</w:t>
+      </w:r>
+      <w:r>
+        <w:t xml:space="preserve"> </w:t>
+      </w:r>
+      <w:r>
+        <w:rPr>
+          <w:i/>
+          <w:iCs/>
+        </w:rPr>
+        <w:t xml:space="preserve">Ecology Letters</w:t>
       </w:r>
       <w:r>
         <w:t xml:space="preserve"> </w:t>
@@ -14679,17 +13945,17 @@
           <w:b/>
           <w:bCs/>
         </w:rPr>
-        <w:t xml:space="preserve">3</w:t>
-      </w:r>
-      <w:r>
-        <w:t xml:space="preserve">, e625–e637. (doi:</w:t>
+        <w:t xml:space="preserve">14</w:t>
+      </w:r>
+      <w:r>
+        <w:t xml:space="preserve">, 313–323. (doi:</w:t>
       </w:r>
       <w:hyperlink r:id="rId332">
         <w:r>
           <w:rPr>
             <w:rStyle w:val="Hyperlink"/>
           </w:rPr>
-          <w:t xml:space="preserve">10.1016/S2666-5247(21)00245-7</w:t>
+          <w:t xml:space="preserve">10.1111/j.1461-0248.2011.01588.x</w:t>
         </w:r>
       </w:hyperlink>
       <w:r>
@@ -14697,7 +13963,7 @@
       </w:r>
     </w:p>
     <w:bookmarkEnd w:id="333"/>
-    <w:bookmarkStart w:id="335" w:name="ref-terryFindingMissingLinks2020"/>
+    <w:bookmarkStart w:id="335" w:name="ref-liuHarnessingFoodWebs2025"/>
     <w:p>
       <w:pPr>
         <w:pStyle w:val="Bibliography"/>
@@ -14712,17 +13978,17 @@
         <w:t xml:space="preserve">	</w:t>
       </w:r>
       <w:r>
-        <w:t xml:space="preserve">Terry JCD, Lewis OT. 2020 Finding missing links in interaction networks.</w:t>
-      </w:r>
-      <w:r>
-        <w:t xml:space="preserve"> </w:t>
-      </w:r>
-      <w:r>
-        <w:rPr>
-          <w:i/>
-          <w:iCs/>
-        </w:rPr>
-        <w:t xml:space="preserve">Ecology</w:t>
+        <w:t xml:space="preserve">Liu J, Liu M, Yin J, Zhang Y, Guo Y, Yu T, Yu H, Ming X. 2025 Harnessing food webs as a framework for enhancing ecosystem multifunctionality.</w:t>
+      </w:r>
+      <w:r>
+        <w:t xml:space="preserve"> </w:t>
+      </w:r>
+      <w:r>
+        <w:rPr>
+          <w:i/>
+          <w:iCs/>
+        </w:rPr>
+        <w:t xml:space="preserve">Biological Conservation</w:t>
       </w:r>
       <w:r>
         <w:t xml:space="preserve"> </w:t>
@@ -14732,17 +13998,17 @@
           <w:b/>
           <w:bCs/>
         </w:rPr>
-        <w:t xml:space="preserve">101</w:t>
-      </w:r>
-      <w:r>
-        <w:t xml:space="preserve">, e03047. (doi:</w:t>
+        <w:t xml:space="preserve">310</w:t>
+      </w:r>
+      <w:r>
+        <w:t xml:space="preserve">, 111383. (doi:</w:t>
       </w:r>
       <w:hyperlink r:id="rId334">
         <w:r>
           <w:rPr>
             <w:rStyle w:val="Hyperlink"/>
           </w:rPr>
-          <w:t xml:space="preserve">10.1002/ecy.3047</w:t>
+          <w:t xml:space="preserve">10.1016/j.biocon.2025.111383</w:t>
         </w:r>
       </w:hyperlink>
       <w:r>
@@ -14750,7 +14016,7 @@
       </w:r>
     </w:p>
     <w:bookmarkEnd w:id="335"/>
-    <w:bookmarkStart w:id="337" w:name="X0db465d2ec8683a81b001c1b3069bfe5ad58a88"/>
+    <w:bookmarkStart w:id="337" w:name="ref-fortinNetworkEcologyDynamic2021"/>
     <w:p>
       <w:pPr>
         <w:pStyle w:val="Bibliography"/>
@@ -14765,91 +14031,17 @@
         <w:t xml:space="preserve">	</w:t>
       </w:r>
       <w:r>
-        <w:t xml:space="preserve">Roopnarine PD. 2006</w:t>
-      </w:r>
-      <w:r>
-        <w:t xml:space="preserve"> </w:t>
-      </w:r>
-      <w:hyperlink r:id="rId336">
-        <w:r>
-          <w:rPr>
-            <w:rStyle w:val="Hyperlink"/>
-          </w:rPr>
-          <w:t xml:space="preserve">Extinction</w:t>
-        </w:r>
-        <w:r>
-          <w:rPr>
-            <w:rStyle w:val="Hyperlink"/>
-          </w:rPr>
-          <w:t xml:space="preserve"> </w:t>
-        </w:r>
-        <w:r>
-          <w:rPr>
-            <w:rStyle w:val="Hyperlink"/>
-          </w:rPr>
-          <w:t xml:space="preserve">Cascades</w:t>
-        </w:r>
-        <w:r>
-          <w:rPr>
-            <w:rStyle w:val="Hyperlink"/>
-          </w:rPr>
-          <w:t xml:space="preserve"> </w:t>
-        </w:r>
-        <w:r>
-          <w:rPr>
-            <w:rStyle w:val="Hyperlink"/>
-          </w:rPr>
-          <w:t xml:space="preserve">and</w:t>
-        </w:r>
-        <w:r>
-          <w:rPr>
-            <w:rStyle w:val="Hyperlink"/>
-          </w:rPr>
-          <w:t xml:space="preserve"> </w:t>
-        </w:r>
-        <w:r>
-          <w:rPr>
-            <w:rStyle w:val="Hyperlink"/>
-          </w:rPr>
-          <w:t xml:space="preserve">Catastrophe</w:t>
-        </w:r>
-        <w:r>
-          <w:rPr>
-            <w:rStyle w:val="Hyperlink"/>
-          </w:rPr>
-          <w:t xml:space="preserve"> </w:t>
-        </w:r>
-        <w:r>
-          <w:rPr>
-            <w:rStyle w:val="Hyperlink"/>
-          </w:rPr>
-          <w:t xml:space="preserve">in</w:t>
-        </w:r>
-        <w:r>
-          <w:rPr>
-            <w:rStyle w:val="Hyperlink"/>
-          </w:rPr>
-          <w:t xml:space="preserve"> </w:t>
-        </w:r>
-        <w:r>
-          <w:rPr>
-            <w:rStyle w:val="Hyperlink"/>
-          </w:rPr>
-          <w:t xml:space="preserve">Ancient Food Webs</w:t>
-        </w:r>
-      </w:hyperlink>
-      <w:r>
-        <w:t xml:space="preserve">.</w:t>
-      </w:r>
-      <w:r>
-        <w:t xml:space="preserve"> </w:t>
-      </w:r>
-      <w:r>
-        <w:rPr>
-          <w:i/>
-          <w:iCs/>
-        </w:rPr>
-        <w:t xml:space="preserve">Paleobiology</w:t>
+        <w:t xml:space="preserve">Fortin M-J, Dale MRT, Brimacombe C. 2021 Network ecology in dynamic landscapes.</w:t>
+      </w:r>
+      <w:r>
+        <w:t xml:space="preserve"> </w:t>
+      </w:r>
+      <w:r>
+        <w:rPr>
+          <w:i/>
+          <w:iCs/>
+        </w:rPr>
+        <w:t xml:space="preserve">Proc. R. Soc. B.</w:t>
       </w:r>
       <w:r>
         <w:t xml:space="preserve"> </w:t>
@@ -14859,14 +14051,25 @@
           <w:b/>
           <w:bCs/>
         </w:rPr>
-        <w:t xml:space="preserve">32</w:t>
-      </w:r>
-      <w:r>
-        <w:t xml:space="preserve">, 1–19.</w:t>
+        <w:t xml:space="preserve">288</w:t>
+      </w:r>
+      <w:r>
+        <w:t xml:space="preserve">, rspb.2020.1889, 20201889. (doi:</w:t>
+      </w:r>
+      <w:hyperlink r:id="rId336">
+        <w:r>
+          <w:rPr>
+            <w:rStyle w:val="Hyperlink"/>
+          </w:rPr>
+          <w:t xml:space="preserve">10.1098/rspb.2020.1889</w:t>
+        </w:r>
+      </w:hyperlink>
+      <w:r>
+        <w:t xml:space="preserve">)</w:t>
       </w:r>
     </w:p>
     <w:bookmarkEnd w:id="337"/>
-    <w:bookmarkStart w:id="339" w:name="ref-massolLinkingCommunityEcosystem2011"/>
+    <w:bookmarkStart w:id="339" w:name="X19ae0996a3277bbc8bb2a7aff1622ec0c861aa4"/>
     <w:p>
       <w:pPr>
         <w:pStyle w:val="Bibliography"/>
@@ -14881,45 +14084,41 @@
         <w:t xml:space="preserve">	</w:t>
       </w:r>
       <w:r>
-        <w:t xml:space="preserve">Massol F, Gravel D, Mouquet N, Cadotte MW, Fukami T, Leibold MA. 2011 Linking community and ecosystem dynamics through spatial ecology.</w:t>
-      </w:r>
-      <w:r>
-        <w:t xml:space="preserve"> </w:t>
-      </w:r>
-      <w:r>
-        <w:rPr>
-          <w:i/>
-          <w:iCs/>
-        </w:rPr>
-        <w:t xml:space="preserve">Ecology Letters</w:t>
-      </w:r>
-      <w:r>
-        <w:t xml:space="preserve"> </w:t>
-      </w:r>
-      <w:r>
-        <w:rPr>
-          <w:b/>
-          <w:bCs/>
-        </w:rPr>
-        <w:t xml:space="preserve">14</w:t>
-      </w:r>
-      <w:r>
-        <w:t xml:space="preserve">, 313–323. (doi:</w:t>
+        <w:t xml:space="preserve">Dansereau G</w:t>
+      </w:r>
+      <w:r>
+        <w:t xml:space="preserve"> </w:t>
+      </w:r>
+      <w:r>
+        <w:rPr>
+          <w:i/>
+          <w:iCs/>
+        </w:rPr>
+        <w:t xml:space="preserve">et al.</w:t>
+      </w:r>
+      <w:r>
+        <w:t xml:space="preserve"> 2024</w:t>
+      </w:r>
+      <w:r>
+        <w:t xml:space="preserve"> </w:t>
       </w:r>
       <w:hyperlink r:id="rId338">
         <w:r>
           <w:rPr>
             <w:rStyle w:val="Hyperlink"/>
           </w:rPr>
-          <w:t xml:space="preserve">10.1111/j.1461-0248.2011.01588.x</w:t>
-        </w:r>
-      </w:hyperlink>
-      <w:r>
-        <w:t xml:space="preserve">)</w:t>
+          <w:t xml:space="preserve">Overcoming the disconnect between interaction networks and biodiversity conservation and management</w:t>
+        </w:r>
+      </w:hyperlink>
+      <w:r>
+        <w:t xml:space="preserve">.</w:t>
+      </w:r>
+      <w:r>
+        <w:t xml:space="preserve"> </w:t>
       </w:r>
     </w:p>
     <w:bookmarkEnd w:id="339"/>
-    <w:bookmarkStart w:id="341" w:name="ref-liuHarnessingFoodWebs2025"/>
+    <w:bookmarkStart w:id="341" w:name="ref-oconnorUntappedPotentialFood2025"/>
     <w:p>
       <w:pPr>
         <w:pStyle w:val="Bibliography"/>
@@ -14934,197 +14133,42 @@
         <w:t xml:space="preserve">	</w:t>
       </w:r>
       <w:r>
-        <w:t xml:space="preserve">Liu J, Liu M, Yin J, Zhang Y, Guo Y, Yu T, Yu H, Ming X. 2025 Harnessing food webs as a framework for enhancing ecosystem multifunctionality.</w:t>
-      </w:r>
-      <w:r>
-        <w:t xml:space="preserve"> </w:t>
-      </w:r>
-      <w:r>
-        <w:rPr>
-          <w:i/>
-          <w:iCs/>
-        </w:rPr>
-        <w:t xml:space="preserve">Biological Conservation</w:t>
-      </w:r>
-      <w:r>
-        <w:t xml:space="preserve"> </w:t>
-      </w:r>
-      <w:r>
-        <w:rPr>
-          <w:b/>
-          <w:bCs/>
-        </w:rPr>
-        <w:t xml:space="preserve">310</w:t>
-      </w:r>
-      <w:r>
-        <w:t xml:space="preserve">, 111383. (doi:</w:t>
+        <w:t xml:space="preserve">O’Connor LMJ</w:t>
+      </w:r>
+      <w:r>
+        <w:t xml:space="preserve"> </w:t>
+      </w:r>
+      <w:r>
+        <w:rPr>
+          <w:i/>
+          <w:iCs/>
+        </w:rPr>
+        <w:t xml:space="preserve">et al.</w:t>
+      </w:r>
+      <w:r>
+        <w:t xml:space="preserve"> 2025</w:t>
+      </w:r>
+      <w:r>
+        <w:t xml:space="preserve"> </w:t>
       </w:r>
       <w:hyperlink r:id="rId340">
         <w:r>
           <w:rPr>
             <w:rStyle w:val="Hyperlink"/>
           </w:rPr>
-          <w:t xml:space="preserve">10.1016/j.biocon.2025.111383</w:t>
-        </w:r>
-      </w:hyperlink>
-      <w:r>
-        <w:t xml:space="preserve">)</w:t>
+          <w:t xml:space="preserve">The untapped potential of food webs in systematic conservation planning</w:t>
+        </w:r>
+      </w:hyperlink>
+      <w:r>
+        <w:t xml:space="preserve">.</w:t>
+      </w:r>
+      <w:r>
+        <w:t xml:space="preserve"> </w:t>
       </w:r>
     </w:p>
     <w:bookmarkEnd w:id="341"/>
-    <w:bookmarkStart w:id="343" w:name="ref-fortinNetworkEcologyDynamic2021"/>
-    <w:p>
-      <w:pPr>
-        <w:pStyle w:val="Bibliography"/>
-      </w:pPr>
-      <w:r>
-        <w:t xml:space="preserve">156.</w:t>
-      </w:r>
-      <w:r>
-        <w:t xml:space="preserve"> </w:t>
-      </w:r>
-      <w:r>
-        <w:t xml:space="preserve">	</w:t>
-      </w:r>
-      <w:r>
-        <w:t xml:space="preserve">Fortin M-J, Dale MRT, Brimacombe C. 2021 Network ecology in dynamic landscapes.</w:t>
-      </w:r>
-      <w:r>
-        <w:t xml:space="preserve"> </w:t>
-      </w:r>
-      <w:r>
-        <w:rPr>
-          <w:i/>
-          <w:iCs/>
-        </w:rPr>
-        <w:t xml:space="preserve">Proc. R. Soc. B.</w:t>
-      </w:r>
-      <w:r>
-        <w:t xml:space="preserve"> </w:t>
-      </w:r>
-      <w:r>
-        <w:rPr>
-          <w:b/>
-          <w:bCs/>
-        </w:rPr>
-        <w:t xml:space="preserve">288</w:t>
-      </w:r>
-      <w:r>
-        <w:t xml:space="preserve">, rspb.2020.1889, 20201889. (doi:</w:t>
-      </w:r>
-      <w:hyperlink r:id="rId342">
-        <w:r>
-          <w:rPr>
-            <w:rStyle w:val="Hyperlink"/>
-          </w:rPr>
-          <w:t xml:space="preserve">10.1098/rspb.2020.1889</w:t>
-        </w:r>
-      </w:hyperlink>
-      <w:r>
-        <w:t xml:space="preserve">)</w:t>
-      </w:r>
-    </w:p>
+    <w:bookmarkEnd w:id="342"/>
     <w:bookmarkEnd w:id="343"/>
-    <w:bookmarkStart w:id="345" w:name="X19ae0996a3277bbc8bb2a7aff1622ec0c861aa4"/>
-    <w:p>
-      <w:pPr>
-        <w:pStyle w:val="Bibliography"/>
-      </w:pPr>
-      <w:r>
-        <w:t xml:space="preserve">157.</w:t>
-      </w:r>
-      <w:r>
-        <w:t xml:space="preserve"> </w:t>
-      </w:r>
-      <w:r>
-        <w:t xml:space="preserve">	</w:t>
-      </w:r>
-      <w:r>
-        <w:t xml:space="preserve">Dansereau G</w:t>
-      </w:r>
-      <w:r>
-        <w:t xml:space="preserve"> </w:t>
-      </w:r>
-      <w:r>
-        <w:rPr>
-          <w:i/>
-          <w:iCs/>
-        </w:rPr>
-        <w:t xml:space="preserve">et al.</w:t>
-      </w:r>
-      <w:r>
-        <w:t xml:space="preserve"> 2024</w:t>
-      </w:r>
-      <w:r>
-        <w:t xml:space="preserve"> </w:t>
-      </w:r>
-      <w:hyperlink r:id="rId344">
-        <w:r>
-          <w:rPr>
-            <w:rStyle w:val="Hyperlink"/>
-          </w:rPr>
-          <w:t xml:space="preserve">Overcoming the disconnect between interaction networks and biodiversity conservation and management</w:t>
-        </w:r>
-      </w:hyperlink>
-      <w:r>
-        <w:t xml:space="preserve">.</w:t>
-      </w:r>
-      <w:r>
-        <w:t xml:space="preserve"> </w:t>
-      </w:r>
-    </w:p>
-    <w:bookmarkEnd w:id="345"/>
-    <w:bookmarkStart w:id="347" w:name="ref-oconnorUntappedPotentialFood2025"/>
-    <w:p>
-      <w:pPr>
-        <w:pStyle w:val="Bibliography"/>
-      </w:pPr>
-      <w:r>
-        <w:t xml:space="preserve">158.</w:t>
-      </w:r>
-      <w:r>
-        <w:t xml:space="preserve"> </w:t>
-      </w:r>
-      <w:r>
-        <w:t xml:space="preserve">	</w:t>
-      </w:r>
-      <w:r>
-        <w:t xml:space="preserve">O’Connor LMJ</w:t>
-      </w:r>
-      <w:r>
-        <w:t xml:space="preserve"> </w:t>
-      </w:r>
-      <w:r>
-        <w:rPr>
-          <w:i/>
-          <w:iCs/>
-        </w:rPr>
-        <w:t xml:space="preserve">et al.</w:t>
-      </w:r>
-      <w:r>
-        <w:t xml:space="preserve"> 2025</w:t>
-      </w:r>
-      <w:r>
-        <w:t xml:space="preserve"> </w:t>
-      </w:r>
-      <w:hyperlink r:id="rId346">
-        <w:r>
-          <w:rPr>
-            <w:rStyle w:val="Hyperlink"/>
-          </w:rPr>
-          <w:t xml:space="preserve">The untapped potential of food webs in systematic conservation planning</w:t>
-        </w:r>
-      </w:hyperlink>
-      <w:r>
-        <w:t xml:space="preserve">.</w:t>
-      </w:r>
-      <w:r>
-        <w:t xml:space="preserve"> </w:t>
-      </w:r>
-    </w:p>
-    <w:bookmarkEnd w:id="347"/>
-    <w:bookmarkEnd w:id="348"/>
-    <w:bookmarkEnd w:id="349"/>
     <w:sectPr>
       <w:footnotePr>
         <w:numRestart w:val="eachSect"/>

--- a/index.docx
+++ b/index.docx
@@ -55,7 +55,7 @@
         <w:pStyle w:val="Date"/>
       </w:pPr>
       <w:r>
-        <w:t xml:space="preserve">2026-05-29</w:t>
+        <w:t xml:space="preserve">2026-06-02</w:t>
       </w:r>
     </w:p>
     <w:p>
@@ -71,33 +71,7 @@
         <w:pStyle w:val="Abstract"/>
       </w:pPr>
       <w:r>
-        <w:t xml:space="preserve">Ecological networks provide a critical framework for understanding the architecture of biodiversity and predicting ecosystem responses to environmental change. However, the application of network ecology is often hindered by a lack of clarity regarding the assumptions inherent in different network representations. Here, we present a hierarchical framework that distinguishes between ‘metawebs’ (representing the fundamental feasibility of interactions) and ‘realised webs’ (representing interactions expressed in specific spatiotemporal contexts). We contrast our conceptual approach with recent data-centric reviews, focusing instead on the theoretical gradients that govern network construction. We identify five core processes that drive the transition from potential to realised interactions: evolutionary compatibility and co-occurrence, which define the feasibility of links; and abundance, diet choice, and non-trophic interactions, which determine their realisation. Furthermore, we map these processes onto a methodological spectrum of network construction, distinguishing between inductive approaches (</w:t>
-      </w:r>
-      <w:r>
-        <w:rPr>
-          <w:i/>
-          <w:iCs/>
-        </w:rPr>
-        <w:t xml:space="preserve">e.g.,</w:t>
-      </w:r>
-      <w:r>
-        <w:t xml:space="preserve"> </w:t>
-      </w:r>
-      <w:r>
-        <w:t xml:space="preserve">trait-matching and stochastic models) that infer structure from observation, and deductive approaches (</w:t>
-      </w:r>
-      <w:r>
-        <w:rPr>
-          <w:i/>
-          <w:iCs/>
-        </w:rPr>
-        <w:t xml:space="preserve">e.g.,</w:t>
-      </w:r>
-      <w:r>
-        <w:t xml:space="preserve"> </w:t>
-      </w:r>
-      <w:r>
-        <w:t xml:space="preserve">neutral and optimal foraging models) that generate structure from mechanistic first principles. By making explicit the assumptions and scale-dependent processes underpinning these different representations, this framework clarifies the scope of inference possible with each approach, ultimately facilitating more robust predictions of biodiversity dynamics in the anthropocene.</w:t>
+        <w:t xml:space="preserve">Ecological networks provide a critical framework for understanding the architecture of biodiversity and predicting ecosystem responses to environmental change. However, the application of network ecology is often hindered by a lack of clarity regarding the assumptions inherent in different network representations. While recent literature predominantly focuses on data-centric classifications, predictive missing-link inference, or the topological specification of nodes and links, we focus instead on the theoretical gradients and processes that govern network construction. Here, we present a hierarchical framework that distinguishes between ‘metawebs’ (representing the fundamental feasibility of interactions) and ‘realised webs’ (representing interactions expressed in specific spatiotemporal contexts). We identify five core processes that drive the transition from potential to realised interactions: evolutionary compatibility and co-occurrence, which define the feasibility of links; and abundance, diet choice, and non-trophic interactions, which determine their realisation. Furthermore, we map these processes onto a methodological spectrum of network construction, distinguishing between inductive approaches that infer structure from observation, and deductive approaches that generate structure from mechanistic first principles. By making explicit the underlying biological assumptions and scale-dependent processes, this framework moves the field past descriptive topology, clarifying the scope of inference possible with each approach to facilitate more robust predictions of biodiversity dynamics in the anthropocene.</w:t>
       </w:r>
     </w:p>
     <w:bookmarkStart w:id="9" w:name="introduction"/>

--- a/index.docx
+++ b/index.docx
@@ -55,7 +55,7 @@
         <w:pStyle w:val="Date"/>
       </w:pPr>
       <w:r>
-        <w:t xml:space="preserve">2026-06-02</w:t>
+        <w:t xml:space="preserve">2026-06-04</w:t>
       </w:r>
     </w:p>
     <w:p>
@@ -217,7 +217,7 @@
         </w:r>
       </w:hyperlink>
       <w:r>
-        <w:t xml:space="preserve">) about the levels of organization at which this occurs (</w:t>
+        <w:t xml:space="preserve">) about the levels of organisation at which this occurs (</w:t>
       </w:r>
       <w:r>
         <w:rPr>
@@ -278,7 +278,7 @@
         <w:t xml:space="preserve"> </w:t>
       </w:r>
       <w:r>
-        <w:t xml:space="preserve">synthesised ecological networks based on node resolution and link type, with a focus on the data and methodologies underlying each representation. Here, we take a complementary theory-driven perspective by framing network construction as a hierarchical transition from feasibility (metawebs) to realisation. In the following sections, we review how nodes, edges, and interaction processes shape different network representations, highlighting how changes in assumptions alter ecological scale, node and link resolution, modelling approaches, and the relative importance of evolutionary versus ecological processes. We conclude by aligning these representations with key questions in biodiversity science in the Anthropocene.</w:t>
+        <w:t xml:space="preserve">synthesised ecological networks based on node resolution and link type, with a focus on the data and methodologies underlying each representation. Here, we take a complementary theory-driven perspective by framing network construction as a hierarchical transition from feasibility to realisation of interactions. In the following sections, we review how nodes, edges, and interaction processes shape different network representations, highlighting how changes in assumptions alter ecological scale, node and link resolution, modelling approaches, and the relative importance of evolutionary versus ecological processes. We conclude by aligning these representations with key questions in biodiversity science in the Anthropocene.</w:t>
       </w:r>
     </w:p>
     <w:bookmarkEnd w:id="9"/>
@@ -309,7 +309,7 @@
         <w:t xml:space="preserve"> </w:t>
       </w:r>
       <w:r>
-        <w:t xml:space="preserve">through trait distributions or abundance patterns) networks provide a formal framework for capturing the organisation of interactions among species. The study of network structure and topology has a long history in ecology, rooted in early theory on energy flow</w:t>
+        <w:t xml:space="preserve">trait distributions or abundance patterns) networks provide a formal framework for capturing the organisation among species. The study of network structure and topology has a long history in ecology, rooted in early theory on energy flow</w:t>
       </w:r>
       <w:r>
         <w:t xml:space="preserve"> </w:t>
@@ -318,10 +318,7 @@
         <w:t xml:space="preserve">[2,22]</w:t>
       </w:r>
       <w:r>
-        <w:t xml:space="preserve">, and later extended to questions of robustness, stability, and complexity</w:t>
-      </w:r>
-      <w:r>
-        <w:t xml:space="preserve"> </w:t>
+        <w:t xml:space="preserve">, and later extended to questions of robustness, stability, and complexity (</w:t>
       </w:r>
       <w:r>
         <w:rPr>
@@ -337,10 +334,7 @@
         <w:t xml:space="preserve">[7,20,23–25]</w:t>
       </w:r>
       <w:r>
-        <w:t xml:space="preserve">. More recent work has built on this foundation to link network structure to ecosystem functioning, persistence, and dynamical behaviour</w:t>
-      </w:r>
-      <w:r>
-        <w:t xml:space="preserve"> </w:t>
+        <w:t xml:space="preserve">). More recent work has built on this foundation to link network structure to ecosystem functioning, persistence, and dynamical behaviour (</w:t>
       </w:r>
       <w:r>
         <w:rPr>
@@ -350,10 +344,13 @@
         <w:t xml:space="preserve">e.g.,</w:t>
       </w:r>
       <w:r>
+        <w:t xml:space="preserve"> </w:t>
+      </w:r>
+      <w:r>
         <w:t xml:space="preserve">[26–28]</w:t>
       </w:r>
       <w:r>
-        <w:t xml:space="preserve">. Networks are therefore commonly treated as response variables in tests of ecological theory and statistical models of the generative processes that give rise to observed structure, and are widely used to compare communities across environmental gradients or through time</w:t>
+        <w:t xml:space="preserve">). Networks are therefore commonly treated as response variables in tests of ecological theory and statistical models of the generative processes that give rise to observed structure and are widely used to compare communities across environmental gradients or through time</w:t>
       </w:r>
       <w:r>
         <w:t xml:space="preserve"> </w:t>
@@ -375,13 +372,7 @@
         <w:t xml:space="preserve">29,30]</w:t>
       </w:r>
       <w:r>
-        <w:t xml:space="preserve">. They also provide a platform for evaluating downstream responses to perturbations, including secondary extinctions and robustness to species loss</w:t>
-      </w:r>
-      <w:r>
-        <w:t xml:space="preserve"> </w:t>
-      </w:r>
-      <w:r>
-        <w:t xml:space="preserve">[</w:t>
+        <w:t xml:space="preserve">. They also provide a platform for evaluating downstream responses to perturbations, including secondary extinctions and robustness to species loss (</w:t>
       </w:r>
       <w:r>
         <w:rPr>
@@ -394,16 +385,10 @@
         <w:t xml:space="preserve"> </w:t>
       </w:r>
       <w:r>
-        <w:t xml:space="preserve">7,31–33]</w:t>
-      </w:r>
-      <w:r>
-        <w:t xml:space="preserve">, as well as for implementing dynamical process that inference about stability, ecosystem function, invasions, climate change, contaminants, and extinction cascades</w:t>
-      </w:r>
-      <w:r>
-        <w:t xml:space="preserve"> </w:t>
-      </w:r>
-      <w:r>
-        <w:t xml:space="preserve">[</w:t>
+        <w:t xml:space="preserve">[7,31–33]</w:t>
+      </w:r>
+      <w:r>
+        <w:t xml:space="preserve">), as well as inference about stability, ecosystem function, invasions, climate change, contaminants, and extinction cascades (</w:t>
       </w:r>
       <w:r>
         <w:rPr>
@@ -416,10 +401,10 @@
         <w:t xml:space="preserve"> </w:t>
       </w:r>
       <w:r>
-        <w:t xml:space="preserve">34,35,36]</w:t>
-      </w:r>
-      <w:r>
-        <w:t xml:space="preserve">. Against this backdrop of multiple research agendas, the definition of ‘edges’ and ‘nodes’, and the levels of organisation at which they are defined, take many forms</w:t>
+        <w:t xml:space="preserve">[34–36]</w:t>
+      </w:r>
+      <w:r>
+        <w:t xml:space="preserve">). Against this backdrop of multiple research agendas, the definition of ‘edges’ and ‘nodes’, and the levels of organisation at which they are defined, take many forms</w:t>
       </w:r>
       <w:r>
         <w:t xml:space="preserve"> </w:t>
@@ -493,7 +478,7 @@
         <w:t xml:space="preserve">[41]</w:t>
       </w:r>
       <w:r>
-        <w:t xml:space="preserve">). These choices reflect differences in the level, type, and consistency of resolution at which networks are constructed, rather than aggregation per se. In many cases, aggregation is applied explicitly on top of more highly resolved—or unevenly resolved—data to address particular questions, as in the construction of trophic species, and the underlying data may remain available for alternative analyses. Nevertheless, representing nodes at coarser or mixed resolutions can limit taxon-specific inference (</w:t>
+        <w:t xml:space="preserve">). These choices reflect differences in the level, type, and consistency of resolution at which networks are constructed, rather than aggregation per se. Representing nodes at coarser or mixed resolutions can limit taxon-specific inference (</w:t>
       </w:r>
       <w:r>
         <w:rPr>
@@ -535,7 +520,7 @@
         <w:t xml:space="preserve">b</w:t>
       </w:r>
       <w:r>
-        <w:t xml:space="preserve">), bias estimates of degree distributions—particularly generality and vulnerability—and complicate downstream analyses such as extinction or invasion dynamics, where species identity and the consequences of loss may be obscured</w:t>
+        <w:t xml:space="preserve">), bias estimates of degree distributions (particularly generality and vulnerability) and complicate downstream analyses such as extinction or invasion dynamics, where species identity and the consequences of loss may be obscured</w:t>
       </w:r>
       <w:r>
         <w:t xml:space="preserve"> </w:t>
@@ -671,7 +656,7 @@
         <w:t xml:space="preserve">[21]</w:t>
       </w:r>
       <w:r>
-        <w:t xml:space="preserve">. There are also a myriad of ways in which the links themselves can be specified. Links between species can be treated as present or absent (</w:t>
+        <w:t xml:space="preserve">. There is also a myriad of ways in which the links themselves can be specified. Links between species can be treated as present or absent (</w:t>
       </w:r>
       <w:r>
         <w:rPr>
@@ -1006,7 +991,7 @@
               <w:t xml:space="preserve">regional metawebs</w:t>
             </w:r>
             <w:r>
-              <w:t xml:space="preserve">, which differ in species composition and interaction feasibility. Species occurring in both regions are shown in red, whereas region-specific species are shown in blue and yellow.</w:t>
+              <w:t xml:space="preserve">, which differ in species composition. Species occurring in both regions are shown in red, whereas region-specific species are shown in blue and yellow.</w:t>
             </w:r>
             <w:r>
               <w:t xml:space="preserve"> </w:t>
@@ -1022,7 +1007,7 @@
               <w:t xml:space="preserve"> </w:t>
             </w:r>
             <w:r>
-              <w:t xml:space="preserve">represent subsets of regional metawebs expressed in particular spatial and temporal contexts. Their structure is shaped not only by co-occurrence, but also by community-level processes such as abundance, diet choice, and non-trophic interactions.</w:t>
+              <w:t xml:space="preserve">represent subsets of regional metawebs expressed in specific spatial and temporal contexts. Their structure is shaped not only by co-occurrence, but also by community-level processes such as abundance, diet choice, and non-trophic interactions.</w:t>
             </w:r>
           </w:p>
           <w:bookmarkEnd w:id="17"/>
@@ -1043,19 +1028,7 @@
         <w:pStyle w:val="FirstParagraph"/>
       </w:pPr>
       <w:r>
-        <w:t xml:space="preserve">Evolutionary compatibility and co-occurrence are the two principal processes that</w:t>
-      </w:r>
-      <w:r>
-        <w:t xml:space="preserve"> </w:t>
-      </w:r>
-      <w:r>
-        <w:t xml:space="preserve">‘act’</w:t>
-      </w:r>
-      <w:r>
-        <w:t xml:space="preserve"> </w:t>
-      </w:r>
-      <w:r>
-        <w:t xml:space="preserve">at the species pair of interest and define feasibility. The scale of inference and set of processes embodied in these two constraints typically combine to define a</w:t>
+        <w:t xml:space="preserve">Evolutionary compatibility and co-occurrence are the two principal processes that defines the feasibility of an interaction between two species. The scale of inference and set of processes embodied in these two constraints typically combine to define a</w:t>
       </w:r>
       <w:r>
         <w:t xml:space="preserve"> </w:t>
@@ -1218,7 +1191,7 @@
         <w:t xml:space="preserve"> </w:t>
       </w:r>
       <w:r>
-        <w:t xml:space="preserve">between two species. A network constructed on the basis of evolutionary compatibility is conceptually aligned with a</w:t>
+        <w:t xml:space="preserve">between two species. A network constructed based on evolutionary compatibility is conceptually aligned with a</w:t>
       </w:r>
       <w:r>
         <w:t xml:space="preserve"> </w:t>
@@ -1559,7 +1532,7 @@
         <w:t xml:space="preserve">[63]</w:t>
       </w:r>
       <w:r>
-        <w:t xml:space="preserve">. Ultimately, consumer choice is underpinned by an energetic cost-benefit framework centered around profitability and defined by traits associated with acquisition and consumption of a resource</w:t>
+        <w:t xml:space="preserve">. Ultimately, consumer choice is underpinned by an energetic cost-benefit framework centred around profitability and defined by traits associated with acquisition and consumption of a resource</w:t>
       </w:r>
       <w:r>
         <w:t xml:space="preserve"> </w:t>
@@ -1644,19 +1617,10 @@
         <w:t xml:space="preserve">[74]</w:t>
       </w:r>
       <w:r>
-        <w:t xml:space="preserve">; it is a sensible</w:t>
-      </w:r>
-      <w:r>
-        <w:t xml:space="preserve"> </w:t>
-      </w:r>
-      <w:r>
-        <w:t xml:space="preserve">‘umbrella concept’</w:t>
-      </w:r>
-      <w:r>
-        <w:t xml:space="preserve"> </w:t>
-      </w:r>
-      <w:r>
-        <w:t xml:space="preserve">for capturing the energetic constraint on of the distribution and strength of interactions.</w:t>
+        <w:t xml:space="preserve"> </w:t>
+      </w:r>
+      <w:r>
+        <w:t xml:space="preserve">for capturing the energetic constraints on the distribution and strength of interactions.</w:t>
       </w:r>
     </w:p>
     <w:p>
@@ -1781,7 +1745,7 @@
         <w:t xml:space="preserve">[79–81]</w:t>
       </w:r>
       <w:r>
-        <w:t xml:space="preserve">. They operate on the realisation of a network by altering the fine-scale distribution and abundance of species and relative contributions of direct and indirect effects to biomass, persistence, stability and the functioning of the communities</w:t>
+        <w:t xml:space="preserve">. They operate on the realisation of a network by altering the fine-scale distribution and abundance of species and relative contributions of direct and indirect effects to biomass, persistence, stability, and the functioning of the communities</w:t>
       </w:r>
       <w:r>
         <w:t xml:space="preserve"> </w:t>
@@ -1809,7 +1773,7 @@
         <w:pStyle w:val="FirstParagraph"/>
       </w:pPr>
       <w:r>
-        <w:t xml:space="preserve">The above five processes are central to understanding the assumptions inherent in building different types of networks. Each of the processes, or combinations thereof, deliver a unique set of boundary conditions on what a network represents and can be used for. Here we build on the introduction of these five processes to further categorise the approaches to constructing networks. In doing so also introduce more detail on a variety of methodologies used to construct networks.</w:t>
+        <w:t xml:space="preserve">The above five processes are central to understanding the assumptions inherent in building different types of networks. Each of the processes, or combinations thereof, deliver a unique set of boundary conditions on what a network represents and can be used for. Here we build on the introduction of these five processes to further categorise the approaches to constructing networks.</w:t>
       </w:r>
     </w:p>
     <w:bookmarkStart w:id="21" w:name="why-construct-networks"/>
@@ -1835,7 +1799,19 @@
         <w:t xml:space="preserve">[50,85,86]</w:t>
       </w:r>
       <w:r>
-        <w:t xml:space="preserve">. In the absence of robust empirical data, we construct models that facilitate interpolation and gap-filling of existing empirical datasets</w:t>
+        <w:t xml:space="preserve">. In the absence of robust empirical data, we use</w:t>
+      </w:r>
+      <w:r>
+        <w:t xml:space="preserve"> </w:t>
+      </w:r>
+      <w:r>
+        <w:t xml:space="preserve">‘models’</w:t>
+      </w:r>
+      <w:r>
+        <w:t xml:space="preserve"> </w:t>
+      </w:r>
+      <w:r>
+        <w:t xml:space="preserve">that facilitate interpolation and gap-filling of existing empirical datasets</w:t>
       </w:r>
       <w:r>
         <w:t xml:space="preserve"> </w:t>
@@ -1874,7 +1850,7 @@
         <w:pStyle w:val="BodyText"/>
       </w:pPr>
       <w:r>
-        <w:t xml:space="preserve">They are unique in delivering more than just estimates of species richness. As noted in the introduction, a network embodies the organising structure of biodiversity and allows numerous opportunities for</w:t>
+        <w:t xml:space="preserve">Networks are unique in delivering more than just estimates of species richness. As noted in the introduction, a network embodies the organising structure of biodiversity and allows numerous opportunities for</w:t>
       </w:r>
       <w:r>
         <w:t xml:space="preserve"> </w:t>
@@ -1939,19 +1915,7 @@
         <w:pStyle w:val="FirstParagraph"/>
       </w:pPr>
       <w:r>
-        <w:t xml:space="preserve">Constructing feasible or realised networks can be framed as an</w:t>
-      </w:r>
-      <w:r>
-        <w:t xml:space="preserve"> </w:t>
-      </w:r>
-      <w:r>
-        <w:t xml:space="preserve">‘inductive reasoning’</w:t>
-      </w:r>
-      <w:r>
-        <w:t xml:space="preserve"> </w:t>
-      </w:r>
-      <w:r>
-        <w:t xml:space="preserve">process where insight and generalisation arises from a set of observations and relationships. Inductive reasoning as a foundation for network construction is implemented at node and network levels. When applied at the node level, species-specific networks are created and judged by their association with expected feeding interactions. When applied at the network level, networks are judged by their structural properties.</w:t>
+        <w:t xml:space="preserve">Constructing feasible or realised networks can be framed as an ‘inductive reasoning’ process where insight and generalisation arise from a set of observations and relationships around feeding. Inductive reasoning as a foundation for network construction is implemented at node and network levels.</w:t>
       </w:r>
     </w:p>
     <w:bookmarkStart w:id="22" w:name="X4e76a87b22fcfa13d438cfaa24cb26c2cd6e827"/>
@@ -1968,31 +1932,7 @@
         <w:pStyle w:val="FirstParagraph"/>
       </w:pPr>
       <w:r>
-        <w:t xml:space="preserve">Constructing feasible networks and facilitating the interpolation or gap-filling of existing empirical datasets on sets of species interactions can be framed as an</w:t>
-      </w:r>
-      <w:r>
-        <w:t xml:space="preserve"> </w:t>
-      </w:r>
-      <w:r>
-        <w:t xml:space="preserve">‘inductive reasoning’</w:t>
-      </w:r>
-      <w:r>
-        <w:t xml:space="preserve"> </w:t>
-      </w:r>
-      <w:r>
-        <w:t xml:space="preserve">process where insight and generalisation arises from a set of observations and relationships about feeding. All methods in this inference space rest on a set of three assumptions: there are a set of</w:t>
-      </w:r>
-      <w:r>
-        <w:t xml:space="preserve"> </w:t>
-      </w:r>
-      <w:r>
-        <w:t xml:space="preserve">‘feeding rules’</w:t>
-      </w:r>
-      <w:r>
-        <w:t xml:space="preserve"> </w:t>
-      </w:r>
-      <w:r>
-        <w:t xml:space="preserve">that underpin interaction feasibility</w:t>
+        <w:t xml:space="preserve">When applied at the node level, species-specific networks are created based on expected feeding interactions. When applied at the network level, networks are judged by their structural properties. All methods in this inference space rest on a set of three assumptions: there are a set of ‘feeding rules’ that underpin interaction feasibility</w:t>
       </w:r>
       <w:r>
         <w:t xml:space="preserve"> </w:t>
@@ -2097,7 +2037,7 @@
         <w:t xml:space="preserve">[98–101]</w:t>
       </w:r>
       <w:r>
-        <w:t xml:space="preserve">. There are substantial data requirements for these approaches including expert knowledge, species traits and phylogenetic relationships and/or interaction data on related species or communities.</w:t>
+        <w:t xml:space="preserve">.</w:t>
       </w:r>
     </w:p>
     <w:p>
@@ -2114,7 +2054,7 @@
         <w:t xml:space="preserve">[102,103]</w:t>
       </w:r>
       <w:r>
-        <w:t xml:space="preserve">, while mechanistic approaches often rely on body-size relationships between consumers and resources</w:t>
+        <w:t xml:space="preserve">, while mechanistic approaches often rely on trait-based relationships between consumers and resources</w:t>
       </w:r>
       <w:r>
         <w:t xml:space="preserve"> </w:t>
@@ -2283,7 +2223,7 @@
         <w:t xml:space="preserve"> </w:t>
       </w:r>
       <w:r>
-        <w:t xml:space="preserve">phylogentic relatedness</w:t>
+        <w:t xml:space="preserve">phylogenetic relatedness</w:t>
       </w:r>
       <w:r>
         <w:t xml:space="preserve"> </w:t>
@@ -2318,7 +2258,7 @@
         <w:pStyle w:val="BodyText"/>
       </w:pPr>
       <w:r>
-        <w:t xml:space="preserve">Stochastic network models use a probabilistic rule-set about diet choice and niche breadth to reflect fundamental ideas of foraging biology. These models that are based on the compartmentalisation and acquisition of energy for species at different trophic levels</w:t>
+        <w:t xml:space="preserve">Stochastic network models use a probabilistic ruleset about diet choice and niche breadth to reflect fundamental ideas of foraging biology. These models that are based on the compartmentalisation and acquisition of energy for species at different trophic levels</w:t>
       </w:r>
       <w:r>
         <w:t xml:space="preserve"> </w:t>
@@ -2330,7 +2270,7 @@
         <w:t xml:space="preserve"> </w:t>
       </w:r>
       <w:r>
-        <w:t xml:space="preserve">and that network structure can be determined by distributing interactions along single dimension [the</w:t>
+        <w:t xml:space="preserve">and that network structure can be determined by distributing interactions along single dimension (the</w:t>
       </w:r>
       <w:r>
         <w:t xml:space="preserve"> </w:t>
@@ -2348,16 +2288,19 @@
         <w:t xml:space="preserve">[114]</w:t>
       </w:r>
       <w:r>
-        <w:t xml:space="preserve">]. Typically these models parametrise some aspect of the network structure</w:t>
-      </w:r>
-      <w:r>
-        <w:t xml:space="preserve"> </w:t>
-      </w:r>
-      <w:r>
-        <w:t xml:space="preserve">[although see 112 for a parameter-free model]</w:t>
-      </w:r>
-      <w:r>
-        <w:t xml:space="preserve">. These models include the most commonly used network generator, the Niche model</w:t>
+        <w:t xml:space="preserve">). Typically, these models parametrise some aspect of the network structure (although see</w:t>
+      </w:r>
+      <w:r>
+        <w:t xml:space="preserve"> </w:t>
+      </w:r>
+      <w:r>
+        <w:t xml:space="preserve">[112]</w:t>
+      </w:r>
+      <w:r>
+        <w:t xml:space="preserve"> </w:t>
+      </w:r>
+      <w:r>
+        <w:t xml:space="preserve">for a parameter-free model). These models include the most used network generator, the Niche model</w:t>
       </w:r>
       <w:r>
         <w:t xml:space="preserve"> </w:t>
@@ -2387,7 +2330,7 @@
         <w:t xml:space="preserve">[115]</w:t>
       </w:r>
       <w:r>
-        <w:t xml:space="preserve">. Despite the fact that these networks are derived without any real world data they are still able to recover the structure of emirical networks</w:t>
+        <w:t xml:space="preserve">. Even though these networks are derived without any real-world data they are still able to recover the structure of empirical networks</w:t>
       </w:r>
       <w:r>
         <w:t xml:space="preserve"> </w:t>
@@ -2452,7 +2395,7 @@
         <w:pStyle w:val="FirstParagraph"/>
       </w:pPr>
       <w:r>
-        <w:t xml:space="preserve">In contrast to the above approaches centred on feasibility, realised networks via methods reflecting abundance and diet choice typically rely on deductive reasoning and have a unique agenda to those above. In contrast to the inductive methods, inference about a realised network follows from a set of premises defining generative processes, often referred to as mechanisms, allowing inference about the distribution and strength of interactions. These models are widely used to study environmental gradients, energy flux, extinction dynamics, and ecosystem functioning. They also provide the structural backbone for dynamical systems modelling to address questions about stability-structure-productivity-function relationships, secondary extinction dynamics, species invasion and climate change. There are two broad groups of models in this deductive category.</w:t>
+        <w:t xml:space="preserve">In contrast to the above approaches centred on feasibility, the construction of realised networks relies on deductive reasoning and have a unique agenda to those above. In contrast to the inductive methods, inference about a realised network follows from a set of premises defining generative processes, often referred to as mechanisms, allowing inference about the distribution and strength of interactions. These models are widely used to study energy flux, extinction dynamics, and ecosystem functioning. They also provide the structural backbone for dynamical systems modelling to address questions about stability-structure-productivity-function relationships, secondary extinction dynamics, species invasion and climate change. There are two broad groups of models in this deductive category.</w:t>
       </w:r>
     </w:p>
     <w:bookmarkStart w:id="25" w:name="species-specific-networks"/>
@@ -2469,7 +2412,7 @@
         <w:pStyle w:val="FirstParagraph"/>
       </w:pPr>
       <w:r>
-        <w:t xml:space="preserve">These models capture the behaviour of the nodes by explicitly taking into account the properties of the different species in the community. Which means that there is a degree of variance in which links are predicted between species unlike the more</w:t>
+        <w:t xml:space="preserve">These models capture the behaviour of the nodes by explicitly considering the properties of the different species in the community. Which means that there is a degree of variance in which links are predicted between species unlike the more</w:t>
       </w:r>
       <w:r>
         <w:t xml:space="preserve"> </w:t>
@@ -2481,19 +2424,7 @@
         <w:t xml:space="preserve"> </w:t>
       </w:r>
       <w:r>
-        <w:t xml:space="preserve">predictions made by inductive models. However, these networks are</w:t>
-      </w:r>
-      <w:r>
-        <w:t xml:space="preserve"> </w:t>
-      </w:r>
-      <w:r>
-        <w:t xml:space="preserve">‘costly’</w:t>
-      </w:r>
-      <w:r>
-        <w:t xml:space="preserve"> </w:t>
-      </w:r>
-      <w:r>
-        <w:t xml:space="preserve">to construct in real world settings (requiring data about the entire community, as it is the behaviour of the system that determines the behaviour of the part) and also lack the larger diet niche context afforded by metawebs.</w:t>
+        <w:t xml:space="preserve">predictions made by inductive models. However, these networks are costly to construct in real world settings (requiring data about the entire community, as it is the behaviour of the system that determines the behaviour of the part) and also lack the larger diet niche context afforded by metawebs.</w:t>
       </w:r>
     </w:p>
     <w:p>
@@ -2543,7 +2474,7 @@
         <w:pStyle w:val="BodyText"/>
       </w:pPr>
       <w:r>
-        <w:t xml:space="preserve">There is a broader group of models that focus on determining interactions in terms of energetic constraints on diet breadth, often using the ratio of consumer-resource bodysize as a proxy for capturing the energetic constraints of feeding. Models such as those developed by</w:t>
+        <w:t xml:space="preserve">There is a broader group of models that focus on determining interactions in terms of energetic constraints on diet breadth, often using the ratio of consumer-resource body size as a proxy for capturing the energetic constraints of feeding. Models such as those developed by</w:t>
       </w:r>
       <w:r>
         <w:t xml:space="preserve"> </w:t>
@@ -2618,7 +2549,7 @@
         <w:t xml:space="preserve"> </w:t>
       </w:r>
       <w:r>
-        <w:t xml:space="preserve">use a diet choice approach, however similar to the stochastic network models they also embed assumptions on network structure. Thus these models predict both interactions and network structure simultaneously, although they would benefit in being refined by more explicitly accounting for trait-based (</w:t>
+        <w:t xml:space="preserve">use a diet choice approach, however like the stochastic network models they also embed assumptions on network structure. Thus, these models predict both interactions and network structure simultaneously, although they would benefit in being refined by more explicitly accounting for trait-based (</w:t>
       </w:r>
       <w:r>
         <w:rPr>
@@ -2660,20 +2591,7 @@
         <w:pStyle w:val="FirstParagraph"/>
       </w:pPr>
       <w:r>
-        <w:t xml:space="preserve">The motivation to leverage network ecology in conservation ecology, environmental risk assessment and natural resource management stems from a shift away from species/population specific measures of the effects of stress and disturbance to community level metrics of these impacts. These metrics, such as resilience and more generally stability, ecosystem function and biodiversity</w:t>
-      </w:r>
-      <w:r>
-        <w:t xml:space="preserve"> </w:t>
-      </w:r>
-      <w:r>
-        <w:rPr>
-          <w:i/>
-          <w:iCs/>
-        </w:rPr>
-        <w:t xml:space="preserve">per se</w:t>
-      </w:r>
-      <w:r>
-        <w:t xml:space="preserve">, are natural properties of networks. This suggests that modern conservation, risk assessment and resource management requires robust network tools to support decision making.</w:t>
+        <w:t xml:space="preserve">The motivation to leverage network ecology in conservation ecology, environmental risk assessment and natural resource management stems from a shift away from species/population specific measures of the effects of stress and disturbance to community level metrics of these impacts. These metrics, such as resilience and more generally stability, ecosystem function and biodiversity, are natural properties of networks. This suggests that modern conservation, risk assessment and resource management requires robust network tools to support decision making.</w:t>
       </w:r>
     </w:p>
     <w:p>
@@ -2690,7 +2608,7 @@
         <w:t xml:space="preserve">[4]</w:t>
       </w:r>
       <w:r>
-        <w:t xml:space="preserve">. Major questions remain, for example, about stability-diversity-productivity relationships, the impacts of extinctions and invasions and the impacts of multiple stressors operating at multiple ecological scales. A network approach to answering these types of questions specifically allows us to evaluate how environmental gradients and anthropogenic stress map through direct and indirect effects among species in a complex community and reveal fundamental patterns and understanding of processes in the natural world.</w:t>
+        <w:t xml:space="preserve">. Major questions remain, for example, about stability-diversity-productivity relationships, the impacts of extinctions and invasions, and the impacts of multiple stressors operating at multiple ecological scales. A network approach to answering these types of questions specifically allows us to evaluate how environmental gradients and anthropogenic stress map through direct and indirect effects among species in a complex community and reveal fundamental patterns and understanding of processes in the natural world.</w:t>
       </w:r>
     </w:p>
     <w:p>
@@ -2698,7 +2616,7 @@
         <w:pStyle w:val="BodyText"/>
       </w:pPr>
       <w:r>
-        <w:t xml:space="preserve">In order to effectively use networks to aid us in answering questions about conservation/risk assessment/management and core ecological theory, we need to be mindful that we are mapping the</w:t>
+        <w:t xml:space="preserve">To effectively use networks to aid us in answering questions about conservation/risk assessment/management and core ecological theory, we need to be mindful that we are mapping the</w:t>
       </w:r>
       <w:r>
         <w:t xml:space="preserve"> </w:t>
@@ -2723,10 +2641,7 @@
         <w:t xml:space="preserve">[21]</w:t>
       </w:r>
       <w:r>
-        <w:t xml:space="preserve">. Notably, there are certain questions that cannot be answered using specific network representations as the scale of the question of interest is fundamentally misaligned with either the process captured by a specific network representation</w:t>
-      </w:r>
-      <w:r>
-        <w:t xml:space="preserve"> </w:t>
+        <w:t xml:space="preserve">. Notably, there are certain questions that cannot be answered using specific network representations as the scale of the question of interest is fundamentally misaligned with the process captured by a specific network representation (</w:t>
       </w:r>
       <w:hyperlink w:anchor="sec-process-feasibility">
         <w:r>
@@ -2737,10 +2652,7 @@
         </w:r>
       </w:hyperlink>
       <w:r>
-        <w:t xml:space="preserve">, the underlying data that is used to construct it</w:t>
-      </w:r>
-      <w:r>
-        <w:t xml:space="preserve"> </w:t>
+        <w:t xml:space="preserve">), the underlying data that is used to construct it (</w:t>
       </w:r>
       <w:hyperlink w:anchor="sec-construct">
         <w:r>
@@ -2751,10 +2663,7 @@
         </w:r>
       </w:hyperlink>
       <w:r>
-        <w:t xml:space="preserve"> </w:t>
-      </w:r>
-      <w:r>
-        <w:t xml:space="preserve">or both of these factors.</w:t>
+        <w:t xml:space="preserve">), or both.</w:t>
       </w:r>
     </w:p>
     <w:p>
@@ -2791,7 +2700,7 @@
         <w:t xml:space="preserve"> </w:t>
       </w:r>
       <w:r>
-        <w:t xml:space="preserve">research questions and agendas</w:t>
+        <w:t xml:space="preserve">research questions and agendas (see also</w:t>
       </w:r>
       <w:r>
         <w:t xml:space="preserve"> </w:t>
@@ -2801,11 +2710,11 @@
           <w:rPr>
             <w:rStyle w:val="Hyperlink"/>
           </w:rPr>
-          <w:t xml:space="preserve">see also 1</w:t>
-        </w:r>
-      </w:hyperlink>
-      <w:r>
-        <w:t xml:space="preserve">. We also highlight some of the key methodological challenges that currently limit our conceptualisation of a</w:t>
+          <w:t xml:space="preserve">Table 1</w:t>
+        </w:r>
+      </w:hyperlink>
+      <w:r>
+        <w:t xml:space="preserve">). We also highlight some of the key methodological challenges that currently limit our conceptualisation of a</w:t>
       </w:r>
       <w:r>
         <w:t xml:space="preserve"> </w:t>
@@ -2844,7 +2753,7 @@
               <w:pStyle w:val="ImageCaption"/>
             </w:pPr>
             <w:r>
-              <w:t xml:space="preserve">Table 1: Showcasing some of the broader avenues of inquiry, specifically how they map to the different network representations. Additionally we highlight some studies that address or present opening discussions around each research question. Superscripts at the research question indicate the strength of the current literature in addressing that research question:</w:t>
+              <w:t xml:space="preserve">Table 1: Showcasing some of the broader avenues of inquiry, specifically how they map to the different network representations. Additionally, we highlight some studies that address or present opening discussions around each research question. Superscripts at the research question indicate the strength of the current literature in addressing that research question:</w:t>
             </w:r>
             <w:r>
               <w:t xml:space="preserve"> </w:t>
@@ -3473,7 +3382,7 @@
                     <w:jc w:val="center"/>
                   </w:pPr>
                   <w:r>
-                    <w:t xml:space="preserve">Realised webs</w:t>
+                    <w:t xml:space="preserve">Realised Webs</w:t>
                   </w:r>
                 </w:p>
               </w:tc>
@@ -3956,7 +3865,7 @@
         <w:t xml:space="preserve">[143]</w:t>
       </w:r>
       <w:r>
-        <w:t xml:space="preserve">. They provide the appropriate framework for studying stability, resilience, biodiversity dynamics, ecosystem functioning, extinction cascades, invasions, climate change impacts, and network rewiring through time. By capturing interactions that are actually expressed, realised networks allow investigation of how perturbations propagate through communities and influence persistence.</w:t>
+        <w:t xml:space="preserve">. They provide the appropriate framework for studying stability, resilience, biodiversity dynamics, ecosystem functioning, extinction cascades, invasions, climate change impacts, and network rewiring through time. By capturing interactions that are actually occuring, realised networks allow investigation of how perturbations propagate through communities and influence persistence.</w:t>
       </w:r>
     </w:p>
     <w:p>
@@ -4099,7 +4008,7 @@
         <w:t xml:space="preserve"> </w:t>
       </w:r>
       <w:r>
-        <w:t xml:space="preserve">CMost approaches for modelling realised networks do not explicitly incorporate evolutionary constraints (although see</w:t>
+        <w:t xml:space="preserve">Most approaches for modelling realised networks do not explicitly incorporate evolutionary constraints (although see</w:t>
       </w:r>
       <w:r>
         <w:t xml:space="preserve"> </w:t>
@@ -4146,7 +4055,7 @@
         <w:pStyle w:val="BodyText"/>
       </w:pPr>
       <w:r>
-        <w:t xml:space="preserve">Developing frameworks that allow transitioning between metaweb and realised representations will also facilitate integration with metacommunity, metaecosystem, and ecosystem-level theory</w:t>
+        <w:t xml:space="preserve">Developing frameworks that allow transitioning between metawebs and realised representations will also facilitate integration with metacommunity, metaecosystem, and ecosystem-level theory</w:t>
       </w:r>
       <w:r>
         <w:t xml:space="preserve"> </w:t>
@@ -4213,13 +4122,13 @@
     </w:p>
     <w:bookmarkEnd w:id="33"/>
     <w:bookmarkEnd w:id="34"/>
-    <w:bookmarkStart w:id="35" w:name="conclusion"/>
+    <w:bookmarkStart w:id="35" w:name="concluding-remarks"/>
     <w:p>
       <w:pPr>
         <w:pStyle w:val="Heading1"/>
       </w:pPr>
       <w:r>
-        <w:t xml:space="preserve">6. Conclusion</w:t>
+        <w:t xml:space="preserve">6. Concluding Remarks</w:t>
       </w:r>
     </w:p>
     <w:p>
@@ -4282,7 +4191,7 @@
         <w:t xml:space="preserve"> </w:t>
       </w:r>
       <w:r>
-        <w:t xml:space="preserve">Explicitly articulating the assumptions behind network assembly facilitates a more critical evaluation of network suitability and inferential power. Consequently, researchers can move beyond the uncritical use and default reliance on conventional network representations.</w:t>
+        <w:t xml:space="preserve">Explicitly articulating the assumptions behind network assembly facilitates a more critical evaluation of network suitability and inferential power. It is important that we move beyond the uncritical and default reliance on conventional network representations in favour of understanding the consequences of selecting a specific representation or reconstruction/modelling approach.</w:t>
       </w:r>
     </w:p>
     <w:p>

--- a/index.docx
+++ b/index.docx
@@ -71,7 +71,7 @@
         <w:pStyle w:val="Abstract"/>
       </w:pPr>
       <w:r>
-        <w:t xml:space="preserve">Ecological networks provide a critical framework for understanding the architecture of biodiversity and predicting ecosystem responses to environmental change. However, the application of network ecology is often hindered by a lack of clarity regarding the assumptions inherent in different network representations. While recent literature predominantly focuses on data-centric classifications, predictive missing-link inference, or the topological specification of nodes and links, we focus instead on the theoretical gradients and processes that govern network construction. Here, we present a hierarchical framework that distinguishes between ‘metawebs’ (representing the fundamental feasibility of interactions) and ‘realised webs’ (representing interactions expressed in specific spatiotemporal contexts). We identify five core processes that drive the transition from potential to realised interactions: evolutionary compatibility and co-occurrence, which define the feasibility of links; and abundance, diet choice, and non-trophic interactions, which determine their realisation. Furthermore, we map these processes onto a methodological spectrum of network construction, distinguishing between inductive approaches that infer structure from observation, and deductive approaches that generate structure from mechanistic first principles. By making explicit the underlying biological assumptions and scale-dependent processes, this framework moves the field past descriptive topology, clarifying the scope of inference possible with each approach to facilitate more robust predictions of biodiversity dynamics in the anthropocene.</w:t>
+        <w:t xml:space="preserve">Ecological networks are increasingly used to understand biodiversity and predict ecosystem responses to environmental change, yet their application is often limited by uncertainty about the assumptions embedded in different network representations. Here, we present a theory-driven framework that views network construction as a hierarchical transition from metawebs, which represent the feasibility of interactions, to realised webs, which represent interactions expressed in specific spatiotemporal contexts. We identify five key processes underlying this transition: evolutionary compatibility and co-occurrence, which define interaction feasibility, and abundance, diet choice, and non-trophic interactions, which determine interaction realisation. We further position these processes along a continuum of network construction methods, from inductive approaches that infer structure from observations to deductive approaches that generate structure from mechanistic principles. By explicitly linking network representations to their underlying assumptions and scale-dependent processes, our framework clarifies the questions that different networks can address, highlights key challenges in moving between potential and realised interactions, and provides a roadmap for developing predictive network ecology. We argue that greater conceptual clarity is essential for advancing biodiversity science and for the effective application of networks in conservation, environmental management, and forecasting ecological change in the Anthropocene.</w:t>
       </w:r>
     </w:p>
     <w:bookmarkStart w:id="9" w:name="introduction"/>
@@ -855,6 +855,14 @@
       </w:pPr>
       <w:r>
         <w:t xml:space="preserve">In contrast, realised networks are localised in space and time, with links shaped by co-occurrence, environmental conditions, and diet choice. Even when represented as binary matrices, their links implicitly reflect interaction strength and energy transfer. Realised networks are therefore not simple spatial or temporal subsets of metawebs; they emerge from the processes governing whether feasible interactions are expressed. Consequently, a metaweb and realised network containing the same species may differ substantially in structure because link presence is governed by different constraints. Links absent from a metaweb represent infeasible interactions, whereas links absent from a realised network reflect context-dependent ecological constraints.</w:t>
+      </w:r>
+    </w:p>
+    <w:p>
+      <w:pPr>
+        <w:pStyle w:val="BodyText"/>
+      </w:pPr>
+      <w:r>
+        <w:t xml:space="preserve">A key distinction between these representations concerns what constitutes a realised interaction. At its most general, a realised network requires more than the feasibility of species interactions; it must incorporate the ecological context that determines whether feasible interactions are expressed. This context may be represented through observation, abundance-dependent encounter rates, consumer choice, environmental conditions, or other mechanisms that constrain interaction expression. Consequently, realised networks need not be observed directly, but they should reflect processes governing the distribution or strength of interactions within a particular community. In contrast, metawebs represent the space of feasible interactions irrespective of whether those interactions are expressed locally.</w:t>
       </w:r>
     </w:p>
     <w:bookmarkEnd w:id="12"/>
@@ -1759,7 +1767,7 @@
     </w:p>
     <w:bookmarkEnd w:id="19"/>
     <w:bookmarkEnd w:id="20"/>
-    <w:bookmarkStart w:id="27" w:name="sec-construct"/>
+    <w:bookmarkStart w:id="28" w:name="sec-construct"/>
     <w:p>
       <w:pPr>
         <w:pStyle w:val="Heading1"/>
@@ -1773,7 +1781,7 @@
         <w:pStyle w:val="FirstParagraph"/>
       </w:pPr>
       <w:r>
-        <w:t xml:space="preserve">The above five processes are central to understanding the assumptions inherent in building different types of networks. Each of the processes, or combinations thereof, deliver a unique set of boundary conditions on what a network represents and can be used for. Here we build on the introduction of these five processes to further categorise the approaches to constructing networks.</w:t>
+        <w:t xml:space="preserve">The above five processes are central to understanding the assumptions inherent in building different types of networks. Each of the processes, or combinations thereof, deliver a unique set of boundary conditions on what a network represents and can be used for. Here we build on the introduction of these five processes to further categorise the approaches to constructing networks. The utility of a network depends on the processes used to construct it. Different construction approaches encode different assumptions about how interactions arise, and therefore support different ecological questions.</w:t>
       </w:r>
     </w:p>
     <w:bookmarkStart w:id="21" w:name="why-construct-networks"/>
@@ -1918,13 +1926,13 @@
         <w:t xml:space="preserve">Constructing feasible or realised networks can be framed as an ‘inductive reasoning’ process where insight and generalisation arise from a set of observations and relationships around feeding. Inductive reasoning as a foundation for network construction is implemented at node and network levels.</w:t>
       </w:r>
     </w:p>
-    <w:bookmarkStart w:id="22" w:name="X4e76a87b22fcfa13d438cfaa24cb26c2cd6e827"/>
+    <w:bookmarkStart w:id="22" w:name="species-specific-induction"/>
     <w:p>
       <w:pPr>
         <w:pStyle w:val="Heading3"/>
       </w:pPr>
       <w:r>
-        <w:t xml:space="preserve">4.2.1 Species specific networks: construction through node level induction</w:t>
+        <w:t xml:space="preserve">4.2.1 Species specific induction</w:t>
       </w:r>
     </w:p>
     <w:p>
@@ -2236,13 +2244,13 @@
       </w:r>
     </w:p>
     <w:bookmarkEnd w:id="22"/>
-    <w:bookmarkStart w:id="23" w:name="X8851c85a6dfdd68cf3d08af3d4cb734a37e18b7"/>
+    <w:bookmarkStart w:id="23" w:name="structure-based-induction"/>
     <w:p>
       <w:pPr>
         <w:pStyle w:val="Heading3"/>
       </w:pPr>
       <w:r>
-        <w:t xml:space="preserve">4.2.2 Species agnostic networks: construction through structure induction</w:t>
+        <w:t xml:space="preserve">4.2.2 Structure-based induction</w:t>
       </w:r>
     </w:p>
     <w:p>
@@ -2381,7 +2389,7 @@
     </w:p>
     <w:bookmarkEnd w:id="23"/>
     <w:bookmarkEnd w:id="24"/>
-    <w:bookmarkStart w:id="26" w:name="construction-through-deduction"/>
+    <w:bookmarkStart w:id="27" w:name="construction-through-deduction"/>
     <w:p>
       <w:pPr>
         <w:pStyle w:val="Heading2"/>
@@ -2395,16 +2403,50 @@
         <w:pStyle w:val="FirstParagraph"/>
       </w:pPr>
       <w:r>
-        <w:t xml:space="preserve">In contrast to the above approaches centred on feasibility, the construction of realised networks relies on deductive reasoning and have a unique agenda to those above. In contrast to the inductive methods, inference about a realised network follows from a set of premises defining generative processes, often referred to as mechanisms, allowing inference about the distribution and strength of interactions. These models are widely used to study energy flux, extinction dynamics, and ecosystem functioning. They also provide the structural backbone for dynamical systems modelling to address questions about stability-structure-productivity-function relationships, secondary extinction dynamics, species invasion and climate change. There are two broad groups of models in this deductive category.</w:t>
-      </w:r>
-    </w:p>
-    <w:bookmarkStart w:id="25" w:name="species-specific-networks"/>
+        <w:t xml:space="preserve">In contrast to metaweb construction, realised networks require assumptions about the ecological processes that determine whether feasible interactions are expressed. These approaches are deductive because interactions emerge from explicit assumptions about encounters, foraging behaviour, energetic constraints, or interaction modification. These approaches operationalise the abundance, diet-choice, and non-trophic processes introduced in</w:t>
+      </w:r>
+      <w:r>
+        <w:t xml:space="preserve"> </w:t>
+      </w:r>
+      <w:hyperlink w:anchor="sec-process-feasibility">
+        <w:r>
+          <w:rPr>
+            <w:rStyle w:val="Hyperlink"/>
+          </w:rPr>
+          <w:t xml:space="preserve">Section 3.1</w:t>
+        </w:r>
+      </w:hyperlink>
+      <w:r>
+        <w:t xml:space="preserve">. The resulting networks are widely used to study energy flux, extinction dynamics, and ecosystem functioning. They also provide the structural backbone for dynamical systems modelling to address questions about stability-structure-productivity-function relationships, secondary extinction dynamics, species invasion and climate change. There are two broad groups of models in this deductive category.</w:t>
+      </w:r>
+    </w:p>
+    <w:p>
+      <w:pPr>
+        <w:pStyle w:val="BodyText"/>
+      </w:pPr>
+      <w:r>
+        <w:t xml:space="preserve">These models capture the behaviour of the nodes by explicitly considering the properties of the different species in the community. Which means that there is a degree of variance in which links are predicted between species unlike the more</w:t>
+      </w:r>
+      <w:r>
+        <w:t xml:space="preserve"> </w:t>
+      </w:r>
+      <w:r>
+        <w:t xml:space="preserve">‘static’</w:t>
+      </w:r>
+      <w:r>
+        <w:t xml:space="preserve"> </w:t>
+      </w:r>
+      <w:r>
+        <w:t xml:space="preserve">predictions made by inductive models. However, these networks are costly to construct in real world settings (requiring data about the entire community, as it is the behaviour of the system that determines the behaviour of the part) and also lack the larger diet niche context afforded by metawebs.</w:t>
+      </w:r>
+    </w:p>
+    <w:bookmarkStart w:id="25" w:name="abundance-based-models"/>
     <w:p>
       <w:pPr>
         <w:pStyle w:val="Heading3"/>
       </w:pPr>
       <w:r>
-        <w:t xml:space="preserve">4.3.1 Species-specific networks</w:t>
+        <w:t xml:space="preserve">4.3.1 Abundance-based models</w:t>
       </w:r>
     </w:p>
     <w:p>
@@ -2412,26 +2454,6 @@
         <w:pStyle w:val="FirstParagraph"/>
       </w:pPr>
       <w:r>
-        <w:t xml:space="preserve">These models capture the behaviour of the nodes by explicitly considering the properties of the different species in the community. Which means that there is a degree of variance in which links are predicted between species unlike the more</w:t>
-      </w:r>
-      <w:r>
-        <w:t xml:space="preserve"> </w:t>
-      </w:r>
-      <w:r>
-        <w:t xml:space="preserve">‘static’</w:t>
-      </w:r>
-      <w:r>
-        <w:t xml:space="preserve"> </w:t>
-      </w:r>
-      <w:r>
-        <w:t xml:space="preserve">predictions made by inductive models. However, these networks are costly to construct in real world settings (requiring data about the entire community, as it is the behaviour of the system that determines the behaviour of the part) and also lack the larger diet niche context afforded by metawebs.</w:t>
-      </w:r>
-    </w:p>
-    <w:p>
-      <w:pPr>
-        <w:pStyle w:val="BodyText"/>
-      </w:pPr>
-      <w:r>
         <w:t xml:space="preserve">Neutral networks are built on the assumption that foraging decisions are tied</w:t>
       </w:r>
       <w:r>
@@ -2469,9 +2491,19 @@
         <w:t xml:space="preserve">.</w:t>
       </w:r>
     </w:p>
-    <w:p>
-      <w:pPr>
-        <w:pStyle w:val="BodyText"/>
+    <w:bookmarkEnd w:id="25"/>
+    <w:bookmarkStart w:id="26" w:name="abundance-based-models-1"/>
+    <w:p>
+      <w:pPr>
+        <w:pStyle w:val="Heading3"/>
+      </w:pPr>
+      <w:r>
+        <w:t xml:space="preserve">4.3.2 Abundance-based models</w:t>
+      </w:r>
+    </w:p>
+    <w:p>
+      <w:pPr>
+        <w:pStyle w:val="FirstParagraph"/>
       </w:pPr>
       <w:r>
         <w:t xml:space="preserve">There is a broader group of models that focus on determining interactions in terms of energetic constraints on diet breadth, often using the ratio of consumer-resource body size as a proxy for capturing the energetic constraints of feeding. Models such as those developed by</w:t>
@@ -2574,10 +2606,10 @@
         <w:t xml:space="preserve">.</w:t>
       </w:r>
     </w:p>
-    <w:bookmarkEnd w:id="25"/>
     <w:bookmarkEnd w:id="26"/>
     <w:bookmarkEnd w:id="27"/>
-    <w:bookmarkStart w:id="34" w:name="sec-progress"/>
+    <w:bookmarkEnd w:id="28"/>
+    <w:bookmarkStart w:id="35" w:name="sec-progress"/>
     <w:p>
       <w:pPr>
         <w:pStyle w:val="Heading1"/>
@@ -2742,7 +2774,7 @@
       <w:tr>
         <w:tc>
           <w:tcPr/>
-          <w:bookmarkStart w:id="28" w:name="tbl-questions"/>
+          <w:bookmarkStart w:id="29" w:name="tbl-questions"/>
           <w:p>
             <w:pPr>
               <w:jc w:val="center"/>
@@ -3747,12 +3779,12 @@
               </w:tc>
             </w:tr>
           </w:tbl>
-          <w:bookmarkEnd w:id="28"/>
+          <w:bookmarkEnd w:id="29"/>
           <w:p/>
         </w:tc>
       </w:tr>
     </w:tbl>
-    <w:bookmarkStart w:id="32" w:name="key-eco-evo-conservation-questions"/>
+    <w:bookmarkStart w:id="33" w:name="key-eco-evo-conservation-questions"/>
     <w:p>
       <w:pPr>
         <w:pStyle w:val="Heading2"/>
@@ -3761,7 +3793,7 @@
         <w:t xml:space="preserve">5.1 Key Eco-Evo-Conservation Questions</w:t>
       </w:r>
     </w:p>
-    <w:bookmarkStart w:id="29" w:name="sec-progress_metaweb"/>
+    <w:bookmarkStart w:id="30" w:name="sec-progress_metaweb"/>
     <w:p>
       <w:pPr>
         <w:pStyle w:val="Heading3"/>
@@ -3796,8 +3828,8 @@
         <w:t xml:space="preserve">. Because they focus on feasible rather than realised interactions, global metawebs are also well suited to studying eco-evolutionary dynamics and how evolutionary history, natural selection, and phenotypic plasticity shape interaction niches.</w:t>
       </w:r>
     </w:p>
-    <w:bookmarkEnd w:id="29"/>
-    <w:bookmarkStart w:id="30" w:name="sec-progress_regional"/>
+    <w:bookmarkEnd w:id="30"/>
+    <w:bookmarkStart w:id="31" w:name="sec-progress_regional"/>
     <w:p>
       <w:pPr>
         <w:pStyle w:val="Heading3"/>
@@ -3841,8 +3873,8 @@
         <w:t xml:space="preserve">-diversity) rather than changes in interaction processes.</w:t>
       </w:r>
     </w:p>
-    <w:bookmarkEnd w:id="30"/>
-    <w:bookmarkStart w:id="31" w:name="realised-networks"/>
+    <w:bookmarkEnd w:id="31"/>
+    <w:bookmarkStart w:id="32" w:name="realised-networks"/>
     <w:p>
       <w:pPr>
         <w:pStyle w:val="Heading3"/>
@@ -3894,9 +3926,9 @@
         <w:t xml:space="preserve">. Developing approaches that better reconcile empirical networks with realised community dynamics therefore remains an important challenge.</w:t>
       </w:r>
     </w:p>
-    <w:bookmarkEnd w:id="31"/>
     <w:bookmarkEnd w:id="32"/>
-    <w:bookmarkStart w:id="33" w:name="key-methodological-challenges"/>
+    <w:bookmarkEnd w:id="33"/>
+    <w:bookmarkStart w:id="34" w:name="key-methodological-challenges"/>
     <w:p>
       <w:pPr>
         <w:pStyle w:val="Heading2"/>
@@ -4120,9 +4152,9 @@
         <w:t xml:space="preserve">Taken together, these challenges highlight three overarching messages. (i) Network representations are inseparable from the data and assumptions used to construct them; (ii) validation and benchmarking must be aligned with the intended network type and research question; and (iii) greater conceptual clarity is needed when transitioning between metawebs and realised networks, particularly in applied contexts. Explicitly articulating these distinctions is essential if networks are to be used rigorously and transparently across scales.</w:t>
       </w:r>
     </w:p>
-    <w:bookmarkEnd w:id="33"/>
     <w:bookmarkEnd w:id="34"/>
-    <w:bookmarkStart w:id="35" w:name="concluding-remarks"/>
+    <w:bookmarkEnd w:id="35"/>
+    <w:bookmarkStart w:id="36" w:name="concluding-remarks"/>
     <w:p>
       <w:pPr>
         <w:pStyle w:val="Heading1"/>
@@ -4215,8 +4247,8 @@
         <w:t xml:space="preserve">The framework presented here provides a structured basis for comparing network representations and evaluating their suitability across conceptual, methodological, and applied contexts. Establishing this standard is essential for preventing the misinterpretation of network data and for addressing foundational questions in biodiversity science.</w:t>
       </w:r>
     </w:p>
-    <w:bookmarkEnd w:id="35"/>
-    <w:bookmarkStart w:id="343" w:name="references"/>
+    <w:bookmarkEnd w:id="36"/>
+    <w:bookmarkStart w:id="344" w:name="references"/>
     <w:p>
       <w:pPr>
         <w:pStyle w:val="Heading1"/>
@@ -4225,8 +4257,8 @@
         <w:t xml:space="preserve">References</w:t>
       </w:r>
     </w:p>
-    <w:bookmarkStart w:id="342" w:name="refs"/>
-    <w:bookmarkStart w:id="37" w:name="ref-eltonAnimalEcology2001"/>
+    <w:bookmarkStart w:id="343" w:name="refs"/>
+    <w:bookmarkStart w:id="38" w:name="ref-eltonAnimalEcology2001"/>
     <w:p>
       <w:pPr>
         <w:pStyle w:val="Bibliography"/>
@@ -4273,7 +4305,7 @@
       <w:r>
         <w:t xml:space="preserve"> </w:t>
       </w:r>
-      <w:hyperlink r:id="rId36">
+      <w:hyperlink r:id="rId37">
         <w:r>
           <w:rPr>
             <w:rStyle w:val="Hyperlink"/>
@@ -4285,8 +4317,8 @@
         <w:t xml:space="preserve">.</w:t>
       </w:r>
     </w:p>
-    <w:bookmarkEnd w:id="37"/>
-    <w:bookmarkStart w:id="39" w:name="Xe227781537312aad81566d289906b7942bbcf13"/>
+    <w:bookmarkEnd w:id="38"/>
+    <w:bookmarkStart w:id="40" w:name="Xe227781537312aad81566d289906b7942bbcf13"/>
     <w:p>
       <w:pPr>
         <w:pStyle w:val="Bibliography"/>
@@ -4347,7 +4379,7 @@
       <w:r>
         <w:t xml:space="preserve">, 399–417. (doi:</w:t>
       </w:r>
-      <w:hyperlink r:id="rId38">
+      <w:hyperlink r:id="rId39">
         <w:r>
           <w:rPr>
             <w:rStyle w:val="Hyperlink"/>
@@ -4359,8 +4391,8 @@
         <w:t xml:space="preserve">)</w:t>
       </w:r>
     </w:p>
-    <w:bookmarkEnd w:id="39"/>
-    <w:bookmarkStart w:id="41" w:name="X9a79021e0a3ad2fcbfd1508b4825e64d4c3fb03"/>
+    <w:bookmarkEnd w:id="40"/>
+    <w:bookmarkStart w:id="42" w:name="X9a79021e0a3ad2fcbfd1508b4825e64d4c3fb03"/>
     <w:p>
       <w:pPr>
         <w:pStyle w:val="Bibliography"/>
@@ -4433,7 +4465,7 @@
       <w:r>
         <w:t xml:space="preserve">, 533–536. (doi:</w:t>
       </w:r>
-      <w:hyperlink r:id="rId40">
+      <w:hyperlink r:id="rId41">
         <w:r>
           <w:rPr>
             <w:rStyle w:val="Hyperlink"/>
@@ -4445,8 +4477,8 @@
         <w:t xml:space="preserve">)</w:t>
       </w:r>
     </w:p>
-    <w:bookmarkEnd w:id="41"/>
-    <w:bookmarkStart w:id="43" w:name="Xd3bc60a647f9ff13377c15a84381aefaf14c1db"/>
+    <w:bookmarkEnd w:id="42"/>
+    <w:bookmarkStart w:id="44" w:name="Xd3bc60a647f9ff13377c15a84381aefaf14c1db"/>
     <w:p>
       <w:pPr>
         <w:pStyle w:val="Bibliography"/>
@@ -4486,7 +4518,7 @@
       <w:r>
         <w:t xml:space="preserve">, 106–115. (doi:</w:t>
       </w:r>
-      <w:hyperlink r:id="rId42">
+      <w:hyperlink r:id="rId43">
         <w:r>
           <w:rPr>
             <w:rStyle w:val="Hyperlink"/>
@@ -4498,8 +4530,8 @@
         <w:t xml:space="preserve">)</w:t>
       </w:r>
     </w:p>
-    <w:bookmarkEnd w:id="43"/>
-    <w:bookmarkStart w:id="45" w:name="ref-cohenCommunityFoodWebs1990"/>
+    <w:bookmarkEnd w:id="44"/>
+    <w:bookmarkStart w:id="46" w:name="ref-cohenCommunityFoodWebs1990"/>
     <w:p>
       <w:pPr>
         <w:pStyle w:val="Bibliography"/>
@@ -4595,7 +4627,7 @@
       <w:r>
         <w:t xml:space="preserve"> </w:t>
       </w:r>
-      <w:hyperlink r:id="rId44">
+      <w:hyperlink r:id="rId45">
         <w:r>
           <w:rPr>
             <w:rStyle w:val="Hyperlink"/>
@@ -4607,8 +4639,8 @@
         <w:t xml:space="preserve">.</w:t>
       </w:r>
     </w:p>
-    <w:bookmarkEnd w:id="45"/>
-    <w:bookmarkStart w:id="46" w:name="ref-martinezTimeSpaceScale1998"/>
+    <w:bookmarkEnd w:id="46"/>
+    <w:bookmarkStart w:id="47" w:name="ref-martinezTimeSpaceScale1998"/>
     <w:p>
       <w:pPr>
         <w:pStyle w:val="Bibliography"/>
@@ -4705,8 +4737,8 @@
         <w:t xml:space="preserve"> </w:t>
       </w:r>
     </w:p>
-    <w:bookmarkEnd w:id="46"/>
-    <w:bookmarkStart w:id="48" w:name="X6a748f2c18be5d40b86306295ddf535fd2774da"/>
+    <w:bookmarkEnd w:id="47"/>
+    <w:bookmarkStart w:id="49" w:name="X6a748f2c18be5d40b86306295ddf535fd2774da"/>
     <w:p>
       <w:pPr>
         <w:pStyle w:val="Bibliography"/>
@@ -4746,7 +4778,7 @@
       <w:r>
         <w:t xml:space="preserve">, 558–567. (doi:</w:t>
       </w:r>
-      <w:hyperlink r:id="rId47">
+      <w:hyperlink r:id="rId48">
         <w:r>
           <w:rPr>
             <w:rStyle w:val="Hyperlink"/>
@@ -4758,8 +4790,8 @@
         <w:t xml:space="preserve">)</w:t>
       </w:r>
     </w:p>
-    <w:bookmarkEnd w:id="48"/>
-    <w:bookmarkStart w:id="50" w:name="X35cc3e59baff7bf98de21ce317019a7494753b4"/>
+    <w:bookmarkEnd w:id="49"/>
+    <w:bookmarkStart w:id="51" w:name="X35cc3e59baff7bf98de21ce317019a7494753b4"/>
     <w:p>
       <w:pPr>
         <w:pStyle w:val="Bibliography"/>
@@ -4812,7 +4844,7 @@
       <w:r>
         <w:t xml:space="preserve">, 1478–1489. (doi:</w:t>
       </w:r>
-      <w:hyperlink r:id="rId49">
+      <w:hyperlink r:id="rId50">
         <w:r>
           <w:rPr>
             <w:rStyle w:val="Hyperlink"/>
@@ -4824,8 +4856,8 @@
         <w:t xml:space="preserve">)</w:t>
       </w:r>
     </w:p>
-    <w:bookmarkEnd w:id="50"/>
-    <w:bookmarkStart w:id="52" w:name="ref-windsorUsingEcologicalNetworks2023"/>
+    <w:bookmarkEnd w:id="51"/>
+    <w:bookmarkStart w:id="53" w:name="ref-windsorUsingEcologicalNetworks2023"/>
     <w:p>
       <w:pPr>
         <w:pStyle w:val="Bibliography"/>
@@ -4865,7 +4897,7 @@
       <w:r>
         <w:t xml:space="preserve">, 57–69. (doi:</w:t>
       </w:r>
-      <w:hyperlink r:id="rId51">
+      <w:hyperlink r:id="rId52">
         <w:r>
           <w:rPr>
             <w:rStyle w:val="Hyperlink"/>
@@ -4877,8 +4909,8 @@
         <w:t xml:space="preserve">)</w:t>
       </w:r>
     </w:p>
-    <w:bookmarkEnd w:id="52"/>
-    <w:bookmarkStart w:id="54" w:name="ref-polisComplexTrophicInteractions1991"/>
+    <w:bookmarkEnd w:id="53"/>
+    <w:bookmarkStart w:id="55" w:name="ref-polisComplexTrophicInteractions1991"/>
     <w:p>
       <w:pPr>
         <w:pStyle w:val="Bibliography"/>
@@ -4898,7 +4930,7 @@
       <w:r>
         <w:t xml:space="preserve"> </w:t>
       </w:r>
-      <w:hyperlink r:id="rId53">
+      <w:hyperlink r:id="rId54">
         <w:r>
           <w:rPr>
             <w:rStyle w:val="Hyperlink"/>
@@ -5011,8 +5043,8 @@
         <w:t xml:space="preserve">, 123–155.</w:t>
       </w:r>
     </w:p>
-    <w:bookmarkEnd w:id="54"/>
-    <w:bookmarkStart w:id="56" w:name="Xe1ba449bbaf73311688f266cdecd8e7a53d6080"/>
+    <w:bookmarkEnd w:id="55"/>
+    <w:bookmarkStart w:id="57" w:name="Xe1ba449bbaf73311688f266cdecd8e7a53d6080"/>
     <w:p>
       <w:pPr>
         <w:pStyle w:val="Bibliography"/>
@@ -5094,7 +5126,7 @@
       <w:r>
         <w:t xml:space="preserve">, 367–392. (doi:</w:t>
       </w:r>
-      <w:hyperlink r:id="rId55">
+      <w:hyperlink r:id="rId56">
         <w:r>
           <w:rPr>
             <w:rStyle w:val="Hyperlink"/>
@@ -5106,8 +5138,8 @@
         <w:t xml:space="preserve">)</w:t>
       </w:r>
     </w:p>
-    <w:bookmarkEnd w:id="56"/>
-    <w:bookmarkStart w:id="57" w:name="ref-dormannRisePossibleFall2023"/>
+    <w:bookmarkEnd w:id="57"/>
+    <w:bookmarkStart w:id="58" w:name="ref-dormannRisePossibleFall2023"/>
     <w:p>
       <w:pPr>
         <w:pStyle w:val="Bibliography"/>
@@ -5211,8 +5243,8 @@
         <w:t xml:space="preserve"> </w:t>
       </w:r>
     </w:p>
-    <w:bookmarkEnd w:id="57"/>
-    <w:bookmarkStart w:id="59" w:name="ref-bluthgenWhyNetworkAnalysis2010"/>
+    <w:bookmarkEnd w:id="58"/>
+    <w:bookmarkStart w:id="60" w:name="ref-bluthgenWhyNetworkAnalysis2010"/>
     <w:p>
       <w:pPr>
         <w:pStyle w:val="Bibliography"/>
@@ -5264,7 +5296,7 @@
       <w:r>
         <w:t xml:space="preserve">, 185–195. (doi:</w:t>
       </w:r>
-      <w:hyperlink r:id="rId58">
+      <w:hyperlink r:id="rId59">
         <w:r>
           <w:rPr>
             <w:rStyle w:val="Hyperlink"/>
@@ -5276,8 +5308,8 @@
         <w:t xml:space="preserve">)</w:t>
       </w:r>
     </w:p>
-    <w:bookmarkEnd w:id="59"/>
-    <w:bookmarkStart w:id="61" w:name="X9d1f927846a542925bb5e07ec25c6794de0a124"/>
+    <w:bookmarkEnd w:id="60"/>
+    <w:bookmarkStart w:id="62" w:name="X9d1f927846a542925bb5e07ec25c6794de0a124"/>
     <w:p>
       <w:pPr>
         <w:pStyle w:val="Bibliography"/>
@@ -5350,7 +5382,7 @@
       <w:r>
         <w:t xml:space="preserve">, 65–88. (doi:</w:t>
       </w:r>
-      <w:hyperlink r:id="rId60">
+      <w:hyperlink r:id="rId61">
         <w:r>
           <w:rPr>
             <w:rStyle w:val="Hyperlink"/>
@@ -5362,8 +5394,8 @@
         <w:t xml:space="preserve">)</w:t>
       </w:r>
     </w:p>
-    <w:bookmarkEnd w:id="61"/>
-    <w:bookmarkStart w:id="63" w:name="X539896ce86e228708f5963ceeaf0e82711f0c07"/>
+    <w:bookmarkEnd w:id="62"/>
+    <w:bookmarkStart w:id="64" w:name="X539896ce86e228708f5963ceeaf0e82711f0c07"/>
     <w:p>
       <w:pPr>
         <w:pStyle w:val="Bibliography"/>
@@ -5403,7 +5435,7 @@
       <w:r>
         <w:t xml:space="preserve">, e3002068. (doi:</w:t>
       </w:r>
-      <w:hyperlink r:id="rId62">
+      <w:hyperlink r:id="rId63">
         <w:r>
           <w:rPr>
             <w:rStyle w:val="Hyperlink"/>
@@ -5415,8 +5447,8 @@
         <w:t xml:space="preserve">)</w:t>
       </w:r>
     </w:p>
-    <w:bookmarkEnd w:id="63"/>
-    <w:bookmarkStart w:id="65" w:name="X866d76638eb086a375868d385707e3e60c85c4a"/>
+    <w:bookmarkEnd w:id="64"/>
+    <w:bookmarkStart w:id="66" w:name="X866d76638eb086a375868d385707e3e60c85c4a"/>
     <w:p>
       <w:pPr>
         <w:pStyle w:val="Bibliography"/>
@@ -5468,7 +5500,7 @@
       <w:r>
         <w:t xml:space="preserve">, e4467. (doi:</w:t>
       </w:r>
-      <w:hyperlink r:id="rId64">
+      <w:hyperlink r:id="rId65">
         <w:r>
           <w:rPr>
             <w:rStyle w:val="Hyperlink"/>
@@ -5480,8 +5512,8 @@
         <w:t xml:space="preserve">)</w:t>
       </w:r>
     </w:p>
-    <w:bookmarkEnd w:id="65"/>
-    <w:bookmarkStart w:id="67" w:name="Xb98540aa593532e6becc4c7a0dd85d3f243b54c"/>
+    <w:bookmarkEnd w:id="66"/>
+    <w:bookmarkStart w:id="68" w:name="Xb98540aa593532e6becc4c7a0dd85d3f243b54c"/>
     <w:p>
       <w:pPr>
         <w:pStyle w:val="Bibliography"/>
@@ -5498,7 +5530,7 @@
       <w:r>
         <w:t xml:space="preserve">Moulatlet G, Luna P, Dattilo W, Villalobos F. 2024 The scaling of trophic specialization in interaction networks across levels of organization. (doi:</w:t>
       </w:r>
-      <w:hyperlink r:id="rId66">
+      <w:hyperlink r:id="rId67">
         <w:r>
           <w:rPr>
             <w:rStyle w:val="Hyperlink"/>
@@ -5510,8 +5542,8 @@
         <w:t xml:space="preserve">)</w:t>
       </w:r>
     </w:p>
-    <w:bookmarkEnd w:id="67"/>
-    <w:bookmarkStart w:id="69" w:name="ref-pringleResolvingFoodWebStructure2020"/>
+    <w:bookmarkEnd w:id="68"/>
+    <w:bookmarkStart w:id="70" w:name="ref-pringleResolvingFoodWebStructure2020"/>
     <w:p>
       <w:pPr>
         <w:pStyle w:val="Bibliography"/>
@@ -5560,7 +5592,7 @@
       <w:r>
         <w:t xml:space="preserve">, 55–80. (doi:</w:t>
       </w:r>
-      <w:hyperlink r:id="rId68">
+      <w:hyperlink r:id="rId69">
         <w:r>
           <w:rPr>
             <w:rStyle w:val="Hyperlink"/>
@@ -5572,8 +5604,8 @@
         <w:t xml:space="preserve">)</w:t>
       </w:r>
     </w:p>
-    <w:bookmarkEnd w:id="69"/>
-    <w:bookmarkStart w:id="71" w:name="ref-saberskiImpactDataResolution2024"/>
+    <w:bookmarkEnd w:id="70"/>
+    <w:bookmarkStart w:id="72" w:name="ref-saberskiImpactDataResolution2024"/>
     <w:p>
       <w:pPr>
         <w:pStyle w:val="Bibliography"/>
@@ -5613,7 +5645,7 @@
       <w:r>
         <w:t xml:space="preserve">, 1–10. (doi:</w:t>
       </w:r>
-      <w:hyperlink r:id="rId70">
+      <w:hyperlink r:id="rId71">
         <w:r>
           <w:rPr>
             <w:rStyle w:val="Hyperlink"/>
@@ -5625,8 +5657,8 @@
         <w:t xml:space="preserve">)</w:t>
       </w:r>
     </w:p>
-    <w:bookmarkEnd w:id="71"/>
-    <w:bookmarkStart w:id="73" w:name="Xaecfe1d4a33bf02078e0db488e6aa2f6950ed89"/>
+    <w:bookmarkEnd w:id="72"/>
+    <w:bookmarkStart w:id="74" w:name="Xaecfe1d4a33bf02078e0db488e6aa2f6950ed89"/>
     <w:p>
       <w:pPr>
         <w:pStyle w:val="Bibliography"/>
@@ -5666,7 +5698,7 @@
       <w:r>
         <w:t xml:space="preserve">, 321–326. (doi:</w:t>
       </w:r>
-      <w:hyperlink r:id="rId72">
+      <w:hyperlink r:id="rId73">
         <w:r>
           <w:rPr>
             <w:rStyle w:val="Hyperlink"/>
@@ -5678,8 +5710,8 @@
         <w:t xml:space="preserve">)</w:t>
       </w:r>
     </w:p>
-    <w:bookmarkEnd w:id="73"/>
-    <w:bookmarkStart w:id="75" w:name="Xeaac6401b3f2ce9d74319c82605684477c83e79"/>
+    <w:bookmarkEnd w:id="74"/>
+    <w:bookmarkStart w:id="76" w:name="Xeaac6401b3f2ce9d74319c82605684477c83e79"/>
     <w:p>
       <w:pPr>
         <w:pStyle w:val="Bibliography"/>
@@ -5722,7 +5754,7 @@
       <w:r>
         <w:t xml:space="preserve">, 1–10. (doi:</w:t>
       </w:r>
-      <w:hyperlink r:id="rId74">
+      <w:hyperlink r:id="rId75">
         <w:r>
           <w:rPr>
             <w:rStyle w:val="Hyperlink"/>
@@ -5734,8 +5766,8 @@
         <w:t xml:space="preserve">)</w:t>
       </w:r>
     </w:p>
-    <w:bookmarkEnd w:id="75"/>
-    <w:bookmarkStart w:id="77" w:name="ref-odumEnergyFlowEcosystems1968"/>
+    <w:bookmarkEnd w:id="76"/>
+    <w:bookmarkStart w:id="78" w:name="ref-odumEnergyFlowEcosystems1968"/>
     <w:p>
       <w:pPr>
         <w:pStyle w:val="Bibliography"/>
@@ -5805,7 +5837,7 @@
       <w:r>
         <w:t xml:space="preserve">, 11–18. (doi:</w:t>
       </w:r>
-      <w:hyperlink r:id="rId76">
+      <w:hyperlink r:id="rId77">
         <w:r>
           <w:rPr>
             <w:rStyle w:val="Hyperlink"/>
@@ -5817,8 +5849,8 @@
         <w:t xml:space="preserve">)</w:t>
       </w:r>
     </w:p>
-    <w:bookmarkEnd w:id="77"/>
-    <w:bookmarkStart w:id="79" w:name="ref-mayWillLargeComplex1972"/>
+    <w:bookmarkEnd w:id="78"/>
+    <w:bookmarkStart w:id="80" w:name="ref-mayWillLargeComplex1972"/>
     <w:p>
       <w:pPr>
         <w:pStyle w:val="Bibliography"/>
@@ -5858,7 +5890,7 @@
       <w:r>
         <w:t xml:space="preserve">, 413–414. (doi:</w:t>
       </w:r>
-      <w:hyperlink r:id="rId78">
+      <w:hyperlink r:id="rId79">
         <w:r>
           <w:rPr>
             <w:rStyle w:val="Hyperlink"/>
@@ -5870,8 +5902,8 @@
         <w:t xml:space="preserve">)</w:t>
       </w:r>
     </w:p>
-    <w:bookmarkEnd w:id="79"/>
-    <w:bookmarkStart w:id="81" w:name="ref-broseAllometricScalingEnhances2006"/>
+    <w:bookmarkEnd w:id="80"/>
+    <w:bookmarkStart w:id="82" w:name="ref-broseAllometricScalingEnhances2006"/>
     <w:p>
       <w:pPr>
         <w:pStyle w:val="Bibliography"/>
@@ -5911,7 +5943,7 @@
       <w:r>
         <w:t xml:space="preserve">, 1228–1236. (doi:</w:t>
       </w:r>
-      <w:hyperlink r:id="rId80">
+      <w:hyperlink r:id="rId81">
         <w:r>
           <w:rPr>
             <w:rStyle w:val="Hyperlink"/>
@@ -5923,8 +5955,8 @@
         <w:t xml:space="preserve">)</w:t>
       </w:r>
     </w:p>
-    <w:bookmarkEnd w:id="81"/>
-    <w:bookmarkStart w:id="83" w:name="ref-montoyaEcologicalNetworksTheir2006"/>
+    <w:bookmarkEnd w:id="82"/>
+    <w:bookmarkStart w:id="84" w:name="ref-montoyaEcologicalNetworksTheir2006"/>
     <w:p>
       <w:pPr>
         <w:pStyle w:val="Bibliography"/>
@@ -5964,7 +5996,7 @@
       <w:r>
         <w:t xml:space="preserve">, 259–264. (doi:</w:t>
       </w:r>
-      <w:hyperlink r:id="rId82">
+      <w:hyperlink r:id="rId83">
         <w:r>
           <w:rPr>
             <w:rStyle w:val="Hyperlink"/>
@@ -5976,8 +6008,8 @@
         <w:t xml:space="preserve">)</w:t>
       </w:r>
     </w:p>
-    <w:bookmarkEnd w:id="83"/>
-    <w:bookmarkStart w:id="85" w:name="Xc0e0e838128ec9c06d72641567f16dac679137a"/>
+    <w:bookmarkEnd w:id="84"/>
+    <w:bookmarkStart w:id="86" w:name="Xc0e0e838128ec9c06d72641567f16dac679137a"/>
     <w:p>
       <w:pPr>
         <w:pStyle w:val="Bibliography"/>
@@ -6017,7 +6049,7 @@
       <w:r>
         <w:t xml:space="preserve">, 12718. (doi:</w:t>
       </w:r>
-      <w:hyperlink r:id="rId84">
+      <w:hyperlink r:id="rId85">
         <w:r>
           <w:rPr>
             <w:rStyle w:val="Hyperlink"/>
@@ -6029,8 +6061,8 @@
         <w:t xml:space="preserve">)</w:t>
       </w:r>
     </w:p>
-    <w:bookmarkEnd w:id="85"/>
-    <w:bookmarkStart w:id="87" w:name="ref-danetResponseDiversityMajor2024"/>
+    <w:bookmarkEnd w:id="86"/>
+    <w:bookmarkStart w:id="88" w:name="ref-danetResponseDiversityMajor2024"/>
     <w:p>
       <w:pPr>
         <w:pStyle w:val="Bibliography"/>
@@ -6047,7 +6079,7 @@
       <w:r>
         <w:t xml:space="preserve">Danet A, Kéfi S, Johnson TF, Beckerman AP. 2024 Response diversity is a major driver of temporal stability in complex food webs., 2024.08.29.610288. (doi:</w:t>
       </w:r>
-      <w:hyperlink r:id="rId86">
+      <w:hyperlink r:id="rId87">
         <w:r>
           <w:rPr>
             <w:rStyle w:val="Hyperlink"/>
@@ -6059,8 +6091,8 @@
         <w:t xml:space="preserve">)</w:t>
       </w:r>
     </w:p>
-    <w:bookmarkEnd w:id="87"/>
-    <w:bookmarkStart w:id="89" w:name="Xce61f9463b8a9f3b89eeb4518bbe3b5ec8b2ca7"/>
+    <w:bookmarkEnd w:id="88"/>
+    <w:bookmarkStart w:id="90" w:name="Xce61f9463b8a9f3b89eeb4518bbe3b5ec8b2ca7"/>
     <w:p>
       <w:pPr>
         <w:pStyle w:val="Bibliography"/>
@@ -6100,7 +6132,7 @@
       <w:r>
         <w:t xml:space="preserve">, 101. (doi:</w:t>
       </w:r>
-      <w:hyperlink r:id="rId88">
+      <w:hyperlink r:id="rId89">
         <w:r>
           <w:rPr>
             <w:rStyle w:val="Hyperlink"/>
@@ -6112,8 +6144,8 @@
         <w:t xml:space="preserve">)</w:t>
       </w:r>
     </w:p>
-    <w:bookmarkEnd w:id="89"/>
-    <w:bookmarkStart w:id="91" w:name="ref-haoGlobalProjectionTerrestrial2025"/>
+    <w:bookmarkEnd w:id="90"/>
+    <w:bookmarkStart w:id="92" w:name="ref-haoGlobalProjectionTerrestrial2025"/>
     <w:p>
       <w:pPr>
         <w:pStyle w:val="Bibliography"/>
@@ -6186,7 +6218,7 @@
       <w:r>
         <w:t xml:space="preserve">, e70061. (doi:</w:t>
       </w:r>
-      <w:hyperlink r:id="rId90">
+      <w:hyperlink r:id="rId91">
         <w:r>
           <w:rPr>
             <w:rStyle w:val="Hyperlink"/>
@@ -6198,8 +6230,8 @@
         <w:t xml:space="preserve">)</w:t>
       </w:r>
     </w:p>
-    <w:bookmarkEnd w:id="91"/>
-    <w:bookmarkStart w:id="93" w:name="ref-pecuchetNovelFeedingInteractions2020"/>
+    <w:bookmarkEnd w:id="92"/>
+    <w:bookmarkStart w:id="94" w:name="ref-pecuchetNovelFeedingInteractions2020"/>
     <w:p>
       <w:pPr>
         <w:pStyle w:val="Bibliography"/>
@@ -6251,7 +6283,7 @@
       <w:r>
         <w:t xml:space="preserve">, 4894–4906. (doi:</w:t>
       </w:r>
-      <w:hyperlink r:id="rId92">
+      <w:hyperlink r:id="rId93">
         <w:r>
           <w:rPr>
             <w:rStyle w:val="Hyperlink"/>
@@ -6263,8 +6295,8 @@
         <w:t xml:space="preserve">)</w:t>
       </w:r>
     </w:p>
-    <w:bookmarkEnd w:id="93"/>
-    <w:bookmarkStart w:id="95" w:name="X03e9e0a0d566f92bb17f572b5d8593be755e14a"/>
+    <w:bookmarkEnd w:id="94"/>
+    <w:bookmarkStart w:id="96" w:name="X03e9e0a0d566f92bb17f572b5d8593be755e14a"/>
     <w:p>
       <w:pPr>
         <w:pStyle w:val="Bibliography"/>
@@ -6304,7 +6336,7 @@
       <w:r>
         <w:t xml:space="preserve">, 891–899. (doi:</w:t>
       </w:r>
-      <w:hyperlink r:id="rId94">
+      <w:hyperlink r:id="rId95">
         <w:r>
           <w:rPr>
             <w:rStyle w:val="Hyperlink"/>
@@ -6316,8 +6348,8 @@
         <w:t xml:space="preserve">)</w:t>
       </w:r>
     </w:p>
-    <w:bookmarkEnd w:id="95"/>
-    <w:bookmarkStart w:id="97" w:name="X8b144a397bc252389b4c5724e7648e8d6646908"/>
+    <w:bookmarkEnd w:id="96"/>
+    <w:bookmarkStart w:id="98" w:name="X8b144a397bc252389b4c5724e7648e8d6646908"/>
     <w:p>
       <w:pPr>
         <w:pStyle w:val="Bibliography"/>
@@ -6378,7 +6410,7 @@
       <w:r>
         <w:t xml:space="preserve">, e14533. (doi:</w:t>
       </w:r>
-      <w:hyperlink r:id="rId96">
+      <w:hyperlink r:id="rId97">
         <w:r>
           <w:rPr>
             <w:rStyle w:val="Hyperlink"/>
@@ -6390,8 +6422,8 @@
         <w:t xml:space="preserve">)</w:t>
       </w:r>
     </w:p>
-    <w:bookmarkEnd w:id="97"/>
-    <w:bookmarkStart w:id="99" w:name="ref-keyesEcologicalNetworkApproach2021"/>
+    <w:bookmarkEnd w:id="98"/>
+    <w:bookmarkStart w:id="100" w:name="ref-keyesEcologicalNetworkApproach2021"/>
     <w:p>
       <w:pPr>
         <w:pStyle w:val="Bibliography"/>
@@ -6431,7 +6463,7 @@
       <w:r>
         <w:t xml:space="preserve">, 1586. (doi:</w:t>
       </w:r>
-      <w:hyperlink r:id="rId98">
+      <w:hyperlink r:id="rId99">
         <w:r>
           <w:rPr>
             <w:rStyle w:val="Hyperlink"/>
@@ -6443,8 +6475,8 @@
         <w:t xml:space="preserve">)</w:t>
       </w:r>
     </w:p>
-    <w:bookmarkEnd w:id="99"/>
-    <w:bookmarkStart w:id="101" w:name="ref-delmasSimulationsBiomassDynamics2017"/>
+    <w:bookmarkEnd w:id="100"/>
+    <w:bookmarkStart w:id="102" w:name="ref-delmasSimulationsBiomassDynamics2017"/>
     <w:p>
       <w:pPr>
         <w:pStyle w:val="Bibliography"/>
@@ -6484,7 +6516,7 @@
       <w:r>
         <w:t xml:space="preserve">, 881–886. (doi:</w:t>
       </w:r>
-      <w:hyperlink r:id="rId100">
+      <w:hyperlink r:id="rId101">
         <w:r>
           <w:rPr>
             <w:rStyle w:val="Hyperlink"/>
@@ -6496,8 +6528,8 @@
         <w:t xml:space="preserve">)</w:t>
       </w:r>
     </w:p>
-    <w:bookmarkEnd w:id="101"/>
-    <w:bookmarkStart w:id="103" w:name="Xe3e49d362cfe4dc69cf94913d43d3c00a90a030"/>
+    <w:bookmarkEnd w:id="102"/>
+    <w:bookmarkStart w:id="104" w:name="Xe3e49d362cfe4dc69cf94913d43d3c00a90a030"/>
     <w:p>
       <w:pPr>
         <w:pStyle w:val="Bibliography"/>
@@ -6537,7 +6569,7 @@
       <w:r>
         <w:t xml:space="preserve">, 196–210. (doi:</w:t>
       </w:r>
-      <w:hyperlink r:id="rId102">
+      <w:hyperlink r:id="rId103">
         <w:r>
           <w:rPr>
             <w:rStyle w:val="Hyperlink"/>
@@ -6549,8 +6581,8 @@
         <w:t xml:space="preserve">)</w:t>
       </w:r>
     </w:p>
-    <w:bookmarkEnd w:id="103"/>
-    <w:bookmarkStart w:id="105" w:name="ref-terryImpactStructuredHigherorder2025"/>
+    <w:bookmarkEnd w:id="104"/>
+    <w:bookmarkStart w:id="106" w:name="ref-terryImpactStructuredHigherorder2025"/>
     <w:p>
       <w:pPr>
         <w:pStyle w:val="Bibliography"/>
@@ -6590,7 +6622,7 @@
       <w:r>
         <w:t xml:space="preserve">, 9. (doi:</w:t>
       </w:r>
-      <w:hyperlink r:id="rId104">
+      <w:hyperlink r:id="rId105">
         <w:r>
           <w:rPr>
             <w:rStyle w:val="Hyperlink"/>
@@ -6602,8 +6634,8 @@
         <w:t xml:space="preserve">)</w:t>
       </w:r>
     </w:p>
-    <w:bookmarkEnd w:id="105"/>
-    <w:bookmarkStart w:id="107" w:name="ref-poisotDescribeUnderstandPredict2016"/>
+    <w:bookmarkEnd w:id="106"/>
+    <w:bookmarkStart w:id="108" w:name="ref-poisotDescribeUnderstandPredict2016"/>
     <w:p>
       <w:pPr>
         <w:pStyle w:val="Bibliography"/>
@@ -6623,7 +6655,7 @@
       <w:r>
         <w:t xml:space="preserve"> </w:t>
       </w:r>
-      <w:hyperlink r:id="rId106">
+      <w:hyperlink r:id="rId107">
         <w:r>
           <w:rPr>
             <w:rStyle w:val="Hyperlink"/>
@@ -6655,8 +6687,8 @@
         <w:t xml:space="preserve">, 1878–1882.</w:t>
       </w:r>
     </w:p>
-    <w:bookmarkEnd w:id="107"/>
-    <w:bookmarkStart w:id="109" w:name="Xf1526616b81e2f92af827aa5b123838b8d56bfd"/>
+    <w:bookmarkEnd w:id="108"/>
+    <w:bookmarkStart w:id="110" w:name="Xf1526616b81e2f92af827aa5b123838b8d56bfd"/>
     <w:p>
       <w:pPr>
         <w:pStyle w:val="Bibliography"/>
@@ -6729,7 +6761,7 @@
       <w:r>
         <w:t xml:space="preserve">, 551–570. (doi:</w:t>
       </w:r>
-      <w:hyperlink r:id="rId108">
+      <w:hyperlink r:id="rId109">
         <w:r>
           <w:rPr>
             <w:rStyle w:val="Hyperlink"/>
@@ -6741,8 +6773,8 @@
         <w:t xml:space="preserve">)</w:t>
       </w:r>
     </w:p>
-    <w:bookmarkEnd w:id="109"/>
-    <w:bookmarkStart w:id="111" w:name="ref-williamsSimpleRulesYield2000"/>
+    <w:bookmarkEnd w:id="110"/>
+    <w:bookmarkStart w:id="112" w:name="ref-williamsSimpleRulesYield2000"/>
     <w:p>
       <w:pPr>
         <w:pStyle w:val="Bibliography"/>
@@ -6782,7 +6814,7 @@
       <w:r>
         <w:t xml:space="preserve">, 180–183. (doi:</w:t>
       </w:r>
-      <w:hyperlink r:id="rId110">
+      <w:hyperlink r:id="rId111">
         <w:r>
           <w:rPr>
             <w:rStyle w:val="Hyperlink"/>
@@ -6794,8 +6826,8 @@
         <w:t xml:space="preserve">)</w:t>
       </w:r>
     </w:p>
-    <w:bookmarkEnd w:id="111"/>
-    <w:bookmarkStart w:id="113" w:name="X953f6871d68b12bcf0b0712b88c61950663d1f7"/>
+    <w:bookmarkEnd w:id="112"/>
+    <w:bookmarkStart w:id="114" w:name="X953f6871d68b12bcf0b0712b88c61950663d1f7"/>
     <w:p>
       <w:pPr>
         <w:pStyle w:val="Bibliography"/>
@@ -6835,7 +6867,7 @@
       <w:r>
         <w:t xml:space="preserve">, 831–842. (doi:</w:t>
       </w:r>
-      <w:hyperlink r:id="rId112">
+      <w:hyperlink r:id="rId113">
         <w:r>
           <w:rPr>
             <w:rStyle w:val="Hyperlink"/>
@@ -6847,8 +6879,8 @@
         <w:t xml:space="preserve">)</w:t>
       </w:r>
     </w:p>
-    <w:bookmarkEnd w:id="113"/>
-    <w:bookmarkStart w:id="115" w:name="X1e400912f73fb757a731e54197f38b81e74f066"/>
+    <w:bookmarkEnd w:id="114"/>
+    <w:bookmarkStart w:id="116" w:name="X1e400912f73fb757a731e54197f38b81e74f066"/>
     <w:p>
       <w:pPr>
         <w:pStyle w:val="Bibliography"/>
@@ -6888,7 +6920,7 @@
       <w:r>
         <w:t xml:space="preserve">, 2712–2720. (doi:</w:t>
       </w:r>
-      <w:hyperlink r:id="rId114">
+      <w:hyperlink r:id="rId115">
         <w:r>
           <w:rPr>
             <w:rStyle w:val="Hyperlink"/>
@@ -6900,8 +6932,8 @@
         <w:t xml:space="preserve">)</w:t>
       </w:r>
     </w:p>
-    <w:bookmarkEnd w:id="115"/>
-    <w:bookmarkStart w:id="117" w:name="ref-beckermanForagingBiologyPredicts2006"/>
+    <w:bookmarkEnd w:id="116"/>
+    <w:bookmarkStart w:id="118" w:name="ref-beckermanForagingBiologyPredicts2006"/>
     <w:p>
       <w:pPr>
         <w:pStyle w:val="Bibliography"/>
@@ -6941,7 +6973,7 @@
       <w:r>
         <w:t xml:space="preserve">, 13745–13749. (doi:</w:t>
       </w:r>
-      <w:hyperlink r:id="rId116">
+      <w:hyperlink r:id="rId117">
         <w:r>
           <w:rPr>
             <w:rStyle w:val="Hyperlink"/>
@@ -6953,8 +6985,8 @@
         <w:t xml:space="preserve">)</w:t>
       </w:r>
     </w:p>
-    <w:bookmarkEnd w:id="117"/>
-    <w:bookmarkStart w:id="119" w:name="X252b8e82e5b3d72ad0b35a3cf499df77ed31d0f"/>
+    <w:bookmarkEnd w:id="118"/>
+    <w:bookmarkStart w:id="120" w:name="X252b8e82e5b3d72ad0b35a3cf499df77ed31d0f"/>
     <w:p>
       <w:pPr>
         <w:pStyle w:val="Bibliography"/>
@@ -7006,7 +7038,7 @@
       <w:r>
         <w:t xml:space="preserve">, 8599. (doi:</w:t>
       </w:r>
-      <w:hyperlink r:id="rId118">
+      <w:hyperlink r:id="rId119">
         <w:r>
           <w:rPr>
             <w:rStyle w:val="Hyperlink"/>
@@ -7018,8 +7050,8 @@
         <w:t xml:space="preserve">)</w:t>
       </w:r>
     </w:p>
-    <w:bookmarkEnd w:id="119"/>
-    <w:bookmarkStart w:id="120" w:name="ref-dunneNetworkStructureFood2006"/>
+    <w:bookmarkEnd w:id="120"/>
+    <w:bookmarkStart w:id="121" w:name="ref-dunneNetworkStructureFood2006"/>
     <w:p>
       <w:pPr>
         <w:pStyle w:val="Bibliography"/>
@@ -7105,8 +7137,8 @@
         <w:t xml:space="preserve"> </w:t>
       </w:r>
     </w:p>
-    <w:bookmarkEnd w:id="120"/>
-    <w:bookmarkStart w:id="122" w:name="ref-pringleUntanglingFoodWebs2020"/>
+    <w:bookmarkEnd w:id="121"/>
+    <w:bookmarkStart w:id="123" w:name="ref-pringleUntanglingFoodWebs2020"/>
     <w:p>
       <w:pPr>
         <w:pStyle w:val="Bibliography"/>
@@ -7187,7 +7219,7 @@
       <w:r>
         <w:t xml:space="preserve">, pp. 225–238. Princeton University Press. (doi:</w:t>
       </w:r>
-      <w:hyperlink r:id="rId121">
+      <w:hyperlink r:id="rId122">
         <w:r>
           <w:rPr>
             <w:rStyle w:val="Hyperlink"/>
@@ -7199,8 +7231,8 @@
         <w:t xml:space="preserve">)</w:t>
       </w:r>
     </w:p>
-    <w:bookmarkEnd w:id="122"/>
-    <w:bookmarkStart w:id="124" w:name="ref-proulxNetworkThinkingEcology2005"/>
+    <w:bookmarkEnd w:id="123"/>
+    <w:bookmarkStart w:id="125" w:name="ref-proulxNetworkThinkingEcology2005"/>
     <w:p>
       <w:pPr>
         <w:pStyle w:val="Bibliography"/>
@@ -7240,7 +7272,7 @@
       <w:r>
         <w:t xml:space="preserve">, 345–353. (doi:</w:t>
       </w:r>
-      <w:hyperlink r:id="rId123">
+      <w:hyperlink r:id="rId124">
         <w:r>
           <w:rPr>
             <w:rStyle w:val="Hyperlink"/>
@@ -7252,8 +7284,8 @@
         <w:t xml:space="preserve">)</w:t>
       </w:r>
     </w:p>
-    <w:bookmarkEnd w:id="124"/>
-    <w:bookmarkStart w:id="126" w:name="Xbc141544614601ed5891294cf83ebb7981b5ef5"/>
+    <w:bookmarkEnd w:id="125"/>
+    <w:bookmarkStart w:id="127" w:name="Xbc141544614601ed5891294cf83ebb7981b5ef5"/>
     <w:p>
       <w:pPr>
         <w:pStyle w:val="Bibliography"/>
@@ -7315,7 +7347,7 @@
       <w:r>
         <w:t xml:space="preserve">, e70161. (doi:</w:t>
       </w:r>
-      <w:hyperlink r:id="rId125">
+      <w:hyperlink r:id="rId126">
         <w:r>
           <w:rPr>
             <w:rStyle w:val="Hyperlink"/>
@@ -7327,8 +7359,8 @@
         <w:t xml:space="preserve">)</w:t>
       </w:r>
     </w:p>
-    <w:bookmarkEnd w:id="126"/>
-    <w:bookmarkStart w:id="128" w:name="Xaad5d089781464e09d30bec824bd68c468804d7"/>
+    <w:bookmarkEnd w:id="127"/>
+    <w:bookmarkStart w:id="129" w:name="Xaad5d089781464e09d30bec824bd68c468804d7"/>
     <w:p>
       <w:pPr>
         <w:pStyle w:val="Bibliography"/>
@@ -7368,7 +7400,7 @@
       <w:r>
         <w:t xml:space="preserve">, 303–312. (doi:</w:t>
       </w:r>
-      <w:hyperlink r:id="rId127">
+      <w:hyperlink r:id="rId128">
         <w:r>
           <w:rPr>
             <w:rStyle w:val="Hyperlink"/>
@@ -7380,8 +7412,8 @@
         <w:t xml:space="preserve">)</w:t>
       </w:r>
     </w:p>
-    <w:bookmarkEnd w:id="128"/>
-    <w:bookmarkStart w:id="130" w:name="ref-berlowInteractionStrengthsFood2004"/>
+    <w:bookmarkEnd w:id="129"/>
+    <w:bookmarkStart w:id="131" w:name="ref-berlowInteractionStrengthsFood2004"/>
     <w:p>
       <w:pPr>
         <w:pStyle w:val="Bibliography"/>
@@ -7434,7 +7466,7 @@
       <w:r>
         <w:t xml:space="preserve">, 585–598. (doi:</w:t>
       </w:r>
-      <w:hyperlink r:id="rId129">
+      <w:hyperlink r:id="rId130">
         <w:r>
           <w:rPr>
             <w:rStyle w:val="Hyperlink"/>
@@ -7446,8 +7478,8 @@
         <w:t xml:space="preserve">)</w:t>
       </w:r>
     </w:p>
-    <w:bookmarkEnd w:id="130"/>
-    <w:bookmarkStart w:id="132" w:name="X2d6834cb08966b7d5da0c61c80079bb46b07a34"/>
+    <w:bookmarkEnd w:id="131"/>
+    <w:bookmarkStart w:id="133" w:name="X2d6834cb08966b7d5da0c61c80079bb46b07a34"/>
     <w:p>
       <w:pPr>
         <w:pStyle w:val="Bibliography"/>
@@ -7477,7 +7509,7 @@
       <w:r>
         <w:t xml:space="preserve"> (doi:</w:t>
       </w:r>
-      <w:hyperlink r:id="rId131">
+      <w:hyperlink r:id="rId132">
         <w:r>
           <w:rPr>
             <w:rStyle w:val="Hyperlink"/>
@@ -7489,8 +7521,8 @@
         <w:t xml:space="preserve">)</w:t>
       </w:r>
     </w:p>
-    <w:bookmarkEnd w:id="132"/>
-    <w:bookmarkStart w:id="134" w:name="ref-strydomGraphEmbeddingTransfer2023"/>
+    <w:bookmarkEnd w:id="133"/>
+    <w:bookmarkStart w:id="135" w:name="ref-strydomGraphEmbeddingTransfer2023"/>
     <w:p>
       <w:pPr>
         <w:pStyle w:val="Bibliography"/>
@@ -7543,7 +7575,7 @@
       <w:r>
         <w:t xml:space="preserve">, 2917–2930. (doi:</w:t>
       </w:r>
-      <w:hyperlink r:id="rId133">
+      <w:hyperlink r:id="rId134">
         <w:r>
           <w:rPr>
             <w:rStyle w:val="Hyperlink"/>
@@ -7555,8 +7587,8 @@
         <w:t xml:space="preserve">)</w:t>
       </w:r>
     </w:p>
-    <w:bookmarkEnd w:id="134"/>
-    <w:bookmarkStart w:id="136" w:name="ref-segarRoleEvolutionShaping2020"/>
+    <w:bookmarkEnd w:id="135"/>
+    <w:bookmarkStart w:id="137" w:name="ref-segarRoleEvolutionShaping2020"/>
     <w:p>
       <w:pPr>
         <w:pStyle w:val="Bibliography"/>
@@ -7629,7 +7661,7 @@
       <w:r>
         <w:t xml:space="preserve">, 454–466. (doi:</w:t>
       </w:r>
-      <w:hyperlink r:id="rId135">
+      <w:hyperlink r:id="rId136">
         <w:r>
           <w:rPr>
             <w:rStyle w:val="Hyperlink"/>
@@ -7641,8 +7673,8 @@
         <w:t xml:space="preserve">)</w:t>
       </w:r>
     </w:p>
-    <w:bookmarkEnd w:id="136"/>
-    <w:bookmarkStart w:id="138" w:name="ref-gomezEcologicalInteractionsAre2010"/>
+    <w:bookmarkEnd w:id="137"/>
+    <w:bookmarkStart w:id="139" w:name="ref-gomezEcologicalInteractionsAre2010"/>
     <w:p>
       <w:pPr>
         <w:pStyle w:val="Bibliography"/>
@@ -7682,7 +7714,7 @@
       <w:r>
         <w:t xml:space="preserve">, 918–921. (doi:</w:t>
       </w:r>
-      <w:hyperlink r:id="rId137">
+      <w:hyperlink r:id="rId138">
         <w:r>
           <w:rPr>
             <w:rStyle w:val="Hyperlink"/>
@@ -7694,8 +7726,8 @@
         <w:t xml:space="preserve">)</w:t>
       </w:r>
     </w:p>
-    <w:bookmarkEnd w:id="138"/>
-    <w:bookmarkStart w:id="140" w:name="Xb3b6534bc80dc64b51dd5a3b4d335b302bedbee"/>
+    <w:bookmarkEnd w:id="139"/>
+    <w:bookmarkStart w:id="141" w:name="Xb3b6534bc80dc64b51dd5a3b4d335b302bedbee"/>
     <w:p>
       <w:pPr>
         <w:pStyle w:val="Bibliography"/>
@@ -7735,7 +7767,7 @@
       <w:r>
         <w:t xml:space="preserve">, 446–456. (doi:</w:t>
       </w:r>
-      <w:hyperlink r:id="rId139">
+      <w:hyperlink r:id="rId140">
         <w:r>
           <w:rPr>
             <w:rStyle w:val="Hyperlink"/>
@@ -7747,8 +7779,8 @@
         <w:t xml:space="preserve">)</w:t>
       </w:r>
     </w:p>
-    <w:bookmarkEnd w:id="140"/>
-    <w:bookmarkStart w:id="142" w:name="ref-rossbergFoodWebsExperts2006"/>
+    <w:bookmarkEnd w:id="141"/>
+    <w:bookmarkStart w:id="143" w:name="ref-rossbergFoodWebsExperts2006"/>
     <w:p>
       <w:pPr>
         <w:pStyle w:val="Bibliography"/>
@@ -7800,7 +7832,7 @@
       <w:r>
         <w:t xml:space="preserve">, 552–563. (doi:</w:t>
       </w:r>
-      <w:hyperlink r:id="rId141">
+      <w:hyperlink r:id="rId142">
         <w:r>
           <w:rPr>
             <w:rStyle w:val="Hyperlink"/>
@@ -7812,8 +7844,8 @@
         <w:t xml:space="preserve">)</w:t>
       </w:r>
     </w:p>
-    <w:bookmarkEnd w:id="142"/>
-    <w:bookmarkStart w:id="144" w:name="Xa4f464e98b1e233699634f28f509f4b1a160052"/>
+    <w:bookmarkEnd w:id="143"/>
+    <w:bookmarkStart w:id="145" w:name="Xa4f464e98b1e233699634f28f509f4b1a160052"/>
     <w:p>
       <w:pPr>
         <w:pStyle w:val="Bibliography"/>
@@ -7916,7 +7948,7 @@
       <w:r>
         <w:t xml:space="preserve">, 841–854. (doi:</w:t>
       </w:r>
-      <w:hyperlink r:id="rId143">
+      <w:hyperlink r:id="rId144">
         <w:r>
           <w:rPr>
             <w:rStyle w:val="Hyperlink"/>
@@ -7928,8 +7960,8 @@
         <w:t xml:space="preserve">)</w:t>
       </w:r>
     </w:p>
-    <w:bookmarkEnd w:id="144"/>
-    <w:bookmarkStart w:id="146" w:name="ref-strydomFoodWebReconstruction2022"/>
+    <w:bookmarkEnd w:id="145"/>
+    <w:bookmarkStart w:id="147" w:name="ref-strydomFoodWebReconstruction2022"/>
     <w:p>
       <w:pPr>
         <w:pStyle w:val="Bibliography"/>
@@ -7982,7 +8014,7 @@
       <w:r>
         <w:t xml:space="preserve">, 2838–2849. (doi:</w:t>
       </w:r>
-      <w:hyperlink r:id="rId145">
+      <w:hyperlink r:id="rId146">
         <w:r>
           <w:rPr>
             <w:rStyle w:val="Hyperlink"/>
@@ -7994,8 +8026,8 @@
         <w:t xml:space="preserve">)</w:t>
       </w:r>
     </w:p>
-    <w:bookmarkEnd w:id="146"/>
-    <w:bookmarkStart w:id="148" w:name="ref-blanchetCooccurrenceNotEvidence2020"/>
+    <w:bookmarkEnd w:id="147"/>
+    <w:bookmarkStart w:id="149" w:name="ref-blanchetCooccurrenceNotEvidence2020"/>
     <w:p>
       <w:pPr>
         <w:pStyle w:val="Bibliography"/>
@@ -8035,7 +8067,7 @@
       <w:r>
         <w:t xml:space="preserve">, 1050–1063. (doi:</w:t>
       </w:r>
-      <w:hyperlink r:id="rId147">
+      <w:hyperlink r:id="rId148">
         <w:r>
           <w:rPr>
             <w:rStyle w:val="Hyperlink"/>
@@ -8047,8 +8079,8 @@
         <w:t xml:space="preserve">)</w:t>
       </w:r>
     </w:p>
-    <w:bookmarkEnd w:id="148"/>
-    <w:bookmarkStart w:id="150" w:name="X22de709a0892f7df2c5e90247dcb7344c16197f"/>
+    <w:bookmarkEnd w:id="149"/>
+    <w:bookmarkStart w:id="151" w:name="X22de709a0892f7df2c5e90247dcb7344c16197f"/>
     <w:p>
       <w:pPr>
         <w:pStyle w:val="Bibliography"/>
@@ -8088,7 +8120,7 @@
       <w:r>
         <w:t xml:space="preserve">. (doi:</w:t>
       </w:r>
-      <w:hyperlink r:id="rId149">
+      <w:hyperlink r:id="rId150">
         <w:r>
           <w:rPr>
             <w:rStyle w:val="Hyperlink"/>
@@ -8100,8 +8132,8 @@
         <w:t xml:space="preserve">)</w:t>
       </w:r>
     </w:p>
-    <w:bookmarkEnd w:id="150"/>
-    <w:bookmarkStart w:id="152" w:name="ref-poisotSpeciesWhyEcological2015"/>
+    <w:bookmarkEnd w:id="151"/>
+    <w:bookmarkStart w:id="153" w:name="ref-poisotSpeciesWhyEcological2015"/>
     <w:p>
       <w:pPr>
         <w:pStyle w:val="Bibliography"/>
@@ -8141,7 +8173,7 @@
       <w:r>
         <w:t xml:space="preserve">, 243–251. (doi:</w:t>
       </w:r>
-      <w:hyperlink r:id="rId151">
+      <w:hyperlink r:id="rId152">
         <w:r>
           <w:rPr>
             <w:rStyle w:val="Hyperlink"/>
@@ -8153,8 +8185,8 @@
         <w:t xml:space="preserve">)</w:t>
       </w:r>
     </w:p>
-    <w:bookmarkEnd w:id="152"/>
-    <w:bookmarkStart w:id="154" w:name="ref-caronTraitmatchingModelsPredict2024"/>
+    <w:bookmarkEnd w:id="153"/>
+    <w:bookmarkStart w:id="155" w:name="ref-caronTraitmatchingModelsPredict2024"/>
     <w:p>
       <w:pPr>
         <w:pStyle w:val="Bibliography"/>
@@ -8194,7 +8226,7 @@
       <w:r>
         <w:t xml:space="preserve">, e13807. (doi:</w:t>
       </w:r>
-      <w:hyperlink r:id="rId153">
+      <w:hyperlink r:id="rId154">
         <w:r>
           <w:rPr>
             <w:rStyle w:val="Hyperlink"/>
@@ -8206,8 +8238,8 @@
         <w:t xml:space="preserve">)</w:t>
       </w:r>
     </w:p>
-    <w:bookmarkEnd w:id="154"/>
-    <w:bookmarkStart w:id="156" w:name="X0633d93b9a269a3c9e629dc0ce0eddddf6b5976"/>
+    <w:bookmarkEnd w:id="155"/>
+    <w:bookmarkStart w:id="157" w:name="X0633d93b9a269a3c9e629dc0ce0eddddf6b5976"/>
     <w:p>
       <w:pPr>
         <w:pStyle w:val="Bibliography"/>
@@ -8224,7 +8256,7 @@
       <w:r>
         <w:t xml:space="preserve">Quintero E, Arroyo-Correa B, Isla J, Rodríguez-Sánchez F, Jordano P. 2024 Downscaling mutualistic networks from species to individuals reveals consistent interaction niches and roles within plant populations., 2024.02.02.578595. (doi:</w:t>
       </w:r>
-      <w:hyperlink r:id="rId155">
+      <w:hyperlink r:id="rId156">
         <w:r>
           <w:rPr>
             <w:rStyle w:val="Hyperlink"/>
@@ -8236,8 +8268,8 @@
         <w:t xml:space="preserve">)</w:t>
       </w:r>
     </w:p>
-    <w:bookmarkEnd w:id="156"/>
-    <w:bookmarkStart w:id="158" w:name="ref-stephensForagingTheory1986"/>
+    <w:bookmarkEnd w:id="157"/>
+    <w:bookmarkStart w:id="159" w:name="ref-stephensForagingTheory1986"/>
     <w:p>
       <w:pPr>
         <w:pStyle w:val="Bibliography"/>
@@ -8281,7 +8313,7 @@
       <w:r>
         <w:t xml:space="preserve">. Princeton University Press. (doi:</w:t>
       </w:r>
-      <w:hyperlink r:id="rId157">
+      <w:hyperlink r:id="rId158">
         <w:r>
           <w:rPr>
             <w:rStyle w:val="Hyperlink"/>
@@ -8293,8 +8325,8 @@
         <w:t xml:space="preserve">)</w:t>
       </w:r>
     </w:p>
-    <w:bookmarkEnd w:id="158"/>
-    <w:bookmarkStart w:id="160" w:name="ref-vazquezUnitingPatternProcess2009"/>
+    <w:bookmarkEnd w:id="159"/>
+    <w:bookmarkStart w:id="161" w:name="ref-vazquezUnitingPatternProcess2009"/>
     <w:p>
       <w:pPr>
         <w:pStyle w:val="Bibliography"/>
@@ -8334,7 +8366,7 @@
       <w:r>
         <w:t xml:space="preserve">, 1445–1457. (doi:</w:t>
       </w:r>
-      <w:hyperlink r:id="rId159">
+      <w:hyperlink r:id="rId160">
         <w:r>
           <w:rPr>
             <w:rStyle w:val="Hyperlink"/>
@@ -8346,8 +8378,8 @@
         <w:t xml:space="preserve">)</w:t>
       </w:r>
     </w:p>
-    <w:bookmarkEnd w:id="160"/>
-    <w:bookmarkStart w:id="162" w:name="X148151be55fae469550d414afe81ac309261681"/>
+    <w:bookmarkEnd w:id="161"/>
+    <w:bookmarkStart w:id="163" w:name="X148151be55fae469550d414afe81ac309261681"/>
     <w:p>
       <w:pPr>
         <w:pStyle w:val="Bibliography"/>
@@ -8408,7 +8440,7 @@
       <w:r>
         <w:t xml:space="preserve">, e38295. (doi:</w:t>
       </w:r>
-      <w:hyperlink r:id="rId161">
+      <w:hyperlink r:id="rId162">
         <w:r>
           <w:rPr>
             <w:rStyle w:val="Hyperlink"/>
@@ -8420,8 +8452,8 @@
         <w:t xml:space="preserve">)</w:t>
       </w:r>
     </w:p>
-    <w:bookmarkEnd w:id="162"/>
-    <w:bookmarkStart w:id="164" w:name="ref-momalTreebasedInferenceSpecies2020"/>
+    <w:bookmarkEnd w:id="163"/>
+    <w:bookmarkStart w:id="165" w:name="ref-momalTreebasedInferenceSpecies2020"/>
     <w:p>
       <w:pPr>
         <w:pStyle w:val="Bibliography"/>
@@ -8461,7 +8493,7 @@
       <w:r>
         <w:t xml:space="preserve">, 621–632. (doi:</w:t>
       </w:r>
-      <w:hyperlink r:id="rId163">
+      <w:hyperlink r:id="rId164">
         <w:r>
           <w:rPr>
             <w:rStyle w:val="Hyperlink"/>
@@ -8473,8 +8505,8 @@
         <w:t xml:space="preserve">)</w:t>
       </w:r>
     </w:p>
-    <w:bookmarkEnd w:id="164"/>
-    <w:bookmarkStart w:id="166" w:name="ref-pomeranzInferringPredatorPrey2019"/>
+    <w:bookmarkEnd w:id="165"/>
+    <w:bookmarkStart w:id="167" w:name="ref-pomeranzInferringPredatorPrey2019"/>
     <w:p>
       <w:pPr>
         <w:pStyle w:val="Bibliography"/>
@@ -8514,7 +8546,7 @@
       <w:r>
         <w:t xml:space="preserve">, 356–367. (doi:</w:t>
       </w:r>
-      <w:hyperlink r:id="rId165">
+      <w:hyperlink r:id="rId166">
         <w:r>
           <w:rPr>
             <w:rStyle w:val="Hyperlink"/>
@@ -8526,8 +8558,8 @@
         <w:t xml:space="preserve">)</w:t>
       </w:r>
     </w:p>
-    <w:bookmarkEnd w:id="166"/>
-    <w:bookmarkStart w:id="168" w:name="ref-woottonModularTheoryTrophic2023"/>
+    <w:bookmarkEnd w:id="167"/>
+    <w:bookmarkStart w:id="169" w:name="ref-woottonModularTheoryTrophic2023"/>
     <w:p>
       <w:pPr>
         <w:pStyle w:val="Bibliography"/>
@@ -8567,7 +8599,7 @@
       <w:r>
         <w:t xml:space="preserve">, 26–43. (doi:</w:t>
       </w:r>
-      <w:hyperlink r:id="rId167">
+      <w:hyperlink r:id="rId168">
         <w:r>
           <w:rPr>
             <w:rStyle w:val="Hyperlink"/>
@@ -8579,8 +8611,8 @@
         <w:t xml:space="preserve">)</w:t>
       </w:r>
     </w:p>
-    <w:bookmarkEnd w:id="168"/>
-    <w:bookmarkStart w:id="170" w:name="ref-smithBehavioralResponsesMosaic2021"/>
+    <w:bookmarkEnd w:id="169"/>
+    <w:bookmarkStart w:id="171" w:name="ref-smithBehavioralResponsesMosaic2021"/>
     <w:p>
       <w:pPr>
         <w:pStyle w:val="Bibliography"/>
@@ -8620,7 +8652,7 @@
       <w:r>
         <w:t xml:space="preserve">, e2012493118. (doi:</w:t>
       </w:r>
-      <w:hyperlink r:id="rId169">
+      <w:hyperlink r:id="rId170">
         <w:r>
           <w:rPr>
             <w:rStyle w:val="Hyperlink"/>
@@ -8632,8 +8664,8 @@
         <w:t xml:space="preserve">)</w:t>
       </w:r>
     </w:p>
-    <w:bookmarkEnd w:id="170"/>
-    <w:bookmarkStart w:id="172" w:name="X0c2a588d4c668aa5d8efe715af4b32a452d7f80"/>
+    <w:bookmarkEnd w:id="171"/>
+    <w:bookmarkStart w:id="173" w:name="X0c2a588d4c668aa5d8efe715af4b32a452d7f80"/>
     <w:p>
       <w:pPr>
         <w:pStyle w:val="Bibliography"/>
@@ -8673,7 +8705,7 @@
       <w:r>
         <w:t xml:space="preserve">, 485–489. (doi:</w:t>
       </w:r>
-      <w:hyperlink r:id="rId171">
+      <w:hyperlink r:id="rId172">
         <w:r>
           <w:rPr>
             <w:rStyle w:val="Hyperlink"/>
@@ -8685,8 +8717,8 @@
         <w:t xml:space="preserve">)</w:t>
       </w:r>
     </w:p>
-    <w:bookmarkEnd w:id="172"/>
-    <w:bookmarkStart w:id="174" w:name="ref-portalierMechanicsPredatorPrey2019"/>
+    <w:bookmarkEnd w:id="173"/>
+    <w:bookmarkStart w:id="175" w:name="ref-portalierMechanicsPredatorPrey2019"/>
     <w:p>
       <w:pPr>
         <w:pStyle w:val="Bibliography"/>
@@ -8738,7 +8770,7 @@
       <w:r>
         <w:t xml:space="preserve">, 323–334. (doi:</w:t>
       </w:r>
-      <w:hyperlink r:id="rId173">
+      <w:hyperlink r:id="rId174">
         <w:r>
           <w:rPr>
             <w:rStyle w:val="Hyperlink"/>
@@ -8750,8 +8782,8 @@
         <w:t xml:space="preserve">)</w:t>
       </w:r>
     </w:p>
-    <w:bookmarkEnd w:id="174"/>
-    <w:bookmarkStart w:id="176" w:name="ref-cherifEnvironmentRescueCan2024"/>
+    <w:bookmarkEnd w:id="175"/>
+    <w:bookmarkStart w:id="177" w:name="ref-cherifEnvironmentRescueCan2024"/>
     <w:p>
       <w:pPr>
         <w:pStyle w:val="Bibliography"/>
@@ -8804,7 +8836,7 @@
       <w:r>
         <w:t xml:space="preserve">. (doi:</w:t>
       </w:r>
-      <w:hyperlink r:id="rId175">
+      <w:hyperlink r:id="rId176">
         <w:r>
           <w:rPr>
             <w:rStyle w:val="Hyperlink"/>
@@ -8816,8 +8848,8 @@
         <w:t xml:space="preserve">)</w:t>
       </w:r>
     </w:p>
-    <w:bookmarkEnd w:id="176"/>
-    <w:bookmarkStart w:id="178" w:name="ref-pykeOptimalForagingTheory1984"/>
+    <w:bookmarkEnd w:id="177"/>
+    <w:bookmarkStart w:id="179" w:name="ref-pykeOptimalForagingTheory1984"/>
     <w:p>
       <w:pPr>
         <w:pStyle w:val="Bibliography"/>
@@ -8875,7 +8907,7 @@
       <w:r>
         <w:t xml:space="preserve">, 523–575. (doi:</w:t>
       </w:r>
-      <w:hyperlink r:id="rId177">
+      <w:hyperlink r:id="rId178">
         <w:r>
           <w:rPr>
             <w:rStyle w:val="Hyperlink"/>
@@ -8887,8 +8919,8 @@
         <w:t xml:space="preserve">)</w:t>
       </w:r>
     </w:p>
-    <w:bookmarkEnd w:id="178"/>
-    <w:bookmarkStart w:id="180" w:name="ref-brownMetabolicTheoryEcology2004"/>
+    <w:bookmarkEnd w:id="179"/>
+    <w:bookmarkStart w:id="181" w:name="ref-brownMetabolicTheoryEcology2004"/>
     <w:p>
       <w:pPr>
         <w:pStyle w:val="Bibliography"/>
@@ -8949,7 +8981,7 @@
       <w:r>
         <w:t xml:space="preserve">, 1771–1789. (doi:</w:t>
       </w:r>
-      <w:hyperlink r:id="rId179">
+      <w:hyperlink r:id="rId180">
         <w:r>
           <w:rPr>
             <w:rStyle w:val="Hyperlink"/>
@@ -8961,8 +8993,8 @@
         <w:t xml:space="preserve">)</w:t>
       </w:r>
     </w:p>
-    <w:bookmarkEnd w:id="180"/>
-    <w:bookmarkStart w:id="182" w:name="Xd6a5a92632c18906b287ec3e1da6d3202c1488a"/>
+    <w:bookmarkEnd w:id="181"/>
+    <w:bookmarkStart w:id="183" w:name="Xd6a5a92632c18906b287ec3e1da6d3202c1488a"/>
     <w:p>
       <w:pPr>
         <w:pStyle w:val="Bibliography"/>
@@ -9002,7 +9034,7 @@
       <w:r>
         <w:t xml:space="preserve">, e1007269. (doi:</w:t>
       </w:r>
-      <w:hyperlink r:id="rId181">
+      <w:hyperlink r:id="rId182">
         <w:r>
           <w:rPr>
             <w:rStyle w:val="Hyperlink"/>
@@ -9014,8 +9046,8 @@
         <w:t xml:space="preserve">)</w:t>
       </w:r>
     </w:p>
-    <w:bookmarkEnd w:id="182"/>
-    <w:bookmarkStart w:id="184" w:name="ref-ingsEcologicalNetworksbeyondFood2009"/>
+    <w:bookmarkEnd w:id="183"/>
+    <w:bookmarkStart w:id="185" w:name="ref-ingsEcologicalNetworksbeyondFood2009"/>
     <w:p>
       <w:pPr>
         <w:pStyle w:val="Bibliography"/>
@@ -9068,7 +9100,7 @@
       <w:r>
         <w:t xml:space="preserve">, 253–269. (doi:</w:t>
       </w:r>
-      <w:hyperlink r:id="rId183">
+      <w:hyperlink r:id="rId184">
         <w:r>
           <w:rPr>
             <w:rStyle w:val="Hyperlink"/>
@@ -9080,8 +9112,8 @@
         <w:t xml:space="preserve">)</w:t>
       </w:r>
     </w:p>
-    <w:bookmarkEnd w:id="184"/>
-    <w:bookmarkStart w:id="186" w:name="ref-golubskiModifyingModifiersWhat2011"/>
+    <w:bookmarkEnd w:id="185"/>
+    <w:bookmarkStart w:id="187" w:name="ref-golubskiModifyingModifiersWhat2011"/>
     <w:p>
       <w:pPr>
         <w:pStyle w:val="Bibliography"/>
@@ -9121,7 +9153,7 @@
       <w:r>
         <w:t xml:space="preserve">, 1097–1108. (doi:</w:t>
       </w:r>
-      <w:hyperlink r:id="rId185">
+      <w:hyperlink r:id="rId186">
         <w:r>
           <w:rPr>
             <w:rStyle w:val="Hyperlink"/>
@@ -9133,8 +9165,8 @@
         <w:t xml:space="preserve">)</w:t>
       </w:r>
     </w:p>
-    <w:bookmarkEnd w:id="186"/>
-    <w:bookmarkStart w:id="188" w:name="X1ee5fa61c9d599972880299fb826f183e1453ca"/>
+    <w:bookmarkEnd w:id="187"/>
+    <w:bookmarkStart w:id="189" w:name="X1ee5fa61c9d599972880299fb826f183e1453ca"/>
     <w:p>
       <w:pPr>
         <w:pStyle w:val="Bibliography"/>
@@ -9187,7 +9219,7 @@
       <w:r>
         <w:t xml:space="preserve">, 433–438. (doi:</w:t>
       </w:r>
-      <w:hyperlink r:id="rId187">
+      <w:hyperlink r:id="rId188">
         <w:r>
           <w:rPr>
             <w:rStyle w:val="Hyperlink"/>
@@ -9199,8 +9231,8 @@
         <w:t xml:space="preserve">)</w:t>
       </w:r>
     </w:p>
-    <w:bookmarkEnd w:id="188"/>
-    <w:bookmarkStart w:id="190" w:name="X5baada3e87f5b8a77dc69afe1f24f03858910c2"/>
+    <w:bookmarkEnd w:id="189"/>
+    <w:bookmarkStart w:id="191" w:name="X5baada3e87f5b8a77dc69afe1f24f03858910c2"/>
     <w:p>
       <w:pPr>
         <w:pStyle w:val="Bibliography"/>
@@ -9294,7 +9326,7 @@
       <w:r>
         <w:t xml:space="preserve">, 231–244. (doi:</w:t>
       </w:r>
-      <w:hyperlink r:id="rId189">
+      <w:hyperlink r:id="rId190">
         <w:r>
           <w:rPr>
             <w:rStyle w:val="Hyperlink"/>
@@ -9306,8 +9338,8 @@
         <w:t xml:space="preserve">)</w:t>
       </w:r>
     </w:p>
-    <w:bookmarkEnd w:id="190"/>
-    <w:bookmarkStart w:id="192" w:name="X30fee4e73557965120b990f9e41c6d7b17c46ab"/>
+    <w:bookmarkEnd w:id="191"/>
+    <w:bookmarkStart w:id="193" w:name="X30fee4e73557965120b990f9e41c6d7b17c46ab"/>
     <w:p>
       <w:pPr>
         <w:pStyle w:val="Bibliography"/>
@@ -9374,7 +9406,7 @@
       <w:r>
         <w:t xml:space="preserve">, 567–593. (doi:</w:t>
       </w:r>
-      <w:hyperlink r:id="rId191">
+      <w:hyperlink r:id="rId192">
         <w:r>
           <w:rPr>
             <w:rStyle w:val="Hyperlink"/>
@@ -9386,8 +9418,8 @@
         <w:t xml:space="preserve">)</w:t>
       </w:r>
     </w:p>
-    <w:bookmarkEnd w:id="192"/>
-    <w:bookmarkStart w:id="194" w:name="ref-sauveHowPlantsConnect2016"/>
+    <w:bookmarkEnd w:id="193"/>
+    <w:bookmarkStart w:id="195" w:name="ref-sauveHowPlantsConnect2016"/>
     <w:p>
       <w:pPr>
         <w:pStyle w:val="Bibliography"/>
@@ -9427,7 +9459,7 @@
       <w:r>
         <w:t xml:space="preserve">, 908–917. (doi:</w:t>
       </w:r>
-      <w:hyperlink r:id="rId193">
+      <w:hyperlink r:id="rId194">
         <w:r>
           <w:rPr>
             <w:rStyle w:val="Hyperlink"/>
@@ -9439,8 +9471,8 @@
         <w:t xml:space="preserve">)</w:t>
       </w:r>
     </w:p>
-    <w:bookmarkEnd w:id="194"/>
-    <w:bookmarkStart w:id="196" w:name="ref-kefiMoreMealIntegrating2012"/>
+    <w:bookmarkEnd w:id="195"/>
+    <w:bookmarkStart w:id="197" w:name="ref-kefiMoreMealIntegrating2012"/>
     <w:p>
       <w:pPr>
         <w:pStyle w:val="Bibliography"/>
@@ -9493,7 +9525,7 @@
       <w:r>
         <w:t xml:space="preserve">, 291–300. (doi:</w:t>
       </w:r>
-      <w:hyperlink r:id="rId195">
+      <w:hyperlink r:id="rId196">
         <w:r>
           <w:rPr>
             <w:rStyle w:val="Hyperlink"/>
@@ -9505,8 +9537,8 @@
         <w:t xml:space="preserve">)</w:t>
       </w:r>
     </w:p>
-    <w:bookmarkEnd w:id="196"/>
-    <w:bookmarkStart w:id="198" w:name="ref-kefiNetworkStructureFood2015"/>
+    <w:bookmarkEnd w:id="197"/>
+    <w:bookmarkStart w:id="199" w:name="ref-kefiNetworkStructureFood2015"/>
     <w:p>
       <w:pPr>
         <w:pStyle w:val="Bibliography"/>
@@ -9558,7 +9590,7 @@
       <w:r>
         <w:t xml:space="preserve">, 291–303. (doi:</w:t>
       </w:r>
-      <w:hyperlink r:id="rId197">
+      <w:hyperlink r:id="rId198">
         <w:r>
           <w:rPr>
             <w:rStyle w:val="Hyperlink"/>
@@ -9570,8 +9602,8 @@
         <w:t xml:space="preserve">)</w:t>
       </w:r>
     </w:p>
-    <w:bookmarkEnd w:id="198"/>
-    <w:bookmarkStart w:id="200" w:name="X591894dce6a7dd087129459d3c224d8a4a26011"/>
+    <w:bookmarkEnd w:id="199"/>
+    <w:bookmarkStart w:id="201" w:name="X591894dce6a7dd087129459d3c224d8a4a26011"/>
     <w:p>
       <w:pPr>
         <w:pStyle w:val="Bibliography"/>
@@ -9620,7 +9652,7 @@
       <w:r>
         <w:t xml:space="preserve">, 458–472. (doi:</w:t>
       </w:r>
-      <w:hyperlink r:id="rId199">
+      <w:hyperlink r:id="rId200">
         <w:r>
           <w:rPr>
             <w:rStyle w:val="Hyperlink"/>
@@ -9632,8 +9664,8 @@
         <w:t xml:space="preserve">)</w:t>
       </w:r>
     </w:p>
-    <w:bookmarkEnd w:id="200"/>
-    <w:bookmarkStart w:id="202" w:name="Xf53c03f1c3fea4e4289657cbb0682f5f23e8b1d"/>
+    <w:bookmarkEnd w:id="201"/>
+    <w:bookmarkStart w:id="203" w:name="Xf53c03f1c3fea4e4289657cbb0682f5f23e8b1d"/>
     <w:p>
       <w:pPr>
         <w:pStyle w:val="Bibliography"/>
@@ -9682,7 +9714,7 @@
       <w:r>
         <w:t xml:space="preserve">, e1002559. (doi:</w:t>
       </w:r>
-      <w:hyperlink r:id="rId201">
+      <w:hyperlink r:id="rId202">
         <w:r>
           <w:rPr>
             <w:rStyle w:val="Hyperlink"/>
@@ -9694,8 +9726,8 @@
         <w:t xml:space="preserve">)</w:t>
       </w:r>
     </w:p>
-    <w:bookmarkEnd w:id="202"/>
-    <w:bookmarkStart w:id="204" w:name="ref-poisotGlobalKnowledgeGaps2021"/>
+    <w:bookmarkEnd w:id="203"/>
+    <w:bookmarkStart w:id="205" w:name="ref-poisotGlobalKnowledgeGaps2021"/>
     <w:p>
       <w:pPr>
         <w:pStyle w:val="Bibliography"/>
@@ -9735,7 +9767,7 @@
       <w:r>
         <w:t xml:space="preserve">, 1552–1563. (doi:</w:t>
       </w:r>
-      <w:hyperlink r:id="rId203">
+      <w:hyperlink r:id="rId204">
         <w:r>
           <w:rPr>
             <w:rStyle w:val="Hyperlink"/>
@@ -9747,8 +9779,8 @@
         <w:t xml:space="preserve">)</w:t>
       </w:r>
     </w:p>
-    <w:bookmarkEnd w:id="204"/>
-    <w:bookmarkStart w:id="206" w:name="ref-bitonInductiveLinkPrediction2024"/>
+    <w:bookmarkEnd w:id="205"/>
+    <w:bookmarkStart w:id="207" w:name="ref-bitonInductiveLinkPrediction2024"/>
     <w:p>
       <w:pPr>
         <w:pStyle w:val="Bibliography"/>
@@ -9768,7 +9800,7 @@
       <w:r>
         <w:t xml:space="preserve"> </w:t>
       </w:r>
-      <w:hyperlink r:id="rId205">
+      <w:hyperlink r:id="rId206">
         <w:r>
           <w:rPr>
             <w:rStyle w:val="Hyperlink"/>
@@ -9783,8 +9815,8 @@
         <w:t xml:space="preserve">(accessed on 16 September 2024).</w:t>
       </w:r>
     </w:p>
-    <w:bookmarkEnd w:id="206"/>
-    <w:bookmarkStart w:id="208" w:name="ref-stockLinearFilteringReveals2017"/>
+    <w:bookmarkEnd w:id="207"/>
+    <w:bookmarkStart w:id="209" w:name="ref-stockLinearFilteringReveals2017"/>
     <w:p>
       <w:pPr>
         <w:pStyle w:val="Bibliography"/>
@@ -9824,7 +9856,7 @@
       <w:r>
         <w:t xml:space="preserve">, 45908. (doi:</w:t>
       </w:r>
-      <w:hyperlink r:id="rId207">
+      <w:hyperlink r:id="rId208">
         <w:r>
           <w:rPr>
             <w:rStyle w:val="Hyperlink"/>
@@ -9836,8 +9868,8 @@
         <w:t xml:space="preserve">)</w:t>
       </w:r>
     </w:p>
-    <w:bookmarkEnd w:id="208"/>
-    <w:bookmarkStart w:id="210" w:name="ref-dallasPredictingCrypticLinks2017"/>
+    <w:bookmarkEnd w:id="209"/>
+    <w:bookmarkStart w:id="211" w:name="ref-dallasPredictingCrypticLinks2017"/>
     <w:p>
       <w:pPr>
         <w:pStyle w:val="Bibliography"/>
@@ -9877,7 +9909,7 @@
       <w:r>
         <w:t xml:space="preserve">, e1005557. (doi:</w:t>
       </w:r>
-      <w:hyperlink r:id="rId209">
+      <w:hyperlink r:id="rId210">
         <w:r>
           <w:rPr>
             <w:rStyle w:val="Hyperlink"/>
@@ -9889,8 +9921,8 @@
         <w:t xml:space="preserve">)</w:t>
       </w:r>
     </w:p>
-    <w:bookmarkEnd w:id="210"/>
-    <w:bookmarkStart w:id="212" w:name="ref-poisotNetworkEmbeddingUnveils2023"/>
+    <w:bookmarkEnd w:id="211"/>
+    <w:bookmarkStart w:id="213" w:name="ref-poisotNetworkEmbeddingUnveils2023"/>
     <w:p>
       <w:pPr>
         <w:pStyle w:val="Bibliography"/>
@@ -9943,7 +9975,7 @@
       <w:r>
         <w:t xml:space="preserve">, 100738. (doi:</w:t>
       </w:r>
-      <w:hyperlink r:id="rId211">
+      <w:hyperlink r:id="rId212">
         <w:r>
           <w:rPr>
             <w:rStyle w:val="Hyperlink"/>
@@ -9955,8 +9987,8 @@
         <w:t xml:space="preserve">)</w:t>
       </w:r>
     </w:p>
-    <w:bookmarkEnd w:id="212"/>
-    <w:bookmarkStart w:id="214" w:name="ref-strydomRoadmapPredictingSpecies2021"/>
+    <w:bookmarkEnd w:id="213"/>
+    <w:bookmarkStart w:id="215" w:name="ref-strydomRoadmapPredictingSpecies2021"/>
     <w:p>
       <w:pPr>
         <w:pStyle w:val="Bibliography"/>
@@ -10009,7 +10041,7 @@
       <w:r>
         <w:t xml:space="preserve">, 20210063. (doi:</w:t>
       </w:r>
-      <w:hyperlink r:id="rId213">
+      <w:hyperlink r:id="rId214">
         <w:r>
           <w:rPr>
             <w:rStyle w:val="Hyperlink"/>
@@ -10021,8 +10053,8 @@
         <w:t xml:space="preserve">)</w:t>
       </w:r>
     </w:p>
-    <w:bookmarkEnd w:id="214"/>
-    <w:bookmarkStart w:id="216" w:name="ref-stoufferAllEcologicalModels2019"/>
+    <w:bookmarkEnd w:id="215"/>
+    <w:bookmarkStart w:id="217" w:name="ref-stoufferAllEcologicalModels2019"/>
     <w:p>
       <w:pPr>
         <w:pStyle w:val="Bibliography"/>
@@ -10062,7 +10094,7 @@
       <w:r>
         <w:t xml:space="preserve">, 192–195. (doi:</w:t>
       </w:r>
-      <w:hyperlink r:id="rId215">
+      <w:hyperlink r:id="rId216">
         <w:r>
           <w:rPr>
             <w:rStyle w:val="Hyperlink"/>
@@ -10074,8 +10106,8 @@
         <w:t xml:space="preserve">)</w:t>
       </w:r>
     </w:p>
-    <w:bookmarkEnd w:id="216"/>
-    <w:bookmarkStart w:id="218" w:name="X9a5602d39772ae027b885bf5c9cb3d36ba71c0c"/>
+    <w:bookmarkEnd w:id="217"/>
+    <w:bookmarkStart w:id="219" w:name="X9a5602d39772ae027b885bf5c9cb3d36ba71c0c"/>
     <w:p>
       <w:pPr>
         <w:pStyle w:val="Bibliography"/>
@@ -10115,7 +10147,7 @@
       <w:r>
         <w:t xml:space="preserve">, 347–356. (doi:</w:t>
       </w:r>
-      <w:hyperlink r:id="rId217">
+      <w:hyperlink r:id="rId218">
         <w:r>
           <w:rPr>
             <w:rStyle w:val="Hyperlink"/>
@@ -10127,8 +10159,8 @@
         <w:t xml:space="preserve">)</w:t>
       </w:r>
     </w:p>
-    <w:bookmarkEnd w:id="218"/>
-    <w:bookmarkStart w:id="220" w:name="X0773538261821a81cd3c826b908bcd9f9b9eb23"/>
+    <w:bookmarkEnd w:id="219"/>
+    <w:bookmarkStart w:id="221" w:name="X0773538261821a81cd3c826b908bcd9f9b9eb23"/>
     <w:p>
       <w:pPr>
         <w:pStyle w:val="Bibliography"/>
@@ -10168,7 +10200,7 @@
       <w:r>
         <w:t xml:space="preserve">, 2603. (doi:</w:t>
       </w:r>
-      <w:hyperlink r:id="rId219">
+      <w:hyperlink r:id="rId220">
         <w:r>
           <w:rPr>
             <w:rStyle w:val="Hyperlink"/>
@@ -10180,8 +10212,8 @@
         <w:t xml:space="preserve">)</w:t>
       </w:r>
     </w:p>
-    <w:bookmarkEnd w:id="220"/>
-    <w:bookmarkStart w:id="222" w:name="ref-yeakelCollapseEcologicalNetwork2014"/>
+    <w:bookmarkEnd w:id="221"/>
+    <w:bookmarkStart w:id="223" w:name="ref-yeakelCollapseEcologicalNetwork2014"/>
     <w:p>
       <w:pPr>
         <w:pStyle w:val="Bibliography"/>
@@ -10230,7 +10262,7 @@
       <w:r>
         <w:t xml:space="preserve">, 14472–14477. (doi:</w:t>
       </w:r>
-      <w:hyperlink r:id="rId221">
+      <w:hyperlink r:id="rId222">
         <w:r>
           <w:rPr>
             <w:rStyle w:val="Hyperlink"/>
@@ -10242,8 +10274,8 @@
         <w:t xml:space="preserve">)</w:t>
       </w:r>
     </w:p>
-    <w:bookmarkEnd w:id="222"/>
-    <w:bookmarkStart w:id="224" w:name="ref-frickeCollapseTerrestrialMammal2022"/>
+    <w:bookmarkEnd w:id="223"/>
+    <w:bookmarkStart w:id="225" w:name="ref-frickeCollapseTerrestrialMammal2022"/>
     <w:p>
       <w:pPr>
         <w:pStyle w:val="Bibliography"/>
@@ -10292,7 +10324,7 @@
       <w:r>
         <w:t xml:space="preserve">, 1008–1011. (doi:</w:t>
       </w:r>
-      <w:hyperlink r:id="rId223">
+      <w:hyperlink r:id="rId224">
         <w:r>
           <w:rPr>
             <w:rStyle w:val="Hyperlink"/>
@@ -10304,8 +10336,8 @@
         <w:t xml:space="preserve">)</w:t>
       </w:r>
     </w:p>
-    <w:bookmarkEnd w:id="224"/>
-    <w:bookmarkStart w:id="226" w:name="X1d292e63e73439a812570c0b60b11c97c96b116"/>
+    <w:bookmarkEnd w:id="225"/>
+    <w:bookmarkStart w:id="227" w:name="X1d292e63e73439a812570c0b60b11c97c96b116"/>
     <w:p>
       <w:pPr>
         <w:pStyle w:val="Bibliography"/>
@@ -10345,7 +10377,7 @@
       <w:r>
         <w:t xml:space="preserve">, 2025–2034. (doi:</w:t>
       </w:r>
-      <w:hyperlink r:id="rId225">
+      <w:hyperlink r:id="rId226">
         <w:r>
           <w:rPr>
             <w:rStyle w:val="Hyperlink"/>
@@ -10357,8 +10389,8 @@
         <w:t xml:space="preserve">)</w:t>
       </w:r>
     </w:p>
-    <w:bookmarkEnd w:id="226"/>
-    <w:bookmarkStart w:id="228" w:name="ref-higinoMismatchIUCNRange2023"/>
+    <w:bookmarkEnd w:id="227"/>
+    <w:bookmarkStart w:id="229" w:name="ref-higinoMismatchIUCNRange2023"/>
     <w:p>
       <w:pPr>
         <w:pStyle w:val="Bibliography"/>
@@ -10422,7 +10454,7 @@
       <w:r>
         <w:t xml:space="preserve">, e14620. (doi:</w:t>
       </w:r>
-      <w:hyperlink r:id="rId227">
+      <w:hyperlink r:id="rId228">
         <w:r>
           <w:rPr>
             <w:rStyle w:val="Hyperlink"/>
@@ -10434,8 +10466,8 @@
         <w:t xml:space="preserve">)</w:t>
       </w:r>
     </w:p>
-    <w:bookmarkEnd w:id="228"/>
-    <w:bookmarkStart w:id="230" w:name="X8f3d1de04516835fd1376e2647a281b763af4fc"/>
+    <w:bookmarkEnd w:id="229"/>
+    <w:bookmarkStart w:id="231" w:name="X8f3d1de04516835fd1376e2647a281b763af4fc"/>
     <w:p>
       <w:pPr>
         <w:pStyle w:val="Bibliography"/>
@@ -10493,7 +10525,7 @@
       <w:r>
         <w:t xml:space="preserve">, 397–406. (doi:</w:t>
       </w:r>
-      <w:hyperlink r:id="rId229">
+      <w:hyperlink r:id="rId230">
         <w:r>
           <w:rPr>
             <w:rStyle w:val="Hyperlink"/>
@@ -10505,8 +10537,8 @@
         <w:t xml:space="preserve">)</w:t>
       </w:r>
     </w:p>
-    <w:bookmarkEnd w:id="230"/>
-    <w:bookmarkStart w:id="232" w:name="ref-gravelBringingEltonGrinnell2019"/>
+    <w:bookmarkEnd w:id="231"/>
+    <w:bookmarkStart w:id="233" w:name="ref-gravelBringingEltonGrinnell2019"/>
     <w:p>
       <w:pPr>
         <w:pStyle w:val="Bibliography"/>
@@ -10583,7 +10615,7 @@
       <w:r>
         <w:t xml:space="preserve">, 401–415. (doi:</w:t>
       </w:r>
-      <w:hyperlink r:id="rId231">
+      <w:hyperlink r:id="rId232">
         <w:r>
           <w:rPr>
             <w:rStyle w:val="Hyperlink"/>
@@ -10595,8 +10627,8 @@
         <w:t xml:space="preserve">)</w:t>
       </w:r>
     </w:p>
-    <w:bookmarkEnd w:id="232"/>
-    <w:bookmarkStart w:id="234" w:name="Xd8ec563771f031543ad47be1c8d66e835dd56fe"/>
+    <w:bookmarkEnd w:id="233"/>
+    <w:bookmarkStart w:id="235" w:name="Xd8ec563771f031543ad47be1c8d66e835dd56fe"/>
     <w:p>
       <w:pPr>
         <w:pStyle w:val="Bibliography"/>
@@ -10636,7 +10668,7 @@
       <w:r>
         <w:t xml:space="preserve">, 730–741. (doi:</w:t>
       </w:r>
-      <w:hyperlink r:id="rId233">
+      <w:hyperlink r:id="rId234">
         <w:r>
           <w:rPr>
             <w:rStyle w:val="Hyperlink"/>
@@ -10648,8 +10680,8 @@
         <w:t xml:space="preserve">)</w:t>
       </w:r>
     </w:p>
-    <w:bookmarkEnd w:id="234"/>
-    <w:bookmarkStart w:id="236" w:name="X0fb50f1746fa9d2b24f89ed5bfe6ae1a2f58cc2"/>
+    <w:bookmarkEnd w:id="235"/>
+    <w:bookmarkStart w:id="237" w:name="X0fb50f1746fa9d2b24f89ed5bfe6ae1a2f58cc2"/>
     <w:p>
       <w:pPr>
         <w:pStyle w:val="Bibliography"/>
@@ -10666,7 +10698,7 @@
       <w:r>
         <w:t xml:space="preserve">Shaw JO, Dunhill AM, Beckerman AP, Dunne JA, Hull PM. 2024 A framework for reconstructing ancient food webs using functional trait data., 2024.01.30.578036. (doi:</w:t>
       </w:r>
-      <w:hyperlink r:id="rId235">
+      <w:hyperlink r:id="rId236">
         <w:r>
           <w:rPr>
             <w:rStyle w:val="Hyperlink"/>
@@ -10678,8 +10710,8 @@
         <w:t xml:space="preserve">)</w:t>
       </w:r>
     </w:p>
-    <w:bookmarkEnd w:id="236"/>
-    <w:bookmarkStart w:id="237" w:name="Xc3fc4268009fd3331eb271d54635005ba876970"/>
+    <w:bookmarkEnd w:id="237"/>
+    <w:bookmarkStart w:id="238" w:name="Xc3fc4268009fd3331eb271d54635005ba876970"/>
     <w:p>
       <w:pPr>
         <w:pStyle w:val="Bibliography"/>
@@ -10853,8 +10885,8 @@
         <w:t xml:space="preserve"> </w:t>
       </w:r>
     </w:p>
-    <w:bookmarkEnd w:id="237"/>
-    <w:bookmarkStart w:id="239" w:name="ref-gravelInferringFoodWeb2013"/>
+    <w:bookmarkEnd w:id="238"/>
+    <w:bookmarkStart w:id="240" w:name="ref-gravelInferringFoodWeb2013"/>
     <w:p>
       <w:pPr>
         <w:pStyle w:val="Bibliography"/>
@@ -10894,7 +10926,7 @@
       <w:r>
         <w:t xml:space="preserve">, 1083–1090. (doi:</w:t>
       </w:r>
-      <w:hyperlink r:id="rId238">
+      <w:hyperlink r:id="rId239">
         <w:r>
           <w:rPr>
             <w:rStyle w:val="Hyperlink"/>
@@ -10906,8 +10938,8 @@
         <w:t xml:space="preserve">)</w:t>
       </w:r>
     </w:p>
-    <w:bookmarkEnd w:id="239"/>
-    <w:bookmarkStart w:id="241" w:name="ref-rohrModelingFoodWebs2010"/>
+    <w:bookmarkEnd w:id="240"/>
+    <w:bookmarkStart w:id="242" w:name="ref-rohrModelingFoodWebs2010"/>
     <w:p>
       <w:pPr>
         <w:pStyle w:val="Bibliography"/>
@@ -10965,7 +10997,7 @@
       <w:r>
         <w:t xml:space="preserve">, 170–177. (doi:</w:t>
       </w:r>
-      <w:hyperlink r:id="rId240">
+      <w:hyperlink r:id="rId241">
         <w:r>
           <w:rPr>
             <w:rStyle w:val="Hyperlink"/>
@@ -10977,8 +11009,8 @@
         <w:t xml:space="preserve">)</w:t>
       </w:r>
     </w:p>
-    <w:bookmarkEnd w:id="241"/>
-    <w:bookmarkStart w:id="243" w:name="ref-pichlerMachineLearningAlgorithms2020"/>
+    <w:bookmarkEnd w:id="242"/>
+    <w:bookmarkStart w:id="244" w:name="ref-pichlerMachineLearningAlgorithms2020"/>
     <w:p>
       <w:pPr>
         <w:pStyle w:val="Bibliography"/>
@@ -11018,7 +11050,7 @@
       <w:r>
         <w:t xml:space="preserve">, 281–293. (doi:</w:t>
       </w:r>
-      <w:hyperlink r:id="rId242">
+      <w:hyperlink r:id="rId243">
         <w:r>
           <w:rPr>
             <w:rStyle w:val="Hyperlink"/>
@@ -11030,8 +11062,8 @@
         <w:t xml:space="preserve">)</w:t>
       </w:r>
     </w:p>
-    <w:bookmarkEnd w:id="243"/>
-    <w:bookmarkStart w:id="245" w:name="ref-caronAddressingEltonianShortfall2022"/>
+    <w:bookmarkEnd w:id="244"/>
+    <w:bookmarkStart w:id="246" w:name="ref-caronAddressingEltonianShortfall2022"/>
     <w:p>
       <w:pPr>
         <w:pStyle w:val="Bibliography"/>
@@ -11083,7 +11115,7 @@
       <w:r>
         <w:t xml:space="preserve">, 889–899. (doi:</w:t>
       </w:r>
-      <w:hyperlink r:id="rId244">
+      <w:hyperlink r:id="rId245">
         <w:r>
           <w:rPr>
             <w:rStyle w:val="Hyperlink"/>
@@ -11095,8 +11127,8 @@
         <w:t xml:space="preserve">)</w:t>
       </w:r>
     </w:p>
-    <w:bookmarkEnd w:id="245"/>
-    <w:bookmarkStart w:id="247" w:name="ref-llewelynPredictingPredatorPrey2023"/>
+    <w:bookmarkEnd w:id="246"/>
+    <w:bookmarkStart w:id="248" w:name="ref-llewelynPredictingPredatorPrey2023"/>
     <w:p>
       <w:pPr>
         <w:pStyle w:val="Bibliography"/>
@@ -11149,7 +11181,7 @@
       <w:r>
         <w:t xml:space="preserve">, e06619. (doi:</w:t>
       </w:r>
-      <w:hyperlink r:id="rId246">
+      <w:hyperlink r:id="rId247">
         <w:r>
           <w:rPr>
             <w:rStyle w:val="Hyperlink"/>
@@ -11161,8 +11193,8 @@
         <w:t xml:space="preserve">)</w:t>
       </w:r>
     </w:p>
-    <w:bookmarkEnd w:id="247"/>
-    <w:bookmarkStart w:id="249" w:name="Xbdf894eb48feca28c76080dbbbcbceedf5db43e"/>
+    <w:bookmarkEnd w:id="248"/>
+    <w:bookmarkStart w:id="250" w:name="Xbdf894eb48feca28c76080dbbbcbceedf5db43e"/>
     <w:p>
       <w:pPr>
         <w:pStyle w:val="Bibliography"/>
@@ -11214,7 +11246,7 @@
       <w:r>
         <w:t xml:space="preserve">, e3644. (doi:</w:t>
       </w:r>
-      <w:hyperlink r:id="rId248">
+      <w:hyperlink r:id="rId249">
         <w:r>
           <w:rPr>
             <w:rStyle w:val="Hyperlink"/>
@@ -11226,8 +11258,8 @@
         <w:t xml:space="preserve">)</w:t>
       </w:r>
     </w:p>
-    <w:bookmarkEnd w:id="249"/>
-    <w:bookmarkStart w:id="251" w:name="ref-eklofSecondaryExtinctionsFood2013"/>
+    <w:bookmarkEnd w:id="250"/>
+    <w:bookmarkStart w:id="252" w:name="ref-eklofSecondaryExtinctionsFood2013"/>
     <w:p>
       <w:pPr>
         <w:pStyle w:val="Bibliography"/>
@@ -11279,7 +11311,7 @@
       <w:r>
         <w:t xml:space="preserve">, 760–770. (doi:</w:t>
       </w:r>
-      <w:hyperlink r:id="rId250">
+      <w:hyperlink r:id="rId251">
         <w:r>
           <w:rPr>
             <w:rStyle w:val="Hyperlink"/>
@@ -11291,8 +11323,8 @@
         <w:t xml:space="preserve">)</w:t>
       </w:r>
     </w:p>
-    <w:bookmarkEnd w:id="251"/>
-    <w:bookmarkStart w:id="253" w:name="Xb1d8b6b275822be1886d160023287af73cce966"/>
+    <w:bookmarkEnd w:id="252"/>
+    <w:bookmarkStart w:id="254" w:name="Xb1d8b6b275822be1886d160023287af73cce966"/>
     <w:p>
       <w:pPr>
         <w:pStyle w:val="Bibliography"/>
@@ -11332,7 +11364,7 @@
       <w:r>
         <w:t xml:space="preserve">, 902–911. (doi:</w:t>
       </w:r>
-      <w:hyperlink r:id="rId252">
+      <w:hyperlink r:id="rId253">
         <w:r>
           <w:rPr>
             <w:rStyle w:val="Hyperlink"/>
@@ -11344,8 +11376,8 @@
         <w:t xml:space="preserve">)</w:t>
       </w:r>
     </w:p>
-    <w:bookmarkEnd w:id="253"/>
-    <w:bookmarkStart w:id="255" w:name="ref-allesinaFoodWebModels2009"/>
+    <w:bookmarkEnd w:id="254"/>
+    <w:bookmarkStart w:id="256" w:name="ref-allesinaFoodWebModels2009"/>
     <w:p>
       <w:pPr>
         <w:pStyle w:val="Bibliography"/>
@@ -11385,7 +11417,7 @@
       <w:r>
         <w:t xml:space="preserve">, 652–662. (doi:</w:t>
       </w:r>
-      <w:hyperlink r:id="rId254">
+      <w:hyperlink r:id="rId255">
         <w:r>
           <w:rPr>
             <w:rStyle w:val="Hyperlink"/>
@@ -11397,8 +11429,8 @@
         <w:t xml:space="preserve">)</w:t>
       </w:r>
     </w:p>
-    <w:bookmarkEnd w:id="255"/>
-    <w:bookmarkStart w:id="257" w:name="X5c34a2e64ad17132523b815ad511dc881809961"/>
+    <w:bookmarkEnd w:id="256"/>
+    <w:bookmarkStart w:id="258" w:name="X5c34a2e64ad17132523b815ad511dc881809961"/>
     <w:p>
       <w:pPr>
         <w:pStyle w:val="Bibliography"/>
@@ -11438,7 +11470,7 @@
       <w:r>
         <w:t xml:space="preserve">, 282–285. (doi:</w:t>
       </w:r>
-      <w:hyperlink r:id="rId256">
+      <w:hyperlink r:id="rId257">
         <w:r>
           <w:rPr>
             <w:rStyle w:val="Hyperlink"/>
@@ -11450,8 +11482,8 @@
         <w:t xml:space="preserve">)</w:t>
       </w:r>
     </w:p>
-    <w:bookmarkEnd w:id="257"/>
-    <w:bookmarkStart w:id="259" w:name="ref-allesinaGeneralModelFood2008"/>
+    <w:bookmarkEnd w:id="258"/>
+    <w:bookmarkStart w:id="260" w:name="ref-allesinaGeneralModelFood2008"/>
     <w:p>
       <w:pPr>
         <w:pStyle w:val="Bibliography"/>
@@ -11512,7 +11544,7 @@
       <w:r>
         <w:t xml:space="preserve">, 658–661. (doi:</w:t>
       </w:r>
-      <w:hyperlink r:id="rId258">
+      <w:hyperlink r:id="rId259">
         <w:r>
           <w:rPr>
             <w:rStyle w:val="Hyperlink"/>
@@ -11524,8 +11556,8 @@
         <w:t xml:space="preserve">)</w:t>
       </w:r>
     </w:p>
-    <w:bookmarkEnd w:id="259"/>
-    <w:bookmarkStart w:id="261" w:name="X5c779d5ad003a7245ae62c5694cc82a24ffb865"/>
+    <w:bookmarkEnd w:id="260"/>
+    <w:bookmarkStart w:id="262" w:name="X5c779d5ad003a7245ae62c5694cc82a24ffb865"/>
     <w:p>
       <w:pPr>
         <w:pStyle w:val="Bibliography"/>
@@ -11565,7 +11597,7 @@
       <w:r>
         <w:t xml:space="preserve">, 835–839. (doi:</w:t>
       </w:r>
-      <w:hyperlink r:id="rId260">
+      <w:hyperlink r:id="rId261">
         <w:r>
           <w:rPr>
             <w:rStyle w:val="Hyperlink"/>
@@ -11577,8 +11609,8 @@
         <w:t xml:space="preserve">)</w:t>
       </w:r>
     </w:p>
-    <w:bookmarkEnd w:id="261"/>
-    <w:bookmarkStart w:id="263" w:name="X9430a2b14dc91fe17fd1de7ab6a757a68cb156c"/>
+    <w:bookmarkEnd w:id="262"/>
+    <w:bookmarkStart w:id="264" w:name="X9430a2b14dc91fe17fd1de7ab6a757a68cb156c"/>
     <w:p>
       <w:pPr>
         <w:pStyle w:val="Bibliography"/>
@@ -11663,7 +11695,7 @@
       <w:r>
         <w:t xml:space="preserve">, 1301–1311. (doi:</w:t>
       </w:r>
-      <w:hyperlink r:id="rId262">
+      <w:hyperlink r:id="rId263">
         <w:r>
           <w:rPr>
             <w:rStyle w:val="Hyperlink"/>
@@ -11675,8 +11707,8 @@
         <w:t xml:space="preserve">)</w:t>
       </w:r>
     </w:p>
-    <w:bookmarkEnd w:id="263"/>
-    <w:bookmarkStart w:id="265" w:name="ref-canardEmpiricalEvaluationNeutral2014"/>
+    <w:bookmarkEnd w:id="264"/>
+    <w:bookmarkStart w:id="266" w:name="ref-canardEmpiricalEvaluationNeutral2014"/>
     <w:p>
       <w:pPr>
         <w:pStyle w:val="Bibliography"/>
@@ -11749,7 +11781,7 @@
       <w:r>
         <w:t xml:space="preserve">, 468–479. (doi:</w:t>
       </w:r>
-      <w:hyperlink r:id="rId264">
+      <w:hyperlink r:id="rId265">
         <w:r>
           <w:rPr>
             <w:rStyle w:val="Hyperlink"/>
@@ -11761,8 +11793,8 @@
         <w:t xml:space="preserve">)</w:t>
       </w:r>
     </w:p>
-    <w:bookmarkEnd w:id="265"/>
-    <w:bookmarkStart w:id="267" w:name="X975e71e0f2dc8911d9ffb70ba96f8b6e5ed6a10"/>
+    <w:bookmarkEnd w:id="266"/>
+    <w:bookmarkStart w:id="268" w:name="X975e71e0f2dc8911d9ffb70ba96f8b6e5ed6a10"/>
     <w:p>
       <w:pPr>
         <w:pStyle w:val="Bibliography"/>
@@ -11802,7 +11834,7 @@
       <w:r>
         <w:t xml:space="preserve">, 1609–1618. (doi:</w:t>
       </w:r>
-      <w:hyperlink r:id="rId266">
+      <w:hyperlink r:id="rId267">
         <w:r>
           <w:rPr>
             <w:rStyle w:val="Hyperlink"/>
@@ -11814,8 +11846,8 @@
         <w:t xml:space="preserve">)</w:t>
       </w:r>
     </w:p>
-    <w:bookmarkEnd w:id="267"/>
-    <w:bookmarkStart w:id="269" w:name="ref-petcheySizeForagingFood2008"/>
+    <w:bookmarkEnd w:id="268"/>
+    <w:bookmarkStart w:id="270" w:name="ref-petcheySizeForagingFood2008"/>
     <w:p>
       <w:pPr>
         <w:pStyle w:val="Bibliography"/>
@@ -11855,7 +11887,7 @@
       <w:r>
         <w:t xml:space="preserve">, 4191–4196. (doi:</w:t>
       </w:r>
-      <w:hyperlink r:id="rId268">
+      <w:hyperlink r:id="rId269">
         <w:r>
           <w:rPr>
             <w:rStyle w:val="Hyperlink"/>
@@ -11867,8 +11899,8 @@
         <w:t xml:space="preserve">)</w:t>
       </w:r>
     </w:p>
-    <w:bookmarkEnd w:id="269"/>
-    <w:bookmarkStart w:id="271" w:name="ref-gravelMeaningFunctionalTrait2016"/>
+    <w:bookmarkEnd w:id="270"/>
+    <w:bookmarkStart w:id="272" w:name="ref-gravelMeaningFunctionalTrait2016"/>
     <w:p>
       <w:pPr>
         <w:pStyle w:val="Bibliography"/>
@@ -11888,7 +11920,7 @@
       <w:r>
         <w:t xml:space="preserve"> </w:t>
       </w:r>
-      <w:hyperlink r:id="rId270">
+      <w:hyperlink r:id="rId271">
         <w:r>
           <w:rPr>
             <w:rStyle w:val="Hyperlink"/>
@@ -11923,8 +11955,8 @@
         <w:t xml:space="preserve">, 1–14.</w:t>
       </w:r>
     </w:p>
-    <w:bookmarkEnd w:id="271"/>
-    <w:bookmarkStart w:id="273" w:name="ref-rooneyIntegratingFoodWeb2012"/>
+    <w:bookmarkEnd w:id="272"/>
+    <w:bookmarkStart w:id="274" w:name="ref-rooneyIntegratingFoodWeb2012"/>
     <w:p>
       <w:pPr>
         <w:pStyle w:val="Bibliography"/>
@@ -11964,7 +11996,7 @@
       <w:r>
         <w:t xml:space="preserve">, 40–46. (doi:</w:t>
       </w:r>
-      <w:hyperlink r:id="rId272">
+      <w:hyperlink r:id="rId273">
         <w:r>
           <w:rPr>
             <w:rStyle w:val="Hyperlink"/>
@@ -11976,8 +12008,8 @@
         <w:t xml:space="preserve">)</w:t>
       </w:r>
     </w:p>
-    <w:bookmarkEnd w:id="273"/>
-    <w:bookmarkStart w:id="275" w:name="X146b3e079d29156a751b0b16e1dc13291aa3399"/>
+    <w:bookmarkEnd w:id="274"/>
+    <w:bookmarkStart w:id="276" w:name="X146b3e079d29156a751b0b16e1dc13291aa3399"/>
     <w:p>
       <w:pPr>
         <w:pStyle w:val="Bibliography"/>
@@ -12029,7 +12061,7 @@
       <w:r>
         <w:t xml:space="preserve">, 571–580. (doi:</w:t>
       </w:r>
-      <w:hyperlink r:id="rId274">
+      <w:hyperlink r:id="rId275">
         <w:r>
           <w:rPr>
             <w:rStyle w:val="Hyperlink"/>
@@ -12041,8 +12073,8 @@
         <w:t xml:space="preserve">)</w:t>
       </w:r>
     </w:p>
-    <w:bookmarkEnd w:id="275"/>
-    <w:bookmarkStart w:id="277" w:name="Xc87c76942f75bf7f36547928ac5db0ab5f50cf0"/>
+    <w:bookmarkEnd w:id="276"/>
+    <w:bookmarkStart w:id="278" w:name="Xc87c76942f75bf7f36547928ac5db0ab5f50cf0"/>
     <w:p>
       <w:pPr>
         <w:pStyle w:val="Bibliography"/>
@@ -12082,7 +12114,7 @@
       <w:r>
         <w:t xml:space="preserve">, 10245. (doi:</w:t>
       </w:r>
-      <w:hyperlink r:id="rId276">
+      <w:hyperlink r:id="rId277">
         <w:r>
           <w:rPr>
             <w:rStyle w:val="Hyperlink"/>
@@ -12094,8 +12126,8 @@
         <w:t xml:space="preserve">)</w:t>
       </w:r>
     </w:p>
-    <w:bookmarkEnd w:id="277"/>
-    <w:bookmarkStart w:id="279" w:name="X8a12bba817e543c8e1648e1b8be5e49280ee43b"/>
+    <w:bookmarkEnd w:id="278"/>
+    <w:bookmarkStart w:id="280" w:name="X8a12bba817e543c8e1648e1b8be5e49280ee43b"/>
     <w:p>
       <w:pPr>
         <w:pStyle w:val="Bibliography"/>
@@ -12135,7 +12167,7 @@
       <w:r>
         <w:t xml:space="preserve">, 8412. (doi:</w:t>
       </w:r>
-      <w:hyperlink r:id="rId278">
+      <w:hyperlink r:id="rId279">
         <w:r>
           <w:rPr>
             <w:rStyle w:val="Hyperlink"/>
@@ -12147,8 +12179,8 @@
         <w:t xml:space="preserve">)</w:t>
       </w:r>
     </w:p>
-    <w:bookmarkEnd w:id="279"/>
-    <w:bookmarkStart w:id="281" w:name="ref-suAdaptiveRewiringShapes2024a"/>
+    <w:bookmarkEnd w:id="280"/>
+    <w:bookmarkStart w:id="282" w:name="ref-suAdaptiveRewiringShapes2024a"/>
     <w:p>
       <w:pPr>
         <w:pStyle w:val="Bibliography"/>
@@ -12188,7 +12220,7 @@
       <w:r>
         <w:t xml:space="preserve">, 103. (doi:</w:t>
       </w:r>
-      <w:hyperlink r:id="rId280">
+      <w:hyperlink r:id="rId281">
         <w:r>
           <w:rPr>
             <w:rStyle w:val="Hyperlink"/>
@@ -12200,8 +12232,8 @@
         <w:t xml:space="preserve">)</w:t>
       </w:r>
     </w:p>
-    <w:bookmarkEnd w:id="281"/>
-    <w:bookmarkStart w:id="283" w:name="X451efaaea5398559a3b217bddae20c4faafad48"/>
+    <w:bookmarkEnd w:id="282"/>
+    <w:bookmarkStart w:id="284" w:name="X451efaaea5398559a3b217bddae20c4faafad48"/>
     <w:p>
       <w:pPr>
         <w:pStyle w:val="Bibliography"/>
@@ -12292,7 +12324,7 @@
       <w:r>
         <w:t xml:space="preserve">, e70146. (doi:</w:t>
       </w:r>
-      <w:hyperlink r:id="rId282">
+      <w:hyperlink r:id="rId283">
         <w:r>
           <w:rPr>
             <w:rStyle w:val="Hyperlink"/>
@@ -12304,8 +12336,8 @@
         <w:t xml:space="preserve">)</w:t>
       </w:r>
     </w:p>
-    <w:bookmarkEnd w:id="283"/>
-    <w:bookmarkStart w:id="285" w:name="Xa693c271310f9ecd5e84fc33b8a3417b5ea6544"/>
+    <w:bookmarkEnd w:id="284"/>
+    <w:bookmarkStart w:id="286" w:name="Xa693c271310f9ecd5e84fc33b8a3417b5ea6544"/>
     <w:p>
       <w:pPr>
         <w:pStyle w:val="Bibliography"/>
@@ -12378,7 +12410,7 @@
       <w:r>
         <w:t xml:space="preserve">, e1002321. (doi:</w:t>
       </w:r>
-      <w:hyperlink r:id="rId284">
+      <w:hyperlink r:id="rId285">
         <w:r>
           <w:rPr>
             <w:rStyle w:val="Hyperlink"/>
@@ -12390,8 +12422,8 @@
         <w:t xml:space="preserve">)</w:t>
       </w:r>
     </w:p>
-    <w:bookmarkEnd w:id="285"/>
-    <w:bookmarkStart w:id="287" w:name="X54c6f25bba8fef6f9a3d54a00682f862d01b706"/>
+    <w:bookmarkEnd w:id="286"/>
+    <w:bookmarkStart w:id="288" w:name="X54c6f25bba8fef6f9a3d54a00682f862d01b706"/>
     <w:p>
       <w:pPr>
         <w:pStyle w:val="Bibliography"/>
@@ -12444,7 +12476,7 @@
       <w:r>
         <w:t xml:space="preserve">, 785–800. (doi:</w:t>
       </w:r>
-      <w:hyperlink r:id="rId286">
+      <w:hyperlink r:id="rId287">
         <w:r>
           <w:rPr>
             <w:rStyle w:val="Hyperlink"/>
@@ -12456,8 +12488,8 @@
         <w:t xml:space="preserve">)</w:t>
       </w:r>
     </w:p>
-    <w:bookmarkEnd w:id="287"/>
-    <w:bookmarkStart w:id="289" w:name="ref-estradaUsingNetworkCentrality2008"/>
+    <w:bookmarkEnd w:id="288"/>
+    <w:bookmarkStart w:id="290" w:name="ref-estradaUsingNetworkCentrality2008"/>
     <w:p>
       <w:pPr>
         <w:pStyle w:val="Bibliography"/>
@@ -12518,7 +12550,7 @@
       <w:r>
         <w:t xml:space="preserve">, 1810–1825. (doi:</w:t>
       </w:r>
-      <w:hyperlink r:id="rId288">
+      <w:hyperlink r:id="rId289">
         <w:r>
           <w:rPr>
             <w:rStyle w:val="Hyperlink"/>
@@ -12530,8 +12562,8 @@
         <w:t xml:space="preserve">)</w:t>
       </w:r>
     </w:p>
-    <w:bookmarkEnd w:id="289"/>
-    <w:bookmarkStart w:id="291" w:name="X57ddaf8a4be0be7ef1ca133e16ca0e392219de8"/>
+    <w:bookmarkEnd w:id="290"/>
+    <w:bookmarkStart w:id="292" w:name="X57ddaf8a4be0be7ef1ca133e16ca0e392219de8"/>
     <w:p>
       <w:pPr>
         <w:pStyle w:val="Bibliography"/>
@@ -12571,7 +12603,7 @@
       <w:r>
         <w:t xml:space="preserve">, 743–753. (doi:</w:t>
       </w:r>
-      <w:hyperlink r:id="rId290">
+      <w:hyperlink r:id="rId291">
         <w:r>
           <w:rPr>
             <w:rStyle w:val="Hyperlink"/>
@@ -12583,8 +12615,8 @@
         <w:t xml:space="preserve">)</w:t>
       </w:r>
     </w:p>
-    <w:bookmarkEnd w:id="291"/>
-    <w:bookmarkStart w:id="293" w:name="ref-kisslingNovelApproachesModelling2012"/>
+    <w:bookmarkEnd w:id="292"/>
+    <w:bookmarkStart w:id="294" w:name="ref-kisslingNovelApproachesModelling2012"/>
     <w:p>
       <w:pPr>
         <w:pStyle w:val="Bibliography"/>
@@ -12637,7 +12669,7 @@
       <w:r>
         <w:t xml:space="preserve">, 2163–2178. (doi:</w:t>
       </w:r>
-      <w:hyperlink r:id="rId292">
+      <w:hyperlink r:id="rId293">
         <w:r>
           <w:rPr>
             <w:rStyle w:val="Hyperlink"/>
@@ -12649,8 +12681,8 @@
         <w:t xml:space="preserve">)</w:t>
       </w:r>
     </w:p>
-    <w:bookmarkEnd w:id="293"/>
-    <w:bookmarkStart w:id="295" w:name="X50e34328cb613daffedccb409ac38c6cd0e1453"/>
+    <w:bookmarkEnd w:id="294"/>
+    <w:bookmarkStart w:id="296" w:name="X50e34328cb613daffedccb409ac38c6cd0e1453"/>
     <w:p>
       <w:pPr>
         <w:pStyle w:val="Bibliography"/>
@@ -12690,7 +12722,7 @@
       <w:r>
         <w:t xml:space="preserve">, 1304–1315. (doi:</w:t>
       </w:r>
-      <w:hyperlink r:id="rId294">
+      <w:hyperlink r:id="rId295">
         <w:r>
           <w:rPr>
             <w:rStyle w:val="Hyperlink"/>
@@ -12702,8 +12734,8 @@
         <w:t xml:space="preserve">)</w:t>
       </w:r>
     </w:p>
-    <w:bookmarkEnd w:id="295"/>
-    <w:bookmarkStart w:id="297" w:name="ref-beauchesneSensitivityFoodWebs2021"/>
+    <w:bookmarkEnd w:id="296"/>
+    <w:bookmarkStart w:id="298" w:name="ref-beauchesneSensitivityFoodWebs2021"/>
     <w:p>
       <w:pPr>
         <w:pStyle w:val="Bibliography"/>
@@ -12743,7 +12775,7 @@
       <w:r>
         <w:t xml:space="preserve">, 2219–2237. (doi:</w:t>
       </w:r>
-      <w:hyperlink r:id="rId296">
+      <w:hyperlink r:id="rId297">
         <w:r>
           <w:rPr>
             <w:rStyle w:val="Hyperlink"/>
@@ -12755,8 +12787,8 @@
         <w:t xml:space="preserve">)</w:t>
       </w:r>
     </w:p>
-    <w:bookmarkEnd w:id="297"/>
-    <w:bookmarkStart w:id="299" w:name="ref-ogormanSimpleModelPredicts2019"/>
+    <w:bookmarkEnd w:id="298"/>
+    <w:bookmarkStart w:id="300" w:name="ref-ogormanSimpleModelPredicts2019"/>
     <w:p>
       <w:pPr>
         <w:pStyle w:val="Bibliography"/>
@@ -12809,7 +12841,7 @@
       <w:r>
         <w:t xml:space="preserve">, 611–616. (doi:</w:t>
       </w:r>
-      <w:hyperlink r:id="rId298">
+      <w:hyperlink r:id="rId299">
         <w:r>
           <w:rPr>
             <w:rStyle w:val="Hyperlink"/>
@@ -12821,8 +12853,8 @@
         <w:t xml:space="preserve">)</w:t>
       </w:r>
     </w:p>
-    <w:bookmarkEnd w:id="299"/>
-    <w:bookmarkStart w:id="301" w:name="X05ffe988c29e8631cb7748e7bb16fd2412cfd04"/>
+    <w:bookmarkEnd w:id="300"/>
+    <w:bookmarkStart w:id="302" w:name="X05ffe988c29e8631cb7748e7bb16fd2412cfd04"/>
     <w:p>
       <w:pPr>
         <w:pStyle w:val="Bibliography"/>
@@ -12862,7 +12894,7 @@
       <w:r>
         <w:t xml:space="preserve">, 2081–2091. (doi:</w:t>
       </w:r>
-      <w:hyperlink r:id="rId300">
+      <w:hyperlink r:id="rId301">
         <w:r>
           <w:rPr>
             <w:rStyle w:val="Hyperlink"/>
@@ -12874,8 +12906,8 @@
         <w:t xml:space="preserve">)</w:t>
       </w:r>
     </w:p>
-    <w:bookmarkEnd w:id="301"/>
-    <w:bookmarkStart w:id="303" w:name="ref-allesinaStabilityCriteriaComplex2012"/>
+    <w:bookmarkEnd w:id="302"/>
+    <w:bookmarkStart w:id="304" w:name="ref-allesinaStabilityCriteriaComplex2012"/>
     <w:p>
       <w:pPr>
         <w:pStyle w:val="Bibliography"/>
@@ -12915,7 +12947,7 @@
       <w:r>
         <w:t xml:space="preserve">, 205–208. (doi:</w:t>
       </w:r>
-      <w:hyperlink r:id="rId302">
+      <w:hyperlink r:id="rId303">
         <w:r>
           <w:rPr>
             <w:rStyle w:val="Hyperlink"/>
@@ -12927,8 +12959,8 @@
         <w:t xml:space="preserve">)</w:t>
       </w:r>
     </w:p>
-    <w:bookmarkEnd w:id="303"/>
-    <w:bookmarkStart w:id="305" w:name="ref-yodzisMustTopPredators2001"/>
+    <w:bookmarkEnd w:id="304"/>
+    <w:bookmarkStart w:id="306" w:name="ref-yodzisMustTopPredators2001"/>
     <w:p>
       <w:pPr>
         <w:pStyle w:val="Bibliography"/>
@@ -12968,7 +13000,7 @@
       <w:r>
         <w:t xml:space="preserve">, 78–84. (doi:</w:t>
       </w:r>
-      <w:hyperlink r:id="rId304">
+      <w:hyperlink r:id="rId305">
         <w:r>
           <w:rPr>
             <w:rStyle w:val="Hyperlink"/>
@@ -12980,8 +13012,8 @@
         <w:t xml:space="preserve">)</w:t>
       </w:r>
     </w:p>
-    <w:bookmarkEnd w:id="305"/>
-    <w:bookmarkStart w:id="307" w:name="X7030f22390f7878fdd87fd7cd78b728fb735d12"/>
+    <w:bookmarkEnd w:id="306"/>
+    <w:bookmarkStart w:id="308" w:name="X7030f22390f7878fdd87fd7cd78b728fb735d12"/>
     <w:p>
       <w:pPr>
         <w:pStyle w:val="Bibliography"/>
@@ -13021,7 +13053,7 @@
       <w:r>
         <w:t xml:space="preserve">, 853–856. (doi:</w:t>
       </w:r>
-      <w:hyperlink r:id="rId306">
+      <w:hyperlink r:id="rId307">
         <w:r>
           <w:rPr>
             <w:rStyle w:val="Hyperlink"/>
@@ -13033,8 +13065,8 @@
         <w:t xml:space="preserve">)</w:t>
       </w:r>
     </w:p>
-    <w:bookmarkEnd w:id="307"/>
-    <w:bookmarkStart w:id="309" w:name="ref-mooreDetritusTrophicDynamics2004"/>
+    <w:bookmarkEnd w:id="308"/>
+    <w:bookmarkStart w:id="310" w:name="ref-mooreDetritusTrophicDynamics2004"/>
     <w:p>
       <w:pPr>
         <w:pStyle w:val="Bibliography"/>
@@ -13087,7 +13119,7 @@
       <w:r>
         <w:t xml:space="preserve">, 584–600. (doi:</w:t>
       </w:r>
-      <w:hyperlink r:id="rId308">
+      <w:hyperlink r:id="rId309">
         <w:r>
           <w:rPr>
             <w:rStyle w:val="Hyperlink"/>
@@ -13099,8 +13131,8 @@
         <w:t xml:space="preserve">)</w:t>
       </w:r>
     </w:p>
-    <w:bookmarkEnd w:id="309"/>
-    <w:bookmarkStart w:id="311" w:name="ref-gravelStabilityComplexityModel2016"/>
+    <w:bookmarkEnd w:id="310"/>
+    <w:bookmarkStart w:id="312" w:name="ref-gravelStabilityComplexityModel2016"/>
     <w:p>
       <w:pPr>
         <w:pStyle w:val="Bibliography"/>
@@ -13140,7 +13172,7 @@
       <w:r>
         <w:t xml:space="preserve">, 12457. (doi:</w:t>
       </w:r>
-      <w:hyperlink r:id="rId310">
+      <w:hyperlink r:id="rId311">
         <w:r>
           <w:rPr>
             <w:rStyle w:val="Hyperlink"/>
@@ -13152,8 +13184,8 @@
         <w:t xml:space="preserve">)</w:t>
       </w:r>
     </w:p>
-    <w:bookmarkEnd w:id="311"/>
-    <w:bookmarkStart w:id="313" w:name="X5714159823496cd9928401f3af12cfed11f3255"/>
+    <w:bookmarkEnd w:id="312"/>
+    <w:bookmarkStart w:id="314" w:name="X5714159823496cd9928401f3af12cfed11f3255"/>
     <w:p>
       <w:pPr>
         <w:pStyle w:val="Bibliography"/>
@@ -13193,7 +13225,7 @@
       <w:r>
         <w:t xml:space="preserve">, 199–201. (doi:</w:t>
       </w:r>
-      <w:hyperlink r:id="rId312">
+      <w:hyperlink r:id="rId313">
         <w:r>
           <w:rPr>
             <w:rStyle w:val="Hyperlink"/>
@@ -13205,8 +13237,8 @@
         <w:t xml:space="preserve">)</w:t>
       </w:r>
     </w:p>
-    <w:bookmarkEnd w:id="313"/>
-    <w:bookmarkStart w:id="315" w:name="ref-huiHowInvadeEcological2019"/>
+    <w:bookmarkEnd w:id="314"/>
+    <w:bookmarkStart w:id="316" w:name="ref-huiHowInvadeEcological2019"/>
     <w:p>
       <w:pPr>
         <w:pStyle w:val="Bibliography"/>
@@ -13267,7 +13299,7 @@
       <w:r>
         <w:t xml:space="preserve">, 121–131. (doi:</w:t>
       </w:r>
-      <w:hyperlink r:id="rId314">
+      <w:hyperlink r:id="rId315">
         <w:r>
           <w:rPr>
             <w:rStyle w:val="Hyperlink"/>
@@ -13279,8 +13311,8 @@
         <w:t xml:space="preserve">)</w:t>
       </w:r>
     </w:p>
-    <w:bookmarkEnd w:id="315"/>
-    <w:bookmarkStart w:id="317" w:name="X31a4fa003bce600ed04df56db844e85b8f7350e"/>
+    <w:bookmarkEnd w:id="316"/>
+    <w:bookmarkStart w:id="318" w:name="X31a4fa003bce600ed04df56db844e85b8f7350e"/>
     <w:p>
       <w:pPr>
         <w:pStyle w:val="Bibliography"/>
@@ -13320,7 +13352,7 @@
       <w:r>
         <w:t xml:space="preserve">, 550–559. (doi:</w:t>
       </w:r>
-      <w:hyperlink r:id="rId316">
+      <w:hyperlink r:id="rId317">
         <w:r>
           <w:rPr>
             <w:rStyle w:val="Hyperlink"/>
@@ -13332,8 +13364,8 @@
         <w:t xml:space="preserve">)</w:t>
       </w:r>
     </w:p>
-    <w:bookmarkEnd w:id="317"/>
-    <w:bookmarkStart w:id="319" w:name="X730ccd8cf8fe163c7d3b01f9fb0e7239c294754"/>
+    <w:bookmarkEnd w:id="318"/>
+    <w:bookmarkStart w:id="320" w:name="X730ccd8cf8fe163c7d3b01f9fb0e7239c294754"/>
     <w:p>
       <w:pPr>
         <w:pStyle w:val="Bibliography"/>
@@ -13386,7 +13418,7 @@
       <w:r>
         <w:t xml:space="preserve">, 5164–5172.e2. (doi:</w:t>
       </w:r>
-      <w:hyperlink r:id="rId318">
+      <w:hyperlink r:id="rId319">
         <w:r>
           <w:rPr>
             <w:rStyle w:val="Hyperlink"/>
@@ -13398,8 +13430,8 @@
         <w:t xml:space="preserve">)</w:t>
       </w:r>
     </w:p>
-    <w:bookmarkEnd w:id="319"/>
-    <w:bookmarkStart w:id="321" w:name="X023758d2a089016cd8f0c9d2421079cf7d062ff"/>
+    <w:bookmarkEnd w:id="320"/>
+    <w:bookmarkStart w:id="322" w:name="X023758d2a089016cd8f0c9d2421079cf7d062ff"/>
     <w:p>
       <w:pPr>
         <w:pStyle w:val="Bibliography"/>
@@ -13439,7 +13471,7 @@
       <w:r>
         <w:t xml:space="preserve">, 1333–1345. (doi:</w:t>
       </w:r>
-      <w:hyperlink r:id="rId320">
+      <w:hyperlink r:id="rId321">
         <w:r>
           <w:rPr>
             <w:rStyle w:val="Hyperlink"/>
@@ -13451,8 +13483,8 @@
         <w:t xml:space="preserve">)</w:t>
       </w:r>
     </w:p>
-    <w:bookmarkEnd w:id="321"/>
-    <w:bookmarkStart w:id="323" w:name="X2292bbc2ea238f3f11086a996be45734390f150"/>
+    <w:bookmarkEnd w:id="322"/>
+    <w:bookmarkStart w:id="324" w:name="X2292bbc2ea238f3f11086a996be45734390f150"/>
     <w:p>
       <w:pPr>
         <w:pStyle w:val="Bibliography"/>
@@ -13492,7 +13524,7 @@
       <w:r>
         <w:t xml:space="preserve">, 2270–2279. (doi:</w:t>
       </w:r>
-      <w:hyperlink r:id="rId322">
+      <w:hyperlink r:id="rId323">
         <w:r>
           <w:rPr>
             <w:rStyle w:val="Hyperlink"/>
@@ -13504,8 +13536,8 @@
         <w:t xml:space="preserve">)</w:t>
       </w:r>
     </w:p>
-    <w:bookmarkEnd w:id="323"/>
-    <w:bookmarkStart w:id="325" w:name="ref-vandewalleArthropodFoodWebs2023"/>
+    <w:bookmarkEnd w:id="324"/>
+    <w:bookmarkStart w:id="326" w:name="ref-vandewalleArthropodFoodWebs2023"/>
     <w:p>
       <w:pPr>
         <w:pStyle w:val="Bibliography"/>
@@ -13545,7 +13577,7 @@
       <w:r>
         <w:t xml:space="preserve">, 913–924. (doi:</w:t>
       </w:r>
-      <w:hyperlink r:id="rId324">
+      <w:hyperlink r:id="rId325">
         <w:r>
           <w:rPr>
             <w:rStyle w:val="Hyperlink"/>
@@ -13557,8 +13589,8 @@
         <w:t xml:space="preserve">)</w:t>
       </w:r>
     </w:p>
-    <w:bookmarkEnd w:id="325"/>
-    <w:bookmarkStart w:id="327" w:name="ref-beckerOptimisingPredictiveModels2022"/>
+    <w:bookmarkEnd w:id="326"/>
+    <w:bookmarkStart w:id="328" w:name="ref-beckerOptimisingPredictiveModels2022"/>
     <w:p>
       <w:pPr>
         <w:pStyle w:val="Bibliography"/>
@@ -13611,7 +13643,7 @@
       <w:r>
         <w:t xml:space="preserve">, e625–e637. (doi:</w:t>
       </w:r>
-      <w:hyperlink r:id="rId326">
+      <w:hyperlink r:id="rId327">
         <w:r>
           <w:rPr>
             <w:rStyle w:val="Hyperlink"/>
@@ -13623,8 +13655,8 @@
         <w:t xml:space="preserve">)</w:t>
       </w:r>
     </w:p>
-    <w:bookmarkEnd w:id="327"/>
-    <w:bookmarkStart w:id="329" w:name="ref-terryFindingMissingLinks2020"/>
+    <w:bookmarkEnd w:id="328"/>
+    <w:bookmarkStart w:id="330" w:name="ref-terryFindingMissingLinks2020"/>
     <w:p>
       <w:pPr>
         <w:pStyle w:val="Bibliography"/>
@@ -13664,7 +13696,7 @@
       <w:r>
         <w:t xml:space="preserve">, e03047. (doi:</w:t>
       </w:r>
-      <w:hyperlink r:id="rId328">
+      <w:hyperlink r:id="rId329">
         <w:r>
           <w:rPr>
             <w:rStyle w:val="Hyperlink"/>
@@ -13676,8 +13708,8 @@
         <w:t xml:space="preserve">)</w:t>
       </w:r>
     </w:p>
-    <w:bookmarkEnd w:id="329"/>
-    <w:bookmarkStart w:id="331" w:name="X0db465d2ec8683a81b001c1b3069bfe5ad58a88"/>
+    <w:bookmarkEnd w:id="330"/>
+    <w:bookmarkStart w:id="332" w:name="X0db465d2ec8683a81b001c1b3069bfe5ad58a88"/>
     <w:p>
       <w:pPr>
         <w:pStyle w:val="Bibliography"/>
@@ -13697,7 +13729,7 @@
       <w:r>
         <w:t xml:space="preserve"> </w:t>
       </w:r>
-      <w:hyperlink r:id="rId330">
+      <w:hyperlink r:id="rId331">
         <w:r>
           <w:rPr>
             <w:rStyle w:val="Hyperlink"/>
@@ -13792,8 +13824,8 @@
         <w:t xml:space="preserve">, 1–19.</w:t>
       </w:r>
     </w:p>
-    <w:bookmarkEnd w:id="331"/>
-    <w:bookmarkStart w:id="333" w:name="ref-massolLinkingCommunityEcosystem2011"/>
+    <w:bookmarkEnd w:id="332"/>
+    <w:bookmarkStart w:id="334" w:name="ref-massolLinkingCommunityEcosystem2011"/>
     <w:p>
       <w:pPr>
         <w:pStyle w:val="Bibliography"/>
@@ -13833,7 +13865,7 @@
       <w:r>
         <w:t xml:space="preserve">, 313–323. (doi:</w:t>
       </w:r>
-      <w:hyperlink r:id="rId332">
+      <w:hyperlink r:id="rId333">
         <w:r>
           <w:rPr>
             <w:rStyle w:val="Hyperlink"/>
@@ -13845,8 +13877,8 @@
         <w:t xml:space="preserve">)</w:t>
       </w:r>
     </w:p>
-    <w:bookmarkEnd w:id="333"/>
-    <w:bookmarkStart w:id="335" w:name="ref-liuHarnessingFoodWebs2025"/>
+    <w:bookmarkEnd w:id="334"/>
+    <w:bookmarkStart w:id="336" w:name="ref-liuHarnessingFoodWebs2025"/>
     <w:p>
       <w:pPr>
         <w:pStyle w:val="Bibliography"/>
@@ -13886,7 +13918,7 @@
       <w:r>
         <w:t xml:space="preserve">, 111383. (doi:</w:t>
       </w:r>
-      <w:hyperlink r:id="rId334">
+      <w:hyperlink r:id="rId335">
         <w:r>
           <w:rPr>
             <w:rStyle w:val="Hyperlink"/>
@@ -13898,8 +13930,8 @@
         <w:t xml:space="preserve">)</w:t>
       </w:r>
     </w:p>
-    <w:bookmarkEnd w:id="335"/>
-    <w:bookmarkStart w:id="337" w:name="ref-fortinNetworkEcologyDynamic2021"/>
+    <w:bookmarkEnd w:id="336"/>
+    <w:bookmarkStart w:id="338" w:name="ref-fortinNetworkEcologyDynamic2021"/>
     <w:p>
       <w:pPr>
         <w:pStyle w:val="Bibliography"/>
@@ -13939,7 +13971,7 @@
       <w:r>
         <w:t xml:space="preserve">, rspb.2020.1889, 20201889. (doi:</w:t>
       </w:r>
-      <w:hyperlink r:id="rId336">
+      <w:hyperlink r:id="rId337">
         <w:r>
           <w:rPr>
             <w:rStyle w:val="Hyperlink"/>
@@ -13951,8 +13983,8 @@
         <w:t xml:space="preserve">)</w:t>
       </w:r>
     </w:p>
-    <w:bookmarkEnd w:id="337"/>
-    <w:bookmarkStart w:id="339" w:name="X19ae0996a3277bbc8bb2a7aff1622ec0c861aa4"/>
+    <w:bookmarkEnd w:id="338"/>
+    <w:bookmarkStart w:id="340" w:name="X19ae0996a3277bbc8bb2a7aff1622ec0c861aa4"/>
     <w:p>
       <w:pPr>
         <w:pStyle w:val="Bibliography"/>
@@ -13985,7 +14017,7 @@
       <w:r>
         <w:t xml:space="preserve"> </w:t>
       </w:r>
-      <w:hyperlink r:id="rId338">
+      <w:hyperlink r:id="rId339">
         <w:r>
           <w:rPr>
             <w:rStyle w:val="Hyperlink"/>
@@ -14000,8 +14032,8 @@
         <w:t xml:space="preserve"> </w:t>
       </w:r>
     </w:p>
-    <w:bookmarkEnd w:id="339"/>
-    <w:bookmarkStart w:id="341" w:name="ref-oconnorUntappedPotentialFood2025"/>
+    <w:bookmarkEnd w:id="340"/>
+    <w:bookmarkStart w:id="342" w:name="ref-oconnorUntappedPotentialFood2025"/>
     <w:p>
       <w:pPr>
         <w:pStyle w:val="Bibliography"/>
@@ -14034,7 +14066,7 @@
       <w:r>
         <w:t xml:space="preserve"> </w:t>
       </w:r>
-      <w:hyperlink r:id="rId340">
+      <w:hyperlink r:id="rId341">
         <w:r>
           <w:rPr>
             <w:rStyle w:val="Hyperlink"/>
@@ -14049,9 +14081,9 @@
         <w:t xml:space="preserve"> </w:t>
       </w:r>
     </w:p>
-    <w:bookmarkEnd w:id="341"/>
     <w:bookmarkEnd w:id="342"/>
     <w:bookmarkEnd w:id="343"/>
+    <w:bookmarkEnd w:id="344"/>
     <w:sectPr>
       <w:footnotePr>
         <w:numRestart w:val="eachSect"/>

--- a/index.docx
+++ b/index.docx
@@ -55,7 +55,7 @@
         <w:pStyle w:val="Date"/>
       </w:pPr>
       <w:r>
-        <w:t xml:space="preserve">2026-06-04</w:t>
+        <w:t xml:space="preserve">2026-06-08</w:t>
       </w:r>
     </w:p>
     <w:p>
@@ -2492,13 +2492,13 @@
       </w:r>
     </w:p>
     <w:bookmarkEnd w:id="25"/>
-    <w:bookmarkStart w:id="26" w:name="abundance-based-models-1"/>
+    <w:bookmarkStart w:id="26" w:name="energetics-constrained-models"/>
     <w:p>
       <w:pPr>
         <w:pStyle w:val="Heading3"/>
       </w:pPr>
       <w:r>
-        <w:t xml:space="preserve">4.3.2 Abundance-based models</w:t>
+        <w:t xml:space="preserve">4.3.2 Energetics-constrained models</w:t>
       </w:r>
     </w:p>
     <w:p>

--- a/index.docx
+++ b/index.docx
@@ -55,7 +55,7 @@
         <w:pStyle w:val="Date"/>
       </w:pPr>
       <w:r>
-        <w:t xml:space="preserve">2026-06-08</w:t>
+        <w:t xml:space="preserve">2026-06-22</w:t>
       </w:r>
     </w:p>
     <w:p>
@@ -4478,7 +4478,7 @@
       </w:r>
     </w:p>
     <w:bookmarkEnd w:id="42"/>
-    <w:bookmarkStart w:id="44" w:name="Xd3bc60a647f9ff13377c15a84381aefaf14c1db"/>
+    <w:bookmarkStart w:id="44" w:name="Xfbd10620d244285baa05dcbc4f5feca1288d50b"/>
     <w:p>
       <w:pPr>
         <w:pStyle w:val="Bibliography"/>
@@ -4738,7 +4738,7 @@
       </w:r>
     </w:p>
     <w:bookmarkEnd w:id="47"/>
-    <w:bookmarkStart w:id="49" w:name="X6a748f2c18be5d40b86306295ddf535fd2774da"/>
+    <w:bookmarkStart w:id="49" w:name="Xd6601055543238d9b9f64385d25ad412e3462e1"/>
     <w:p>
       <w:pPr>
         <w:pStyle w:val="Bibliography"/>
@@ -5658,7 +5658,7 @@
       </w:r>
     </w:p>
     <w:bookmarkEnd w:id="72"/>
-    <w:bookmarkStart w:id="74" w:name="Xaecfe1d4a33bf02078e0db488e6aa2f6950ed89"/>
+    <w:bookmarkStart w:id="74" w:name="X3698edebfb930702302a20b5d3719c8a890bba4"/>
     <w:p>
       <w:pPr>
         <w:pStyle w:val="Bibliography"/>
@@ -5850,7 +5850,7 @@
       </w:r>
     </w:p>
     <w:bookmarkEnd w:id="78"/>
-    <w:bookmarkStart w:id="80" w:name="ref-mayWillLargeComplex1972"/>
+    <w:bookmarkStart w:id="80" w:name="ref-mayWillLargeComplex1972a"/>
     <w:p>
       <w:pPr>
         <w:pStyle w:val="Bibliography"/>
@@ -6009,7 +6009,7 @@
       </w:r>
     </w:p>
     <w:bookmarkEnd w:id="84"/>
-    <w:bookmarkStart w:id="86" w:name="Xc0e0e838128ec9c06d72641567f16dac679137a"/>
+    <w:bookmarkStart w:id="86" w:name="X7cb67023b8c4b73a822d2965921745db602378a"/>
     <w:p>
       <w:pPr>
         <w:pStyle w:val="Bibliography"/>
@@ -12180,7 +12180,7 @@
       </w:r>
     </w:p>
     <w:bookmarkEnd w:id="280"/>
-    <w:bookmarkStart w:id="282" w:name="ref-suAdaptiveRewiringShapes2024a"/>
+    <w:bookmarkStart w:id="282" w:name="ref-suAdaptiveRewiringShapes2024"/>
     <w:p>
       <w:pPr>
         <w:pStyle w:val="Bibliography"/>

--- a/index.docx
+++ b/index.docx
@@ -55,7 +55,7 @@
         <w:pStyle w:val="Date"/>
       </w:pPr>
       <w:r>
-        <w:t xml:space="preserve">2026-06-22</w:t>
+        <w:t xml:space="preserve">2026-06-23</w:t>
       </w:r>
     </w:p>
     <w:p>
@@ -181,7 +181,7 @@
         <w:t xml:space="preserve">[12,13]</w:t>
       </w:r>
       <w:r>
-        <w:t xml:space="preserve">). Against this, it is important to evaluate the value and the limitations of the various network conceptualisations and how these relate to biodiversity concepts, such as community structure or ecosystem function</w:t>
+        <w:t xml:space="preserve">). Against this, it is important to evaluate the value and the limitations of the various network conceptualisations and how these relate to biodiversity concepts, such as community structure, community stability and ecosystem function</w:t>
       </w:r>
       <w:r>
         <w:t xml:space="preserve"> </w:t>
@@ -258,7 +258,7 @@
         <w:t xml:space="preserve">[6,10,14–20]</w:t>
       </w:r>
       <w:r>
-        <w:t xml:space="preserve">. Such an understanding should deliver an acceleration in capacity to more effectively predict the impact of multiple stressors on biodiverse communities.</w:t>
+        <w:t xml:space="preserve">. Such an understanding should deliver an acceleration in capacity to more effectively predict the impact of multiple stressors on biodiverse communities and their functions.</w:t>
       </w:r>
     </w:p>
     <w:p>
@@ -278,7 +278,7 @@
         <w:t xml:space="preserve"> </w:t>
       </w:r>
       <w:r>
-        <w:t xml:space="preserve">synthesised ecological networks based on node resolution and link type, with a focus on the data and methodologies underlying each representation. Here, we take a complementary theory-driven perspective by framing network construction as a hierarchical transition from feasibility to realisation of interactions. In the following sections, we review how nodes, edges, and interaction processes shape different network representations, highlighting how changes in assumptions alter ecological scale, node and link resolution, modelling approaches, and the relative importance of evolutionary versus ecological processes. We conclude by aligning these representations with key questions in biodiversity science in the Anthropocene.</w:t>
+        <w:t xml:space="preserve">provided a perspective on the advantages and limitations of node resolution and link type. Here, we compliment this definition focused work by providing a theory-driven perspective that frames network construction as a hierarchical transition from feasibility to the realisation of interactions. In the following sections, we review how nodes, edges, and interaction processes shape different network representations, highlighting how changes in assumptions alter ecological node and link resolution, the relative importance of evolutionary versus ecological processes, and how this intersects with the choices made when attempting to construct networks. We conclude by aligning these representations with key questions in biodiversity science in the Anthropocene.</w:t>
       </w:r>
     </w:p>
     <w:bookmarkEnd w:id="9"/>
@@ -296,7 +296,7 @@
         <w:pStyle w:val="FirstParagraph"/>
       </w:pPr>
       <w:r>
-        <w:t xml:space="preserve">Ecological networks serve multiple uses, representing an ‘object’ from which inferences can be made. While many aspects of community structure can be analysed without networks (</w:t>
+        <w:t xml:space="preserve">Ecological networks represent an ‘object’ from which inferences can be made and thus serve multiple purposes. While many aspects of community structure can be analysed without networks (</w:t>
       </w:r>
       <w:r>
         <w:rPr>
@@ -309,7 +309,7 @@
         <w:t xml:space="preserve"> </w:t>
       </w:r>
       <w:r>
-        <w:t xml:space="preserve">trait distributions or abundance patterns) networks provide a formal framework for capturing the organisation among species. The study of network structure and topology has a long history in ecology, rooted in early theory on energy flow</w:t>
+        <w:t xml:space="preserve">trait distributions or abundance patterns) networks provide a formal framework for capturing the organisation of interactions among species. The study of network structure and topology has a long history in ecology, rooted in early theory on energy flow</w:t>
       </w:r>
       <w:r>
         <w:t xml:space="preserve"> </w:t>
@@ -413,7 +413,7 @@
         <w:t xml:space="preserve">[17,37]</w:t>
       </w:r>
       <w:r>
-        <w:t xml:space="preserve">, each of which encode a series of assumptions within a network. Here we introduce a perspective on these baseline assumptions.</w:t>
+        <w:t xml:space="preserve">, each of which encode a series of assumptions within a network. Here we introduce an alignment between these questions and baseline assumptions about nodes and edges.</w:t>
       </w:r>
     </w:p>
     <w:bookmarkStart w:id="10" w:name="how-do-we-define-a-node"/>
@@ -478,7 +478,20 @@
         <w:t xml:space="preserve">[41]</w:t>
       </w:r>
       <w:r>
-        <w:t xml:space="preserve">). These choices reflect differences in the level, type, and consistency of resolution at which networks are constructed, rather than aggregation per se. Representing nodes at coarser or mixed resolutions can limit taxon-specific inference (</w:t>
+        <w:t xml:space="preserve">). These choices reflect differences in the level, type, and consistency of resolution at which networks are constructed, rather than aggregation</w:t>
+      </w:r>
+      <w:r>
+        <w:t xml:space="preserve"> </w:t>
+      </w:r>
+      <w:r>
+        <w:rPr>
+          <w:i/>
+          <w:iCs/>
+        </w:rPr>
+        <w:t xml:space="preserve">per se</w:t>
+      </w:r>
+      <w:r>
+        <w:t xml:space="preserve">. Representing nodes at coarser or mixed resolutions can limit taxon-specific inference (</w:t>
       </w:r>
       <w:r>
         <w:rPr>
@@ -529,7 +542,7 @@
         <w:t xml:space="preserve">[41,42]</w:t>
       </w:r>
       <w:r>
-        <w:t xml:space="preserve">. At the same time, there are clear justifications for using aggregated representations when the distribution of interactions among functional or trophic units is more informative than species-level detail, for example when analysing extinction patterns across feeding guilds</w:t>
+        <w:t xml:space="preserve">. At the same time, there are clear justifications for using aggregated representations when the distribution of interactions among functional or trophic units is more informative than species-level detail, for example when analysing extinction patterns across feeding guilds or other functional units</w:t>
       </w:r>
       <w:r>
         <w:t xml:space="preserve"> </w:t>
@@ -538,7 +551,7 @@
         <w:t xml:space="preserve">[43]</w:t>
       </w:r>
       <w:r>
-        <w:t xml:space="preserve">. More broadly, issues of resolution, scale, and sampling have long been recognised as central to the construction and interpretation of food webs (</w:t>
+        <w:t xml:space="preserve">. Issues of resolution, scale, and sampling have long been recognised as central to the construction and interpretation of food webs (</w:t>
       </w:r>
       <w:r>
         <w:rPr>
@@ -554,7 +567,16 @@
         <w:t xml:space="preserve">[6,44]</w:t>
       </w:r>
       <w:r>
-        <w:t xml:space="preserve">).</w:t>
+        <w:t xml:space="preserve">) and it is important that we understand how the choices we make when defining nodes will impact the conclusions that are derived from a network</w:t>
+      </w:r>
+      <w:r>
+        <w:t xml:space="preserve"> </w:t>
+      </w:r>
+      <w:r>
+        <w:t xml:space="preserve">[21]</w:t>
+      </w:r>
+      <w:r>
+        <w:t xml:space="preserve">.</w:t>
       </w:r>
     </w:p>
     <w:bookmarkEnd w:id="10"/>
@@ -572,7 +594,7 @@
         <w:pStyle w:val="FirstParagraph"/>
       </w:pPr>
       <w:r>
-        <w:t xml:space="preserve">Understanding edges requires distinguishing between</w:t>
+        <w:t xml:space="preserve">Understanding how edge assumptions impact on ecological process representation requires distinguishing between</w:t>
       </w:r>
       <w:r>
         <w:t xml:space="preserve"> </w:t>
@@ -690,7 +712,7 @@
         <w:t xml:space="preserve">[49]</w:t>
       </w:r>
       <w:r>
-        <w:t xml:space="preserve">. Link definition depends on both the ecological currency and how interactions are represented. For example, feasibility is unlikely to accommodate flux, but does align with binary or probability representations. Taking a food web that consists of links representing feasible interactions among a collection of species will be meaningless if one is interested in understanding the flow of energy through the network as the links are not environmentally/energetically constrained.</w:t>
+        <w:t xml:space="preserve">. Link definition depends on both the ecological currency and how interactions are represented. For example, feasible links unlikely to accommodate inferences about the flow of energy through the network as the links are not environmentally/energetically constrained.</w:t>
       </w:r>
     </w:p>
     <w:bookmarkEnd w:id="11"/>
@@ -708,7 +730,7 @@
         <w:pStyle w:val="FirstParagraph"/>
       </w:pPr>
       <w:r>
-        <w:t xml:space="preserve">Given these definitions of nodes and edges, ecological networks can be divided into two broad types:</w:t>
+        <w:t xml:space="preserve">These definitions of nodes and edges and associated assumptions give rise to two well established types of ecological networks:</w:t>
       </w:r>
       <w:r>
         <w:t xml:space="preserve"> </w:t>
@@ -759,7 +781,7 @@
         <w:t xml:space="preserve">realised networks</w:t>
       </w:r>
       <w:r>
-        <w:t xml:space="preserve">, which represent the subset of interactions expressed within a particular community at a given place and time. These representations differ in both the scales at which they are constructed and the processes assumed to generate their structure.</w:t>
+        <w:t xml:space="preserve">, which represent the subset of interactions expressed within a particular community at a given place and time. Because of the assumptions made about nodes and edges in these networks, they differ in both their representation of scale at which they are constructed and the processes assumed to generate their structure.</w:t>
       </w:r>
     </w:p>
     <w:p>
@@ -783,7 +805,38 @@
         <w:t xml:space="preserve"> </w:t>
       </w:r>
       <w:r>
-        <w:t xml:space="preserve">interactions between species. Feasibility is determined by trait complementarity, typically related to feeding, and can be further constrained by species co-occurrence, producing a transition from</w:t>
+        <w:t xml:space="preserve">interactions between species. Metawebs identify evolutionarily and regionally plausible interactions, ecologically impossible (</w:t>
+      </w:r>
+      <w:r>
+        <w:rPr>
+          <w:i/>
+          <w:iCs/>
+        </w:rPr>
+        <w:t xml:space="preserve">i.e.,</w:t>
+      </w:r>
+      <w:r>
+        <w:t xml:space="preserve"> </w:t>
+      </w:r>
+      <w:r>
+        <w:t xml:space="preserve">forbidden) links</w:t>
+      </w:r>
+      <w:r>
+        <w:t xml:space="preserve"> </w:t>
+      </w:r>
+      <w:r>
+        <w:t xml:space="preserve">[50]</w:t>
+      </w:r>
+      <w:r>
+        <w:t xml:space="preserve">, and the potential diet breadth of species</w:t>
+      </w:r>
+      <w:r>
+        <w:t xml:space="preserve"> </w:t>
+      </w:r>
+      <w:r>
+        <w:t xml:space="preserve">[51]</w:t>
+      </w:r>
+      <w:r>
+        <w:t xml:space="preserve">. Feasibility is thus determined by trait complementarity, typically related to feeding, and can be further constrained by species co-occurrence, producing a transition from</w:t>
       </w:r>
       <w:r>
         <w:t xml:space="preserve"> </w:t>
@@ -815,38 +868,7 @@
         <w:t xml:space="preserve"> </w:t>
       </w:r>
       <w:r>
-        <w:t xml:space="preserve">metawebs. Metawebs therefore identify evolutionarily and regionally plausible interactions, ecologically impossible (</w:t>
-      </w:r>
-      <w:r>
-        <w:rPr>
-          <w:i/>
-          <w:iCs/>
-        </w:rPr>
-        <w:t xml:space="preserve">i.e.,</w:t>
-      </w:r>
-      <w:r>
-        <w:t xml:space="preserve"> </w:t>
-      </w:r>
-      <w:r>
-        <w:t xml:space="preserve">forbidden) links</w:t>
-      </w:r>
-      <w:r>
-        <w:t xml:space="preserve"> </w:t>
-      </w:r>
-      <w:r>
-        <w:t xml:space="preserve">[50]</w:t>
-      </w:r>
-      <w:r>
-        <w:t xml:space="preserve">, and the potential diet breadth of species</w:t>
-      </w:r>
-      <w:r>
-        <w:t xml:space="preserve"> </w:t>
-      </w:r>
-      <w:r>
-        <w:t xml:space="preserve">[51]</w:t>
-      </w:r>
-      <w:r>
-        <w:t xml:space="preserve">.</w:t>
+        <w:t xml:space="preserve">metawebs.</w:t>
       </w:r>
     </w:p>
     <w:p>
@@ -854,7 +876,7 @@
         <w:pStyle w:val="BodyText"/>
       </w:pPr>
       <w:r>
-        <w:t xml:space="preserve">In contrast, realised networks are localised in space and time, with links shaped by co-occurrence, environmental conditions, and diet choice. Even when represented as binary matrices, their links implicitly reflect interaction strength and energy transfer. Realised networks are therefore not simple spatial or temporal subsets of metawebs; they emerge from the processes governing whether feasible interactions are expressed. Consequently, a metaweb and realised network containing the same species may differ substantially in structure because link presence is governed by different constraints. Links absent from a metaweb represent infeasible interactions, whereas links absent from a realised network reflect context-dependent ecological constraints.</w:t>
+        <w:t xml:space="preserve">In contrast, realised networks are localised in space and time, with links shaped by co-occurrence, environmental conditions, and diet choice. Even when represented as binary matrices, their links implicitly reflect interaction strength and energy transfer. Realised networks are therefore not simple spatial or temporal subsets of metawebs; they emerge from the processes governing whether feasible interactions are expressed. Consequently, a metaweb and realised network containing the same species may differ substantially in structure because link presence is governed by different constraints. Critically, links absent from a metaweb represent infeasible interactions, whereas links absent from a realised network reflect both infeasible and context-dependent ecological constraints.</w:t>
       </w:r>
     </w:p>
     <w:p>
@@ -862,7 +884,7 @@
         <w:pStyle w:val="BodyText"/>
       </w:pPr>
       <w:r>
-        <w:t xml:space="preserve">A key distinction between these representations concerns what constitutes a realised interaction. At its most general, a realised network requires more than the feasibility of species interactions; it must incorporate the ecological context that determines whether feasible interactions are expressed. This context may be represented through observation, abundance-dependent encounter rates, consumer choice, environmental conditions, or other mechanisms that constrain interaction expression. Consequently, realised networks need not be observed directly, but they should reflect processes governing the distribution or strength of interactions within a particular community. In contrast, metawebs represent the space of feasible interactions irrespective of whether those interactions are expressed locally.</w:t>
+        <w:t xml:space="preserve">As a result of this distinction a realised interaction can have many definitions. At its most general, a realised network requires more than the feasibility of species interactions; it must incorporate the ecological context that determines whether feasible interactions are expressed. This context may be represented through observation, abundance-dependent encounter rates, consumer choice, environmental conditions, or other mechanisms that constrain interaction expression. Consequently, realised networks need not be observed directly, but they should reflect processes governing the distribution or strength of interactions within a particular community. In contrast, metawebs represent the space of feasible interactions irrespective of whether those interactions are expressed locally.</w:t>
       </w:r>
     </w:p>
     <w:bookmarkEnd w:id="12"/>
@@ -881,7 +903,15 @@
         <w:pStyle w:val="FirstParagraph"/>
       </w:pPr>
       <w:r>
-        <w:t xml:space="preserve">In the previous section we discussed how the definition of nodes and edges, representing different scales and processes, lead to the concept of a metaweb and a realised web. The fundamental take-homes are that nodes vary in their resolution, edges vary in what kind of process they represent and the intersection of these, defined by meta- vs. realised webs, underpins distinct lines of inquiry and constraints on the type of inference we can make with networks. Here we reveal five core constraints across evolutionary and ecological scales that further delineate the transition from meta- to realised webs, exposing processes that determine the nature of links among nodes: evolutionary compatibility, co-occurrence, abundance, diet choice, and non-trophic interactions</w:t>
+        <w:t xml:space="preserve">In the previous section we discussed how the definition of nodes and edges, representing different scales and processes, lead to the concept of a metaweb and a realised web. The fundamental take-homes are that nodes vary in their resolution, edges vary in what kind of process they represent and the intersection of these, defined by meta- vs. realised webs, underpins distinct lines of inquiry and constraints on the type of inference we can make with networks.</w:t>
+      </w:r>
+    </w:p>
+    <w:p>
+      <w:pPr>
+        <w:pStyle w:val="BodyText"/>
+      </w:pPr>
+      <w:r>
+        <w:t xml:space="preserve">Following this, we here reveal five core constraints across evolutionary and ecological scales that further delineate the transition from meta- to realised webs, exposing processes that determine the nature of links among nodes: evolutionary compatibility, co-occurrence, abundance, diet choice, and non-trophic interactions</w:t>
       </w:r>
       <w:r>
         <w:t xml:space="preserve"> </w:t>
@@ -1036,7 +1066,7 @@
         <w:pStyle w:val="FirstParagraph"/>
       </w:pPr>
       <w:r>
-        <w:t xml:space="preserve">Evolutionary compatibility and co-occurrence are the two principal processes that defines the feasibility of an interaction between two species. The scale of inference and set of processes embodied in these two constraints typically combine to define a</w:t>
+        <w:t xml:space="preserve">Evolutionary compatibility and co-occurrence are the two principal processes that define the feasibility of an interaction between two species. The scale of inference and set of processes embodied in these two constraints typically combine to define a</w:t>
       </w:r>
       <w:r>
         <w:t xml:space="preserve"> </w:t>
@@ -1162,7 +1192,7 @@
         <w:pStyle w:val="BodyText"/>
       </w:pPr>
       <w:r>
-        <w:t xml:space="preserve">Networks do not properly arise from models based on this constraint. Instead, interacting species pairs are defined and these are represented as binary (possible vs forbidden) or probabilistic</w:t>
+        <w:t xml:space="preserve">Networks do not explicitly arise from models based on this constraint. Instead, interacting species pairs are defined and these are represented as binary (possible vs forbidden) or probabilistic</w:t>
       </w:r>
       <w:r>
         <w:t xml:space="preserve"> </w:t>
@@ -1199,16 +1229,7 @@
         <w:t xml:space="preserve"> </w:t>
       </w:r>
       <w:r>
-        <w:t xml:space="preserve">between two species. A network constructed based on evolutionary compatibility is conceptually aligned with a</w:t>
-      </w:r>
-      <w:r>
-        <w:t xml:space="preserve"> </w:t>
-      </w:r>
-      <w:r>
-        <w:t xml:space="preserve">‘global metaweb’</w:t>
-      </w:r>
-      <w:r>
-        <w:t xml:space="preserve">, and gives us information as to the global feasibility of links between species pairs despite the fact that they do not co-occur (see</w:t>
+        <w:t xml:space="preserve">between two species. A network constructed based on evolutionary compatibility is conceptually aligned with a ‘global metaweb’, and gives us information as to the global feasibility of links between species pairs even though they do not co-occur (see</w:t>
       </w:r>
       <w:r>
         <w:t xml:space="preserve"> </w:t>
@@ -1311,7 +1332,7 @@
         <w:t xml:space="preserve"> </w:t>
       </w:r>
       <w:r>
-        <w:t xml:space="preserve">but a list of feasible species pairs. Although it is possible to build a network from the list of interactions generated by these constraints, it is important to be aware that the structure of this network is not constrained by any community context - just because species are able to interact does not mean that they will</w:t>
+        <w:t xml:space="preserve">but a list of feasible species pairs. Although it is possible to visualise a network from the list of interactions generated by these constraints, it is important to be aware that the structure of this network is not constrained by any community context - just because species are able to interact does not mean that they will</w:t>
       </w:r>
       <w:r>
         <w:t xml:space="preserve"> </w:t>
@@ -1781,7 +1802,7 @@
         <w:pStyle w:val="FirstParagraph"/>
       </w:pPr>
       <w:r>
-        <w:t xml:space="preserve">The above five processes are central to understanding the assumptions inherent in building different types of networks. Each of the processes, or combinations thereof, deliver a unique set of boundary conditions on what a network represents and can be used for. Here we build on the introduction of these five processes to further categorise the approaches to constructing networks. The utility of a network depends on the processes used to construct it. Different construction approaches encode different assumptions about how interactions arise, and therefore support different ecological questions.</w:t>
+        <w:t xml:space="preserve">The above five processes are central to understanding the assumptions inherent in building different types of networks. Each of the processes, or combinations thereof, deliver a unique set of boundary conditions on what a network represents and can be used for. Here we build on the introduction of these five processes to further categorise the approaches to constructing networks ultimately moving to showcase how different construction approaches, encoding different assumptions about how interactions arise, can support different ecological questions.</w:t>
       </w:r>
     </w:p>
     <w:bookmarkStart w:id="21" w:name="why-construct-networks"/>
@@ -1940,7 +1961,7 @@
         <w:pStyle w:val="FirstParagraph"/>
       </w:pPr>
       <w:r>
-        <w:t xml:space="preserve">When applied at the node level, species-specific networks are created based on expected feeding interactions. When applied at the network level, networks are judged by their structural properties. All methods in this inference space rest on a set of three assumptions: there are a set of ‘feeding rules’ that underpin interaction feasibility</w:t>
+        <w:t xml:space="preserve">Species-specific approaches construct networks from the expected feeding interactions between species pairs and are therefore fundamentally creating metawebs. All methods in this inference space rest on a set of three assumptions: there are a set of ‘feeding rules’ that underpin interaction feasibility</w:t>
       </w:r>
       <w:r>
         <w:t xml:space="preserve"> </w:t>
@@ -2425,7 +2446,23 @@
         <w:pStyle w:val="BodyText"/>
       </w:pPr>
       <w:r>
-        <w:t xml:space="preserve">These models capture the behaviour of the nodes by explicitly considering the properties of the different species in the community. Which means that there is a degree of variance in which links are predicted between species unlike the more</w:t>
+        <w:t xml:space="preserve">These models capture the</w:t>
+      </w:r>
+      <w:r>
+        <w:t xml:space="preserve"> </w:t>
+      </w:r>
+      <w:r>
+        <w:rPr>
+          <w:i/>
+          <w:iCs/>
+        </w:rPr>
+        <w:t xml:space="preserve">behaviour</w:t>
+      </w:r>
+      <w:r>
+        <w:t xml:space="preserve"> </w:t>
+      </w:r>
+      <w:r>
+        <w:t xml:space="preserve">of the nodes by explicitly considering the properties of the different species in the community. Which means that there is a degree of variance in which links are predicted between species unlike the more</w:t>
       </w:r>
       <w:r>
         <w:t xml:space="preserve"> </w:t>
@@ -2437,7 +2474,7 @@
         <w:t xml:space="preserve"> </w:t>
       </w:r>
       <w:r>
-        <w:t xml:space="preserve">predictions made by inductive models. However, these networks are costly to construct in real world settings (requiring data about the entire community, as it is the behaviour of the system that determines the behaviour of the part) and also lack the larger diet niche context afforded by metawebs.</w:t>
+        <w:t xml:space="preserve">predictions made by inductive models. However, these networks are costly to construct in real world settings (requiring data about the entire community, as it is the behaviour of the system that determines the behaviour of the part) and lack the larger diet niche context afforded by metawebs.</w:t>
       </w:r>
     </w:p>
     <w:bookmarkStart w:id="25" w:name="abundance-based-models"/>
@@ -2581,7 +2618,7 @@
         <w:t xml:space="preserve"> </w:t>
       </w:r>
       <w:r>
-        <w:t xml:space="preserve">use a diet choice approach, however like the stochastic network models they also embed assumptions on network structure. Thus, these models predict both interactions and network structure simultaneously, although they would benefit in being refined by more explicitly accounting for trait-based (</w:t>
+        <w:t xml:space="preserve">use a diet choice approach, however like the stochastic network models they also embed assumptions on network structure. Thus, these models predict both interactions and network structure simultaneously, although they may benefit in being refined by more explicitly accounting for trait-based (</w:t>
       </w:r>
       <w:r>
         <w:rPr>
@@ -2623,7 +2660,7 @@
         <w:pStyle w:val="FirstParagraph"/>
       </w:pPr>
       <w:r>
-        <w:t xml:space="preserve">The motivation to leverage network ecology in conservation ecology, environmental risk assessment and natural resource management stems from a shift away from species/population specific measures of the effects of stress and disturbance to community level metrics of these impacts. These metrics, such as resilience and more generally stability, ecosystem function and biodiversity, are natural properties of networks. This suggests that modern conservation, risk assessment and resource management requires robust network tools to support decision making.</w:t>
+        <w:t xml:space="preserve">The motivation to leverage network ecology in conservation ecology, environmental risk assessment and natural resource management stems from a shift away from species/population specific measures of the effects of stress and disturbance to community level metrics of these impacts. These metrics, such as resilience and more generally stability, ecosystem function and biodiversity, are natural properties of networks. This suggests that modern conservation, risk assessment and resource management would benefit from robust network tools to support decision making.</w:t>
       </w:r>
     </w:p>
     <w:p>
@@ -2640,7 +2677,16 @@
         <w:t xml:space="preserve">[4]</w:t>
       </w:r>
       <w:r>
-        <w:t xml:space="preserve">. Major questions remain, for example, about stability-diversity-productivity relationships, the impacts of extinctions and invasions, and the impacts of multiple stressors operating at multiple ecological scales. A network approach to answering these types of questions specifically allows us to evaluate how environmental gradients and anthropogenic stress map through direct and indirect effects among species in a complex community and reveal fundamental patterns and understanding of processes in the natural world.</w:t>
+        <w:t xml:space="preserve">. Major questions remain unresolved, for example, about stability-diversity-productivity relationships, the drivers and consequences of extinctions and invasions, and the impacts of multiple stressors operating at multiple ecological scales</w:t>
+      </w:r>
+      <w:r>
+        <w:t xml:space="preserve"> </w:t>
+      </w:r>
+      <w:r>
+        <w:t xml:space="preserve">[8]</w:t>
+      </w:r>
+      <w:r>
+        <w:t xml:space="preserve">. A network approach to answering these types of questions specifically allows us to evaluate how environmental gradients and anthropogenic stress map through direct and indirect effects among species in a complex community and reveal fundamental patterns and understanding of processes in the natural world.</w:t>
       </w:r>
     </w:p>
     <w:p>
@@ -3897,7 +3943,7 @@
         <w:t xml:space="preserve">[143]</w:t>
       </w:r>
       <w:r>
-        <w:t xml:space="preserve">. They provide the appropriate framework for studying stability, resilience, biodiversity dynamics, ecosystem functioning, extinction cascades, invasions, climate change impacts, and network rewiring through time. By capturing interactions that are actually occuring, realised networks allow investigation of how perturbations propagate through communities and influence persistence.</w:t>
+        <w:t xml:space="preserve">. They provide the appropriate framework for studying stability, resilience, biodiversity dynamics, ecosystem functioning, extinction cascades, invasions, climate change impacts, and network rewiring through time. By capturing interactions that are actually occurring, realised networks allow investigation of how perturbations propagate through communities and influence persistence.</w:t>
       </w:r>
     </w:p>
     <w:p>
@@ -4096,7 +4142,7 @@
         <w:t xml:space="preserve">[151,152]</w:t>
       </w:r>
       <w:r>
-        <w:t xml:space="preserve">. Doing so requires clear definitions of what constitutes a network and where its spatial and temporal boundaries lie</w:t>
+        <w:t xml:space="preserve">. Doing so requires that we develop an understanding of what the appropriate spatial and temporal scales of networks are</w:t>
       </w:r>
       <w:r>
         <w:t xml:space="preserve"> </w:t>
@@ -4105,7 +4151,7 @@
         <w:t xml:space="preserve">[153]</w:t>
       </w:r>
       <w:r>
-        <w:t xml:space="preserve">.</w:t>
+        <w:t xml:space="preserve">, and specifically how these relate to network type and the question of interest.</w:t>
       </w:r>
     </w:p>
     <w:p>

--- a/index.docx
+++ b/index.docx
@@ -278,7 +278,7 @@
         <w:t xml:space="preserve"> </w:t>
       </w:r>
       <w:r>
-        <w:t xml:space="preserve">provided a perspective on the advantages and limitations of node resolution and link type. Here, we compliment this definition focused work by providing a theory-driven perspective that frames network construction as a hierarchical transition from feasibility to the realisation of interactions. In the following sections, we review how nodes, edges, and interaction processes shape different network representations, highlighting how changes in assumptions alter ecological node and link resolution, the relative importance of evolutionary versus ecological processes, and how this intersects with the choices made when attempting to construct networks. We conclude by aligning these representations with key questions in biodiversity science in the Anthropocene.</w:t>
+        <w:t xml:space="preserve">synthesised ecological network representations according to node resolution and link type, highlighting the advantages, limitations, and methodological considerations associated with different approaches. Here, we take a complementary theory-driven perspective by framing network construction as a hierarchical transition from the feasibility to the realisation of interactions. Rather than classifying networks according to their structural characteristics alone, we focus on how assumptions about ecological entities, interactions, and processes give rise to different representations and the inferences they support. In the following sections, we review how nodes, edges, and interaction processes shape ecological networks, highlighting how these assumptions determine ecological scale, node and link resolution, the relative importance of evolutionary versus ecological processes, and the approaches used to construct networks. We conclude by linking alternative network representations to key questions in biodiversity science in the Anthropocene.</w:t>
       </w:r>
     </w:p>
     <w:bookmarkEnd w:id="9"/>
@@ -567,7 +567,7 @@
         <w:t xml:space="preserve">[6,44]</w:t>
       </w:r>
       <w:r>
-        <w:t xml:space="preserve">) and it is important that we understand how the choices we make when defining nodes will impact the conclusions that are derived from a network</w:t>
+        <w:t xml:space="preserve">). Consequently, node definition is not merely a methodological choice but an assumption about the ecological entities represented in a network, with direct implications for the processes that can be represented and the questions that can be addressed</w:t>
       </w:r>
       <w:r>
         <w:t xml:space="preserve"> </w:t>
@@ -594,7 +594,7 @@
         <w:pStyle w:val="FirstParagraph"/>
       </w:pPr>
       <w:r>
-        <w:t xml:space="preserve">Understanding how edge assumptions impact on ecological process representation requires distinguishing between</w:t>
+        <w:t xml:space="preserve">Understanding how edge assumptions impact ecological process representation requires distinguishing between</w:t>
       </w:r>
       <w:r>
         <w:t xml:space="preserve"> </w:t>
@@ -626,35 +626,19 @@
         <w:t xml:space="preserve"> </w:t>
       </w:r>
       <w:r>
-        <w:t xml:space="preserve">links - potential links reflect feasibility, whereas realised links reflect fluxes such as energy transfer. Links within food webs are thus a representation of either potential links between species</w:t>
-      </w:r>
-      <w:r>
-        <w:t xml:space="preserve"> </w:t>
-      </w:r>
-      <w:r>
-        <w:t xml:space="preserve">[45]</w:t>
-      </w:r>
-      <w:r>
-        <w:t xml:space="preserve"> </w:t>
-      </w:r>
-      <w:r>
-        <w:t xml:space="preserve">or fluxes within a system</w:t>
-      </w:r>
-      <w:r>
-        <w:t xml:space="preserve"> </w:t>
-      </w:r>
-      <w:r>
-        <w:rPr>
-          <w:i/>
-          <w:iCs/>
-        </w:rPr>
-        <w:t xml:space="preserve">e.g.,</w:t>
-      </w:r>
-      <w:r>
-        <w:t xml:space="preserve"> </w:t>
-      </w:r>
-      <w:r>
-        <w:t xml:space="preserve">energy transfer or material flow as the result of the feeding links between species</w:t>
+        <w:t xml:space="preserve">links. Potential links reflect interaction feasibility, whereas realised links reflect ecological fluxes such as energy transfer. Links within food webs may therefore represent either potential interactions between species</w:t>
+      </w:r>
+      <w:r>
+        <w:t xml:space="preserve"> </w:t>
+      </w:r>
+      <w:r>
+        <w:t xml:space="preserve">[44,45]</w:t>
+      </w:r>
+      <w:r>
+        <w:t xml:space="preserve"> </w:t>
+      </w:r>
+      <w:r>
+        <w:t xml:space="preserve">or realised fluxes within a system, such as the transfer of energy or materials resulting from feeding interactions</w:t>
       </w:r>
       <w:r>
         <w:t xml:space="preserve"> </w:t>
@@ -663,7 +647,7 @@
         <w:t xml:space="preserve">[2,46]</w:t>
       </w:r>
       <w:r>
-        <w:t xml:space="preserve">. Edges can thus correspond to different</w:t>
+        <w:t xml:space="preserve">. Edges can thus correspond to different ecological</w:t>
       </w:r>
       <w:r>
         <w:t xml:space="preserve"> </w:t>
@@ -678,7 +662,7 @@
         <w:t xml:space="preserve">[21]</w:t>
       </w:r>
       <w:r>
-        <w:t xml:space="preserve">. There is also a myriad of ways in which the links themselves can be specified. Links between species can be treated as present or absent (</w:t>
+        <w:t xml:space="preserve">. Moreover, links can be specified in multiple ways: they may be treated as present or absent (</w:t>
       </w:r>
       <w:r>
         <w:rPr>
@@ -691,7 +675,7 @@
         <w:t xml:space="preserve"> </w:t>
       </w:r>
       <w:r>
-        <w:t xml:space="preserve">binary), may be defined as probabilities</w:t>
+        <w:t xml:space="preserve">binary), defined probabilistically</w:t>
       </w:r>
       <w:r>
         <w:t xml:space="preserve"> </w:t>
@@ -700,10 +684,7 @@
         <w:t xml:space="preserve">[47,48]</w:t>
       </w:r>
       <w:r>
-        <w:t xml:space="preserve"> </w:t>
-      </w:r>
-      <w:r>
-        <w:t xml:space="preserve">or by continuous functions which further quantify the strength of an interaction</w:t>
+        <w:t xml:space="preserve">, or represented by continuous functions that quantify interaction strength</w:t>
       </w:r>
       <w:r>
         <w:t xml:space="preserve"> </w:t>
@@ -712,7 +693,7 @@
         <w:t xml:space="preserve">[49]</w:t>
       </w:r>
       <w:r>
-        <w:t xml:space="preserve">. Link definition depends on both the ecological currency and how interactions are represented. For example, feasible links unlikely to accommodate inferences about the flow of energy through the network as the links are not environmentally/energetically constrained.</w:t>
+        <w:t xml:space="preserve">. Link definition therefore depends on both the ecological currency and how interactions are represented. Because different edge definitions encode different ecological processes, they also support different forms of inference. For example, networks composed of feasible interactions can characterise potential trophic structure but are generally insufficient for inferring the magnitude or distribution of energy flow because their links are not environmentally or energetically constrained.</w:t>
       </w:r>
     </w:p>
     <w:bookmarkEnd w:id="11"/>
@@ -781,7 +762,7 @@
         <w:t xml:space="preserve">realised networks</w:t>
       </w:r>
       <w:r>
-        <w:t xml:space="preserve">, which represent the subset of interactions expressed within a particular community at a given place and time. Because of the assumptions made about nodes and edges in these networks, they differ in both their representation of scale at which they are constructed and the processes assumed to generate their structure.</w:t>
+        <w:t xml:space="preserve">, which represent the subset of interactions expressed within a particular community at a given place and time. Because of the assumptions made about nodes and edges in these networks, they differ in the scales they represent and the processes assumed to generate their structure.</w:t>
       </w:r>
     </w:p>
     <w:p>
@@ -876,15 +857,7 @@
         <w:pStyle w:val="BodyText"/>
       </w:pPr>
       <w:r>
-        <w:t xml:space="preserve">In contrast, realised networks are localised in space and time, with links shaped by co-occurrence, environmental conditions, and diet choice. Even when represented as binary matrices, their links implicitly reflect interaction strength and energy transfer. Realised networks are therefore not simple spatial or temporal subsets of metawebs; they emerge from the processes governing whether feasible interactions are expressed. Consequently, a metaweb and realised network containing the same species may differ substantially in structure because link presence is governed by different constraints. Critically, links absent from a metaweb represent infeasible interactions, whereas links absent from a realised network reflect both infeasible and context-dependent ecological constraints.</w:t>
-      </w:r>
-    </w:p>
-    <w:p>
-      <w:pPr>
-        <w:pStyle w:val="BodyText"/>
-      </w:pPr>
-      <w:r>
-        <w:t xml:space="preserve">As a result of this distinction a realised interaction can have many definitions. At its most general, a realised network requires more than the feasibility of species interactions; it must incorporate the ecological context that determines whether feasible interactions are expressed. This context may be represented through observation, abundance-dependent encounter rates, consumer choice, environmental conditions, or other mechanisms that constrain interaction expression. Consequently, realised networks need not be observed directly, but they should reflect processes governing the distribution or strength of interactions within a particular community. In contrast, metawebs represent the space of feasible interactions irrespective of whether those interactions are expressed locally.</w:t>
+        <w:t xml:space="preserve">In contrast, realised networks are localised in space and time, with links shaped by co-occurrence, environmental conditions, and diet choice. Even when represented as binary matrices, their links implicitly reflect interaction strength and energy transfer. Realised networks are therefore not simply spatial or temporal subsets of metawebs; they emerge from ecological processes that govern the occurrence and strength of interactions among species. Consequently, a metaweb and realised network containing the same species may differ substantially in structure because link presence is governed by different constraints. Critically, links absent from a metaweb represent infeasible interactions, whereas links absent from a realised network reflect context-dependent ecological constraints. At its most general, a realised network must represent more than the potential for species interactions; it must reflect the processes governing the distribution or strength of interactions within a particular community.</w:t>
       </w:r>
     </w:p>
     <w:bookmarkEnd w:id="12"/>
@@ -4211,86 +4184,10 @@
     </w:p>
     <w:p>
       <w:pPr>
-        <w:numPr>
-          <w:ilvl w:val="0"/>
-          <w:numId w:val="1001"/>
-        </w:numPr>
-      </w:pPr>
-      <w:r>
-        <w:rPr>
-          <w:b/>
-          <w:bCs/>
-        </w:rPr>
-        <w:t xml:space="preserve">Network representations encode different processes:</w:t>
-      </w:r>
-      <w:r>
-        <w:t xml:space="preserve"> </w:t>
-      </w:r>
-      <w:r>
-        <w:t xml:space="preserve">Different network representations capture distinct assumptions, data structures, and ecological processes; understanding the interplay between a network’s structure and the processes it encodes is critical for determining which questions it can address.</w:t>
-      </w:r>
-    </w:p>
-    <w:p>
-      <w:pPr>
-        <w:numPr>
-          <w:ilvl w:val="0"/>
-          <w:numId w:val="1001"/>
-        </w:numPr>
-      </w:pPr>
-      <w:r>
-        <w:rPr>
-          <w:b/>
-          <w:bCs/>
-        </w:rPr>
-        <w:t xml:space="preserve">Network representations are not interchangeable:</w:t>
-      </w:r>
-      <w:r>
-        <w:t xml:space="preserve"> </w:t>
-      </w:r>
-      <w:r>
-        <w:t xml:space="preserve">There is no universally optimal network representation. The utility of a network depends entirely on how well its underlying assumptions and data align with the intended scale and process of analysis.</w:t>
-      </w:r>
-    </w:p>
-    <w:p>
-      <w:pPr>
-        <w:numPr>
-          <w:ilvl w:val="0"/>
-          <w:numId w:val="1001"/>
-        </w:numPr>
-      </w:pPr>
-      <w:r>
-        <w:rPr>
-          <w:b/>
-          <w:bCs/>
-        </w:rPr>
-        <w:t xml:space="preserve">Explicit assumptions are essential for evaluation:</w:t>
-      </w:r>
-      <w:r>
-        <w:t xml:space="preserve"> </w:t>
-      </w:r>
-      <w:r>
-        <w:t xml:space="preserve">Explicitly articulating the assumptions behind network assembly facilitates a more critical evaluation of network suitability and inferential power. It is important that we move beyond the uncritical and default reliance on conventional network representations in favour of understanding the consequences of selecting a specific representation or reconstruction/modelling approach.</w:t>
-      </w:r>
-    </w:p>
-    <w:p>
-      <w:pPr>
-        <w:numPr>
-          <w:ilvl w:val="0"/>
-          <w:numId w:val="1001"/>
-        </w:numPr>
-      </w:pPr>
-      <w:r>
-        <w:rPr>
-          <w:b/>
-          <w:bCs/>
-        </w:rPr>
-        <w:t xml:space="preserve">A unified framework improves application and progress:</w:t>
-      </w:r>
-      <w:r>
-        <w:t xml:space="preserve"> </w:t>
-      </w:r>
-      <w:r>
-        <w:t xml:space="preserve">The framework presented here provides a structured basis for comparing network representations and evaluating their suitability across conceptual, methodological, and applied contexts. Establishing this standard is essential for preventing the misinterpretation of network data and for addressing foundational questions in biodiversity science.</w:t>
+        <w:pStyle w:val="FirstParagraph"/>
+      </w:pPr>
+      <w:r>
+        <w:t xml:space="preserve">Ecological network representations provide alternative abstractions of biodiversity, each defined by specific assumptions regarding ecological entities, interactions, and processes. Consequently, the suitability of a given representation depends on the ecological questions being addressed and the processes that the available data can meaningfully capture. Recognising these differences is essential for interpreting network structure, evaluating the scope of inference, and avoiding implicit assumptions associated with conventional approaches. By linking network representations to their underlying ecological processes and data requirements, the framework developed here provides a basis for systematically comparing alternative network constructions and identifying the contexts in which they are most informative. Establishing this standard is essential for preventing the misinterpretation of network data and for addressing foundational questions in biodiversity science.</w:t>
       </w:r>
     </w:p>
     <w:bookmarkEnd w:id="36"/>
@@ -14240,123 +14137,8 @@
       </w:pPr>
     </w:lvl>
   </w:abstractNum>
-  <w:abstractNum w:abstractNumId="99411">
-    <w:nsid w:val="00A99411"/>
-    <w:multiLevelType w:val="multilevel"/>
-    <w:lvl w:ilvl="0">
-      <w:start w:val="1"/>
-      <w:numFmt w:val="decimal"/>
-      <w:lvlText w:val="%1."/>
-      <w:lvlJc w:val="left"/>
-      <w:pPr>
-        <w:ind w:left="720" w:hanging="360"/>
-      </w:pPr>
-    </w:lvl>
-    <w:lvl w:ilvl="1">
-      <w:start w:val="1"/>
-      <w:numFmt w:val="decimal"/>
-      <w:lvlText w:val="%2."/>
-      <w:lvlJc w:val="left"/>
-      <w:pPr>
-        <w:ind w:left="1440" w:hanging="360"/>
-      </w:pPr>
-    </w:lvl>
-    <w:lvl w:ilvl="2">
-      <w:start w:val="1"/>
-      <w:numFmt w:val="decimal"/>
-      <w:lvlText w:val="%3."/>
-      <w:lvlJc w:val="left"/>
-      <w:pPr>
-        <w:ind w:left="2160" w:hanging="360"/>
-      </w:pPr>
-    </w:lvl>
-    <w:lvl w:ilvl="3">
-      <w:start w:val="1"/>
-      <w:numFmt w:val="decimal"/>
-      <w:lvlText w:val="%4."/>
-      <w:lvlJc w:val="left"/>
-      <w:pPr>
-        <w:ind w:left="2880" w:hanging="360"/>
-      </w:pPr>
-    </w:lvl>
-    <w:lvl w:ilvl="4">
-      <w:start w:val="1"/>
-      <w:numFmt w:val="decimal"/>
-      <w:lvlText w:val="%5."/>
-      <w:lvlJc w:val="left"/>
-      <w:pPr>
-        <w:ind w:left="3600" w:hanging="360"/>
-      </w:pPr>
-    </w:lvl>
-    <w:lvl w:ilvl="5">
-      <w:start w:val="1"/>
-      <w:numFmt w:val="decimal"/>
-      <w:lvlText w:val="%6."/>
-      <w:lvlJc w:val="left"/>
-      <w:pPr>
-        <w:ind w:left="4320" w:hanging="360"/>
-      </w:pPr>
-    </w:lvl>
-    <w:lvl w:ilvl="6">
-      <w:start w:val="1"/>
-      <w:numFmt w:val="decimal"/>
-      <w:lvlText w:val="%7."/>
-      <w:lvlJc w:val="left"/>
-      <w:pPr>
-        <w:ind w:left="5040" w:hanging="360"/>
-      </w:pPr>
-    </w:lvl>
-    <w:lvl w:ilvl="7">
-      <w:start w:val="1"/>
-      <w:numFmt w:val="decimal"/>
-      <w:lvlText w:val="%8."/>
-      <w:lvlJc w:val="left"/>
-      <w:pPr>
-        <w:ind w:left="5760" w:hanging="360"/>
-      </w:pPr>
-    </w:lvl>
-    <w:lvl w:ilvl="8">
-      <w:start w:val="1"/>
-      <w:numFmt w:val="decimal"/>
-      <w:lvlText w:val="%9."/>
-      <w:lvlJc w:val="left"/>
-      <w:pPr>
-        <w:ind w:left="6480" w:hanging="360"/>
-      </w:pPr>
-    </w:lvl>
-  </w:abstractNum>
   <w:num w:numId="1000">
     <w:abstractNumId w:val="990"/>
-  </w:num>
-  <w:num w:numId="1001">
-    <w:abstractNumId w:val="99411"/>
-    <w:lvlOverride w:ilvl="0">
-      <w:startOverride w:val="1"/>
-    </w:lvlOverride>
-    <w:lvlOverride w:ilvl="1">
-      <w:startOverride w:val="1"/>
-    </w:lvlOverride>
-    <w:lvlOverride w:ilvl="2">
-      <w:startOverride w:val="1"/>
-    </w:lvlOverride>
-    <w:lvlOverride w:ilvl="3">
-      <w:startOverride w:val="1"/>
-    </w:lvlOverride>
-    <w:lvlOverride w:ilvl="4">
-      <w:startOverride w:val="1"/>
-    </w:lvlOverride>
-    <w:lvlOverride w:ilvl="5">
-      <w:startOverride w:val="1"/>
-    </w:lvlOverride>
-    <w:lvlOverride w:ilvl="6">
-      <w:startOverride w:val="1"/>
-    </w:lvlOverride>
-    <w:lvlOverride w:ilvl="7">
-      <w:startOverride w:val="1"/>
-    </w:lvlOverride>
-    <w:lvlOverride w:ilvl="8">
-      <w:startOverride w:val="1"/>
-    </w:lvlOverride>
   </w:num>
 </w:numbering>
 </file>

--- a/index.docx
+++ b/index.docx
@@ -7,7 +7,7 @@
         <w:pStyle w:val="Title"/>
       </w:pPr>
       <w:r>
-        <w:t xml:space="preserve">Scaling from Metawebs to Realised Webs: A Hierarchical Approach to Network Ecology</w:t>
+        <w:t xml:space="preserve">From Metawebs to Realised Webs: A Framework for Ecological Network Representation under Global Change</w:t>
       </w:r>
     </w:p>
     <w:p>
@@ -55,7 +55,7 @@
         <w:pStyle w:val="Date"/>
       </w:pPr>
       <w:r>
-        <w:t xml:space="preserve">2026-06-23</w:t>
+        <w:t xml:space="preserve">2026-06-24</w:t>
       </w:r>
     </w:p>
     <w:p>
@@ -115,47 +115,22 @@
         <w:t xml:space="preserve">[3]</w:t>
       </w:r>
       <w:r>
-        <w:t xml:space="preserve"> </w:t>
-      </w:r>
-      <w:r>
-        <w:t xml:space="preserve">and more recently</w:t>
-      </w:r>
-      <w:r>
-        <w:t xml:space="preserve"> </w:t>
-      </w:r>
-      <w:r>
-        <w:t xml:space="preserve">[4]</w:t>
-      </w:r>
-      <w:r>
-        <w:t xml:space="preserve">. These relate to the abundance, distribution, functions, and services that biodiversity provides. Network representations of interactions among organisms are increasingly argued to be an asset to understanding and predicting the impacts of multiple, simultaneous stress on biodiversity (</w:t>
-      </w:r>
-      <w:r>
-        <w:rPr>
-          <w:i/>
-          <w:iCs/>
-        </w:rPr>
-        <w:t xml:space="preserve">e.g.,</w:t>
-      </w:r>
-      <w:r>
-        <w:t xml:space="preserve"> </w:t>
-      </w:r>
-      <w:r>
-        <w:t xml:space="preserve">foundational studies on food web structure and robustness:</w:t>
-      </w:r>
-      <w:r>
-        <w:t xml:space="preserve"> </w:t>
-      </w:r>
-      <w:r>
-        <w:t xml:space="preserve">[5–8]</w:t>
-      </w:r>
-      <w:r>
-        <w:t xml:space="preserve">). Documenting interactions is thus one of the fundamental building blocks of community ecology and provides a powerful abstraction for mathematical and statistical modelling of biodiversity to make predictions, and to mitigate and manage threats</w:t>
-      </w:r>
-      <w:r>
-        <w:t xml:space="preserve"> </w:t>
-      </w:r>
-      <w:r>
-        <w:t xml:space="preserve">[9]</w:t>
+        <w:t xml:space="preserve">. These relate to the abundance, distribution, functions, and services that biodiversity provides. Network representations of interactions among organisms are increasingly argued to be an asset to understanding and predicting the impacts of multiple, simultaneous stress on biodiversity</w:t>
+      </w:r>
+      <w:r>
+        <w:t xml:space="preserve"> </w:t>
+      </w:r>
+      <w:r>
+        <w:t xml:space="preserve">[4–7]</w:t>
+      </w:r>
+      <w:r>
+        <w:t xml:space="preserve">. Documenting interactions is thus one of the fundamental building blocks of community ecology and provides a powerful abstraction for mathematical and statistical modelling of biodiversity to make predictions, and to mitigate and manage threats</w:t>
+      </w:r>
+      <w:r>
+        <w:t xml:space="preserve"> </w:t>
+      </w:r>
+      <w:r>
+        <w:t xml:space="preserve">[8,9]</w:t>
       </w:r>
       <w:r>
         <w:t xml:space="preserve">.</w:t>
@@ -166,22 +141,16 @@
         <w:pStyle w:val="BodyText"/>
       </w:pPr>
       <w:r>
-        <w:t xml:space="preserve">However, there is a growing discourse around limitations to the interpretation and applied use of networks, which have been recognised since early discussions of sampling effort and aggregation in food webs (</w:t>
-      </w:r>
-      <w:r>
-        <w:t xml:space="preserve">[5,10,11]</w:t>
-      </w:r>
-      <w:r>
-        <w:t xml:space="preserve">; recent discussions:</w:t>
-      </w:r>
-      <w:r>
-        <w:t xml:space="preserve"> </w:t>
-      </w:r>
-      <w:r>
-        <w:t xml:space="preserve">[12,13]</w:t>
-      </w:r>
-      <w:r>
-        <w:t xml:space="preserve">). Against this, it is important to evaluate the value and the limitations of the various network conceptualisations and how these relate to biodiversity concepts, such as community structure, community stability and ecosystem function</w:t>
+        <w:t xml:space="preserve">However, there is a growing discourse around limitations to the interpretation and applied use of networks, which have been recognised since early discussions of sampling effort and aggregation in food webs</w:t>
+      </w:r>
+      <w:r>
+        <w:t xml:space="preserve"> </w:t>
+      </w:r>
+      <w:r>
+        <w:t xml:space="preserve">[4,10–13]</w:t>
+      </w:r>
+      <w:r>
+        <w:t xml:space="preserve">. Against this, it is important to evaluate the value and the limitations of the various network conceptualisations and how these relate to biodiversity concepts, such as community structure, community stability and ecosystem function</w:t>
       </w:r>
       <w:r>
         <w:t xml:space="preserve"> </w:t>
@@ -190,23 +159,7 @@
         <w:t xml:space="preserve">[14]</w:t>
       </w:r>
       <w:r>
-        <w:t xml:space="preserve">. In this perspective we aim to provide an overview of different</w:t>
-      </w:r>
-      <w:r>
-        <w:t xml:space="preserve"> </w:t>
-      </w:r>
-      <w:r>
-        <w:rPr>
-          <w:b/>
-          <w:bCs/>
-        </w:rPr>
-        <w:t xml:space="preserve">food web</w:t>
-      </w:r>
-      <w:r>
-        <w:t xml:space="preserve"> </w:t>
-      </w:r>
-      <w:r>
-        <w:t xml:space="preserve">representations, particularly how each representation embeds assumptions about the processes that determine interactions (</w:t>
+        <w:t xml:space="preserve">. In this perspective we aim to provide an overview of different food web representations, particularly how each representation embeds assumptions about the processes that determine interactions (</w:t>
       </w:r>
       <w:hyperlink w:anchor="sec-process">
         <w:r>
@@ -255,7 +208,7 @@
         <w:t xml:space="preserve"> </w:t>
       </w:r>
       <w:r>
-        <w:t xml:space="preserve">[6,10,14–20]</w:t>
+        <w:t xml:space="preserve">[5,10,14–20]</w:t>
       </w:r>
       <w:r>
         <w:t xml:space="preserve">. Such an understanding should deliver an acceleration in capacity to more effectively predict the impact of multiple stressors on biodiverse communities and their functions.</w:t>
@@ -331,7 +284,7 @@
         <w:t xml:space="preserve"> </w:t>
       </w:r>
       <w:r>
-        <w:t xml:space="preserve">[7,20,23–25]</w:t>
+        <w:t xml:space="preserve">[6,20,23–25]</w:t>
       </w:r>
       <w:r>
         <w:t xml:space="preserve">). More recent work has built on this foundation to link network structure to ecosystem functioning, persistence, and dynamical behaviour (</w:t>
@@ -385,7 +338,7 @@
         <w:t xml:space="preserve"> </w:t>
       </w:r>
       <w:r>
-        <w:t xml:space="preserve">[7,31–33]</w:t>
+        <w:t xml:space="preserve">[6,31–33]</w:t>
       </w:r>
       <w:r>
         <w:t xml:space="preserve">), as well as inference about stability, ecosystem function, invasions, climate change, contaminants, and extinction cascades (</w:t>
@@ -564,7 +517,7 @@
         <w:t xml:space="preserve"> </w:t>
       </w:r>
       <w:r>
-        <w:t xml:space="preserve">[6,44]</w:t>
+        <w:t xml:space="preserve">[5,44]</w:t>
       </w:r>
       <w:r>
         <w:t xml:space="preserve">). Consequently, node definition is not merely a methodological choice but an assumption about the ecological entities represented in a network, with direct implications for the processes that can be represented and the questions that can be addressed</w:t>
@@ -2317,7 +2270,7 @@
         <w:t xml:space="preserve"> </w:t>
       </w:r>
       <w:r>
-        <w:t xml:space="preserve">[5]</w:t>
+        <w:t xml:space="preserve">[4]</w:t>
       </w:r>
       <w:r>
         <w:t xml:space="preserve"> </w:t>
@@ -2647,7 +2600,7 @@
         <w:t xml:space="preserve"> </w:t>
       </w:r>
       <w:r>
-        <w:t xml:space="preserve">[4]</w:t>
+        <w:t xml:space="preserve">[120]</w:t>
       </w:r>
       <w:r>
         <w:t xml:space="preserve">. Major questions remain unresolved, for example, about stability-diversity-productivity relationships, the drivers and consequences of extinctions and invasions, and the impacts of multiple stressors operating at multiple ecological scales</w:t>
@@ -2656,7 +2609,7 @@
         <w:t xml:space="preserve"> </w:t>
       </w:r>
       <w:r>
-        <w:t xml:space="preserve">[8]</w:t>
+        <w:t xml:space="preserve">[7]</w:t>
       </w:r>
       <w:r>
         <w:t xml:space="preserve">. A network approach to answering these types of questions specifically allows us to evaluate how environmental gradients and anthropogenic stress map through direct and indirect effects among species in a complex community and reveal fundamental patterns and understanding of processes in the natural world.</w:t>
@@ -3007,7 +2960,7 @@
                     <w:jc w:val="center"/>
                   </w:pPr>
                   <w:r>
-                    <w:t xml:space="preserve">[120]</w:t>
+                    <w:t xml:space="preserve">[121]</w:t>
                   </w:r>
                   <w:r>
                     <w:t xml:space="preserve">;</w:t>
@@ -3016,7 +2969,7 @@
                     <w:t xml:space="preserve"> </w:t>
                   </w:r>
                   <w:r>
-                    <w:t xml:space="preserve">[7]</w:t>
+                    <w:t xml:space="preserve">[6]</w:t>
                   </w:r>
                 </w:p>
               </w:tc>
@@ -3070,15 +3023,6 @@
                     <w:jc w:val="center"/>
                   </w:pPr>
                   <w:r>
-                    <w:t xml:space="preserve">[121]</w:t>
-                  </w:r>
-                  <w:r>
-                    <w:t xml:space="preserve">;</w:t>
-                  </w:r>
-                  <w:r>
-                    <w:t xml:space="preserve"> </w:t>
-                  </w:r>
-                  <w:r>
                     <w:t xml:space="preserve">[122]</w:t>
                   </w:r>
                   <w:r>
@@ -3089,6 +3033,15 @@
                   </w:r>
                   <w:r>
                     <w:t xml:space="preserve">[123]</w:t>
+                  </w:r>
+                  <w:r>
+                    <w:t xml:space="preserve">;</w:t>
+                  </w:r>
+                  <w:r>
+                    <w:t xml:space="preserve"> </w:t>
+                  </w:r>
+                  <w:r>
+                    <w:t xml:space="preserve">[124]</w:t>
                   </w:r>
                 </w:p>
               </w:tc>
@@ -3158,7 +3111,7 @@
                     <w:jc w:val="center"/>
                   </w:pPr>
                   <w:r>
-                    <w:t xml:space="preserve">[124]</w:t>
+                    <w:t xml:space="preserve">[125]</w:t>
                   </w:r>
                   <w:r>
                     <w:t xml:space="preserve">;</w:t>
@@ -3176,7 +3129,7 @@
                     <w:t xml:space="preserve"> </w:t>
                   </w:r>
                   <w:r>
-                    <w:t xml:space="preserve">[125]</w:t>
+                    <w:t xml:space="preserve">[126]</w:t>
                   </w:r>
                   <w:r>
                     <w:t xml:space="preserve">;</w:t>
@@ -3185,7 +3138,7 @@
                     <w:t xml:space="preserve"> </w:t>
                   </w:r>
                   <w:r>
-                    <w:t xml:space="preserve">[126]</w:t>
+                    <w:t xml:space="preserve">[127]</w:t>
                   </w:r>
                 </w:p>
               </w:tc>
@@ -3248,7 +3201,7 @@
                     <w:t xml:space="preserve"> </w:t>
                   </w:r>
                   <w:r>
-                    <w:t xml:space="preserve">[127]</w:t>
+                    <w:t xml:space="preserve">[128]</w:t>
                   </w:r>
                 </w:p>
               </w:tc>
@@ -3331,7 +3284,7 @@
                     <w:t xml:space="preserve"> </w:t>
                   </w:r>
                   <w:r>
-                    <w:t xml:space="preserve">[128]</w:t>
+                    <w:t xml:space="preserve">[129]</w:t>
                   </w:r>
                   <w:r>
                     <w:t xml:space="preserve">;</w:t>
@@ -3340,7 +3293,7 @@
                     <w:t xml:space="preserve"> </w:t>
                   </w:r>
                   <w:r>
-                    <w:t xml:space="preserve">[129]</w:t>
+                    <w:t xml:space="preserve">[130]</w:t>
                   </w:r>
                 </w:p>
               </w:tc>
@@ -3410,7 +3363,7 @@
                     <w:jc w:val="center"/>
                   </w:pPr>
                   <w:r>
-                    <w:t xml:space="preserve">[130]</w:t>
+                    <w:t xml:space="preserve">[131]</w:t>
                   </w:r>
                   <w:r>
                     <w:t xml:space="preserve">;</w:t>
@@ -3419,7 +3372,7 @@
                     <w:t xml:space="preserve"> </w:t>
                   </w:r>
                   <w:r>
-                    <w:t xml:space="preserve">[131]</w:t>
+                    <w:t xml:space="preserve">[132]</w:t>
                   </w:r>
                 </w:p>
               </w:tc>
@@ -3477,7 +3430,7 @@
                     <w:jc w:val="center"/>
                   </w:pPr>
                   <w:r>
-                    <w:t xml:space="preserve">[132]</w:t>
+                    <w:t xml:space="preserve">[133]</w:t>
                   </w:r>
                   <w:r>
                     <w:t xml:space="preserve">;</w:t>
@@ -3486,7 +3439,7 @@
                     <w:t xml:space="preserve"> </w:t>
                   </w:r>
                   <w:r>
-                    <w:t xml:space="preserve">[133]</w:t>
+                    <w:t xml:space="preserve">[134]</w:t>
                   </w:r>
                 </w:p>
               </w:tc>
@@ -3540,7 +3493,7 @@
                     <w:jc w:val="center"/>
                   </w:pPr>
                   <w:r>
-                    <w:t xml:space="preserve">[134]</w:t>
+                    <w:t xml:space="preserve">[135]</w:t>
                   </w:r>
                   <w:r>
                     <w:t xml:space="preserve">;</w:t>
@@ -3549,7 +3502,7 @@
                     <w:t xml:space="preserve"> </w:t>
                   </w:r>
                   <w:r>
-                    <w:t xml:space="preserve">[135]</w:t>
+                    <w:t xml:space="preserve">[136]</w:t>
                   </w:r>
                 </w:p>
               </w:tc>
@@ -3603,7 +3556,7 @@
                     <w:jc w:val="center"/>
                   </w:pPr>
                   <w:r>
-                    <w:t xml:space="preserve">[136]</w:t>
+                    <w:t xml:space="preserve">[137]</w:t>
                   </w:r>
                   <w:r>
                     <w:t xml:space="preserve">;</w:t>
@@ -3612,7 +3565,7 @@
                     <w:t xml:space="preserve"> </w:t>
                   </w:r>
                   <w:r>
-                    <w:t xml:space="preserve">[137]</w:t>
+                    <w:t xml:space="preserve">[138]</w:t>
                   </w:r>
                 </w:p>
               </w:tc>
@@ -3666,7 +3619,7 @@
                     <w:jc w:val="center"/>
                   </w:pPr>
                   <w:r>
-                    <w:t xml:space="preserve">[138]</w:t>
+                    <w:t xml:space="preserve">[139]</w:t>
                   </w:r>
                   <w:r>
                     <w:t xml:space="preserve">;</w:t>
@@ -3675,7 +3628,7 @@
                     <w:t xml:space="preserve"> </w:t>
                   </w:r>
                   <w:r>
-                    <w:t xml:space="preserve">[121]</w:t>
+                    <w:t xml:space="preserve">[122]</w:t>
                   </w:r>
                 </w:p>
               </w:tc>
@@ -3729,7 +3682,7 @@
                     <w:jc w:val="center"/>
                   </w:pPr>
                   <w:r>
-                    <w:t xml:space="preserve">[139]</w:t>
+                    <w:t xml:space="preserve">[140]</w:t>
                   </w:r>
                 </w:p>
               </w:tc>
@@ -3783,7 +3736,7 @@
                     <w:jc w:val="center"/>
                   </w:pPr>
                   <w:r>
-                    <w:t xml:space="preserve">[140]</w:t>
+                    <w:t xml:space="preserve">[141]</w:t>
                   </w:r>
                   <w:r>
                     <w:t xml:space="preserve">;</w:t>
@@ -3792,7 +3745,7 @@
                     <w:t xml:space="preserve"> </w:t>
                   </w:r>
                   <w:r>
-                    <w:t xml:space="preserve">[141]</w:t>
+                    <w:t xml:space="preserve">[142]</w:t>
                   </w:r>
                 </w:p>
               </w:tc>
@@ -3832,7 +3785,7 @@
         <w:t xml:space="preserve"> </w:t>
       </w:r>
       <w:r>
-        <w:t xml:space="preserve">[142]</w:t>
+        <w:t xml:space="preserve">[143]</w:t>
       </w:r>
       <w:r>
         <w:t xml:space="preserve">, species invasions, reintroductions, and rewilding, and the potential rewiring capacity</w:t>
@@ -3841,7 +3794,7 @@
         <w:t xml:space="preserve"> </w:t>
       </w:r>
       <w:r>
-        <w:t xml:space="preserve">[126]</w:t>
+        <w:t xml:space="preserve">[127]</w:t>
       </w:r>
       <w:r>
         <w:t xml:space="preserve">. Because they focus on feasible rather than realised interactions, global metawebs are also well suited to studying eco-evolutionary dynamics and how evolutionary history, natural selection, and phenotypic plasticity shape interaction niches.</w:t>
@@ -3913,7 +3866,7 @@
         <w:t xml:space="preserve"> </w:t>
       </w:r>
       <w:r>
-        <w:t xml:space="preserve">[143]</w:t>
+        <w:t xml:space="preserve">[144]</w:t>
       </w:r>
       <w:r>
         <w:t xml:space="preserve">. They provide the appropriate framework for studying stability, resilience, biodiversity dynamics, ecosystem functioning, extinction cascades, invasions, climate change impacts, and network rewiring through time. By capturing interactions that are actually occurring, realised networks allow investigation of how perturbations propagate through communities and influence persistence.</w:t>
@@ -3930,7 +3883,7 @@
         <w:t xml:space="preserve"> </w:t>
       </w:r>
       <w:r>
-        <w:t xml:space="preserve">[27,144]</w:t>
+        <w:t xml:space="preserve">[27,145]</w:t>
       </w:r>
       <w:r>
         <w:t xml:space="preserve">. However, empirical datasets often accumulate interactions across extended periods, potentially obscuring temporal variation in realised interactions</w:t>
@@ -4016,7 +3969,7 @@
         <w:t xml:space="preserve"> </w:t>
       </w:r>
       <w:r>
-        <w:t xml:space="preserve">[91,145]</w:t>
+        <w:t xml:space="preserve">[91,146]</w:t>
       </w:r>
       <w:r>
         <w:t xml:space="preserve">, yet there remains no clear framework for evaluating their ability to recover network structure</w:t>
@@ -4025,7 +3978,7 @@
         <w:t xml:space="preserve"> </w:t>
       </w:r>
       <w:r>
-        <w:t xml:space="preserve">[114,146]</w:t>
+        <w:t xml:space="preserve">[114,147]</w:t>
       </w:r>
       <w:r>
         <w:t xml:space="preserve">. This raises two related questions: what constitutes an appropriate benchmark, and which aspects of network recovery matter most? For metawebs, accurately identifying both present and forbidden links may be essential, whereas for realised webs it remains unclear whether recovering pairwise interactions, aggregate properties (</w:t>
@@ -4065,7 +4018,7 @@
         <w:t xml:space="preserve"> </w:t>
       </w:r>
       <w:r>
-        <w:t xml:space="preserve">[147]</w:t>
+        <w:t xml:space="preserve">[148]</w:t>
       </w:r>
       <w:r>
         <w:t xml:space="preserve">;</w:t>
@@ -4083,7 +4036,7 @@
         <w:t xml:space="preserve"> </w:t>
       </w:r>
       <w:r>
-        <w:t xml:space="preserve">[148,149]</w:t>
+        <w:t xml:space="preserve">[149,150]</w:t>
       </w:r>
       <w:r>
         <w:t xml:space="preserve"> </w:t>
@@ -4095,7 +4048,7 @@
         <w:t xml:space="preserve"> </w:t>
       </w:r>
       <w:r>
-        <w:t xml:space="preserve">[e.g., 150]</w:t>
+        <w:t xml:space="preserve">[e.g., 151]</w:t>
       </w:r>
       <w:r>
         <w:t xml:space="preserve">. However, any such transition must retain clarity about the meaning of links - structurally realistic networks do not necessarily represent realised prey choice or energy flow.</w:t>
@@ -4112,7 +4065,7 @@
         <w:t xml:space="preserve"> </w:t>
       </w:r>
       <w:r>
-        <w:t xml:space="preserve">[151,152]</w:t>
+        <w:t xml:space="preserve">[152,153]</w:t>
       </w:r>
       <w:r>
         <w:t xml:space="preserve">. Doing so requires that we develop an understanding of what the appropriate spatial and temporal scales of networks are</w:t>
@@ -4121,7 +4074,7 @@
         <w:t xml:space="preserve"> </w:t>
       </w:r>
       <w:r>
-        <w:t xml:space="preserve">[153]</w:t>
+        <w:t xml:space="preserve">[154]</w:t>
       </w:r>
       <w:r>
         <w:t xml:space="preserve">, and specifically how these relate to network type and the question of interest.</w:t>
@@ -4148,7 +4101,7 @@
         <w:t xml:space="preserve"> </w:t>
       </w:r>
       <w:r>
-        <w:t xml:space="preserve">[154]</w:t>
+        <w:t xml:space="preserve">[155]</w:t>
       </w:r>
       <w:r>
         <w:t xml:space="preserve">. Addressing these challenges will require stronger links between network structure and ecosystem function, alongside careful matching of analytical tools and network representations to management objectives</w:t>
@@ -4157,7 +4110,7 @@
         <w:t xml:space="preserve"> </w:t>
       </w:r>
       <w:r>
-        <w:t xml:space="preserve">[128,155]</w:t>
+        <w:t xml:space="preserve">[129,156]</w:t>
       </w:r>
       <w:r>
         <w:t xml:space="preserve">.</w:t>
@@ -4191,7 +4144,7 @@
       </w:r>
     </w:p>
     <w:bookmarkEnd w:id="36"/>
-    <w:bookmarkStart w:id="344" w:name="references"/>
+    <w:bookmarkStart w:id="346" w:name="references"/>
     <w:p>
       <w:pPr>
         <w:pStyle w:val="Heading1"/>
@@ -4200,7 +4153,7 @@
         <w:t xml:space="preserve">References</w:t>
       </w:r>
     </w:p>
-    <w:bookmarkStart w:id="343" w:name="refs"/>
+    <w:bookmarkStart w:id="345" w:name="refs"/>
     <w:bookmarkStart w:id="38" w:name="ref-eltonAnimalEcology2001"/>
     <w:p>
       <w:pPr>
@@ -4421,7 +4374,7 @@
       </w:r>
     </w:p>
     <w:bookmarkEnd w:id="42"/>
-    <w:bookmarkStart w:id="44" w:name="Xfbd10620d244285baa05dcbc4f5feca1288d50b"/>
+    <w:bookmarkStart w:id="44" w:name="ref-cohenCommunityFoodWebs1990"/>
     <w:p>
       <w:pPr>
         <w:pStyle w:val="Bibliography"/>
@@ -4436,7 +4389,214 @@
         <w:t xml:space="preserve">	</w:t>
       </w:r>
       <w:r>
-        <w:t xml:space="preserve">Loreau M, de Mazancourt C. 2013 Biodiversity and ecosystem stability: A synthesis of underlying mechanisms.</w:t>
+        <w:t xml:space="preserve">Cohen JE, Briand F, Newman C. 1990</w:t>
+      </w:r>
+      <w:r>
+        <w:t xml:space="preserve"> </w:t>
+      </w:r>
+      <w:r>
+        <w:rPr>
+          <w:i/>
+          <w:iCs/>
+        </w:rPr>
+        <w:t xml:space="preserve">Community</w:t>
+      </w:r>
+      <w:r>
+        <w:rPr>
+          <w:i/>
+          <w:iCs/>
+        </w:rPr>
+        <w:t xml:space="preserve"> </w:t>
+      </w:r>
+      <w:r>
+        <w:rPr>
+          <w:i/>
+          <w:iCs/>
+        </w:rPr>
+        <w:t xml:space="preserve">Food Webs</w:t>
+      </w:r>
+      <w:r>
+        <w:rPr>
+          <w:i/>
+          <w:iCs/>
+        </w:rPr>
+        <w:t xml:space="preserve">:</w:t>
+      </w:r>
+      <w:r>
+        <w:rPr>
+          <w:i/>
+          <w:iCs/>
+        </w:rPr>
+        <w:t xml:space="preserve"> </w:t>
+      </w:r>
+      <w:r>
+        <w:rPr>
+          <w:i/>
+          <w:iCs/>
+        </w:rPr>
+        <w:t xml:space="preserve">Data</w:t>
+      </w:r>
+      <w:r>
+        <w:rPr>
+          <w:i/>
+          <w:iCs/>
+        </w:rPr>
+        <w:t xml:space="preserve"> </w:t>
+      </w:r>
+      <w:r>
+        <w:rPr>
+          <w:i/>
+          <w:iCs/>
+        </w:rPr>
+        <w:t xml:space="preserve">and</w:t>
+      </w:r>
+      <w:r>
+        <w:rPr>
+          <w:i/>
+          <w:iCs/>
+        </w:rPr>
+        <w:t xml:space="preserve"> </w:t>
+      </w:r>
+      <w:r>
+        <w:rPr>
+          <w:i/>
+          <w:iCs/>
+        </w:rPr>
+        <w:t xml:space="preserve">Theory</w:t>
+      </w:r>
+      <w:r>
+        <w:t xml:space="preserve">. Berlin Heidelberg: Springer-Verlag. See</w:t>
+      </w:r>
+      <w:r>
+        <w:t xml:space="preserve"> </w:t>
+      </w:r>
+      <w:hyperlink r:id="rId43">
+        <w:r>
+          <w:rPr>
+            <w:rStyle w:val="Hyperlink"/>
+          </w:rPr>
+          <w:t xml:space="preserve">https://www.springer.com/gp/book/9783642837869</w:t>
+        </w:r>
+      </w:hyperlink>
+      <w:r>
+        <w:t xml:space="preserve">.</w:t>
+      </w:r>
+    </w:p>
+    <w:bookmarkEnd w:id="44"/>
+    <w:bookmarkStart w:id="45" w:name="ref-martinezTimeSpaceScale1998"/>
+    <w:p>
+      <w:pPr>
+        <w:pStyle w:val="Bibliography"/>
+      </w:pPr>
+      <w:r>
+        <w:t xml:space="preserve">5.</w:t>
+      </w:r>
+      <w:r>
+        <w:t xml:space="preserve"> </w:t>
+      </w:r>
+      <w:r>
+        <w:t xml:space="preserve">	</w:t>
+      </w:r>
+      <w:r>
+        <w:t xml:space="preserve">Martinez ND, Dunne JA. 1998 Time, space, and beyond: Scale issues in food-web research. In</w:t>
+      </w:r>
+      <w:r>
+        <w:t xml:space="preserve"> </w:t>
+      </w:r>
+      <w:r>
+        <w:rPr>
+          <w:i/>
+          <w:iCs/>
+        </w:rPr>
+        <w:t xml:space="preserve">Ecological</w:t>
+      </w:r>
+      <w:r>
+        <w:rPr>
+          <w:i/>
+          <w:iCs/>
+        </w:rPr>
+        <w:t xml:space="preserve"> </w:t>
+      </w:r>
+      <w:r>
+        <w:rPr>
+          <w:i/>
+          <w:iCs/>
+        </w:rPr>
+        <w:t xml:space="preserve">Scale</w:t>
+      </w:r>
+      <w:r>
+        <w:rPr>
+          <w:i/>
+          <w:iCs/>
+        </w:rPr>
+        <w:t xml:space="preserve">:</w:t>
+      </w:r>
+      <w:r>
+        <w:rPr>
+          <w:i/>
+          <w:iCs/>
+        </w:rPr>
+        <w:t xml:space="preserve"> </w:t>
+      </w:r>
+      <w:r>
+        <w:rPr>
+          <w:i/>
+          <w:iCs/>
+        </w:rPr>
+        <w:t xml:space="preserve">Theory</w:t>
+      </w:r>
+      <w:r>
+        <w:rPr>
+          <w:i/>
+          <w:iCs/>
+        </w:rPr>
+        <w:t xml:space="preserve"> </w:t>
+      </w:r>
+      <w:r>
+        <w:rPr>
+          <w:i/>
+          <w:iCs/>
+        </w:rPr>
+        <w:t xml:space="preserve">and</w:t>
+      </w:r>
+      <w:r>
+        <w:rPr>
+          <w:i/>
+          <w:iCs/>
+        </w:rPr>
+        <w:t xml:space="preserve"> </w:t>
+      </w:r>
+      <w:r>
+        <w:rPr>
+          <w:i/>
+          <w:iCs/>
+        </w:rPr>
+        <w:t xml:space="preserve">Applications</w:t>
+      </w:r>
+      <w:r>
+        <w:t xml:space="preserve">, pp. 207–226. New York: Columbia University Press.</w:t>
+      </w:r>
+      <w:r>
+        <w:t xml:space="preserve"> </w:t>
+      </w:r>
+    </w:p>
+    <w:bookmarkEnd w:id="45"/>
+    <w:bookmarkStart w:id="47" w:name="Xd6601055543238d9b9f64385d25ad412e3462e1"/>
+    <w:p>
+      <w:pPr>
+        <w:pStyle w:val="Bibliography"/>
+      </w:pPr>
+      <w:r>
+        <w:t xml:space="preserve">6.</w:t>
+      </w:r>
+      <w:r>
+        <w:t xml:space="preserve"> </w:t>
+      </w:r>
+      <w:r>
+        <w:t xml:space="preserve">	</w:t>
+      </w:r>
+      <w:r>
+        <w:t xml:space="preserve">Dunne JA, Williams RJ, Martinez ND. 2002 Network structure and biodiversity loss in food webs: Robustness increases with connectance.</w:t>
       </w:r>
       <w:r>
         <w:t xml:space="preserve"> </w:t>
@@ -4456,232 +4616,25 @@
           <w:b/>
           <w:bCs/>
         </w:rPr>
-        <w:t xml:space="preserve">16</w:t>
-      </w:r>
-      <w:r>
-        <w:t xml:space="preserve">, 106–115. (doi:</w:t>
-      </w:r>
-      <w:hyperlink r:id="rId43">
-        <w:r>
-          <w:rPr>
-            <w:rStyle w:val="Hyperlink"/>
-          </w:rPr>
-          <w:t xml:space="preserve">10.1111/ele.12073</w:t>
+        <w:t xml:space="preserve">5</w:t>
+      </w:r>
+      <w:r>
+        <w:t xml:space="preserve">, 558–567. (doi:</w:t>
+      </w:r>
+      <w:hyperlink r:id="rId46">
+        <w:r>
+          <w:rPr>
+            <w:rStyle w:val="Hyperlink"/>
+          </w:rPr>
+          <w:t xml:space="preserve">10.1046/j.1461-0248.2002.00354.x</w:t>
         </w:r>
       </w:hyperlink>
       <w:r>
         <w:t xml:space="preserve">)</w:t>
       </w:r>
     </w:p>
-    <w:bookmarkEnd w:id="44"/>
-    <w:bookmarkStart w:id="46" w:name="ref-cohenCommunityFoodWebs1990"/>
-    <w:p>
-      <w:pPr>
-        <w:pStyle w:val="Bibliography"/>
-      </w:pPr>
-      <w:r>
-        <w:t xml:space="preserve">5.</w:t>
-      </w:r>
-      <w:r>
-        <w:t xml:space="preserve"> </w:t>
-      </w:r>
-      <w:r>
-        <w:t xml:space="preserve">	</w:t>
-      </w:r>
-      <w:r>
-        <w:t xml:space="preserve">Cohen JE, Briand F, Newman C. 1990</w:t>
-      </w:r>
-      <w:r>
-        <w:t xml:space="preserve"> </w:t>
-      </w:r>
-      <w:r>
-        <w:rPr>
-          <w:i/>
-          <w:iCs/>
-        </w:rPr>
-        <w:t xml:space="preserve">Community</w:t>
-      </w:r>
-      <w:r>
-        <w:rPr>
-          <w:i/>
-          <w:iCs/>
-        </w:rPr>
-        <w:t xml:space="preserve"> </w:t>
-      </w:r>
-      <w:r>
-        <w:rPr>
-          <w:i/>
-          <w:iCs/>
-        </w:rPr>
-        <w:t xml:space="preserve">Food Webs</w:t>
-      </w:r>
-      <w:r>
-        <w:rPr>
-          <w:i/>
-          <w:iCs/>
-        </w:rPr>
-        <w:t xml:space="preserve">:</w:t>
-      </w:r>
-      <w:r>
-        <w:rPr>
-          <w:i/>
-          <w:iCs/>
-        </w:rPr>
-        <w:t xml:space="preserve"> </w:t>
-      </w:r>
-      <w:r>
-        <w:rPr>
-          <w:i/>
-          <w:iCs/>
-        </w:rPr>
-        <w:t xml:space="preserve">Data</w:t>
-      </w:r>
-      <w:r>
-        <w:rPr>
-          <w:i/>
-          <w:iCs/>
-        </w:rPr>
-        <w:t xml:space="preserve"> </w:t>
-      </w:r>
-      <w:r>
-        <w:rPr>
-          <w:i/>
-          <w:iCs/>
-        </w:rPr>
-        <w:t xml:space="preserve">and</w:t>
-      </w:r>
-      <w:r>
-        <w:rPr>
-          <w:i/>
-          <w:iCs/>
-        </w:rPr>
-        <w:t xml:space="preserve"> </w:t>
-      </w:r>
-      <w:r>
-        <w:rPr>
-          <w:i/>
-          <w:iCs/>
-        </w:rPr>
-        <w:t xml:space="preserve">Theory</w:t>
-      </w:r>
-      <w:r>
-        <w:t xml:space="preserve">. Berlin Heidelberg: Springer-Verlag. See</w:t>
-      </w:r>
-      <w:r>
-        <w:t xml:space="preserve"> </w:t>
-      </w:r>
-      <w:hyperlink r:id="rId45">
-        <w:r>
-          <w:rPr>
-            <w:rStyle w:val="Hyperlink"/>
-          </w:rPr>
-          <w:t xml:space="preserve">https://www.springer.com/gp/book/9783642837869</w:t>
-        </w:r>
-      </w:hyperlink>
-      <w:r>
-        <w:t xml:space="preserve">.</w:t>
-      </w:r>
-    </w:p>
-    <w:bookmarkEnd w:id="46"/>
-    <w:bookmarkStart w:id="47" w:name="ref-martinezTimeSpaceScale1998"/>
-    <w:p>
-      <w:pPr>
-        <w:pStyle w:val="Bibliography"/>
-      </w:pPr>
-      <w:r>
-        <w:t xml:space="preserve">6.</w:t>
-      </w:r>
-      <w:r>
-        <w:t xml:space="preserve"> </w:t>
-      </w:r>
-      <w:r>
-        <w:t xml:space="preserve">	</w:t>
-      </w:r>
-      <w:r>
-        <w:t xml:space="preserve">Martinez ND, Dunne JA. 1998 Time, space, and beyond: Scale issues in food-web research. In</w:t>
-      </w:r>
-      <w:r>
-        <w:t xml:space="preserve"> </w:t>
-      </w:r>
-      <w:r>
-        <w:rPr>
-          <w:i/>
-          <w:iCs/>
-        </w:rPr>
-        <w:t xml:space="preserve">Ecological</w:t>
-      </w:r>
-      <w:r>
-        <w:rPr>
-          <w:i/>
-          <w:iCs/>
-        </w:rPr>
-        <w:t xml:space="preserve"> </w:t>
-      </w:r>
-      <w:r>
-        <w:rPr>
-          <w:i/>
-          <w:iCs/>
-        </w:rPr>
-        <w:t xml:space="preserve">Scale</w:t>
-      </w:r>
-      <w:r>
-        <w:rPr>
-          <w:i/>
-          <w:iCs/>
-        </w:rPr>
-        <w:t xml:space="preserve">:</w:t>
-      </w:r>
-      <w:r>
-        <w:rPr>
-          <w:i/>
-          <w:iCs/>
-        </w:rPr>
-        <w:t xml:space="preserve"> </w:t>
-      </w:r>
-      <w:r>
-        <w:rPr>
-          <w:i/>
-          <w:iCs/>
-        </w:rPr>
-        <w:t xml:space="preserve">Theory</w:t>
-      </w:r>
-      <w:r>
-        <w:rPr>
-          <w:i/>
-          <w:iCs/>
-        </w:rPr>
-        <w:t xml:space="preserve"> </w:t>
-      </w:r>
-      <w:r>
-        <w:rPr>
-          <w:i/>
-          <w:iCs/>
-        </w:rPr>
-        <w:t xml:space="preserve">and</w:t>
-      </w:r>
-      <w:r>
-        <w:rPr>
-          <w:i/>
-          <w:iCs/>
-        </w:rPr>
-        <w:t xml:space="preserve"> </w:t>
-      </w:r>
-      <w:r>
-        <w:rPr>
-          <w:i/>
-          <w:iCs/>
-        </w:rPr>
-        <w:t xml:space="preserve">Applications</w:t>
-      </w:r>
-      <w:r>
-        <w:t xml:space="preserve">, pp. 207–226. New York: Columbia University Press.</w:t>
-      </w:r>
-      <w:r>
-        <w:t xml:space="preserve"> </w:t>
-      </w:r>
-    </w:p>
     <w:bookmarkEnd w:id="47"/>
-    <w:bookmarkStart w:id="49" w:name="Xd6601055543238d9b9f64385d25ad412e3462e1"/>
+    <w:bookmarkStart w:id="49" w:name="X35cc3e59baff7bf98de21ce317019a7494753b4"/>
     <w:p>
       <w:pPr>
         <w:pStyle w:val="Bibliography"/>
@@ -4696,17 +4649,30 @@
         <w:t xml:space="preserve">	</w:t>
       </w:r>
       <w:r>
-        <w:t xml:space="preserve">Dunne JA, Williams RJ, Martinez ND. 2002 Network structure and biodiversity loss in food webs: Robustness increases with connectance.</w:t>
-      </w:r>
-      <w:r>
-        <w:t xml:space="preserve"> </w:t>
-      </w:r>
-      <w:r>
-        <w:rPr>
-          <w:i/>
-          <w:iCs/>
-        </w:rPr>
-        <w:t xml:space="preserve">Ecology Letters</w:t>
+        <w:t xml:space="preserve">Simmons BI</w:t>
+      </w:r>
+      <w:r>
+        <w:t xml:space="preserve"> </w:t>
+      </w:r>
+      <w:r>
+        <w:rPr>
+          <w:i/>
+          <w:iCs/>
+        </w:rPr>
+        <w:t xml:space="preserve">et al.</w:t>
+      </w:r>
+      <w:r>
+        <w:t xml:space="preserve"> 2021 Refocusing multiple stressor research around the targets and scales of ecological impacts.</w:t>
+      </w:r>
+      <w:r>
+        <w:t xml:space="preserve"> </w:t>
+      </w:r>
+      <w:r>
+        <w:rPr>
+          <w:i/>
+          <w:iCs/>
+        </w:rPr>
+        <w:t xml:space="preserve">Nat Ecol Evol</w:t>
       </w:r>
       <w:r>
         <w:t xml:space="preserve"> </w:t>
@@ -4719,14 +4685,14 @@
         <w:t xml:space="preserve">5</w:t>
       </w:r>
       <w:r>
-        <w:t xml:space="preserve">, 558–567. (doi:</w:t>
+        <w:t xml:space="preserve">, 1478–1489. (doi:</w:t>
       </w:r>
       <w:hyperlink r:id="rId48">
         <w:r>
           <w:rPr>
             <w:rStyle w:val="Hyperlink"/>
           </w:rPr>
-          <w:t xml:space="preserve">10.1046/j.1461-0248.2002.00354.x</w:t>
+          <w:t xml:space="preserve">10.1038/s41559-021-01547-4</w:t>
         </w:r>
       </w:hyperlink>
       <w:r>
@@ -4734,7 +4700,7 @@
       </w:r>
     </w:p>
     <w:bookmarkEnd w:id="49"/>
-    <w:bookmarkStart w:id="51" w:name="X35cc3e59baff7bf98de21ce317019a7494753b4"/>
+    <w:bookmarkStart w:id="51" w:name="ref-windsorUsingEcologicalNetworks2023"/>
     <w:p>
       <w:pPr>
         <w:pStyle w:val="Bibliography"/>
@@ -4749,30 +4715,17 @@
         <w:t xml:space="preserve">	</w:t>
       </w:r>
       <w:r>
-        <w:t xml:space="preserve">Simmons BI</w:t>
-      </w:r>
-      <w:r>
-        <w:t xml:space="preserve"> </w:t>
-      </w:r>
-      <w:r>
-        <w:rPr>
-          <w:i/>
-          <w:iCs/>
-        </w:rPr>
-        <w:t xml:space="preserve">et al.</w:t>
-      </w:r>
-      <w:r>
-        <w:t xml:space="preserve"> 2021 Refocusing multiple stressor research around the targets and scales of ecological impacts.</w:t>
-      </w:r>
-      <w:r>
-        <w:t xml:space="preserve"> </w:t>
-      </w:r>
-      <w:r>
-        <w:rPr>
-          <w:i/>
-          <w:iCs/>
-        </w:rPr>
-        <w:t xml:space="preserve">Nat Ecol Evol</w:t>
+        <w:t xml:space="preserve">Windsor FM, van den Hoogen J, Crowther TW, Evans DM. 2023 Using ecological networks to answer questions in global biogeography and ecology.</w:t>
+      </w:r>
+      <w:r>
+        <w:t xml:space="preserve"> </w:t>
+      </w:r>
+      <w:r>
+        <w:rPr>
+          <w:i/>
+          <w:iCs/>
+        </w:rPr>
+        <w:t xml:space="preserve">Journal of Biogeography</w:t>
       </w:r>
       <w:r>
         <w:t xml:space="preserve"> </w:t>
@@ -4782,17 +4735,17 @@
           <w:b/>
           <w:bCs/>
         </w:rPr>
-        <w:t xml:space="preserve">5</w:t>
-      </w:r>
-      <w:r>
-        <w:t xml:space="preserve">, 1478–1489. (doi:</w:t>
+        <w:t xml:space="preserve">50</w:t>
+      </w:r>
+      <w:r>
+        <w:t xml:space="preserve">, 57–69. (doi:</w:t>
       </w:r>
       <w:hyperlink r:id="rId50">
         <w:r>
           <w:rPr>
             <w:rStyle w:val="Hyperlink"/>
           </w:rPr>
-          <w:t xml:space="preserve">10.1038/s41559-021-01547-4</w:t>
+          <w:t xml:space="preserve">10.1111/jbi.14447</w:t>
         </w:r>
       </w:hyperlink>
       <w:r>
@@ -4800,7 +4753,7 @@
       </w:r>
     </w:p>
     <w:bookmarkEnd w:id="51"/>
-    <w:bookmarkStart w:id="53" w:name="ref-windsorUsingEcologicalNetworks2023"/>
+    <w:bookmarkStart w:id="53" w:name="X4babaa3b0b84ff37c42992e6412af18e75f5f17"/>
     <w:p>
       <w:pPr>
         <w:pStyle w:val="Bibliography"/>
@@ -4815,17 +4768,29 @@
         <w:t xml:space="preserve">	</w:t>
       </w:r>
       <w:r>
-        <w:t xml:space="preserve">Windsor FM, van den Hoogen J, Crowther TW, Evans DM. 2023 Using ecological networks to answer questions in global biogeography and ecology.</w:t>
-      </w:r>
-      <w:r>
-        <w:t xml:space="preserve"> </w:t>
-      </w:r>
-      <w:r>
-        <w:rPr>
-          <w:i/>
-          <w:iCs/>
-        </w:rPr>
-        <w:t xml:space="preserve">Journal of Biogeography</w:t>
+        <w:t xml:space="preserve">Galiana N, Araújo MB. 2026 Biotic interactions biogeography:</w:t>
+      </w:r>
+      <w:r>
+        <w:t xml:space="preserve"> </w:t>
+      </w:r>
+      <w:r>
+        <w:t xml:space="preserve">A</w:t>
+      </w:r>
+      <w:r>
+        <w:t xml:space="preserve"> </w:t>
+      </w:r>
+      <w:r>
+        <w:t xml:space="preserve">framework for understanding how species interactions shape biodiversity patterns across scales.</w:t>
+      </w:r>
+      <w:r>
+        <w:t xml:space="preserve"> </w:t>
+      </w:r>
+      <w:r>
+        <w:rPr>
+          <w:i/>
+          <w:iCs/>
+        </w:rPr>
+        <w:t xml:space="preserve">PLOS Biology</w:t>
       </w:r>
       <w:r>
         <w:t xml:space="preserve"> </w:t>
@@ -4835,17 +4800,17 @@
           <w:b/>
           <w:bCs/>
         </w:rPr>
-        <w:t xml:space="preserve">50</w:t>
-      </w:r>
-      <w:r>
-        <w:t xml:space="preserve">, 57–69. (doi:</w:t>
+        <w:t xml:space="preserve">24</w:t>
+      </w:r>
+      <w:r>
+        <w:t xml:space="preserve">, e3003813. (doi:</w:t>
       </w:r>
       <w:hyperlink r:id="rId52">
         <w:r>
           <w:rPr>
             <w:rStyle w:val="Hyperlink"/>
           </w:rPr>
-          <w:t xml:space="preserve">10.1111/jbi.14447</w:t>
+          <w:t xml:space="preserve">10.1371/journal.pbio.3003813</w:t>
         </w:r>
       </w:hyperlink>
       <w:r>
@@ -11843,7 +11808,7 @@
       </w:r>
     </w:p>
     <w:bookmarkEnd w:id="270"/>
-    <w:bookmarkStart w:id="272" w:name="ref-gravelMeaningFunctionalTrait2016"/>
+    <w:bookmarkStart w:id="272" w:name="Xfbd10620d244285baa05dcbc4f5feca1288d50b"/>
     <w:p>
       <w:pPr>
         <w:pStyle w:val="Bibliography"/>
@@ -11858,31 +11823,17 @@
         <w:t xml:space="preserve">	</w:t>
       </w:r>
       <w:r>
-        <w:t xml:space="preserve">Gravel D, Albouy C, Thuiller W. 2016</w:t>
-      </w:r>
-      <w:r>
-        <w:t xml:space="preserve"> </w:t>
-      </w:r>
-      <w:hyperlink r:id="rId271">
-        <w:r>
-          <w:rPr>
-            <w:rStyle w:val="Hyperlink"/>
-          </w:rPr>
-          <w:t xml:space="preserve">The meaning of functional trait composition of food webs for ecosystem functioning</w:t>
-        </w:r>
-      </w:hyperlink>
-      <w:r>
-        <w:t xml:space="preserve">.</w:t>
-      </w:r>
-      <w:r>
-        <w:t xml:space="preserve"> </w:t>
-      </w:r>
-      <w:r>
-        <w:rPr>
-          <w:i/>
-          <w:iCs/>
-        </w:rPr>
-        <w:t xml:space="preserve">Philosophical Transactions: Biological Sciences</w:t>
+        <w:t xml:space="preserve">Loreau M, de Mazancourt C. 2013 Biodiversity and ecosystem stability: A synthesis of underlying mechanisms.</w:t>
+      </w:r>
+      <w:r>
+        <w:t xml:space="preserve"> </w:t>
+      </w:r>
+      <w:r>
+        <w:rPr>
+          <w:i/>
+          <w:iCs/>
+        </w:rPr>
+        <w:t xml:space="preserve">Ecology Letters</w:t>
       </w:r>
       <w:r>
         <w:t xml:space="preserve"> </w:t>
@@ -11892,14 +11843,25 @@
           <w:b/>
           <w:bCs/>
         </w:rPr>
-        <w:t xml:space="preserve">371</w:t>
-      </w:r>
-      <w:r>
-        <w:t xml:space="preserve">, 1–14.</w:t>
+        <w:t xml:space="preserve">16</w:t>
+      </w:r>
+      <w:r>
+        <w:t xml:space="preserve">, 106–115. (doi:</w:t>
+      </w:r>
+      <w:hyperlink r:id="rId271">
+        <w:r>
+          <w:rPr>
+            <w:rStyle w:val="Hyperlink"/>
+          </w:rPr>
+          <w:t xml:space="preserve">10.1111/ele.12073</w:t>
+        </w:r>
+      </w:hyperlink>
+      <w:r>
+        <w:t xml:space="preserve">)</w:t>
       </w:r>
     </w:p>
     <w:bookmarkEnd w:id="272"/>
-    <w:bookmarkStart w:id="274" w:name="ref-rooneyIntegratingFoodWeb2012"/>
+    <w:bookmarkStart w:id="274" w:name="ref-gravelMeaningFunctionalTrait2016"/>
     <w:p>
       <w:pPr>
         <w:pStyle w:val="Bibliography"/>
@@ -11914,17 +11876,31 @@
         <w:t xml:space="preserve">	</w:t>
       </w:r>
       <w:r>
-        <w:t xml:space="preserve">Rooney N, McCann KS. 2012 Integrating food web diversity, structure and stability.</w:t>
-      </w:r>
-      <w:r>
-        <w:t xml:space="preserve"> </w:t>
-      </w:r>
-      <w:r>
-        <w:rPr>
-          <w:i/>
-          <w:iCs/>
-        </w:rPr>
-        <w:t xml:space="preserve">Trends in Ecology &amp; Evolution</w:t>
+        <w:t xml:space="preserve">Gravel D, Albouy C, Thuiller W. 2016</w:t>
+      </w:r>
+      <w:r>
+        <w:t xml:space="preserve"> </w:t>
+      </w:r>
+      <w:hyperlink r:id="rId273">
+        <w:r>
+          <w:rPr>
+            <w:rStyle w:val="Hyperlink"/>
+          </w:rPr>
+          <w:t xml:space="preserve">The meaning of functional trait composition of food webs for ecosystem functioning</w:t>
+        </w:r>
+      </w:hyperlink>
+      <w:r>
+        <w:t xml:space="preserve">.</w:t>
+      </w:r>
+      <w:r>
+        <w:t xml:space="preserve"> </w:t>
+      </w:r>
+      <w:r>
+        <w:rPr>
+          <w:i/>
+          <w:iCs/>
+        </w:rPr>
+        <w:t xml:space="preserve">Philosophical Transactions: Biological Sciences</w:t>
       </w:r>
       <w:r>
         <w:t xml:space="preserve"> </w:t>
@@ -11934,25 +11910,14 @@
           <w:b/>
           <w:bCs/>
         </w:rPr>
-        <w:t xml:space="preserve">27</w:t>
-      </w:r>
-      <w:r>
-        <w:t xml:space="preserve">, 40–46. (doi:</w:t>
-      </w:r>
-      <w:hyperlink r:id="rId273">
-        <w:r>
-          <w:rPr>
-            <w:rStyle w:val="Hyperlink"/>
-          </w:rPr>
-          <w:t xml:space="preserve">10.1016/j.tree.2011.09.001</w:t>
-        </w:r>
-      </w:hyperlink>
-      <w:r>
-        <w:t xml:space="preserve">)</w:t>
+        <w:t xml:space="preserve">371</w:t>
+      </w:r>
+      <w:r>
+        <w:t xml:space="preserve">, 1–14.</w:t>
       </w:r>
     </w:p>
     <w:bookmarkEnd w:id="274"/>
-    <w:bookmarkStart w:id="276" w:name="X146b3e079d29156a751b0b16e1dc13291aa3399"/>
+    <w:bookmarkStart w:id="276" w:name="ref-rooneyIntegratingFoodWeb2012"/>
     <w:p>
       <w:pPr>
         <w:pStyle w:val="Bibliography"/>
@@ -11967,29 +11932,17 @@
         <w:t xml:space="preserve">	</w:t>
       </w:r>
       <w:r>
-        <w:t xml:space="preserve">Curtsdotter A, Binzer A, Brose U, De Castro F, Ebenman B, Eklöf A, Riede JO, Thierry A, Rall BC. 2011 Robustness to secondary extinctions:</w:t>
-      </w:r>
-      <w:r>
-        <w:t xml:space="preserve"> </w:t>
-      </w:r>
-      <w:r>
-        <w:t xml:space="preserve">Comparing</w:t>
-      </w:r>
-      <w:r>
-        <w:t xml:space="preserve"> </w:t>
-      </w:r>
-      <w:r>
-        <w:t xml:space="preserve">trait-based sequential deletions in static and dynamic food webs.</w:t>
-      </w:r>
-      <w:r>
-        <w:t xml:space="preserve"> </w:t>
-      </w:r>
-      <w:r>
-        <w:rPr>
-          <w:i/>
-          <w:iCs/>
-        </w:rPr>
-        <w:t xml:space="preserve">Basic and Applied Ecology</w:t>
+        <w:t xml:space="preserve">Rooney N, McCann KS. 2012 Integrating food web diversity, structure and stability.</w:t>
+      </w:r>
+      <w:r>
+        <w:t xml:space="preserve"> </w:t>
+      </w:r>
+      <w:r>
+        <w:rPr>
+          <w:i/>
+          <w:iCs/>
+        </w:rPr>
+        <w:t xml:space="preserve">Trends in Ecology &amp; Evolution</w:t>
       </w:r>
       <w:r>
         <w:t xml:space="preserve"> </w:t>
@@ -11999,17 +11952,17 @@
           <w:b/>
           <w:bCs/>
         </w:rPr>
-        <w:t xml:space="preserve">12</w:t>
-      </w:r>
-      <w:r>
-        <w:t xml:space="preserve">, 571–580. (doi:</w:t>
+        <w:t xml:space="preserve">27</w:t>
+      </w:r>
+      <w:r>
+        <w:t xml:space="preserve">, 40–46. (doi:</w:t>
       </w:r>
       <w:hyperlink r:id="rId275">
         <w:r>
           <w:rPr>
             <w:rStyle w:val="Hyperlink"/>
           </w:rPr>
-          <w:t xml:space="preserve">10.1016/j.baae.2011.09.008</w:t>
+          <w:t xml:space="preserve">10.1016/j.tree.2011.09.001</w:t>
         </w:r>
       </w:hyperlink>
       <w:r>
@@ -12017,7 +11970,7 @@
       </w:r>
     </w:p>
     <w:bookmarkEnd w:id="276"/>
-    <w:bookmarkStart w:id="278" w:name="Xc87c76942f75bf7f36547928ac5db0ab5f50cf0"/>
+    <w:bookmarkStart w:id="278" w:name="X146b3e079d29156a751b0b16e1dc13291aa3399"/>
     <w:p>
       <w:pPr>
         <w:pStyle w:val="Bibliography"/>
@@ -12032,17 +11985,29 @@
         <w:t xml:space="preserve">	</w:t>
       </w:r>
       <w:r>
-        <w:t xml:space="preserve">McDonald-Madden E, Sabbadin R, Game ET, Baxter PWJ, Chadès I, Possingham HP. 2016 Using food-web theory to conserve ecosystems.</w:t>
-      </w:r>
-      <w:r>
-        <w:t xml:space="preserve"> </w:t>
-      </w:r>
-      <w:r>
-        <w:rPr>
-          <w:i/>
-          <w:iCs/>
-        </w:rPr>
-        <w:t xml:space="preserve">Nat Commun</w:t>
+        <w:t xml:space="preserve">Curtsdotter A, Binzer A, Brose U, De Castro F, Ebenman B, Eklöf A, Riede JO, Thierry A, Rall BC. 2011 Robustness to secondary extinctions:</w:t>
+      </w:r>
+      <w:r>
+        <w:t xml:space="preserve"> </w:t>
+      </w:r>
+      <w:r>
+        <w:t xml:space="preserve">Comparing</w:t>
+      </w:r>
+      <w:r>
+        <w:t xml:space="preserve"> </w:t>
+      </w:r>
+      <w:r>
+        <w:t xml:space="preserve">trait-based sequential deletions in static and dynamic food webs.</w:t>
+      </w:r>
+      <w:r>
+        <w:t xml:space="preserve"> </w:t>
+      </w:r>
+      <w:r>
+        <w:rPr>
+          <w:i/>
+          <w:iCs/>
+        </w:rPr>
+        <w:t xml:space="preserve">Basic and Applied Ecology</w:t>
       </w:r>
       <w:r>
         <w:t xml:space="preserve"> </w:t>
@@ -12052,17 +12017,17 @@
           <w:b/>
           <w:bCs/>
         </w:rPr>
-        <w:t xml:space="preserve">7</w:t>
-      </w:r>
-      <w:r>
-        <w:t xml:space="preserve">, 10245. (doi:</w:t>
+        <w:t xml:space="preserve">12</w:t>
+      </w:r>
+      <w:r>
+        <w:t xml:space="preserve">, 571–580. (doi:</w:t>
       </w:r>
       <w:hyperlink r:id="rId277">
         <w:r>
           <w:rPr>
             <w:rStyle w:val="Hyperlink"/>
           </w:rPr>
-          <w:t xml:space="preserve">10.1038/ncomms10245</w:t>
+          <w:t xml:space="preserve">10.1016/j.baae.2011.09.008</w:t>
         </w:r>
       </w:hyperlink>
       <w:r>
@@ -12070,7 +12035,7 @@
       </w:r>
     </w:p>
     <w:bookmarkEnd w:id="278"/>
-    <w:bookmarkStart w:id="280" w:name="X8a12bba817e543c8e1648e1b8be5e49280ee43b"/>
+    <w:bookmarkStart w:id="280" w:name="Xc87c76942f75bf7f36547928ac5db0ab5f50cf0"/>
     <w:p>
       <w:pPr>
         <w:pStyle w:val="Bibliography"/>
@@ -12085,7 +12050,7 @@
         <w:t xml:space="preserve">	</w:t>
       </w:r>
       <w:r>
-        <w:t xml:space="preserve">Gilljam D, Curtsdotter A, Ebenman B. 2015 Adaptive rewiring aggravates the effects of species loss in ecosystems.</w:t>
+        <w:t xml:space="preserve">McDonald-Madden E, Sabbadin R, Game ET, Baxter PWJ, Chadès I, Possingham HP. 2016 Using food-web theory to conserve ecosystems.</w:t>
       </w:r>
       <w:r>
         <w:t xml:space="preserve"> </w:t>
@@ -12105,17 +12070,17 @@
           <w:b/>
           <w:bCs/>
         </w:rPr>
-        <w:t xml:space="preserve">6</w:t>
-      </w:r>
-      <w:r>
-        <w:t xml:space="preserve">, 8412. (doi:</w:t>
+        <w:t xml:space="preserve">7</w:t>
+      </w:r>
+      <w:r>
+        <w:t xml:space="preserve">, 10245. (doi:</w:t>
       </w:r>
       <w:hyperlink r:id="rId279">
         <w:r>
           <w:rPr>
             <w:rStyle w:val="Hyperlink"/>
           </w:rPr>
-          <w:t xml:space="preserve">10.1038/ncomms9412</w:t>
+          <w:t xml:space="preserve">10.1038/ncomms10245</w:t>
         </w:r>
       </w:hyperlink>
       <w:r>
@@ -12123,7 +12088,7 @@
       </w:r>
     </w:p>
     <w:bookmarkEnd w:id="280"/>
-    <w:bookmarkStart w:id="282" w:name="ref-suAdaptiveRewiringShapes2024"/>
+    <w:bookmarkStart w:id="282" w:name="X8a12bba817e543c8e1648e1b8be5e49280ee43b"/>
     <w:p>
       <w:pPr>
         <w:pStyle w:val="Bibliography"/>
@@ -12138,17 +12103,17 @@
         <w:t xml:space="preserve">	</w:t>
       </w:r>
       <w:r>
-        <w:t xml:space="preserve">Su M, Ma Q, Hui C. 2024 Adaptive rewiring shapes structure and stability in a three-guild herbivore-plant-pollinator network.</w:t>
-      </w:r>
-      <w:r>
-        <w:t xml:space="preserve"> </w:t>
-      </w:r>
-      <w:r>
-        <w:rPr>
-          <w:i/>
-          <w:iCs/>
-        </w:rPr>
-        <w:t xml:space="preserve">Commun Biol</w:t>
+        <w:t xml:space="preserve">Gilljam D, Curtsdotter A, Ebenman B. 2015 Adaptive rewiring aggravates the effects of species loss in ecosystems.</w:t>
+      </w:r>
+      <w:r>
+        <w:t xml:space="preserve"> </w:t>
+      </w:r>
+      <w:r>
+        <w:rPr>
+          <w:i/>
+          <w:iCs/>
+        </w:rPr>
+        <w:t xml:space="preserve">Nat Commun</w:t>
       </w:r>
       <w:r>
         <w:t xml:space="preserve"> </w:t>
@@ -12158,17 +12123,17 @@
           <w:b/>
           <w:bCs/>
         </w:rPr>
-        <w:t xml:space="preserve">7</w:t>
-      </w:r>
-      <w:r>
-        <w:t xml:space="preserve">, 103. (doi:</w:t>
+        <w:t xml:space="preserve">6</w:t>
+      </w:r>
+      <w:r>
+        <w:t xml:space="preserve">, 8412. (doi:</w:t>
       </w:r>
       <w:hyperlink r:id="rId281">
         <w:r>
           <w:rPr>
             <w:rStyle w:val="Hyperlink"/>
           </w:rPr>
-          <w:t xml:space="preserve">10.1038/s42003-024-05784-8</w:t>
+          <w:t xml:space="preserve">10.1038/ncomms9412</w:t>
         </w:r>
       </w:hyperlink>
       <w:r>
@@ -12176,7 +12141,7 @@
       </w:r>
     </w:p>
     <w:bookmarkEnd w:id="282"/>
-    <w:bookmarkStart w:id="284" w:name="X451efaaea5398559a3b217bddae20c4faafad48"/>
+    <w:bookmarkStart w:id="284" w:name="ref-suAdaptiveRewiringShapes2024"/>
     <w:p>
       <w:pPr>
         <w:pStyle w:val="Bibliography"/>
@@ -12191,68 +12156,17 @@
         <w:t xml:space="preserve">	</w:t>
       </w:r>
       <w:r>
-        <w:t xml:space="preserve">Marjakangas E-L, Dalsgaard B, Ordonez A. 2025 Fundamental</w:t>
-      </w:r>
-      <w:r>
-        <w:t xml:space="preserve"> </w:t>
-      </w:r>
-      <w:r>
-        <w:t xml:space="preserve">Interaction Niches</w:t>
-      </w:r>
-      <w:r>
-        <w:t xml:space="preserve">:</w:t>
-      </w:r>
-      <w:r>
-        <w:t xml:space="preserve"> </w:t>
-      </w:r>
-      <w:r>
-        <w:t xml:space="preserve">Towards</w:t>
-      </w:r>
-      <w:r>
-        <w:t xml:space="preserve"> </w:t>
-      </w:r>
-      <w:r>
-        <w:t xml:space="preserve">a</w:t>
-      </w:r>
-      <w:r>
-        <w:t xml:space="preserve"> </w:t>
-      </w:r>
-      <w:r>
-        <w:t xml:space="preserve">Functional Understanding</w:t>
-      </w:r>
-      <w:r>
-        <w:t xml:space="preserve"> </w:t>
-      </w:r>
-      <w:r>
-        <w:t xml:space="preserve">of</w:t>
-      </w:r>
-      <w:r>
-        <w:t xml:space="preserve"> </w:t>
-      </w:r>
-      <w:r>
-        <w:t xml:space="preserve">Ecological Networks</w:t>
-      </w:r>
-      <w:r>
-        <w:t xml:space="preserve">’</w:t>
-      </w:r>
-      <w:r>
-        <w:t xml:space="preserve"> </w:t>
-      </w:r>
-      <w:r>
-        <w:t xml:space="preserve">Resilience</w:t>
-      </w:r>
-      <w:r>
-        <w:t xml:space="preserve">.</w:t>
-      </w:r>
-      <w:r>
-        <w:t xml:space="preserve"> </w:t>
-      </w:r>
-      <w:r>
-        <w:rPr>
-          <w:i/>
-          <w:iCs/>
-        </w:rPr>
-        <w:t xml:space="preserve">Ecology Letters</w:t>
+        <w:t xml:space="preserve">Su M, Ma Q, Hui C. 2024 Adaptive rewiring shapes structure and stability in a three-guild herbivore-plant-pollinator network.</w:t>
+      </w:r>
+      <w:r>
+        <w:t xml:space="preserve"> </w:t>
+      </w:r>
+      <w:r>
+        <w:rPr>
+          <w:i/>
+          <w:iCs/>
+        </w:rPr>
+        <w:t xml:space="preserve">Commun Biol</w:t>
       </w:r>
       <w:r>
         <w:t xml:space="preserve"> </w:t>
@@ -12262,17 +12176,17 @@
           <w:b/>
           <w:bCs/>
         </w:rPr>
-        <w:t xml:space="preserve">28</w:t>
-      </w:r>
-      <w:r>
-        <w:t xml:space="preserve">, e70146. (doi:</w:t>
+        <w:t xml:space="preserve">7</w:t>
+      </w:r>
+      <w:r>
+        <w:t xml:space="preserve">, 103. (doi:</w:t>
       </w:r>
       <w:hyperlink r:id="rId283">
         <w:r>
           <w:rPr>
             <w:rStyle w:val="Hyperlink"/>
           </w:rPr>
-          <w:t xml:space="preserve">10.1111/ele.70146</w:t>
+          <w:t xml:space="preserve">10.1038/s42003-024-05784-8</w:t>
         </w:r>
       </w:hyperlink>
       <w:r>
@@ -12280,7 +12194,7 @@
       </w:r>
     </w:p>
     <w:bookmarkEnd w:id="284"/>
-    <w:bookmarkStart w:id="286" w:name="Xa693c271310f9ecd5e84fc33b8a3417b5ea6544"/>
+    <w:bookmarkStart w:id="286" w:name="X451efaaea5398559a3b217bddae20c4faafad48"/>
     <w:p>
       <w:pPr>
         <w:pStyle w:val="Bibliography"/>
@@ -12295,37 +12209,55 @@
         <w:t xml:space="preserve">	</w:t>
       </w:r>
       <w:r>
-        <w:t xml:space="preserve">Baskerville EB, Dobson AP, Bedford T, Allesina S, Anderson TM, Pascual M. 2011 Spatial</w:t>
-      </w:r>
-      <w:r>
-        <w:t xml:space="preserve"> </w:t>
-      </w:r>
-      <w:r>
-        <w:t xml:space="preserve">Guilds</w:t>
-      </w:r>
-      <w:r>
-        <w:t xml:space="preserve"> </w:t>
-      </w:r>
-      <w:r>
-        <w:t xml:space="preserve">in the</w:t>
-      </w:r>
-      <w:r>
-        <w:t xml:space="preserve"> </w:t>
-      </w:r>
-      <w:r>
-        <w:t xml:space="preserve">Serengeti Food Web Revealed</w:t>
-      </w:r>
-      <w:r>
-        <w:t xml:space="preserve"> </w:t>
-      </w:r>
-      <w:r>
-        <w:t xml:space="preserve">by a</w:t>
-      </w:r>
-      <w:r>
-        <w:t xml:space="preserve"> </w:t>
-      </w:r>
-      <w:r>
-        <w:t xml:space="preserve">Bayesian Group Model</w:t>
+        <w:t xml:space="preserve">Marjakangas E-L, Dalsgaard B, Ordonez A. 2025 Fundamental</w:t>
+      </w:r>
+      <w:r>
+        <w:t xml:space="preserve"> </w:t>
+      </w:r>
+      <w:r>
+        <w:t xml:space="preserve">Interaction Niches</w:t>
+      </w:r>
+      <w:r>
+        <w:t xml:space="preserve">:</w:t>
+      </w:r>
+      <w:r>
+        <w:t xml:space="preserve"> </w:t>
+      </w:r>
+      <w:r>
+        <w:t xml:space="preserve">Towards</w:t>
+      </w:r>
+      <w:r>
+        <w:t xml:space="preserve"> </w:t>
+      </w:r>
+      <w:r>
+        <w:t xml:space="preserve">a</w:t>
+      </w:r>
+      <w:r>
+        <w:t xml:space="preserve"> </w:t>
+      </w:r>
+      <w:r>
+        <w:t xml:space="preserve">Functional Understanding</w:t>
+      </w:r>
+      <w:r>
+        <w:t xml:space="preserve"> </w:t>
+      </w:r>
+      <w:r>
+        <w:t xml:space="preserve">of</w:t>
+      </w:r>
+      <w:r>
+        <w:t xml:space="preserve"> </w:t>
+      </w:r>
+      <w:r>
+        <w:t xml:space="preserve">Ecological Networks</w:t>
+      </w:r>
+      <w:r>
+        <w:t xml:space="preserve">’</w:t>
+      </w:r>
+      <w:r>
+        <w:t xml:space="preserve"> </w:t>
+      </w:r>
+      <w:r>
+        <w:t xml:space="preserve">Resilience</w:t>
       </w:r>
       <w:r>
         <w:t xml:space="preserve">.</w:t>
@@ -12338,7 +12270,7 @@
           <w:i/>
           <w:iCs/>
         </w:rPr>
-        <w:t xml:space="preserve">PLOS Computational Biology</w:t>
+        <w:t xml:space="preserve">Ecology Letters</w:t>
       </w:r>
       <w:r>
         <w:t xml:space="preserve"> </w:t>
@@ -12348,17 +12280,17 @@
           <w:b/>
           <w:bCs/>
         </w:rPr>
-        <w:t xml:space="preserve">7</w:t>
-      </w:r>
-      <w:r>
-        <w:t xml:space="preserve">, e1002321. (doi:</w:t>
+        <w:t xml:space="preserve">28</w:t>
+      </w:r>
+      <w:r>
+        <w:t xml:space="preserve">, e70146. (doi:</w:t>
       </w:r>
       <w:hyperlink r:id="rId285">
         <w:r>
           <w:rPr>
             <w:rStyle w:val="Hyperlink"/>
           </w:rPr>
-          <w:t xml:space="preserve">10.1371/journal.pcbi.1002321</w:t>
+          <w:t xml:space="preserve">10.1111/ele.70146</w:t>
         </w:r>
       </w:hyperlink>
       <w:r>
@@ -12366,7 +12298,7 @@
       </w:r>
     </w:p>
     <w:bookmarkEnd w:id="286"/>
-    <w:bookmarkStart w:id="288" w:name="X54c6f25bba8fef6f9a3d54a00682f862d01b706"/>
+    <w:bookmarkStart w:id="288" w:name="Xa693c271310f9ecd5e84fc33b8a3417b5ea6544"/>
     <w:p>
       <w:pPr>
         <w:pStyle w:val="Bibliography"/>
@@ -12381,30 +12313,50 @@
         <w:t xml:space="preserve">	</w:t>
       </w:r>
       <w:r>
-        <w:t xml:space="preserve">Pellissier L</w:t>
-      </w:r>
-      <w:r>
-        <w:t xml:space="preserve"> </w:t>
-      </w:r>
-      <w:r>
-        <w:rPr>
-          <w:i/>
-          <w:iCs/>
-        </w:rPr>
-        <w:t xml:space="preserve">et al.</w:t>
-      </w:r>
-      <w:r>
-        <w:t xml:space="preserve"> 2018 Comparing species interaction networks along environmental gradients.</w:t>
-      </w:r>
-      <w:r>
-        <w:t xml:space="preserve"> </w:t>
-      </w:r>
-      <w:r>
-        <w:rPr>
-          <w:i/>
-          <w:iCs/>
-        </w:rPr>
-        <w:t xml:space="preserve">Biological Reviews</w:t>
+        <w:t xml:space="preserve">Baskerville EB, Dobson AP, Bedford T, Allesina S, Anderson TM, Pascual M. 2011 Spatial</w:t>
+      </w:r>
+      <w:r>
+        <w:t xml:space="preserve"> </w:t>
+      </w:r>
+      <w:r>
+        <w:t xml:space="preserve">Guilds</w:t>
+      </w:r>
+      <w:r>
+        <w:t xml:space="preserve"> </w:t>
+      </w:r>
+      <w:r>
+        <w:t xml:space="preserve">in the</w:t>
+      </w:r>
+      <w:r>
+        <w:t xml:space="preserve"> </w:t>
+      </w:r>
+      <w:r>
+        <w:t xml:space="preserve">Serengeti Food Web Revealed</w:t>
+      </w:r>
+      <w:r>
+        <w:t xml:space="preserve"> </w:t>
+      </w:r>
+      <w:r>
+        <w:t xml:space="preserve">by a</w:t>
+      </w:r>
+      <w:r>
+        <w:t xml:space="preserve"> </w:t>
+      </w:r>
+      <w:r>
+        <w:t xml:space="preserve">Bayesian Group Model</w:t>
+      </w:r>
+      <w:r>
+        <w:t xml:space="preserve">.</w:t>
+      </w:r>
+      <w:r>
+        <w:t xml:space="preserve"> </w:t>
+      </w:r>
+      <w:r>
+        <w:rPr>
+          <w:i/>
+          <w:iCs/>
+        </w:rPr>
+        <w:t xml:space="preserve">PLOS Computational Biology</w:t>
       </w:r>
       <w:r>
         <w:t xml:space="preserve"> </w:t>
@@ -12414,17 +12366,17 @@
           <w:b/>
           <w:bCs/>
         </w:rPr>
-        <w:t xml:space="preserve">93</w:t>
-      </w:r>
-      <w:r>
-        <w:t xml:space="preserve">, 785–800. (doi:</w:t>
+        <w:t xml:space="preserve">7</w:t>
+      </w:r>
+      <w:r>
+        <w:t xml:space="preserve">, e1002321. (doi:</w:t>
       </w:r>
       <w:hyperlink r:id="rId287">
         <w:r>
           <w:rPr>
             <w:rStyle w:val="Hyperlink"/>
           </w:rPr>
-          <w:t xml:space="preserve">10.1111/brv.12366</w:t>
+          <w:t xml:space="preserve">10.1371/journal.pcbi.1002321</w:t>
         </w:r>
       </w:hyperlink>
       <w:r>
@@ -12432,7 +12384,7 @@
       </w:r>
     </w:p>
     <w:bookmarkEnd w:id="288"/>
-    <w:bookmarkStart w:id="290" w:name="ref-estradaUsingNetworkCentrality2008"/>
+    <w:bookmarkStart w:id="290" w:name="X54c6f25bba8fef6f9a3d54a00682f862d01b706"/>
     <w:p>
       <w:pPr>
         <w:pStyle w:val="Bibliography"/>
@@ -12447,38 +12399,30 @@
         <w:t xml:space="preserve">	</w:t>
       </w:r>
       <w:r>
-        <w:t xml:space="preserve">Estrada E, Bodin Ö. 2008 Using</w:t>
-      </w:r>
-      <w:r>
-        <w:t xml:space="preserve"> </w:t>
-      </w:r>
-      <w:r>
-        <w:t xml:space="preserve">Network Centrality Measures</w:t>
-      </w:r>
-      <w:r>
-        <w:t xml:space="preserve"> </w:t>
-      </w:r>
-      <w:r>
-        <w:t xml:space="preserve">to</w:t>
-      </w:r>
-      <w:r>
-        <w:t xml:space="preserve"> </w:t>
-      </w:r>
-      <w:r>
-        <w:t xml:space="preserve">Manage Landscape Connectivity</w:t>
-      </w:r>
-      <w:r>
-        <w:t xml:space="preserve">.</w:t>
-      </w:r>
-      <w:r>
-        <w:t xml:space="preserve"> </w:t>
-      </w:r>
-      <w:r>
-        <w:rPr>
-          <w:i/>
-          <w:iCs/>
-        </w:rPr>
-        <w:t xml:space="preserve">Ecological Applications</w:t>
+        <w:t xml:space="preserve">Pellissier L</w:t>
+      </w:r>
+      <w:r>
+        <w:t xml:space="preserve"> </w:t>
+      </w:r>
+      <w:r>
+        <w:rPr>
+          <w:i/>
+          <w:iCs/>
+        </w:rPr>
+        <w:t xml:space="preserve">et al.</w:t>
+      </w:r>
+      <w:r>
+        <w:t xml:space="preserve"> 2018 Comparing species interaction networks along environmental gradients.</w:t>
+      </w:r>
+      <w:r>
+        <w:t xml:space="preserve"> </w:t>
+      </w:r>
+      <w:r>
+        <w:rPr>
+          <w:i/>
+          <w:iCs/>
+        </w:rPr>
+        <w:t xml:space="preserve">Biological Reviews</w:t>
       </w:r>
       <w:r>
         <w:t xml:space="preserve"> </w:t>
@@ -12488,17 +12432,17 @@
           <w:b/>
           <w:bCs/>
         </w:rPr>
-        <w:t xml:space="preserve">18</w:t>
-      </w:r>
-      <w:r>
-        <w:t xml:space="preserve">, 1810–1825. (doi:</w:t>
+        <w:t xml:space="preserve">93</w:t>
+      </w:r>
+      <w:r>
+        <w:t xml:space="preserve">, 785–800. (doi:</w:t>
       </w:r>
       <w:hyperlink r:id="rId289">
         <w:r>
           <w:rPr>
             <w:rStyle w:val="Hyperlink"/>
           </w:rPr>
-          <w:t xml:space="preserve">10.1890/07-1419.1</w:t>
+          <w:t xml:space="preserve">10.1111/brv.12366</w:t>
         </w:r>
       </w:hyperlink>
       <w:r>
@@ -12506,7 +12450,7 @@
       </w:r>
     </w:p>
     <w:bookmarkEnd w:id="290"/>
-    <w:bookmarkStart w:id="292" w:name="X57ddaf8a4be0be7ef1ca133e16ca0e392219de8"/>
+    <w:bookmarkStart w:id="292" w:name="ref-estradaUsingNetworkCentrality2008"/>
     <w:p>
       <w:pPr>
         <w:pStyle w:val="Bibliography"/>
@@ -12521,17 +12465,38 @@
         <w:t xml:space="preserve">	</w:t>
       </w:r>
       <w:r>
-        <w:t xml:space="preserve">Araújo MB, Luoto M. 2007 The importance of biotic interactions for modelling species distributions under climate change.</w:t>
-      </w:r>
-      <w:r>
-        <w:t xml:space="preserve"> </w:t>
-      </w:r>
-      <w:r>
-        <w:rPr>
-          <w:i/>
-          <w:iCs/>
-        </w:rPr>
-        <w:t xml:space="preserve">Global Ecol Biogeography</w:t>
+        <w:t xml:space="preserve">Estrada E, Bodin Ö. 2008 Using</w:t>
+      </w:r>
+      <w:r>
+        <w:t xml:space="preserve"> </w:t>
+      </w:r>
+      <w:r>
+        <w:t xml:space="preserve">Network Centrality Measures</w:t>
+      </w:r>
+      <w:r>
+        <w:t xml:space="preserve"> </w:t>
+      </w:r>
+      <w:r>
+        <w:t xml:space="preserve">to</w:t>
+      </w:r>
+      <w:r>
+        <w:t xml:space="preserve"> </w:t>
+      </w:r>
+      <w:r>
+        <w:t xml:space="preserve">Manage Landscape Connectivity</w:t>
+      </w:r>
+      <w:r>
+        <w:t xml:space="preserve">.</w:t>
+      </w:r>
+      <w:r>
+        <w:t xml:space="preserve"> </w:t>
+      </w:r>
+      <w:r>
+        <w:rPr>
+          <w:i/>
+          <w:iCs/>
+        </w:rPr>
+        <w:t xml:space="preserve">Ecological Applications</w:t>
       </w:r>
       <w:r>
         <w:t xml:space="preserve"> </w:t>
@@ -12541,17 +12506,17 @@
           <w:b/>
           <w:bCs/>
         </w:rPr>
-        <w:t xml:space="preserve">16</w:t>
-      </w:r>
-      <w:r>
-        <w:t xml:space="preserve">, 743–753. (doi:</w:t>
+        <w:t xml:space="preserve">18</w:t>
+      </w:r>
+      <w:r>
+        <w:t xml:space="preserve">, 1810–1825. (doi:</w:t>
       </w:r>
       <w:hyperlink r:id="rId291">
         <w:r>
           <w:rPr>
             <w:rStyle w:val="Hyperlink"/>
           </w:rPr>
-          <w:t xml:space="preserve">10.1111/j.1466-8238.2007.00359.x</w:t>
+          <w:t xml:space="preserve">10.1890/07-1419.1</w:t>
         </w:r>
       </w:hyperlink>
       <w:r>
@@ -12559,7 +12524,7 @@
       </w:r>
     </w:p>
     <w:bookmarkEnd w:id="292"/>
-    <w:bookmarkStart w:id="294" w:name="ref-kisslingNovelApproachesModelling2012"/>
+    <w:bookmarkStart w:id="294" w:name="X57ddaf8a4be0be7ef1ca133e16ca0e392219de8"/>
     <w:p>
       <w:pPr>
         <w:pStyle w:val="Bibliography"/>
@@ -12574,30 +12539,17 @@
         <w:t xml:space="preserve">	</w:t>
       </w:r>
       <w:r>
-        <w:t xml:space="preserve">Kissling WD</w:t>
-      </w:r>
-      <w:r>
-        <w:t xml:space="preserve"> </w:t>
-      </w:r>
-      <w:r>
-        <w:rPr>
-          <w:i/>
-          <w:iCs/>
-        </w:rPr>
-        <w:t xml:space="preserve">et al.</w:t>
-      </w:r>
-      <w:r>
-        <w:t xml:space="preserve"> 2012 Towards novel approaches to modelling biotic interactions in multispecies assemblages at large spatial extents.</w:t>
-      </w:r>
-      <w:r>
-        <w:t xml:space="preserve"> </w:t>
-      </w:r>
-      <w:r>
-        <w:rPr>
-          <w:i/>
-          <w:iCs/>
-        </w:rPr>
-        <w:t xml:space="preserve">Journal of Biogeography</w:t>
+        <w:t xml:space="preserve">Araújo MB, Luoto M. 2007 The importance of biotic interactions for modelling species distributions under climate change.</w:t>
+      </w:r>
+      <w:r>
+        <w:t xml:space="preserve"> </w:t>
+      </w:r>
+      <w:r>
+        <w:rPr>
+          <w:i/>
+          <w:iCs/>
+        </w:rPr>
+        <w:t xml:space="preserve">Global Ecol Biogeography</w:t>
       </w:r>
       <w:r>
         <w:t xml:space="preserve"> </w:t>
@@ -12607,17 +12559,17 @@
           <w:b/>
           <w:bCs/>
         </w:rPr>
-        <w:t xml:space="preserve">39</w:t>
-      </w:r>
-      <w:r>
-        <w:t xml:space="preserve">, 2163–2178. (doi:</w:t>
+        <w:t xml:space="preserve">16</w:t>
+      </w:r>
+      <w:r>
+        <w:t xml:space="preserve">, 743–753. (doi:</w:t>
       </w:r>
       <w:hyperlink r:id="rId293">
         <w:r>
           <w:rPr>
             <w:rStyle w:val="Hyperlink"/>
           </w:rPr>
-          <w:t xml:space="preserve">10.1111/j.1365-2699.2011.02663.x</w:t>
+          <w:t xml:space="preserve">10.1111/j.1466-8238.2007.00359.x</w:t>
         </w:r>
       </w:hyperlink>
       <w:r>
@@ -12625,7 +12577,7 @@
       </w:r>
     </w:p>
     <w:bookmarkEnd w:id="294"/>
-    <w:bookmarkStart w:id="296" w:name="X50e34328cb613daffedccb409ac38c6cd0e1453"/>
+    <w:bookmarkStart w:id="296" w:name="ref-kisslingNovelApproachesModelling2012"/>
     <w:p>
       <w:pPr>
         <w:pStyle w:val="Bibliography"/>
@@ -12640,17 +12592,30 @@
         <w:t xml:space="preserve">	</w:t>
       </w:r>
       <w:r>
-        <w:t xml:space="preserve">Crain CM, Kroeker K, Halpern BS. 2008 Interactive and cumulative effects of multiple human stressors in marine systems.</w:t>
-      </w:r>
-      <w:r>
-        <w:t xml:space="preserve"> </w:t>
-      </w:r>
-      <w:r>
-        <w:rPr>
-          <w:i/>
-          <w:iCs/>
-        </w:rPr>
-        <w:t xml:space="preserve">Ecol Lett</w:t>
+        <w:t xml:space="preserve">Kissling WD</w:t>
+      </w:r>
+      <w:r>
+        <w:t xml:space="preserve"> </w:t>
+      </w:r>
+      <w:r>
+        <w:rPr>
+          <w:i/>
+          <w:iCs/>
+        </w:rPr>
+        <w:t xml:space="preserve">et al.</w:t>
+      </w:r>
+      <w:r>
+        <w:t xml:space="preserve"> 2012 Towards novel approaches to modelling biotic interactions in multispecies assemblages at large spatial extents.</w:t>
+      </w:r>
+      <w:r>
+        <w:t xml:space="preserve"> </w:t>
+      </w:r>
+      <w:r>
+        <w:rPr>
+          <w:i/>
+          <w:iCs/>
+        </w:rPr>
+        <w:t xml:space="preserve">Journal of Biogeography</w:t>
       </w:r>
       <w:r>
         <w:t xml:space="preserve"> </w:t>
@@ -12660,17 +12625,17 @@
           <w:b/>
           <w:bCs/>
         </w:rPr>
-        <w:t xml:space="preserve">11</w:t>
-      </w:r>
-      <w:r>
-        <w:t xml:space="preserve">, 1304–1315. (doi:</w:t>
+        <w:t xml:space="preserve">39</w:t>
+      </w:r>
+      <w:r>
+        <w:t xml:space="preserve">, 2163–2178. (doi:</w:t>
       </w:r>
       <w:hyperlink r:id="rId295">
         <w:r>
           <w:rPr>
             <w:rStyle w:val="Hyperlink"/>
           </w:rPr>
-          <w:t xml:space="preserve">10.1111/j.1461-0248.2008.01253.x</w:t>
+          <w:t xml:space="preserve">10.1111/j.1365-2699.2011.02663.x</w:t>
         </w:r>
       </w:hyperlink>
       <w:r>
@@ -12678,7 +12643,7 @@
       </w:r>
     </w:p>
     <w:bookmarkEnd w:id="296"/>
-    <w:bookmarkStart w:id="298" w:name="ref-beauchesneSensitivityFoodWebs2021"/>
+    <w:bookmarkStart w:id="298" w:name="X50e34328cb613daffedccb409ac38c6cd0e1453"/>
     <w:p>
       <w:pPr>
         <w:pStyle w:val="Bibliography"/>
@@ -12693,7 +12658,7 @@
         <w:t xml:space="preserve">	</w:t>
       </w:r>
       <w:r>
-        <w:t xml:space="preserve">Beauchesne D, Cazelles K, Archambault P, Dee LE, Gravel D. 2021 On the sensitivity of food webs to multiple stressors.</w:t>
+        <w:t xml:space="preserve">Crain CM, Kroeker K, Halpern BS. 2008 Interactive and cumulative effects of multiple human stressors in marine systems.</w:t>
       </w:r>
       <w:r>
         <w:t xml:space="preserve"> </w:t>
@@ -12713,17 +12678,17 @@
           <w:b/>
           <w:bCs/>
         </w:rPr>
-        <w:t xml:space="preserve">24</w:t>
-      </w:r>
-      <w:r>
-        <w:t xml:space="preserve">, 2219–2237. (doi:</w:t>
+        <w:t xml:space="preserve">11</w:t>
+      </w:r>
+      <w:r>
+        <w:t xml:space="preserve">, 1304–1315. (doi:</w:t>
       </w:r>
       <w:hyperlink r:id="rId297">
         <w:r>
           <w:rPr>
             <w:rStyle w:val="Hyperlink"/>
           </w:rPr>
-          <w:t xml:space="preserve">10.1111/ele.13841</w:t>
+          <w:t xml:space="preserve">10.1111/j.1461-0248.2008.01253.x</w:t>
         </w:r>
       </w:hyperlink>
       <w:r>
@@ -12731,7 +12696,7 @@
       </w:r>
     </w:p>
     <w:bookmarkEnd w:id="298"/>
-    <w:bookmarkStart w:id="300" w:name="ref-ogormanSimpleModelPredicts2019"/>
+    <w:bookmarkStart w:id="300" w:name="ref-beauchesneSensitivityFoodWebs2021"/>
     <w:p>
       <w:pPr>
         <w:pStyle w:val="Bibliography"/>
@@ -12746,30 +12711,17 @@
         <w:t xml:space="preserve">	</w:t>
       </w:r>
       <w:r>
-        <w:t xml:space="preserve">O’Gorman EJ</w:t>
-      </w:r>
-      <w:r>
-        <w:t xml:space="preserve"> </w:t>
-      </w:r>
-      <w:r>
-        <w:rPr>
-          <w:i/>
-          <w:iCs/>
-        </w:rPr>
-        <w:t xml:space="preserve">et al.</w:t>
-      </w:r>
-      <w:r>
-        <w:t xml:space="preserve"> 2019 A simple model predicts how warming simplifies wild food webs.</w:t>
-      </w:r>
-      <w:r>
-        <w:t xml:space="preserve"> </w:t>
-      </w:r>
-      <w:r>
-        <w:rPr>
-          <w:i/>
-          <w:iCs/>
-        </w:rPr>
-        <w:t xml:space="preserve">Nat. Clim. Chang.</w:t>
+        <w:t xml:space="preserve">Beauchesne D, Cazelles K, Archambault P, Dee LE, Gravel D. 2021 On the sensitivity of food webs to multiple stressors.</w:t>
+      </w:r>
+      <w:r>
+        <w:t xml:space="preserve"> </w:t>
+      </w:r>
+      <w:r>
+        <w:rPr>
+          <w:i/>
+          <w:iCs/>
+        </w:rPr>
+        <w:t xml:space="preserve">Ecol Lett</w:t>
       </w:r>
       <w:r>
         <w:t xml:space="preserve"> </w:t>
@@ -12779,17 +12731,17 @@
           <w:b/>
           <w:bCs/>
         </w:rPr>
-        <w:t xml:space="preserve">9</w:t>
-      </w:r>
-      <w:r>
-        <w:t xml:space="preserve">, 611–616. (doi:</w:t>
+        <w:t xml:space="preserve">24</w:t>
+      </w:r>
+      <w:r>
+        <w:t xml:space="preserve">, 2219–2237. (doi:</w:t>
       </w:r>
       <w:hyperlink r:id="rId299">
         <w:r>
           <w:rPr>
             <w:rStyle w:val="Hyperlink"/>
           </w:rPr>
-          <w:t xml:space="preserve">10.1038/s41558-019-0513-x</w:t>
+          <w:t xml:space="preserve">10.1111/ele.13841</w:t>
         </w:r>
       </w:hyperlink>
       <w:r>
@@ -12797,7 +12749,7 @@
       </w:r>
     </w:p>
     <w:bookmarkEnd w:id="300"/>
-    <w:bookmarkStart w:id="302" w:name="X05ffe988c29e8631cb7748e7bb16fd2412cfd04"/>
+    <w:bookmarkStart w:id="302" w:name="ref-ogormanSimpleModelPredicts2019"/>
     <w:p>
       <w:pPr>
         <w:pStyle w:val="Bibliography"/>
@@ -12812,17 +12764,30 @@
         <w:t xml:space="preserve">	</w:t>
       </w:r>
       <w:r>
-        <w:t xml:space="preserve">Petchey OL, Brose U, Rall BC. 2010 Predicting the effects of temperature on food web connectance.</w:t>
-      </w:r>
-      <w:r>
-        <w:t xml:space="preserve"> </w:t>
-      </w:r>
-      <w:r>
-        <w:rPr>
-          <w:i/>
-          <w:iCs/>
-        </w:rPr>
-        <w:t xml:space="preserve">Philosophical Transactions of the Royal Society B: Biological Sciences</w:t>
+        <w:t xml:space="preserve">O’Gorman EJ</w:t>
+      </w:r>
+      <w:r>
+        <w:t xml:space="preserve"> </w:t>
+      </w:r>
+      <w:r>
+        <w:rPr>
+          <w:i/>
+          <w:iCs/>
+        </w:rPr>
+        <w:t xml:space="preserve">et al.</w:t>
+      </w:r>
+      <w:r>
+        <w:t xml:space="preserve"> 2019 A simple model predicts how warming simplifies wild food webs.</w:t>
+      </w:r>
+      <w:r>
+        <w:t xml:space="preserve"> </w:t>
+      </w:r>
+      <w:r>
+        <w:rPr>
+          <w:i/>
+          <w:iCs/>
+        </w:rPr>
+        <w:t xml:space="preserve">Nat. Clim. Chang.</w:t>
       </w:r>
       <w:r>
         <w:t xml:space="preserve"> </w:t>
@@ -12832,17 +12797,17 @@
           <w:b/>
           <w:bCs/>
         </w:rPr>
-        <w:t xml:space="preserve">365</w:t>
-      </w:r>
-      <w:r>
-        <w:t xml:space="preserve">, 2081–2091. (doi:</w:t>
+        <w:t xml:space="preserve">9</w:t>
+      </w:r>
+      <w:r>
+        <w:t xml:space="preserve">, 611–616. (doi:</w:t>
       </w:r>
       <w:hyperlink r:id="rId301">
         <w:r>
           <w:rPr>
             <w:rStyle w:val="Hyperlink"/>
           </w:rPr>
-          <w:t xml:space="preserve">10.1098/rstb.2010.0011</w:t>
+          <w:t xml:space="preserve">10.1038/s41558-019-0513-x</w:t>
         </w:r>
       </w:hyperlink>
       <w:r>
@@ -12850,7 +12815,7 @@
       </w:r>
     </w:p>
     <w:bookmarkEnd w:id="302"/>
-    <w:bookmarkStart w:id="304" w:name="ref-allesinaStabilityCriteriaComplex2012"/>
+    <w:bookmarkStart w:id="304" w:name="X05ffe988c29e8631cb7748e7bb16fd2412cfd04"/>
     <w:p>
       <w:pPr>
         <w:pStyle w:val="Bibliography"/>
@@ -12865,17 +12830,17 @@
         <w:t xml:space="preserve">	</w:t>
       </w:r>
       <w:r>
-        <w:t xml:space="preserve">Allesina S, Tang S. 2012 Stability criteria for complex ecosystems.</w:t>
-      </w:r>
-      <w:r>
-        <w:t xml:space="preserve"> </w:t>
-      </w:r>
-      <w:r>
-        <w:rPr>
-          <w:i/>
-          <w:iCs/>
-        </w:rPr>
-        <w:t xml:space="preserve">Nature</w:t>
+        <w:t xml:space="preserve">Petchey OL, Brose U, Rall BC. 2010 Predicting the effects of temperature on food web connectance.</w:t>
+      </w:r>
+      <w:r>
+        <w:t xml:space="preserve"> </w:t>
+      </w:r>
+      <w:r>
+        <w:rPr>
+          <w:i/>
+          <w:iCs/>
+        </w:rPr>
+        <w:t xml:space="preserve">Philosophical Transactions of the Royal Society B: Biological Sciences</w:t>
       </w:r>
       <w:r>
         <w:t xml:space="preserve"> </w:t>
@@ -12885,17 +12850,17 @@
           <w:b/>
           <w:bCs/>
         </w:rPr>
-        <w:t xml:space="preserve">483</w:t>
-      </w:r>
-      <w:r>
-        <w:t xml:space="preserve">, 205–208. (doi:</w:t>
+        <w:t xml:space="preserve">365</w:t>
+      </w:r>
+      <w:r>
+        <w:t xml:space="preserve">, 2081–2091. (doi:</w:t>
       </w:r>
       <w:hyperlink r:id="rId303">
         <w:r>
           <w:rPr>
             <w:rStyle w:val="Hyperlink"/>
           </w:rPr>
-          <w:t xml:space="preserve">10.1038/nature10832</w:t>
+          <w:t xml:space="preserve">10.1098/rstb.2010.0011</w:t>
         </w:r>
       </w:hyperlink>
       <w:r>
@@ -12903,7 +12868,7 @@
       </w:r>
     </w:p>
     <w:bookmarkEnd w:id="304"/>
-    <w:bookmarkStart w:id="306" w:name="ref-yodzisMustTopPredators2001"/>
+    <w:bookmarkStart w:id="306" w:name="ref-allesinaStabilityCriteriaComplex2012"/>
     <w:p>
       <w:pPr>
         <w:pStyle w:val="Bibliography"/>
@@ -12918,17 +12883,17 @@
         <w:t xml:space="preserve">	</w:t>
       </w:r>
       <w:r>
-        <w:t xml:space="preserve">Yodzis P. 2001 Must top predators be culled for the sake of fisheries?</w:t>
-      </w:r>
-      <w:r>
-        <w:t xml:space="preserve"> </w:t>
-      </w:r>
-      <w:r>
-        <w:rPr>
-          <w:i/>
-          <w:iCs/>
-        </w:rPr>
-        <w:t xml:space="preserve">Trends in Ecology &amp; Evolution</w:t>
+        <w:t xml:space="preserve">Allesina S, Tang S. 2012 Stability criteria for complex ecosystems.</w:t>
+      </w:r>
+      <w:r>
+        <w:t xml:space="preserve"> </w:t>
+      </w:r>
+      <w:r>
+        <w:rPr>
+          <w:i/>
+          <w:iCs/>
+        </w:rPr>
+        <w:t xml:space="preserve">Nature</w:t>
       </w:r>
       <w:r>
         <w:t xml:space="preserve"> </w:t>
@@ -12938,17 +12903,17 @@
           <w:b/>
           <w:bCs/>
         </w:rPr>
-        <w:t xml:space="preserve">16</w:t>
-      </w:r>
-      <w:r>
-        <w:t xml:space="preserve">, 78–84. (doi:</w:t>
+        <w:t xml:space="preserve">483</w:t>
+      </w:r>
+      <w:r>
+        <w:t xml:space="preserve">, 205–208. (doi:</w:t>
       </w:r>
       <w:hyperlink r:id="rId305">
         <w:r>
           <w:rPr>
             <w:rStyle w:val="Hyperlink"/>
           </w:rPr>
-          <w:t xml:space="preserve">10.1016/S0169-5347(00)02062-0</w:t>
+          <w:t xml:space="preserve">10.1038/nature10832</w:t>
         </w:r>
       </w:hyperlink>
       <w:r>
@@ -12956,7 +12921,7 @@
       </w:r>
     </w:p>
     <w:bookmarkEnd w:id="306"/>
-    <w:bookmarkStart w:id="308" w:name="X7030f22390f7878fdd87fd7cd78b728fb735d12"/>
+    <w:bookmarkStart w:id="308" w:name="ref-yodzisMustTopPredators2001"/>
     <w:p>
       <w:pPr>
         <w:pStyle w:val="Bibliography"/>
@@ -12971,17 +12936,17 @@
         <w:t xml:space="preserve">	</w:t>
       </w:r>
       <w:r>
-        <w:t xml:space="preserve">Thébault E, Fontaine C. 2010 Stability of ecological communities and the architecture of mutualistic and trophic networks.</w:t>
-      </w:r>
-      <w:r>
-        <w:t xml:space="preserve"> </w:t>
-      </w:r>
-      <w:r>
-        <w:rPr>
-          <w:i/>
-          <w:iCs/>
-        </w:rPr>
-        <w:t xml:space="preserve">Science</w:t>
+        <w:t xml:space="preserve">Yodzis P. 2001 Must top predators be culled for the sake of fisheries?</w:t>
+      </w:r>
+      <w:r>
+        <w:t xml:space="preserve"> </w:t>
+      </w:r>
+      <w:r>
+        <w:rPr>
+          <w:i/>
+          <w:iCs/>
+        </w:rPr>
+        <w:t xml:space="preserve">Trends in Ecology &amp; Evolution</w:t>
       </w:r>
       <w:r>
         <w:t xml:space="preserve"> </w:t>
@@ -12991,17 +12956,17 @@
           <w:b/>
           <w:bCs/>
         </w:rPr>
-        <w:t xml:space="preserve">329</w:t>
-      </w:r>
-      <w:r>
-        <w:t xml:space="preserve">, 853–856. (doi:</w:t>
+        <w:t xml:space="preserve">16</w:t>
+      </w:r>
+      <w:r>
+        <w:t xml:space="preserve">, 78–84. (doi:</w:t>
       </w:r>
       <w:hyperlink r:id="rId307">
         <w:r>
           <w:rPr>
             <w:rStyle w:val="Hyperlink"/>
           </w:rPr>
-          <w:t xml:space="preserve">10.1126/science.1188321</w:t>
+          <w:t xml:space="preserve">10.1016/S0169-5347(00)02062-0</w:t>
         </w:r>
       </w:hyperlink>
       <w:r>
@@ -13009,7 +12974,7 @@
       </w:r>
     </w:p>
     <w:bookmarkEnd w:id="308"/>
-    <w:bookmarkStart w:id="310" w:name="ref-mooreDetritusTrophicDynamics2004"/>
+    <w:bookmarkStart w:id="310" w:name="X7030f22390f7878fdd87fd7cd78b728fb735d12"/>
     <w:p>
       <w:pPr>
         <w:pStyle w:val="Bibliography"/>
@@ -13024,30 +12989,17 @@
         <w:t xml:space="preserve">	</w:t>
       </w:r>
       <w:r>
-        <w:t xml:space="preserve">Moore JC</w:t>
-      </w:r>
-      <w:r>
-        <w:t xml:space="preserve"> </w:t>
-      </w:r>
-      <w:r>
-        <w:rPr>
-          <w:i/>
-          <w:iCs/>
-        </w:rPr>
-        <w:t xml:space="preserve">et al.</w:t>
-      </w:r>
-      <w:r>
-        <w:t xml:space="preserve"> 2004 Detritus, trophic dynamics and biodiversity.</w:t>
-      </w:r>
-      <w:r>
-        <w:t xml:space="preserve"> </w:t>
-      </w:r>
-      <w:r>
-        <w:rPr>
-          <w:i/>
-          <w:iCs/>
-        </w:rPr>
-        <w:t xml:space="preserve">Ecology Letters</w:t>
+        <w:t xml:space="preserve">Thébault E, Fontaine C. 2010 Stability of ecological communities and the architecture of mutualistic and trophic networks.</w:t>
+      </w:r>
+      <w:r>
+        <w:t xml:space="preserve"> </w:t>
+      </w:r>
+      <w:r>
+        <w:rPr>
+          <w:i/>
+          <w:iCs/>
+        </w:rPr>
+        <w:t xml:space="preserve">Science</w:t>
       </w:r>
       <w:r>
         <w:t xml:space="preserve"> </w:t>
@@ -13057,17 +13009,17 @@
           <w:b/>
           <w:bCs/>
         </w:rPr>
-        <w:t xml:space="preserve">7</w:t>
-      </w:r>
-      <w:r>
-        <w:t xml:space="preserve">, 584–600. (doi:</w:t>
+        <w:t xml:space="preserve">329</w:t>
+      </w:r>
+      <w:r>
+        <w:t xml:space="preserve">, 853–856. (doi:</w:t>
       </w:r>
       <w:hyperlink r:id="rId309">
         <w:r>
           <w:rPr>
             <w:rStyle w:val="Hyperlink"/>
           </w:rPr>
-          <w:t xml:space="preserve">10.1111/j.1461-0248.2004.00606.x</w:t>
+          <w:t xml:space="preserve">10.1126/science.1188321</w:t>
         </w:r>
       </w:hyperlink>
       <w:r>
@@ -13075,7 +13027,7 @@
       </w:r>
     </w:p>
     <w:bookmarkEnd w:id="310"/>
-    <w:bookmarkStart w:id="312" w:name="ref-gravelStabilityComplexityModel2016"/>
+    <w:bookmarkStart w:id="312" w:name="ref-mooreDetritusTrophicDynamics2004"/>
     <w:p>
       <w:pPr>
         <w:pStyle w:val="Bibliography"/>
@@ -13090,17 +13042,30 @@
         <w:t xml:space="preserve">	</w:t>
       </w:r>
       <w:r>
-        <w:t xml:space="preserve">Gravel D, Massol F, Leibold MA. 2016 Stability and complexity in model meta-ecosystems.</w:t>
-      </w:r>
-      <w:r>
-        <w:t xml:space="preserve"> </w:t>
-      </w:r>
-      <w:r>
-        <w:rPr>
-          <w:i/>
-          <w:iCs/>
-        </w:rPr>
-        <w:t xml:space="preserve">Nature Communications</w:t>
+        <w:t xml:space="preserve">Moore JC</w:t>
+      </w:r>
+      <w:r>
+        <w:t xml:space="preserve"> </w:t>
+      </w:r>
+      <w:r>
+        <w:rPr>
+          <w:i/>
+          <w:iCs/>
+        </w:rPr>
+        <w:t xml:space="preserve">et al.</w:t>
+      </w:r>
+      <w:r>
+        <w:t xml:space="preserve"> 2004 Detritus, trophic dynamics and biodiversity.</w:t>
+      </w:r>
+      <w:r>
+        <w:t xml:space="preserve"> </w:t>
+      </w:r>
+      <w:r>
+        <w:rPr>
+          <w:i/>
+          <w:iCs/>
+        </w:rPr>
+        <w:t xml:space="preserve">Ecology Letters</w:t>
       </w:r>
       <w:r>
         <w:t xml:space="preserve"> </w:t>
@@ -13113,14 +13078,14 @@
         <w:t xml:space="preserve">7</w:t>
       </w:r>
       <w:r>
-        <w:t xml:space="preserve">, 12457. (doi:</w:t>
+        <w:t xml:space="preserve">, 584–600. (doi:</w:t>
       </w:r>
       <w:hyperlink r:id="rId311">
         <w:r>
           <w:rPr>
             <w:rStyle w:val="Hyperlink"/>
           </w:rPr>
-          <w:t xml:space="preserve">10.1038/ncomms12457</w:t>
+          <w:t xml:space="preserve">10.1111/j.1461-0248.2004.00606.x</w:t>
         </w:r>
       </w:hyperlink>
       <w:r>
@@ -13128,7 +13093,7 @@
       </w:r>
     </w:p>
     <w:bookmarkEnd w:id="312"/>
-    <w:bookmarkStart w:id="314" w:name="X5714159823496cd9928401f3af12cfed11f3255"/>
+    <w:bookmarkStart w:id="314" w:name="ref-gravelStabilityComplexityModel2016"/>
     <w:p>
       <w:pPr>
         <w:pStyle w:val="Bibliography"/>
@@ -13143,17 +13108,17 @@
         <w:t xml:space="preserve">	</w:t>
       </w:r>
       <w:r>
-        <w:t xml:space="preserve">Gilarranz LJ, Rayfield B, Liñán-Cembrano G, Bascompte J, Gonzalez A. 2017 Effects of network modularity on the spread of perturbation impact in experimental metapopulations.</w:t>
-      </w:r>
-      <w:r>
-        <w:t xml:space="preserve"> </w:t>
-      </w:r>
-      <w:r>
-        <w:rPr>
-          <w:i/>
-          <w:iCs/>
-        </w:rPr>
-        <w:t xml:space="preserve">Science</w:t>
+        <w:t xml:space="preserve">Gravel D, Massol F, Leibold MA. 2016 Stability and complexity in model meta-ecosystems.</w:t>
+      </w:r>
+      <w:r>
+        <w:t xml:space="preserve"> </w:t>
+      </w:r>
+      <w:r>
+        <w:rPr>
+          <w:i/>
+          <w:iCs/>
+        </w:rPr>
+        <w:t xml:space="preserve">Nature Communications</w:t>
       </w:r>
       <w:r>
         <w:t xml:space="preserve"> </w:t>
@@ -13163,17 +13128,17 @@
           <w:b/>
           <w:bCs/>
         </w:rPr>
-        <w:t xml:space="preserve">357</w:t>
-      </w:r>
-      <w:r>
-        <w:t xml:space="preserve">, 199–201. (doi:</w:t>
+        <w:t xml:space="preserve">7</w:t>
+      </w:r>
+      <w:r>
+        <w:t xml:space="preserve">, 12457. (doi:</w:t>
       </w:r>
       <w:hyperlink r:id="rId313">
         <w:r>
           <w:rPr>
             <w:rStyle w:val="Hyperlink"/>
           </w:rPr>
-          <w:t xml:space="preserve">10.1126/science.aal4122</w:t>
+          <w:t xml:space="preserve">10.1038/ncomms12457</w:t>
         </w:r>
       </w:hyperlink>
       <w:r>
@@ -13181,7 +13146,7 @@
       </w:r>
     </w:p>
     <w:bookmarkEnd w:id="314"/>
-    <w:bookmarkStart w:id="316" w:name="ref-huiHowInvadeEcological2019"/>
+    <w:bookmarkStart w:id="316" w:name="X5714159823496cd9928401f3af12cfed11f3255"/>
     <w:p>
       <w:pPr>
         <w:pStyle w:val="Bibliography"/>
@@ -13196,38 +13161,17 @@
         <w:t xml:space="preserve">	</w:t>
       </w:r>
       <w:r>
-        <w:t xml:space="preserve">Hui C, Richardson DM. 2019 How to</w:t>
-      </w:r>
-      <w:r>
-        <w:t xml:space="preserve"> </w:t>
-      </w:r>
-      <w:r>
-        <w:t xml:space="preserve">Invade</w:t>
-      </w:r>
-      <w:r>
-        <w:t xml:space="preserve"> </w:t>
-      </w:r>
-      <w:r>
-        <w:t xml:space="preserve">an</w:t>
-      </w:r>
-      <w:r>
-        <w:t xml:space="preserve"> </w:t>
-      </w:r>
-      <w:r>
-        <w:t xml:space="preserve">Ecological Network</w:t>
-      </w:r>
-      <w:r>
-        <w:t xml:space="preserve">.</w:t>
-      </w:r>
-      <w:r>
-        <w:t xml:space="preserve"> </w:t>
-      </w:r>
-      <w:r>
-        <w:rPr>
-          <w:i/>
-          <w:iCs/>
-        </w:rPr>
-        <w:t xml:space="preserve">Trends in Ecology &amp; Evolution</w:t>
+        <w:t xml:space="preserve">Gilarranz LJ, Rayfield B, Liñán-Cembrano G, Bascompte J, Gonzalez A. 2017 Effects of network modularity on the spread of perturbation impact in experimental metapopulations.</w:t>
+      </w:r>
+      <w:r>
+        <w:t xml:space="preserve"> </w:t>
+      </w:r>
+      <w:r>
+        <w:rPr>
+          <w:i/>
+          <w:iCs/>
+        </w:rPr>
+        <w:t xml:space="preserve">Science</w:t>
       </w:r>
       <w:r>
         <w:t xml:space="preserve"> </w:t>
@@ -13237,17 +13181,17 @@
           <w:b/>
           <w:bCs/>
         </w:rPr>
-        <w:t xml:space="preserve">34</w:t>
-      </w:r>
-      <w:r>
-        <w:t xml:space="preserve">, 121–131. (doi:</w:t>
+        <w:t xml:space="preserve">357</w:t>
+      </w:r>
+      <w:r>
+        <w:t xml:space="preserve">, 199–201. (doi:</w:t>
       </w:r>
       <w:hyperlink r:id="rId315">
         <w:r>
           <w:rPr>
             <w:rStyle w:val="Hyperlink"/>
           </w:rPr>
-          <w:t xml:space="preserve">10.1016/j.tree.2018.11.003</w:t>
+          <w:t xml:space="preserve">10.1126/science.aal4122</w:t>
         </w:r>
       </w:hyperlink>
       <w:r>
@@ -13255,7 +13199,7 @@
       </w:r>
     </w:p>
     <w:bookmarkEnd w:id="316"/>
-    <w:bookmarkStart w:id="318" w:name="X31a4fa003bce600ed04df56db844e85b8f7350e"/>
+    <w:bookmarkStart w:id="318" w:name="ref-huiHowInvadeEcological2019"/>
     <w:p>
       <w:pPr>
         <w:pStyle w:val="Bibliography"/>
@@ -13270,17 +13214,38 @@
         <w:t xml:space="preserve">	</w:t>
       </w:r>
       <w:r>
-        <w:t xml:space="preserve">Thuiller W, Calderón-Sanou I, Chalmandrier L, Gaüzère P, O’Connor LMJ, Ohlmann M, Poggiato G, Münkemüller T. 2024 Navigating the integration of biotic interactions in biogeography.</w:t>
-      </w:r>
-      <w:r>
-        <w:t xml:space="preserve"> </w:t>
-      </w:r>
-      <w:r>
-        <w:rPr>
-          <w:i/>
-          <w:iCs/>
-        </w:rPr>
-        <w:t xml:space="preserve">Journal of Biogeography</w:t>
+        <w:t xml:space="preserve">Hui C, Richardson DM. 2019 How to</w:t>
+      </w:r>
+      <w:r>
+        <w:t xml:space="preserve"> </w:t>
+      </w:r>
+      <w:r>
+        <w:t xml:space="preserve">Invade</w:t>
+      </w:r>
+      <w:r>
+        <w:t xml:space="preserve"> </w:t>
+      </w:r>
+      <w:r>
+        <w:t xml:space="preserve">an</w:t>
+      </w:r>
+      <w:r>
+        <w:t xml:space="preserve"> </w:t>
+      </w:r>
+      <w:r>
+        <w:t xml:space="preserve">Ecological Network</w:t>
+      </w:r>
+      <w:r>
+        <w:t xml:space="preserve">.</w:t>
+      </w:r>
+      <w:r>
+        <w:t xml:space="preserve"> </w:t>
+      </w:r>
+      <w:r>
+        <w:rPr>
+          <w:i/>
+          <w:iCs/>
+        </w:rPr>
+        <w:t xml:space="preserve">Trends in Ecology &amp; Evolution</w:t>
       </w:r>
       <w:r>
         <w:t xml:space="preserve"> </w:t>
@@ -13290,17 +13255,17 @@
           <w:b/>
           <w:bCs/>
         </w:rPr>
-        <w:t xml:space="preserve">51</w:t>
-      </w:r>
-      <w:r>
-        <w:t xml:space="preserve">, 550–559. (doi:</w:t>
+        <w:t xml:space="preserve">34</w:t>
+      </w:r>
+      <w:r>
+        <w:t xml:space="preserve">, 121–131. (doi:</w:t>
       </w:r>
       <w:hyperlink r:id="rId317">
         <w:r>
           <w:rPr>
             <w:rStyle w:val="Hyperlink"/>
           </w:rPr>
-          <w:t xml:space="preserve">10.1111/jbi.14734</w:t>
+          <w:t xml:space="preserve">10.1016/j.tree.2018.11.003</w:t>
         </w:r>
       </w:hyperlink>
       <w:r>
@@ -13308,7 +13273,7 @@
       </w:r>
     </w:p>
     <w:bookmarkEnd w:id="318"/>
-    <w:bookmarkStart w:id="320" w:name="X730ccd8cf8fe163c7d3b01f9fb0e7239c294754"/>
+    <w:bookmarkStart w:id="320" w:name="X31a4fa003bce600ed04df56db844e85b8f7350e"/>
     <w:p>
       <w:pPr>
         <w:pStyle w:val="Bibliography"/>
@@ -13323,30 +13288,17 @@
         <w:t xml:space="preserve">	</w:t>
       </w:r>
       <w:r>
-        <w:t xml:space="preserve">Wooster EIF</w:t>
-      </w:r>
-      <w:r>
-        <w:t xml:space="preserve"> </w:t>
-      </w:r>
-      <w:r>
-        <w:rPr>
-          <w:i/>
-          <w:iCs/>
-        </w:rPr>
-        <w:t xml:space="preserve">et al.</w:t>
-      </w:r>
-      <w:r>
-        <w:t xml:space="preserve"> 2024 Australia’s recently established predators restore complexity to food webs simplified by extinction.</w:t>
-      </w:r>
-      <w:r>
-        <w:t xml:space="preserve"> </w:t>
-      </w:r>
-      <w:r>
-        <w:rPr>
-          <w:i/>
-          <w:iCs/>
-        </w:rPr>
-        <w:t xml:space="preserve">Current Biology</w:t>
+        <w:t xml:space="preserve">Thuiller W, Calderón-Sanou I, Chalmandrier L, Gaüzère P, O’Connor LMJ, Ohlmann M, Poggiato G, Münkemüller T. 2024 Navigating the integration of biotic interactions in biogeography.</w:t>
+      </w:r>
+      <w:r>
+        <w:t xml:space="preserve"> </w:t>
+      </w:r>
+      <w:r>
+        <w:rPr>
+          <w:i/>
+          <w:iCs/>
+        </w:rPr>
+        <w:t xml:space="preserve">Journal of Biogeography</w:t>
       </w:r>
       <w:r>
         <w:t xml:space="preserve"> </w:t>
@@ -13356,17 +13308,17 @@
           <w:b/>
           <w:bCs/>
         </w:rPr>
-        <w:t xml:space="preserve">34</w:t>
-      </w:r>
-      <w:r>
-        <w:t xml:space="preserve">, 5164–5172.e2. (doi:</w:t>
+        <w:t xml:space="preserve">51</w:t>
+      </w:r>
+      <w:r>
+        <w:t xml:space="preserve">, 550–559. (doi:</w:t>
       </w:r>
       <w:hyperlink r:id="rId319">
         <w:r>
           <w:rPr>
             <w:rStyle w:val="Hyperlink"/>
           </w:rPr>
-          <w:t xml:space="preserve">10.1016/j.cub.2024.09.049</w:t>
+          <w:t xml:space="preserve">10.1111/jbi.14734</w:t>
         </w:r>
       </w:hyperlink>
       <w:r>
@@ -13374,7 +13326,7 @@
       </w:r>
     </w:p>
     <w:bookmarkEnd w:id="320"/>
-    <w:bookmarkStart w:id="322" w:name="X023758d2a089016cd8f0c9d2421079cf7d062ff"/>
+    <w:bookmarkStart w:id="322" w:name="X730ccd8cf8fe163c7d3b01f9fb0e7239c294754"/>
     <w:p>
       <w:pPr>
         <w:pStyle w:val="Bibliography"/>
@@ -13389,17 +13341,30 @@
         <w:t xml:space="preserve">	</w:t>
       </w:r>
       <w:r>
-        <w:t xml:space="preserve">Poisot T. 2023 Guidelines for the prediction of species interactions through binary classification.</w:t>
-      </w:r>
-      <w:r>
-        <w:t xml:space="preserve"> </w:t>
-      </w:r>
-      <w:r>
-        <w:rPr>
-          <w:i/>
-          <w:iCs/>
-        </w:rPr>
-        <w:t xml:space="preserve">Methods in Ecology and Evolution</w:t>
+        <w:t xml:space="preserve">Wooster EIF</w:t>
+      </w:r>
+      <w:r>
+        <w:t xml:space="preserve"> </w:t>
+      </w:r>
+      <w:r>
+        <w:rPr>
+          <w:i/>
+          <w:iCs/>
+        </w:rPr>
+        <w:t xml:space="preserve">et al.</w:t>
+      </w:r>
+      <w:r>
+        <w:t xml:space="preserve"> 2024 Australia’s recently established predators restore complexity to food webs simplified by extinction.</w:t>
+      </w:r>
+      <w:r>
+        <w:t xml:space="preserve"> </w:t>
+      </w:r>
+      <w:r>
+        <w:rPr>
+          <w:i/>
+          <w:iCs/>
+        </w:rPr>
+        <w:t xml:space="preserve">Current Biology</w:t>
       </w:r>
       <w:r>
         <w:t xml:space="preserve"> </w:t>
@@ -13409,17 +13374,17 @@
           <w:b/>
           <w:bCs/>
         </w:rPr>
-        <w:t xml:space="preserve">14</w:t>
-      </w:r>
-      <w:r>
-        <w:t xml:space="preserve">, 1333–1345. (doi:</w:t>
+        <w:t xml:space="preserve">34</w:t>
+      </w:r>
+      <w:r>
+        <w:t xml:space="preserve">, 5164–5172.e2. (doi:</w:t>
       </w:r>
       <w:hyperlink r:id="rId321">
         <w:r>
           <w:rPr>
             <w:rStyle w:val="Hyperlink"/>
           </w:rPr>
-          <w:t xml:space="preserve">10.1111/2041-210X.14071</w:t>
+          <w:t xml:space="preserve">10.1016/j.cub.2024.09.049</w:t>
         </w:r>
       </w:hyperlink>
       <w:r>
@@ -13427,7 +13392,7 @@
       </w:r>
     </w:p>
     <w:bookmarkEnd w:id="322"/>
-    <w:bookmarkStart w:id="324" w:name="X2292bbc2ea238f3f11086a996be45734390f150"/>
+    <w:bookmarkStart w:id="324" w:name="X023758d2a089016cd8f0c9d2421079cf7d062ff"/>
     <w:p>
       <w:pPr>
         <w:pStyle w:val="Bibliography"/>
@@ -13442,17 +13407,17 @@
         <w:t xml:space="preserve">	</w:t>
       </w:r>
       <w:r>
-        <w:t xml:space="preserve">Tylianakis JM, Laliberté E, Nielsen A, Bascompte J. 2010 Conservation of species interaction networks.</w:t>
-      </w:r>
-      <w:r>
-        <w:t xml:space="preserve"> </w:t>
-      </w:r>
-      <w:r>
-        <w:rPr>
-          <w:i/>
-          <w:iCs/>
-        </w:rPr>
-        <w:t xml:space="preserve">Biological Conservation</w:t>
+        <w:t xml:space="preserve">Poisot T. 2023 Guidelines for the prediction of species interactions through binary classification.</w:t>
+      </w:r>
+      <w:r>
+        <w:t xml:space="preserve"> </w:t>
+      </w:r>
+      <w:r>
+        <w:rPr>
+          <w:i/>
+          <w:iCs/>
+        </w:rPr>
+        <w:t xml:space="preserve">Methods in Ecology and Evolution</w:t>
       </w:r>
       <w:r>
         <w:t xml:space="preserve"> </w:t>
@@ -13462,17 +13427,17 @@
           <w:b/>
           <w:bCs/>
         </w:rPr>
-        <w:t xml:space="preserve">143</w:t>
-      </w:r>
-      <w:r>
-        <w:t xml:space="preserve">, 2270–2279. (doi:</w:t>
+        <w:t xml:space="preserve">14</w:t>
+      </w:r>
+      <w:r>
+        <w:t xml:space="preserve">, 1333–1345. (doi:</w:t>
       </w:r>
       <w:hyperlink r:id="rId323">
         <w:r>
           <w:rPr>
             <w:rStyle w:val="Hyperlink"/>
           </w:rPr>
-          <w:t xml:space="preserve">10.1016/j.biocon.2009.12.004</w:t>
+          <w:t xml:space="preserve">10.1111/2041-210X.14071</w:t>
         </w:r>
       </w:hyperlink>
       <w:r>
@@ -13480,7 +13445,7 @@
       </w:r>
     </w:p>
     <w:bookmarkEnd w:id="324"/>
-    <w:bookmarkStart w:id="326" w:name="ref-vandewalleArthropodFoodWebs2023"/>
+    <w:bookmarkStart w:id="326" w:name="X2292bbc2ea238f3f11086a996be45734390f150"/>
     <w:p>
       <w:pPr>
         <w:pStyle w:val="Bibliography"/>
@@ -13495,17 +13460,17 @@
         <w:t xml:space="preserve">	</w:t>
       </w:r>
       <w:r>
-        <w:t xml:space="preserve">Van De Walle R, Logghe G, Haas N, Massol F, Vandegehuchte ML, Bonte D. 2023 Arthropod food webs predicted from body size ratios are improved by incorporating prey defensive properties.</w:t>
-      </w:r>
-      <w:r>
-        <w:t xml:space="preserve"> </w:t>
-      </w:r>
-      <w:r>
-        <w:rPr>
-          <w:i/>
-          <w:iCs/>
-        </w:rPr>
-        <w:t xml:space="preserve">Journal of Animal Ecology</w:t>
+        <w:t xml:space="preserve">Tylianakis JM, Laliberté E, Nielsen A, Bascompte J. 2010 Conservation of species interaction networks.</w:t>
+      </w:r>
+      <w:r>
+        <w:t xml:space="preserve"> </w:t>
+      </w:r>
+      <w:r>
+        <w:rPr>
+          <w:i/>
+          <w:iCs/>
+        </w:rPr>
+        <w:t xml:space="preserve">Biological Conservation</w:t>
       </w:r>
       <w:r>
         <w:t xml:space="preserve"> </w:t>
@@ -13515,17 +13480,17 @@
           <w:b/>
           <w:bCs/>
         </w:rPr>
-        <w:t xml:space="preserve">92</w:t>
-      </w:r>
-      <w:r>
-        <w:t xml:space="preserve">, 913–924. (doi:</w:t>
+        <w:t xml:space="preserve">143</w:t>
+      </w:r>
+      <w:r>
+        <w:t xml:space="preserve">, 2270–2279. (doi:</w:t>
       </w:r>
       <w:hyperlink r:id="rId325">
         <w:r>
           <w:rPr>
             <w:rStyle w:val="Hyperlink"/>
           </w:rPr>
-          <w:t xml:space="preserve">10.1111/1365-2656.13905</w:t>
+          <w:t xml:space="preserve">10.1016/j.biocon.2009.12.004</w:t>
         </w:r>
       </w:hyperlink>
       <w:r>
@@ -13533,7 +13498,7 @@
       </w:r>
     </w:p>
     <w:bookmarkEnd w:id="326"/>
-    <w:bookmarkStart w:id="328" w:name="ref-beckerOptimisingPredictiveModels2022"/>
+    <w:bookmarkStart w:id="328" w:name="ref-vandewalleArthropodFoodWebs2023"/>
     <w:p>
       <w:pPr>
         <w:pStyle w:val="Bibliography"/>
@@ -13548,30 +13513,17 @@
         <w:t xml:space="preserve">	</w:t>
       </w:r>
       <w:r>
-        <w:t xml:space="preserve">Becker DJ</w:t>
-      </w:r>
-      <w:r>
-        <w:t xml:space="preserve"> </w:t>
-      </w:r>
-      <w:r>
-        <w:rPr>
-          <w:i/>
-          <w:iCs/>
-        </w:rPr>
-        <w:t xml:space="preserve">et al.</w:t>
-      </w:r>
-      <w:r>
-        <w:t xml:space="preserve"> 2022 Optimising predictive models to prioritise viral discovery in zoonotic reservoirs.</w:t>
-      </w:r>
-      <w:r>
-        <w:t xml:space="preserve"> </w:t>
-      </w:r>
-      <w:r>
-        <w:rPr>
-          <w:i/>
-          <w:iCs/>
-        </w:rPr>
-        <w:t xml:space="preserve">The Lancet Microbe</w:t>
+        <w:t xml:space="preserve">Van De Walle R, Logghe G, Haas N, Massol F, Vandegehuchte ML, Bonte D. 2023 Arthropod food webs predicted from body size ratios are improved by incorporating prey defensive properties.</w:t>
+      </w:r>
+      <w:r>
+        <w:t xml:space="preserve"> </w:t>
+      </w:r>
+      <w:r>
+        <w:rPr>
+          <w:i/>
+          <w:iCs/>
+        </w:rPr>
+        <w:t xml:space="preserve">Journal of Animal Ecology</w:t>
       </w:r>
       <w:r>
         <w:t xml:space="preserve"> </w:t>
@@ -13581,17 +13533,17 @@
           <w:b/>
           <w:bCs/>
         </w:rPr>
-        <w:t xml:space="preserve">3</w:t>
-      </w:r>
-      <w:r>
-        <w:t xml:space="preserve">, e625–e637. (doi:</w:t>
+        <w:t xml:space="preserve">92</w:t>
+      </w:r>
+      <w:r>
+        <w:t xml:space="preserve">, 913–924. (doi:</w:t>
       </w:r>
       <w:hyperlink r:id="rId327">
         <w:r>
           <w:rPr>
             <w:rStyle w:val="Hyperlink"/>
           </w:rPr>
-          <w:t xml:space="preserve">10.1016/S2666-5247(21)00245-7</w:t>
+          <w:t xml:space="preserve">10.1111/1365-2656.13905</w:t>
         </w:r>
       </w:hyperlink>
       <w:r>
@@ -13599,7 +13551,7 @@
       </w:r>
     </w:p>
     <w:bookmarkEnd w:id="328"/>
-    <w:bookmarkStart w:id="330" w:name="ref-terryFindingMissingLinks2020"/>
+    <w:bookmarkStart w:id="330" w:name="ref-beckerOptimisingPredictiveModels2022"/>
     <w:p>
       <w:pPr>
         <w:pStyle w:val="Bibliography"/>
@@ -13614,17 +13566,30 @@
         <w:t xml:space="preserve">	</w:t>
       </w:r>
       <w:r>
-        <w:t xml:space="preserve">Terry JCD, Lewis OT. 2020 Finding missing links in interaction networks.</w:t>
-      </w:r>
-      <w:r>
-        <w:t xml:space="preserve"> </w:t>
-      </w:r>
-      <w:r>
-        <w:rPr>
-          <w:i/>
-          <w:iCs/>
-        </w:rPr>
-        <w:t xml:space="preserve">Ecology</w:t>
+        <w:t xml:space="preserve">Becker DJ</w:t>
+      </w:r>
+      <w:r>
+        <w:t xml:space="preserve"> </w:t>
+      </w:r>
+      <w:r>
+        <w:rPr>
+          <w:i/>
+          <w:iCs/>
+        </w:rPr>
+        <w:t xml:space="preserve">et al.</w:t>
+      </w:r>
+      <w:r>
+        <w:t xml:space="preserve"> 2022 Optimising predictive models to prioritise viral discovery in zoonotic reservoirs.</w:t>
+      </w:r>
+      <w:r>
+        <w:t xml:space="preserve"> </w:t>
+      </w:r>
+      <w:r>
+        <w:rPr>
+          <w:i/>
+          <w:iCs/>
+        </w:rPr>
+        <w:t xml:space="preserve">The Lancet Microbe</w:t>
       </w:r>
       <w:r>
         <w:t xml:space="preserve"> </w:t>
@@ -13634,17 +13599,17 @@
           <w:b/>
           <w:bCs/>
         </w:rPr>
-        <w:t xml:space="preserve">101</w:t>
-      </w:r>
-      <w:r>
-        <w:t xml:space="preserve">, e03047. (doi:</w:t>
+        <w:t xml:space="preserve">3</w:t>
+      </w:r>
+      <w:r>
+        <w:t xml:space="preserve">, e625–e637. (doi:</w:t>
       </w:r>
       <w:hyperlink r:id="rId329">
         <w:r>
           <w:rPr>
             <w:rStyle w:val="Hyperlink"/>
           </w:rPr>
-          <w:t xml:space="preserve">10.1002/ecy.3047</w:t>
+          <w:t xml:space="preserve">10.1016/S2666-5247(21)00245-7</w:t>
         </w:r>
       </w:hyperlink>
       <w:r>
@@ -13652,7 +13617,7 @@
       </w:r>
     </w:p>
     <w:bookmarkEnd w:id="330"/>
-    <w:bookmarkStart w:id="332" w:name="X0db465d2ec8683a81b001c1b3069bfe5ad58a88"/>
+    <w:bookmarkStart w:id="332" w:name="ref-terryFindingMissingLinks2020"/>
     <w:p>
       <w:pPr>
         <w:pStyle w:val="Bibliography"/>
@@ -13667,91 +13632,17 @@
         <w:t xml:space="preserve">	</w:t>
       </w:r>
       <w:r>
-        <w:t xml:space="preserve">Roopnarine PD. 2006</w:t>
-      </w:r>
-      <w:r>
-        <w:t xml:space="preserve"> </w:t>
-      </w:r>
-      <w:hyperlink r:id="rId331">
-        <w:r>
-          <w:rPr>
-            <w:rStyle w:val="Hyperlink"/>
-          </w:rPr>
-          <w:t xml:space="preserve">Extinction</w:t>
-        </w:r>
-        <w:r>
-          <w:rPr>
-            <w:rStyle w:val="Hyperlink"/>
-          </w:rPr>
-          <w:t xml:space="preserve"> </w:t>
-        </w:r>
-        <w:r>
-          <w:rPr>
-            <w:rStyle w:val="Hyperlink"/>
-          </w:rPr>
-          <w:t xml:space="preserve">Cascades</w:t>
-        </w:r>
-        <w:r>
-          <w:rPr>
-            <w:rStyle w:val="Hyperlink"/>
-          </w:rPr>
-          <w:t xml:space="preserve"> </w:t>
-        </w:r>
-        <w:r>
-          <w:rPr>
-            <w:rStyle w:val="Hyperlink"/>
-          </w:rPr>
-          <w:t xml:space="preserve">and</w:t>
-        </w:r>
-        <w:r>
-          <w:rPr>
-            <w:rStyle w:val="Hyperlink"/>
-          </w:rPr>
-          <w:t xml:space="preserve"> </w:t>
-        </w:r>
-        <w:r>
-          <w:rPr>
-            <w:rStyle w:val="Hyperlink"/>
-          </w:rPr>
-          <w:t xml:space="preserve">Catastrophe</w:t>
-        </w:r>
-        <w:r>
-          <w:rPr>
-            <w:rStyle w:val="Hyperlink"/>
-          </w:rPr>
-          <w:t xml:space="preserve"> </w:t>
-        </w:r>
-        <w:r>
-          <w:rPr>
-            <w:rStyle w:val="Hyperlink"/>
-          </w:rPr>
-          <w:t xml:space="preserve">in</w:t>
-        </w:r>
-        <w:r>
-          <w:rPr>
-            <w:rStyle w:val="Hyperlink"/>
-          </w:rPr>
-          <w:t xml:space="preserve"> </w:t>
-        </w:r>
-        <w:r>
-          <w:rPr>
-            <w:rStyle w:val="Hyperlink"/>
-          </w:rPr>
-          <w:t xml:space="preserve">Ancient Food Webs</w:t>
-        </w:r>
-      </w:hyperlink>
-      <w:r>
-        <w:t xml:space="preserve">.</w:t>
-      </w:r>
-      <w:r>
-        <w:t xml:space="preserve"> </w:t>
-      </w:r>
-      <w:r>
-        <w:rPr>
-          <w:i/>
-          <w:iCs/>
-        </w:rPr>
-        <w:t xml:space="preserve">Paleobiology</w:t>
+        <w:t xml:space="preserve">Terry JCD, Lewis OT. 2020 Finding missing links in interaction networks.</w:t>
+      </w:r>
+      <w:r>
+        <w:t xml:space="preserve"> </w:t>
+      </w:r>
+      <w:r>
+        <w:rPr>
+          <w:i/>
+          <w:iCs/>
+        </w:rPr>
+        <w:t xml:space="preserve">Ecology</w:t>
       </w:r>
       <w:r>
         <w:t xml:space="preserve"> </w:t>
@@ -13761,14 +13652,25 @@
           <w:b/>
           <w:bCs/>
         </w:rPr>
-        <w:t xml:space="preserve">32</w:t>
-      </w:r>
-      <w:r>
-        <w:t xml:space="preserve">, 1–19.</w:t>
+        <w:t xml:space="preserve">101</w:t>
+      </w:r>
+      <w:r>
+        <w:t xml:space="preserve">, e03047. (doi:</w:t>
+      </w:r>
+      <w:hyperlink r:id="rId331">
+        <w:r>
+          <w:rPr>
+            <w:rStyle w:val="Hyperlink"/>
+          </w:rPr>
+          <w:t xml:space="preserve">10.1002/ecy.3047</w:t>
+        </w:r>
+      </w:hyperlink>
+      <w:r>
+        <w:t xml:space="preserve">)</w:t>
       </w:r>
     </w:p>
     <w:bookmarkEnd w:id="332"/>
-    <w:bookmarkStart w:id="334" w:name="ref-massolLinkingCommunityEcosystem2011"/>
+    <w:bookmarkStart w:id="334" w:name="X0db465d2ec8683a81b001c1b3069bfe5ad58a88"/>
     <w:p>
       <w:pPr>
         <w:pStyle w:val="Bibliography"/>
@@ -13783,17 +13685,91 @@
         <w:t xml:space="preserve">	</w:t>
       </w:r>
       <w:r>
-        <w:t xml:space="preserve">Massol F, Gravel D, Mouquet N, Cadotte MW, Fukami T, Leibold MA. 2011 Linking community and ecosystem dynamics through spatial ecology.</w:t>
-      </w:r>
-      <w:r>
-        <w:t xml:space="preserve"> </w:t>
-      </w:r>
-      <w:r>
-        <w:rPr>
-          <w:i/>
-          <w:iCs/>
-        </w:rPr>
-        <w:t xml:space="preserve">Ecology Letters</w:t>
+        <w:t xml:space="preserve">Roopnarine PD. 2006</w:t>
+      </w:r>
+      <w:r>
+        <w:t xml:space="preserve"> </w:t>
+      </w:r>
+      <w:hyperlink r:id="rId333">
+        <w:r>
+          <w:rPr>
+            <w:rStyle w:val="Hyperlink"/>
+          </w:rPr>
+          <w:t xml:space="preserve">Extinction</w:t>
+        </w:r>
+        <w:r>
+          <w:rPr>
+            <w:rStyle w:val="Hyperlink"/>
+          </w:rPr>
+          <w:t xml:space="preserve"> </w:t>
+        </w:r>
+        <w:r>
+          <w:rPr>
+            <w:rStyle w:val="Hyperlink"/>
+          </w:rPr>
+          <w:t xml:space="preserve">Cascades</w:t>
+        </w:r>
+        <w:r>
+          <w:rPr>
+            <w:rStyle w:val="Hyperlink"/>
+          </w:rPr>
+          <w:t xml:space="preserve"> </w:t>
+        </w:r>
+        <w:r>
+          <w:rPr>
+            <w:rStyle w:val="Hyperlink"/>
+          </w:rPr>
+          <w:t xml:space="preserve">and</w:t>
+        </w:r>
+        <w:r>
+          <w:rPr>
+            <w:rStyle w:val="Hyperlink"/>
+          </w:rPr>
+          <w:t xml:space="preserve"> </w:t>
+        </w:r>
+        <w:r>
+          <w:rPr>
+            <w:rStyle w:val="Hyperlink"/>
+          </w:rPr>
+          <w:t xml:space="preserve">Catastrophe</w:t>
+        </w:r>
+        <w:r>
+          <w:rPr>
+            <w:rStyle w:val="Hyperlink"/>
+          </w:rPr>
+          <w:t xml:space="preserve"> </w:t>
+        </w:r>
+        <w:r>
+          <w:rPr>
+            <w:rStyle w:val="Hyperlink"/>
+          </w:rPr>
+          <w:t xml:space="preserve">in</w:t>
+        </w:r>
+        <w:r>
+          <w:rPr>
+            <w:rStyle w:val="Hyperlink"/>
+          </w:rPr>
+          <w:t xml:space="preserve"> </w:t>
+        </w:r>
+        <w:r>
+          <w:rPr>
+            <w:rStyle w:val="Hyperlink"/>
+          </w:rPr>
+          <w:t xml:space="preserve">Ancient Food Webs</w:t>
+        </w:r>
+      </w:hyperlink>
+      <w:r>
+        <w:t xml:space="preserve">.</w:t>
+      </w:r>
+      <w:r>
+        <w:t xml:space="preserve"> </w:t>
+      </w:r>
+      <w:r>
+        <w:rPr>
+          <w:i/>
+          <w:iCs/>
+        </w:rPr>
+        <w:t xml:space="preserve">Paleobiology</w:t>
       </w:r>
       <w:r>
         <w:t xml:space="preserve"> </w:t>
@@ -13803,25 +13779,14 @@
           <w:b/>
           <w:bCs/>
         </w:rPr>
-        <w:t xml:space="preserve">14</w:t>
-      </w:r>
-      <w:r>
-        <w:t xml:space="preserve">, 313–323. (doi:</w:t>
-      </w:r>
-      <w:hyperlink r:id="rId333">
-        <w:r>
-          <w:rPr>
-            <w:rStyle w:val="Hyperlink"/>
-          </w:rPr>
-          <w:t xml:space="preserve">10.1111/j.1461-0248.2011.01588.x</w:t>
-        </w:r>
-      </w:hyperlink>
-      <w:r>
-        <w:t xml:space="preserve">)</w:t>
+        <w:t xml:space="preserve">32</w:t>
+      </w:r>
+      <w:r>
+        <w:t xml:space="preserve">, 1–19.</w:t>
       </w:r>
     </w:p>
     <w:bookmarkEnd w:id="334"/>
-    <w:bookmarkStart w:id="336" w:name="ref-liuHarnessingFoodWebs2025"/>
+    <w:bookmarkStart w:id="336" w:name="ref-massolLinkingCommunityEcosystem2011"/>
     <w:p>
       <w:pPr>
         <w:pStyle w:val="Bibliography"/>
@@ -13836,17 +13801,17 @@
         <w:t xml:space="preserve">	</w:t>
       </w:r>
       <w:r>
-        <w:t xml:space="preserve">Liu J, Liu M, Yin J, Zhang Y, Guo Y, Yu T, Yu H, Ming X. 2025 Harnessing food webs as a framework for enhancing ecosystem multifunctionality.</w:t>
-      </w:r>
-      <w:r>
-        <w:t xml:space="preserve"> </w:t>
-      </w:r>
-      <w:r>
-        <w:rPr>
-          <w:i/>
-          <w:iCs/>
-        </w:rPr>
-        <w:t xml:space="preserve">Biological Conservation</w:t>
+        <w:t xml:space="preserve">Massol F, Gravel D, Mouquet N, Cadotte MW, Fukami T, Leibold MA. 2011 Linking community and ecosystem dynamics through spatial ecology.</w:t>
+      </w:r>
+      <w:r>
+        <w:t xml:space="preserve"> </w:t>
+      </w:r>
+      <w:r>
+        <w:rPr>
+          <w:i/>
+          <w:iCs/>
+        </w:rPr>
+        <w:t xml:space="preserve">Ecology Letters</w:t>
       </w:r>
       <w:r>
         <w:t xml:space="preserve"> </w:t>
@@ -13856,17 +13821,17 @@
           <w:b/>
           <w:bCs/>
         </w:rPr>
-        <w:t xml:space="preserve">310</w:t>
-      </w:r>
-      <w:r>
-        <w:t xml:space="preserve">, 111383. (doi:</w:t>
+        <w:t xml:space="preserve">14</w:t>
+      </w:r>
+      <w:r>
+        <w:t xml:space="preserve">, 313–323. (doi:</w:t>
       </w:r>
       <w:hyperlink r:id="rId335">
         <w:r>
           <w:rPr>
             <w:rStyle w:val="Hyperlink"/>
           </w:rPr>
-          <w:t xml:space="preserve">10.1016/j.biocon.2025.111383</w:t>
+          <w:t xml:space="preserve">10.1111/j.1461-0248.2011.01588.x</w:t>
         </w:r>
       </w:hyperlink>
       <w:r>
@@ -13874,7 +13839,7 @@
       </w:r>
     </w:p>
     <w:bookmarkEnd w:id="336"/>
-    <w:bookmarkStart w:id="338" w:name="ref-fortinNetworkEcologyDynamic2021"/>
+    <w:bookmarkStart w:id="338" w:name="ref-liuHarnessingFoodWebs2025"/>
     <w:p>
       <w:pPr>
         <w:pStyle w:val="Bibliography"/>
@@ -13889,17 +13854,17 @@
         <w:t xml:space="preserve">	</w:t>
       </w:r>
       <w:r>
-        <w:t xml:space="preserve">Fortin M-J, Dale MRT, Brimacombe C. 2021 Network ecology in dynamic landscapes.</w:t>
-      </w:r>
-      <w:r>
-        <w:t xml:space="preserve"> </w:t>
-      </w:r>
-      <w:r>
-        <w:rPr>
-          <w:i/>
-          <w:iCs/>
-        </w:rPr>
-        <w:t xml:space="preserve">Proc. R. Soc. B.</w:t>
+        <w:t xml:space="preserve">Liu J, Liu M, Yin J, Zhang Y, Guo Y, Yu T, Yu H, Ming X. 2025 Harnessing food webs as a framework for enhancing ecosystem multifunctionality.</w:t>
+      </w:r>
+      <w:r>
+        <w:t xml:space="preserve"> </w:t>
+      </w:r>
+      <w:r>
+        <w:rPr>
+          <w:i/>
+          <w:iCs/>
+        </w:rPr>
+        <w:t xml:space="preserve">Biological Conservation</w:t>
       </w:r>
       <w:r>
         <w:t xml:space="preserve"> </w:t>
@@ -13909,12 +13874,65 @@
           <w:b/>
           <w:bCs/>
         </w:rPr>
+        <w:t xml:space="preserve">310</w:t>
+      </w:r>
+      <w:r>
+        <w:t xml:space="preserve">, 111383. (doi:</w:t>
+      </w:r>
+      <w:hyperlink r:id="rId337">
+        <w:r>
+          <w:rPr>
+            <w:rStyle w:val="Hyperlink"/>
+          </w:rPr>
+          <w:t xml:space="preserve">10.1016/j.biocon.2025.111383</w:t>
+        </w:r>
+      </w:hyperlink>
+      <w:r>
+        <w:t xml:space="preserve">)</w:t>
+      </w:r>
+    </w:p>
+    <w:bookmarkEnd w:id="338"/>
+    <w:bookmarkStart w:id="340" w:name="ref-fortinNetworkEcologyDynamic2021"/>
+    <w:p>
+      <w:pPr>
+        <w:pStyle w:val="Bibliography"/>
+      </w:pPr>
+      <w:r>
+        <w:t xml:space="preserve">154.</w:t>
+      </w:r>
+      <w:r>
+        <w:t xml:space="preserve"> </w:t>
+      </w:r>
+      <w:r>
+        <w:t xml:space="preserve">	</w:t>
+      </w:r>
+      <w:r>
+        <w:t xml:space="preserve">Fortin M-J, Dale MRT, Brimacombe C. 2021 Network ecology in dynamic landscapes.</w:t>
+      </w:r>
+      <w:r>
+        <w:t xml:space="preserve"> </w:t>
+      </w:r>
+      <w:r>
+        <w:rPr>
+          <w:i/>
+          <w:iCs/>
+        </w:rPr>
+        <w:t xml:space="preserve">Proc. R. Soc. B.</w:t>
+      </w:r>
+      <w:r>
+        <w:t xml:space="preserve"> </w:t>
+      </w:r>
+      <w:r>
+        <w:rPr>
+          <w:b/>
+          <w:bCs/>
+        </w:rPr>
         <w:t xml:space="preserve">288</w:t>
       </w:r>
       <w:r>
         <w:t xml:space="preserve">, rspb.2020.1889, 20201889. (doi:</w:t>
       </w:r>
-      <w:hyperlink r:id="rId337">
+      <w:hyperlink r:id="rId339">
         <w:r>
           <w:rPr>
             <w:rStyle w:val="Hyperlink"/>
@@ -13926,14 +13944,14 @@
         <w:t xml:space="preserve">)</w:t>
       </w:r>
     </w:p>
-    <w:bookmarkEnd w:id="338"/>
-    <w:bookmarkStart w:id="340" w:name="X19ae0996a3277bbc8bb2a7aff1622ec0c861aa4"/>
-    <w:p>
-      <w:pPr>
-        <w:pStyle w:val="Bibliography"/>
-      </w:pPr>
-      <w:r>
-        <w:t xml:space="preserve">154.</w:t>
+    <w:bookmarkEnd w:id="340"/>
+    <w:bookmarkStart w:id="342" w:name="X19ae0996a3277bbc8bb2a7aff1622ec0c861aa4"/>
+    <w:p>
+      <w:pPr>
+        <w:pStyle w:val="Bibliography"/>
+      </w:pPr>
+      <w:r>
+        <w:t xml:space="preserve">155.</w:t>
       </w:r>
       <w:r>
         <w:t xml:space="preserve"> </w:t>
@@ -13960,7 +13978,7 @@
       <w:r>
         <w:t xml:space="preserve"> </w:t>
       </w:r>
-      <w:hyperlink r:id="rId339">
+      <w:hyperlink r:id="rId341">
         <w:r>
           <w:rPr>
             <w:rStyle w:val="Hyperlink"/>
@@ -13975,14 +13993,14 @@
         <w:t xml:space="preserve"> </w:t>
       </w:r>
     </w:p>
-    <w:bookmarkEnd w:id="340"/>
-    <w:bookmarkStart w:id="342" w:name="ref-oconnorUntappedPotentialFood2025"/>
-    <w:p>
-      <w:pPr>
-        <w:pStyle w:val="Bibliography"/>
-      </w:pPr>
-      <w:r>
-        <w:t xml:space="preserve">155.</w:t>
+    <w:bookmarkEnd w:id="342"/>
+    <w:bookmarkStart w:id="344" w:name="ref-oconnorUntappedPotentialFood2025"/>
+    <w:p>
+      <w:pPr>
+        <w:pStyle w:val="Bibliography"/>
+      </w:pPr>
+      <w:r>
+        <w:t xml:space="preserve">156.</w:t>
       </w:r>
       <w:r>
         <w:t xml:space="preserve"> </w:t>
@@ -14009,7 +14027,7 @@
       <w:r>
         <w:t xml:space="preserve"> </w:t>
       </w:r>
-      <w:hyperlink r:id="rId341">
+      <w:hyperlink r:id="rId343">
         <w:r>
           <w:rPr>
             <w:rStyle w:val="Hyperlink"/>
@@ -14024,9 +14042,9 @@
         <w:t xml:space="preserve"> </w:t>
       </w:r>
     </w:p>
-    <w:bookmarkEnd w:id="342"/>
-    <w:bookmarkEnd w:id="343"/>
     <w:bookmarkEnd w:id="344"/>
+    <w:bookmarkEnd w:id="345"/>
+    <w:bookmarkEnd w:id="346"/>
     <w:sectPr>
       <w:footnotePr>
         <w:numRestart w:val="eachSect"/>
